--- a/docs/procedures/registration_capture_procedure.docx
+++ b/docs/procedures/registration_capture_procedure.docx
@@ -1313,7 +1313,13 @@
         <w:pStyle w:val="FirstParagraph"/>
       </w:pPr>
       <w:r>
-        <w:t xml:space="preserve">(Use your board’s half-sizes in place of 100 75.) It writes</w:t>
+        <w:t xml:space="preserve">(Use your board’s half-sizes in place of 100 75.) It writes three files: the pose</w:t>
+      </w:r>
+      <w:r>
+        <w:t xml:space="preserve"> </w:t>
+      </w:r>
+      <w:r>
+        <w:t xml:space="preserve">list</w:t>
       </w:r>
       <w:r>
         <w:t xml:space="preserve"> </w:t>
@@ -1325,7 +1331,10 @@
         <w:t xml:space="preserve">plan/poses.csv</w:t>
       </w:r>
       <w:r>
-        <w:t xml:space="preserve">,</w:t>
+        <w:t xml:space="preserve"> </w:t>
+      </w:r>
+      <w:r>
+        <w:t xml:space="preserve">for the robot program, a report</w:t>
       </w:r>
       <w:r>
         <w:t xml:space="preserve"> </w:t>
@@ -1340,7 +1349,7 @@
         <w:t xml:space="preserve"> </w:t>
       </w:r>
       <w:r>
-        <w:t xml:space="preserve">and a picture</w:t>
+        <w:t xml:space="preserve">(explained below), and a picture</w:t>
       </w:r>
       <w:r>
         <w:t xml:space="preserve"> </w:t>
@@ -1355,13 +1364,13 @@
         <w:t xml:space="preserve"> </w:t>
       </w:r>
       <w:r>
-        <w:t xml:space="preserve">(figure 2 shows the picture for</w:t>
-      </w:r>
-      <w:r>
-        <w:t xml:space="preserve"> </w:t>
-      </w:r>
-      <w:r>
-        <w:t xml:space="preserve">the default settings). The plan with the default settings is:</w:t>
+        <w:t xml:space="preserve">(figure 2 shows the picture for the</w:t>
+      </w:r>
+      <w:r>
+        <w:t xml:space="preserve"> </w:t>
+      </w:r>
+      <w:r>
+        <w:t xml:space="preserve">default settings). The plan with the default settings is:</w:t>
       </w:r>
     </w:p>
     <w:p>
@@ -1413,7 +1422,204 @@
         <w:pStyle w:val="BodyText"/>
       </w:pPr>
       <w:r>
-        <w:t xml:space="preserve">The plan summary for these settings (reproduced from</w:t>
+        <w:t xml:space="preserve">What the plan tool prints. Besides the three files, the tool prints a plain-text</w:t>
+      </w:r>
+      <w:r>
+        <w:t xml:space="preserve"> </w:t>
+      </w:r>
+      <w:r>
+        <w:t xml:space="preserve">summary to the screen and saves the same text as</w:t>
+      </w:r>
+      <w:r>
+        <w:t xml:space="preserve"> </w:t>
+      </w:r>
+      <w:r>
+        <w:rPr>
+          <w:rStyle w:val="VerbatimChar"/>
+        </w:rPr>
+        <w:t xml:space="preserve">plan/plan_summary.txt</w:t>
+      </w:r>
+      <w:r>
+        <w:t xml:space="preserve">. It is not</w:t>
+      </w:r>
+      <w:r>
+        <w:t xml:space="preserve"> </w:t>
+      </w:r>
+      <w:r>
+        <w:t xml:space="preserve">something you fill in; it is the tool’s report on the plan it just made. The block</w:t>
+      </w:r>
+      <w:r>
+        <w:t xml:space="preserve"> </w:t>
+      </w:r>
+      <w:r>
+        <w:t xml:space="preserve">below is that report for the default settings, a 640 x 480 sensor and a nominal</w:t>
+      </w:r>
+      <w:r>
+        <w:t xml:space="preserve"> </w:t>
+      </w:r>
+      <w:r>
+        <w:t xml:space="preserve">sensor position (your own run shows the same layout with your numbers). Read it</w:t>
+      </w:r>
+      <w:r>
+        <w:t xml:space="preserve"> </w:t>
+      </w:r>
+      <w:r>
+        <w:t xml:space="preserve">before handing the plan to the robot programmer:</w:t>
+      </w:r>
+    </w:p>
+    <w:p>
+      <w:pPr>
+        <w:pStyle w:val="Compact"/>
+        <w:numPr>
+          <w:ilvl w:val="0"/>
+          <w:numId w:val="1003"/>
+        </w:numPr>
+      </w:pPr>
+      <w:r>
+        <w:t xml:space="preserve">The table gives, for every standoff and tilt, how many poses were planned, how</w:t>
+      </w:r>
+      <w:r>
+        <w:t xml:space="preserve"> </w:t>
+      </w:r>
+      <w:r>
+        <w:t xml:space="preserve">many were dropped because a board corner would fall too near the image edge, how</w:t>
+      </w:r>
+      <w:r>
+        <w:t xml:space="preserve"> </w:t>
+      </w:r>
+      <w:r>
+        <w:t xml:space="preserve">many are kept, and how many of those are tagged held out. A few dropped poses are</w:t>
+      </w:r>
+      <w:r>
+        <w:t xml:space="preserve"> </w:t>
+      </w:r>
+      <w:r>
+        <w:t xml:space="preserve">normal; if a whole row is dropped, the board is too large for that standoff in</w:t>
+      </w:r>
+      <w:r>
+        <w:t xml:space="preserve"> </w:t>
+      </w:r>
+      <w:r>
+        <w:t xml:space="preserve">this sensor’s field, and the line after the table says which option to change.</w:t>
+      </w:r>
+    </w:p>
+    <w:p>
+      <w:pPr>
+        <w:pStyle w:val="Compact"/>
+        <w:numPr>
+          <w:ilvl w:val="0"/>
+          <w:numId w:val="1003"/>
+        </w:numPr>
+      </w:pPr>
+      <w:r>
+        <w:rPr>
+          <w:rStyle w:val="VerbatimChar"/>
+        </w:rPr>
+        <w:t xml:space="preserve">normal spread</w:t>
+      </w:r>
+      <w:r>
+        <w:t xml:space="preserve"> </w:t>
+      </w:r>
+      <w:r>
+        <w:t xml:space="preserve">says how well the tilts cover all directions; the registration</w:t>
+      </w:r>
+      <w:r>
+        <w:t xml:space="preserve"> </w:t>
+      </w:r>
+      <w:r>
+        <w:t xml:space="preserve">refuses a set below 0.05. The default plan gives about 0.28.</w:t>
+      </w:r>
+      <w:r>
+        <w:t xml:space="preserve"> </w:t>
+      </w:r>
+      <w:r>
+        <w:rPr>
+          <w:rStyle w:val="VerbatimChar"/>
+        </w:rPr>
+        <w:t xml:space="preserve">similarity spread</w:t>
+      </w:r>
+      <w:r>
+        <w:t xml:space="preserve"> </w:t>
+      </w:r>
+      <w:r>
+        <w:t xml:space="preserve">matters only for the optional scale analysis and must exceed 0.01.</w:t>
+      </w:r>
+    </w:p>
+    <w:p>
+      <w:pPr>
+        <w:pStyle w:val="Compact"/>
+        <w:numPr>
+          <w:ilvl w:val="0"/>
+          <w:numId w:val="1003"/>
+        </w:numPr>
+      </w:pPr>
+      <w:r>
+        <w:t xml:space="preserve">The</w:t>
+      </w:r>
+      <w:r>
+        <w:t xml:space="preserve"> </w:t>
+      </w:r>
+      <w:r>
+        <w:rPr>
+          <w:rStyle w:val="VerbatimChar"/>
+        </w:rPr>
+        <w:t xml:space="preserve">predicted ... RMS error</w:t>
+      </w:r>
+      <w:r>
+        <w:t xml:space="preserve"> </w:t>
+      </w:r>
+      <w:r>
+        <w:t xml:space="preserve">lines are the registration error to expect if the</w:t>
+      </w:r>
+      <w:r>
+        <w:t xml:space="preserve"> </w:t>
+      </w:r>
+      <w:r>
+        <w:t xml:space="preserve">sensor’s planes are good to 0.2 degrees and 0.2 mm; they are an order of</w:t>
+      </w:r>
+      <w:r>
+        <w:t xml:space="preserve"> </w:t>
+      </w:r>
+      <w:r>
+        <w:t xml:space="preserve">magnitude, not a promise. The second quality block repeats the numbers for the</w:t>
+      </w:r>
+      <w:r>
+        <w:t xml:space="preserve"> </w:t>
+      </w:r>
+      <w:r>
+        <w:t xml:space="preserve">poses that are not held out, which is the set the engineer fits.</w:t>
+      </w:r>
+    </w:p>
+    <w:p>
+      <w:pPr>
+        <w:pStyle w:val="Compact"/>
+        <w:numPr>
+          <w:ilvl w:val="0"/>
+          <w:numId w:val="1003"/>
+        </w:numPr>
+      </w:pPr>
+      <w:r>
+        <w:t xml:space="preserve">The last two lines are the size of the job: the number of poses, and the number of</w:t>
+      </w:r>
+      <w:r>
+        <w:t xml:space="preserve"> </w:t>
+      </w:r>
+      <w:r>
+        <w:t xml:space="preserve">pose visits and capture files once both sub-procedures (section 6) have been run.</w:t>
+      </w:r>
+      <w:r>
+        <w:t xml:space="preserve"> </w:t>
+      </w:r>
+      <w:r>
+        <w:t xml:space="preserve">Check them against the time and disk space available before starting.</w:t>
+      </w:r>
+    </w:p>
+    <w:p>
+      <w:pPr>
+        <w:pStyle w:val="FirstParagraph"/>
+      </w:pPr>
+      <w:r>
+        <w:t xml:space="preserve">Send</w:t>
       </w:r>
       <w:r>
         <w:t xml:space="preserve"> </w:t>
@@ -1425,7 +1631,16 @@
         <w:t xml:space="preserve">plan_summary.txt</w:t>
       </w:r>
       <w:r>
-        <w:t xml:space="preserve">, and kept in</w:t>
+        <w:t xml:space="preserve"> </w:t>
+      </w:r>
+      <w:r>
+        <w:t xml:space="preserve">to the engineer with the other deliverables (section 9). The</w:t>
+      </w:r>
+      <w:r>
+        <w:t xml:space="preserve"> </w:t>
+      </w:r>
+      <w:r>
+        <w:t xml:space="preserve">example below is also kept as</w:t>
       </w:r>
       <w:r>
         <w:t xml:space="preserve"> </w:t>
@@ -1437,7 +1652,7 @@
         <w:t xml:space="preserve">figures/plan_example_summary.txt</w:t>
       </w:r>
       <w:r>
-        <w:t xml:space="preserve">):</w:t>
+        <w:t xml:space="preserve">.</w:t>
       </w:r>
     </w:p>
     <w:p>
@@ -1457,7 +1672,7 @@
         <w:rPr>
           <w:rStyle w:val="VerbatimChar"/>
         </w:rPr>
-        <w:t xml:space="preserve">Sensor-to-base transform: matrix from /tmp/tmpo8ktdcjp/sensor.json</w:t>
+        <w:t xml:space="preserve">Sensor-to-base transform: matrix from boot.json</w:t>
       </w:r>
       <w:r>
         <w:br/>
@@ -2217,212 +2432,11 @@
         <w:pStyle w:val="Compact"/>
         <w:numPr>
           <w:ilvl w:val="0"/>
-          <w:numId w:val="1003"/>
+          <w:numId w:val="1004"/>
         </w:numPr>
       </w:pPr>
       <w:r>
         <w:t xml:space="preserve">Move to the target pose with one joint move, from wherever the robot is.</w:t>
-      </w:r>
-    </w:p>
-    <w:p>
-      <w:pPr>
-        <w:pStyle w:val="Compact"/>
-        <w:numPr>
-          <w:ilvl w:val="0"/>
-          <w:numId w:val="1003"/>
-        </w:numPr>
-      </w:pPr>
-      <w:r>
-        <w:t xml:space="preserve">Wait 1.5 seconds for vibration to settle.</w:t>
-      </w:r>
-    </w:p>
-    <w:p>
-      <w:pPr>
-        <w:pStyle w:val="Compact"/>
-        <w:numPr>
-          <w:ilvl w:val="0"/>
-          <w:numId w:val="1003"/>
-        </w:numPr>
-      </w:pPr>
-      <w:r>
-        <w:t xml:space="preserve">Trigger the capture of 5 frames; file names</w:t>
-      </w:r>
-      <w:r>
-        <w:t xml:space="preserve"> </w:t>
-      </w:r>
-      <w:r>
-        <w:rPr>
-          <w:rStyle w:val="VerbatimChar"/>
-        </w:rPr>
-        <w:t xml:space="preserve">&lt;pose_id&gt;_Index00.mc</w:t>
-      </w:r>
-      <w:r>
-        <w:t xml:space="preserve"> </w:t>
-      </w:r>
-      <w:r>
-        <w:t xml:space="preserve">to</w:t>
-      </w:r>
-      <w:r>
-        <w:t xml:space="preserve"> </w:t>
-      </w:r>
-      <w:r>
-        <w:rPr>
-          <w:rStyle w:val="VerbatimChar"/>
-        </w:rPr>
-        <w:t xml:space="preserve">&lt;pose_id&gt;_Index04.mc</w:t>
-      </w:r>
-      <w:r>
-        <w:t xml:space="preserve">, in the folder</w:t>
-      </w:r>
-      <w:r>
-        <w:t xml:space="preserve"> </w:t>
-      </w:r>
-      <w:r>
-        <w:rPr>
-          <w:rStyle w:val="VerbatimChar"/>
-        </w:rPr>
-        <w:t xml:space="preserve">captures_A/</w:t>
-      </w:r>
-      <w:r>
-        <w:t xml:space="preserve">.</w:t>
-      </w:r>
-    </w:p>
-    <w:p>
-      <w:pPr>
-        <w:pStyle w:val="Compact"/>
-        <w:numPr>
-          <w:ilvl w:val="0"/>
-          <w:numId w:val="1003"/>
-        </w:numPr>
-      </w:pPr>
-      <w:r>
-        <w:t xml:space="preserve">Read the robot’s actual reported tool pose (not the commanded one, the reported</w:t>
-      </w:r>
-      <w:r>
-        <w:t xml:space="preserve"> </w:t>
-      </w:r>
-      <w:r>
-        <w:t xml:space="preserve">one) and, if the controller gives them, the six joint angles; append them to the</w:t>
-      </w:r>
-      <w:r>
-        <w:t xml:space="preserve"> </w:t>
-      </w:r>
-      <w:r>
-        <w:t xml:space="preserve">pose log</w:t>
-      </w:r>
-      <w:r>
-        <w:t xml:space="preserve"> </w:t>
-      </w:r>
-      <w:r>
-        <w:rPr>
-          <w:rStyle w:val="VerbatimChar"/>
-        </w:rPr>
-        <w:t xml:space="preserve">pose_log_A.csv</w:t>
-      </w:r>
-      <w:r>
-        <w:t xml:space="preserve"> </w:t>
-      </w:r>
-      <w:r>
-        <w:t xml:space="preserve">(section 7).</w:t>
-      </w:r>
-    </w:p>
-    <w:p>
-      <w:pPr>
-        <w:pStyle w:val="Compact"/>
-        <w:numPr>
-          <w:ilvl w:val="0"/>
-          <w:numId w:val="1003"/>
-        </w:numPr>
-      </w:pPr>
-      <w:r>
-        <w:t xml:space="preserve">Move on.</w:t>
-      </w:r>
-    </w:p>
-    <w:p>
-      <w:pPr>
-        <w:pStyle w:val="FirstParagraph"/>
-      </w:pPr>
-      <w:r>
-        <w:rPr>
-          <w:b/>
-          <w:bCs/>
-        </w:rPr>
-        <w:t xml:space="preserve">Sub-procedure B,</w:t>
-      </w:r>
-      <w:r>
-        <w:rPr>
-          <w:b/>
-          <w:bCs/>
-        </w:rPr>
-        <w:t xml:space="preserve"> </w:t>
-      </w:r>
-      <w:r>
-        <w:rPr>
-          <w:b/>
-          <w:bCs/>
-        </w:rPr>
-        <w:t xml:space="preserve">“minimizing backlash”</w:t>
-      </w:r>
-      <w:r>
-        <w:rPr>
-          <w:b/>
-          <w:bCs/>
-        </w:rPr>
-        <w:t xml:space="preserve">.</w:t>
-      </w:r>
-      <w:r>
-        <w:t xml:space="preserve"> </w:t>
-      </w:r>
-      <w:r>
-        <w:t xml:space="preserve">The idea: gear backlash means the flange</w:t>
-      </w:r>
-      <w:r>
-        <w:t xml:space="preserve"> </w:t>
-      </w:r>
-      <w:r>
-        <w:t xml:space="preserve">can sit on either side of a small dead band after a move, depending on which way each</w:t>
-      </w:r>
-      <w:r>
-        <w:t xml:space="preserve"> </w:t>
-      </w:r>
-      <w:r>
-        <w:t xml:space="preserve">joint last moved. Approaching every target pose with the same final move makes the</w:t>
-      </w:r>
-      <w:r>
-        <w:t xml:space="preserve"> </w:t>
-      </w:r>
-      <w:r>
-        <w:t xml:space="preserve">last motion of each joint the same at every pose, as far as the geometry allows, so</w:t>
-      </w:r>
-      <w:r>
-        <w:t xml:space="preserve"> </w:t>
-      </w:r>
-      <w:r>
-        <w:t xml:space="preserve">the dead band is taken up the same way each time and its effect is constant instead</w:t>
-      </w:r>
-      <w:r>
-        <w:t xml:space="preserve"> </w:t>
-      </w:r>
-      <w:r>
-        <w:t xml:space="preserve">of random. The approach pose in the plan is the target pose moved back 40 mm along</w:t>
-      </w:r>
-      <w:r>
-        <w:t xml:space="preserve"> </w:t>
-      </w:r>
-      <w:r>
-        <w:t xml:space="preserve">the board’s own normal (away from the sensor) and turned 3 degrees about the board’s</w:t>
-      </w:r>
-      <w:r>
-        <w:t xml:space="preserve"> </w:t>
-      </w:r>
-      <w:r>
-        <w:t xml:space="preserve">long edge; the final move is therefore the same 40 mm advance and 3 degree turn at</w:t>
-      </w:r>
-      <w:r>
-        <w:t xml:space="preserve"> </w:t>
-      </w:r>
-      <w:r>
-        <w:t xml:space="preserve">every pose. Robot program outline, for each row:</w:t>
       </w:r>
     </w:p>
     <w:p>
@@ -2434,7 +2448,7 @@
         </w:numPr>
       </w:pPr>
       <w:r>
-        <w:t xml:space="preserve">Move to the approach pose with a joint move, from wherever the robot is.</w:t>
+        <w:t xml:space="preserve">Wait 1.5 seconds for vibration to settle.</w:t>
       </w:r>
     </w:p>
     <w:p>
@@ -2446,7 +2460,46 @@
         </w:numPr>
       </w:pPr>
       <w:r>
-        <w:t xml:space="preserve">Wait 0.5 seconds.</w:t>
+        <w:t xml:space="preserve">Trigger the capture of 5 frames; file names</w:t>
+      </w:r>
+      <w:r>
+        <w:t xml:space="preserve"> </w:t>
+      </w:r>
+      <w:r>
+        <w:rPr>
+          <w:rStyle w:val="VerbatimChar"/>
+        </w:rPr>
+        <w:t xml:space="preserve">&lt;pose_id&gt;_Index00.mc</w:t>
+      </w:r>
+      <w:r>
+        <w:t xml:space="preserve"> </w:t>
+      </w:r>
+      <w:r>
+        <w:t xml:space="preserve">to</w:t>
+      </w:r>
+      <w:r>
+        <w:t xml:space="preserve"> </w:t>
+      </w:r>
+      <w:r>
+        <w:rPr>
+          <w:rStyle w:val="VerbatimChar"/>
+        </w:rPr>
+        <w:t xml:space="preserve">&lt;pose_id&gt;_Index04.mc</w:t>
+      </w:r>
+      <w:r>
+        <w:t xml:space="preserve">, in the folder</w:t>
+      </w:r>
+      <w:r>
+        <w:t xml:space="preserve"> </w:t>
+      </w:r>
+      <w:r>
+        <w:rPr>
+          <w:rStyle w:val="VerbatimChar"/>
+        </w:rPr>
+        <w:t xml:space="preserve">captures_A/</w:t>
+      </w:r>
+      <w:r>
+        <w:t xml:space="preserve">.</w:t>
       </w:r>
     </w:p>
     <w:p>
@@ -2458,49 +2511,34 @@
         </w:numPr>
       </w:pPr>
       <w:r>
-        <w:t xml:space="preserve">Make a linear move onto the target pose, at the same speed for every pose, without</w:t>
-      </w:r>
-      <w:r>
-        <w:t xml:space="preserve"> </w:t>
-      </w:r>
-      <w:r>
-        <w:t xml:space="preserve">stopping or reversing on the way. If the controller offers a</w:t>
-      </w:r>
-      <w:r>
-        <w:t xml:space="preserve"> </w:t>
-      </w:r>
-      <w:r>
-        <w:t xml:space="preserve">“fine”</w:t>
-      </w:r>
-      <w:r>
-        <w:t xml:space="preserve"> </w:t>
-      </w:r>
-      <w:r>
-        <w:t xml:space="preserve">or</w:t>
-      </w:r>
-      <w:r>
-        <w:t xml:space="preserve"> </w:t>
-      </w:r>
-      <w:r>
-        <w:t xml:space="preserve">“exact</w:t>
-      </w:r>
-      <w:r>
-        <w:t xml:space="preserve"> </w:t>
-      </w:r>
-      <w:r>
-        <w:t xml:space="preserve">stop”</w:t>
-      </w:r>
-      <w:r>
-        <w:t xml:space="preserve"> </w:t>
-      </w:r>
-      <w:r>
-        <w:t xml:space="preserve">positioning mode for the end of a move, use it here and in sub-procedure A</w:t>
-      </w:r>
-      <w:r>
-        <w:t xml:space="preserve"> </w:t>
-      </w:r>
-      <w:r>
-        <w:t xml:space="preserve">alike.</w:t>
+        <w:t xml:space="preserve">Read the robot’s actual reported tool pose (not the commanded one, the reported</w:t>
+      </w:r>
+      <w:r>
+        <w:t xml:space="preserve"> </w:t>
+      </w:r>
+      <w:r>
+        <w:t xml:space="preserve">one) and, if the controller gives them, the six joint angles; append them to the</w:t>
+      </w:r>
+      <w:r>
+        <w:t xml:space="preserve"> </w:t>
+      </w:r>
+      <w:r>
+        <w:t xml:space="preserve">pose log</w:t>
+      </w:r>
+      <w:r>
+        <w:t xml:space="preserve"> </w:t>
+      </w:r>
+      <w:r>
+        <w:rPr>
+          <w:rStyle w:val="VerbatimChar"/>
+        </w:rPr>
+        <w:t xml:space="preserve">pose_log_A.csv</w:t>
+      </w:r>
+      <w:r>
+        <w:t xml:space="preserve"> </w:t>
+      </w:r>
+      <w:r>
+        <w:t xml:space="preserve">(section 7).</w:t>
       </w:r>
     </w:p>
     <w:p>
@@ -2512,234 +2550,94 @@
         </w:numPr>
       </w:pPr>
       <w:r>
-        <w:t xml:space="preserve">Wait 1.5 seconds for vibration to settle.</w:t>
-      </w:r>
-    </w:p>
-    <w:p>
-      <w:pPr>
-        <w:pStyle w:val="Compact"/>
-        <w:numPr>
-          <w:ilvl w:val="0"/>
-          <w:numId w:val="1004"/>
-        </w:numPr>
-      </w:pPr>
-      <w:r>
-        <w:t xml:space="preserve">Trigger the capture of 5 frames; file names as above, in the folder</w:t>
-      </w:r>
-      <w:r>
-        <w:t xml:space="preserve"> </w:t>
-      </w:r>
-      <w:r>
-        <w:rPr>
-          <w:rStyle w:val="VerbatimChar"/>
-        </w:rPr>
-        <w:t xml:space="preserve">captures_B/</w:t>
-      </w:r>
-      <w:r>
+        <w:t xml:space="preserve">Move on.</w:t>
+      </w:r>
+    </w:p>
+    <w:p>
+      <w:pPr>
+        <w:pStyle w:val="FirstParagraph"/>
+      </w:pPr>
+      <w:r>
+        <w:rPr>
+          <w:b/>
+          <w:bCs/>
+        </w:rPr>
+        <w:t xml:space="preserve">Sub-procedure B,</w:t>
+      </w:r>
+      <w:r>
+        <w:rPr>
+          <w:b/>
+          <w:bCs/>
+        </w:rPr>
+        <w:t xml:space="preserve"> </w:t>
+      </w:r>
+      <w:r>
+        <w:rPr>
+          <w:b/>
+          <w:bCs/>
+        </w:rPr>
+        <w:t xml:space="preserve">“minimizing backlash”</w:t>
+      </w:r>
+      <w:r>
+        <w:rPr>
+          <w:b/>
+          <w:bCs/>
+        </w:rPr>
         <w:t xml:space="preserve">.</w:t>
       </w:r>
-    </w:p>
-    <w:p>
-      <w:pPr>
-        <w:pStyle w:val="Compact"/>
-        <w:numPr>
-          <w:ilvl w:val="0"/>
-          <w:numId w:val="1004"/>
-        </w:numPr>
-      </w:pPr>
-      <w:r>
-        <w:t xml:space="preserve">Read the reported tool pose and, if available, the joint angles at the target,</w:t>
-      </w:r>
-      <w:r>
-        <w:t xml:space="preserve"> </w:t>
-      </w:r>
-      <w:r>
-        <w:t xml:space="preserve">and append them to</w:t>
-      </w:r>
-      <w:r>
-        <w:t xml:space="preserve"> </w:t>
-      </w:r>
-      <w:r>
-        <w:rPr>
-          <w:rStyle w:val="VerbatimChar"/>
-        </w:rPr>
-        <w:t xml:space="preserve">pose_log_B.csv</w:t>
-      </w:r>
-      <w:r>
-        <w:t xml:space="preserve">; if the controller can also report the joint</w:t>
-      </w:r>
-      <w:r>
-        <w:t xml:space="preserve"> </w:t>
-      </w:r>
-      <w:r>
-        <w:t xml:space="preserve">angles at the approach pose, log those in the</w:t>
-      </w:r>
-      <w:r>
-        <w:t xml:space="preserve"> </w:t>
-      </w:r>
-      <w:r>
-        <w:rPr>
-          <w:rStyle w:val="VerbatimChar"/>
-        </w:rPr>
-        <w:t xml:space="preserve">approach_j1..approach_j6</w:t>
-      </w:r>
-      <w:r>
-        <w:t xml:space="preserve"> </w:t>
-      </w:r>
-      <w:r>
-        <w:t xml:space="preserve">columns.</w:t>
-      </w:r>
-      <w:r>
-        <w:t xml:space="preserve"> </w:t>
-      </w:r>
-      <w:r>
-        <w:t xml:space="preserve">The check tool uses them to confirm that each joint’s final motion had the same</w:t>
-      </w:r>
-      <w:r>
-        <w:t xml:space="preserve"> </w:t>
-      </w:r>
-      <w:r>
-        <w:t xml:space="preserve">direction at every pose.</w:t>
-      </w:r>
-    </w:p>
-    <w:p>
-      <w:pPr>
-        <w:pStyle w:val="Compact"/>
-        <w:numPr>
-          <w:ilvl w:val="0"/>
-          <w:numId w:val="1004"/>
-        </w:numPr>
-      </w:pPr>
-      <w:r>
-        <w:t xml:space="preserve">Move on.</w:t>
-      </w:r>
-    </w:p>
-    <w:p>
-      <w:pPr>
-        <w:pStyle w:val="FirstParagraph"/>
-      </w:pPr>
-      <w:r>
-        <w:t xml:space="preserve">Use the same speed and acceleration settings in both sub-procedures. Do all of A,</w:t>
-      </w:r>
-      <w:r>
-        <w:t xml:space="preserve"> </w:t>
-      </w:r>
-      <w:r>
-        <w:t xml:space="preserve">then all of B (or the other way round); do not interleave, and do not move the</w:t>
-      </w:r>
-      <w:r>
-        <w:t xml:space="preserve"> </w:t>
-      </w:r>
-      <w:r>
-        <w:t xml:space="preserve">sensor or remount the board between them. At about 8 seconds per pose in A and 12 in</w:t>
-      </w:r>
-      <w:r>
-        <w:t xml:space="preserve"> </w:t>
-      </w:r>
-      <w:r>
-        <w:t xml:space="preserve">B, the robot time for the default plan of about 240 poses is about 80 minutes in</w:t>
-      </w:r>
-      <w:r>
-        <w:t xml:space="preserve"> </w:t>
-      </w:r>
-      <w:r>
-        <w:t xml:space="preserve">all; plan on about three hours including the setup and the checks.</w:t>
-      </w:r>
-    </w:p>
-    <w:bookmarkEnd w:id="20"/>
-    <w:bookmarkStart w:id="21" w:name="Xc279066e6a46f3b5efa771585a0fe6c1009c89c"/>
-    <w:p>
-      <w:pPr>
-        <w:pStyle w:val="Heading2"/>
-      </w:pPr>
-      <w:r>
-        <w:t xml:space="preserve">7. Recording the poses: the pose log and the manifest</w:t>
-      </w:r>
-    </w:p>
-    <w:p>
-      <w:pPr>
-        <w:pStyle w:val="FirstParagraph"/>
-      </w:pPr>
-      <w:r>
-        <w:t xml:space="preserve">The capture software writes the sensor data. The pose must be recorded separately,</w:t>
-      </w:r>
-      <w:r>
-        <w:t xml:space="preserve"> </w:t>
-      </w:r>
-      <w:r>
-        <w:t xml:space="preserve">in one of two ways. Both are supported; use the first if the capture software can do it.</w:t>
-      </w:r>
-    </w:p>
-    <w:p>
-      <w:pPr>
-        <w:pStyle w:val="BodyText"/>
-      </w:pPr>
-      <w:r>
-        <w:t xml:space="preserve">Option A, pose in the file header. If the capture software can be given the robot’s</w:t>
-      </w:r>
-      <w:r>
-        <w:t xml:space="preserve"> </w:t>
-      </w:r>
-      <w:r>
-        <w:t xml:space="preserve">pose at capture time, it writes it into the file’s header under the key</w:t>
-      </w:r>
-      <w:r>
-        <w:t xml:space="preserve"> </w:t>
-      </w:r>
-      <w:r>
-        <w:rPr>
-          <w:rStyle w:val="VerbatimChar"/>
-        </w:rPr>
-        <w:t xml:space="preserve">robotPose</w:t>
-      </w:r>
-      <w:r>
-        <w:t xml:space="preserve"> </w:t>
-      </w:r>
-      <w:r>
-        <w:t xml:space="preserve">as a 4 x 4 matrix (16 numbers, row by row: rotation in the top-left 3 x 3, position</w:t>
-      </w:r>
-      <w:r>
-        <w:t xml:space="preserve"> </w:t>
-      </w:r>
-      <w:r>
-        <w:t xml:space="preserve">in the right column, last row 0 0 0 1), tool frame to base frame. Then the pose log</w:t>
-      </w:r>
-      <w:r>
-        <w:t xml:space="preserve"> </w:t>
-      </w:r>
-      <w:r>
-        <w:t xml:space="preserve">is only needed for the joint angles.</w:t>
-      </w:r>
-    </w:p>
-    <w:p>
-      <w:pPr>
-        <w:pStyle w:val="BodyText"/>
-      </w:pPr>
-      <w:r>
-        <w:t xml:space="preserve">Option B, pose log plus manifest (preferred when option A is not available, and</w:t>
-      </w:r>
-      <w:r>
-        <w:t xml:space="preserve"> </w:t>
-      </w:r>
-      <w:r>
-        <w:t xml:space="preserve">recommended anyway as a backup). The robot program appends one line per pose to a</w:t>
-      </w:r>
-      <w:r>
-        <w:t xml:space="preserve"> </w:t>
-      </w:r>
-      <w:r>
-        <w:t xml:space="preserve">CSV file, the pose log, with these columns:</w:t>
-      </w:r>
-    </w:p>
-    <w:p>
-      <w:pPr>
-        <w:pStyle w:val="SourceCode"/>
-      </w:pPr>
-      <w:r>
-        <w:rPr>
-          <w:rStyle w:val="VerbatimChar"/>
-        </w:rPr>
-        <w:t xml:space="preserve">pose_id, kind, radius_mm, half_width_mm, half_height_mm, x_mm, y_mm, z_mm, rotation_type, r1, r2, r3, r4, j1, j2, j3, j4, j5, j6, approach_j1, ..., approach_j6</w:t>
+      <w:r>
+        <w:t xml:space="preserve"> </w:t>
+      </w:r>
+      <w:r>
+        <w:t xml:space="preserve">The idea: gear backlash means the flange</w:t>
+      </w:r>
+      <w:r>
+        <w:t xml:space="preserve"> </w:t>
+      </w:r>
+      <w:r>
+        <w:t xml:space="preserve">can sit on either side of a small dead band after a move, depending on which way each</w:t>
+      </w:r>
+      <w:r>
+        <w:t xml:space="preserve"> </w:t>
+      </w:r>
+      <w:r>
+        <w:t xml:space="preserve">joint last moved. Approaching every target pose with the same final move makes the</w:t>
+      </w:r>
+      <w:r>
+        <w:t xml:space="preserve"> </w:t>
+      </w:r>
+      <w:r>
+        <w:t xml:space="preserve">last motion of each joint the same at every pose, as far as the geometry allows, so</w:t>
+      </w:r>
+      <w:r>
+        <w:t xml:space="preserve"> </w:t>
+      </w:r>
+      <w:r>
+        <w:t xml:space="preserve">the dead band is taken up the same way each time and its effect is constant instead</w:t>
+      </w:r>
+      <w:r>
+        <w:t xml:space="preserve"> </w:t>
+      </w:r>
+      <w:r>
+        <w:t xml:space="preserve">of random. The approach pose in the plan is the target pose moved back 40 mm along</w:t>
+      </w:r>
+      <w:r>
+        <w:t xml:space="preserve"> </w:t>
+      </w:r>
+      <w:r>
+        <w:t xml:space="preserve">the board’s own normal (away from the sensor) and turned 3 degrees about the board’s</w:t>
+      </w:r>
+      <w:r>
+        <w:t xml:space="preserve"> </w:t>
+      </w:r>
+      <w:r>
+        <w:t xml:space="preserve">long edge; the final move is therefore the same 40 mm advance and 3 degree turn at</w:t>
+      </w:r>
+      <w:r>
+        <w:t xml:space="preserve"> </w:t>
+      </w:r>
+      <w:r>
+        <w:t xml:space="preserve">every pose. Robot program outline, for each row:</w:t>
       </w:r>
     </w:p>
     <w:p>
@@ -2751,25 +2649,7 @@
         </w:numPr>
       </w:pPr>
       <w:r>
-        <w:rPr>
-          <w:rStyle w:val="VerbatimChar"/>
-        </w:rPr>
-        <w:t xml:space="preserve">pose_id</w:t>
-      </w:r>
-      <w:r>
-        <w:t xml:space="preserve">: exactly the id from</w:t>
-      </w:r>
-      <w:r>
-        <w:t xml:space="preserve"> </w:t>
-      </w:r>
-      <w:r>
-        <w:rPr>
-          <w:rStyle w:val="VerbatimChar"/>
-        </w:rPr>
-        <w:t xml:space="preserve">poses.csv</w:t>
-      </w:r>
-      <w:r>
-        <w:t xml:space="preserve">, which is also the start of the file names.</w:t>
+        <w:t xml:space="preserve">Move to the approach pose with a joint move, from wherever the robot is.</w:t>
       </w:r>
     </w:p>
     <w:p>
@@ -2781,37 +2661,7 @@
         </w:numPr>
       </w:pPr>
       <w:r>
-        <w:rPr>
-          <w:rStyle w:val="VerbatimChar"/>
-        </w:rPr>
-        <w:t xml:space="preserve">kind</w:t>
-      </w:r>
-      <w:r>
-        <w:t xml:space="preserve">:</w:t>
-      </w:r>
-      <w:r>
-        <w:t xml:space="preserve"> </w:t>
-      </w:r>
-      <w:r>
-        <w:rPr>
-          <w:rStyle w:val="VerbatimChar"/>
-        </w:rPr>
-        <w:t xml:space="preserve">board</w:t>
-      </w:r>
-      <w:r>
-        <w:t xml:space="preserve">.</w:t>
-      </w:r>
-      <w:r>
-        <w:t xml:space="preserve"> </w:t>
-      </w:r>
-      <w:r>
-        <w:rPr>
-          <w:rStyle w:val="VerbatimChar"/>
-        </w:rPr>
-        <w:t xml:space="preserve">radius_mm</w:t>
-      </w:r>
-      <w:r>
-        <w:t xml:space="preserve">: empty.</w:t>
+        <w:t xml:space="preserve">Wait 0.5 seconds.</w:t>
       </w:r>
     </w:p>
     <w:p>
@@ -2823,25 +2673,49 @@
         </w:numPr>
       </w:pPr>
       <w:r>
-        <w:rPr>
-          <w:rStyle w:val="VerbatimChar"/>
-        </w:rPr>
-        <w:t xml:space="preserve">half_width_mm</w:t>
-      </w:r>
-      <w:r>
-        <w:t xml:space="preserve">,</w:t>
-      </w:r>
-      <w:r>
-        <w:t xml:space="preserve"> </w:t>
-      </w:r>
-      <w:r>
-        <w:rPr>
-          <w:rStyle w:val="VerbatimChar"/>
-        </w:rPr>
-        <w:t xml:space="preserve">half_height_mm</w:t>
-      </w:r>
-      <w:r>
-        <w:t xml:space="preserve">: half the measured board size.</w:t>
+        <w:t xml:space="preserve">Make a linear move onto the target pose, at the same speed for every pose, without</w:t>
+      </w:r>
+      <w:r>
+        <w:t xml:space="preserve"> </w:t>
+      </w:r>
+      <w:r>
+        <w:t xml:space="preserve">stopping or reversing on the way. If the controller offers a</w:t>
+      </w:r>
+      <w:r>
+        <w:t xml:space="preserve"> </w:t>
+      </w:r>
+      <w:r>
+        <w:t xml:space="preserve">“fine”</w:t>
+      </w:r>
+      <w:r>
+        <w:t xml:space="preserve"> </w:t>
+      </w:r>
+      <w:r>
+        <w:t xml:space="preserve">or</w:t>
+      </w:r>
+      <w:r>
+        <w:t xml:space="preserve"> </w:t>
+      </w:r>
+      <w:r>
+        <w:t xml:space="preserve">“exact</w:t>
+      </w:r>
+      <w:r>
+        <w:t xml:space="preserve"> </w:t>
+      </w:r>
+      <w:r>
+        <w:t xml:space="preserve">stop”</w:t>
+      </w:r>
+      <w:r>
+        <w:t xml:space="preserve"> </w:t>
+      </w:r>
+      <w:r>
+        <w:t xml:space="preserve">positioning mode for the end of a move, use it here and in sub-procedure A</w:t>
+      </w:r>
+      <w:r>
+        <w:t xml:space="preserve"> </w:t>
+      </w:r>
+      <w:r>
+        <w:t xml:space="preserve">alike.</w:t>
       </w:r>
     </w:p>
     <w:p>
@@ -2853,37 +2727,7 @@
         </w:numPr>
       </w:pPr>
       <w:r>
-        <w:rPr>
-          <w:rStyle w:val="VerbatimChar"/>
-        </w:rPr>
-        <w:t xml:space="preserve">x_mm</w:t>
-      </w:r>
-      <w:r>
-        <w:t xml:space="preserve">,</w:t>
-      </w:r>
-      <w:r>
-        <w:t xml:space="preserve"> </w:t>
-      </w:r>
-      <w:r>
-        <w:rPr>
-          <w:rStyle w:val="VerbatimChar"/>
-        </w:rPr>
-        <w:t xml:space="preserve">y_mm</w:t>
-      </w:r>
-      <w:r>
-        <w:t xml:space="preserve">,</w:t>
-      </w:r>
-      <w:r>
-        <w:t xml:space="preserve"> </w:t>
-      </w:r>
-      <w:r>
-        <w:rPr>
-          <w:rStyle w:val="VerbatimChar"/>
-        </w:rPr>
-        <w:t xml:space="preserve">z_mm</w:t>
-      </w:r>
-      <w:r>
-        <w:t xml:space="preserve">: the reported tool position in the base frame.</w:t>
+        <w:t xml:space="preserve">Wait 1.5 seconds for vibration to settle.</w:t>
       </w:r>
     </w:p>
     <w:p>
@@ -2895,112 +2739,19 @@
         </w:numPr>
       </w:pPr>
       <w:r>
-        <w:rPr>
-          <w:rStyle w:val="VerbatimChar"/>
-        </w:rPr>
-        <w:t xml:space="preserve">rotation_type</w:t>
-      </w:r>
-      <w:r>
-        <w:t xml:space="preserve"> </w:t>
-      </w:r>
-      <w:r>
-        <w:t xml:space="preserve">and</w:t>
-      </w:r>
-      <w:r>
-        <w:t xml:space="preserve"> </w:t>
-      </w:r>
-      <w:r>
-        <w:rPr>
-          <w:rStyle w:val="VerbatimChar"/>
-        </w:rPr>
-        <w:t xml:space="preserve">r1..r4</w:t>
-      </w:r>
-      <w:r>
-        <w:t xml:space="preserve">: the reported tool orientation, in whatever form the</w:t>
-      </w:r>
-      <w:r>
-        <w:t xml:space="preserve"> </w:t>
-      </w:r>
-      <w:r>
-        <w:t xml:space="preserve">controller gives, named by one of:</w:t>
-      </w:r>
-      <w:r>
-        <w:t xml:space="preserve"> </w:t>
-      </w:r>
-      <w:r>
-        <w:rPr>
-          <w:rStyle w:val="VerbatimChar"/>
-        </w:rPr>
-        <w:t xml:space="preserve">quaternion_wxyz</w:t>
-      </w:r>
-      <w:r>
-        <w:t xml:space="preserve">,</w:t>
-      </w:r>
-      <w:r>
-        <w:t xml:space="preserve"> </w:t>
-      </w:r>
-      <w:r>
-        <w:rPr>
-          <w:rStyle w:val="VerbatimChar"/>
-        </w:rPr>
-        <w:t xml:space="preserve">quaternion_xyzw</w:t>
-      </w:r>
-      <w:r>
-        <w:t xml:space="preserve">,</w:t>
-      </w:r>
-      <w:r>
-        <w:t xml:space="preserve"> </w:t>
-      </w:r>
-      <w:r>
-        <w:rPr>
-          <w:rStyle w:val="VerbatimChar"/>
-        </w:rPr>
-        <w:t xml:space="preserve">euler_zyx_deg</w:t>
-      </w:r>
-      <w:r>
-        <w:t xml:space="preserve"> </w:t>
-      </w:r>
-      <w:r>
-        <w:t xml:space="preserve">(KUKA A, B, C),</w:t>
-      </w:r>
-      <w:r>
-        <w:t xml:space="preserve"> </w:t>
-      </w:r>
-      <w:r>
-        <w:rPr>
-          <w:rStyle w:val="VerbatimChar"/>
-        </w:rPr>
-        <w:t xml:space="preserve">fixed_xyz_deg</w:t>
-      </w:r>
-      <w:r>
-        <w:t xml:space="preserve"> </w:t>
-      </w:r>
-      <w:r>
-        <w:t xml:space="preserve">(FANUC W, P, R),</w:t>
-      </w:r>
-      <w:r>
-        <w:t xml:space="preserve"> </w:t>
-      </w:r>
-      <w:r>
-        <w:rPr>
-          <w:rStyle w:val="VerbatimChar"/>
-        </w:rPr>
-        <w:t xml:space="preserve">euler_xyz_deg</w:t>
-      </w:r>
-      <w:r>
-        <w:t xml:space="preserve">,</w:t>
-      </w:r>
-      <w:r>
-        <w:t xml:space="preserve"> </w:t>
-      </w:r>
-      <w:r>
-        <w:rPr>
-          <w:rStyle w:val="VerbatimChar"/>
-        </w:rPr>
-        <w:t xml:space="preserve">rotvec_deg</w:t>
-      </w:r>
-      <w:r>
-        <w:t xml:space="preserve">. Fill unused r columns with nothing.</w:t>
+        <w:t xml:space="preserve">Trigger the capture of 5 frames; file names as above, in the folder</w:t>
+      </w:r>
+      <w:r>
+        <w:t xml:space="preserve"> </w:t>
+      </w:r>
+      <w:r>
+        <w:rPr>
+          <w:rStyle w:val="VerbatimChar"/>
+        </w:rPr>
+        <w:t xml:space="preserve">captures_B/</w:t>
+      </w:r>
+      <w:r>
+        <w:t xml:space="preserve">.</w:t>
       </w:r>
     </w:p>
     <w:p>
@@ -3012,16 +2763,31 @@
         </w:numPr>
       </w:pPr>
       <w:r>
-        <w:rPr>
-          <w:rStyle w:val="VerbatimChar"/>
-        </w:rPr>
-        <w:t xml:space="preserve">j1..j6</w:t>
-      </w:r>
-      <w:r>
-        <w:t xml:space="preserve"> </w:t>
-      </w:r>
-      <w:r>
-        <w:t xml:space="preserve">and</w:t>
+        <w:t xml:space="preserve">Read the reported tool pose and, if available, the joint angles at the target,</w:t>
+      </w:r>
+      <w:r>
+        <w:t xml:space="preserve"> </w:t>
+      </w:r>
+      <w:r>
+        <w:t xml:space="preserve">and append them to</w:t>
+      </w:r>
+      <w:r>
+        <w:t xml:space="preserve"> </w:t>
+      </w:r>
+      <w:r>
+        <w:rPr>
+          <w:rStyle w:val="VerbatimChar"/>
+        </w:rPr>
+        <w:t xml:space="preserve">pose_log_B.csv</w:t>
+      </w:r>
+      <w:r>
+        <w:t xml:space="preserve">; if the controller can also report the joint</w:t>
+      </w:r>
+      <w:r>
+        <w:t xml:space="preserve"> </w:t>
+      </w:r>
+      <w:r>
+        <w:t xml:space="preserve">angles at the approach pose, log those in the</w:t>
       </w:r>
       <w:r>
         <w:t xml:space="preserve"> </w:t>
@@ -3033,13 +2799,34 @@
         <w:t xml:space="preserve">approach_j1..approach_j6</w:t>
       </w:r>
       <w:r>
-        <w:t xml:space="preserve">: the joint angles in degrees, if the</w:t>
-      </w:r>
-      <w:r>
-        <w:t xml:space="preserve"> </w:t>
-      </w:r>
-      <w:r>
-        <w:t xml:space="preserve">controller reports them; otherwise leave the columns out entirely.</w:t>
+        <w:t xml:space="preserve"> </w:t>
+      </w:r>
+      <w:r>
+        <w:t xml:space="preserve">columns.</w:t>
+      </w:r>
+      <w:r>
+        <w:t xml:space="preserve"> </w:t>
+      </w:r>
+      <w:r>
+        <w:t xml:space="preserve">The check tool uses them to confirm that each joint’s final motion had the same</w:t>
+      </w:r>
+      <w:r>
+        <w:t xml:space="preserve"> </w:t>
+      </w:r>
+      <w:r>
+        <w:t xml:space="preserve">direction at every pose.</w:t>
+      </w:r>
+    </w:p>
+    <w:p>
+      <w:pPr>
+        <w:pStyle w:val="Compact"/>
+        <w:numPr>
+          <w:ilvl w:val="0"/>
+          <w:numId w:val="1005"/>
+        </w:numPr>
+      </w:pPr>
+      <w:r>
+        <w:t xml:space="preserve">Move on.</w:t>
       </w:r>
     </w:p>
     <w:p>
@@ -3047,7 +2834,116 @@
         <w:pStyle w:val="FirstParagraph"/>
       </w:pPr>
       <w:r>
-        <w:t xml:space="preserve">Example line:</w:t>
+        <w:t xml:space="preserve">Use the same speed and acceleration settings in both sub-procedures. Do all of A,</w:t>
+      </w:r>
+      <w:r>
+        <w:t xml:space="preserve"> </w:t>
+      </w:r>
+      <w:r>
+        <w:t xml:space="preserve">then all of B (or the other way round); do not interleave, and do not move the</w:t>
+      </w:r>
+      <w:r>
+        <w:t xml:space="preserve"> </w:t>
+      </w:r>
+      <w:r>
+        <w:t xml:space="preserve">sensor or remount the board between them. At about 8 seconds per pose in A and 12 in</w:t>
+      </w:r>
+      <w:r>
+        <w:t xml:space="preserve"> </w:t>
+      </w:r>
+      <w:r>
+        <w:t xml:space="preserve">B, the robot time for the default plan of about 240 poses is about 80 minutes in</w:t>
+      </w:r>
+      <w:r>
+        <w:t xml:space="preserve"> </w:t>
+      </w:r>
+      <w:r>
+        <w:t xml:space="preserve">all; plan on about three hours including the setup and the checks.</w:t>
+      </w:r>
+    </w:p>
+    <w:bookmarkEnd w:id="20"/>
+    <w:bookmarkStart w:id="21" w:name="Xc279066e6a46f3b5efa771585a0fe6c1009c89c"/>
+    <w:p>
+      <w:pPr>
+        <w:pStyle w:val="Heading2"/>
+      </w:pPr>
+      <w:r>
+        <w:t xml:space="preserve">7. Recording the poses: the pose log and the manifest</w:t>
+      </w:r>
+    </w:p>
+    <w:p>
+      <w:pPr>
+        <w:pStyle w:val="FirstParagraph"/>
+      </w:pPr>
+      <w:r>
+        <w:t xml:space="preserve">The capture software writes the sensor data. The pose must be recorded separately,</w:t>
+      </w:r>
+      <w:r>
+        <w:t xml:space="preserve"> </w:t>
+      </w:r>
+      <w:r>
+        <w:t xml:space="preserve">in one of two ways. Both are supported; use the first if the capture software can do it.</w:t>
+      </w:r>
+    </w:p>
+    <w:p>
+      <w:pPr>
+        <w:pStyle w:val="BodyText"/>
+      </w:pPr>
+      <w:r>
+        <w:t xml:space="preserve">Option A, pose in the file header. If the capture software can be given the robot’s</w:t>
+      </w:r>
+      <w:r>
+        <w:t xml:space="preserve"> </w:t>
+      </w:r>
+      <w:r>
+        <w:t xml:space="preserve">pose at capture time, it writes it into the file’s header under the key</w:t>
+      </w:r>
+      <w:r>
+        <w:t xml:space="preserve"> </w:t>
+      </w:r>
+      <w:r>
+        <w:rPr>
+          <w:rStyle w:val="VerbatimChar"/>
+        </w:rPr>
+        <w:t xml:space="preserve">robotPose</w:t>
+      </w:r>
+      <w:r>
+        <w:t xml:space="preserve"> </w:t>
+      </w:r>
+      <w:r>
+        <w:t xml:space="preserve">as a 4 x 4 matrix (16 numbers, row by row: rotation in the top-left 3 x 3, position</w:t>
+      </w:r>
+      <w:r>
+        <w:t xml:space="preserve"> </w:t>
+      </w:r>
+      <w:r>
+        <w:t xml:space="preserve">in the right column, last row 0 0 0 1), tool frame to base frame. Then the pose log</w:t>
+      </w:r>
+      <w:r>
+        <w:t xml:space="preserve"> </w:t>
+      </w:r>
+      <w:r>
+        <w:t xml:space="preserve">is only needed for the joint angles.</w:t>
+      </w:r>
+    </w:p>
+    <w:p>
+      <w:pPr>
+        <w:pStyle w:val="BodyText"/>
+      </w:pPr>
+      <w:r>
+        <w:t xml:space="preserve">Option B, pose log plus manifest (preferred when option A is not available, and</w:t>
+      </w:r>
+      <w:r>
+        <w:t xml:space="preserve"> </w:t>
+      </w:r>
+      <w:r>
+        <w:t xml:space="preserve">recommended anyway as a backup). The robot program appends one line per pose to a</w:t>
+      </w:r>
+      <w:r>
+        <w:t xml:space="preserve"> </w:t>
+      </w:r>
+      <w:r>
+        <w:t xml:space="preserve">CSV file, the pose log, with these columns:</w:t>
       </w:r>
     </w:p>
     <w:p>
@@ -3058,146 +2954,7 @@
         <w:rPr>
           <w:rStyle w:val="VerbatimChar"/>
         </w:rPr>
-        <w:t xml:space="preserve">b_z0650_t24_a090_05,board,,100.0,75.0,850.11,-12.70,470.55,euler_zyx_deg,-91.3,19.8,0.4,,12.1,-35.6,88.2,3.4,41.0,-8.7,11.9,-36.0,88.9,3.1,40.5,-8.4</w:t>
-      </w:r>
-    </w:p>
-    <w:p>
-      <w:pPr>
-        <w:pStyle w:val="FirstParagraph"/>
-      </w:pPr>
-      <w:r>
-        <w:t xml:space="preserve">After each sub-procedure, the manifest is built from its pose log and its capture folder:</w:t>
-      </w:r>
-    </w:p>
-    <w:p>
-      <w:pPr>
-        <w:pStyle w:val="SourceCode"/>
-      </w:pPr>
-      <w:r>
-        <w:rPr>
-          <w:rStyle w:val="VerbatimChar"/>
-        </w:rPr>
-        <w:t xml:space="preserve">python3 -m sphcal.cli.make_manifest --pose-log pose_log_A.csv --captures captures_A/ --format csv --out captures_A/manifest.csv</w:t>
-      </w:r>
-      <w:r>
-        <w:br/>
-      </w:r>
-      <w:r>
-        <w:rPr>
-          <w:rStyle w:val="VerbatimChar"/>
-        </w:rPr>
-        <w:t xml:space="preserve">python3 -m sphcal.cli.make_manifest --pose-log pose_log_B.csv --captures captures_B/ --format csv --out captures_B/manifest.csv</w:t>
-      </w:r>
-    </w:p>
-    <w:p>
-      <w:pPr>
-        <w:pStyle w:val="FirstParagraph"/>
-      </w:pPr>
-      <w:r>
-        <w:t xml:space="preserve">The tool matches every file to its pose id, converts the orientation to the standard</w:t>
-      </w:r>
-      <w:r>
-        <w:t xml:space="preserve"> </w:t>
-      </w:r>
-      <w:r>
-        <w:t xml:space="preserve">matrix form, and complains, by name, about any pose without files, any file without</w:t>
-      </w:r>
-      <w:r>
-        <w:t xml:space="preserve"> </w:t>
-      </w:r>
-      <w:r>
-        <w:t xml:space="preserve">a pose, and any missing size. A</w:t>
-      </w:r>
-      <w:r>
-        <w:t xml:space="preserve"> </w:t>
-      </w:r>
-      <w:r>
-        <w:rPr>
-          <w:rStyle w:val="VerbatimChar"/>
-        </w:rPr>
-        <w:t xml:space="preserve">poses.csv</w:t>
-      </w:r>
-      <w:r>
-        <w:t xml:space="preserve"> </w:t>
-      </w:r>
-      <w:r>
-        <w:t xml:space="preserve">from the plan tool is also accepted</w:t>
-      </w:r>
-      <w:r>
-        <w:t xml:space="preserve"> </w:t>
-      </w:r>
-      <w:r>
-        <w:t xml:space="preserve">directly as the pose log if your robot program cannot write one; then the commanded</w:t>
-      </w:r>
-      <w:r>
-        <w:t xml:space="preserve"> </w:t>
-      </w:r>
-      <w:r>
-        <w:t xml:space="preserve">poses stand in for the reported ones, which is acceptable only for a robot with</w:t>
-      </w:r>
-      <w:r>
-        <w:t xml:space="preserve"> </w:t>
-      </w:r>
-      <w:r>
-        <w:t xml:space="preserve">absolute accuracy better than 0.1 mm, and it defeats the purpose of sub-procedure B.</w:t>
-      </w:r>
-      <w:r>
-        <w:t xml:space="preserve"> </w:t>
-      </w:r>
-      <w:r>
-        <w:t xml:space="preserve">Extra columns such as the joint angles are carried along unchanged.</w:t>
-      </w:r>
-    </w:p>
-    <w:bookmarkEnd w:id="21"/>
-    <w:bookmarkStart w:id="22" w:name="X5519462675585d0256a3c46cb1261738cf187b2"/>
-    <w:p>
-      <w:pPr>
-        <w:pStyle w:val="Heading2"/>
-      </w:pPr>
-      <w:r>
-        <w:t xml:space="preserve">8. Checking the captures before the analysis</w:t>
-      </w:r>
-    </w:p>
-    <w:p>
-      <w:pPr>
-        <w:pStyle w:val="FirstParagraph"/>
-      </w:pPr>
-      <w:r>
-        <w:t xml:space="preserve">Run the quick check on each folder as soon as its captures are complete, while the</w:t>
-      </w:r>
-      <w:r>
-        <w:t xml:space="preserve"> </w:t>
-      </w:r>
-      <w:r>
-        <w:t xml:space="preserve">robot and the board are still set up:</w:t>
-      </w:r>
-    </w:p>
-    <w:p>
-      <w:pPr>
-        <w:pStyle w:val="SourceCode"/>
-      </w:pPr>
-      <w:r>
-        <w:rPr>
-          <w:rStyle w:val="VerbatimChar"/>
-        </w:rPr>
-        <w:t xml:space="preserve">python3 -m planereg.capture.check_captures --manifest captures_A/manifest.csv --sensor-in-base boot.json --pose-log pose_log_A.csv --out captures_A/check.json</w:t>
-      </w:r>
-      <w:r>
-        <w:br/>
-      </w:r>
-      <w:r>
-        <w:rPr>
-          <w:rStyle w:val="VerbatimChar"/>
-        </w:rPr>
-        <w:t xml:space="preserve">python3 -m planereg.capture.check_captures --manifest captures_B/manifest.csv --sensor-in-base boot.json --pose-log pose_log_B.csv --out captures_B/check.json</w:t>
-      </w:r>
-    </w:p>
-    <w:p>
-      <w:pPr>
-        <w:pStyle w:val="FirstParagraph"/>
-      </w:pPr>
-      <w:r>
-        <w:t xml:space="preserve">It prints one line per pose and a verdict. Things it flags, and what they mean:</w:t>
+        <w:t xml:space="preserve">pose_id, kind, radius_mm, half_width_mm, half_height_mm, x_mm, y_mm, z_mm, rotation_type, r1, r2, r3, r4, j1, j2, j3, j4, j5, j6, approach_j1, ..., approach_j6</w:t>
       </w:r>
     </w:p>
     <w:p>
@@ -3209,13 +2966,25 @@
         </w:numPr>
       </w:pPr>
       <w:r>
-        <w:t xml:space="preserve">Low valid fraction (below 50 percent of frames): the board was not read; check</w:t>
-      </w:r>
-      <w:r>
-        <w:t xml:space="preserve"> </w:t>
-      </w:r>
-      <w:r>
-        <w:t xml:space="preserve">exposure, or the board was outside the field.</w:t>
+        <w:rPr>
+          <w:rStyle w:val="VerbatimChar"/>
+        </w:rPr>
+        <w:t xml:space="preserve">pose_id</w:t>
+      </w:r>
+      <w:r>
+        <w:t xml:space="preserve">: exactly the id from</w:t>
+      </w:r>
+      <w:r>
+        <w:t xml:space="preserve"> </w:t>
+      </w:r>
+      <w:r>
+        <w:rPr>
+          <w:rStyle w:val="VerbatimChar"/>
+        </w:rPr>
+        <w:t xml:space="preserve">poses.csv</w:t>
+      </w:r>
+      <w:r>
+        <w:t xml:space="preserve">, which is also the start of the file names.</w:t>
       </w:r>
     </w:p>
     <w:p>
@@ -3227,13 +2996,37 @@
         </w:numPr>
       </w:pPr>
       <w:r>
-        <w:t xml:space="preserve">Board touching the image border: the board is partly out of view; the pose is</w:t>
-      </w:r>
-      <w:r>
-        <w:t xml:space="preserve"> </w:t>
-      </w:r>
-      <w:r>
-        <w:t xml:space="preserve">unusable, re-plan it slightly inward.</w:t>
+        <w:rPr>
+          <w:rStyle w:val="VerbatimChar"/>
+        </w:rPr>
+        <w:t xml:space="preserve">kind</w:t>
+      </w:r>
+      <w:r>
+        <w:t xml:space="preserve">:</w:t>
+      </w:r>
+      <w:r>
+        <w:t xml:space="preserve"> </w:t>
+      </w:r>
+      <w:r>
+        <w:rPr>
+          <w:rStyle w:val="VerbatimChar"/>
+        </w:rPr>
+        <w:t xml:space="preserve">board</w:t>
+      </w:r>
+      <w:r>
+        <w:t xml:space="preserve">.</w:t>
+      </w:r>
+      <w:r>
+        <w:t xml:space="preserve"> </w:t>
+      </w:r>
+      <w:r>
+        <w:rPr>
+          <w:rStyle w:val="VerbatimChar"/>
+        </w:rPr>
+        <w:t xml:space="preserve">radius_mm</w:t>
+      </w:r>
+      <w:r>
+        <w:t xml:space="preserve">: empty.</w:t>
       </w:r>
     </w:p>
     <w:p>
@@ -3245,25 +3038,25 @@
         </w:numPr>
       </w:pPr>
       <w:r>
-        <w:t xml:space="preserve">Segmentation failed: the software could not find a flat surface of the board’s</w:t>
-      </w:r>
-      <w:r>
-        <w:t xml:space="preserve"> </w:t>
-      </w:r>
-      <w:r>
-        <w:t xml:space="preserve">size facing the sensor where the pose says it should be; the pose was copied</w:t>
-      </w:r>
-      <w:r>
-        <w:t xml:space="preserve"> </w:t>
-      </w:r>
-      <w:r>
-        <w:t xml:space="preserve">wrongly, or something flat is closer to the sensor than the board (a cable, a</w:t>
-      </w:r>
-      <w:r>
-        <w:t xml:space="preserve"> </w:t>
-      </w:r>
-      <w:r>
-        <w:t xml:space="preserve">hand, the table), or the board is outside the field.</w:t>
+        <w:rPr>
+          <w:rStyle w:val="VerbatimChar"/>
+        </w:rPr>
+        <w:t xml:space="preserve">half_width_mm</w:t>
+      </w:r>
+      <w:r>
+        <w:t xml:space="preserve">,</w:t>
+      </w:r>
+      <w:r>
+        <w:t xml:space="preserve"> </w:t>
+      </w:r>
+      <w:r>
+        <w:rPr>
+          <w:rStyle w:val="VerbatimChar"/>
+        </w:rPr>
+        <w:t xml:space="preserve">half_height_mm</w:t>
+      </w:r>
+      <w:r>
+        <w:t xml:space="preserve">: half the measured board size.</w:t>
       </w:r>
     </w:p>
     <w:p>
@@ -3275,13 +3068,37 @@
         </w:numPr>
       </w:pPr>
       <w:r>
-        <w:t xml:space="preserve">Plane residual above 1 mm: the board surface read by the sensor is not flat to</w:t>
-      </w:r>
-      <w:r>
-        <w:t xml:space="preserve"> </w:t>
-      </w:r>
-      <w:r>
-        <w:t xml:space="preserve">the sensor; a shiny spot or a dirty board, or an exposure problem.</w:t>
+        <w:rPr>
+          <w:rStyle w:val="VerbatimChar"/>
+        </w:rPr>
+        <w:t xml:space="preserve">x_mm</w:t>
+      </w:r>
+      <w:r>
+        <w:t xml:space="preserve">,</w:t>
+      </w:r>
+      <w:r>
+        <w:t xml:space="preserve"> </w:t>
+      </w:r>
+      <w:r>
+        <w:rPr>
+          <w:rStyle w:val="VerbatimChar"/>
+        </w:rPr>
+        <w:t xml:space="preserve">y_mm</w:t>
+      </w:r>
+      <w:r>
+        <w:t xml:space="preserve">,</w:t>
+      </w:r>
+      <w:r>
+        <w:t xml:space="preserve"> </w:t>
+      </w:r>
+      <w:r>
+        <w:rPr>
+          <w:rStyle w:val="VerbatimChar"/>
+        </w:rPr>
+        <w:t xml:space="preserve">z_mm</w:t>
+      </w:r>
+      <w:r>
+        <w:t xml:space="preserve">: the reported tool position in the base frame.</w:t>
       </w:r>
     </w:p>
     <w:p>
@@ -3293,37 +3110,112 @@
         </w:numPr>
       </w:pPr>
       <w:r>
-        <w:t xml:space="preserve">Normal residual above 1 degree or offset residual above 1 mm against the solved</w:t>
-      </w:r>
-      <w:r>
-        <w:t xml:space="preserve"> </w:t>
-      </w:r>
-      <w:r>
-        <w:t xml:space="preserve">registration: either the robot pose was copied wrongly for that pose, or, if it</w:t>
-      </w:r>
-      <w:r>
-        <w:t xml:space="preserve"> </w:t>
-      </w:r>
-      <w:r>
-        <w:t xml:space="preserve">affects every pose with one tilt direction, the board tool frame’s orientation is</w:t>
-      </w:r>
-      <w:r>
-        <w:t xml:space="preserve"> </w:t>
-      </w:r>
-      <w:r>
-        <w:t xml:space="preserve">wrong (section 3, step 5), or the rotation type in the pose log is misnamed; or,</w:t>
-      </w:r>
-      <w:r>
-        <w:t xml:space="preserve"> </w:t>
-      </w:r>
-      <w:r>
-        <w:t xml:space="preserve">if it grows steadily across the volume, the robot’s base frame or its absolute</w:t>
-      </w:r>
-      <w:r>
-        <w:t xml:space="preserve"> </w:t>
-      </w:r>
-      <w:r>
-        <w:t xml:space="preserve">accuracy is off.</w:t>
+        <w:rPr>
+          <w:rStyle w:val="VerbatimChar"/>
+        </w:rPr>
+        <w:t xml:space="preserve">rotation_type</w:t>
+      </w:r>
+      <w:r>
+        <w:t xml:space="preserve"> </w:t>
+      </w:r>
+      <w:r>
+        <w:t xml:space="preserve">and</w:t>
+      </w:r>
+      <w:r>
+        <w:t xml:space="preserve"> </w:t>
+      </w:r>
+      <w:r>
+        <w:rPr>
+          <w:rStyle w:val="VerbatimChar"/>
+        </w:rPr>
+        <w:t xml:space="preserve">r1..r4</w:t>
+      </w:r>
+      <w:r>
+        <w:t xml:space="preserve">: the reported tool orientation, in whatever form the</w:t>
+      </w:r>
+      <w:r>
+        <w:t xml:space="preserve"> </w:t>
+      </w:r>
+      <w:r>
+        <w:t xml:space="preserve">controller gives, named by one of:</w:t>
+      </w:r>
+      <w:r>
+        <w:t xml:space="preserve"> </w:t>
+      </w:r>
+      <w:r>
+        <w:rPr>
+          <w:rStyle w:val="VerbatimChar"/>
+        </w:rPr>
+        <w:t xml:space="preserve">quaternion_wxyz</w:t>
+      </w:r>
+      <w:r>
+        <w:t xml:space="preserve">,</w:t>
+      </w:r>
+      <w:r>
+        <w:t xml:space="preserve"> </w:t>
+      </w:r>
+      <w:r>
+        <w:rPr>
+          <w:rStyle w:val="VerbatimChar"/>
+        </w:rPr>
+        <w:t xml:space="preserve">quaternion_xyzw</w:t>
+      </w:r>
+      <w:r>
+        <w:t xml:space="preserve">,</w:t>
+      </w:r>
+      <w:r>
+        <w:t xml:space="preserve"> </w:t>
+      </w:r>
+      <w:r>
+        <w:rPr>
+          <w:rStyle w:val="VerbatimChar"/>
+        </w:rPr>
+        <w:t xml:space="preserve">euler_zyx_deg</w:t>
+      </w:r>
+      <w:r>
+        <w:t xml:space="preserve"> </w:t>
+      </w:r>
+      <w:r>
+        <w:t xml:space="preserve">(KUKA A, B, C),</w:t>
+      </w:r>
+      <w:r>
+        <w:t xml:space="preserve"> </w:t>
+      </w:r>
+      <w:r>
+        <w:rPr>
+          <w:rStyle w:val="VerbatimChar"/>
+        </w:rPr>
+        <w:t xml:space="preserve">fixed_xyz_deg</w:t>
+      </w:r>
+      <w:r>
+        <w:t xml:space="preserve"> </w:t>
+      </w:r>
+      <w:r>
+        <w:t xml:space="preserve">(FANUC W, P, R),</w:t>
+      </w:r>
+      <w:r>
+        <w:t xml:space="preserve"> </w:t>
+      </w:r>
+      <w:r>
+        <w:rPr>
+          <w:rStyle w:val="VerbatimChar"/>
+        </w:rPr>
+        <w:t xml:space="preserve">euler_xyz_deg</w:t>
+      </w:r>
+      <w:r>
+        <w:t xml:space="preserve">,</w:t>
+      </w:r>
+      <w:r>
+        <w:t xml:space="preserve"> </w:t>
+      </w:r>
+      <w:r>
+        <w:rPr>
+          <w:rStyle w:val="VerbatimChar"/>
+        </w:rPr>
+        <w:t xml:space="preserve">rotvec_deg</w:t>
+      </w:r>
+      <w:r>
+        <w:t xml:space="preserve">. Fill unused r columns with nothing.</w:t>
       </w:r>
     </w:p>
     <w:p>
@@ -3335,49 +3227,34 @@
         </w:numPr>
       </w:pPr>
       <w:r>
-        <w:t xml:space="preserve">Normal spread below 0.05: the tilts were not varied enough (should not happen with</w:t>
-      </w:r>
-      <w:r>
-        <w:t xml:space="preserve"> </w:t>
-      </w:r>
-      <w:r>
-        <w:t xml:space="preserve">the plan’s defaults).</w:t>
-      </w:r>
-    </w:p>
-    <w:p>
-      <w:pPr>
-        <w:pStyle w:val="Compact"/>
-        <w:numPr>
-          <w:ilvl w:val="0"/>
-          <w:numId w:val="1006"/>
-        </w:numPr>
-      </w:pPr>
-      <w:r>
-        <w:t xml:space="preserve">Joint sign consistency (sub-procedure B, when joint angles were logged): for each</w:t>
-      </w:r>
-      <w:r>
-        <w:t xml:space="preserve"> </w:t>
-      </w:r>
-      <w:r>
-        <w:t xml:space="preserve">joint, the fraction of poses whose final motion had the majority direction. A joint</w:t>
-      </w:r>
-      <w:r>
-        <w:t xml:space="preserve"> </w:t>
-      </w:r>
-      <w:r>
-        <w:t xml:space="preserve">far below 100 percent means the approach move did not standardize that joint’s</w:t>
-      </w:r>
-      <w:r>
-        <w:t xml:space="preserve"> </w:t>
-      </w:r>
-      <w:r>
-        <w:t xml:space="preserve">backlash over part of the workspace; tell the engineer, it affects how the two</w:t>
-      </w:r>
-      <w:r>
-        <w:t xml:space="preserve"> </w:t>
-      </w:r>
-      <w:r>
-        <w:t xml:space="preserve">folders are compared.</w:t>
+        <w:rPr>
+          <w:rStyle w:val="VerbatimChar"/>
+        </w:rPr>
+        <w:t xml:space="preserve">j1..j6</w:t>
+      </w:r>
+      <w:r>
+        <w:t xml:space="preserve"> </w:t>
+      </w:r>
+      <w:r>
+        <w:t xml:space="preserve">and</w:t>
+      </w:r>
+      <w:r>
+        <w:t xml:space="preserve"> </w:t>
+      </w:r>
+      <w:r>
+        <w:rPr>
+          <w:rStyle w:val="VerbatimChar"/>
+        </w:rPr>
+        <w:t xml:space="preserve">approach_j1..approach_j6</w:t>
+      </w:r>
+      <w:r>
+        <w:t xml:space="preserve">: the joint angles in degrees, if the</w:t>
+      </w:r>
+      <w:r>
+        <w:t xml:space="preserve"> </w:t>
+      </w:r>
+      <w:r>
+        <w:t xml:space="preserve">controller reports them; otherwise leave the columns out entirely.</w:t>
       </w:r>
     </w:p>
     <w:p>
@@ -3385,47 +3262,157 @@
         <w:pStyle w:val="FirstParagraph"/>
       </w:pPr>
       <w:r>
-        <w:t xml:space="preserve">Re-capture flagged poses after fixing the cause; do not delete the lines from the</w:t>
-      </w:r>
-      <w:r>
-        <w:t xml:space="preserve"> </w:t>
-      </w:r>
-      <w:r>
-        <w:t xml:space="preserve">log, add corrected lines with a new pose id (for example</w:t>
-      </w:r>
-      <w:r>
-        <w:t xml:space="preserve"> </w:t>
-      </w:r>
-      <w:r>
-        <w:rPr>
-          <w:rStyle w:val="VerbatimChar"/>
-        </w:rPr>
-        <w:t xml:space="preserve">b_z0650_t24_a090_05r</w:t>
-      </w:r>
-      <w:r>
-        <w:t xml:space="preserve">). The</w:t>
-      </w:r>
-      <w:r>
-        <w:t xml:space="preserve"> </w:t>
-      </w:r>
-      <w:r>
-        <w:t xml:space="preserve">check tool’s exit code is 0 when nothing is flagged, 1 when something is, and 2 when</w:t>
-      </w:r>
-      <w:r>
-        <w:t xml:space="preserve"> </w:t>
-      </w:r>
-      <w:r>
-        <w:t xml:space="preserve">it cannot read the manifest.</w:t>
-      </w:r>
-    </w:p>
-    <w:bookmarkEnd w:id="22"/>
-    <w:bookmarkStart w:id="23" w:name="deliverables-checklist"/>
+        <w:t xml:space="preserve">Example line:</w:t>
+      </w:r>
+    </w:p>
+    <w:p>
+      <w:pPr>
+        <w:pStyle w:val="SourceCode"/>
+      </w:pPr>
+      <w:r>
+        <w:rPr>
+          <w:rStyle w:val="VerbatimChar"/>
+        </w:rPr>
+        <w:t xml:space="preserve">b_z0650_t24_a090_05,board,,100.0,75.0,850.11,-12.70,470.55,euler_zyx_deg,-91.3,19.8,0.4,,12.1,-35.6,88.2,3.4,41.0,-8.7,11.9,-36.0,88.9,3.1,40.5,-8.4</w:t>
+      </w:r>
+    </w:p>
+    <w:p>
+      <w:pPr>
+        <w:pStyle w:val="FirstParagraph"/>
+      </w:pPr>
+      <w:r>
+        <w:t xml:space="preserve">After each sub-procedure, the manifest is built from its pose log and its capture folder:</w:t>
+      </w:r>
+    </w:p>
+    <w:p>
+      <w:pPr>
+        <w:pStyle w:val="SourceCode"/>
+      </w:pPr>
+      <w:r>
+        <w:rPr>
+          <w:rStyle w:val="VerbatimChar"/>
+        </w:rPr>
+        <w:t xml:space="preserve">python3 -m sphcal.cli.make_manifest --pose-log pose_log_A.csv --captures captures_A/ --format csv --out captures_A/manifest.csv</w:t>
+      </w:r>
+      <w:r>
+        <w:br/>
+      </w:r>
+      <w:r>
+        <w:rPr>
+          <w:rStyle w:val="VerbatimChar"/>
+        </w:rPr>
+        <w:t xml:space="preserve">python3 -m sphcal.cli.make_manifest --pose-log pose_log_B.csv --captures captures_B/ --format csv --out captures_B/manifest.csv</w:t>
+      </w:r>
+    </w:p>
+    <w:p>
+      <w:pPr>
+        <w:pStyle w:val="FirstParagraph"/>
+      </w:pPr>
+      <w:r>
+        <w:t xml:space="preserve">The tool matches every file to its pose id, converts the orientation to the standard</w:t>
+      </w:r>
+      <w:r>
+        <w:t xml:space="preserve"> </w:t>
+      </w:r>
+      <w:r>
+        <w:t xml:space="preserve">matrix form, and complains, by name, about any pose without files, any file without</w:t>
+      </w:r>
+      <w:r>
+        <w:t xml:space="preserve"> </w:t>
+      </w:r>
+      <w:r>
+        <w:t xml:space="preserve">a pose, and any missing size. A</w:t>
+      </w:r>
+      <w:r>
+        <w:t xml:space="preserve"> </w:t>
+      </w:r>
+      <w:r>
+        <w:rPr>
+          <w:rStyle w:val="VerbatimChar"/>
+        </w:rPr>
+        <w:t xml:space="preserve">poses.csv</w:t>
+      </w:r>
+      <w:r>
+        <w:t xml:space="preserve"> </w:t>
+      </w:r>
+      <w:r>
+        <w:t xml:space="preserve">from the plan tool is also accepted</w:t>
+      </w:r>
+      <w:r>
+        <w:t xml:space="preserve"> </w:t>
+      </w:r>
+      <w:r>
+        <w:t xml:space="preserve">directly as the pose log if your robot program cannot write one; then the commanded</w:t>
+      </w:r>
+      <w:r>
+        <w:t xml:space="preserve"> </w:t>
+      </w:r>
+      <w:r>
+        <w:t xml:space="preserve">poses stand in for the reported ones, which is acceptable only for a robot with</w:t>
+      </w:r>
+      <w:r>
+        <w:t xml:space="preserve"> </w:t>
+      </w:r>
+      <w:r>
+        <w:t xml:space="preserve">absolute accuracy better than 0.1 mm, and it defeats the purpose of sub-procedure B.</w:t>
+      </w:r>
+      <w:r>
+        <w:t xml:space="preserve"> </w:t>
+      </w:r>
+      <w:r>
+        <w:t xml:space="preserve">Extra columns such as the joint angles are carried along unchanged.</w:t>
+      </w:r>
+    </w:p>
+    <w:bookmarkEnd w:id="21"/>
+    <w:bookmarkStart w:id="22" w:name="X5519462675585d0256a3c46cb1261738cf187b2"/>
     <w:p>
       <w:pPr>
         <w:pStyle w:val="Heading2"/>
       </w:pPr>
       <w:r>
-        <w:t xml:space="preserve">9. Deliverables checklist</w:t>
+        <w:t xml:space="preserve">8. Checking the captures before the analysis</w:t>
+      </w:r>
+    </w:p>
+    <w:p>
+      <w:pPr>
+        <w:pStyle w:val="FirstParagraph"/>
+      </w:pPr>
+      <w:r>
+        <w:t xml:space="preserve">Run the quick check on each folder as soon as its captures are complete, while the</w:t>
+      </w:r>
+      <w:r>
+        <w:t xml:space="preserve"> </w:t>
+      </w:r>
+      <w:r>
+        <w:t xml:space="preserve">robot and the board are still set up:</w:t>
+      </w:r>
+    </w:p>
+    <w:p>
+      <w:pPr>
+        <w:pStyle w:val="SourceCode"/>
+      </w:pPr>
+      <w:r>
+        <w:rPr>
+          <w:rStyle w:val="VerbatimChar"/>
+        </w:rPr>
+        <w:t xml:space="preserve">python3 -m planereg.capture.check_captures --manifest captures_A/manifest.csv --sensor-in-base boot.json --pose-log pose_log_A.csv --out captures_A/check.json</w:t>
+      </w:r>
+      <w:r>
+        <w:br/>
+      </w:r>
+      <w:r>
+        <w:rPr>
+          <w:rStyle w:val="VerbatimChar"/>
+        </w:rPr>
+        <w:t xml:space="preserve">python3 -m planereg.capture.check_captures --manifest captures_B/manifest.csv --sensor-in-base boot.json --pose-log pose_log_B.csv --out captures_B/check.json</w:t>
+      </w:r>
+    </w:p>
+    <w:p>
+      <w:pPr>
+        <w:pStyle w:val="FirstParagraph"/>
+      </w:pPr>
+      <w:r>
+        <w:t xml:space="preserve">It prints one line per pose and a verdict. Things it flags, and what they mean:</w:t>
       </w:r>
     </w:p>
     <w:p>
@@ -3437,55 +3424,13 @@
         </w:numPr>
       </w:pPr>
       <w:r>
-        <w:rPr>
-          <w:rStyle w:val="VerbatimChar"/>
-        </w:rPr>
-        <w:t xml:space="preserve">captures_A/</w:t>
-      </w:r>
-      <w:r>
-        <w:t xml:space="preserve"> </w:t>
-      </w:r>
-      <w:r>
-        <w:t xml:space="preserve">and</w:t>
-      </w:r>
-      <w:r>
-        <w:t xml:space="preserve"> </w:t>
-      </w:r>
-      <w:r>
-        <w:rPr>
-          <w:rStyle w:val="VerbatimChar"/>
-        </w:rPr>
-        <w:t xml:space="preserve">captures_B/</w:t>
-      </w:r>
-      <w:r>
-        <w:t xml:space="preserve"> </w:t>
-      </w:r>
-      <w:r>
-        <w:t xml:space="preserve">with all</w:t>
-      </w:r>
-      <w:r>
-        <w:t xml:space="preserve"> </w:t>
-      </w:r>
-      <w:r>
-        <w:rPr>
-          <w:rStyle w:val="VerbatimChar"/>
-        </w:rPr>
-        <w:t xml:space="preserve">.mc</w:t>
-      </w:r>
-      <w:r>
-        <w:t xml:space="preserve"> </w:t>
-      </w:r>
-      <w:r>
-        <w:t xml:space="preserve">files, named</w:t>
-      </w:r>
-      <w:r>
-        <w:t xml:space="preserve"> </w:t>
-      </w:r>
-      <w:r>
-        <w:rPr>
-          <w:rStyle w:val="VerbatimChar"/>
-        </w:rPr>
-        <w:t xml:space="preserve">&lt;pose_id&gt;_Index&lt;nn&gt;.mc</w:t>
+        <w:t xml:space="preserve">Low valid fraction (below 50 percent of frames): the board was not read; check</w:t>
+      </w:r>
+      <w:r>
+        <w:t xml:space="preserve"> </w:t>
+      </w:r>
+      <w:r>
+        <w:t xml:space="preserve">exposure, or the board was outside the field.</w:t>
       </w:r>
     </w:p>
     <w:p>
@@ -3497,46 +3442,13 @@
         </w:numPr>
       </w:pPr>
       <w:r>
-        <w:rPr>
-          <w:rStyle w:val="VerbatimChar"/>
-        </w:rPr>
-        <w:t xml:space="preserve">pose_log_A.csv</w:t>
-      </w:r>
-      <w:r>
-        <w:t xml:space="preserve"> </w:t>
-      </w:r>
-      <w:r>
-        <w:t xml:space="preserve">and</w:t>
-      </w:r>
-      <w:r>
-        <w:t xml:space="preserve"> </w:t>
-      </w:r>
-      <w:r>
-        <w:rPr>
-          <w:rStyle w:val="VerbatimChar"/>
-        </w:rPr>
-        <w:t xml:space="preserve">pose_log_B.csv</w:t>
-      </w:r>
-      <w:r>
-        <w:t xml:space="preserve"> </w:t>
-      </w:r>
-      <w:r>
-        <w:t xml:space="preserve">(option B), or confirmation that headers carry</w:t>
-      </w:r>
-      <w:r>
-        <w:t xml:space="preserve"> </w:t>
-      </w:r>
-      <w:r>
-        <w:rPr>
-          <w:rStyle w:val="VerbatimChar"/>
-        </w:rPr>
-        <w:t xml:space="preserve">robotPose</w:t>
-      </w:r>
-      <w:r>
-        <w:t xml:space="preserve"> </w:t>
-      </w:r>
-      <w:r>
-        <w:t xml:space="preserve">(option A) plus the joint-angle logs</w:t>
+        <w:t xml:space="preserve">Board touching the image border: the board is partly out of view; the pose is</w:t>
+      </w:r>
+      <w:r>
+        <w:t xml:space="preserve"> </w:t>
+      </w:r>
+      <w:r>
+        <w:t xml:space="preserve">unusable, re-plan it slightly inward.</w:t>
       </w:r>
     </w:p>
     <w:p>
@@ -3548,46 +3460,25 @@
         </w:numPr>
       </w:pPr>
       <w:r>
-        <w:rPr>
-          <w:rStyle w:val="VerbatimChar"/>
-        </w:rPr>
-        <w:t xml:space="preserve">captures_A/manifest.csv</w:t>
-      </w:r>
-      <w:r>
-        <w:t xml:space="preserve"> </w:t>
-      </w:r>
-      <w:r>
-        <w:t xml:space="preserve">and</w:t>
-      </w:r>
-      <w:r>
-        <w:t xml:space="preserve"> </w:t>
-      </w:r>
-      <w:r>
-        <w:rPr>
-          <w:rStyle w:val="VerbatimChar"/>
-        </w:rPr>
-        <w:t xml:space="preserve">captures_B/manifest.csv</w:t>
-      </w:r>
-      <w:r>
-        <w:t xml:space="preserve"> </w:t>
-      </w:r>
-      <w:r>
-        <w:t xml:space="preserve">produced by</w:t>
-      </w:r>
-      <w:r>
-        <w:t xml:space="preserve"> </w:t>
-      </w:r>
-      <w:r>
-        <w:rPr>
-          <w:rStyle w:val="VerbatimChar"/>
-        </w:rPr>
-        <w:t xml:space="preserve">make_manifest</w:t>
-      </w:r>
-      <w:r>
-        <w:t xml:space="preserve"> </w:t>
-      </w:r>
-      <w:r>
-        <w:t xml:space="preserve">without errors</w:t>
+        <w:t xml:space="preserve">Segmentation failed: the software could not find a flat surface of the board’s</w:t>
+      </w:r>
+      <w:r>
+        <w:t xml:space="preserve"> </w:t>
+      </w:r>
+      <w:r>
+        <w:t xml:space="preserve">size facing the sensor where the pose says it should be; the pose was copied</w:t>
+      </w:r>
+      <w:r>
+        <w:t xml:space="preserve"> </w:t>
+      </w:r>
+      <w:r>
+        <w:t xml:space="preserve">wrongly, or something flat is closer to the sensor than the board (a cable, a</w:t>
+      </w:r>
+      <w:r>
+        <w:t xml:space="preserve"> </w:t>
+      </w:r>
+      <w:r>
+        <w:t xml:space="preserve">hand, the table), or the board is outside the field.</w:t>
       </w:r>
     </w:p>
     <w:p>
@@ -3599,37 +3490,13 @@
         </w:numPr>
       </w:pPr>
       <w:r>
-        <w:rPr>
-          <w:rStyle w:val="VerbatimChar"/>
-        </w:rPr>
-        <w:t xml:space="preserve">captures_A/check.json</w:t>
-      </w:r>
-      <w:r>
-        <w:t xml:space="preserve"> </w:t>
-      </w:r>
-      <w:r>
-        <w:t xml:space="preserve">and</w:t>
-      </w:r>
-      <w:r>
-        <w:t xml:space="preserve"> </w:t>
-      </w:r>
-      <w:r>
-        <w:rPr>
-          <w:rStyle w:val="VerbatimChar"/>
-        </w:rPr>
-        <w:t xml:space="preserve">captures_B/check.json</w:t>
-      </w:r>
-      <w:r>
-        <w:t xml:space="preserve"> </w:t>
-      </w:r>
-      <w:r>
-        <w:t xml:space="preserve">with no flags, or a note</w:t>
-      </w:r>
-      <w:r>
-        <w:t xml:space="preserve"> </w:t>
-      </w:r>
-      <w:r>
-        <w:t xml:space="preserve">explaining each remaining flag</w:t>
+        <w:t xml:space="preserve">Plane residual above 1 mm: the board surface read by the sensor is not flat to</w:t>
+      </w:r>
+      <w:r>
+        <w:t xml:space="preserve"> </w:t>
+      </w:r>
+      <w:r>
+        <w:t xml:space="preserve">the sensor; a shiny spot or a dirty board, or an exposure problem.</w:t>
       </w:r>
     </w:p>
     <w:p>
@@ -3641,40 +3508,37 @@
         </w:numPr>
       </w:pPr>
       <w:r>
-        <w:rPr>
-          <w:rStyle w:val="VerbatimChar"/>
-        </w:rPr>
-        <w:t xml:space="preserve">plan/poses.csv</w:t>
-      </w:r>
-      <w:r>
-        <w:t xml:space="preserve">,</w:t>
-      </w:r>
-      <w:r>
-        <w:t xml:space="preserve"> </w:t>
-      </w:r>
-      <w:r>
-        <w:rPr>
-          <w:rStyle w:val="VerbatimChar"/>
-        </w:rPr>
-        <w:t xml:space="preserve">plan/plan_summary.txt</w:t>
-      </w:r>
-      <w:r>
-        <w:t xml:space="preserve">,</w:t>
-      </w:r>
-      <w:r>
-        <w:t xml:space="preserve"> </w:t>
-      </w:r>
-      <w:r>
-        <w:rPr>
-          <w:rStyle w:val="VerbatimChar"/>
-        </w:rPr>
-        <w:t xml:space="preserve">plan/plan.png</w:t>
-      </w:r>
-      <w:r>
-        <w:t xml:space="preserve"> </w:t>
-      </w:r>
-      <w:r>
-        <w:t xml:space="preserve">as used</w:t>
+        <w:t xml:space="preserve">Normal residual above 1 degree or offset residual above 1 mm against the solved</w:t>
+      </w:r>
+      <w:r>
+        <w:t xml:space="preserve"> </w:t>
+      </w:r>
+      <w:r>
+        <w:t xml:space="preserve">registration: either the robot pose was copied wrongly for that pose, or, if it</w:t>
+      </w:r>
+      <w:r>
+        <w:t xml:space="preserve"> </w:t>
+      </w:r>
+      <w:r>
+        <w:t xml:space="preserve">affects every pose with one tilt direction, the board tool frame’s orientation is</w:t>
+      </w:r>
+      <w:r>
+        <w:t xml:space="preserve"> </w:t>
+      </w:r>
+      <w:r>
+        <w:t xml:space="preserve">wrong (section 3, step 5), or the rotation type in the pose log is misnamed; or,</w:t>
+      </w:r>
+      <w:r>
+        <w:t xml:space="preserve"> </w:t>
+      </w:r>
+      <w:r>
+        <w:t xml:space="preserve">if it grows steadily across the volume, the robot’s base frame or its absolute</w:t>
+      </w:r>
+      <w:r>
+        <w:t xml:space="preserve"> </w:t>
+      </w:r>
+      <w:r>
+        <w:t xml:space="preserve">accuracy is off.</w:t>
       </w:r>
     </w:p>
     <w:p>
@@ -3686,37 +3550,13 @@
         </w:numPr>
       </w:pPr>
       <w:r>
-        <w:rPr>
-          <w:rStyle w:val="VerbatimChar"/>
-        </w:rPr>
-        <w:t xml:space="preserve">boot.json</w:t>
-      </w:r>
-      <w:r>
-        <w:t xml:space="preserve">,</w:t>
-      </w:r>
-      <w:r>
-        <w:t xml:space="preserve"> </w:t>
-      </w:r>
-      <w:r>
-        <w:rPr>
-          <w:rStyle w:val="VerbatimChar"/>
-        </w:rPr>
-        <w:t xml:space="preserve">boot_pose_log.csv</w:t>
-      </w:r>
-      <w:r>
-        <w:t xml:space="preserve"> </w:t>
-      </w:r>
-      <w:r>
-        <w:t xml:space="preserve">and the bootstrap captures in</w:t>
-      </w:r>
-      <w:r>
-        <w:t xml:space="preserve"> </w:t>
-      </w:r>
-      <w:r>
-        <w:rPr>
-          <w:rStyle w:val="VerbatimChar"/>
-        </w:rPr>
-        <w:t xml:space="preserve">boot/</w:t>
+        <w:t xml:space="preserve">Normal spread below 0.05: the tilts were not varied enough (should not happen with</w:t>
+      </w:r>
+      <w:r>
+        <w:t xml:space="preserve"> </w:t>
+      </w:r>
+      <w:r>
+        <w:t xml:space="preserve">the plan’s defaults).</w:t>
       </w:r>
     </w:p>
     <w:p>
@@ -3728,62 +3568,79 @@
         </w:numPr>
       </w:pPr>
       <w:r>
-        <w:rPr>
-          <w:rStyle w:val="VerbatimChar"/>
-        </w:rPr>
-        <w:t xml:space="preserve">session_notes.txt</w:t>
-      </w:r>
-      <w:r>
-        <w:t xml:space="preserve"> </w:t>
-      </w:r>
-      <w:r>
-        <w:t xml:space="preserve">with: sensor serial, warm-up time, exposure and gain, base</w:t>
-      </w:r>
-      <w:r>
-        <w:t xml:space="preserve"> </w:t>
-      </w:r>
-      <w:r>
-        <w:t xml:space="preserve">frame name, backlash compensation setting, board D and runout reading, board</w:t>
-      </w:r>
-      <w:r>
-        <w:t xml:space="preserve"> </w:t>
-      </w:r>
-      <w:r>
-        <w:t xml:space="preserve">dimensions and certificate, TOOL_BOARD values, temperature, robot speed and</w:t>
-      </w:r>
-      <w:r>
-        <w:t xml:space="preserve"> </w:t>
-      </w:r>
-      <w:r>
-        <w:t xml:space="preserve">acceleration settings, the order the sub-procedures were run in and their times</w:t>
-      </w:r>
-    </w:p>
-    <w:p>
-      <w:pPr>
-        <w:pStyle w:val="Compact"/>
-        <w:numPr>
-          <w:ilvl w:val="0"/>
-          <w:numId w:val="1007"/>
-        </w:numPr>
-      </w:pPr>
-      <w:r>
-        <w:t xml:space="preserve">Photos of the setup: sensor mount, the board on the flange, the workspace behind</w:t>
-      </w:r>
-      <w:r>
-        <w:t xml:space="preserve"> </w:t>
-      </w:r>
-      <w:r>
-        <w:t xml:space="preserve">the board as the sensor sees it</w:t>
-      </w:r>
-    </w:p>
-    <w:bookmarkEnd w:id="23"/>
-    <w:bookmarkStart w:id="24" w:name="things-that-spoil-a-session"/>
+        <w:t xml:space="preserve">Joint sign consistency (sub-procedure B, when joint angles were logged): for each</w:t>
+      </w:r>
+      <w:r>
+        <w:t xml:space="preserve"> </w:t>
+      </w:r>
+      <w:r>
+        <w:t xml:space="preserve">joint, the fraction of poses whose final motion had the majority direction. A joint</w:t>
+      </w:r>
+      <w:r>
+        <w:t xml:space="preserve"> </w:t>
+      </w:r>
+      <w:r>
+        <w:t xml:space="preserve">far below 100 percent means the approach move did not standardize that joint’s</w:t>
+      </w:r>
+      <w:r>
+        <w:t xml:space="preserve"> </w:t>
+      </w:r>
+      <w:r>
+        <w:t xml:space="preserve">backlash over part of the workspace; tell the engineer, it affects how the two</w:t>
+      </w:r>
+      <w:r>
+        <w:t xml:space="preserve"> </w:t>
+      </w:r>
+      <w:r>
+        <w:t xml:space="preserve">folders are compared.</w:t>
+      </w:r>
+    </w:p>
+    <w:p>
+      <w:pPr>
+        <w:pStyle w:val="FirstParagraph"/>
+      </w:pPr>
+      <w:r>
+        <w:t xml:space="preserve">Re-capture flagged poses after fixing the cause; do not delete the lines from the</w:t>
+      </w:r>
+      <w:r>
+        <w:t xml:space="preserve"> </w:t>
+      </w:r>
+      <w:r>
+        <w:t xml:space="preserve">log, add corrected lines with a new pose id (for example</w:t>
+      </w:r>
+      <w:r>
+        <w:t xml:space="preserve"> </w:t>
+      </w:r>
+      <w:r>
+        <w:rPr>
+          <w:rStyle w:val="VerbatimChar"/>
+        </w:rPr>
+        <w:t xml:space="preserve">b_z0650_t24_a090_05r</w:t>
+      </w:r>
+      <w:r>
+        <w:t xml:space="preserve">). The</w:t>
+      </w:r>
+      <w:r>
+        <w:t xml:space="preserve"> </w:t>
+      </w:r>
+      <w:r>
+        <w:t xml:space="preserve">check tool’s exit code is 0 when nothing is flagged, 1 when something is, and 2 when</w:t>
+      </w:r>
+      <w:r>
+        <w:t xml:space="preserve"> </w:t>
+      </w:r>
+      <w:r>
+        <w:t xml:space="preserve">it cannot read the manifest.</w:t>
+      </w:r>
+    </w:p>
+    <w:bookmarkEnd w:id="22"/>
+    <w:bookmarkStart w:id="23" w:name="deliverables-checklist"/>
     <w:p>
       <w:pPr>
         <w:pStyle w:val="Heading2"/>
       </w:pPr>
       <w:r>
-        <w:t xml:space="preserve">10. Things that spoil a session</w:t>
+        <w:t xml:space="preserve">9. Deliverables checklist</w:t>
       </w:r>
     </w:p>
     <w:p>
@@ -3795,13 +3652,55 @@
         </w:numPr>
       </w:pPr>
       <w:r>
-        <w:t xml:space="preserve">Moving or bumping the sensor. If it happens, everything after it is a new session,</w:t>
-      </w:r>
-      <w:r>
-        <w:t xml:space="preserve"> </w:t>
-      </w:r>
-      <w:r>
-        <w:t xml:space="preserve">and both sub-procedures must be repeated.</w:t>
+        <w:rPr>
+          <w:rStyle w:val="VerbatimChar"/>
+        </w:rPr>
+        <w:t xml:space="preserve">captures_A/</w:t>
+      </w:r>
+      <w:r>
+        <w:t xml:space="preserve"> </w:t>
+      </w:r>
+      <w:r>
+        <w:t xml:space="preserve">and</w:t>
+      </w:r>
+      <w:r>
+        <w:t xml:space="preserve"> </w:t>
+      </w:r>
+      <w:r>
+        <w:rPr>
+          <w:rStyle w:val="VerbatimChar"/>
+        </w:rPr>
+        <w:t xml:space="preserve">captures_B/</w:t>
+      </w:r>
+      <w:r>
+        <w:t xml:space="preserve"> </w:t>
+      </w:r>
+      <w:r>
+        <w:t xml:space="preserve">with all</w:t>
+      </w:r>
+      <w:r>
+        <w:t xml:space="preserve"> </w:t>
+      </w:r>
+      <w:r>
+        <w:rPr>
+          <w:rStyle w:val="VerbatimChar"/>
+        </w:rPr>
+        <w:t xml:space="preserve">.mc</w:t>
+      </w:r>
+      <w:r>
+        <w:t xml:space="preserve"> </w:t>
+      </w:r>
+      <w:r>
+        <w:t xml:space="preserve">files, named</w:t>
+      </w:r>
+      <w:r>
+        <w:t xml:space="preserve"> </w:t>
+      </w:r>
+      <w:r>
+        <w:rPr>
+          <w:rStyle w:val="VerbatimChar"/>
+        </w:rPr>
+        <w:t xml:space="preserve">&lt;pose_id&gt;_Index&lt;nn&gt;.mc</w:t>
       </w:r>
     </w:p>
     <w:p>
@@ -3813,13 +3712,46 @@
         </w:numPr>
       </w:pPr>
       <w:r>
-        <w:t xml:space="preserve">Changing exposure, gain, the base frame, the speed settings, or the backlash</w:t>
-      </w:r>
-      <w:r>
-        <w:t xml:space="preserve"> </w:t>
-      </w:r>
-      <w:r>
-        <w:t xml:space="preserve">compensation mid-session or between the sub-procedures.</w:t>
+        <w:rPr>
+          <w:rStyle w:val="VerbatimChar"/>
+        </w:rPr>
+        <w:t xml:space="preserve">pose_log_A.csv</w:t>
+      </w:r>
+      <w:r>
+        <w:t xml:space="preserve"> </w:t>
+      </w:r>
+      <w:r>
+        <w:t xml:space="preserve">and</w:t>
+      </w:r>
+      <w:r>
+        <w:t xml:space="preserve"> </w:t>
+      </w:r>
+      <w:r>
+        <w:rPr>
+          <w:rStyle w:val="VerbatimChar"/>
+        </w:rPr>
+        <w:t xml:space="preserve">pose_log_B.csv</w:t>
+      </w:r>
+      <w:r>
+        <w:t xml:space="preserve"> </w:t>
+      </w:r>
+      <w:r>
+        <w:t xml:space="preserve">(option B), or confirmation that headers carry</w:t>
+      </w:r>
+      <w:r>
+        <w:t xml:space="preserve"> </w:t>
+      </w:r>
+      <w:r>
+        <w:rPr>
+          <w:rStyle w:val="VerbatimChar"/>
+        </w:rPr>
+        <w:t xml:space="preserve">robotPose</w:t>
+      </w:r>
+      <w:r>
+        <w:t xml:space="preserve"> </w:t>
+      </w:r>
+      <w:r>
+        <w:t xml:space="preserve">(option A) plus the joint-angle logs</w:t>
       </w:r>
     </w:p>
     <w:p>
@@ -3831,7 +3763,46 @@
         </w:numPr>
       </w:pPr>
       <w:r>
-        <w:t xml:space="preserve">Using the commanded pose instead of the reported pose in the log.</w:t>
+        <w:rPr>
+          <w:rStyle w:val="VerbatimChar"/>
+        </w:rPr>
+        <w:t xml:space="preserve">captures_A/manifest.csv</w:t>
+      </w:r>
+      <w:r>
+        <w:t xml:space="preserve"> </w:t>
+      </w:r>
+      <w:r>
+        <w:t xml:space="preserve">and</w:t>
+      </w:r>
+      <w:r>
+        <w:t xml:space="preserve"> </w:t>
+      </w:r>
+      <w:r>
+        <w:rPr>
+          <w:rStyle w:val="VerbatimChar"/>
+        </w:rPr>
+        <w:t xml:space="preserve">captures_B/manifest.csv</w:t>
+      </w:r>
+      <w:r>
+        <w:t xml:space="preserve"> </w:t>
+      </w:r>
+      <w:r>
+        <w:t xml:space="preserve">produced by</w:t>
+      </w:r>
+      <w:r>
+        <w:t xml:space="preserve"> </w:t>
+      </w:r>
+      <w:r>
+        <w:rPr>
+          <w:rStyle w:val="VerbatimChar"/>
+        </w:rPr>
+        <w:t xml:space="preserve">make_manifest</w:t>
+      </w:r>
+      <w:r>
+        <w:t xml:space="preserve"> </w:t>
+      </w:r>
+      <w:r>
+        <w:t xml:space="preserve">without errors</w:t>
       </w:r>
     </w:p>
     <w:p>
@@ -3843,13 +3814,37 @@
         </w:numPr>
       </w:pPr>
       <w:r>
-        <w:t xml:space="preserve">A loose adapter: check the dowels are seated and the runout (section 3, step 2)</w:t>
-      </w:r>
-      <w:r>
-        <w:t xml:space="preserve"> </w:t>
-      </w:r>
-      <w:r>
-        <w:t xml:space="preserve">before each sub-procedure.</w:t>
+        <w:rPr>
+          <w:rStyle w:val="VerbatimChar"/>
+        </w:rPr>
+        <w:t xml:space="preserve">captures_A/check.json</w:t>
+      </w:r>
+      <w:r>
+        <w:t xml:space="preserve"> </w:t>
+      </w:r>
+      <w:r>
+        <w:t xml:space="preserve">and</w:t>
+      </w:r>
+      <w:r>
+        <w:t xml:space="preserve"> </w:t>
+      </w:r>
+      <w:r>
+        <w:rPr>
+          <w:rStyle w:val="VerbatimChar"/>
+        </w:rPr>
+        <w:t xml:space="preserve">captures_B/check.json</w:t>
+      </w:r>
+      <w:r>
+        <w:t xml:space="preserve"> </w:t>
+      </w:r>
+      <w:r>
+        <w:t xml:space="preserve">with no flags, or a note</w:t>
+      </w:r>
+      <w:r>
+        <w:t xml:space="preserve"> </w:t>
+      </w:r>
+      <w:r>
+        <w:t xml:space="preserve">explaining each remaining flag</w:t>
       </w:r>
     </w:p>
     <w:p>
@@ -3861,13 +3856,40 @@
         </w:numPr>
       </w:pPr>
       <w:r>
-        <w:t xml:space="preserve">Fingerprints or gloss on the board: wipe with isopropyl alcohol; a shiny spot</w:t>
-      </w:r>
-      <w:r>
-        <w:t xml:space="preserve"> </w:t>
-      </w:r>
-      <w:r>
-        <w:t xml:space="preserve">returns a bright highlight and a bad read.</w:t>
+        <w:rPr>
+          <w:rStyle w:val="VerbatimChar"/>
+        </w:rPr>
+        <w:t xml:space="preserve">plan/poses.csv</w:t>
+      </w:r>
+      <w:r>
+        <w:t xml:space="preserve">,</w:t>
+      </w:r>
+      <w:r>
+        <w:t xml:space="preserve"> </w:t>
+      </w:r>
+      <w:r>
+        <w:rPr>
+          <w:rStyle w:val="VerbatimChar"/>
+        </w:rPr>
+        <w:t xml:space="preserve">plan/plan_summary.txt</w:t>
+      </w:r>
+      <w:r>
+        <w:t xml:space="preserve">,</w:t>
+      </w:r>
+      <w:r>
+        <w:t xml:space="preserve"> </w:t>
+      </w:r>
+      <w:r>
+        <w:rPr>
+          <w:rStyle w:val="VerbatimChar"/>
+        </w:rPr>
+        <w:t xml:space="preserve">plan/plan.png</w:t>
+      </w:r>
+      <w:r>
+        <w:t xml:space="preserve"> </w:t>
+      </w:r>
+      <w:r>
+        <w:t xml:space="preserve">as used</w:t>
       </w:r>
     </w:p>
     <w:p>
@@ -3879,19 +3901,37 @@
         </w:numPr>
       </w:pPr>
       <w:r>
-        <w:t xml:space="preserve">Something flat and large closer to the sensor than the board, in the picture. The</w:t>
-      </w:r>
-      <w:r>
-        <w:t xml:space="preserve"> </w:t>
-      </w:r>
-      <w:r>
-        <w:t xml:space="preserve">software looks for the closest large flat surface when it has no better</w:t>
-      </w:r>
-      <w:r>
-        <w:t xml:space="preserve"> </w:t>
-      </w:r>
-      <w:r>
-        <w:t xml:space="preserve">information; keep the foreground clear.</w:t>
+        <w:rPr>
+          <w:rStyle w:val="VerbatimChar"/>
+        </w:rPr>
+        <w:t xml:space="preserve">boot.json</w:t>
+      </w:r>
+      <w:r>
+        <w:t xml:space="preserve">,</w:t>
+      </w:r>
+      <w:r>
+        <w:t xml:space="preserve"> </w:t>
+      </w:r>
+      <w:r>
+        <w:rPr>
+          <w:rStyle w:val="VerbatimChar"/>
+        </w:rPr>
+        <w:t xml:space="preserve">boot_pose_log.csv</w:t>
+      </w:r>
+      <w:r>
+        <w:t xml:space="preserve"> </w:t>
+      </w:r>
+      <w:r>
+        <w:t xml:space="preserve">and the bootstrap captures in</w:t>
+      </w:r>
+      <w:r>
+        <w:t xml:space="preserve"> </w:t>
+      </w:r>
+      <w:r>
+        <w:rPr>
+          <w:rStyle w:val="VerbatimChar"/>
+        </w:rPr>
+        <w:t xml:space="preserve">boot/</w:t>
       </w:r>
     </w:p>
     <w:p>
@@ -3903,19 +3943,34 @@
         </w:numPr>
       </w:pPr>
       <w:r>
-        <w:t xml:space="preserve">In sub-procedure B, stopping, reversing, or slowing on the final move, or</w:t>
-      </w:r>
-      <w:r>
-        <w:t xml:space="preserve"> </w:t>
-      </w:r>
-      <w:r>
-        <w:t xml:space="preserve">approaching some poses without the approach pose. Every pose must get the same</w:t>
-      </w:r>
-      <w:r>
-        <w:t xml:space="preserve"> </w:t>
-      </w:r>
-      <w:r>
-        <w:t xml:space="preserve">final move.</w:t>
+        <w:rPr>
+          <w:rStyle w:val="VerbatimChar"/>
+        </w:rPr>
+        <w:t xml:space="preserve">session_notes.txt</w:t>
+      </w:r>
+      <w:r>
+        <w:t xml:space="preserve"> </w:t>
+      </w:r>
+      <w:r>
+        <w:t xml:space="preserve">with: sensor serial, warm-up time, exposure and gain, base</w:t>
+      </w:r>
+      <w:r>
+        <w:t xml:space="preserve"> </w:t>
+      </w:r>
+      <w:r>
+        <w:t xml:space="preserve">frame name, backlash compensation setting, board D and runout reading, board</w:t>
+      </w:r>
+      <w:r>
+        <w:t xml:space="preserve"> </w:t>
+      </w:r>
+      <w:r>
+        <w:t xml:space="preserve">dimensions and certificate, TOOL_BOARD values, temperature, robot speed and</w:t>
+      </w:r>
+      <w:r>
+        <w:t xml:space="preserve"> </w:t>
+      </w:r>
+      <w:r>
+        <w:t xml:space="preserve">acceleration settings, the order the sub-procedures were run in and their times</w:t>
       </w:r>
     </w:p>
     <w:p>
@@ -3924,6 +3979,166 @@
         <w:numPr>
           <w:ilvl w:val="0"/>
           <w:numId w:val="1008"/>
+        </w:numPr>
+      </w:pPr>
+      <w:r>
+        <w:t xml:space="preserve">Photos of the setup: sensor mount, the board on the flange, the workspace behind</w:t>
+      </w:r>
+      <w:r>
+        <w:t xml:space="preserve"> </w:t>
+      </w:r>
+      <w:r>
+        <w:t xml:space="preserve">the board as the sensor sees it</w:t>
+      </w:r>
+    </w:p>
+    <w:bookmarkEnd w:id="23"/>
+    <w:bookmarkStart w:id="24" w:name="things-that-spoil-a-session"/>
+    <w:p>
+      <w:pPr>
+        <w:pStyle w:val="Heading2"/>
+      </w:pPr>
+      <w:r>
+        <w:t xml:space="preserve">10. Things that spoil a session</w:t>
+      </w:r>
+    </w:p>
+    <w:p>
+      <w:pPr>
+        <w:pStyle w:val="Compact"/>
+        <w:numPr>
+          <w:ilvl w:val="0"/>
+          <w:numId w:val="1009"/>
+        </w:numPr>
+      </w:pPr>
+      <w:r>
+        <w:t xml:space="preserve">Moving or bumping the sensor. If it happens, everything after it is a new session,</w:t>
+      </w:r>
+      <w:r>
+        <w:t xml:space="preserve"> </w:t>
+      </w:r>
+      <w:r>
+        <w:t xml:space="preserve">and both sub-procedures must be repeated.</w:t>
+      </w:r>
+    </w:p>
+    <w:p>
+      <w:pPr>
+        <w:pStyle w:val="Compact"/>
+        <w:numPr>
+          <w:ilvl w:val="0"/>
+          <w:numId w:val="1009"/>
+        </w:numPr>
+      </w:pPr>
+      <w:r>
+        <w:t xml:space="preserve">Changing exposure, gain, the base frame, the speed settings, or the backlash</w:t>
+      </w:r>
+      <w:r>
+        <w:t xml:space="preserve"> </w:t>
+      </w:r>
+      <w:r>
+        <w:t xml:space="preserve">compensation mid-session or between the sub-procedures.</w:t>
+      </w:r>
+    </w:p>
+    <w:p>
+      <w:pPr>
+        <w:pStyle w:val="Compact"/>
+        <w:numPr>
+          <w:ilvl w:val="0"/>
+          <w:numId w:val="1009"/>
+        </w:numPr>
+      </w:pPr>
+      <w:r>
+        <w:t xml:space="preserve">Using the commanded pose instead of the reported pose in the log.</w:t>
+      </w:r>
+    </w:p>
+    <w:p>
+      <w:pPr>
+        <w:pStyle w:val="Compact"/>
+        <w:numPr>
+          <w:ilvl w:val="0"/>
+          <w:numId w:val="1009"/>
+        </w:numPr>
+      </w:pPr>
+      <w:r>
+        <w:t xml:space="preserve">A loose adapter: check the dowels are seated and the runout (section 3, step 2)</w:t>
+      </w:r>
+      <w:r>
+        <w:t xml:space="preserve"> </w:t>
+      </w:r>
+      <w:r>
+        <w:t xml:space="preserve">before each sub-procedure.</w:t>
+      </w:r>
+    </w:p>
+    <w:p>
+      <w:pPr>
+        <w:pStyle w:val="Compact"/>
+        <w:numPr>
+          <w:ilvl w:val="0"/>
+          <w:numId w:val="1009"/>
+        </w:numPr>
+      </w:pPr>
+      <w:r>
+        <w:t xml:space="preserve">Fingerprints or gloss on the board: wipe with isopropyl alcohol; a shiny spot</w:t>
+      </w:r>
+      <w:r>
+        <w:t xml:space="preserve"> </w:t>
+      </w:r>
+      <w:r>
+        <w:t xml:space="preserve">returns a bright highlight and a bad read.</w:t>
+      </w:r>
+    </w:p>
+    <w:p>
+      <w:pPr>
+        <w:pStyle w:val="Compact"/>
+        <w:numPr>
+          <w:ilvl w:val="0"/>
+          <w:numId w:val="1009"/>
+        </w:numPr>
+      </w:pPr>
+      <w:r>
+        <w:t xml:space="preserve">Something flat and large closer to the sensor than the board, in the picture. The</w:t>
+      </w:r>
+      <w:r>
+        <w:t xml:space="preserve"> </w:t>
+      </w:r>
+      <w:r>
+        <w:t xml:space="preserve">software looks for the closest large flat surface when it has no better</w:t>
+      </w:r>
+      <w:r>
+        <w:t xml:space="preserve"> </w:t>
+      </w:r>
+      <w:r>
+        <w:t xml:space="preserve">information; keep the foreground clear.</w:t>
+      </w:r>
+    </w:p>
+    <w:p>
+      <w:pPr>
+        <w:pStyle w:val="Compact"/>
+        <w:numPr>
+          <w:ilvl w:val="0"/>
+          <w:numId w:val="1009"/>
+        </w:numPr>
+      </w:pPr>
+      <w:r>
+        <w:t xml:space="preserve">In sub-procedure B, stopping, reversing, or slowing on the final move, or</w:t>
+      </w:r>
+      <w:r>
+        <w:t xml:space="preserve"> </w:t>
+      </w:r>
+      <w:r>
+        <w:t xml:space="preserve">approaching some poses without the approach pose. Every pose must get the same</w:t>
+      </w:r>
+      <w:r>
+        <w:t xml:space="preserve"> </w:t>
+      </w:r>
+      <w:r>
+        <w:t xml:space="preserve">final move.</w:t>
+      </w:r>
+    </w:p>
+    <w:p>
+      <w:pPr>
+        <w:pStyle w:val="Compact"/>
+        <w:numPr>
+          <w:ilvl w:val="0"/>
+          <w:numId w:val="1009"/>
         </w:numPr>
       </w:pPr>
       <w:r>
@@ -6508,34 +6723,7 @@
     </w:lvlOverride>
   </w:num>
   <w:num w:numId="1003">
-    <w:abstractNumId w:val="99411"/>
-    <w:lvlOverride w:ilvl="0">
-      <w:startOverride w:val="1"/>
-    </w:lvlOverride>
-    <w:lvlOverride w:ilvl="1">
-      <w:startOverride w:val="1"/>
-    </w:lvlOverride>
-    <w:lvlOverride w:ilvl="2">
-      <w:startOverride w:val="1"/>
-    </w:lvlOverride>
-    <w:lvlOverride w:ilvl="3">
-      <w:startOverride w:val="1"/>
-    </w:lvlOverride>
-    <w:lvlOverride w:ilvl="4">
-      <w:startOverride w:val="1"/>
-    </w:lvlOverride>
-    <w:lvlOverride w:ilvl="5">
-      <w:startOverride w:val="1"/>
-    </w:lvlOverride>
-    <w:lvlOverride w:ilvl="6">
-      <w:startOverride w:val="1"/>
-    </w:lvlOverride>
-    <w:lvlOverride w:ilvl="7">
-      <w:startOverride w:val="1"/>
-    </w:lvlOverride>
-    <w:lvlOverride w:ilvl="8">
-      <w:startOverride w:val="1"/>
-    </w:lvlOverride>
+    <w:abstractNumId w:val="991"/>
   </w:num>
   <w:num w:numId="1004">
     <w:abstractNumId w:val="99411"/>
@@ -6568,7 +6756,34 @@
     </w:lvlOverride>
   </w:num>
   <w:num w:numId="1005">
-    <w:abstractNumId w:val="991"/>
+    <w:abstractNumId w:val="99411"/>
+    <w:lvlOverride w:ilvl="0">
+      <w:startOverride w:val="1"/>
+    </w:lvlOverride>
+    <w:lvlOverride w:ilvl="1">
+      <w:startOverride w:val="1"/>
+    </w:lvlOverride>
+    <w:lvlOverride w:ilvl="2">
+      <w:startOverride w:val="1"/>
+    </w:lvlOverride>
+    <w:lvlOverride w:ilvl="3">
+      <w:startOverride w:val="1"/>
+    </w:lvlOverride>
+    <w:lvlOverride w:ilvl="4">
+      <w:startOverride w:val="1"/>
+    </w:lvlOverride>
+    <w:lvlOverride w:ilvl="5">
+      <w:startOverride w:val="1"/>
+    </w:lvlOverride>
+    <w:lvlOverride w:ilvl="6">
+      <w:startOverride w:val="1"/>
+    </w:lvlOverride>
+    <w:lvlOverride w:ilvl="7">
+      <w:startOverride w:val="1"/>
+    </w:lvlOverride>
+    <w:lvlOverride w:ilvl="8">
+      <w:startOverride w:val="1"/>
+    </w:lvlOverride>
   </w:num>
   <w:num w:numId="1006">
     <w:abstractNumId w:val="991"/>
@@ -6577,6 +6792,9 @@
     <w:abstractNumId w:val="991"/>
   </w:num>
   <w:num w:numId="1008">
+    <w:abstractNumId w:val="991"/>
+  </w:num>
+  <w:num w:numId="1009">
     <w:abstractNumId w:val="991"/>
   </w:num>
 </w:numbering>

--- a/docs/procedures/registration_capture_procedure.docx
+++ b/docs/procedures/registration_capture_procedure.docx
@@ -1175,16 +1175,34 @@
         <w:rPr>
           <w:rStyle w:val="VerbatimChar"/>
         </w:rPr>
-        <w:t xml:space="preserve">python3 -m sphcal.cli.make_manifest --pose-log boot_pose_log.csv --captures boot/ --format csv --out boot/manifest.csv</w:t>
-      </w:r>
-      <w:r>
-        <w:br/>
-      </w:r>
-      <w:r>
-        <w:rPr>
-          <w:rStyle w:val="VerbatimChar"/>
-        </w:rPr>
-        <w:t xml:space="preserve">python3 -m planereg.capture.bootstrap --manifest boot/manifest.csv --out boot.json</w:t>
+        <w:t xml:space="preserve">python3 -m sphcal.cli.make_manifest --pose-log boot_pose_log.csv \</w:t>
+      </w:r>
+      <w:r>
+        <w:br/>
+      </w:r>
+      <w:r>
+        <w:rPr>
+          <w:rStyle w:val="VerbatimChar"/>
+        </w:rPr>
+        <w:t xml:space="preserve">    --captures boot/ --format csv --out boot/manifest.csv</w:t>
+      </w:r>
+      <w:r>
+        <w:br/>
+      </w:r>
+      <w:r>
+        <w:rPr>
+          <w:rStyle w:val="VerbatimChar"/>
+        </w:rPr>
+        <w:t xml:space="preserve">python3 -m planereg.capture.bootstrap --manifest boot/manifest.csv \</w:t>
+      </w:r>
+      <w:r>
+        <w:br/>
+      </w:r>
+      <w:r>
+        <w:rPr>
+          <w:rStyle w:val="VerbatimChar"/>
+        </w:rPr>
+        <w:t xml:space="preserve">    --out boot.json</w:t>
       </w:r>
     </w:p>
     <w:p>
@@ -1296,16 +1314,16 @@
         <w:rPr>
           <w:rStyle w:val="VerbatimChar"/>
         </w:rPr>
-        <w:t xml:space="preserve">python3 -m planereg.capture.plan_poses --sensor-in-base boot.json --camera boot/boot01_Index00.mc \</w:t>
-      </w:r>
-      <w:r>
-        <w:br/>
-      </w:r>
-      <w:r>
-        <w:rPr>
-          <w:rStyle w:val="VerbatimChar"/>
-        </w:rPr>
-        <w:t xml:space="preserve">    --board-half-size-mm 100 75 --out plan/</w:t>
+        <w:t xml:space="preserve">python3 -m planereg.capture.plan_poses --sensor-in-base boot.json \</w:t>
+      </w:r>
+      <w:r>
+        <w:br/>
+      </w:r>
+      <w:r>
+        <w:rPr>
+          <w:rStyle w:val="VerbatimChar"/>
+        </w:rPr>
+        <w:t xml:space="preserve">    --camera boot/boot01_Index00.mc --board-half-size-mm 100 75 --out plan/</w:t>
       </w:r>
     </w:p>
     <w:p>
@@ -1699,7 +1717,16 @@
         <w:rPr>
           <w:rStyle w:val="VerbatimChar"/>
         </w:rPr>
-        <w:t xml:space="preserve">Approach pose: retreat 40 mm along the board's -z, rotation 3 deg about the board's x axis</w:t>
+        <w:t xml:space="preserve">Approach pose: retreat 40 mm along the board's -z, rotation 3 deg about the board's</w:t>
+      </w:r>
+      <w:r>
+        <w:br/>
+      </w:r>
+      <w:r>
+        <w:rPr>
+          <w:rStyle w:val="VerbatimChar"/>
+        </w:rPr>
+        <w:t xml:space="preserve">  x axis</w:t>
       </w:r>
       <w:r>
         <w:br/>
@@ -1810,7 +1837,25 @@
         <w:rPr>
           <w:rStyle w:val="VerbatimChar"/>
         </w:rPr>
-        <w:t xml:space="preserve">  8 poses were dropped because a board corner would come within 10 px of the image edge; use a smaller --lateral-fill, smaller tilts, a smaller board or larger standoffs to keep more of them.</w:t>
+        <w:t xml:space="preserve">    8 poses were dropped because a board corner would come within 10 px of the image</w:t>
+      </w:r>
+      <w:r>
+        <w:br/>
+      </w:r>
+      <w:r>
+        <w:rPr>
+          <w:rStyle w:val="VerbatimChar"/>
+        </w:rPr>
+        <w:t xml:space="preserve">    edge; use a smaller --lateral-fill, smaller tilts, a smaller board or larger</w:t>
+      </w:r>
+      <w:r>
+        <w:br/>
+      </w:r>
+      <w:r>
+        <w:rPr>
+          <w:rStyle w:val="VerbatimChar"/>
+        </w:rPr>
+        <w:t xml:space="preserve">    standoffs to keep more of them.</w:t>
       </w:r>
       <w:r>
         <w:br/>
@@ -1867,7 +1912,16 @@
         <w:rPr>
           <w:rStyle w:val="VerbatimChar"/>
         </w:rPr>
-        <w:t xml:space="preserve">  (assumed noise: normals 0.2 deg, offsets 0.2 mm; an order of magnitude, good to a factor of about two)</w:t>
+        <w:t xml:space="preserve">    (assumed noise: normals 0.2 deg, offsets 0.2 mm; an order of magnitude, good to</w:t>
+      </w:r>
+      <w:r>
+        <w:br/>
+      </w:r>
+      <w:r>
+        <w:rPr>
+          <w:rStyle w:val="VerbatimChar"/>
+        </w:rPr>
+        <w:t xml:space="preserve">    a factor of about two)</w:t>
       </w:r>
       <w:r>
         <w:br/>
@@ -1924,7 +1978,16 @@
         <w:rPr>
           <w:rStyle w:val="VerbatimChar"/>
         </w:rPr>
-        <w:t xml:space="preserve">  (assumed noise: normals 0.2 deg, offsets 0.2 mm; an order of magnitude, good to a factor of about two)</w:t>
+        <w:t xml:space="preserve">    (assumed noise: normals 0.2 deg, offsets 0.2 mm; an order of magnitude, good to</w:t>
+      </w:r>
+      <w:r>
+        <w:br/>
+      </w:r>
+      <w:r>
+        <w:rPr>
+          <w:rStyle w:val="VerbatimChar"/>
+        </w:rPr>
+        <w:t xml:space="preserve">    a factor of about two)</w:t>
       </w:r>
       <w:r>
         <w:br/>
@@ -1954,7 +2017,16 @@
         <w:rPr>
           <w:rStyle w:val="VerbatimChar"/>
         </w:rPr>
-        <w:t xml:space="preserve">Both sub-procedures together: 2 x 235 poses = 470 pose visits; x 5 frames = 2350 capture files.</w:t>
+        <w:t xml:space="preserve">Both sub-procedures together: 2 x 235 poses = 470 pose visits; x 5 frames = 2350</w:t>
+      </w:r>
+      <w:r>
+        <w:br/>
+      </w:r>
+      <w:r>
+        <w:rPr>
+          <w:rStyle w:val="VerbatimChar"/>
+        </w:rPr>
+        <w:t xml:space="preserve">  capture files.</w:t>
       </w:r>
     </w:p>
     <w:p>
@@ -2954,7 +3026,33 @@
         <w:rPr>
           <w:rStyle w:val="VerbatimChar"/>
         </w:rPr>
-        <w:t xml:space="preserve">pose_id, kind, radius_mm, half_width_mm, half_height_mm, x_mm, y_mm, z_mm, rotation_type, r1, r2, r3, r4, j1, j2, j3, j4, j5, j6, approach_j1, ..., approach_j6</w:t>
+        <w:t xml:space="preserve">pose_id, kind, radius_mm, half_width_mm, half_height_mm,</w:t>
+      </w:r>
+      <w:r>
+        <w:br/>
+      </w:r>
+      <w:r>
+        <w:rPr>
+          <w:rStyle w:val="VerbatimChar"/>
+        </w:rPr>
+        <w:t xml:space="preserve">x_mm, y_mm, z_mm, rotation_type, r1, r2, r3, r4,</w:t>
+      </w:r>
+      <w:r>
+        <w:br/>
+      </w:r>
+      <w:r>
+        <w:rPr>
+          <w:rStyle w:val="VerbatimChar"/>
+        </w:rPr>
+        <w:t xml:space="preserve">j1, j2, j3, j4, j5, j6, approach_j1, ..., approach_j6</w:t>
+      </w:r>
+    </w:p>
+    <w:p>
+      <w:pPr>
+        <w:pStyle w:val="FirstParagraph"/>
+      </w:pPr>
+      <w:r>
+        <w:t xml:space="preserve">(one header line in the file; it is broken here only to fit the page)</w:t>
       </w:r>
     </w:p>
     <w:p>
@@ -3262,7 +3360,19 @@
         <w:pStyle w:val="FirstParagraph"/>
       </w:pPr>
       <w:r>
-        <w:t xml:space="preserve">Example line:</w:t>
+        <w:t xml:space="preserve">Example line, one line in the file, broken here only to fit the page (the first</w:t>
+      </w:r>
+      <w:r>
+        <w:t xml:space="preserve"> </w:t>
+      </w:r>
+      <w:r>
+        <w:t xml:space="preserve">part is the pose, the second the six joint angles at the target and the six at the</w:t>
+      </w:r>
+      <w:r>
+        <w:t xml:space="preserve"> </w:t>
+      </w:r>
+      <w:r>
+        <w:t xml:space="preserve">approach pose):</w:t>
       </w:r>
     </w:p>
     <w:p>
@@ -3273,7 +3383,16 @@
         <w:rPr>
           <w:rStyle w:val="VerbatimChar"/>
         </w:rPr>
-        <w:t xml:space="preserve">b_z0650_t24_a090_05,board,,100.0,75.0,850.11,-12.70,470.55,euler_zyx_deg,-91.3,19.8,0.4,,12.1,-35.6,88.2,3.4,41.0,-8.7,11.9,-36.0,88.9,3.1,40.5,-8.4</w:t>
+        <w:t xml:space="preserve">b_z0650_t24_a090_05,board,,100.0,75.0,850.11,-12.70,470.55,euler_zyx_deg,-91.3,19.8,0.4,,</w:t>
+      </w:r>
+      <w:r>
+        <w:br/>
+      </w:r>
+      <w:r>
+        <w:rPr>
+          <w:rStyle w:val="VerbatimChar"/>
+        </w:rPr>
+        <w:t xml:space="preserve">12.1,-35.6,88.2,3.4,41.0,-8.7,11.9,-36.0,88.9,3.1,40.5,-8.4</w:t>
       </w:r>
     </w:p>
     <w:p>
@@ -3292,16 +3411,34 @@
         <w:rPr>
           <w:rStyle w:val="VerbatimChar"/>
         </w:rPr>
-        <w:t xml:space="preserve">python3 -m sphcal.cli.make_manifest --pose-log pose_log_A.csv --captures captures_A/ --format csv --out captures_A/manifest.csv</w:t>
-      </w:r>
-      <w:r>
-        <w:br/>
-      </w:r>
-      <w:r>
-        <w:rPr>
-          <w:rStyle w:val="VerbatimChar"/>
-        </w:rPr>
-        <w:t xml:space="preserve">python3 -m sphcal.cli.make_manifest --pose-log pose_log_B.csv --captures captures_B/ --format csv --out captures_B/manifest.csv</w:t>
+        <w:t xml:space="preserve">python3 -m sphcal.cli.make_manifest --pose-log pose_log_A.csv \</w:t>
+      </w:r>
+      <w:r>
+        <w:br/>
+      </w:r>
+      <w:r>
+        <w:rPr>
+          <w:rStyle w:val="VerbatimChar"/>
+        </w:rPr>
+        <w:t xml:space="preserve">    --captures captures_A/ --format csv --out captures_A/manifest.csv</w:t>
+      </w:r>
+      <w:r>
+        <w:br/>
+      </w:r>
+      <w:r>
+        <w:rPr>
+          <w:rStyle w:val="VerbatimChar"/>
+        </w:rPr>
+        <w:t xml:space="preserve">python3 -m sphcal.cli.make_manifest --pose-log pose_log_B.csv \</w:t>
+      </w:r>
+      <w:r>
+        <w:br/>
+      </w:r>
+      <w:r>
+        <w:rPr>
+          <w:rStyle w:val="VerbatimChar"/>
+        </w:rPr>
+        <w:t xml:space="preserve">    --captures captures_B/ --format csv --out captures_B/manifest.csv</w:t>
       </w:r>
     </w:p>
     <w:p>
@@ -3395,16 +3532,34 @@
         <w:rPr>
           <w:rStyle w:val="VerbatimChar"/>
         </w:rPr>
-        <w:t xml:space="preserve">python3 -m planereg.capture.check_captures --manifest captures_A/manifest.csv --sensor-in-base boot.json --pose-log pose_log_A.csv --out captures_A/check.json</w:t>
-      </w:r>
-      <w:r>
-        <w:br/>
-      </w:r>
-      <w:r>
-        <w:rPr>
-          <w:rStyle w:val="VerbatimChar"/>
-        </w:rPr>
-        <w:t xml:space="preserve">python3 -m planereg.capture.check_captures --manifest captures_B/manifest.csv --sensor-in-base boot.json --pose-log pose_log_B.csv --out captures_B/check.json</w:t>
+        <w:t xml:space="preserve">python3 -m planereg.capture.check_captures --manifest captures_A/manifest.csv \</w:t>
+      </w:r>
+      <w:r>
+        <w:br/>
+      </w:r>
+      <w:r>
+        <w:rPr>
+          <w:rStyle w:val="VerbatimChar"/>
+        </w:rPr>
+        <w:t xml:space="preserve">    --sensor-in-base boot.json --pose-log pose_log_A.csv --out captures_A/check.json</w:t>
+      </w:r>
+      <w:r>
+        <w:br/>
+      </w:r>
+      <w:r>
+        <w:rPr>
+          <w:rStyle w:val="VerbatimChar"/>
+        </w:rPr>
+        <w:t xml:space="preserve">python3 -m planereg.capture.check_captures --manifest captures_B/manifest.csv \</w:t>
+      </w:r>
+      <w:r>
+        <w:br/>
+      </w:r>
+      <w:r>
+        <w:rPr>
+          <w:rStyle w:val="VerbatimChar"/>
+        </w:rPr>
+        <w:t xml:space="preserve">    --sensor-in-base boot.json --pose-log pose_log_B.csv --out captures_B/check.json</w:t>
       </w:r>
     </w:p>
     <w:p>
@@ -4329,7 +4484,16 @@
         <w:rPr>
           <w:rStyle w:val="VerbatimChar"/>
         </w:rPr>
-        <w:t xml:space="preserve">                     [--lateral-fill LATERAL_FILL] [--lateral-positions NX NY]</w:t>
+        <w:t xml:space="preserve">                     [--lateral-fill LATERAL_FILL]</w:t>
+      </w:r>
+      <w:r>
+        <w:br/>
+      </w:r>
+      <w:r>
+        <w:rPr>
+          <w:rStyle w:val="VerbatimChar"/>
+        </w:rPr>
+        <w:t xml:space="preserve">                     [--lateral-positions NX NY]</w:t>
       </w:r>
       <w:r>
         <w:br/>
@@ -4422,25 +4586,25 @@
         <w:rPr>
           <w:rStyle w:val="VerbatimChar"/>
         </w:rPr>
-        <w:t xml:space="preserve">standoffs, lateral positions, tilts and azimuths, each with an approach pose</w:t>
-      </w:r>
-      <w:r>
-        <w:br/>
-      </w:r>
-      <w:r>
-        <w:rPr>
-          <w:rStyle w:val="VerbatimChar"/>
-        </w:rPr>
-        <w:t xml:space="preserve">for the minimizing-backlash sub-procedure. Writes poses.csv, plan_summary.txt</w:t>
-      </w:r>
-      <w:r>
-        <w:br/>
-      </w:r>
-      <w:r>
-        <w:rPr>
-          <w:rStyle w:val="VerbatimChar"/>
-        </w:rPr>
-        <w:t xml:space="preserve">and plan.png.</w:t>
+        <w:t xml:space="preserve">standoffs, lateral positions, tilts and azimuths, each with an approach</w:t>
+      </w:r>
+      <w:r>
+        <w:br/>
+      </w:r>
+      <w:r>
+        <w:rPr>
+          <w:rStyle w:val="VerbatimChar"/>
+        </w:rPr>
+        <w:t xml:space="preserve">pose for the minimizing-backlash sub-procedure. Writes poses.csv,</w:t>
+      </w:r>
+      <w:r>
+        <w:br/>
+      </w:r>
+      <w:r>
+        <w:rPr>
+          <w:rStyle w:val="VerbatimChar"/>
+        </w:rPr>
+        <w:t xml:space="preserve">plan_summary.txt and plan.png.</w:t>
       </w:r>
       <w:r>
         <w:br/>
@@ -4479,70 +4643,70 @@
         <w:rPr>
           <w:rStyle w:val="VerbatimChar"/>
         </w:rPr>
-        <w:t xml:space="preserve">                        JSON with {"matrix": [16 floats, row-major 4x4 sensor-</w:t>
-      </w:r>
-      <w:r>
-        <w:br/>
-      </w:r>
-      <w:r>
-        <w:rPr>
-          <w:rStyle w:val="VerbatimChar"/>
-        </w:rPr>
-        <w:t xml:space="preserve">                        to-base]} (the bootstrap tool writes this) or sphcal's</w:t>
-      </w:r>
-      <w:r>
-        <w:br/>
-      </w:r>
-      <w:r>
-        <w:rPr>
-          <w:rStyle w:val="VerbatimChar"/>
-        </w:rPr>
-        <w:t xml:space="preserve">                        {"bootstrap": [{"pose_id", "base_xyz", "sensor_xyz"},</w:t>
-      </w:r>
-      <w:r>
-        <w:br/>
-      </w:r>
-      <w:r>
-        <w:rPr>
-          <w:rStyle w:val="VerbatimChar"/>
-        </w:rPr>
-        <w:t xml:space="preserve">                        ...]}</w:t>
-      </w:r>
-      <w:r>
-        <w:br/>
-      </w:r>
-      <w:r>
-        <w:rPr>
-          <w:rStyle w:val="VerbatimChar"/>
-        </w:rPr>
-        <w:t xml:space="preserve">  --camera PATH         .mc capture file whose header gives fx, fy, cx, cy and</w:t>
-      </w:r>
-      <w:r>
-        <w:br/>
-      </w:r>
-      <w:r>
-        <w:rPr>
-          <w:rStyle w:val="VerbatimChar"/>
-        </w:rPr>
-        <w:t xml:space="preserve">                        whose array gives the image size</w:t>
-      </w:r>
-      <w:r>
-        <w:br/>
-      </w:r>
-      <w:r>
-        <w:rPr>
-          <w:rStyle w:val="VerbatimChar"/>
-        </w:rPr>
-        <w:t xml:space="preserve">  --fov-deg H V         full horizontal and vertical field of view in degrees</w:t>
-      </w:r>
-      <w:r>
-        <w:br/>
-      </w:r>
-      <w:r>
-        <w:rPr>
-          <w:rStyle w:val="VerbatimChar"/>
-        </w:rPr>
-        <w:t xml:space="preserve">                        (with --image-size)</w:t>
+        <w:t xml:space="preserve">                        JSON with {"matrix": [16 floats, row-major 4x4</w:t>
+      </w:r>
+      <w:r>
+        <w:br/>
+      </w:r>
+      <w:r>
+        <w:rPr>
+          <w:rStyle w:val="VerbatimChar"/>
+        </w:rPr>
+        <w:t xml:space="preserve">                        sensor-to-base]} (the bootstrap tool writes this)</w:t>
+      </w:r>
+      <w:r>
+        <w:br/>
+      </w:r>
+      <w:r>
+        <w:rPr>
+          <w:rStyle w:val="VerbatimChar"/>
+        </w:rPr>
+        <w:t xml:space="preserve">                        or sphcal's {"bootstrap": [{"pose_id", "base_xyz",</w:t>
+      </w:r>
+      <w:r>
+        <w:br/>
+      </w:r>
+      <w:r>
+        <w:rPr>
+          <w:rStyle w:val="VerbatimChar"/>
+        </w:rPr>
+        <w:t xml:space="preserve">                        "sensor_xyz"}, ...]}</w:t>
+      </w:r>
+      <w:r>
+        <w:br/>
+      </w:r>
+      <w:r>
+        <w:rPr>
+          <w:rStyle w:val="VerbatimChar"/>
+        </w:rPr>
+        <w:t xml:space="preserve">  --camera PATH         .mc capture file whose header gives fx, fy, cx, cy</w:t>
+      </w:r>
+      <w:r>
+        <w:br/>
+      </w:r>
+      <w:r>
+        <w:rPr>
+          <w:rStyle w:val="VerbatimChar"/>
+        </w:rPr>
+        <w:t xml:space="preserve">                        and whose array gives the image size</w:t>
+      </w:r>
+      <w:r>
+        <w:br/>
+      </w:r>
+      <w:r>
+        <w:rPr>
+          <w:rStyle w:val="VerbatimChar"/>
+        </w:rPr>
+        <w:t xml:space="preserve">  --fov-deg H V         full horizontal and vertical field of view in</w:t>
+      </w:r>
+      <w:r>
+        <w:br/>
+      </w:r>
+      <w:r>
+        <w:rPr>
+          <w:rStyle w:val="VerbatimChar"/>
+        </w:rPr>
+        <w:t xml:space="preserve">                        degrees (with --image-size)</w:t>
       </w:r>
       <w:r>
         <w:br/>
@@ -4569,16 +4733,16 @@
         <w:rPr>
           <w:rStyle w:val="VerbatimChar"/>
         </w:rPr>
-        <w:t xml:space="preserve">                        half the long edge and half the short edge (default</w:t>
-      </w:r>
-      <w:r>
-        <w:br/>
-      </w:r>
-      <w:r>
-        <w:rPr>
-          <w:rStyle w:val="VerbatimChar"/>
-        </w:rPr>
-        <w:t xml:space="preserve">                        (100.0, 75.0))</w:t>
+        <w:t xml:space="preserve">                        half the long edge and half the short edge</w:t>
+      </w:r>
+      <w:r>
+        <w:br/>
+      </w:r>
+      <w:r>
+        <w:rPr>
+          <w:rStyle w:val="VerbatimChar"/>
+        </w:rPr>
+        <w:t xml:space="preserve">                        (default (100.0, 75.0))</w:t>
       </w:r>
       <w:r>
         <w:br/>
@@ -4596,16 +4760,16 @@
         <w:rPr>
           <w:rStyle w:val="VerbatimChar"/>
         </w:rPr>
-        <w:t xml:space="preserve">                        sensor-z depths of the board centers (default (550.0,</w:t>
-      </w:r>
-      <w:r>
-        <w:br/>
-      </w:r>
-      <w:r>
-        <w:rPr>
-          <w:rStyle w:val="VerbatimChar"/>
-        </w:rPr>
-        <w:t xml:space="preserve">                        750.0, 950.0))</w:t>
+        <w:t xml:space="preserve">                        sensor-z depths of the board centers (default</w:t>
+      </w:r>
+      <w:r>
+        <w:br/>
+      </w:r>
+      <w:r>
+        <w:rPr>
+          <w:rStyle w:val="VerbatimChar"/>
+        </w:rPr>
+        <w:t xml:space="preserve">                        (550.0, 750.0, 950.0))</w:t>
       </w:r>
       <w:r>
         <w:br/>
@@ -4623,16 +4787,25 @@
         <w:rPr>
           <w:rStyle w:val="VerbatimChar"/>
         </w:rPr>
-        <w:t xml:space="preserve">                        board tilts away from facing the sensor; 0 is planned</w:t>
-      </w:r>
-      <w:r>
-        <w:br/>
-      </w:r>
-      <w:r>
-        <w:rPr>
-          <w:rStyle w:val="VerbatimChar"/>
-        </w:rPr>
-        <w:t xml:space="preserve">                        once per position (default (0.0, 15.0, 30.0))</w:t>
+        <w:t xml:space="preserve">                        board tilts away from facing the sensor; 0 is</w:t>
+      </w:r>
+      <w:r>
+        <w:br/>
+      </w:r>
+      <w:r>
+        <w:rPr>
+          <w:rStyle w:val="VerbatimChar"/>
+        </w:rPr>
+        <w:t xml:space="preserve">                        planned once per position (default (0.0, 15.0,</w:t>
+      </w:r>
+      <w:r>
+        <w:br/>
+      </w:r>
+      <w:r>
+        <w:rPr>
+          <w:rStyle w:val="VerbatimChar"/>
+        </w:rPr>
+        <w:t xml:space="preserve">                        30.0))</w:t>
       </w:r>
       <w:r>
         <w:br/>
@@ -4677,16 +4850,16 @@
         <w:rPr>
           <w:rStyle w:val="VerbatimChar"/>
         </w:rPr>
-        <w:t xml:space="preserve">                        fraction of the half field covered by board centers at</w:t>
-      </w:r>
-      <w:r>
-        <w:br/>
-      </w:r>
-      <w:r>
-        <w:rPr>
-          <w:rStyle w:val="VerbatimChar"/>
-        </w:rPr>
-        <w:t xml:space="preserve">                        each standoff (default 0.5)</w:t>
+        <w:t xml:space="preserve">                        fraction of the half field covered by board</w:t>
+      </w:r>
+      <w:r>
+        <w:br/>
+      </w:r>
+      <w:r>
+        <w:rPr>
+          <w:rStyle w:val="VerbatimChar"/>
+        </w:rPr>
+        <w:t xml:space="preserve">                        centers at each standoff (default 0.5)</w:t>
       </w:r>
       <w:r>
         <w:br/>
@@ -4731,7 +4904,593 @@
         <w:rPr>
           <w:rStyle w:val="VerbatimChar"/>
         </w:rPr>
-        <w:t xml:space="preserve">                        board corners must project this far inside the image</w:t>
+        <w:t xml:space="preserve">                        board corners must project this far inside the</w:t>
+      </w:r>
+      <w:r>
+        <w:br/>
+      </w:r>
+      <w:r>
+        <w:rPr>
+          <w:rStyle w:val="VerbatimChar"/>
+        </w:rPr>
+        <w:t xml:space="preserve">                        image (default 10.0)</w:t>
+      </w:r>
+      <w:r>
+        <w:br/>
+      </w:r>
+      <w:r>
+        <w:rPr>
+          <w:rStyle w:val="VerbatimChar"/>
+        </w:rPr>
+        <w:t xml:space="preserve">  --approach-retreat-mm APPROACH_RETREAT_MM</w:t>
+      </w:r>
+      <w:r>
+        <w:br/>
+      </w:r>
+      <w:r>
+        <w:rPr>
+          <w:rStyle w:val="VerbatimChar"/>
+        </w:rPr>
+        <w:t xml:space="preserve">                        retreat of the approach pose along the board's own</w:t>
+      </w:r>
+      <w:r>
+        <w:br/>
+      </w:r>
+      <w:r>
+        <w:rPr>
+          <w:rStyle w:val="VerbatimChar"/>
+        </w:rPr>
+        <w:t xml:space="preserve">                        -z (default 40.0)</w:t>
+      </w:r>
+      <w:r>
+        <w:br/>
+      </w:r>
+      <w:r>
+        <w:rPr>
+          <w:rStyle w:val="VerbatimChar"/>
+        </w:rPr>
+        <w:t xml:space="preserve">  --approach-rotation-deg APPROACH_ROTATION_DEG</w:t>
+      </w:r>
+      <w:r>
+        <w:br/>
+      </w:r>
+      <w:r>
+        <w:rPr>
+          <w:rStyle w:val="VerbatimChar"/>
+        </w:rPr>
+        <w:t xml:space="preserve">                        rotation of the approach pose about the board's</w:t>
+      </w:r>
+      <w:r>
+        <w:br/>
+      </w:r>
+      <w:r>
+        <w:rPr>
+          <w:rStyle w:val="VerbatimChar"/>
+        </w:rPr>
+        <w:t xml:space="preserve">                        own x axis (default 3.0)</w:t>
+      </w:r>
+      <w:r>
+        <w:br/>
+      </w:r>
+      <w:r>
+        <w:rPr>
+          <w:rStyle w:val="VerbatimChar"/>
+        </w:rPr>
+        <w:t xml:space="preserve">  --holdout-fraction HOLDOUT_FRACTION</w:t>
+      </w:r>
+      <w:r>
+        <w:br/>
+      </w:r>
+      <w:r>
+        <w:rPr>
+          <w:rStyle w:val="VerbatimChar"/>
+        </w:rPr>
+        <w:t xml:space="preserve">                        fraction of the poses tagged as held out (default</w:t>
+      </w:r>
+      <w:r>
+        <w:br/>
+      </w:r>
+      <w:r>
+        <w:rPr>
+          <w:rStyle w:val="VerbatimChar"/>
+        </w:rPr>
+        <w:t xml:space="preserve">                        0.2)</w:t>
+      </w:r>
+      <w:r>
+        <w:br/>
+      </w:r>
+      <w:r>
+        <w:rPr>
+          <w:rStyle w:val="VerbatimChar"/>
+        </w:rPr>
+        <w:t xml:space="preserve">  --seed SEED           seed of the random held-out subset</w:t>
+      </w:r>
+      <w:r>
+        <w:br/>
+      </w:r>
+      <w:r>
+        <w:rPr>
+          <w:rStyle w:val="VerbatimChar"/>
+        </w:rPr>
+        <w:t xml:space="preserve">  --target-pose-count N</w:t>
+      </w:r>
+      <w:r>
+        <w:br/>
+      </w:r>
+      <w:r>
+        <w:rPr>
+          <w:rStyle w:val="VerbatimChar"/>
+        </w:rPr>
+        <w:t xml:space="preserve">                        choose the lateral grid so that the plan has about</w:t>
+      </w:r>
+      <w:r>
+        <w:br/>
+      </w:r>
+      <w:r>
+        <w:rPr>
+          <w:rStyle w:val="VerbatimChar"/>
+        </w:rPr>
+        <w:t xml:space="preserve">                        N poses (overrides --lateral-positions)</w:t>
+      </w:r>
+      <w:r>
+        <w:br/>
+      </w:r>
+      <w:r>
+        <w:rPr>
+          <w:rStyle w:val="VerbatimChar"/>
+        </w:rPr>
+        <w:t xml:space="preserve">  --noise-normal-deg NOISE_NORMAL_DEG</w:t>
+      </w:r>
+      <w:r>
+        <w:br/>
+      </w:r>
+      <w:r>
+        <w:rPr>
+          <w:rStyle w:val="VerbatimChar"/>
+        </w:rPr>
+        <w:t xml:space="preserve">                        assumed normal noise for the error prediction</w:t>
+      </w:r>
+      <w:r>
+        <w:br/>
+      </w:r>
+      <w:r>
+        <w:rPr>
+          <w:rStyle w:val="VerbatimChar"/>
+        </w:rPr>
+        <w:t xml:space="preserve">                        (default 0.2)</w:t>
+      </w:r>
+      <w:r>
+        <w:br/>
+      </w:r>
+      <w:r>
+        <w:rPr>
+          <w:rStyle w:val="VerbatimChar"/>
+        </w:rPr>
+        <w:t xml:space="preserve">  --noise-offset-mm NOISE_OFFSET_MM</w:t>
+      </w:r>
+      <w:r>
+        <w:br/>
+      </w:r>
+      <w:r>
+        <w:rPr>
+          <w:rStyle w:val="VerbatimChar"/>
+        </w:rPr>
+        <w:t xml:space="preserve">                        assumed offset noise for the error prediction</w:t>
+      </w:r>
+      <w:r>
+        <w:br/>
+      </w:r>
+      <w:r>
+        <w:rPr>
+          <w:rStyle w:val="VerbatimChar"/>
+        </w:rPr>
+        <w:t xml:space="preserve">                        (default 0.2)</w:t>
+      </w:r>
+      <w:r>
+        <w:br/>
+      </w:r>
+      <w:r>
+        <w:rPr>
+          <w:rStyle w:val="VerbatimChar"/>
+        </w:rPr>
+        <w:t xml:space="preserve">  --frames-per-pose FRAMES_PER_POSE</w:t>
+      </w:r>
+      <w:r>
+        <w:br/>
+      </w:r>
+      <w:r>
+        <w:rPr>
+          <w:rStyle w:val="VerbatimChar"/>
+        </w:rPr>
+        <w:t xml:space="preserve">                        frames captured per pose, for the capture counts</w:t>
+      </w:r>
+      <w:r>
+        <w:br/>
+      </w:r>
+      <w:r>
+        <w:rPr>
+          <w:rStyle w:val="VerbatimChar"/>
+        </w:rPr>
+        <w:t xml:space="preserve">                        (default 5)</w:t>
+      </w:r>
+      <w:r>
+        <w:br/>
+      </w:r>
+      <w:r>
+        <w:rPr>
+          <w:rStyle w:val="VerbatimChar"/>
+        </w:rPr>
+        <w:t xml:space="preserve">  --out DIR             output directory</w:t>
+      </w:r>
+    </w:p>
+    <w:p>
+      <w:pPr>
+        <w:pStyle w:val="FirstParagraph"/>
+      </w:pPr>
+      <w:r>
+        <w:t xml:space="preserve">Output of</w:t>
+      </w:r>
+      <w:r>
+        <w:t xml:space="preserve"> </w:t>
+      </w:r>
+      <w:r>
+        <w:rPr>
+          <w:rStyle w:val="VerbatimChar"/>
+        </w:rPr>
+        <w:t xml:space="preserve">python3 -m planereg.capture.bootstrap --help</w:t>
+      </w:r>
+      <w:r>
+        <w:t xml:space="preserve">:</w:t>
+      </w:r>
+    </w:p>
+    <w:p>
+      <w:pPr>
+        <w:pStyle w:val="SourceCode"/>
+      </w:pPr>
+      <w:r>
+        <w:rPr>
+          <w:rStyle w:val="VerbatimChar"/>
+        </w:rPr>
+        <w:t xml:space="preserve">usage: bootstrap.py [-h] --manifest PATH --out PATH</w:t>
+      </w:r>
+      <w:r>
+        <w:br/>
+      </w:r>
+      <w:r>
+        <w:rPr>
+          <w:rStyle w:val="VerbatimChar"/>
+        </w:rPr>
+        <w:t xml:space="preserve">                    [--min-valid-fraction MIN_VALID_FRACTION]</w:t>
+      </w:r>
+      <w:r>
+        <w:br/>
+      </w:r>
+      <w:r>
+        <w:rPr>
+          <w:rStyle w:val="VerbatimChar"/>
+        </w:rPr>
+        <w:t xml:space="preserve">                    [--border-margin-px BORDER_MARGIN_PX]</w:t>
+      </w:r>
+      <w:r>
+        <w:br/>
+      </w:r>
+      <w:r>
+        <w:rPr>
+          <w:rStyle w:val="VerbatimChar"/>
+        </w:rPr>
+        <w:t xml:space="preserve">                    [--min-pose-count MIN_POSE_COUNT]</w:t>
+      </w:r>
+      <w:r>
+        <w:br/>
+      </w:r>
+      <w:r>
+        <w:rPr>
+          <w:rStyle w:val="VerbatimChar"/>
+        </w:rPr>
+        <w:t xml:space="preserve">                    [--min-normal-spread MIN_NORMAL_SPREAD]</w:t>
+      </w:r>
+      <w:r>
+        <w:br/>
+      </w:r>
+      <w:r>
+        <w:rPr>
+          <w:rStyle w:val="VerbatimChar"/>
+        </w:rPr>
+        <w:t xml:space="preserve">                    [--max-rms-normal-deg MAX_RMS_NORMAL_DEG]</w:t>
+      </w:r>
+      <w:r>
+        <w:br/>
+      </w:r>
+      <w:r>
+        <w:rPr>
+          <w:rStyle w:val="VerbatimChar"/>
+        </w:rPr>
+        <w:t xml:space="preserve">                    [--max-rms-offset-mm MAX_RMS_OFFSET_MM]</w:t>
+      </w:r>
+      <w:r>
+        <w:br/>
+      </w:r>
+      <w:r>
+        <w:rPr>
+          <w:rStyle w:val="VerbatimChar"/>
+        </w:rPr>
+        <w:t xml:space="preserve">                    [--max-normal-deg MAX_NORMAL_DEG]</w:t>
+      </w:r>
+      <w:r>
+        <w:br/>
+      </w:r>
+      <w:r>
+        <w:rPr>
+          <w:rStyle w:val="VerbatimChar"/>
+        </w:rPr>
+        <w:t xml:space="preserve">                    [--max-offset-mm MAX_OFFSET_MM]</w:t>
+      </w:r>
+      <w:r>
+        <w:br/>
+      </w:r>
+      <w:r>
+        <w:br/>
+      </w:r>
+      <w:r>
+        <w:rPr>
+          <w:rStyle w:val="VerbatimChar"/>
+        </w:rPr>
+        <w:t xml:space="preserve">Find the sensor roughly in the robot base frame from four or more hand-</w:t>
+      </w:r>
+      <w:r>
+        <w:br/>
+      </w:r>
+      <w:r>
+        <w:rPr>
+          <w:rStyle w:val="VerbatimChar"/>
+        </w:rPr>
+        <w:t xml:space="preserve">jogged board captures (manifest made by sphcal's make_manifest): segment</w:t>
+      </w:r>
+      <w:r>
+        <w:br/>
+      </w:r>
+      <w:r>
+        <w:rPr>
+          <w:rStyle w:val="VerbatimChar"/>
+        </w:rPr>
+        <w:t xml:space="preserve">the board in each, register, print the table and the transform, and write</w:t>
+      </w:r>
+      <w:r>
+        <w:br/>
+      </w:r>
+      <w:r>
+        <w:rPr>
+          <w:rStyle w:val="VerbatimChar"/>
+        </w:rPr>
+        <w:t xml:space="preserve">the JSON that the plan tool reads.</w:t>
+      </w:r>
+      <w:r>
+        <w:br/>
+      </w:r>
+      <w:r>
+        <w:br/>
+      </w:r>
+      <w:r>
+        <w:rPr>
+          <w:rStyle w:val="VerbatimChar"/>
+        </w:rPr>
+        <w:t xml:space="preserve">options:</w:t>
+      </w:r>
+      <w:r>
+        <w:br/>
+      </w:r>
+      <w:r>
+        <w:rPr>
+          <w:rStyle w:val="VerbatimChar"/>
+        </w:rPr>
+        <w:t xml:space="preserve">  -h, --help            show this help message and exit</w:t>
+      </w:r>
+      <w:r>
+        <w:br/>
+      </w:r>
+      <w:r>
+        <w:rPr>
+          <w:rStyle w:val="VerbatimChar"/>
+        </w:rPr>
+        <w:t xml:space="preserve">  --manifest PATH       manifest CSV or JSON</w:t>
+      </w:r>
+      <w:r>
+        <w:br/>
+      </w:r>
+      <w:r>
+        <w:rPr>
+          <w:rStyle w:val="VerbatimChar"/>
+        </w:rPr>
+        <w:t xml:space="preserve">  --out PATH            JSON file to write</w:t>
+      </w:r>
+      <w:r>
+        <w:br/>
+      </w:r>
+      <w:r>
+        <w:rPr>
+          <w:rStyle w:val="VerbatimChar"/>
+        </w:rPr>
+        <w:t xml:space="preserve">  --min-valid-fraction MIN_VALID_FRACTION</w:t>
+      </w:r>
+      <w:r>
+        <w:br/>
+      </w:r>
+      <w:r>
+        <w:rPr>
+          <w:rStyle w:val="VerbatimChar"/>
+        </w:rPr>
+        <w:t xml:space="preserve">                        a pixel must be valid in this fraction of a pose's</w:t>
+      </w:r>
+      <w:r>
+        <w:br/>
+      </w:r>
+      <w:r>
+        <w:rPr>
+          <w:rStyle w:val="VerbatimChar"/>
+        </w:rPr>
+        <w:t xml:space="preserve">                        frames (default 0.5)</w:t>
+      </w:r>
+      <w:r>
+        <w:br/>
+      </w:r>
+      <w:r>
+        <w:rPr>
+          <w:rStyle w:val="VerbatimChar"/>
+        </w:rPr>
+        <w:t xml:space="preserve">  --border-margin-px BORDER_MARGIN_PX</w:t>
+      </w:r>
+      <w:r>
+        <w:br/>
+      </w:r>
+      <w:r>
+        <w:rPr>
+          <w:rStyle w:val="VerbatimChar"/>
+        </w:rPr>
+        <w:t xml:space="preserve">                        warn when the board mask comes this close to the</w:t>
+      </w:r>
+      <w:r>
+        <w:br/>
+      </w:r>
+      <w:r>
+        <w:rPr>
+          <w:rStyle w:val="VerbatimChar"/>
+        </w:rPr>
+        <w:t xml:space="preserve">                        image border (default 4)</w:t>
+      </w:r>
+      <w:r>
+        <w:br/>
+      </w:r>
+      <w:r>
+        <w:rPr>
+          <w:rStyle w:val="VerbatimChar"/>
+        </w:rPr>
+        <w:t xml:space="preserve">  --min-pose-count MIN_POSE_COUNT</w:t>
+      </w:r>
+      <w:r>
+        <w:br/>
+      </w:r>
+      <w:r>
+        <w:rPr>
+          <w:rStyle w:val="VerbatimChar"/>
+        </w:rPr>
+        <w:t xml:space="preserve">                        fewest segmented poses the registration may use</w:t>
+      </w:r>
+      <w:r>
+        <w:br/>
+      </w:r>
+      <w:r>
+        <w:rPr>
+          <w:rStyle w:val="VerbatimChar"/>
+        </w:rPr>
+        <w:t xml:space="preserve">                        (default 4)</w:t>
+      </w:r>
+      <w:r>
+        <w:br/>
+      </w:r>
+      <w:r>
+        <w:rPr>
+          <w:rStyle w:val="VerbatimChar"/>
+        </w:rPr>
+        <w:t xml:space="preserve">  --min-normal-spread MIN_NORMAL_SPREAD</w:t>
+      </w:r>
+      <w:r>
+        <w:br/>
+      </w:r>
+      <w:r>
+        <w:rPr>
+          <w:rStyle w:val="VerbatimChar"/>
+        </w:rPr>
+        <w:t xml:space="preserve">                        smallest accepted spread of the board normals</w:t>
+      </w:r>
+      <w:r>
+        <w:br/>
+      </w:r>
+      <w:r>
+        <w:rPr>
+          <w:rStyle w:val="VerbatimChar"/>
+        </w:rPr>
+        <w:t xml:space="preserve">                        (default 0.05)</w:t>
+      </w:r>
+      <w:r>
+        <w:br/>
+      </w:r>
+      <w:r>
+        <w:rPr>
+          <w:rStyle w:val="VerbatimChar"/>
+        </w:rPr>
+        <w:t xml:space="preserve">  --max-rms-normal-deg MAX_RMS_NORMAL_DEG</w:t>
+      </w:r>
+      <w:r>
+        <w:br/>
+      </w:r>
+      <w:r>
+        <w:rPr>
+          <w:rStyle w:val="VerbatimChar"/>
+        </w:rPr>
+        <w:t xml:space="preserve">                        largest accepted RMS normal residual (default 1.0)</w:t>
+      </w:r>
+      <w:r>
+        <w:br/>
+      </w:r>
+      <w:r>
+        <w:rPr>
+          <w:rStyle w:val="VerbatimChar"/>
+        </w:rPr>
+        <w:t xml:space="preserve">  --max-rms-offset-mm MAX_RMS_OFFSET_MM</w:t>
+      </w:r>
+      <w:r>
+        <w:br/>
+      </w:r>
+      <w:r>
+        <w:rPr>
+          <w:rStyle w:val="VerbatimChar"/>
+        </w:rPr>
+        <w:t xml:space="preserve">                        largest accepted RMS offset residual (default 5.0)</w:t>
+      </w:r>
+      <w:r>
+        <w:br/>
+      </w:r>
+      <w:r>
+        <w:rPr>
+          <w:rStyle w:val="VerbatimChar"/>
+        </w:rPr>
+        <w:t xml:space="preserve">  --max-normal-deg MAX_NORMAL_DEG</w:t>
+      </w:r>
+      <w:r>
+        <w:br/>
+      </w:r>
+      <w:r>
+        <w:rPr>
+          <w:rStyle w:val="VerbatimChar"/>
+        </w:rPr>
+        <w:t xml:space="preserve">                        largest accepted normal residual of a single pose</w:t>
+      </w:r>
+      <w:r>
+        <w:br/>
+      </w:r>
+      <w:r>
+        <w:rPr>
+          <w:rStyle w:val="VerbatimChar"/>
+        </w:rPr>
+        <w:t xml:space="preserve">                        (default 2.0)</w:t>
+      </w:r>
+      <w:r>
+        <w:br/>
+      </w:r>
+      <w:r>
+        <w:rPr>
+          <w:rStyle w:val="VerbatimChar"/>
+        </w:rPr>
+        <w:t xml:space="preserve">  --max-offset-mm MAX_OFFSET_MM</w:t>
+      </w:r>
+      <w:r>
+        <w:br/>
+      </w:r>
+      <w:r>
+        <w:rPr>
+          <w:rStyle w:val="VerbatimChar"/>
+        </w:rPr>
+        <w:t xml:space="preserve">                        largest accepted offset residual of a single pose</w:t>
       </w:r>
       <w:r>
         <w:br/>
@@ -4742,204 +5501,6 @@
         </w:rPr>
         <w:t xml:space="preserve">                        (default 10.0)</w:t>
       </w:r>
-      <w:r>
-        <w:br/>
-      </w:r>
-      <w:r>
-        <w:rPr>
-          <w:rStyle w:val="VerbatimChar"/>
-        </w:rPr>
-        <w:t xml:space="preserve">  --approach-retreat-mm APPROACH_RETREAT_MM</w:t>
-      </w:r>
-      <w:r>
-        <w:br/>
-      </w:r>
-      <w:r>
-        <w:rPr>
-          <w:rStyle w:val="VerbatimChar"/>
-        </w:rPr>
-        <w:t xml:space="preserve">                        retreat of the approach pose along the board's own -z</w:t>
-      </w:r>
-      <w:r>
-        <w:br/>
-      </w:r>
-      <w:r>
-        <w:rPr>
-          <w:rStyle w:val="VerbatimChar"/>
-        </w:rPr>
-        <w:t xml:space="preserve">                        (default 40.0)</w:t>
-      </w:r>
-      <w:r>
-        <w:br/>
-      </w:r>
-      <w:r>
-        <w:rPr>
-          <w:rStyle w:val="VerbatimChar"/>
-        </w:rPr>
-        <w:t xml:space="preserve">  --approach-rotation-deg APPROACH_ROTATION_DEG</w:t>
-      </w:r>
-      <w:r>
-        <w:br/>
-      </w:r>
-      <w:r>
-        <w:rPr>
-          <w:rStyle w:val="VerbatimChar"/>
-        </w:rPr>
-        <w:t xml:space="preserve">                        rotation of the approach pose about the board's own x</w:t>
-      </w:r>
-      <w:r>
-        <w:br/>
-      </w:r>
-      <w:r>
-        <w:rPr>
-          <w:rStyle w:val="VerbatimChar"/>
-        </w:rPr>
-        <w:t xml:space="preserve">                        axis (default 3.0)</w:t>
-      </w:r>
-      <w:r>
-        <w:br/>
-      </w:r>
-      <w:r>
-        <w:rPr>
-          <w:rStyle w:val="VerbatimChar"/>
-        </w:rPr>
-        <w:t xml:space="preserve">  --holdout-fraction HOLDOUT_FRACTION</w:t>
-      </w:r>
-      <w:r>
-        <w:br/>
-      </w:r>
-      <w:r>
-        <w:rPr>
-          <w:rStyle w:val="VerbatimChar"/>
-        </w:rPr>
-        <w:t xml:space="preserve">                        fraction of the poses tagged as held out (default 0.2)</w:t>
-      </w:r>
-      <w:r>
-        <w:br/>
-      </w:r>
-      <w:r>
-        <w:rPr>
-          <w:rStyle w:val="VerbatimChar"/>
-        </w:rPr>
-        <w:t xml:space="preserve">  --seed SEED           seed of the random held-out subset</w:t>
-      </w:r>
-      <w:r>
-        <w:br/>
-      </w:r>
-      <w:r>
-        <w:rPr>
-          <w:rStyle w:val="VerbatimChar"/>
-        </w:rPr>
-        <w:t xml:space="preserve">  --target-pose-count N</w:t>
-      </w:r>
-      <w:r>
-        <w:br/>
-      </w:r>
-      <w:r>
-        <w:rPr>
-          <w:rStyle w:val="VerbatimChar"/>
-        </w:rPr>
-        <w:t xml:space="preserve">                        choose the lateral grid so that the plan has about N</w:t>
-      </w:r>
-      <w:r>
-        <w:br/>
-      </w:r>
-      <w:r>
-        <w:rPr>
-          <w:rStyle w:val="VerbatimChar"/>
-        </w:rPr>
-        <w:t xml:space="preserve">                        poses (overrides --lateral-positions)</w:t>
-      </w:r>
-      <w:r>
-        <w:br/>
-      </w:r>
-      <w:r>
-        <w:rPr>
-          <w:rStyle w:val="VerbatimChar"/>
-        </w:rPr>
-        <w:t xml:space="preserve">  --noise-normal-deg NOISE_NORMAL_DEG</w:t>
-      </w:r>
-      <w:r>
-        <w:br/>
-      </w:r>
-      <w:r>
-        <w:rPr>
-          <w:rStyle w:val="VerbatimChar"/>
-        </w:rPr>
-        <w:t xml:space="preserve">                        assumed normal noise for the error prediction (default</w:t>
-      </w:r>
-      <w:r>
-        <w:br/>
-      </w:r>
-      <w:r>
-        <w:rPr>
-          <w:rStyle w:val="VerbatimChar"/>
-        </w:rPr>
-        <w:t xml:space="preserve">                        0.2)</w:t>
-      </w:r>
-      <w:r>
-        <w:br/>
-      </w:r>
-      <w:r>
-        <w:rPr>
-          <w:rStyle w:val="VerbatimChar"/>
-        </w:rPr>
-        <w:t xml:space="preserve">  --noise-offset-mm NOISE_OFFSET_MM</w:t>
-      </w:r>
-      <w:r>
-        <w:br/>
-      </w:r>
-      <w:r>
-        <w:rPr>
-          <w:rStyle w:val="VerbatimChar"/>
-        </w:rPr>
-        <w:t xml:space="preserve">                        assumed offset noise for the error prediction (default</w:t>
-      </w:r>
-      <w:r>
-        <w:br/>
-      </w:r>
-      <w:r>
-        <w:rPr>
-          <w:rStyle w:val="VerbatimChar"/>
-        </w:rPr>
-        <w:t xml:space="preserve">                        0.2)</w:t>
-      </w:r>
-      <w:r>
-        <w:br/>
-      </w:r>
-      <w:r>
-        <w:rPr>
-          <w:rStyle w:val="VerbatimChar"/>
-        </w:rPr>
-        <w:t xml:space="preserve">  --frames-per-pose FRAMES_PER_POSE</w:t>
-      </w:r>
-      <w:r>
-        <w:br/>
-      </w:r>
-      <w:r>
-        <w:rPr>
-          <w:rStyle w:val="VerbatimChar"/>
-        </w:rPr>
-        <w:t xml:space="preserve">                        frames captured per pose, for the capture counts</w:t>
-      </w:r>
-      <w:r>
-        <w:br/>
-      </w:r>
-      <w:r>
-        <w:rPr>
-          <w:rStyle w:val="VerbatimChar"/>
-        </w:rPr>
-        <w:t xml:space="preserve">                        (default 5)</w:t>
-      </w:r>
-      <w:r>
-        <w:br/>
-      </w:r>
-      <w:r>
-        <w:rPr>
-          <w:rStyle w:val="VerbatimChar"/>
-        </w:rPr>
-        <w:t xml:space="preserve">  --out DIR             output directory</w:t>
-      </w:r>
     </w:p>
     <w:p>
       <w:pPr>
@@ -4955,7 +5516,7 @@
         <w:rPr>
           <w:rStyle w:val="VerbatimChar"/>
         </w:rPr>
-        <w:t xml:space="preserve">python3 -m planereg.capture.bootstrap --help</w:t>
+        <w:t xml:space="preserve">python3 -m planereg.capture.check_captures --help</w:t>
       </w:r>
       <w:r>
         <w:t xml:space="preserve">:</w:t>
@@ -4969,118 +5530,127 @@
         <w:rPr>
           <w:rStyle w:val="VerbatimChar"/>
         </w:rPr>
-        <w:t xml:space="preserve">usage: bootstrap.py [-h] --manifest PATH --out PATH</w:t>
-      </w:r>
-      <w:r>
-        <w:br/>
-      </w:r>
-      <w:r>
-        <w:rPr>
-          <w:rStyle w:val="VerbatimChar"/>
-        </w:rPr>
-        <w:t xml:space="preserve">                    [--min-valid-fraction MIN_VALID_FRACTION]</w:t>
-      </w:r>
-      <w:r>
-        <w:br/>
-      </w:r>
-      <w:r>
-        <w:rPr>
-          <w:rStyle w:val="VerbatimChar"/>
-        </w:rPr>
-        <w:t xml:space="preserve">                    [--border-margin-px BORDER_MARGIN_PX]</w:t>
-      </w:r>
-      <w:r>
-        <w:br/>
-      </w:r>
-      <w:r>
-        <w:rPr>
-          <w:rStyle w:val="VerbatimChar"/>
-        </w:rPr>
-        <w:t xml:space="preserve">                    [--min-pose-count MIN_POSE_COUNT]</w:t>
-      </w:r>
-      <w:r>
-        <w:br/>
-      </w:r>
-      <w:r>
-        <w:rPr>
-          <w:rStyle w:val="VerbatimChar"/>
-        </w:rPr>
-        <w:t xml:space="preserve">                    [--min-normal-spread MIN_NORMAL_SPREAD]</w:t>
-      </w:r>
-      <w:r>
-        <w:br/>
-      </w:r>
-      <w:r>
-        <w:rPr>
-          <w:rStyle w:val="VerbatimChar"/>
-        </w:rPr>
-        <w:t xml:space="preserve">                    [--max-rms-normal-deg MAX_RMS_NORMAL_DEG]</w:t>
-      </w:r>
-      <w:r>
-        <w:br/>
-      </w:r>
-      <w:r>
-        <w:rPr>
-          <w:rStyle w:val="VerbatimChar"/>
-        </w:rPr>
-        <w:t xml:space="preserve">                    [--max-rms-offset-mm MAX_RMS_OFFSET_MM]</w:t>
-      </w:r>
-      <w:r>
-        <w:br/>
-      </w:r>
-      <w:r>
-        <w:rPr>
-          <w:rStyle w:val="VerbatimChar"/>
-        </w:rPr>
-        <w:t xml:space="preserve">                    [--max-normal-deg MAX_NORMAL_DEG]</w:t>
-      </w:r>
-      <w:r>
-        <w:br/>
-      </w:r>
-      <w:r>
-        <w:rPr>
-          <w:rStyle w:val="VerbatimChar"/>
-        </w:rPr>
-        <w:t xml:space="preserve">                    [--max-offset-mm MAX_OFFSET_MM]</w:t>
-      </w:r>
-      <w:r>
-        <w:br/>
-      </w:r>
-      <w:r>
-        <w:br/>
-      </w:r>
-      <w:r>
-        <w:rPr>
-          <w:rStyle w:val="VerbatimChar"/>
-        </w:rPr>
-        <w:t xml:space="preserve">Find the sensor roughly in the robot base frame from four or more hand-jogged</w:t>
-      </w:r>
-      <w:r>
-        <w:br/>
-      </w:r>
-      <w:r>
-        <w:rPr>
-          <w:rStyle w:val="VerbatimChar"/>
-        </w:rPr>
-        <w:t xml:space="preserve">board captures (manifest made by sphcal's make_manifest): segment the board in</w:t>
-      </w:r>
-      <w:r>
-        <w:br/>
-      </w:r>
-      <w:r>
-        <w:rPr>
-          <w:rStyle w:val="VerbatimChar"/>
-        </w:rPr>
-        <w:t xml:space="preserve">each, register, print the table and the transform, and write the JSON that the</w:t>
-      </w:r>
-      <w:r>
-        <w:br/>
-      </w:r>
-      <w:r>
-        <w:rPr>
-          <w:rStyle w:val="VerbatimChar"/>
-        </w:rPr>
-        <w:t xml:space="preserve">plan tool reads.</w:t>
+        <w:t xml:space="preserve">usage: check_captures.py [-h] --manifest PATH [--sensor-in-base PATH]</w:t>
+      </w:r>
+      <w:r>
+        <w:br/>
+      </w:r>
+      <w:r>
+        <w:rPr>
+          <w:rStyle w:val="VerbatimChar"/>
+        </w:rPr>
+        <w:t xml:space="preserve">                         [--pose-log PATH]</w:t>
+      </w:r>
+      <w:r>
+        <w:br/>
+      </w:r>
+      <w:r>
+        <w:rPr>
+          <w:rStyle w:val="VerbatimChar"/>
+        </w:rPr>
+        <w:t xml:space="preserve">                         [--plane-rms-warn-mm PLANE_RMS_WARN_MM]</w:t>
+      </w:r>
+      <w:r>
+        <w:br/>
+      </w:r>
+      <w:r>
+        <w:rPr>
+          <w:rStyle w:val="VerbatimChar"/>
+        </w:rPr>
+        <w:t xml:space="preserve">                         [--min-valid-fraction MIN_VALID_FRACTION]</w:t>
+      </w:r>
+      <w:r>
+        <w:br/>
+      </w:r>
+      <w:r>
+        <w:rPr>
+          <w:rStyle w:val="VerbatimChar"/>
+        </w:rPr>
+        <w:t xml:space="preserve">                         [--border-margin-px BORDER_MARGIN_PX]</w:t>
+      </w:r>
+      <w:r>
+        <w:br/>
+      </w:r>
+      <w:r>
+        <w:rPr>
+          <w:rStyle w:val="VerbatimChar"/>
+        </w:rPr>
+        <w:t xml:space="preserve">                         [--normal-residual-warn-deg NORMAL_RESIDUAL_WARN_DEG]</w:t>
+      </w:r>
+      <w:r>
+        <w:br/>
+      </w:r>
+      <w:r>
+        <w:rPr>
+          <w:rStyle w:val="VerbatimChar"/>
+        </w:rPr>
+        <w:t xml:space="preserve">                         [--offset-residual-warn-mm OFFSET_RESIDUAL_WARN_MM]</w:t>
+      </w:r>
+      <w:r>
+        <w:br/>
+      </w:r>
+      <w:r>
+        <w:rPr>
+          <w:rStyle w:val="VerbatimChar"/>
+        </w:rPr>
+        <w:t xml:space="preserve">                         [--outlier-rounds OUTLIER_ROUNDS]</w:t>
+      </w:r>
+      <w:r>
+        <w:br/>
+      </w:r>
+      <w:r>
+        <w:rPr>
+          <w:rStyle w:val="VerbatimChar"/>
+        </w:rPr>
+        <w:t xml:space="preserve">                         [--joint-sign-warn-fraction JOINT_SIGN_WARN_FRACTION]</w:t>
+      </w:r>
+      <w:r>
+        <w:br/>
+      </w:r>
+      <w:r>
+        <w:rPr>
+          <w:rStyle w:val="VerbatimChar"/>
+        </w:rPr>
+        <w:t xml:space="preserve">                         [--out PATH]</w:t>
+      </w:r>
+      <w:r>
+        <w:br/>
+      </w:r>
+      <w:r>
+        <w:br/>
+      </w:r>
+      <w:r>
+        <w:rPr>
+          <w:rStyle w:val="VerbatimChar"/>
+        </w:rPr>
+        <w:t xml:space="preserve">Quick check of a capture set before the long registration: valid pixels,</w:t>
+      </w:r>
+      <w:r>
+        <w:br/>
+      </w:r>
+      <w:r>
+        <w:rPr>
+          <w:rStyle w:val="VerbatimChar"/>
+        </w:rPr>
+        <w:t xml:space="preserve">border contact of the board mask, plane fit residuals, agreement of each</w:t>
+      </w:r>
+      <w:r>
+        <w:br/>
+      </w:r>
+      <w:r>
+        <w:rPr>
+          <w:rStyle w:val="VerbatimChar"/>
+        </w:rPr>
+        <w:t xml:space="preserve">pose with the registration of the set, conditioning of the set, and (with</w:t>
+      </w:r>
+      <w:r>
+        <w:br/>
+      </w:r>
+      <w:r>
+        <w:rPr>
+          <w:rStyle w:val="VerbatimChar"/>
+        </w:rPr>
+        <w:t xml:space="preserve">a pose log) the joint motion signs.</w:t>
       </w:r>
       <w:r>
         <w:br/>
@@ -5119,7 +5689,70 @@
         <w:rPr>
           <w:rStyle w:val="VerbatimChar"/>
         </w:rPr>
-        <w:t xml:space="preserve">  --out PATH            JSON file to write</w:t>
+        <w:t xml:space="preserve">  --sensor-in-base PATH</w:t>
+      </w:r>
+      <w:r>
+        <w:br/>
+      </w:r>
+      <w:r>
+        <w:rPr>
+          <w:rStyle w:val="VerbatimChar"/>
+        </w:rPr>
+        <w:t xml:space="preserve">                        rough sensor-to-base JSON (the bootstrap tool's</w:t>
+      </w:r>
+      <w:r>
+        <w:br/>
+      </w:r>
+      <w:r>
+        <w:rPr>
+          <w:rStyle w:val="VerbatimChar"/>
+        </w:rPr>
+        <w:t xml:space="preserve">                        output); enables the predicted region</w:t>
+      </w:r>
+      <w:r>
+        <w:br/>
+      </w:r>
+      <w:r>
+        <w:rPr>
+          <w:rStyle w:val="VerbatimChar"/>
+        </w:rPr>
+        <w:t xml:space="preserve">  --pose-log PATH       pose log CSV with the joint columns j1..j6 and</w:t>
+      </w:r>
+      <w:r>
+        <w:br/>
+      </w:r>
+      <w:r>
+        <w:rPr>
+          <w:rStyle w:val="VerbatimChar"/>
+        </w:rPr>
+        <w:t xml:space="preserve">                        approach_j1..approach_j6 (optional)</w:t>
+      </w:r>
+      <w:r>
+        <w:br/>
+      </w:r>
+      <w:r>
+        <w:rPr>
+          <w:rStyle w:val="VerbatimChar"/>
+        </w:rPr>
+        <w:t xml:space="preserve">  --plane-rms-warn-mm PLANE_RMS_WARN_MM</w:t>
+      </w:r>
+      <w:r>
+        <w:br/>
+      </w:r>
+      <w:r>
+        <w:rPr>
+          <w:rStyle w:val="VerbatimChar"/>
+        </w:rPr>
+        <w:t xml:space="preserve">                        flag a pose whose plane fit RMS exceeds this</w:t>
+      </w:r>
+      <w:r>
+        <w:br/>
+      </w:r>
+      <w:r>
+        <w:rPr>
+          <w:rStyle w:val="VerbatimChar"/>
+        </w:rPr>
+        <w:t xml:space="preserve">                        (default 1.0)</w:t>
       </w:r>
       <w:r>
         <w:br/>
@@ -5137,7 +5770,7 @@
         <w:rPr>
           <w:rStyle w:val="VerbatimChar"/>
         </w:rPr>
-        <w:t xml:space="preserve">                        a pixel must be valid in this fraction of a pose's</w:t>
+        <w:t xml:space="preserve">                        flag a pose valid in a smaller fraction of its</w:t>
       </w:r>
       <w:r>
         <w:br/>
@@ -5164,7 +5797,7 @@
         <w:rPr>
           <w:rStyle w:val="VerbatimChar"/>
         </w:rPr>
-        <w:t xml:space="preserve">                        warn when the board mask comes this close to the image</w:t>
+        <w:t xml:space="preserve">                        flag a board mask within this many pixels of the</w:t>
       </w:r>
       <w:r>
         <w:br/>
@@ -5182,457 +5815,6 @@
         <w:rPr>
           <w:rStyle w:val="VerbatimChar"/>
         </w:rPr>
-        <w:t xml:space="preserve">  --min-pose-count MIN_POSE_COUNT</w:t>
-      </w:r>
-      <w:r>
-        <w:br/>
-      </w:r>
-      <w:r>
-        <w:rPr>
-          <w:rStyle w:val="VerbatimChar"/>
-        </w:rPr>
-        <w:t xml:space="preserve">                        fewest segmented poses the registration may use</w:t>
-      </w:r>
-      <w:r>
-        <w:br/>
-      </w:r>
-      <w:r>
-        <w:rPr>
-          <w:rStyle w:val="VerbatimChar"/>
-        </w:rPr>
-        <w:t xml:space="preserve">                        (default 4)</w:t>
-      </w:r>
-      <w:r>
-        <w:br/>
-      </w:r>
-      <w:r>
-        <w:rPr>
-          <w:rStyle w:val="VerbatimChar"/>
-        </w:rPr>
-        <w:t xml:space="preserve">  --min-normal-spread MIN_NORMAL_SPREAD</w:t>
-      </w:r>
-      <w:r>
-        <w:br/>
-      </w:r>
-      <w:r>
-        <w:rPr>
-          <w:rStyle w:val="VerbatimChar"/>
-        </w:rPr>
-        <w:t xml:space="preserve">                        smallest accepted spread of the board normals (default</w:t>
-      </w:r>
-      <w:r>
-        <w:br/>
-      </w:r>
-      <w:r>
-        <w:rPr>
-          <w:rStyle w:val="VerbatimChar"/>
-        </w:rPr>
-        <w:t xml:space="preserve">                        0.05)</w:t>
-      </w:r>
-      <w:r>
-        <w:br/>
-      </w:r>
-      <w:r>
-        <w:rPr>
-          <w:rStyle w:val="VerbatimChar"/>
-        </w:rPr>
-        <w:t xml:space="preserve">  --max-rms-normal-deg MAX_RMS_NORMAL_DEG</w:t>
-      </w:r>
-      <w:r>
-        <w:br/>
-      </w:r>
-      <w:r>
-        <w:rPr>
-          <w:rStyle w:val="VerbatimChar"/>
-        </w:rPr>
-        <w:t xml:space="preserve">                        largest accepted RMS normal residual (default 1.0)</w:t>
-      </w:r>
-      <w:r>
-        <w:br/>
-      </w:r>
-      <w:r>
-        <w:rPr>
-          <w:rStyle w:val="VerbatimChar"/>
-        </w:rPr>
-        <w:t xml:space="preserve">  --max-rms-offset-mm MAX_RMS_OFFSET_MM</w:t>
-      </w:r>
-      <w:r>
-        <w:br/>
-      </w:r>
-      <w:r>
-        <w:rPr>
-          <w:rStyle w:val="VerbatimChar"/>
-        </w:rPr>
-        <w:t xml:space="preserve">                        largest accepted RMS offset residual (default 5.0)</w:t>
-      </w:r>
-      <w:r>
-        <w:br/>
-      </w:r>
-      <w:r>
-        <w:rPr>
-          <w:rStyle w:val="VerbatimChar"/>
-        </w:rPr>
-        <w:t xml:space="preserve">  --max-normal-deg MAX_NORMAL_DEG</w:t>
-      </w:r>
-      <w:r>
-        <w:br/>
-      </w:r>
-      <w:r>
-        <w:rPr>
-          <w:rStyle w:val="VerbatimChar"/>
-        </w:rPr>
-        <w:t xml:space="preserve">                        largest accepted normal residual of a single pose</w:t>
-      </w:r>
-      <w:r>
-        <w:br/>
-      </w:r>
-      <w:r>
-        <w:rPr>
-          <w:rStyle w:val="VerbatimChar"/>
-        </w:rPr>
-        <w:t xml:space="preserve">                        (default 2.0)</w:t>
-      </w:r>
-      <w:r>
-        <w:br/>
-      </w:r>
-      <w:r>
-        <w:rPr>
-          <w:rStyle w:val="VerbatimChar"/>
-        </w:rPr>
-        <w:t xml:space="preserve">  --max-offset-mm MAX_OFFSET_MM</w:t>
-      </w:r>
-      <w:r>
-        <w:br/>
-      </w:r>
-      <w:r>
-        <w:rPr>
-          <w:rStyle w:val="VerbatimChar"/>
-        </w:rPr>
-        <w:t xml:space="preserve">                        largest accepted offset residual of a single pose</w:t>
-      </w:r>
-      <w:r>
-        <w:br/>
-      </w:r>
-      <w:r>
-        <w:rPr>
-          <w:rStyle w:val="VerbatimChar"/>
-        </w:rPr>
-        <w:t xml:space="preserve">                        (default 10.0)</w:t>
-      </w:r>
-    </w:p>
-    <w:p>
-      <w:pPr>
-        <w:pStyle w:val="FirstParagraph"/>
-      </w:pPr>
-      <w:r>
-        <w:t xml:space="preserve">Output of</w:t>
-      </w:r>
-      <w:r>
-        <w:t xml:space="preserve"> </w:t>
-      </w:r>
-      <w:r>
-        <w:rPr>
-          <w:rStyle w:val="VerbatimChar"/>
-        </w:rPr>
-        <w:t xml:space="preserve">python3 -m planereg.capture.check_captures --help</w:t>
-      </w:r>
-      <w:r>
-        <w:t xml:space="preserve">:</w:t>
-      </w:r>
-    </w:p>
-    <w:p>
-      <w:pPr>
-        <w:pStyle w:val="SourceCode"/>
-      </w:pPr>
-      <w:r>
-        <w:rPr>
-          <w:rStyle w:val="VerbatimChar"/>
-        </w:rPr>
-        <w:t xml:space="preserve">usage: check_captures.py [-h] --manifest PATH [--sensor-in-base PATH]</w:t>
-      </w:r>
-      <w:r>
-        <w:br/>
-      </w:r>
-      <w:r>
-        <w:rPr>
-          <w:rStyle w:val="VerbatimChar"/>
-        </w:rPr>
-        <w:t xml:space="preserve">                         [--pose-log PATH]</w:t>
-      </w:r>
-      <w:r>
-        <w:br/>
-      </w:r>
-      <w:r>
-        <w:rPr>
-          <w:rStyle w:val="VerbatimChar"/>
-        </w:rPr>
-        <w:t xml:space="preserve">                         [--plane-rms-warn-mm PLANE_RMS_WARN_MM]</w:t>
-      </w:r>
-      <w:r>
-        <w:br/>
-      </w:r>
-      <w:r>
-        <w:rPr>
-          <w:rStyle w:val="VerbatimChar"/>
-        </w:rPr>
-        <w:t xml:space="preserve">                         [--min-valid-fraction MIN_VALID_FRACTION]</w:t>
-      </w:r>
-      <w:r>
-        <w:br/>
-      </w:r>
-      <w:r>
-        <w:rPr>
-          <w:rStyle w:val="VerbatimChar"/>
-        </w:rPr>
-        <w:t xml:space="preserve">                         [--border-margin-px BORDER_MARGIN_PX]</w:t>
-      </w:r>
-      <w:r>
-        <w:br/>
-      </w:r>
-      <w:r>
-        <w:rPr>
-          <w:rStyle w:val="VerbatimChar"/>
-        </w:rPr>
-        <w:t xml:space="preserve">                         [--normal-residual-warn-deg NORMAL_RESIDUAL_WARN_DEG]</w:t>
-      </w:r>
-      <w:r>
-        <w:br/>
-      </w:r>
-      <w:r>
-        <w:rPr>
-          <w:rStyle w:val="VerbatimChar"/>
-        </w:rPr>
-        <w:t xml:space="preserve">                         [--offset-residual-warn-mm OFFSET_RESIDUAL_WARN_MM]</w:t>
-      </w:r>
-      <w:r>
-        <w:br/>
-      </w:r>
-      <w:r>
-        <w:rPr>
-          <w:rStyle w:val="VerbatimChar"/>
-        </w:rPr>
-        <w:t xml:space="preserve">                         [--outlier-rounds OUTLIER_ROUNDS]</w:t>
-      </w:r>
-      <w:r>
-        <w:br/>
-      </w:r>
-      <w:r>
-        <w:rPr>
-          <w:rStyle w:val="VerbatimChar"/>
-        </w:rPr>
-        <w:t xml:space="preserve">                         [--joint-sign-warn-fraction JOINT_SIGN_WARN_FRACTION]</w:t>
-      </w:r>
-      <w:r>
-        <w:br/>
-      </w:r>
-      <w:r>
-        <w:rPr>
-          <w:rStyle w:val="VerbatimChar"/>
-        </w:rPr>
-        <w:t xml:space="preserve">                         [--out PATH]</w:t>
-      </w:r>
-      <w:r>
-        <w:br/>
-      </w:r>
-      <w:r>
-        <w:br/>
-      </w:r>
-      <w:r>
-        <w:rPr>
-          <w:rStyle w:val="VerbatimChar"/>
-        </w:rPr>
-        <w:t xml:space="preserve">Quick check of a capture set before the long registration: valid pixels,</w:t>
-      </w:r>
-      <w:r>
-        <w:br/>
-      </w:r>
-      <w:r>
-        <w:rPr>
-          <w:rStyle w:val="VerbatimChar"/>
-        </w:rPr>
-        <w:t xml:space="preserve">border contact of the board mask, plane fit residuals, agreement of each pose</w:t>
-      </w:r>
-      <w:r>
-        <w:br/>
-      </w:r>
-      <w:r>
-        <w:rPr>
-          <w:rStyle w:val="VerbatimChar"/>
-        </w:rPr>
-        <w:t xml:space="preserve">with the registration of the set, conditioning of the set, and (with a pose</w:t>
-      </w:r>
-      <w:r>
-        <w:br/>
-      </w:r>
-      <w:r>
-        <w:rPr>
-          <w:rStyle w:val="VerbatimChar"/>
-        </w:rPr>
-        <w:t xml:space="preserve">log) the joint motion signs.</w:t>
-      </w:r>
-      <w:r>
-        <w:br/>
-      </w:r>
-      <w:r>
-        <w:br/>
-      </w:r>
-      <w:r>
-        <w:rPr>
-          <w:rStyle w:val="VerbatimChar"/>
-        </w:rPr>
-        <w:t xml:space="preserve">options:</w:t>
-      </w:r>
-      <w:r>
-        <w:br/>
-      </w:r>
-      <w:r>
-        <w:rPr>
-          <w:rStyle w:val="VerbatimChar"/>
-        </w:rPr>
-        <w:t xml:space="preserve">  -h, --help            show this help message and exit</w:t>
-      </w:r>
-      <w:r>
-        <w:br/>
-      </w:r>
-      <w:r>
-        <w:rPr>
-          <w:rStyle w:val="VerbatimChar"/>
-        </w:rPr>
-        <w:t xml:space="preserve">  --manifest PATH       manifest CSV or JSON</w:t>
-      </w:r>
-      <w:r>
-        <w:br/>
-      </w:r>
-      <w:r>
-        <w:rPr>
-          <w:rStyle w:val="VerbatimChar"/>
-        </w:rPr>
-        <w:t xml:space="preserve">  --sensor-in-base PATH</w:t>
-      </w:r>
-      <w:r>
-        <w:br/>
-      </w:r>
-      <w:r>
-        <w:rPr>
-          <w:rStyle w:val="VerbatimChar"/>
-        </w:rPr>
-        <w:t xml:space="preserve">                        rough sensor-to-base JSON (the bootstrap tool's</w:t>
-      </w:r>
-      <w:r>
-        <w:br/>
-      </w:r>
-      <w:r>
-        <w:rPr>
-          <w:rStyle w:val="VerbatimChar"/>
-        </w:rPr>
-        <w:t xml:space="preserve">                        output); enables the predicted region</w:t>
-      </w:r>
-      <w:r>
-        <w:br/>
-      </w:r>
-      <w:r>
-        <w:rPr>
-          <w:rStyle w:val="VerbatimChar"/>
-        </w:rPr>
-        <w:t xml:space="preserve">  --pose-log PATH       pose log CSV with the joint columns j1..j6 and</w:t>
-      </w:r>
-      <w:r>
-        <w:br/>
-      </w:r>
-      <w:r>
-        <w:rPr>
-          <w:rStyle w:val="VerbatimChar"/>
-        </w:rPr>
-        <w:t xml:space="preserve">                        approach_j1..approach_j6 (optional)</w:t>
-      </w:r>
-      <w:r>
-        <w:br/>
-      </w:r>
-      <w:r>
-        <w:rPr>
-          <w:rStyle w:val="VerbatimChar"/>
-        </w:rPr>
-        <w:t xml:space="preserve">  --plane-rms-warn-mm PLANE_RMS_WARN_MM</w:t>
-      </w:r>
-      <w:r>
-        <w:br/>
-      </w:r>
-      <w:r>
-        <w:rPr>
-          <w:rStyle w:val="VerbatimChar"/>
-        </w:rPr>
-        <w:t xml:space="preserve">                        flag a pose whose plane fit RMS exceeds this (default</w:t>
-      </w:r>
-      <w:r>
-        <w:br/>
-      </w:r>
-      <w:r>
-        <w:rPr>
-          <w:rStyle w:val="VerbatimChar"/>
-        </w:rPr>
-        <w:t xml:space="preserve">                        1.0)</w:t>
-      </w:r>
-      <w:r>
-        <w:br/>
-      </w:r>
-      <w:r>
-        <w:rPr>
-          <w:rStyle w:val="VerbatimChar"/>
-        </w:rPr>
-        <w:t xml:space="preserve">  --min-valid-fraction MIN_VALID_FRACTION</w:t>
-      </w:r>
-      <w:r>
-        <w:br/>
-      </w:r>
-      <w:r>
-        <w:rPr>
-          <w:rStyle w:val="VerbatimChar"/>
-        </w:rPr>
-        <w:t xml:space="preserve">                        flag a pose valid in a smaller fraction of its frames</w:t>
-      </w:r>
-      <w:r>
-        <w:br/>
-      </w:r>
-      <w:r>
-        <w:rPr>
-          <w:rStyle w:val="VerbatimChar"/>
-        </w:rPr>
-        <w:t xml:space="preserve">                        (default 0.5)</w:t>
-      </w:r>
-      <w:r>
-        <w:br/>
-      </w:r>
-      <w:r>
-        <w:rPr>
-          <w:rStyle w:val="VerbatimChar"/>
-        </w:rPr>
-        <w:t xml:space="preserve">  --border-margin-px BORDER_MARGIN_PX</w:t>
-      </w:r>
-      <w:r>
-        <w:br/>
-      </w:r>
-      <w:r>
-        <w:rPr>
-          <w:rStyle w:val="VerbatimChar"/>
-        </w:rPr>
-        <w:t xml:space="preserve">                        flag a board mask within this many pixels of the</w:t>
-      </w:r>
-      <w:r>
-        <w:br/>
-      </w:r>
-      <w:r>
-        <w:rPr>
-          <w:rStyle w:val="VerbatimChar"/>
-        </w:rPr>
-        <w:t xml:space="preserve">                        border (default 4)</w:t>
-      </w:r>
-      <w:r>
-        <w:br/>
-      </w:r>
-      <w:r>
-        <w:rPr>
-          <w:rStyle w:val="VerbatimChar"/>
-        </w:rPr>
         <w:t xml:space="preserve">  --normal-residual-warn-deg NORMAL_RESIDUAL_WARN_DEG</w:t>
       </w:r>
       <w:r>
@@ -5696,25 +5878,34 @@
         <w:rPr>
           <w:rStyle w:val="VerbatimChar"/>
         </w:rPr>
-        <w:t xml:space="preserve">                        leave out up to this many poses (the worst per round)</w:t>
-      </w:r>
-      <w:r>
-        <w:br/>
-      </w:r>
-      <w:r>
-        <w:rPr>
-          <w:rStyle w:val="VerbatimChar"/>
-        </w:rPr>
-        <w:t xml:space="preserve">                        from the registration, so that one wrong pose does not</w:t>
-      </w:r>
-      <w:r>
-        <w:br/>
-      </w:r>
-      <w:r>
-        <w:rPr>
-          <w:rStyle w:val="VerbatimChar"/>
-        </w:rPr>
-        <w:t xml:space="preserve">                        flag the others (default 3; 0 keeps every pose)</w:t>
+        <w:t xml:space="preserve">                        leave out up to this many poses (the worst per</w:t>
+      </w:r>
+      <w:r>
+        <w:br/>
+      </w:r>
+      <w:r>
+        <w:rPr>
+          <w:rStyle w:val="VerbatimChar"/>
+        </w:rPr>
+        <w:t xml:space="preserve">                        round) from the registration, so that one wrong</w:t>
+      </w:r>
+      <w:r>
+        <w:br/>
+      </w:r>
+      <w:r>
+        <w:rPr>
+          <w:rStyle w:val="VerbatimChar"/>
+        </w:rPr>
+        <w:t xml:space="preserve">                        pose does not flag the others (default 3; 0 keeps</w:t>
+      </w:r>
+      <w:r>
+        <w:br/>
+      </w:r>
+      <w:r>
+        <w:rPr>
+          <w:rStyle w:val="VerbatimChar"/>
+        </w:rPr>
+        <w:t xml:space="preserve">                        every pose)</w:t>
       </w:r>
       <w:r>
         <w:br/>
@@ -6041,7 +6232,7 @@
         <w:rPr>
           <w:rStyle w:val="VerbatimChar"/>
         </w:rPr>
-        <w:t xml:space="preserve">python3 -m pip install -e ../../depth_calibration   (the sphcal repository, by its path)</w:t>
+        <w:t xml:space="preserve">python3 -m pip install -e ../../depth_calibration    (sphcal, by its path)</w:t>
       </w:r>
       <w:r>
         <w:br/>
@@ -7417,7 +7608,7 @@
     <w:basedOn w:val="BodyTextChar"/>
     <w:rPr>
       <w:rFonts w:ascii="Consolas" w:hAnsi="Consolas"/>
-      <w:sz w:val="22"/>
+      <w:sz w:val="18"/>
     </w:rPr>
   </w:style>
   <w:style w:customStyle="1" w:styleId="SectionNumber" w:type="character">

--- a/docs/procedures/registration_capture_procedure.docx
+++ b/docs/procedures/registration_capture_procedure.docx
@@ -36,7 +36,7 @@
         </w:p>
       </w:sdtContent>
     </w:sdt>
-    <w:bookmarkStart w:id="27" w:name="X3598e64a88c823a5f341feeb99141bc42344d3c"/>
+    <w:bookmarkStart w:id="30" w:name="X3598e64a88c823a5f341feeb99141bc42344d3c"/>
     <w:p>
       <w:pPr>
         <w:pStyle w:val="Heading1"/>
@@ -56,13 +56,25 @@
         <w:t xml:space="preserve"> </w:t>
       </w:r>
       <w:r>
-        <w:t xml:space="preserve">record the captures. No knowledge of the registration math is needed. Where a step</w:t>
-      </w:r>
-      <w:r>
-        <w:t xml:space="preserve"> </w:t>
-      </w:r>
-      <w:r>
-        <w:t xml:space="preserve">says</w:t>
+        <w:t xml:space="preserve">record the captures. No knowledge of the registration math is needed. Two people are</w:t>
+      </w:r>
+      <w:r>
+        <w:t xml:space="preserve"> </w:t>
+      </w:r>
+      <w:r>
+        <w:t xml:space="preserve">referred to throughout: the technician (you), who sets up the board, programs the</w:t>
+      </w:r>
+      <w:r>
+        <w:t xml:space="preserve"> </w:t>
+      </w:r>
+      <w:r>
+        <w:t xml:space="preserve">robot and records the captures; and the engineer, who runs the analysis and answers</w:t>
+      </w:r>
+      <w:r>
+        <w:t xml:space="preserve"> </w:t>
+      </w:r>
+      <w:r>
+        <w:t xml:space="preserve">questions about the setup. Where a step says</w:t>
       </w:r>
       <w:r>
         <w:t xml:space="preserve"> </w:t>
@@ -71,13 +83,19 @@
         <w:t xml:space="preserve">“run”</w:t>
       </w:r>
       <w:r>
-        <w:t xml:space="preserve">, a computer with Python and this repository is needed (appendix B says</w:t>
-      </w:r>
-      <w:r>
-        <w:t xml:space="preserve"> </w:t>
-      </w:r>
-      <w:r>
-        <w:t xml:space="preserve">how to set it up); the engineer can run those steps for you if you send the files.</w:t>
+        <w:t xml:space="preserve">, a computer with Python and this</w:t>
+      </w:r>
+      <w:r>
+        <w:t xml:space="preserve"> </w:t>
+      </w:r>
+      <w:r>
+        <w:t xml:space="preserve">repository is needed (appendix B says how to set it up); the engineer can run those</w:t>
+      </w:r>
+      <w:r>
+        <w:t xml:space="preserve"> </w:t>
+      </w:r>
+      <w:r>
+        <w:t xml:space="preserve">steps for you if you send the files.</w:t>
       </w:r>
     </w:p>
     <w:p>
@@ -150,25 +168,73 @@
         <w:t xml:space="preserve"> </w:t>
       </w:r>
       <w:r>
-        <w:t xml:space="preserve">calibration project in its layout and its tools; the board, its adapter and its tool</w:t>
-      </w:r>
-      <w:r>
-        <w:t xml:space="preserve"> </w:t>
-      </w:r>
-      <w:r>
-        <w:t xml:space="preserve">frame are the same, except that the board may be thinner (6 mm instead of 15 mm;</w:t>
-      </w:r>
-      <w:r>
-        <w:t xml:space="preserve"> </w:t>
-      </w:r>
-      <w:r>
-        <w:t xml:space="preserve">section 1 says why). A stage-1 board can be used as it is. The spheres and the</w:t>
-      </w:r>
-      <w:r>
-        <w:t xml:space="preserve"> </w:t>
-      </w:r>
-      <w:r>
-        <w:t xml:space="preserve">three-ball nest are not needed here.</w:t>
+        <w:t xml:space="preserve">calibration project (repository</w:t>
+      </w:r>
+      <w:r>
+        <w:t xml:space="preserve"> </w:t>
+      </w:r>
+      <w:r>
+        <w:rPr>
+          <w:rStyle w:val="VerbatimChar"/>
+        </w:rPr>
+        <w:t xml:space="preserve">depth_calibration_from_spherical_target</w:t>
+      </w:r>
+      <w:r>
+        <w:t xml:space="preserve">, file</w:t>
+      </w:r>
+      <w:r>
+        <w:t xml:space="preserve"> </w:t>
+      </w:r>
+      <w:r>
+        <w:rPr>
+          <w:rStyle w:val="VerbatimChar"/>
+        </w:rPr>
+        <w:t xml:space="preserve">docs/procedures/stage1_capture_procedure.docx</w:t>
+      </w:r>
+      <w:r>
+        <w:t xml:space="preserve">;</w:t>
+      </w:r>
+      <w:r>
+        <w:t xml:space="preserve"> </w:t>
+      </w:r>
+      <w:r>
+        <w:t xml:space="preserve">“the stage-1 procedure”</w:t>
+      </w:r>
+      <w:r>
+        <w:t xml:space="preserve"> </w:t>
+      </w:r>
+      <w:r>
+        <w:t xml:space="preserve">below) in</w:t>
+      </w:r>
+      <w:r>
+        <w:t xml:space="preserve"> </w:t>
+      </w:r>
+      <w:r>
+        <w:t xml:space="preserve">its layout and its tools; the board, its adapter and its tool frame are the same,</w:t>
+      </w:r>
+      <w:r>
+        <w:t xml:space="preserve"> </w:t>
+      </w:r>
+      <w:r>
+        <w:t xml:space="preserve">except that the board may be thinner (6 mm instead of 15 mm; section 1 says why). A</w:t>
+      </w:r>
+      <w:r>
+        <w:t xml:space="preserve"> </w:t>
+      </w:r>
+      <w:r>
+        <w:t xml:space="preserve">stage-1 board can be used as it is. The spheres and the three-ball nest are not</w:t>
+      </w:r>
+      <w:r>
+        <w:t xml:space="preserve"> </w:t>
+      </w:r>
+      <w:r>
+        <w:t xml:space="preserve">needed here. You do not need to have read the stage-1 procedure; where this</w:t>
+      </w:r>
+      <w:r>
+        <w:t xml:space="preserve"> </w:t>
+      </w:r>
+      <w:r>
+        <w:t xml:space="preserve">document points to it, it is for extra detail only.</w:t>
       </w:r>
     </w:p>
     <w:p>
@@ -220,22 +286,19 @@
         <w:pStyle w:val="BodyText"/>
       </w:pPr>
       <w:r>
-        <w:t xml:space="preserve">Figure 1 (</w:t>
-      </w:r>
-      <w:r>
-        <w:rPr>
-          <w:rStyle w:val="VerbatimChar"/>
-        </w:rPr>
-        <w:t xml:space="preserve">figures/fig_approach.png</w:t>
-      </w:r>
-      <w:r>
-        <w:t xml:space="preserve">, section 6) shows the two ways of driving to a</w:t>
-      </w:r>
-      <w:r>
-        <w:t xml:space="preserve"> </w:t>
-      </w:r>
-      <w:r>
-        <w:t xml:space="preserve">pose; figure 2 (section 5) shows an example pose plan.</w:t>
+        <w:t xml:space="preserve">Figures: figure 1 (section 6) shows the two ways of driving to a pose; figure 2</w:t>
+      </w:r>
+      <w:r>
+        <w:t xml:space="preserve"> </w:t>
+      </w:r>
+      <w:r>
+        <w:t xml:space="preserve">(section 5) shows an example pose plan; figure 3 (section 4) shows the two numbers</w:t>
+      </w:r>
+      <w:r>
+        <w:t xml:space="preserve"> </w:t>
+      </w:r>
+      <w:r>
+        <w:t xml:space="preserve">the software reports for every pose.</w:t>
       </w:r>
     </w:p>
     <w:p>
@@ -542,7 +605,7 @@
               <w:pStyle w:val="Compact"/>
             </w:pPr>
             <w:r>
-              <w:t xml:space="preserve">Runs the sensor’s capture software, writes</w:t>
+              <w:t xml:space="preserve">Runs the sensor’s capture software and writes one</w:t>
             </w:r>
             <w:r>
               <w:t xml:space="preserve"> </w:t>
@@ -557,7 +620,7 @@
               <w:t xml:space="preserve"> </w:t>
             </w:r>
             <w:r>
-              <w:t xml:space="preserve">files with the sensor’s own name in the file name</w:t>
+              <w:t xml:space="preserve">file per capture; the files must be named by pose id (section 2 says how)</w:t>
             </w:r>
           </w:p>
         </w:tc>
@@ -603,13 +666,207 @@
         <w:pStyle w:val="FirstParagraph"/>
       </w:pPr>
       <w:r>
-        <w:t xml:space="preserve">Switch the sensor on and leave it running for at least 30 minutes before the first</w:t>
-      </w:r>
-      <w:r>
-        <w:t xml:space="preserve"> </w:t>
-      </w:r>
-      <w:r>
-        <w:t xml:space="preserve">capture, and leave it running for the whole session. Note the time it was switched on.</w:t>
+        <w:rPr>
+          <w:b/>
+          <w:bCs/>
+        </w:rPr>
+        <w:t xml:space="preserve">Words used throughout.</w:t>
+      </w:r>
+      <w:r>
+        <w:t xml:space="preserve"> </w:t>
+      </w:r>
+      <w:r>
+        <w:t xml:space="preserve">A</w:t>
+      </w:r>
+      <w:r>
+        <w:t xml:space="preserve"> </w:t>
+      </w:r>
+      <w:r>
+        <w:rPr>
+          <w:i/>
+          <w:iCs/>
+        </w:rPr>
+        <w:t xml:space="preserve">capture</w:t>
+      </w:r>
+      <w:r>
+        <w:t xml:space="preserve"> </w:t>
+      </w:r>
+      <w:r>
+        <w:t xml:space="preserve">is one shot of the sensor; it produces one</w:t>
+      </w:r>
+      <w:r>
+        <w:t xml:space="preserve"> </w:t>
+      </w:r>
+      <w:r>
+        <w:rPr>
+          <w:i/>
+          <w:iCs/>
+        </w:rPr>
+        <w:t xml:space="preserve">frame</w:t>
+      </w:r>
+      <w:r>
+        <w:t xml:space="preserve"> </w:t>
+      </w:r>
+      <w:r>
+        <w:t xml:space="preserve">of 3D points, stored as one</w:t>
+      </w:r>
+      <w:r>
+        <w:t xml:space="preserve"> </w:t>
+      </w:r>
+      <w:r>
+        <w:rPr>
+          <w:rStyle w:val="VerbatimChar"/>
+        </w:rPr>
+        <w:t xml:space="preserve">.mc</w:t>
+      </w:r>
+      <w:r>
+        <w:t xml:space="preserve"> </w:t>
+      </w:r>
+      <w:r>
+        <w:t xml:space="preserve">file. Several captures are taken at each</w:t>
+      </w:r>
+      <w:r>
+        <w:t xml:space="preserve"> </w:t>
+      </w:r>
+      <w:r>
+        <w:t xml:space="preserve">robot position without moving the robot (five per pose in the plan of section 5),</w:t>
+      </w:r>
+      <w:r>
+        <w:t xml:space="preserve"> </w:t>
+      </w:r>
+      <w:r>
+        <w:t xml:space="preserve">so one pose gives several files. A</w:t>
+      </w:r>
+      <w:r>
+        <w:t xml:space="preserve"> </w:t>
+      </w:r>
+      <w:r>
+        <w:rPr>
+          <w:i/>
+          <w:iCs/>
+        </w:rPr>
+        <w:t xml:space="preserve">pose</w:t>
+      </w:r>
+      <w:r>
+        <w:t xml:space="preserve"> </w:t>
+      </w:r>
+      <w:r>
+        <w:t xml:space="preserve">is one position and orientation of the</w:t>
+      </w:r>
+      <w:r>
+        <w:t xml:space="preserve"> </w:t>
+      </w:r>
+      <w:r>
+        <w:t xml:space="preserve">board; every pose has a short name, its</w:t>
+      </w:r>
+      <w:r>
+        <w:t xml:space="preserve"> </w:t>
+      </w:r>
+      <w:r>
+        <w:rPr>
+          <w:i/>
+          <w:iCs/>
+        </w:rPr>
+        <w:t xml:space="preserve">pose id</w:t>
+      </w:r>
+      <w:r>
+        <w:t xml:space="preserve"> </w:t>
+      </w:r>
+      <w:r>
+        <w:t xml:space="preserve">(for example</w:t>
+      </w:r>
+      <w:r>
+        <w:t xml:space="preserve"> </w:t>
+      </w:r>
+      <w:r>
+        <w:rPr>
+          <w:rStyle w:val="VerbatimChar"/>
+        </w:rPr>
+        <w:t xml:space="preserve">boot01</w:t>
+      </w:r>
+      <w:r>
+        <w:t xml:space="preserve"> </w:t>
+      </w:r>
+      <w:r>
+        <w:t xml:space="preserve">or</w:t>
+      </w:r>
+      <w:r>
+        <w:t xml:space="preserve"> </w:t>
+      </w:r>
+      <w:r>
+        <w:rPr>
+          <w:rStyle w:val="VerbatimChar"/>
+        </w:rPr>
+        <w:t xml:space="preserve">b_z0650_t24_a090_05</w:t>
+      </w:r>
+      <w:r>
+        <w:t xml:space="preserve">), which appears in the robot program, in the pose log and in</w:t>
+      </w:r>
+      <w:r>
+        <w:t xml:space="preserve"> </w:t>
+      </w:r>
+      <w:r>
+        <w:t xml:space="preserve">the file names. The board’s</w:t>
+      </w:r>
+      <w:r>
+        <w:t xml:space="preserve"> </w:t>
+      </w:r>
+      <w:r>
+        <w:rPr>
+          <w:i/>
+          <w:iCs/>
+        </w:rPr>
+        <w:t xml:space="preserve">normal</w:t>
+      </w:r>
+      <w:r>
+        <w:t xml:space="preserve"> </w:t>
+      </w:r>
+      <w:r>
+        <w:t xml:space="preserve">is the direction perpendicular to its front</w:t>
+      </w:r>
+      <w:r>
+        <w:t xml:space="preserve"> </w:t>
+      </w:r>
+      <w:r>
+        <w:t xml:space="preserve">face, pointing out of the face toward the sensor. The</w:t>
+      </w:r>
+      <w:r>
+        <w:t xml:space="preserve"> </w:t>
+      </w:r>
+      <w:r>
+        <w:rPr>
+          <w:i/>
+          <w:iCs/>
+        </w:rPr>
+        <w:t xml:space="preserve">pose log</w:t>
+      </w:r>
+      <w:r>
+        <w:t xml:space="preserve"> </w:t>
+      </w:r>
+      <w:r>
+        <w:t xml:space="preserve">is the text table in</w:t>
+      </w:r>
+      <w:r>
+        <w:t xml:space="preserve"> </w:t>
+      </w:r>
+      <w:r>
+        <w:t xml:space="preserve">which the robot program records the pose it reached (section 7), and the</w:t>
+      </w:r>
+      <w:r>
+        <w:t xml:space="preserve"> </w:t>
+      </w:r>
+      <w:r>
+        <w:rPr>
+          <w:i/>
+          <w:iCs/>
+        </w:rPr>
+        <w:t xml:space="preserve">manifest</w:t>
+      </w:r>
+      <w:r>
+        <w:t xml:space="preserve"> </w:t>
+      </w:r>
+      <w:r>
+        <w:t xml:space="preserve">is the table the software builds from the pose log and the capture files.</w:t>
       </w:r>
     </w:p>
     <w:p>
@@ -617,162 +874,29 @@
         <w:pStyle w:val="BodyText"/>
       </w:pPr>
       <w:r>
-        <w:t xml:space="preserve">Fix the sensor’s exposure and gain to the values that will be used in production.</w:t>
-      </w:r>
-      <w:r>
-        <w:t xml:space="preserve"> </w:t>
-      </w:r>
-      <w:r>
-        <w:t xml:space="preserve">Write them down. Do not use automatic exposure.</w:t>
-      </w:r>
-    </w:p>
-    <w:p>
-      <w:pPr>
-        <w:pStyle w:val="BodyText"/>
-      </w:pPr>
-      <w:r>
-        <w:t xml:space="preserve">Switch off or block any sunlight or lamps that fall on the board. Room light is fine</w:t>
-      </w:r>
-      <w:r>
-        <w:t xml:space="preserve"> </w:t>
-      </w:r>
-      <w:r>
-        <w:t xml:space="preserve">if it is constant.</w:t>
-      </w:r>
-    </w:p>
-    <w:p>
-      <w:pPr>
-        <w:pStyle w:val="BodyText"/>
-      </w:pPr>
-      <w:r>
-        <w:t xml:space="preserve">Confirm with the engineer what the robot base frame is (which frame the robot’s</w:t>
-      </w:r>
-      <w:r>
-        <w:t xml:space="preserve"> </w:t>
-      </w:r>
-      <w:r>
-        <w:t xml:space="preserve">position readout is in). Every pose in this procedure is recorded in that frame. Do</w:t>
-      </w:r>
-      <w:r>
-        <w:t xml:space="preserve"> </w:t>
-      </w:r>
-      <w:r>
-        <w:t xml:space="preserve">not change the active base frame during the session.</w:t>
-      </w:r>
-    </w:p>
-    <w:p>
-      <w:pPr>
-        <w:pStyle w:val="BodyText"/>
-      </w:pPr>
-      <w:r>
-        <w:t xml:space="preserve">Leave the controller’s backlash compensation (if it has such a setting) exactly as it</w:t>
-      </w:r>
-      <w:r>
-        <w:t xml:space="preserve"> </w:t>
-      </w:r>
-      <w:r>
-        <w:t xml:space="preserve">is in production, and write down what it is set to. Do not change it between the two</w:t>
-      </w:r>
-      <w:r>
-        <w:t xml:space="preserve"> </w:t>
-      </w:r>
-      <w:r>
-        <w:t xml:space="preserve">sub-procedures of section 6.</w:t>
-      </w:r>
-    </w:p>
-    <w:p>
-      <w:pPr>
-        <w:pStyle w:val="BodyText"/>
-      </w:pPr>
-      <w:r>
-        <w:t xml:space="preserve">Record in a text file (</w:t>
-      </w:r>
-      <w:r>
-        <w:rPr>
-          <w:rStyle w:val="VerbatimChar"/>
-        </w:rPr>
-        <w:t xml:space="preserve">session_notes.txt</w:t>
-      </w:r>
-      <w:r>
-        <w:t xml:space="preserve">): date, sensor serial number, exposure</w:t>
-      </w:r>
-      <w:r>
-        <w:t xml:space="preserve"> </w:t>
-      </w:r>
-      <w:r>
-        <w:t xml:space="preserve">and gain, robot model and controller software version, the active base frame name,</w:t>
-      </w:r>
-      <w:r>
-        <w:t xml:space="preserve"> </w:t>
-      </w:r>
-      <w:r>
-        <w:t xml:space="preserve">the backlash compensation setting, the board certificate (flatness), room</w:t>
-      </w:r>
-      <w:r>
-        <w:t xml:space="preserve"> </w:t>
-      </w:r>
-      <w:r>
-        <w:t xml:space="preserve">temperature, and anything unusual.</w:t>
-      </w:r>
-    </w:p>
-    <w:bookmarkEnd w:id="10"/>
-    <w:bookmarkStart w:id="11" w:name="mounting-the-board-and-its-tool-frame"/>
-    <w:p>
-      <w:pPr>
-        <w:pStyle w:val="Heading2"/>
-      </w:pPr>
-      <w:r>
-        <w:t xml:space="preserve">3. Mounting the board and its tool frame</w:t>
-      </w:r>
-    </w:p>
-    <w:p>
-      <w:pPr>
-        <w:pStyle w:val="FirstParagraph"/>
-      </w:pPr>
-      <w:r>
-        <w:t xml:space="preserve">The board’s</w:t>
-      </w:r>
-      <w:r>
-        <w:t xml:space="preserve"> </w:t>
-      </w:r>
-      <w:r>
-        <w:t xml:space="preserve">“tool frame”</w:t>
-      </w:r>
-      <w:r>
-        <w:t xml:space="preserve"> </w:t>
-      </w:r>
-      <w:r>
-        <w:t xml:space="preserve">is a coordinate frame at the center of the board’s front</w:t>
-      </w:r>
-      <w:r>
-        <w:t xml:space="preserve"> </w:t>
-      </w:r>
-      <w:r>
-        <w:t xml:space="preserve">face, with its z axis pointing straight out of the face (toward the sensor when the</w:t>
-      </w:r>
-      <w:r>
-        <w:t xml:space="preserve"> </w:t>
-      </w:r>
-      <w:r>
-        <w:t xml:space="preserve">board faces it), x along the long edge, y along the short edge. The robot must report</w:t>
-      </w:r>
-      <w:r>
-        <w:t xml:space="preserve"> </w:t>
-      </w:r>
-      <w:r>
-        <w:t xml:space="preserve">the board’s pose in this frame. This is the same frame as TOOL_BOARD of the stage-1</w:t>
-      </w:r>
-      <w:r>
-        <w:t xml:space="preserve"> </w:t>
-      </w:r>
-      <w:r>
-        <w:t xml:space="preserve">procedure; if it is already defined on this robot with this board and adapter, check</w:t>
-      </w:r>
-      <w:r>
-        <w:t xml:space="preserve"> </w:t>
-      </w:r>
-      <w:r>
-        <w:t xml:space="preserve">it (steps 2 and 3) and reuse it.</w:t>
+        <w:rPr>
+          <w:b/>
+          <w:bCs/>
+        </w:rPr>
+        <w:t xml:space="preserve">The session folder.</w:t>
+      </w:r>
+      <w:r>
+        <w:t xml:space="preserve"> </w:t>
+      </w:r>
+      <w:r>
+        <w:t xml:space="preserve">Make one working folder for the session (for example</w:t>
+      </w:r>
+      <w:r>
+        <w:t xml:space="preserve"> </w:t>
+      </w:r>
+      <w:r>
+        <w:rPr>
+          <w:rStyle w:val="VerbatimChar"/>
+        </w:rPr>
+        <w:t xml:space="preserve">reg_2026-10-05/</w:t>
+      </w:r>
+      <w:r>
+        <w:t xml:space="preserve">) and keep everything in it:</w:t>
       </w:r>
     </w:p>
     <w:p>
@@ -784,7 +908,16 @@
         </w:numPr>
       </w:pPr>
       <w:r>
-        <w:t xml:space="preserve">Mount the board adapter and the board on the flange with the dowel pins.</w:t>
+        <w:rPr>
+          <w:rStyle w:val="VerbatimChar"/>
+        </w:rPr>
+        <w:t xml:space="preserve">session_notes.txt</w:t>
+      </w:r>
+      <w:r>
+        <w:t xml:space="preserve"> </w:t>
+      </w:r>
+      <w:r>
+        <w:t xml:space="preserve">(below);</w:t>
       </w:r>
     </w:p>
     <w:p>
@@ -796,31 +929,46 @@
         </w:numPr>
       </w:pPr>
       <w:r>
-        <w:t xml:space="preserve">Runout check: fix the dial indicator to the table with its tip on the board’s</w:t>
-      </w:r>
-      <w:r>
-        <w:t xml:space="preserve"> </w:t>
-      </w:r>
-      <w:r>
-        <w:t xml:space="preserve">front face about 20 mm from an edge. Slowly rotate the flange about its own axis</w:t>
-      </w:r>
-      <w:r>
-        <w:t xml:space="preserve"> </w:t>
-      </w:r>
-      <w:r>
-        <w:t xml:space="preserve">(robot joint 6) through 360 degrees. The reading must stay within 0.05 mm. If it</w:t>
-      </w:r>
-      <w:r>
-        <w:t xml:space="preserve"> </w:t>
-      </w:r>
-      <w:r>
-        <w:t xml:space="preserve">does not, the board face is not perpendicular to the flange axis: shim the adapter</w:t>
-      </w:r>
-      <w:r>
-        <w:t xml:space="preserve"> </w:t>
-      </w:r>
-      <w:r>
-        <w:t xml:space="preserve">and repeat.</w:t>
+        <w:rPr>
+          <w:rStyle w:val="VerbatimChar"/>
+        </w:rPr>
+        <w:t xml:space="preserve">boot/</w:t>
+      </w:r>
+      <w:r>
+        <w:t xml:space="preserve"> </w:t>
+      </w:r>
+      <w:r>
+        <w:t xml:space="preserve">for the six captures of section 4, with</w:t>
+      </w:r>
+      <w:r>
+        <w:t xml:space="preserve"> </w:t>
+      </w:r>
+      <w:r>
+        <w:rPr>
+          <w:rStyle w:val="VerbatimChar"/>
+        </w:rPr>
+        <w:t xml:space="preserve">boot_pose_log.csv</w:t>
+      </w:r>
+      <w:r>
+        <w:t xml:space="preserve"> </w:t>
+      </w:r>
+      <w:r>
+        <w:t xml:space="preserve">and</w:t>
+      </w:r>
+      <w:r>
+        <w:t xml:space="preserve"> </w:t>
+      </w:r>
+      <w:r>
+        <w:rPr>
+          <w:rStyle w:val="VerbatimChar"/>
+        </w:rPr>
+        <w:t xml:space="preserve">boot.json</w:t>
+      </w:r>
+      <w:r>
+        <w:t xml:space="preserve"> </w:t>
+      </w:r>
+      <w:r>
+        <w:t xml:space="preserve">next to it;</w:t>
       </w:r>
     </w:p>
     <w:p>
@@ -832,19 +980,16 @@
         </w:numPr>
       </w:pPr>
       <w:r>
-        <w:t xml:space="preserve">Measure the distance from the flange face to the board’s front face with a depth</w:t>
-      </w:r>
-      <w:r>
-        <w:t xml:space="preserve"> </w:t>
-      </w:r>
-      <w:r>
-        <w:t xml:space="preserve">gauge or calipers at four places around the board; they should agree within</w:t>
-      </w:r>
-      <w:r>
-        <w:t xml:space="preserve"> </w:t>
-      </w:r>
-      <w:r>
-        <w:t xml:space="preserve">0.05 mm. Record the average as D.</w:t>
+        <w:rPr>
+          <w:rStyle w:val="VerbatimChar"/>
+        </w:rPr>
+        <w:t xml:space="preserve">plan/</w:t>
+      </w:r>
+      <w:r>
+        <w:t xml:space="preserve"> </w:t>
+      </w:r>
+      <w:r>
+        <w:t xml:space="preserve">for the pose plan of section 5;</w:t>
       </w:r>
     </w:p>
     <w:p>
@@ -856,55 +1001,61 @@
         </w:numPr>
       </w:pPr>
       <w:r>
-        <w:t xml:space="preserve">Measure the board’s width and height with calipers and record them. The</w:t>
-      </w:r>
-      <w:r>
-        <w:t xml:space="preserve"> </w:t>
-      </w:r>
-      <w:r>
-        <w:t xml:space="preserve">half-sizes go in the pose log (100 and 75 mm for the recommended board).</w:t>
-      </w:r>
-    </w:p>
-    <w:p>
-      <w:pPr>
-        <w:pStyle w:val="Compact"/>
-        <w:numPr>
-          <w:ilvl w:val="0"/>
-          <w:numId w:val="1001"/>
-        </w:numPr>
-      </w:pPr>
-      <w:r>
-        <w:t xml:space="preserve">Define the tool frame in the robot: position (0, 0, D) from the flange,</w:t>
-      </w:r>
-      <w:r>
-        <w:t xml:space="preserve"> </w:t>
-      </w:r>
-      <w:r>
-        <w:t xml:space="preserve">orientation: z along the flange axis pointing out of the board, x along the board’s</w:t>
-      </w:r>
-      <w:r>
-        <w:t xml:space="preserve"> </w:t>
-      </w:r>
-      <w:r>
-        <w:t xml:space="preserve">long edge. An error of a few degrees in x is harmless (the board is symmetric); an</w:t>
-      </w:r>
-      <w:r>
-        <w:t xml:space="preserve"> </w:t>
-      </w:r>
-      <w:r>
-        <w:t xml:space="preserve">error in z is not.</w:t>
-      </w:r>
-    </w:p>
-    <w:p>
-      <w:pPr>
-        <w:pStyle w:val="Compact"/>
-        <w:numPr>
-          <w:ilvl w:val="0"/>
-          <w:numId w:val="1001"/>
-        </w:numPr>
-      </w:pPr>
-      <w:r>
-        <w:t xml:space="preserve">Save as TOOL_BOARD and write the numbers in the session notes.</w:t>
+        <w:rPr>
+          <w:rStyle w:val="VerbatimChar"/>
+        </w:rPr>
+        <w:t xml:space="preserve">captures_A/</w:t>
+      </w:r>
+      <w:r>
+        <w:t xml:space="preserve"> </w:t>
+      </w:r>
+      <w:r>
+        <w:t xml:space="preserve">and</w:t>
+      </w:r>
+      <w:r>
+        <w:t xml:space="preserve"> </w:t>
+      </w:r>
+      <w:r>
+        <w:rPr>
+          <w:rStyle w:val="VerbatimChar"/>
+        </w:rPr>
+        <w:t xml:space="preserve">captures_B/</w:t>
+      </w:r>
+      <w:r>
+        <w:t xml:space="preserve"> </w:t>
+      </w:r>
+      <w:r>
+        <w:t xml:space="preserve">for the two capture runs of section 6, with</w:t>
+      </w:r>
+      <w:r>
+        <w:t xml:space="preserve"> </w:t>
+      </w:r>
+      <w:r>
+        <w:rPr>
+          <w:rStyle w:val="VerbatimChar"/>
+        </w:rPr>
+        <w:t xml:space="preserve">pose_log_A.csv</w:t>
+      </w:r>
+      <w:r>
+        <w:t xml:space="preserve"> </w:t>
+      </w:r>
+      <w:r>
+        <w:t xml:space="preserve">and</w:t>
+      </w:r>
+      <w:r>
+        <w:t xml:space="preserve"> </w:t>
+      </w:r>
+      <w:r>
+        <w:rPr>
+          <w:rStyle w:val="VerbatimChar"/>
+        </w:rPr>
+        <w:t xml:space="preserve">pose_log_B.csv</w:t>
+      </w:r>
+      <w:r>
+        <w:t xml:space="preserve"> </w:t>
+      </w:r>
+      <w:r>
+        <w:t xml:space="preserve">next to them.</w:t>
       </w:r>
     </w:p>
     <w:p>
@@ -912,38 +1063,296 @@
         <w:pStyle w:val="FirstParagraph"/>
       </w:pPr>
       <w:r>
-        <w:t xml:space="preserve">If the controller cannot define a tool frame and can only report the flange, log the</w:t>
-      </w:r>
-      <w:r>
-        <w:t xml:space="preserve"> </w:t>
-      </w:r>
-      <w:r>
-        <w:t xml:space="preserve">flange pose instead and tell the engineer the value of D; the software has a setting</w:t>
-      </w:r>
-      <w:r>
-        <w:t xml:space="preserve"> </w:t>
-      </w:r>
-      <w:r>
-        <w:t xml:space="preserve">for it (</w:t>
-      </w:r>
-      <w:r>
-        <w:rPr>
-          <w:rStyle w:val="VerbatimChar"/>
-        </w:rPr>
-        <w:t xml:space="preserve">--target-offset-mm</w:t>
-      </w:r>
-      <w:r>
-        <w:t xml:space="preserve">). Do not mix the two in one session.</w:t>
-      </w:r>
-    </w:p>
-    <w:bookmarkEnd w:id="11"/>
-    <w:bookmarkStart w:id="12" w:name="finding-where-the-sensor-is-rough"/>
+        <w:t xml:space="preserve">Every command in this document is typed in that folder and names files relative to</w:t>
+      </w:r>
+      <w:r>
+        <w:t xml:space="preserve"> </w:t>
+      </w:r>
+      <w:r>
+        <w:t xml:space="preserve">it.</w:t>
+      </w:r>
+    </w:p>
+    <w:p>
+      <w:pPr>
+        <w:pStyle w:val="BodyText"/>
+      </w:pPr>
+      <w:r>
+        <w:rPr>
+          <w:b/>
+          <w:bCs/>
+        </w:rPr>
+        <w:t xml:space="preserve">File names.</w:t>
+      </w:r>
+      <w:r>
+        <w:t xml:space="preserve"> </w:t>
+      </w:r>
+      <w:r>
+        <w:t xml:space="preserve">Each capture file must be named</w:t>
+      </w:r>
+      <w:r>
+        <w:t xml:space="preserve"> </w:t>
+      </w:r>
+      <w:r>
+        <w:rPr>
+          <w:rStyle w:val="VerbatimChar"/>
+        </w:rPr>
+        <w:t xml:space="preserve">&lt;pose_id&gt;_Index&lt;nn&gt;.mc</w:t>
+      </w:r>
+      <w:r>
+        <w:t xml:space="preserve">, where</w:t>
+      </w:r>
+      <w:r>
+        <w:t xml:space="preserve"> </w:t>
+      </w:r>
+      <w:r>
+        <w:rPr>
+          <w:rStyle w:val="VerbatimChar"/>
+        </w:rPr>
+        <w:t xml:space="preserve">pose_id</w:t>
+      </w:r>
+      <w:r>
+        <w:t xml:space="preserve"> </w:t>
+      </w:r>
+      <w:r>
+        <w:t xml:space="preserve">is the id of the pose it was taken at and</w:t>
+      </w:r>
+      <w:r>
+        <w:t xml:space="preserve"> </w:t>
+      </w:r>
+      <w:r>
+        <w:rPr>
+          <w:rStyle w:val="VerbatimChar"/>
+        </w:rPr>
+        <w:t xml:space="preserve">nn</w:t>
+      </w:r>
+      <w:r>
+        <w:t xml:space="preserve"> </w:t>
+      </w:r>
+      <w:r>
+        <w:t xml:space="preserve">counts the frames of that</w:t>
+      </w:r>
+      <w:r>
+        <w:t xml:space="preserve"> </w:t>
+      </w:r>
+      <w:r>
+        <w:t xml:space="preserve">pose from 00 (</w:t>
+      </w:r>
+      <w:r>
+        <w:rPr>
+          <w:rStyle w:val="VerbatimChar"/>
+        </w:rPr>
+        <w:t xml:space="preserve">boot01_Index00.mc</w:t>
+      </w:r>
+      <w:r>
+        <w:t xml:space="preserve">;</w:t>
+      </w:r>
+      <w:r>
+        <w:t xml:space="preserve"> </w:t>
+      </w:r>
+      <w:r>
+        <w:rPr>
+          <w:rStyle w:val="VerbatimChar"/>
+        </w:rPr>
+        <w:t xml:space="preserve">b_z0650_t24_a090_05_Index00.mc</w:t>
+      </w:r>
+      <w:r>
+        <w:t xml:space="preserve"> </w:t>
+      </w:r>
+      <w:r>
+        <w:t xml:space="preserve">to</w:t>
+      </w:r>
+      <w:r>
+        <w:t xml:space="preserve"> </w:t>
+      </w:r>
+      <w:r>
+        <w:rPr>
+          <w:rStyle w:val="VerbatimChar"/>
+        </w:rPr>
+        <w:t xml:space="preserve">..._Index04.mc</w:t>
+      </w:r>
+      <w:r>
+        <w:t xml:space="preserve">). Set the capture software’s file-name prefix to the pose id</w:t>
+      </w:r>
+      <w:r>
+        <w:t xml:space="preserve"> </w:t>
+      </w:r>
+      <w:r>
+        <w:t xml:space="preserve">before each pose, or, if the software insists on its own names, rename the files</w:t>
+      </w:r>
+      <w:r>
+        <w:t xml:space="preserve"> </w:t>
+      </w:r>
+      <w:r>
+        <w:t xml:space="preserve">afterwards, before building the manifest. A file that is not named this way cannot</w:t>
+      </w:r>
+      <w:r>
+        <w:t xml:space="preserve"> </w:t>
+      </w:r>
+      <w:r>
+        <w:t xml:space="preserve">be matched to a pose and is left out.</w:t>
+      </w:r>
+    </w:p>
+    <w:p>
+      <w:pPr>
+        <w:pStyle w:val="BodyText"/>
+      </w:pPr>
+      <w:r>
+        <w:rPr>
+          <w:b/>
+          <w:bCs/>
+        </w:rPr>
+        <w:t xml:space="preserve">Sensor.</w:t>
+      </w:r>
+      <w:r>
+        <w:t xml:space="preserve"> </w:t>
+      </w:r>
+      <w:r>
+        <w:t xml:space="preserve">Switch the sensor on and leave it running for at least 30 minutes before</w:t>
+      </w:r>
+      <w:r>
+        <w:t xml:space="preserve"> </w:t>
+      </w:r>
+      <w:r>
+        <w:t xml:space="preserve">the first capture, and leave it running for the whole session. Note the time it was</w:t>
+      </w:r>
+      <w:r>
+        <w:t xml:space="preserve"> </w:t>
+      </w:r>
+      <w:r>
+        <w:t xml:space="preserve">switched on.</w:t>
+      </w:r>
+    </w:p>
+    <w:p>
+      <w:pPr>
+        <w:pStyle w:val="BodyText"/>
+      </w:pPr>
+      <w:r>
+        <w:t xml:space="preserve">Fix the sensor’s exposure and gain to the values that will be used in production.</w:t>
+      </w:r>
+      <w:r>
+        <w:t xml:space="preserve"> </w:t>
+      </w:r>
+      <w:r>
+        <w:t xml:space="preserve">Write them down. Do not use automatic exposure.</w:t>
+      </w:r>
+    </w:p>
+    <w:p>
+      <w:pPr>
+        <w:pStyle w:val="BodyText"/>
+      </w:pPr>
+      <w:r>
+        <w:t xml:space="preserve">Switch off or block any sunlight or lamps that fall on the board. Room light is fine</w:t>
+      </w:r>
+      <w:r>
+        <w:t xml:space="preserve"> </w:t>
+      </w:r>
+      <w:r>
+        <w:t xml:space="preserve">if it is constant.</w:t>
+      </w:r>
+    </w:p>
+    <w:p>
+      <w:pPr>
+        <w:pStyle w:val="BodyText"/>
+      </w:pPr>
+      <w:r>
+        <w:rPr>
+          <w:b/>
+          <w:bCs/>
+        </w:rPr>
+        <w:t xml:space="preserve">Robot.</w:t>
+      </w:r>
+      <w:r>
+        <w:t xml:space="preserve"> </w:t>
+      </w:r>
+      <w:r>
+        <w:t xml:space="preserve">Confirm with the engineer what the robot base frame is (which frame the</w:t>
+      </w:r>
+      <w:r>
+        <w:t xml:space="preserve"> </w:t>
+      </w:r>
+      <w:r>
+        <w:t xml:space="preserve">robot’s position readout is in). Every pose in this procedure is recorded in that</w:t>
+      </w:r>
+      <w:r>
+        <w:t xml:space="preserve"> </w:t>
+      </w:r>
+      <w:r>
+        <w:t xml:space="preserve">frame. Do not change the active base frame during the session.</w:t>
+      </w:r>
+    </w:p>
+    <w:p>
+      <w:pPr>
+        <w:pStyle w:val="BodyText"/>
+      </w:pPr>
+      <w:r>
+        <w:t xml:space="preserve">Leave the controller’s backlash compensation (if it has such a setting) exactly as it</w:t>
+      </w:r>
+      <w:r>
+        <w:t xml:space="preserve"> </w:t>
+      </w:r>
+      <w:r>
+        <w:t xml:space="preserve">is in production, and write down what it is set to. Do not change it between the two</w:t>
+      </w:r>
+      <w:r>
+        <w:t xml:space="preserve"> </w:t>
+      </w:r>
+      <w:r>
+        <w:t xml:space="preserve">sub-procedures of section 6.</w:t>
+      </w:r>
+    </w:p>
+    <w:p>
+      <w:pPr>
+        <w:pStyle w:val="BodyText"/>
+      </w:pPr>
+      <w:r>
+        <w:rPr>
+          <w:b/>
+          <w:bCs/>
+        </w:rPr>
+        <w:t xml:space="preserve">Session notes.</w:t>
+      </w:r>
+      <w:r>
+        <w:t xml:space="preserve"> </w:t>
+      </w:r>
+      <w:r>
+        <w:t xml:space="preserve">Record in a text file (</w:t>
+      </w:r>
+      <w:r>
+        <w:rPr>
+          <w:rStyle w:val="VerbatimChar"/>
+        </w:rPr>
+        <w:t xml:space="preserve">session_notes.txt</w:t>
+      </w:r>
+      <w:r>
+        <w:t xml:space="preserve">): date, sensor serial</w:t>
+      </w:r>
+      <w:r>
+        <w:t xml:space="preserve"> </w:t>
+      </w:r>
+      <w:r>
+        <w:t xml:space="preserve">number, exposure and gain, robot model and controller software version, the active</w:t>
+      </w:r>
+      <w:r>
+        <w:t xml:space="preserve"> </w:t>
+      </w:r>
+      <w:r>
+        <w:t xml:space="preserve">base frame name, the backlash compensation setting, the board certificate (flatness),</w:t>
+      </w:r>
+      <w:r>
+        <w:t xml:space="preserve"> </w:t>
+      </w:r>
+      <w:r>
+        <w:t xml:space="preserve">room temperature, and anything unusual.</w:t>
+      </w:r>
+    </w:p>
+    <w:bookmarkEnd w:id="10"/>
+    <w:bookmarkStart w:id="11" w:name="mounting-the-board-and-its-tool-frame"/>
     <w:p>
       <w:pPr>
         <w:pStyle w:val="Heading2"/>
       </w:pPr>
       <w:r>
-        <w:t xml:space="preserve">4. Finding where the sensor is (rough)</w:t>
+        <w:t xml:space="preserve">3. Mounting the board and its tool frame</w:t>
       </w:r>
     </w:p>
     <w:p>
@@ -951,25 +1360,49 @@
         <w:pStyle w:val="FirstParagraph"/>
       </w:pPr>
       <w:r>
-        <w:t xml:space="preserve">The software works out the exact position of the sensor from the captures. It only</w:t>
-      </w:r>
-      <w:r>
-        <w:t xml:space="preserve"> </w:t>
-      </w:r>
-      <w:r>
-        <w:t xml:space="preserve">needs a rough idea first, so that the planned poses land in the sensor’s field of</w:t>
-      </w:r>
-      <w:r>
-        <w:t xml:space="preserve"> </w:t>
-      </w:r>
-      <w:r>
-        <w:t xml:space="preserve">view and so that the software knows where to look for the board in each capture.</w:t>
-      </w:r>
-      <w:r>
-        <w:t xml:space="preserve"> </w:t>
-      </w:r>
-      <w:r>
-        <w:t xml:space="preserve">This step takes six captures of the board at hand-chosen poses.</w:t>
+        <w:t xml:space="preserve">The board’s</w:t>
+      </w:r>
+      <w:r>
+        <w:t xml:space="preserve"> </w:t>
+      </w:r>
+      <w:r>
+        <w:t xml:space="preserve">“tool frame”</w:t>
+      </w:r>
+      <w:r>
+        <w:t xml:space="preserve"> </w:t>
+      </w:r>
+      <w:r>
+        <w:t xml:space="preserve">is a coordinate frame at the center of the board’s front</w:t>
+      </w:r>
+      <w:r>
+        <w:t xml:space="preserve"> </w:t>
+      </w:r>
+      <w:r>
+        <w:t xml:space="preserve">face, with its z axis pointing straight out of the face (along the board’s normal,</w:t>
+      </w:r>
+      <w:r>
+        <w:t xml:space="preserve"> </w:t>
+      </w:r>
+      <w:r>
+        <w:t xml:space="preserve">toward the sensor when the board faces it), x along the long edge, y along the short</w:t>
+      </w:r>
+      <w:r>
+        <w:t xml:space="preserve"> </w:t>
+      </w:r>
+      <w:r>
+        <w:t xml:space="preserve">edge. The robot must report the board’s pose in this frame. This is the same frame</w:t>
+      </w:r>
+      <w:r>
+        <w:t xml:space="preserve"> </w:t>
+      </w:r>
+      <w:r>
+        <w:t xml:space="preserve">as TOOL_BOARD of the stage-1 procedure; if it is already defined on this robot with</w:t>
+      </w:r>
+      <w:r>
+        <w:t xml:space="preserve"> </w:t>
+      </w:r>
+      <w:r>
+        <w:t xml:space="preserve">this board and adapter, check it (steps 2 and 3) and reuse it.</w:t>
       </w:r>
     </w:p>
     <w:p>
@@ -981,37 +1414,7 @@
         </w:numPr>
       </w:pPr>
       <w:r>
-        <w:t xml:space="preserve">With TOOL_BOARD active, jog the board to a point roughly in front of the sensor,</w:t>
-      </w:r>
-      <w:r>
-        <w:t xml:space="preserve"> </w:t>
-      </w:r>
-      <w:r>
-        <w:t xml:space="preserve">about 600 mm away, near the middle of the picture, facing the sensor squarely.</w:t>
-      </w:r>
-      <w:r>
-        <w:t xml:space="preserve"> </w:t>
-      </w:r>
-      <w:r>
-        <w:t xml:space="preserve">Check on the capture computer’s live view that the whole board is visible with</w:t>
-      </w:r>
-      <w:r>
-        <w:t xml:space="preserve"> </w:t>
-      </w:r>
-      <w:r>
-        <w:t xml:space="preserve">margin and that nothing else flat and large is closer to the sensor than the</w:t>
-      </w:r>
-      <w:r>
-        <w:t xml:space="preserve"> </w:t>
-      </w:r>
-      <w:r>
-        <w:t xml:space="preserve">board (a tabletop between the sensor and the board, for instance, must be out of</w:t>
-      </w:r>
-      <w:r>
-        <w:t xml:space="preserve"> </w:t>
-      </w:r>
-      <w:r>
-        <w:t xml:space="preserve">the picture or farther away than the board).</w:t>
+        <w:t xml:space="preserve">Mount the board adapter and the board on the flange with the dowel pins.</w:t>
       </w:r>
     </w:p>
     <w:p>
@@ -1023,43 +1426,31 @@
         </w:numPr>
       </w:pPr>
       <w:r>
-        <w:t xml:space="preserve">Record a capture (one frame is enough), read the robot’s reported tool pose</w:t>
-      </w:r>
-      <w:r>
-        <w:t xml:space="preserve"> </w:t>
-      </w:r>
-      <w:r>
-        <w:t xml:space="preserve">(position and orientation, in the base frame), and append it to the pose log</w:t>
-      </w:r>
-      <w:r>
-        <w:t xml:space="preserve"> </w:t>
-      </w:r>
-      <w:r>
-        <w:t xml:space="preserve">(section 7) with the pose id</w:t>
-      </w:r>
-      <w:r>
-        <w:t xml:space="preserve"> </w:t>
-      </w:r>
-      <w:r>
-        <w:rPr>
-          <w:rStyle w:val="VerbatimChar"/>
-        </w:rPr>
-        <w:t xml:space="preserve">boot01</w:t>
-      </w:r>
-      <w:r>
-        <w:t xml:space="preserve">. Name the file</w:t>
-      </w:r>
-      <w:r>
-        <w:t xml:space="preserve"> </w:t>
-      </w:r>
-      <w:r>
-        <w:rPr>
-          <w:rStyle w:val="VerbatimChar"/>
-        </w:rPr>
-        <w:t xml:space="preserve">boot01_Index00.mc</w:t>
-      </w:r>
-      <w:r>
-        <w:t xml:space="preserve">.</w:t>
+        <w:t xml:space="preserve">Runout check: fix the dial indicator to the table with its tip on the board’s</w:t>
+      </w:r>
+      <w:r>
+        <w:t xml:space="preserve"> </w:t>
+      </w:r>
+      <w:r>
+        <w:t xml:space="preserve">front face about 20 mm from an edge. Slowly rotate the flange about its own axis</w:t>
+      </w:r>
+      <w:r>
+        <w:t xml:space="preserve"> </w:t>
+      </w:r>
+      <w:r>
+        <w:t xml:space="preserve">(robot joint 6) through 360 degrees. The reading must stay within 0.05 mm. If it</w:t>
+      </w:r>
+      <w:r>
+        <w:t xml:space="preserve"> </w:t>
+      </w:r>
+      <w:r>
+        <w:t xml:space="preserve">does not, the board face is not perpendicular to the flange axis: shim the adapter</w:t>
+      </w:r>
+      <w:r>
+        <w:t xml:space="preserve"> </w:t>
+      </w:r>
+      <w:r>
+        <w:t xml:space="preserve">and repeat.</w:t>
       </w:r>
     </w:p>
     <w:p>
@@ -1071,88 +1462,19 @@
         </w:numPr>
       </w:pPr>
       <w:r>
-        <w:t xml:space="preserve">Tilt the board about 20 degrees so that its top edge comes toward the sensor;</w:t>
-      </w:r>
-      <w:r>
-        <w:t xml:space="preserve"> </w:t>
-      </w:r>
-      <w:r>
-        <w:t xml:space="preserve">capture</w:t>
-      </w:r>
-      <w:r>
-        <w:t xml:space="preserve"> </w:t>
-      </w:r>
-      <w:r>
-        <w:rPr>
-          <w:rStyle w:val="VerbatimChar"/>
-        </w:rPr>
-        <w:t xml:space="preserve">boot02</w:t>
-      </w:r>
-      <w:r>
-        <w:t xml:space="preserve"> </w:t>
-      </w:r>
-      <w:r>
-        <w:t xml:space="preserve">and log the pose. Then about 20 degrees the other way (</w:t>
-      </w:r>
-      <w:r>
-        <w:rPr>
-          <w:rStyle w:val="VerbatimChar"/>
-        </w:rPr>
-        <w:t xml:space="preserve">boot03</w:t>
-      </w:r>
-      <w:r>
-        <w:t xml:space="preserve">);</w:t>
-      </w:r>
-      <w:r>
-        <w:t xml:space="preserve"> </w:t>
-      </w:r>
-      <w:r>
-        <w:t xml:space="preserve">then 20 degrees with the left edge toward the sensor (</w:t>
-      </w:r>
-      <w:r>
-        <w:rPr>
-          <w:rStyle w:val="VerbatimChar"/>
-        </w:rPr>
-        <w:t xml:space="preserve">boot04</w:t>
-      </w:r>
-      <w:r>
-        <w:t xml:space="preserve">); then the right</w:t>
-      </w:r>
-      <w:r>
-        <w:t xml:space="preserve"> </w:t>
-      </w:r>
-      <w:r>
-        <w:t xml:space="preserve">edge (</w:t>
-      </w:r>
-      <w:r>
-        <w:rPr>
-          <w:rStyle w:val="VerbatimChar"/>
-        </w:rPr>
-        <w:t xml:space="preserve">boot05</w:t>
-      </w:r>
-      <w:r>
-        <w:t xml:space="preserve">). Finally move the board about 250 mm farther from the sensor,</w:t>
-      </w:r>
-      <w:r>
-        <w:t xml:space="preserve"> </w:t>
-      </w:r>
-      <w:r>
-        <w:t xml:space="preserve">facing it squarely (</w:t>
-      </w:r>
-      <w:r>
-        <w:rPr>
-          <w:rStyle w:val="VerbatimChar"/>
-        </w:rPr>
-        <w:t xml:space="preserve">boot06</w:t>
-      </w:r>
-      <w:r>
-        <w:t xml:space="preserve">). Six poses, tilted in four directions and at two</w:t>
-      </w:r>
-      <w:r>
-        <w:t xml:space="preserve"> </w:t>
-      </w:r>
-      <w:r>
-        <w:t xml:space="preserve">distances.</w:t>
+        <w:t xml:space="preserve">Measure the distance from the flange face to the board’s front face with a depth</w:t>
+      </w:r>
+      <w:r>
+        <w:t xml:space="preserve"> </w:t>
+      </w:r>
+      <w:r>
+        <w:t xml:space="preserve">gauge or calipers at four places around the board; they should agree within</w:t>
+      </w:r>
+      <w:r>
+        <w:t xml:space="preserve"> </w:t>
+      </w:r>
+      <w:r>
+        <w:t xml:space="preserve">0.05 mm. Record the average as D.</w:t>
       </w:r>
     </w:p>
     <w:p>
@@ -1164,45 +1486,85 @@
         </w:numPr>
       </w:pPr>
       <w:r>
-        <w:t xml:space="preserve">Build the manifest and run the bootstrap (the engineer can do this):</w:t>
-      </w:r>
-    </w:p>
-    <w:p>
-      <w:pPr>
-        <w:pStyle w:val="SourceCode"/>
-      </w:pPr>
-      <w:r>
-        <w:rPr>
-          <w:rStyle w:val="VerbatimChar"/>
-        </w:rPr>
-        <w:t xml:space="preserve">python3 -m sphcal.cli.make_manifest --pose-log boot_pose_log.csv \</w:t>
-      </w:r>
-      <w:r>
-        <w:br/>
-      </w:r>
-      <w:r>
-        <w:rPr>
-          <w:rStyle w:val="VerbatimChar"/>
-        </w:rPr>
-        <w:t xml:space="preserve">    --captures boot/ --format csv --out boot/manifest.csv</w:t>
-      </w:r>
-      <w:r>
-        <w:br/>
-      </w:r>
-      <w:r>
-        <w:rPr>
-          <w:rStyle w:val="VerbatimChar"/>
-        </w:rPr>
-        <w:t xml:space="preserve">python3 -m planereg.capture.bootstrap --manifest boot/manifest.csv \</w:t>
-      </w:r>
-      <w:r>
-        <w:br/>
-      </w:r>
-      <w:r>
-        <w:rPr>
-          <w:rStyle w:val="VerbatimChar"/>
-        </w:rPr>
-        <w:t xml:space="preserve">    --out boot.json</w:t>
+        <w:t xml:space="preserve">Measure the board’s width and height with calipers and record them. The</w:t>
+      </w:r>
+      <w:r>
+        <w:t xml:space="preserve"> </w:t>
+      </w:r>
+      <w:r>
+        <w:t xml:space="preserve">half-sizes go in the pose log (100 and 75 mm for the recommended board).</w:t>
+      </w:r>
+    </w:p>
+    <w:p>
+      <w:pPr>
+        <w:pStyle w:val="Compact"/>
+        <w:numPr>
+          <w:ilvl w:val="0"/>
+          <w:numId w:val="1002"/>
+        </w:numPr>
+      </w:pPr>
+      <w:r>
+        <w:t xml:space="preserve">Define the tool frame in the robot: position (0, 0, D) from the flange,</w:t>
+      </w:r>
+      <w:r>
+        <w:t xml:space="preserve"> </w:t>
+      </w:r>
+      <w:r>
+        <w:t xml:space="preserve">orientation: z along the flange axis pointing out of the board, x along the board’s</w:t>
+      </w:r>
+      <w:r>
+        <w:t xml:space="preserve"> </w:t>
+      </w:r>
+      <w:r>
+        <w:t xml:space="preserve">long edge. How to set x: with the robot’s</w:t>
+      </w:r>
+      <w:r>
+        <w:t xml:space="preserve"> </w:t>
+      </w:r>
+      <w:r>
+        <w:t xml:space="preserve">“tool orientation by points”</w:t>
+      </w:r>
+      <w:r>
+        <w:t xml:space="preserve"> </w:t>
+      </w:r>
+      <w:r>
+        <w:t xml:space="preserve">function,</w:t>
+      </w:r>
+      <w:r>
+        <w:t xml:space="preserve"> </w:t>
+      </w:r>
+      <w:r>
+        <w:t xml:space="preserve">teach a point at the center of the long edge, or enter the rotation about z that</w:t>
+      </w:r>
+      <w:r>
+        <w:t xml:space="preserve"> </w:t>
+      </w:r>
+      <w:r>
+        <w:t xml:space="preserve">aligns x with the long edge, after measuring with a square against the adapter.</w:t>
+      </w:r>
+      <w:r>
+        <w:t xml:space="preserve"> </w:t>
+      </w:r>
+      <w:r>
+        <w:t xml:space="preserve">An error of a few degrees in x is harmless (the board is symmetric); an error in z</w:t>
+      </w:r>
+      <w:r>
+        <w:t xml:space="preserve"> </w:t>
+      </w:r>
+      <w:r>
+        <w:t xml:space="preserve">is not.</w:t>
+      </w:r>
+    </w:p>
+    <w:p>
+      <w:pPr>
+        <w:pStyle w:val="Compact"/>
+        <w:numPr>
+          <w:ilvl w:val="0"/>
+          <w:numId w:val="1002"/>
+        </w:numPr>
+      </w:pPr>
+      <w:r>
+        <w:t xml:space="preserve">Save as TOOL_BOARD and write the numbers in the session notes.</w:t>
       </w:r>
     </w:p>
     <w:p>
@@ -1210,86 +1572,74 @@
         <w:pStyle w:val="FirstParagraph"/>
       </w:pPr>
       <w:r>
-        <w:t xml:space="preserve">The bootstrap prints one line per pose with the board it found (how many pixels,</w:t>
-      </w:r>
-      <w:r>
-        <w:t xml:space="preserve"> </w:t>
-      </w:r>
-      <w:r>
-        <w:t xml:space="preserve">how flat), and after solving, each pose’s disagreement with the solution as an angle</w:t>
-      </w:r>
-      <w:r>
-        <w:t xml:space="preserve"> </w:t>
-      </w:r>
-      <w:r>
-        <w:t xml:space="preserve">and a distance. They should be a fraction of a degree and a millimeter or two at</w:t>
-      </w:r>
-      <w:r>
-        <w:t xml:space="preserve"> </w:t>
-      </w:r>
-      <w:r>
-        <w:t xml:space="preserve">most; a disagreement of several degrees or tens of millimeters means a pose was</w:t>
-      </w:r>
-      <w:r>
-        <w:t xml:space="preserve"> </w:t>
-      </w:r>
-      <w:r>
-        <w:t xml:space="preserve">copied wrongly, the tool frame’s z axis is wrong (section 3, step 5), or the board</w:t>
-      </w:r>
-      <w:r>
-        <w:t xml:space="preserve"> </w:t>
-      </w:r>
-      <w:r>
-        <w:t xml:space="preserve">was not the closest flat surface in that capture. It also prints the</w:t>
-      </w:r>
-      <w:r>
-        <w:t xml:space="preserve"> </w:t>
-      </w:r>
-      <w:r>
-        <w:t xml:space="preserve">“normal spread”</w:t>
-      </w:r>
-      <w:r>
-        <w:t xml:space="preserve"> </w:t>
-      </w:r>
-      <w:r>
-        <w:t xml:space="preserve">of the six poses, which says whether the tilts were varied enough: it must be at</w:t>
-      </w:r>
-      <w:r>
-        <w:t xml:space="preserve"> </w:t>
-      </w:r>
-      <w:r>
-        <w:t xml:space="preserve">least 0.05 (the tilts above give about 0.15).</w:t>
-      </w:r>
-      <w:r>
-        <w:t xml:space="preserve"> </w:t>
-      </w:r>
-      <w:r>
-        <w:rPr>
-          <w:rStyle w:val="VerbatimChar"/>
-        </w:rPr>
-        <w:t xml:space="preserve">boot.json</w:t>
-      </w:r>
-      <w:r>
-        <w:t xml:space="preserve"> </w:t>
-      </w:r>
-      <w:r>
-        <w:t xml:space="preserve">is the rough sensor</w:t>
-      </w:r>
-      <w:r>
-        <w:t xml:space="preserve"> </w:t>
-      </w:r>
-      <w:r>
-        <w:t xml:space="preserve">position; the next steps read it.</w:t>
-      </w:r>
-    </w:p>
-    <w:bookmarkEnd w:id="12"/>
-    <w:bookmarkStart w:id="16" w:name="the-pose-plan"/>
+        <w:t xml:space="preserve">If the controller cannot define a tool frame and can only report the flange pose,</w:t>
+      </w:r>
+      <w:r>
+        <w:t xml:space="preserve"> </w:t>
+      </w:r>
+      <w:r>
+        <w:t xml:space="preserve">log the flange pose instead and write</w:t>
+      </w:r>
+      <w:r>
+        <w:t xml:space="preserve"> </w:t>
+      </w:r>
+      <w:r>
+        <w:t xml:space="preserve">“flange pose logged, D = … mm”</w:t>
+      </w:r>
+      <w:r>
+        <w:t xml:space="preserve"> </w:t>
+      </w:r>
+      <w:r>
+        <w:t xml:space="preserve">in the session</w:t>
+      </w:r>
+      <w:r>
+        <w:t xml:space="preserve"> </w:t>
+      </w:r>
+      <w:r>
+        <w:t xml:space="preserve">notes. The software then has to move every logged pose forward by D along the</w:t>
+      </w:r>
+      <w:r>
+        <w:t xml:space="preserve"> </w:t>
+      </w:r>
+      <w:r>
+        <w:t xml:space="preserve">flange’s z axis: add</w:t>
+      </w:r>
+      <w:r>
+        <w:t xml:space="preserve"> </w:t>
+      </w:r>
+      <w:r>
+        <w:rPr>
+          <w:rStyle w:val="VerbatimChar"/>
+        </w:rPr>
+        <w:t xml:space="preserve">--target-offset-mm D</w:t>
+      </w:r>
+      <w:r>
+        <w:t xml:space="preserve"> </w:t>
+      </w:r>
+      <w:r>
+        <w:t xml:space="preserve">(D in millimeters) to every bootstrap and</w:t>
+      </w:r>
+      <w:r>
+        <w:t xml:space="preserve"> </w:t>
+      </w:r>
+      <w:r>
+        <w:t xml:space="preserve">check command in sections 4 and 8, and the engineer adds it to the analysis. Do not</w:t>
+      </w:r>
+      <w:r>
+        <w:t xml:space="preserve"> </w:t>
+      </w:r>
+      <w:r>
+        <w:t xml:space="preserve">mix the two kinds of pose in one session.</w:t>
+      </w:r>
+    </w:p>
+    <w:bookmarkEnd w:id="11"/>
+    <w:bookmarkStart w:id="15" w:name="finding-where-the-sensor-is-rough"/>
     <w:p>
       <w:pPr>
         <w:pStyle w:val="Heading2"/>
       </w:pPr>
       <w:r>
-        <w:t xml:space="preserve">5. The pose plan</w:t>
+        <w:t xml:space="preserve">4. Finding where the sensor is (rough)</w:t>
       </w:r>
     </w:p>
     <w:p>
@@ -1297,98 +1647,25 @@
         <w:pStyle w:val="FirstParagraph"/>
       </w:pPr>
       <w:r>
-        <w:t xml:space="preserve">Run the plan tool with the rough sensor position, one of the bootstrap captures (for</w:t>
-      </w:r>
-      <w:r>
-        <w:t xml:space="preserve"> </w:t>
-      </w:r>
-      <w:r>
-        <w:t xml:space="preserve">the sensor’s field of view) and the measured board half-sizes:</w:t>
-      </w:r>
-    </w:p>
-    <w:p>
-      <w:pPr>
-        <w:pStyle w:val="SourceCode"/>
-      </w:pPr>
-      <w:r>
-        <w:rPr>
-          <w:rStyle w:val="VerbatimChar"/>
-        </w:rPr>
-        <w:t xml:space="preserve">python3 -m planereg.capture.plan_poses --sensor-in-base boot.json \</w:t>
-      </w:r>
-      <w:r>
-        <w:br/>
-      </w:r>
-      <w:r>
-        <w:rPr>
-          <w:rStyle w:val="VerbatimChar"/>
-        </w:rPr>
-        <w:t xml:space="preserve">    --camera boot/boot01_Index00.mc --board-half-size-mm 100 75 --out plan/</w:t>
-      </w:r>
-    </w:p>
-    <w:p>
-      <w:pPr>
-        <w:pStyle w:val="FirstParagraph"/>
-      </w:pPr>
-      <w:r>
-        <w:t xml:space="preserve">(Use your board’s half-sizes in place of 100 75.) It writes three files: the pose</w:t>
-      </w:r>
-      <w:r>
-        <w:t xml:space="preserve"> </w:t>
-      </w:r>
-      <w:r>
-        <w:t xml:space="preserve">list</w:t>
-      </w:r>
-      <w:r>
-        <w:t xml:space="preserve"> </w:t>
-      </w:r>
-      <w:r>
-        <w:rPr>
-          <w:rStyle w:val="VerbatimChar"/>
-        </w:rPr>
-        <w:t xml:space="preserve">plan/poses.csv</w:t>
-      </w:r>
-      <w:r>
-        <w:t xml:space="preserve"> </w:t>
-      </w:r>
-      <w:r>
-        <w:t xml:space="preserve">for the robot program, a report</w:t>
-      </w:r>
-      <w:r>
-        <w:t xml:space="preserve"> </w:t>
-      </w:r>
-      <w:r>
-        <w:rPr>
-          <w:rStyle w:val="VerbatimChar"/>
-        </w:rPr>
-        <w:t xml:space="preserve">plan/plan_summary.txt</w:t>
-      </w:r>
-      <w:r>
-        <w:t xml:space="preserve"> </w:t>
-      </w:r>
-      <w:r>
-        <w:t xml:space="preserve">(explained below), and a picture</w:t>
-      </w:r>
-      <w:r>
-        <w:t xml:space="preserve"> </w:t>
-      </w:r>
-      <w:r>
-        <w:rPr>
-          <w:rStyle w:val="VerbatimChar"/>
-        </w:rPr>
-        <w:t xml:space="preserve">plan/plan.png</w:t>
-      </w:r>
-      <w:r>
-        <w:t xml:space="preserve"> </w:t>
-      </w:r>
-      <w:r>
-        <w:t xml:space="preserve">(figure 2 shows the picture for the</w:t>
-      </w:r>
-      <w:r>
-        <w:t xml:space="preserve"> </w:t>
-      </w:r>
-      <w:r>
-        <w:t xml:space="preserve">default settings). The plan with the default settings is:</w:t>
+        <w:t xml:space="preserve">The software works out the exact position of the sensor from the captures. It only</w:t>
+      </w:r>
+      <w:r>
+        <w:t xml:space="preserve"> </w:t>
+      </w:r>
+      <w:r>
+        <w:t xml:space="preserve">needs a rough idea first, so that the planned poses land in the sensor’s field of</w:t>
+      </w:r>
+      <w:r>
+        <w:t xml:space="preserve"> </w:t>
+      </w:r>
+      <w:r>
+        <w:t xml:space="preserve">view and so that the software knows where to look for the board in each capture.</w:t>
+      </w:r>
+      <w:r>
+        <w:t xml:space="preserve"> </w:t>
+      </w:r>
+      <w:r>
+        <w:t xml:space="preserve">This step takes six captures of the board at hand-chosen poses.</w:t>
       </w:r>
     </w:p>
     <w:p>
@@ -1396,43 +1673,234 @@
         <w:pStyle w:val="BodyText"/>
       </w:pPr>
       <w:r>
-        <w:t xml:space="preserve">The board at three standoffs from the sensor (550, 750 and 950 mm), at a 3 x 3 grid</w:t>
-      </w:r>
-      <w:r>
-        <w:t xml:space="preserve"> </w:t>
-      </w:r>
-      <w:r>
-        <w:t xml:space="preserve">of lateral positions covering 50 percent of the field at each standoff, facing the</w:t>
-      </w:r>
-      <w:r>
-        <w:t xml:space="preserve"> </w:t>
-      </w:r>
-      <w:r>
-        <w:t xml:space="preserve">sensor and tilted by 0, 15 and 30 degrees, the tilted poses in four directions (top,</w:t>
-      </w:r>
-      <w:r>
-        <w:t xml:space="preserve"> </w:t>
-      </w:r>
-      <w:r>
-        <w:t xml:space="preserve">right, bottom and left edge toward the sensor): 9 orientations at each of 27</w:t>
-      </w:r>
-      <w:r>
-        <w:t xml:space="preserve"> </w:t>
-      </w:r>
-      <w:r>
-        <w:t xml:space="preserve">positions. Tilted boards that would leave the field of view are dropped</w:t>
-      </w:r>
-      <w:r>
-        <w:t xml:space="preserve"> </w:t>
-      </w:r>
-      <w:r>
-        <w:t xml:space="preserve">automatically. About 20 percent of the poses are marked holdout in the table;</w:t>
-      </w:r>
-      <w:r>
-        <w:t xml:space="preserve"> </w:t>
-      </w:r>
-      <w:r>
-        <w:t xml:space="preserve">capture them like all the others, the software keeps them for checking.</w:t>
+        <w:rPr>
+          <w:b/>
+          <w:bCs/>
+        </w:rPr>
+        <w:t xml:space="preserve">What the software does with a capture, and the words it uses.</w:t>
+      </w:r>
+      <w:r>
+        <w:t xml:space="preserve"> </w:t>
+      </w:r>
+      <w:r>
+        <w:t xml:space="preserve">In every capture</w:t>
+      </w:r>
+      <w:r>
+        <w:t xml:space="preserve"> </w:t>
+      </w:r>
+      <w:r>
+        <w:t xml:space="preserve">it looks for the board (</w:t>
+      </w:r>
+      <w:r>
+        <w:rPr>
+          <w:i/>
+          <w:iCs/>
+        </w:rPr>
+        <w:t xml:space="preserve">segmentation</w:t>
+      </w:r>
+      <w:r>
+        <w:t xml:space="preserve">: finding the flat patch of points that is the</w:t>
+      </w:r>
+      <w:r>
+        <w:t xml:space="preserve"> </w:t>
+      </w:r>
+      <w:r>
+        <w:t xml:space="preserve">board, among whatever else is in view) and fits a plane to those points. How far the</w:t>
+      </w:r>
+      <w:r>
+        <w:t xml:space="preserve"> </w:t>
+      </w:r>
+      <w:r>
+        <w:t xml:space="preserve">points scatter about that plane is the</w:t>
+      </w:r>
+      <w:r>
+        <w:t xml:space="preserve"> </w:t>
+      </w:r>
+      <w:r>
+        <w:rPr>
+          <w:i/>
+          <w:iCs/>
+        </w:rPr>
+        <w:t xml:space="preserve">plane residual</w:t>
+      </w:r>
+      <w:r>
+        <w:t xml:space="preserve"> </w:t>
+      </w:r>
+      <w:r>
+        <w:t xml:space="preserve">(in mm; a clean matte board</w:t>
+      </w:r>
+      <w:r>
+        <w:t xml:space="preserve"> </w:t>
+      </w:r>
+      <w:r>
+        <w:t xml:space="preserve">gives a fraction of a millimeter). From the logged robot pose and the current idea</w:t>
+      </w:r>
+      <w:r>
+        <w:t xml:space="preserve"> </w:t>
+      </w:r>
+      <w:r>
+        <w:t xml:space="preserve">of where the sensor is, it also</w:t>
+      </w:r>
+      <w:r>
+        <w:t xml:space="preserve"> </w:t>
+      </w:r>
+      <w:r>
+        <w:rPr>
+          <w:i/>
+          <w:iCs/>
+        </w:rPr>
+        <w:t xml:space="preserve">predicts</w:t>
+      </w:r>
+      <w:r>
+        <w:t xml:space="preserve"> </w:t>
+      </w:r>
+      <w:r>
+        <w:t xml:space="preserve">where the board plane should be in the</w:t>
+      </w:r>
+      <w:r>
+        <w:t xml:space="preserve"> </w:t>
+      </w:r>
+      <w:r>
+        <w:t xml:space="preserve">sensor’s view. The difference between the predicted plane and the measured plane is</w:t>
+      </w:r>
+      <w:r>
+        <w:t xml:space="preserve"> </w:t>
+      </w:r>
+      <w:r>
+        <w:t xml:space="preserve">reported as two numbers (figure 3): the</w:t>
+      </w:r>
+      <w:r>
+        <w:t xml:space="preserve"> </w:t>
+      </w:r>
+      <w:r>
+        <w:rPr>
+          <w:i/>
+          <w:iCs/>
+        </w:rPr>
+        <w:t xml:space="preserve">normal residual</w:t>
+      </w:r>
+      <w:r>
+        <w:t xml:space="preserve">, the angle between the two</w:t>
+      </w:r>
+      <w:r>
+        <w:t xml:space="preserve"> </w:t>
+      </w:r>
+      <w:r>
+        <w:t xml:space="preserve">planes in degrees, and the</w:t>
+      </w:r>
+      <w:r>
+        <w:t xml:space="preserve"> </w:t>
+      </w:r>
+      <w:r>
+        <w:rPr>
+          <w:i/>
+          <w:iCs/>
+        </w:rPr>
+        <w:t xml:space="preserve">offset residual</w:t>
+      </w:r>
+      <w:r>
+        <w:t xml:space="preserve">, the distance between them at the</w:t>
+      </w:r>
+      <w:r>
+        <w:t xml:space="preserve"> </w:t>
+      </w:r>
+      <w:r>
+        <w:t xml:space="preserve">board’s center in millimeters. Once the sensor’s position has been solved from all</w:t>
+      </w:r>
+      <w:r>
+        <w:t xml:space="preserve"> </w:t>
+      </w:r>
+      <w:r>
+        <w:t xml:space="preserve">the poses together, the two residuals of each pose say how well that pose agrees</w:t>
+      </w:r>
+      <w:r>
+        <w:t xml:space="preserve"> </w:t>
+      </w:r>
+      <w:r>
+        <w:t xml:space="preserve">with the solution; a pose whose robot position was logged wrongly stands out by a</w:t>
+      </w:r>
+      <w:r>
+        <w:t xml:space="preserve"> </w:t>
+      </w:r>
+      <w:r>
+        <w:t xml:space="preserve">large residual. The</w:t>
+      </w:r>
+      <w:r>
+        <w:t xml:space="preserve"> </w:t>
+      </w:r>
+      <w:r>
+        <w:rPr>
+          <w:i/>
+          <w:iCs/>
+        </w:rPr>
+        <w:t xml:space="preserve">valid fraction</w:t>
+      </w:r>
+      <w:r>
+        <w:t xml:space="preserve"> </w:t>
+      </w:r>
+      <w:r>
+        <w:t xml:space="preserve">of a pose is the share of its frames in which</w:t>
+      </w:r>
+      <w:r>
+        <w:t xml:space="preserve"> </w:t>
+      </w:r>
+      <w:r>
+        <w:t xml:space="preserve">the board was found.</w:t>
+      </w:r>
+    </w:p>
+    <w:p>
+      <w:pPr>
+        <w:pStyle w:val="CaptionedFigure"/>
+      </w:pPr>
+      <w:r>
+        <w:drawing>
+          <wp:inline>
+            <wp:extent cx="5334000" cy="3692769"/>
+            <wp:effectExtent b="0" l="0" r="0" t="0"/>
+            <wp:docPr descr="residuals" title="" id="13" name="Picture"/>
+            <a:graphic>
+              <a:graphicData uri="http://schemas.openxmlformats.org/drawingml/2006/picture">
+                <pic:pic>
+                  <pic:nvPicPr>
+                    <pic:cNvPr descr="figures/fig_residuals.png" id="14" name="Picture"/>
+                    <pic:cNvPicPr>
+                      <a:picLocks noChangeArrowheads="1" noChangeAspect="1"/>
+                    </pic:cNvPicPr>
+                  </pic:nvPicPr>
+                  <pic:blipFill>
+                    <a:blip r:embed="rId12"/>
+                    <a:stretch>
+                      <a:fillRect/>
+                    </a:stretch>
+                  </pic:blipFill>
+                  <pic:spPr bwMode="auto">
+                    <a:xfrm>
+                      <a:off x="0" y="0"/>
+                      <a:ext cx="5334000" cy="3692769"/>
+                    </a:xfrm>
+                    <a:prstGeom prst="rect">
+                      <a:avLst/>
+                    </a:prstGeom>
+                    <a:noFill/>
+                    <a:ln w="9525">
+                      <a:noFill/>
+                      <a:headEnd/>
+                      <a:tailEnd/>
+                    </a:ln>
+                  </pic:spPr>
+                </pic:pic>
+              </a:graphicData>
+            </a:graphic>
+          </wp:inline>
+        </w:drawing>
+      </w:r>
+    </w:p>
+    <w:p>
+      <w:pPr>
+        <w:pStyle w:val="ImageCaption"/>
+      </w:pPr>
+      <w:r>
+        <w:t xml:space="preserve">residuals</w:t>
       </w:r>
     </w:p>
     <w:p>
@@ -1440,49 +1908,69 @@
         <w:pStyle w:val="BodyText"/>
       </w:pPr>
       <w:r>
-        <w:t xml:space="preserve">What the plan tool prints. Besides the three files, the tool prints a plain-text</w:t>
-      </w:r>
-      <w:r>
-        <w:t xml:space="preserve"> </w:t>
-      </w:r>
-      <w:r>
-        <w:t xml:space="preserve">summary to the screen and saves the same text as</w:t>
-      </w:r>
-      <w:r>
-        <w:t xml:space="preserve"> </w:t>
-      </w:r>
-      <w:r>
-        <w:rPr>
-          <w:rStyle w:val="VerbatimChar"/>
-        </w:rPr>
-        <w:t xml:space="preserve">plan/plan_summary.txt</w:t>
-      </w:r>
-      <w:r>
-        <w:t xml:space="preserve">. It is not</w:t>
-      </w:r>
-      <w:r>
-        <w:t xml:space="preserve"> </w:t>
-      </w:r>
-      <w:r>
-        <w:t xml:space="preserve">something you fill in; it is the tool’s report on the plan it just made. The block</w:t>
-      </w:r>
-      <w:r>
-        <w:t xml:space="preserve"> </w:t>
-      </w:r>
-      <w:r>
-        <w:t xml:space="preserve">below is that report for the default settings, a 640 x 480 sensor and a nominal</w:t>
-      </w:r>
-      <w:r>
-        <w:t xml:space="preserve"> </w:t>
-      </w:r>
-      <w:r>
-        <w:t xml:space="preserve">sensor position (your own run shows the same layout with your numbers). Read it</w:t>
-      </w:r>
-      <w:r>
-        <w:t xml:space="preserve"> </w:t>
-      </w:r>
-      <w:r>
-        <w:t xml:space="preserve">before handing the plan to the robot programmer:</w:t>
+        <w:t xml:space="preserve">Figure 3. The two residuals reported for every pose: the angle between the board as</w:t>
+      </w:r>
+      <w:r>
+        <w:t xml:space="preserve"> </w:t>
+      </w:r>
+      <w:r>
+        <w:t xml:space="preserve">the robot reports it and the board as the sensor sees it (normal residual), and the</w:t>
+      </w:r>
+      <w:r>
+        <w:t xml:space="preserve"> </w:t>
+      </w:r>
+      <w:r>
+        <w:t xml:space="preserve">distance between the two planes at the board’s center (offset residual).</w:t>
+      </w:r>
+    </w:p>
+    <w:p>
+      <w:pPr>
+        <w:pStyle w:val="BodyText"/>
+      </w:pPr>
+      <w:r>
+        <w:t xml:space="preserve">The steps. Directions such as</w:t>
+      </w:r>
+      <w:r>
+        <w:t xml:space="preserve"> </w:t>
+      </w:r>
+      <w:r>
+        <w:t xml:space="preserve">“top edge”</w:t>
+      </w:r>
+      <w:r>
+        <w:t xml:space="preserve"> </w:t>
+      </w:r>
+      <w:r>
+        <w:t xml:space="preserve">and</w:t>
+      </w:r>
+      <w:r>
+        <w:t xml:space="preserve"> </w:t>
+      </w:r>
+      <w:r>
+        <w:t xml:space="preserve">“left edge”</w:t>
+      </w:r>
+      <w:r>
+        <w:t xml:space="preserve"> </w:t>
+      </w:r>
+      <w:r>
+        <w:t xml:space="preserve">mean the edge nearest the</w:t>
+      </w:r>
+      <w:r>
+        <w:t xml:space="preserve"> </w:t>
+      </w:r>
+      <w:r>
+        <w:t xml:space="preserve">top or the left of the sensor’s picture as the capture software shows it. If the</w:t>
+      </w:r>
+      <w:r>
+        <w:t xml:space="preserve"> </w:t>
+      </w:r>
+      <w:r>
+        <w:t xml:space="preserve">software has no live view, take a capture and open it in the software’s viewer, or</w:t>
+      </w:r>
+      <w:r>
+        <w:t xml:space="preserve"> </w:t>
+      </w:r>
+      <w:r>
+        <w:t xml:space="preserve">send the first file to the engineer, to see which way is up.</w:t>
       </w:r>
     </w:p>
     <w:p>
@@ -1494,31 +1982,49 @@
         </w:numPr>
       </w:pPr>
       <w:r>
-        <w:t xml:space="preserve">The table gives, for every standoff and tilt, how many poses were planned, how</w:t>
-      </w:r>
-      <w:r>
-        <w:t xml:space="preserve"> </w:t>
-      </w:r>
-      <w:r>
-        <w:t xml:space="preserve">many were dropped because a board corner would fall too near the image edge, how</w:t>
-      </w:r>
-      <w:r>
-        <w:t xml:space="preserve"> </w:t>
-      </w:r>
-      <w:r>
-        <w:t xml:space="preserve">many are kept, and how many of those are tagged held out. A few dropped poses are</w:t>
-      </w:r>
-      <w:r>
-        <w:t xml:space="preserve"> </w:t>
-      </w:r>
-      <w:r>
-        <w:t xml:space="preserve">normal; if a whole row is dropped, the board is too large for that standoff in</w:t>
-      </w:r>
-      <w:r>
-        <w:t xml:space="preserve"> </w:t>
-      </w:r>
-      <w:r>
-        <w:t xml:space="preserve">this sensor’s field, and the line after the table says which option to change.</w:t>
+        <w:t xml:space="preserve">Create the folder</w:t>
+      </w:r>
+      <w:r>
+        <w:t xml:space="preserve"> </w:t>
+      </w:r>
+      <w:r>
+        <w:rPr>
+          <w:rStyle w:val="VerbatimChar"/>
+        </w:rPr>
+        <w:t xml:space="preserve">boot/</w:t>
+      </w:r>
+      <w:r>
+        <w:t xml:space="preserve">. With TOOL_BOARD active, jog the board to a point</w:t>
+      </w:r>
+      <w:r>
+        <w:t xml:space="preserve"> </w:t>
+      </w:r>
+      <w:r>
+        <w:t xml:space="preserve">roughly in front of the sensor, about 600 mm away, near the middle of the picture,</w:t>
+      </w:r>
+      <w:r>
+        <w:t xml:space="preserve"> </w:t>
+      </w:r>
+      <w:r>
+        <w:t xml:space="preserve">facing the sensor squarely. Check on the capture computer’s live view that the</w:t>
+      </w:r>
+      <w:r>
+        <w:t xml:space="preserve"> </w:t>
+      </w:r>
+      <w:r>
+        <w:t xml:space="preserve">whole board is visible with margin and that nothing else flat and large is closer</w:t>
+      </w:r>
+      <w:r>
+        <w:t xml:space="preserve"> </w:t>
+      </w:r>
+      <w:r>
+        <w:t xml:space="preserve">to the sensor than the board (a tabletop between the sensor and the board, for</w:t>
+      </w:r>
+      <w:r>
+        <w:t xml:space="preserve"> </w:t>
+      </w:r>
+      <w:r>
+        <w:t xml:space="preserve">instance, must be out of the picture or farther away than the board).</w:t>
       </w:r>
     </w:p>
     <w:p>
@@ -1530,37 +2036,94 @@
         </w:numPr>
       </w:pPr>
       <w:r>
-        <w:rPr>
-          <w:rStyle w:val="VerbatimChar"/>
-        </w:rPr>
-        <w:t xml:space="preserve">normal spread</w:t>
-      </w:r>
-      <w:r>
-        <w:t xml:space="preserve"> </w:t>
-      </w:r>
-      <w:r>
-        <w:t xml:space="preserve">says how well the tilts cover all directions; the registration</w:t>
-      </w:r>
-      <w:r>
-        <w:t xml:space="preserve"> </w:t>
-      </w:r>
-      <w:r>
-        <w:t xml:space="preserve">refuses a set below 0.05. The default plan gives about 0.28.</w:t>
-      </w:r>
-      <w:r>
-        <w:t xml:space="preserve"> </w:t>
-      </w:r>
-      <w:r>
-        <w:rPr>
-          <w:rStyle w:val="VerbatimChar"/>
-        </w:rPr>
-        <w:t xml:space="preserve">similarity spread</w:t>
-      </w:r>
-      <w:r>
-        <w:t xml:space="preserve"> </w:t>
-      </w:r>
-      <w:r>
-        <w:t xml:space="preserve">matters only for the optional scale analysis and must exceed 0.01.</w:t>
+        <w:t xml:space="preserve">Record one capture into</w:t>
+      </w:r>
+      <w:r>
+        <w:t xml:space="preserve"> </w:t>
+      </w:r>
+      <w:r>
+        <w:rPr>
+          <w:rStyle w:val="VerbatimChar"/>
+        </w:rPr>
+        <w:t xml:space="preserve">boot/</w:t>
+      </w:r>
+      <w:r>
+        <w:t xml:space="preserve"> </w:t>
+      </w:r>
+      <w:r>
+        <w:t xml:space="preserve">as</w:t>
+      </w:r>
+      <w:r>
+        <w:t xml:space="preserve"> </w:t>
+      </w:r>
+      <w:r>
+        <w:rPr>
+          <w:rStyle w:val="VerbatimChar"/>
+        </w:rPr>
+        <w:t xml:space="preserve">boot01_Index00.mc</w:t>
+      </w:r>
+      <w:r>
+        <w:t xml:space="preserve">. Read the robot’s reported</w:t>
+      </w:r>
+      <w:r>
+        <w:t xml:space="preserve"> </w:t>
+      </w:r>
+      <w:r>
+        <w:t xml:space="preserve">tool pose (position and orientation, in the base frame) from the pendant and</w:t>
+      </w:r>
+      <w:r>
+        <w:t xml:space="preserve"> </w:t>
+      </w:r>
+      <w:r>
+        <w:t xml:space="preserve">write it as the first pose line of</w:t>
+      </w:r>
+      <w:r>
+        <w:t xml:space="preserve"> </w:t>
+      </w:r>
+      <w:r>
+        <w:rPr>
+          <w:rStyle w:val="VerbatimChar"/>
+        </w:rPr>
+        <w:t xml:space="preserve">boot_pose_log.csv</w:t>
+      </w:r>
+      <w:r>
+        <w:t xml:space="preserve">, in the format of</w:t>
+      </w:r>
+      <w:r>
+        <w:t xml:space="preserve"> </w:t>
+      </w:r>
+      <w:r>
+        <w:t xml:space="preserve">section 7 (read section 7 now: the file needs a header line, and one line per</w:t>
+      </w:r>
+      <w:r>
+        <w:t xml:space="preserve"> </w:t>
+      </w:r>
+      <w:r>
+        <w:t xml:space="preserve">pose with the pose id</w:t>
+      </w:r>
+      <w:r>
+        <w:t xml:space="preserve"> </w:t>
+      </w:r>
+      <w:r>
+        <w:rPr>
+          <w:rStyle w:val="VerbatimChar"/>
+        </w:rPr>
+        <w:t xml:space="preserve">boot01</w:t>
+      </w:r>
+      <w:r>
+        <w:t xml:space="preserve">, the board half-sizes, the position and the</w:t>
+      </w:r>
+      <w:r>
+        <w:t xml:space="preserve"> </w:t>
+      </w:r>
+      <w:r>
+        <w:t xml:space="preserve">orientation in the form your controller shows). The joint-angle columns are not</w:t>
+      </w:r>
+      <w:r>
+        <w:t xml:space="preserve"> </w:t>
+      </w:r>
+      <w:r>
+        <w:t xml:space="preserve">needed for these six poses.</w:t>
       </w:r>
     </w:p>
     <w:p>
@@ -1572,40 +2135,94 @@
         </w:numPr>
       </w:pPr>
       <w:r>
-        <w:t xml:space="preserve">The</w:t>
-      </w:r>
-      <w:r>
-        <w:t xml:space="preserve"> </w:t>
-      </w:r>
-      <w:r>
-        <w:rPr>
-          <w:rStyle w:val="VerbatimChar"/>
-        </w:rPr>
-        <w:t xml:space="preserve">predicted ... RMS error</w:t>
-      </w:r>
-      <w:r>
-        <w:t xml:space="preserve"> </w:t>
-      </w:r>
-      <w:r>
-        <w:t xml:space="preserve">lines are the registration error to expect if the</w:t>
-      </w:r>
-      <w:r>
-        <w:t xml:space="preserve"> </w:t>
-      </w:r>
-      <w:r>
-        <w:t xml:space="preserve">sensor’s planes are good to 0.2 degrees and 0.2 mm; they are an order of</w:t>
-      </w:r>
-      <w:r>
-        <w:t xml:space="preserve"> </w:t>
-      </w:r>
-      <w:r>
-        <w:t xml:space="preserve">magnitude, not a promise. The second quality block repeats the numbers for the</w:t>
-      </w:r>
-      <w:r>
-        <w:t xml:space="preserve"> </w:t>
-      </w:r>
-      <w:r>
-        <w:t xml:space="preserve">poses that are not held out, which is the set the engineer fits.</w:t>
+        <w:t xml:space="preserve">Tilt the board about 20 degrees so that its top edge comes toward the sensor,</w:t>
+      </w:r>
+      <w:r>
+        <w:t xml:space="preserve"> </w:t>
+      </w:r>
+      <w:r>
+        <w:t xml:space="preserve">keeping its center near the middle of the picture; capture</w:t>
+      </w:r>
+      <w:r>
+        <w:t xml:space="preserve"> </w:t>
+      </w:r>
+      <w:r>
+        <w:rPr>
+          <w:rStyle w:val="VerbatimChar"/>
+        </w:rPr>
+        <w:t xml:space="preserve">boot02</w:t>
+      </w:r>
+      <w:r>
+        <w:t xml:space="preserve"> </w:t>
+      </w:r>
+      <w:r>
+        <w:t xml:space="preserve">and log the</w:t>
+      </w:r>
+      <w:r>
+        <w:t xml:space="preserve"> </w:t>
+      </w:r>
+      <w:r>
+        <w:t xml:space="preserve">pose. Then about 20 degrees the other way, bottom edge toward the sensor</w:t>
+      </w:r>
+      <w:r>
+        <w:t xml:space="preserve"> </w:t>
+      </w:r>
+      <w:r>
+        <w:t xml:space="preserve">(</w:t>
+      </w:r>
+      <w:r>
+        <w:rPr>
+          <w:rStyle w:val="VerbatimChar"/>
+        </w:rPr>
+        <w:t xml:space="preserve">boot03</w:t>
+      </w:r>
+      <w:r>
+        <w:t xml:space="preserve">); then 20 degrees with the left edge toward the sensor (</w:t>
+      </w:r>
+      <w:r>
+        <w:rPr>
+          <w:rStyle w:val="VerbatimChar"/>
+        </w:rPr>
+        <w:t xml:space="preserve">boot04</w:t>
+      </w:r>
+      <w:r>
+        <w:t xml:space="preserve">); then</w:t>
+      </w:r>
+      <w:r>
+        <w:t xml:space="preserve"> </w:t>
+      </w:r>
+      <w:r>
+        <w:t xml:space="preserve">the right edge (</w:t>
+      </w:r>
+      <w:r>
+        <w:rPr>
+          <w:rStyle w:val="VerbatimChar"/>
+        </w:rPr>
+        <w:t xml:space="preserve">boot05</w:t>
+      </w:r>
+      <w:r>
+        <w:t xml:space="preserve">). Finally move the board about 250 mm farther from the</w:t>
+      </w:r>
+      <w:r>
+        <w:t xml:space="preserve"> </w:t>
+      </w:r>
+      <w:r>
+        <w:t xml:space="preserve">sensor, facing it squarely (</w:t>
+      </w:r>
+      <w:r>
+        <w:rPr>
+          <w:rStyle w:val="VerbatimChar"/>
+        </w:rPr>
+        <w:t xml:space="preserve">boot06</w:t>
+      </w:r>
+      <w:r>
+        <w:t xml:space="preserve">). Six poses, tilted in four directions and</w:t>
+      </w:r>
+      <w:r>
+        <w:t xml:space="preserve"> </w:t>
+      </w:r>
+      <w:r>
+        <w:t xml:space="preserve">at two distances, one capture each.</w:t>
       </w:r>
     </w:p>
     <w:p>
@@ -1617,6 +2234,654 @@
         </w:numPr>
       </w:pPr>
       <w:r>
+        <w:t xml:space="preserve">Build the manifest and run the bootstrap (the engineer can do this):</w:t>
+      </w:r>
+    </w:p>
+    <w:p>
+      <w:pPr>
+        <w:pStyle w:val="SourceCode"/>
+      </w:pPr>
+      <w:r>
+        <w:rPr>
+          <w:rStyle w:val="VerbatimChar"/>
+        </w:rPr>
+        <w:t xml:space="preserve">python3 -m sphcal.cli.make_manifest --pose-log boot_pose_log.csv \</w:t>
+      </w:r>
+      <w:r>
+        <w:br/>
+      </w:r>
+      <w:r>
+        <w:rPr>
+          <w:rStyle w:val="VerbatimChar"/>
+        </w:rPr>
+        <w:t xml:space="preserve">    --captures boot/ --format csv --out boot/manifest.csv</w:t>
+      </w:r>
+      <w:r>
+        <w:br/>
+      </w:r>
+      <w:r>
+        <w:rPr>
+          <w:rStyle w:val="VerbatimChar"/>
+        </w:rPr>
+        <w:t xml:space="preserve">python3 -m planereg.capture.bootstrap --manifest boot/manifest.csv \</w:t>
+      </w:r>
+      <w:r>
+        <w:br/>
+      </w:r>
+      <w:r>
+        <w:rPr>
+          <w:rStyle w:val="VerbatimChar"/>
+        </w:rPr>
+        <w:t xml:space="preserve">    --out boot.json</w:t>
+      </w:r>
+    </w:p>
+    <w:p>
+      <w:pPr>
+        <w:pStyle w:val="FirstParagraph"/>
+      </w:pPr>
+      <w:r>
+        <w:t xml:space="preserve">The bootstrap prints one line per pose with the board it found (how many pixels,</w:t>
+      </w:r>
+      <w:r>
+        <w:t xml:space="preserve"> </w:t>
+      </w:r>
+      <w:r>
+        <w:t xml:space="preserve">how flat), and after solving, each pose’s normal and offset residual against the</w:t>
+      </w:r>
+      <w:r>
+        <w:t xml:space="preserve"> </w:t>
+      </w:r>
+      <w:r>
+        <w:t xml:space="preserve">solution. They should be a fraction of a degree and a millimeter or two at most; a</w:t>
+      </w:r>
+      <w:r>
+        <w:t xml:space="preserve"> </w:t>
+      </w:r>
+      <w:r>
+        <w:t xml:space="preserve">disagreement of several degrees or tens of millimeters means a pose was copied</w:t>
+      </w:r>
+      <w:r>
+        <w:t xml:space="preserve"> </w:t>
+      </w:r>
+      <w:r>
+        <w:t xml:space="preserve">wrongly, the tool frame’s z axis is wrong (section 3, step 5), or the board was not</w:t>
+      </w:r>
+      <w:r>
+        <w:t xml:space="preserve"> </w:t>
+      </w:r>
+      <w:r>
+        <w:t xml:space="preserve">the closest flat surface in that capture. It also prints the</w:t>
+      </w:r>
+      <w:r>
+        <w:t xml:space="preserve"> </w:t>
+      </w:r>
+      <w:r>
+        <w:t xml:space="preserve">“normal spread”</w:t>
+      </w:r>
+      <w:r>
+        <w:t xml:space="preserve"> </w:t>
+      </w:r>
+      <w:r>
+        <w:t xml:space="preserve">of the</w:t>
+      </w:r>
+      <w:r>
+        <w:t xml:space="preserve"> </w:t>
+      </w:r>
+      <w:r>
+        <w:t xml:space="preserve">six poses, a number between 0 and 0.58 that says how differently the board was</w:t>
+      </w:r>
+      <w:r>
+        <w:t xml:space="preserve"> </w:t>
+      </w:r>
+      <w:r>
+        <w:t xml:space="preserve">tilted from pose to pose: it must be at least 0.05 (the tilts above give about</w:t>
+      </w:r>
+      <w:r>
+        <w:t xml:space="preserve"> </w:t>
+      </w:r>
+      <w:r>
+        <w:t xml:space="preserve">0.15).</w:t>
+      </w:r>
+      <w:r>
+        <w:t xml:space="preserve"> </w:t>
+      </w:r>
+      <w:r>
+        <w:rPr>
+          <w:rStyle w:val="VerbatimChar"/>
+        </w:rPr>
+        <w:t xml:space="preserve">boot.json</w:t>
+      </w:r>
+      <w:r>
+        <w:t xml:space="preserve"> </w:t>
+      </w:r>
+      <w:r>
+        <w:t xml:space="preserve">is the rough sensor position; the next steps read it.</w:t>
+      </w:r>
+    </w:p>
+    <w:bookmarkEnd w:id="15"/>
+    <w:bookmarkStart w:id="19" w:name="the-pose-plan"/>
+    <w:p>
+      <w:pPr>
+        <w:pStyle w:val="Heading2"/>
+      </w:pPr>
+      <w:r>
+        <w:t xml:space="preserve">5. The pose plan</w:t>
+      </w:r>
+    </w:p>
+    <w:p>
+      <w:pPr>
+        <w:pStyle w:val="FirstParagraph"/>
+      </w:pPr>
+      <w:r>
+        <w:t xml:space="preserve">The plan is the list of board poses the robot will visit. It is made by a program,</w:t>
+      </w:r>
+      <w:r>
+        <w:t xml:space="preserve"> </w:t>
+      </w:r>
+      <w:r>
+        <w:t xml:space="preserve">the plan tool, from the rough sensor position of section 4, the sensor’s field of</w:t>
+      </w:r>
+      <w:r>
+        <w:t xml:space="preserve"> </w:t>
+      </w:r>
+      <w:r>
+        <w:t xml:space="preserve">view (read from one of the bootstrap captures) and the measured board half-sizes.</w:t>
+      </w:r>
+      <w:r>
+        <w:t xml:space="preserve"> </w:t>
+      </w:r>
+      <w:r>
+        <w:t xml:space="preserve">Three words describe each planned pose:</w:t>
+      </w:r>
+    </w:p>
+    <w:p>
+      <w:pPr>
+        <w:pStyle w:val="Compact"/>
+        <w:numPr>
+          <w:ilvl w:val="0"/>
+          <w:numId w:val="1004"/>
+        </w:numPr>
+      </w:pPr>
+      <w:r>
+        <w:t xml:space="preserve">the</w:t>
+      </w:r>
+      <w:r>
+        <w:t xml:space="preserve"> </w:t>
+      </w:r>
+      <w:r>
+        <w:rPr>
+          <w:i/>
+          <w:iCs/>
+        </w:rPr>
+        <w:t xml:space="preserve">standoff</w:t>
+      </w:r>
+      <w:r>
+        <w:t xml:space="preserve">: the distance from the sensor to the board’s center, measured along</w:t>
+      </w:r>
+      <w:r>
+        <w:t xml:space="preserve"> </w:t>
+      </w:r>
+      <w:r>
+        <w:t xml:space="preserve">the sensor’s viewing axis (the line out of the middle of the picture);</w:t>
+      </w:r>
+    </w:p>
+    <w:p>
+      <w:pPr>
+        <w:pStyle w:val="Compact"/>
+        <w:numPr>
+          <w:ilvl w:val="0"/>
+          <w:numId w:val="1004"/>
+        </w:numPr>
+      </w:pPr>
+      <w:r>
+        <w:t xml:space="preserve">the</w:t>
+      </w:r>
+      <w:r>
+        <w:t xml:space="preserve"> </w:t>
+      </w:r>
+      <w:r>
+        <w:rPr>
+          <w:i/>
+          <w:iCs/>
+        </w:rPr>
+        <w:t xml:space="preserve">tilt</w:t>
+      </w:r>
+      <w:r>
+        <w:t xml:space="preserve">: the angle between the board’s normal and the sensor’s viewing axis; 0</w:t>
+      </w:r>
+      <w:r>
+        <w:t xml:space="preserve"> </w:t>
+      </w:r>
+      <w:r>
+        <w:t xml:space="preserve">means the board faces the sensor squarely;</w:t>
+      </w:r>
+    </w:p>
+    <w:p>
+      <w:pPr>
+        <w:pStyle w:val="Compact"/>
+        <w:numPr>
+          <w:ilvl w:val="0"/>
+          <w:numId w:val="1004"/>
+        </w:numPr>
+      </w:pPr>
+      <w:r>
+        <w:t xml:space="preserve">the</w:t>
+      </w:r>
+      <w:r>
+        <w:t xml:space="preserve"> </w:t>
+      </w:r>
+      <w:r>
+        <w:rPr>
+          <w:i/>
+          <w:iCs/>
+        </w:rPr>
+        <w:t xml:space="preserve">azimuth</w:t>
+      </w:r>
+      <w:r>
+        <w:t xml:space="preserve">: for a tilted board, which edge leans toward the sensor, as an angle</w:t>
+      </w:r>
+      <w:r>
+        <w:t xml:space="preserve"> </w:t>
+      </w:r>
+      <w:r>
+        <w:t xml:space="preserve">in the board’s own plane: 0 is the top edge toward the sensor, 90 the right edge,</w:t>
+      </w:r>
+      <w:r>
+        <w:t xml:space="preserve"> </w:t>
+      </w:r>
+      <w:r>
+        <w:t xml:space="preserve">180 the bottom edge, 270 the left edge (</w:t>
+      </w:r>
+      <w:r>
+        <w:t xml:space="preserve">“top”</w:t>
+      </w:r>
+      <w:r>
+        <w:t xml:space="preserve"> </w:t>
+      </w:r>
+      <w:r>
+        <w:t xml:space="preserve">and</w:t>
+      </w:r>
+      <w:r>
+        <w:t xml:space="preserve"> </w:t>
+      </w:r>
+      <w:r>
+        <w:t xml:space="preserve">“left”</w:t>
+      </w:r>
+      <w:r>
+        <w:t xml:space="preserve"> </w:t>
+      </w:r>
+      <w:r>
+        <w:t xml:space="preserve">as in the sensor’s</w:t>
+      </w:r>
+      <w:r>
+        <w:t xml:space="preserve"> </w:t>
+      </w:r>
+      <w:r>
+        <w:t xml:space="preserve">picture, section 4).</w:t>
+      </w:r>
+    </w:p>
+    <w:p>
+      <w:pPr>
+        <w:pStyle w:val="FirstParagraph"/>
+      </w:pPr>
+      <w:r>
+        <w:t xml:space="preserve">Run the plan tool:</w:t>
+      </w:r>
+    </w:p>
+    <w:p>
+      <w:pPr>
+        <w:pStyle w:val="SourceCode"/>
+      </w:pPr>
+      <w:r>
+        <w:rPr>
+          <w:rStyle w:val="VerbatimChar"/>
+        </w:rPr>
+        <w:t xml:space="preserve">python3 -m planereg.capture.plan_poses --sensor-in-base boot.json \</w:t>
+      </w:r>
+      <w:r>
+        <w:br/>
+      </w:r>
+      <w:r>
+        <w:rPr>
+          <w:rStyle w:val="VerbatimChar"/>
+        </w:rPr>
+        <w:t xml:space="preserve">    --camera boot/boot01_Index00.mc --board-half-size-mm 100 75 --out plan/</w:t>
+      </w:r>
+    </w:p>
+    <w:p>
+      <w:pPr>
+        <w:pStyle w:val="FirstParagraph"/>
+      </w:pPr>
+      <w:r>
+        <w:t xml:space="preserve">(Use your board’s half-sizes in place of 100 75.) It writes three files: the pose</w:t>
+      </w:r>
+      <w:r>
+        <w:t xml:space="preserve"> </w:t>
+      </w:r>
+      <w:r>
+        <w:t xml:space="preserve">list</w:t>
+      </w:r>
+      <w:r>
+        <w:t xml:space="preserve"> </w:t>
+      </w:r>
+      <w:r>
+        <w:rPr>
+          <w:rStyle w:val="VerbatimChar"/>
+        </w:rPr>
+        <w:t xml:space="preserve">plan/poses.csv</w:t>
+      </w:r>
+      <w:r>
+        <w:t xml:space="preserve"> </w:t>
+      </w:r>
+      <w:r>
+        <w:t xml:space="preserve">for the robot program, a report</w:t>
+      </w:r>
+      <w:r>
+        <w:t xml:space="preserve"> </w:t>
+      </w:r>
+      <w:r>
+        <w:rPr>
+          <w:rStyle w:val="VerbatimChar"/>
+        </w:rPr>
+        <w:t xml:space="preserve">plan/plan_summary.txt</w:t>
+      </w:r>
+      <w:r>
+        <w:t xml:space="preserve"> </w:t>
+      </w:r>
+      <w:r>
+        <w:t xml:space="preserve">(explained below), and a picture</w:t>
+      </w:r>
+      <w:r>
+        <w:t xml:space="preserve"> </w:t>
+      </w:r>
+      <w:r>
+        <w:rPr>
+          <w:rStyle w:val="VerbatimChar"/>
+        </w:rPr>
+        <w:t xml:space="preserve">plan/plan.png</w:t>
+      </w:r>
+      <w:r>
+        <w:t xml:space="preserve"> </w:t>
+      </w:r>
+      <w:r>
+        <w:t xml:space="preserve">(figure 2 shows the picture for the</w:t>
+      </w:r>
+      <w:r>
+        <w:t xml:space="preserve"> </w:t>
+      </w:r>
+      <w:r>
+        <w:t xml:space="preserve">default settings). The plan with the default settings is:</w:t>
+      </w:r>
+    </w:p>
+    <w:p>
+      <w:pPr>
+        <w:pStyle w:val="BodyText"/>
+      </w:pPr>
+      <w:r>
+        <w:t xml:space="preserve">The board at three standoffs from the sensor (550, 750 and 950 mm), at a 3 x 3 grid</w:t>
+      </w:r>
+      <w:r>
+        <w:t xml:space="preserve"> </w:t>
+      </w:r>
+      <w:r>
+        <w:t xml:space="preserve">of lateral positions covering 50 percent of the field at each standoff, facing the</w:t>
+      </w:r>
+      <w:r>
+        <w:t xml:space="preserve"> </w:t>
+      </w:r>
+      <w:r>
+        <w:t xml:space="preserve">sensor and tilted by 0, 15 and 30 degrees, the tilted poses at the four azimuths</w:t>
+      </w:r>
+      <w:r>
+        <w:t xml:space="preserve"> </w:t>
+      </w:r>
+      <w:r>
+        <w:t xml:space="preserve">(top, right, bottom and left edge toward the sensor): 9 orientations at each of 27</w:t>
+      </w:r>
+      <w:r>
+        <w:t xml:space="preserve"> </w:t>
+      </w:r>
+      <w:r>
+        <w:t xml:space="preserve">positions. Tilted boards that would leave the field of view are dropped</w:t>
+      </w:r>
+      <w:r>
+        <w:t xml:space="preserve"> </w:t>
+      </w:r>
+      <w:r>
+        <w:t xml:space="preserve">automatically. About 20 percent of the poses are marked as</w:t>
+      </w:r>
+      <w:r>
+        <w:t xml:space="preserve"> </w:t>
+      </w:r>
+      <w:r>
+        <w:rPr>
+          <w:i/>
+          <w:iCs/>
+        </w:rPr>
+        <w:t xml:space="preserve">held out</w:t>
+      </w:r>
+      <w:r>
+        <w:t xml:space="preserve"> </w:t>
+      </w:r>
+      <w:r>
+        <w:t xml:space="preserve">in</w:t>
+      </w:r>
+      <w:r>
+        <w:t xml:space="preserve"> </w:t>
+      </w:r>
+      <w:r>
+        <w:rPr>
+          <w:rStyle w:val="VerbatimChar"/>
+        </w:rPr>
+        <w:t xml:space="preserve">poses.csv</w:t>
+      </w:r>
+      <w:r>
+        <w:t xml:space="preserve"> </w:t>
+      </w:r>
+      <w:r>
+        <w:t xml:space="preserve">(column</w:t>
+      </w:r>
+      <w:r>
+        <w:t xml:space="preserve"> </w:t>
+      </w:r>
+      <w:r>
+        <w:rPr>
+          <w:rStyle w:val="VerbatimChar"/>
+        </w:rPr>
+        <w:t xml:space="preserve">holdout</w:t>
+      </w:r>
+      <w:r>
+        <w:t xml:space="preserve">, value 1): capture them like all the others; the</w:t>
+      </w:r>
+      <w:r>
+        <w:t xml:space="preserve"> </w:t>
+      </w:r>
+      <w:r>
+        <w:t xml:space="preserve">software keeps them aside for checking the result instead of fitting with them.</w:t>
+      </w:r>
+    </w:p>
+    <w:p>
+      <w:pPr>
+        <w:pStyle w:val="BodyText"/>
+      </w:pPr>
+      <w:r>
+        <w:t xml:space="preserve">What the plan tool prints. Besides the three files, the tool prints a plain-text</w:t>
+      </w:r>
+      <w:r>
+        <w:t xml:space="preserve"> </w:t>
+      </w:r>
+      <w:r>
+        <w:t xml:space="preserve">summary to the screen and saves the same text as</w:t>
+      </w:r>
+      <w:r>
+        <w:t xml:space="preserve"> </w:t>
+      </w:r>
+      <w:r>
+        <w:rPr>
+          <w:rStyle w:val="VerbatimChar"/>
+        </w:rPr>
+        <w:t xml:space="preserve">plan/plan_summary.txt</w:t>
+      </w:r>
+      <w:r>
+        <w:t xml:space="preserve">. It is not</w:t>
+      </w:r>
+      <w:r>
+        <w:t xml:space="preserve"> </w:t>
+      </w:r>
+      <w:r>
+        <w:t xml:space="preserve">something you fill in; it is the tool’s report on the plan it just made. The block</w:t>
+      </w:r>
+      <w:r>
+        <w:t xml:space="preserve"> </w:t>
+      </w:r>
+      <w:r>
+        <w:t xml:space="preserve">below is that report for the default settings, a 640 x 480 sensor and a nominal</w:t>
+      </w:r>
+      <w:r>
+        <w:t xml:space="preserve"> </w:t>
+      </w:r>
+      <w:r>
+        <w:t xml:space="preserve">sensor position (your own run shows the same layout with your numbers). Read it</w:t>
+      </w:r>
+      <w:r>
+        <w:t xml:space="preserve"> </w:t>
+      </w:r>
+      <w:r>
+        <w:t xml:space="preserve">before handing the plan to the robot programmer:</w:t>
+      </w:r>
+    </w:p>
+    <w:p>
+      <w:pPr>
+        <w:pStyle w:val="Compact"/>
+        <w:numPr>
+          <w:ilvl w:val="0"/>
+          <w:numId w:val="1005"/>
+        </w:numPr>
+      </w:pPr>
+      <w:r>
+        <w:t xml:space="preserve">The table gives, for every standoff and tilt, how many poses were planned, how</w:t>
+      </w:r>
+      <w:r>
+        <w:t xml:space="preserve"> </w:t>
+      </w:r>
+      <w:r>
+        <w:t xml:space="preserve">many were dropped because a board corner would fall too near the image edge, how</w:t>
+      </w:r>
+      <w:r>
+        <w:t xml:space="preserve"> </w:t>
+      </w:r>
+      <w:r>
+        <w:t xml:space="preserve">many are kept, and how many of those are tagged held out. A few dropped poses are</w:t>
+      </w:r>
+      <w:r>
+        <w:t xml:space="preserve"> </w:t>
+      </w:r>
+      <w:r>
+        <w:t xml:space="preserve">normal; if a whole row is dropped, the board is too large for that standoff in</w:t>
+      </w:r>
+      <w:r>
+        <w:t xml:space="preserve"> </w:t>
+      </w:r>
+      <w:r>
+        <w:t xml:space="preserve">this sensor’s field, and the line after the table says which option to change.</w:t>
+      </w:r>
+    </w:p>
+    <w:p>
+      <w:pPr>
+        <w:pStyle w:val="Compact"/>
+        <w:numPr>
+          <w:ilvl w:val="0"/>
+          <w:numId w:val="1005"/>
+        </w:numPr>
+      </w:pPr>
+      <w:r>
+        <w:rPr>
+          <w:rStyle w:val="VerbatimChar"/>
+        </w:rPr>
+        <w:t xml:space="preserve">normal spread</w:t>
+      </w:r>
+      <w:r>
+        <w:t xml:space="preserve"> </w:t>
+      </w:r>
+      <w:r>
+        <w:t xml:space="preserve">says how well the tilts cover all directions; the registration</w:t>
+      </w:r>
+      <w:r>
+        <w:t xml:space="preserve"> </w:t>
+      </w:r>
+      <w:r>
+        <w:t xml:space="preserve">refuses a set below 0.05. The default plan gives about 0.28.</w:t>
+      </w:r>
+      <w:r>
+        <w:t xml:space="preserve"> </w:t>
+      </w:r>
+      <w:r>
+        <w:rPr>
+          <w:rStyle w:val="VerbatimChar"/>
+        </w:rPr>
+        <w:t xml:space="preserve">similarity spread</w:t>
+      </w:r>
+      <w:r>
+        <w:t xml:space="preserve"> </w:t>
+      </w:r>
+      <w:r>
+        <w:t xml:space="preserve">matters only for the optional scale analysis and must exceed 0.01.</w:t>
+      </w:r>
+    </w:p>
+    <w:p>
+      <w:pPr>
+        <w:pStyle w:val="Compact"/>
+        <w:numPr>
+          <w:ilvl w:val="0"/>
+          <w:numId w:val="1005"/>
+        </w:numPr>
+      </w:pPr>
+      <w:r>
+        <w:t xml:space="preserve">The</w:t>
+      </w:r>
+      <w:r>
+        <w:t xml:space="preserve"> </w:t>
+      </w:r>
+      <w:r>
+        <w:rPr>
+          <w:rStyle w:val="VerbatimChar"/>
+        </w:rPr>
+        <w:t xml:space="preserve">predicted ... RMS error</w:t>
+      </w:r>
+      <w:r>
+        <w:t xml:space="preserve"> </w:t>
+      </w:r>
+      <w:r>
+        <w:t xml:space="preserve">lines are the registration error to expect if the</w:t>
+      </w:r>
+      <w:r>
+        <w:t xml:space="preserve"> </w:t>
+      </w:r>
+      <w:r>
+        <w:t xml:space="preserve">sensor’s planes are good to 0.2 degrees and 0.2 mm; they are an order of</w:t>
+      </w:r>
+      <w:r>
+        <w:t xml:space="preserve"> </w:t>
+      </w:r>
+      <w:r>
+        <w:t xml:space="preserve">magnitude, not a promise. The second quality block repeats the numbers for the</w:t>
+      </w:r>
+      <w:r>
+        <w:t xml:space="preserve"> </w:t>
+      </w:r>
+      <w:r>
+        <w:t xml:space="preserve">poses that are not held out, which is the set the engineer fits.</w:t>
+      </w:r>
+    </w:p>
+    <w:p>
+      <w:pPr>
+        <w:pStyle w:val="Compact"/>
+        <w:numPr>
+          <w:ilvl w:val="0"/>
+          <w:numId w:val="1005"/>
+        </w:numPr>
+      </w:pPr>
+      <w:r>
         <w:t xml:space="preserve">The last two lines are the size of the job: the number of poses, and the number of</w:t>
       </w:r>
       <w:r>
@@ -2082,18 +3347,18 @@
           <wp:inline>
             <wp:extent cx="5334000" cy="2667000"/>
             <wp:effectExtent b="0" l="0" r="0" t="0"/>
-            <wp:docPr descr="plan" title="" id="14" name="Picture"/>
+            <wp:docPr descr="plan" title="" id="17" name="Picture"/>
             <a:graphic>
               <a:graphicData uri="http://schemas.openxmlformats.org/drawingml/2006/picture">
                 <pic:pic>
                   <pic:nvPicPr>
-                    <pic:cNvPr descr="figures/fig_plan_example.png" id="15" name="Picture"/>
+                    <pic:cNvPr descr="figures/fig_plan_example.png" id="18" name="Picture"/>
                     <pic:cNvPicPr>
                       <a:picLocks noChangeArrowheads="1" noChangeAspect="1"/>
                     </pic:cNvPicPr>
                   </pic:nvPicPr>
                   <pic:blipFill>
-                    <a:blip r:embed="rId13"/>
+                    <a:blip r:embed="rId16"/>
                     <a:stretch>
                       <a:fillRect/>
                     </a:stretch>
@@ -2153,204 +3418,757 @@
         <w:pStyle w:val="BodyText"/>
       </w:pPr>
       <w:r>
-        <w:t xml:space="preserve">Every row of</w:t>
-      </w:r>
-      <w:r>
-        <w:t xml:space="preserve"> </w:t>
-      </w:r>
-      <w:r>
-        <w:rPr>
-          <w:rStyle w:val="VerbatimChar"/>
-        </w:rPr>
-        <w:t xml:space="preserve">poses.csv</w:t>
-      </w:r>
-      <w:r>
-        <w:t xml:space="preserve"> </w:t>
-      </w:r>
-      <w:r>
-        <w:t xml:space="preserve">gives:</w:t>
-      </w:r>
-      <w:r>
-        <w:t xml:space="preserve"> </w:t>
-      </w:r>
-      <w:r>
-        <w:rPr>
-          <w:rStyle w:val="VerbatimChar"/>
-        </w:rPr>
-        <w:t xml:space="preserve">pose_id</w:t>
-      </w:r>
-      <w:r>
-        <w:t xml:space="preserve">,</w:t>
-      </w:r>
-      <w:r>
-        <w:t xml:space="preserve"> </w:t>
-      </w:r>
-      <w:r>
-        <w:rPr>
-          <w:rStyle w:val="VerbatimChar"/>
-        </w:rPr>
-        <w:t xml:space="preserve">kind</w:t>
-      </w:r>
-      <w:r>
-        <w:t xml:space="preserve"> </w:t>
-      </w:r>
-      <w:r>
-        <w:t xml:space="preserve">(always board), the board</w:t>
-      </w:r>
-      <w:r>
-        <w:t xml:space="preserve"> </w:t>
-      </w:r>
-      <w:r>
-        <w:t xml:space="preserve">half-sizes,</w:t>
-      </w:r>
-      <w:r>
-        <w:t xml:space="preserve"> </w:t>
-      </w:r>
-      <w:r>
-        <w:rPr>
-          <w:rStyle w:val="VerbatimChar"/>
-        </w:rPr>
-        <w:t xml:space="preserve">holdout</w:t>
-      </w:r>
-      <w:r>
-        <w:t xml:space="preserve">, the position of the board tool frame in the base frame</w:t>
-      </w:r>
-      <w:r>
-        <w:t xml:space="preserve"> </w:t>
-      </w:r>
-      <w:r>
-        <w:t xml:space="preserve">(</w:t>
-      </w:r>
-      <w:r>
-        <w:rPr>
-          <w:rStyle w:val="VerbatimChar"/>
-        </w:rPr>
-        <w:t xml:space="preserve">base_x_mm</w:t>
-      </w:r>
-      <w:r>
-        <w:t xml:space="preserve">,</w:t>
-      </w:r>
-      <w:r>
-        <w:t xml:space="preserve"> </w:t>
-      </w:r>
-      <w:r>
-        <w:rPr>
-          <w:rStyle w:val="VerbatimChar"/>
-        </w:rPr>
-        <w:t xml:space="preserve">base_y_mm</w:t>
-      </w:r>
-      <w:r>
-        <w:t xml:space="preserve">,</w:t>
-      </w:r>
-      <w:r>
-        <w:t xml:space="preserve"> </w:t>
-      </w:r>
-      <w:r>
-        <w:rPr>
-          <w:rStyle w:val="VerbatimChar"/>
-        </w:rPr>
-        <w:t xml:space="preserve">base_z_mm</w:t>
-      </w:r>
-      <w:r>
-        <w:t xml:space="preserve">) and its orientation three ways (rotation</w:t>
-      </w:r>
-      <w:r>
-        <w:t xml:space="preserve"> </w:t>
-      </w:r>
-      <w:r>
-        <w:t xml:space="preserve">matrix</w:t>
-      </w:r>
-      <w:r>
-        <w:t xml:space="preserve"> </w:t>
-      </w:r>
-      <w:r>
-        <w:rPr>
-          <w:rStyle w:val="VerbatimChar"/>
-        </w:rPr>
-        <w:t xml:space="preserve">r00..r22</w:t>
-      </w:r>
-      <w:r>
-        <w:t xml:space="preserve">, quaternion, rotation vector; use whichever your robot program</w:t>
-      </w:r>
-      <w:r>
-        <w:t xml:space="preserve"> </w:t>
-      </w:r>
-      <w:r>
-        <w:t xml:space="preserve">accepts), the standoff, tilt and azimuth the pose was planned with, and the</w:t>
-      </w:r>
-      <w:r>
-        <w:t xml:space="preserve"> </w:t>
-      </w:r>
-      <w:r>
         <w:rPr>
           <w:b/>
           <w:bCs/>
         </w:rPr>
-        <w:t xml:space="preserve">approach pose</w:t>
-      </w:r>
-      <w:r>
-        <w:t xml:space="preserve"> </w:t>
-      </w:r>
-      <w:r>
-        <w:t xml:space="preserve">for sub-procedure B: its position (</w:t>
-      </w:r>
-      <w:r>
-        <w:rPr>
-          <w:rStyle w:val="VerbatimChar"/>
-        </w:rPr>
-        <w:t xml:space="preserve">approach_x_mm</w:t>
-      </w:r>
-      <w:r>
-        <w:t xml:space="preserve">,</w:t>
-      </w:r>
-      <w:r>
-        <w:t xml:space="preserve"> </w:t>
-      </w:r>
-      <w:r>
-        <w:rPr>
-          <w:rStyle w:val="VerbatimChar"/>
-        </w:rPr>
-        <w:t xml:space="preserve">approach_y_mm</w:t>
-      </w:r>
-      <w:r>
-        <w:t xml:space="preserve">,</w:t>
-      </w:r>
-      <w:r>
-        <w:t xml:space="preserve"> </w:t>
-      </w:r>
-      <w:r>
-        <w:rPr>
-          <w:rStyle w:val="VerbatimChar"/>
-        </w:rPr>
-        <w:t xml:space="preserve">approach_z_mm</w:t>
-      </w:r>
-      <w:r>
-        <w:t xml:space="preserve">) and rotation matrix (</w:t>
-      </w:r>
-      <w:r>
-        <w:rPr>
-          <w:rStyle w:val="VerbatimChar"/>
-        </w:rPr>
-        <w:t xml:space="preserve">approach_r00..approach_r22</w:t>
-      </w:r>
-      <w:r>
-        <w:t xml:space="preserve">). Hand the file to</w:t>
-      </w:r>
-      <w:r>
-        <w:t xml:space="preserve"> </w:t>
-      </w:r>
-      <w:r>
-        <w:t xml:space="preserve">whoever writes the robot program, or import it directly if the controller can read</w:t>
-      </w:r>
-      <w:r>
-        <w:t xml:space="preserve"> </w:t>
-      </w:r>
-      <w:r>
-        <w:t xml:space="preserve">CSV.</w:t>
-      </w:r>
-    </w:p>
-    <w:bookmarkEnd w:id="16"/>
-    <w:bookmarkStart w:id="20" w:name="the-two-sub-procedures"/>
+        <w:t xml:space="preserve">The columns of</w:t>
+      </w:r>
+      <w:r>
+        <w:rPr>
+          <w:b/>
+          <w:bCs/>
+        </w:rPr>
+        <w:t xml:space="preserve"> </w:t>
+      </w:r>
+      <w:r>
+        <w:rPr>
+          <w:rStyle w:val="VerbatimChar"/>
+          <w:b/>
+          <w:bCs/>
+        </w:rPr>
+        <w:t xml:space="preserve">poses.csv</w:t>
+      </w:r>
+      <w:r>
+        <w:rPr>
+          <w:b/>
+          <w:bCs/>
+        </w:rPr>
+        <w:t xml:space="preserve">.</w:t>
+      </w:r>
+      <w:r>
+        <w:t xml:space="preserve"> </w:t>
+      </w:r>
+      <w:r>
+        <w:t xml:space="preserve">Every row is one pose. The robot program needs the</w:t>
+      </w:r>
+      <w:r>
+        <w:t xml:space="preserve"> </w:t>
+      </w:r>
+      <w:r>
+        <w:t xml:space="preserve">pose id, the target pose, and (for sub-procedure B of section 6) the approach pose;</w:t>
+      </w:r>
+      <w:r>
+        <w:t xml:space="preserve"> </w:t>
+      </w:r>
+      <w:r>
+        <w:t xml:space="preserve">the other columns are bookkeeping.</w:t>
+      </w:r>
+    </w:p>
+    <w:tbl>
+      <w:tblPr>
+        <w:tblStyle w:val="Table"/>
+        <w:tblW w:type="pct" w:w="5000"/>
+        <w:tblLayout w:type="fixed"/>
+        <w:tblLook w:firstRow="1" w:lastRow="0" w:firstColumn="0" w:lastColumn="0" w:noHBand="0" w:noVBand="0" w:val="0020"/>
+      </w:tblPr>
+      <w:tblGrid>
+        <w:gridCol w:w="3960"/>
+        <w:gridCol w:w="3960"/>
+      </w:tblGrid>
+      <w:tr>
+        <w:trPr>
+          <w:tblHeader w:val="on"/>
+        </w:trPr>
+        <w:tc>
+          <w:tcPr/>
+          <w:p>
+            <w:pPr>
+              <w:pStyle w:val="Compact"/>
+            </w:pPr>
+            <w:r>
+              <w:t xml:space="preserve">Columns</w:t>
+            </w:r>
+          </w:p>
+        </w:tc>
+        <w:tc>
+          <w:tcPr/>
+          <w:p>
+            <w:pPr>
+              <w:pStyle w:val="Compact"/>
+            </w:pPr>
+            <w:r>
+              <w:t xml:space="preserve">Meaning</w:t>
+            </w:r>
+          </w:p>
+        </w:tc>
+      </w:tr>
+      <w:tr>
+        <w:tc>
+          <w:tcPr/>
+          <w:p>
+            <w:pPr>
+              <w:pStyle w:val="Compact"/>
+            </w:pPr>
+            <w:r>
+              <w:rPr>
+                <w:rStyle w:val="VerbatimChar"/>
+              </w:rPr>
+              <w:t xml:space="preserve">pose_id</w:t>
+            </w:r>
+          </w:p>
+        </w:tc>
+        <w:tc>
+          <w:tcPr/>
+          <w:p>
+            <w:pPr>
+              <w:pStyle w:val="Compact"/>
+            </w:pPr>
+            <w:r>
+              <w:t xml:space="preserve">The pose’s name; it goes in the pose log and in the file names</w:t>
+            </w:r>
+          </w:p>
+        </w:tc>
+      </w:tr>
+      <w:tr>
+        <w:tc>
+          <w:tcPr/>
+          <w:p>
+            <w:pPr>
+              <w:pStyle w:val="Compact"/>
+            </w:pPr>
+            <w:r>
+              <w:rPr>
+                <w:rStyle w:val="VerbatimChar"/>
+              </w:rPr>
+              <w:t xml:space="preserve">kind</w:t>
+            </w:r>
+            <w:r>
+              <w:t xml:space="preserve">,</w:t>
+            </w:r>
+            <w:r>
+              <w:t xml:space="preserve"> </w:t>
+            </w:r>
+            <w:r>
+              <w:rPr>
+                <w:rStyle w:val="VerbatimChar"/>
+              </w:rPr>
+              <w:t xml:space="preserve">radius_mm</w:t>
+            </w:r>
+          </w:p>
+        </w:tc>
+        <w:tc>
+          <w:tcPr/>
+          <w:p>
+            <w:pPr>
+              <w:pStyle w:val="Compact"/>
+            </w:pPr>
+            <w:r>
+              <w:t xml:space="preserve">Always</w:t>
+            </w:r>
+            <w:r>
+              <w:t xml:space="preserve"> </w:t>
+            </w:r>
+            <w:r>
+              <w:rPr>
+                <w:rStyle w:val="VerbatimChar"/>
+              </w:rPr>
+              <w:t xml:space="preserve">board</w:t>
+            </w:r>
+            <w:r>
+              <w:t xml:space="preserve"> </w:t>
+            </w:r>
+            <w:r>
+              <w:t xml:space="preserve">and empty (the stage-1 tools also plan spheres)</w:t>
+            </w:r>
+          </w:p>
+        </w:tc>
+      </w:tr>
+      <w:tr>
+        <w:tc>
+          <w:tcPr/>
+          <w:p>
+            <w:pPr>
+              <w:pStyle w:val="Compact"/>
+            </w:pPr>
+            <w:r>
+              <w:rPr>
+                <w:rStyle w:val="VerbatimChar"/>
+              </w:rPr>
+              <w:t xml:space="preserve">half_width_mm</w:t>
+            </w:r>
+            <w:r>
+              <w:t xml:space="preserve">,</w:t>
+            </w:r>
+            <w:r>
+              <w:t xml:space="preserve"> </w:t>
+            </w:r>
+            <w:r>
+              <w:rPr>
+                <w:rStyle w:val="VerbatimChar"/>
+              </w:rPr>
+              <w:t xml:space="preserve">half_height_mm</w:t>
+            </w:r>
+          </w:p>
+        </w:tc>
+        <w:tc>
+          <w:tcPr/>
+          <w:p>
+            <w:pPr>
+              <w:pStyle w:val="Compact"/>
+            </w:pPr>
+            <w:r>
+              <w:t xml:space="preserve">The board half-sizes you gave</w:t>
+            </w:r>
+          </w:p>
+        </w:tc>
+      </w:tr>
+      <w:tr>
+        <w:tc>
+          <w:tcPr/>
+          <w:p>
+            <w:pPr>
+              <w:pStyle w:val="Compact"/>
+            </w:pPr>
+            <w:r>
+              <w:rPr>
+                <w:rStyle w:val="VerbatimChar"/>
+              </w:rPr>
+              <w:t xml:space="preserve">holdout</w:t>
+            </w:r>
+          </w:p>
+        </w:tc>
+        <w:tc>
+          <w:tcPr/>
+          <w:p>
+            <w:pPr>
+              <w:pStyle w:val="Compact"/>
+            </w:pPr>
+            <w:r>
+              <w:t xml:space="preserve">1 for a held-out pose, 0 otherwise; capture both alike</w:t>
+            </w:r>
+          </w:p>
+        </w:tc>
+      </w:tr>
+      <w:tr>
+        <w:tc>
+          <w:tcPr/>
+          <w:p>
+            <w:pPr>
+              <w:pStyle w:val="Compact"/>
+            </w:pPr>
+            <w:r>
+              <w:rPr>
+                <w:rStyle w:val="VerbatimChar"/>
+              </w:rPr>
+              <w:t xml:space="preserve">base_x_mm</w:t>
+            </w:r>
+            <w:r>
+              <w:t xml:space="preserve">,</w:t>
+            </w:r>
+            <w:r>
+              <w:t xml:space="preserve"> </w:t>
+            </w:r>
+            <w:r>
+              <w:rPr>
+                <w:rStyle w:val="VerbatimChar"/>
+              </w:rPr>
+              <w:t xml:space="preserve">base_y_mm</w:t>
+            </w:r>
+            <w:r>
+              <w:t xml:space="preserve">,</w:t>
+            </w:r>
+            <w:r>
+              <w:t xml:space="preserve"> </w:t>
+            </w:r>
+            <w:r>
+              <w:rPr>
+                <w:rStyle w:val="VerbatimChar"/>
+              </w:rPr>
+              <w:t xml:space="preserve">base_z_mm</w:t>
+            </w:r>
+          </w:p>
+        </w:tc>
+        <w:tc>
+          <w:tcPr/>
+          <w:p>
+            <w:pPr>
+              <w:pStyle w:val="Compact"/>
+            </w:pPr>
+            <w:r>
+              <w:t xml:space="preserve">Position of the board tool frame in the base frame, mm</w:t>
+            </w:r>
+          </w:p>
+        </w:tc>
+      </w:tr>
+      <w:tr>
+        <w:tc>
+          <w:tcPr/>
+          <w:p>
+            <w:pPr>
+              <w:pStyle w:val="Compact"/>
+            </w:pPr>
+            <w:r>
+              <w:rPr>
+                <w:rStyle w:val="VerbatimChar"/>
+              </w:rPr>
+              <w:t xml:space="preserve">r00</w:t>
+            </w:r>
+            <w:r>
+              <w:t xml:space="preserve"> </w:t>
+            </w:r>
+            <w:r>
+              <w:t xml:space="preserve">…</w:t>
+            </w:r>
+            <w:r>
+              <w:t xml:space="preserve"> </w:t>
+            </w:r>
+            <w:r>
+              <w:rPr>
+                <w:rStyle w:val="VerbatimChar"/>
+              </w:rPr>
+              <w:t xml:space="preserve">r22</w:t>
+            </w:r>
+          </w:p>
+        </w:tc>
+        <w:tc>
+          <w:tcPr/>
+          <w:p>
+            <w:pPr>
+              <w:pStyle w:val="Compact"/>
+            </w:pPr>
+            <w:r>
+              <w:t xml:space="preserve">Its orientation as a 3 x 3 rotation matrix, row by row (</w:t>
+            </w:r>
+            <w:r>
+              <w:rPr>
+                <w:rStyle w:val="VerbatimChar"/>
+              </w:rPr>
+              <w:t xml:space="preserve">r01</w:t>
+            </w:r>
+            <w:r>
+              <w:t xml:space="preserve"> </w:t>
+            </w:r>
+            <w:r>
+              <w:t xml:space="preserve">is row 0, column 1)</w:t>
+            </w:r>
+          </w:p>
+        </w:tc>
+      </w:tr>
+      <w:tr>
+        <w:tc>
+          <w:tcPr/>
+          <w:p>
+            <w:pPr>
+              <w:pStyle w:val="Compact"/>
+            </w:pPr>
+            <w:r>
+              <w:rPr>
+                <w:rStyle w:val="VerbatimChar"/>
+              </w:rPr>
+              <w:t xml:space="preserve">quat_w</w:t>
+            </w:r>
+            <w:r>
+              <w:t xml:space="preserve">,</w:t>
+            </w:r>
+            <w:r>
+              <w:t xml:space="preserve"> </w:t>
+            </w:r>
+            <w:r>
+              <w:rPr>
+                <w:rStyle w:val="VerbatimChar"/>
+              </w:rPr>
+              <w:t xml:space="preserve">quat_x</w:t>
+            </w:r>
+            <w:r>
+              <w:t xml:space="preserve">,</w:t>
+            </w:r>
+            <w:r>
+              <w:t xml:space="preserve"> </w:t>
+            </w:r>
+            <w:r>
+              <w:rPr>
+                <w:rStyle w:val="VerbatimChar"/>
+              </w:rPr>
+              <w:t xml:space="preserve">quat_y</w:t>
+            </w:r>
+            <w:r>
+              <w:t xml:space="preserve">,</w:t>
+            </w:r>
+            <w:r>
+              <w:t xml:space="preserve"> </w:t>
+            </w:r>
+            <w:r>
+              <w:rPr>
+                <w:rStyle w:val="VerbatimChar"/>
+              </w:rPr>
+              <w:t xml:space="preserve">quat_z</w:t>
+            </w:r>
+          </w:p>
+        </w:tc>
+        <w:tc>
+          <w:tcPr/>
+          <w:p>
+            <w:pPr>
+              <w:pStyle w:val="Compact"/>
+            </w:pPr>
+            <w:r>
+              <w:t xml:space="preserve">The same orientation as a unit quaternion, scalar part first (</w:t>
+            </w:r>
+            <w:r>
+              <w:rPr>
+                <w:rStyle w:val="VerbatimChar"/>
+              </w:rPr>
+              <w:t xml:space="preserve">w</w:t>
+            </w:r>
+            <w:r>
+              <w:t xml:space="preserve"> </w:t>
+            </w:r>
+            <w:r>
+              <w:t xml:space="preserve">is never negative)</w:t>
+            </w:r>
+          </w:p>
+        </w:tc>
+      </w:tr>
+      <w:tr>
+        <w:tc>
+          <w:tcPr/>
+          <w:p>
+            <w:pPr>
+              <w:pStyle w:val="Compact"/>
+            </w:pPr>
+            <w:r>
+              <w:rPr>
+                <w:rStyle w:val="VerbatimChar"/>
+              </w:rPr>
+              <w:t xml:space="preserve">rotvec_x_deg</w:t>
+            </w:r>
+            <w:r>
+              <w:t xml:space="preserve">,</w:t>
+            </w:r>
+            <w:r>
+              <w:t xml:space="preserve"> </w:t>
+            </w:r>
+            <w:r>
+              <w:rPr>
+                <w:rStyle w:val="VerbatimChar"/>
+              </w:rPr>
+              <w:t xml:space="preserve">rotvec_y_deg</w:t>
+            </w:r>
+            <w:r>
+              <w:t xml:space="preserve">,</w:t>
+            </w:r>
+            <w:r>
+              <w:t xml:space="preserve"> </w:t>
+            </w:r>
+            <w:r>
+              <w:rPr>
+                <w:rStyle w:val="VerbatimChar"/>
+              </w:rPr>
+              <w:t xml:space="preserve">rotvec_z_deg</w:t>
+            </w:r>
+          </w:p>
+        </w:tc>
+        <w:tc>
+          <w:tcPr/>
+          <w:p>
+            <w:pPr>
+              <w:pStyle w:val="Compact"/>
+            </w:pPr>
+            <w:r>
+              <w:t xml:space="preserve">The same orientation as a rotation vector: direction = axis, length = angle in degrees</w:t>
+            </w:r>
+          </w:p>
+        </w:tc>
+      </w:tr>
+      <w:tr>
+        <w:tc>
+          <w:tcPr/>
+          <w:p>
+            <w:pPr>
+              <w:pStyle w:val="Compact"/>
+            </w:pPr>
+            <w:r>
+              <w:rPr>
+                <w:rStyle w:val="VerbatimChar"/>
+              </w:rPr>
+              <w:t xml:space="preserve">sensor_x_mm</w:t>
+            </w:r>
+            <w:r>
+              <w:t xml:space="preserve">,</w:t>
+            </w:r>
+            <w:r>
+              <w:t xml:space="preserve"> </w:t>
+            </w:r>
+            <w:r>
+              <w:rPr>
+                <w:rStyle w:val="VerbatimChar"/>
+              </w:rPr>
+              <w:t xml:space="preserve">sensor_y_mm</w:t>
+            </w:r>
+            <w:r>
+              <w:t xml:space="preserve">,</w:t>
+            </w:r>
+            <w:r>
+              <w:t xml:space="preserve"> </w:t>
+            </w:r>
+            <w:r>
+              <w:rPr>
+                <w:rStyle w:val="VerbatimChar"/>
+              </w:rPr>
+              <w:t xml:space="preserve">sensor_z_mm</w:t>
+            </w:r>
+          </w:p>
+        </w:tc>
+        <w:tc>
+          <w:tcPr/>
+          <w:p>
+            <w:pPr>
+              <w:pStyle w:val="Compact"/>
+            </w:pPr>
+            <w:r>
+              <w:t xml:space="preserve">The board center as seen from the sensor (for the picture; not needed by the robot)</w:t>
+            </w:r>
+          </w:p>
+        </w:tc>
+      </w:tr>
+      <w:tr>
+        <w:tc>
+          <w:tcPr/>
+          <w:p>
+            <w:pPr>
+              <w:pStyle w:val="Compact"/>
+            </w:pPr>
+            <w:r>
+              <w:rPr>
+                <w:rStyle w:val="VerbatimChar"/>
+              </w:rPr>
+              <w:t xml:space="preserve">standoff_mm</w:t>
+            </w:r>
+            <w:r>
+              <w:t xml:space="preserve">,</w:t>
+            </w:r>
+            <w:r>
+              <w:t xml:space="preserve"> </w:t>
+            </w:r>
+            <w:r>
+              <w:rPr>
+                <w:rStyle w:val="VerbatimChar"/>
+              </w:rPr>
+              <w:t xml:space="preserve">tilt_deg</w:t>
+            </w:r>
+            <w:r>
+              <w:t xml:space="preserve">,</w:t>
+            </w:r>
+            <w:r>
+              <w:t xml:space="preserve"> </w:t>
+            </w:r>
+            <w:r>
+              <w:rPr>
+                <w:rStyle w:val="VerbatimChar"/>
+              </w:rPr>
+              <w:t xml:space="preserve">azimuth_deg</w:t>
+            </w:r>
+          </w:p>
+        </w:tc>
+        <w:tc>
+          <w:tcPr/>
+          <w:p>
+            <w:pPr>
+              <w:pStyle w:val="Compact"/>
+            </w:pPr>
+            <w:r>
+              <w:t xml:space="preserve">What the pose was planned as (see above)</w:t>
+            </w:r>
+          </w:p>
+        </w:tc>
+      </w:tr>
+      <w:tr>
+        <w:tc>
+          <w:tcPr/>
+          <w:p>
+            <w:pPr>
+              <w:pStyle w:val="Compact"/>
+            </w:pPr>
+            <w:r>
+              <w:rPr>
+                <w:rStyle w:val="VerbatimChar"/>
+              </w:rPr>
+              <w:t xml:space="preserve">approach_x_mm</w:t>
+            </w:r>
+            <w:r>
+              <w:t xml:space="preserve">,</w:t>
+            </w:r>
+            <w:r>
+              <w:t xml:space="preserve"> </w:t>
+            </w:r>
+            <w:r>
+              <w:rPr>
+                <w:rStyle w:val="VerbatimChar"/>
+              </w:rPr>
+              <w:t xml:space="preserve">approach_y_mm</w:t>
+            </w:r>
+            <w:r>
+              <w:t xml:space="preserve">,</w:t>
+            </w:r>
+            <w:r>
+              <w:t xml:space="preserve"> </w:t>
+            </w:r>
+            <w:r>
+              <w:rPr>
+                <w:rStyle w:val="VerbatimChar"/>
+              </w:rPr>
+              <w:t xml:space="preserve">approach_z_mm</w:t>
+            </w:r>
+          </w:p>
+        </w:tc>
+        <w:tc>
+          <w:tcPr/>
+          <w:p>
+            <w:pPr>
+              <w:pStyle w:val="Compact"/>
+            </w:pPr>
+            <w:r>
+              <w:t xml:space="preserve">Position of the</w:t>
+            </w:r>
+            <w:r>
+              <w:t xml:space="preserve"> </w:t>
+            </w:r>
+            <w:r>
+              <w:rPr>
+                <w:b/>
+                <w:bCs/>
+              </w:rPr>
+              <w:t xml:space="preserve">approach pose</w:t>
+            </w:r>
+            <w:r>
+              <w:t xml:space="preserve"> </w:t>
+            </w:r>
+            <w:r>
+              <w:t xml:space="preserve">for sub-procedure B</w:t>
+            </w:r>
+          </w:p>
+        </w:tc>
+      </w:tr>
+      <w:tr>
+        <w:tc>
+          <w:tcPr/>
+          <w:p>
+            <w:pPr>
+              <w:pStyle w:val="Compact"/>
+            </w:pPr>
+            <w:r>
+              <w:rPr>
+                <w:rStyle w:val="VerbatimChar"/>
+              </w:rPr>
+              <w:t xml:space="preserve">approach_r00</w:t>
+            </w:r>
+            <w:r>
+              <w:t xml:space="preserve"> </w:t>
+            </w:r>
+            <w:r>
+              <w:t xml:space="preserve">…</w:t>
+            </w:r>
+            <w:r>
+              <w:t xml:space="preserve"> </w:t>
+            </w:r>
+            <w:r>
+              <w:rPr>
+                <w:rStyle w:val="VerbatimChar"/>
+              </w:rPr>
+              <w:t xml:space="preserve">approach_r22</w:t>
+            </w:r>
+            <w:r>
+              <w:t xml:space="preserve">,</w:t>
+            </w:r>
+            <w:r>
+              <w:t xml:space="preserve"> </w:t>
+            </w:r>
+            <w:r>
+              <w:rPr>
+                <w:rStyle w:val="VerbatimChar"/>
+              </w:rPr>
+              <w:t xml:space="preserve">approach_quat_w</w:t>
+            </w:r>
+            <w:r>
+              <w:t xml:space="preserve"> </w:t>
+            </w:r>
+            <w:r>
+              <w:t xml:space="preserve">…</w:t>
+            </w:r>
+            <w:r>
+              <w:t xml:space="preserve"> </w:t>
+            </w:r>
+            <w:r>
+              <w:rPr>
+                <w:rStyle w:val="VerbatimChar"/>
+              </w:rPr>
+              <w:t xml:space="preserve">approach_quat_z</w:t>
+            </w:r>
+            <w:r>
+              <w:t xml:space="preserve">,</w:t>
+            </w:r>
+            <w:r>
+              <w:t xml:space="preserve"> </w:t>
+            </w:r>
+            <w:r>
+              <w:rPr>
+                <w:rStyle w:val="VerbatimChar"/>
+              </w:rPr>
+              <w:t xml:space="preserve">approach_rotvec_x_deg</w:t>
+            </w:r>
+            <w:r>
+              <w:t xml:space="preserve"> </w:t>
+            </w:r>
+            <w:r>
+              <w:t xml:space="preserve">…</w:t>
+            </w:r>
+            <w:r>
+              <w:t xml:space="preserve"> </w:t>
+            </w:r>
+            <w:r>
+              <w:rPr>
+                <w:rStyle w:val="VerbatimChar"/>
+              </w:rPr>
+              <w:t xml:space="preserve">approach_rotvec_z_deg</w:t>
+            </w:r>
+          </w:p>
+        </w:tc>
+        <w:tc>
+          <w:tcPr/>
+          <w:p>
+            <w:pPr>
+              <w:pStyle w:val="Compact"/>
+            </w:pPr>
+            <w:r>
+              <w:t xml:space="preserve">Its orientation, in the same three forms</w:t>
+            </w:r>
+          </w:p>
+        </w:tc>
+      </w:tr>
+    </w:tbl>
+    <w:p>
+      <w:pPr>
+        <w:pStyle w:val="BodyText"/>
+      </w:pPr>
+      <w:r>
+        <w:t xml:space="preserve">Use whichever orientation form your robot program accepts; all three describe the</w:t>
+      </w:r>
+      <w:r>
+        <w:t xml:space="preserve"> </w:t>
+      </w:r>
+      <w:r>
+        <w:t xml:space="preserve">same rotation (tool frame to base frame). Hand the file to whoever writes the robot</w:t>
+      </w:r>
+      <w:r>
+        <w:t xml:space="preserve"> </w:t>
+      </w:r>
+      <w:r>
+        <w:t xml:space="preserve">program, or import it directly if the controller can read CSV.</w:t>
+      </w:r>
+    </w:p>
+    <w:bookmarkEnd w:id="19"/>
+    <w:bookmarkStart w:id="23" w:name="the-two-sub-procedures"/>
     <w:p>
       <w:pPr>
         <w:pStyle w:val="Heading2"/>
@@ -2370,7 +4188,88 @@
         <w:t xml:space="preserve"> </w:t>
       </w:r>
       <w:r>
-        <w:t xml:space="preserve">sensor and the board untouched between them. Figure 1 shows the difference.</w:t>
+        <w:t xml:space="preserve">sensor and the board untouched between them. Figure 1 shows the difference. Read</w:t>
+      </w:r>
+      <w:r>
+        <w:t xml:space="preserve"> </w:t>
+      </w:r>
+      <w:r>
+        <w:t xml:space="preserve">section 7 (the pose log) before writing the robot program: the program has to write</w:t>
+      </w:r>
+      <w:r>
+        <w:t xml:space="preserve"> </w:t>
+      </w:r>
+      <w:r>
+        <w:t xml:space="preserve">that file.</w:t>
+      </w:r>
+    </w:p>
+    <w:p>
+      <w:pPr>
+        <w:pStyle w:val="BodyText"/>
+      </w:pPr>
+      <w:r>
+        <w:rPr>
+          <w:b/>
+          <w:bCs/>
+        </w:rPr>
+        <w:t xml:space="preserve">Triggering the captures.</w:t>
+      </w:r>
+      <w:r>
+        <w:t xml:space="preserve"> </w:t>
+      </w:r>
+      <w:r>
+        <w:t xml:space="preserve">Each robot program outline below has a step</w:t>
+      </w:r>
+      <w:r>
+        <w:t xml:space="preserve"> </w:t>
+      </w:r>
+      <w:r>
+        <w:t xml:space="preserve">“trigger</w:t>
+      </w:r>
+      <w:r>
+        <w:t xml:space="preserve"> </w:t>
+      </w:r>
+      <w:r>
+        <w:t xml:space="preserve">the capture of 5 frames”</w:t>
+      </w:r>
+      <w:r>
+        <w:t xml:space="preserve">. How this is done depends on the capture software: by a</w:t>
+      </w:r>
+      <w:r>
+        <w:t xml:space="preserve"> </w:t>
+      </w:r>
+      <w:r>
+        <w:t xml:space="preserve">digital output of the robot wired to the capture computer, by a network command, or</w:t>
+      </w:r>
+      <w:r>
+        <w:t xml:space="preserve"> </w:t>
+      </w:r>
+      <w:r>
+        <w:t xml:space="preserve">by the operator pressing a key when the robot program shows a prompt and waits.</w:t>
+      </w:r>
+      <w:r>
+        <w:t xml:space="preserve"> </w:t>
+      </w:r>
+      <w:r>
+        <w:t xml:space="preserve">Any of the three is fine; what matters is that the capture is taken after the</w:t>
+      </w:r>
+      <w:r>
+        <w:t xml:space="preserve"> </w:t>
+      </w:r>
+      <w:r>
+        <w:t xml:space="preserve">settling wait, before the robot moves on, and that the file-name prefix for the</w:t>
+      </w:r>
+      <w:r>
+        <w:t xml:space="preserve"> </w:t>
+      </w:r>
+      <w:r>
+        <w:t xml:space="preserve">captures of that pose is the pose id (section 2). If the operator triggers by hand,</w:t>
+      </w:r>
+      <w:r>
+        <w:t xml:space="preserve"> </w:t>
+      </w:r>
+      <w:r>
+        <w:t xml:space="preserve">the program should wait for a confirmation before moving on.</w:t>
       </w:r>
     </w:p>
     <w:p>
@@ -2382,18 +4281,18 @@
           <wp:inline>
             <wp:extent cx="5334000" cy="2370666"/>
             <wp:effectExtent b="0" l="0" r="0" t="0"/>
-            <wp:docPr descr="approach" title="" id="18" name="Picture"/>
+            <wp:docPr descr="approach" title="" id="21" name="Picture"/>
             <a:graphic>
               <a:graphicData uri="http://schemas.openxmlformats.org/drawingml/2006/picture">
                 <pic:pic>
                   <pic:nvPicPr>
-                    <pic:cNvPr descr="figures/fig_approach.png" id="19" name="Picture"/>
+                    <pic:cNvPr descr="figures/fig_approach.png" id="22" name="Picture"/>
                     <pic:cNvPicPr>
                       <a:picLocks noChangeArrowheads="1" noChangeAspect="1"/>
                     </pic:cNvPicPr>
                   </pic:nvPicPr>
                   <pic:blipFill>
-                    <a:blip r:embed="rId17"/>
+                    <a:blip r:embed="rId20"/>
                     <a:stretch>
                       <a:fillRect/>
                     </a:stretch>
@@ -2484,7 +4383,7 @@
         <w:t xml:space="preserve"> </w:t>
       </w:r>
       <w:r>
-        <w:t xml:space="preserve">Robot program outline, for each row of</w:t>
+        <w:t xml:space="preserve">Uses only the target pose of each row of</w:t>
       </w:r>
       <w:r>
         <w:t xml:space="preserve"> </w:t>
@@ -2496,563 +4395,7 @@
         <w:t xml:space="preserve">poses.csv</w:t>
       </w:r>
       <w:r>
-        <w:t xml:space="preserve">:</w:t>
-      </w:r>
-    </w:p>
-    <w:p>
-      <w:pPr>
-        <w:pStyle w:val="Compact"/>
-        <w:numPr>
-          <w:ilvl w:val="0"/>
-          <w:numId w:val="1004"/>
-        </w:numPr>
-      </w:pPr>
-      <w:r>
-        <w:t xml:space="preserve">Move to the target pose with one joint move, from wherever the robot is.</w:t>
-      </w:r>
-    </w:p>
-    <w:p>
-      <w:pPr>
-        <w:pStyle w:val="Compact"/>
-        <w:numPr>
-          <w:ilvl w:val="0"/>
-          <w:numId w:val="1004"/>
-        </w:numPr>
-      </w:pPr>
-      <w:r>
-        <w:t xml:space="preserve">Wait 1.5 seconds for vibration to settle.</w:t>
-      </w:r>
-    </w:p>
-    <w:p>
-      <w:pPr>
-        <w:pStyle w:val="Compact"/>
-        <w:numPr>
-          <w:ilvl w:val="0"/>
-          <w:numId w:val="1004"/>
-        </w:numPr>
-      </w:pPr>
-      <w:r>
-        <w:t xml:space="preserve">Trigger the capture of 5 frames; file names</w:t>
-      </w:r>
-      <w:r>
-        <w:t xml:space="preserve"> </w:t>
-      </w:r>
-      <w:r>
-        <w:rPr>
-          <w:rStyle w:val="VerbatimChar"/>
-        </w:rPr>
-        <w:t xml:space="preserve">&lt;pose_id&gt;_Index00.mc</w:t>
-      </w:r>
-      <w:r>
-        <w:t xml:space="preserve"> </w:t>
-      </w:r>
-      <w:r>
-        <w:t xml:space="preserve">to</w:t>
-      </w:r>
-      <w:r>
-        <w:t xml:space="preserve"> </w:t>
-      </w:r>
-      <w:r>
-        <w:rPr>
-          <w:rStyle w:val="VerbatimChar"/>
-        </w:rPr>
-        <w:t xml:space="preserve">&lt;pose_id&gt;_Index04.mc</w:t>
-      </w:r>
-      <w:r>
-        <w:t xml:space="preserve">, in the folder</w:t>
-      </w:r>
-      <w:r>
-        <w:t xml:space="preserve"> </w:t>
-      </w:r>
-      <w:r>
-        <w:rPr>
-          <w:rStyle w:val="VerbatimChar"/>
-        </w:rPr>
-        <w:t xml:space="preserve">captures_A/</w:t>
-      </w:r>
-      <w:r>
-        <w:t xml:space="preserve">.</w:t>
-      </w:r>
-    </w:p>
-    <w:p>
-      <w:pPr>
-        <w:pStyle w:val="Compact"/>
-        <w:numPr>
-          <w:ilvl w:val="0"/>
-          <w:numId w:val="1004"/>
-        </w:numPr>
-      </w:pPr>
-      <w:r>
-        <w:t xml:space="preserve">Read the robot’s actual reported tool pose (not the commanded one, the reported</w:t>
-      </w:r>
-      <w:r>
-        <w:t xml:space="preserve"> </w:t>
-      </w:r>
-      <w:r>
-        <w:t xml:space="preserve">one) and, if the controller gives them, the six joint angles; append them to the</w:t>
-      </w:r>
-      <w:r>
-        <w:t xml:space="preserve"> </w:t>
-      </w:r>
-      <w:r>
-        <w:t xml:space="preserve">pose log</w:t>
-      </w:r>
-      <w:r>
-        <w:t xml:space="preserve"> </w:t>
-      </w:r>
-      <w:r>
-        <w:rPr>
-          <w:rStyle w:val="VerbatimChar"/>
-        </w:rPr>
-        <w:t xml:space="preserve">pose_log_A.csv</w:t>
-      </w:r>
-      <w:r>
-        <w:t xml:space="preserve"> </w:t>
-      </w:r>
-      <w:r>
-        <w:t xml:space="preserve">(section 7).</w:t>
-      </w:r>
-    </w:p>
-    <w:p>
-      <w:pPr>
-        <w:pStyle w:val="Compact"/>
-        <w:numPr>
-          <w:ilvl w:val="0"/>
-          <w:numId w:val="1004"/>
-        </w:numPr>
-      </w:pPr>
-      <w:r>
-        <w:t xml:space="preserve">Move on.</w:t>
-      </w:r>
-    </w:p>
-    <w:p>
-      <w:pPr>
-        <w:pStyle w:val="FirstParagraph"/>
-      </w:pPr>
-      <w:r>
-        <w:rPr>
-          <w:b/>
-          <w:bCs/>
-        </w:rPr>
-        <w:t xml:space="preserve">Sub-procedure B,</w:t>
-      </w:r>
-      <w:r>
-        <w:rPr>
-          <w:b/>
-          <w:bCs/>
-        </w:rPr>
-        <w:t xml:space="preserve"> </w:t>
-      </w:r>
-      <w:r>
-        <w:rPr>
-          <w:b/>
-          <w:bCs/>
-        </w:rPr>
-        <w:t xml:space="preserve">“minimizing backlash”</w:t>
-      </w:r>
-      <w:r>
-        <w:rPr>
-          <w:b/>
-          <w:bCs/>
-        </w:rPr>
-        <w:t xml:space="preserve">.</w:t>
-      </w:r>
-      <w:r>
-        <w:t xml:space="preserve"> </w:t>
-      </w:r>
-      <w:r>
-        <w:t xml:space="preserve">The idea: gear backlash means the flange</w:t>
-      </w:r>
-      <w:r>
-        <w:t xml:space="preserve"> </w:t>
-      </w:r>
-      <w:r>
-        <w:t xml:space="preserve">can sit on either side of a small dead band after a move, depending on which way each</w:t>
-      </w:r>
-      <w:r>
-        <w:t xml:space="preserve"> </w:t>
-      </w:r>
-      <w:r>
-        <w:t xml:space="preserve">joint last moved. Approaching every target pose with the same final move makes the</w:t>
-      </w:r>
-      <w:r>
-        <w:t xml:space="preserve"> </w:t>
-      </w:r>
-      <w:r>
-        <w:t xml:space="preserve">last motion of each joint the same at every pose, as far as the geometry allows, so</w:t>
-      </w:r>
-      <w:r>
-        <w:t xml:space="preserve"> </w:t>
-      </w:r>
-      <w:r>
-        <w:t xml:space="preserve">the dead band is taken up the same way each time and its effect is constant instead</w:t>
-      </w:r>
-      <w:r>
-        <w:t xml:space="preserve"> </w:t>
-      </w:r>
-      <w:r>
-        <w:t xml:space="preserve">of random. The approach pose in the plan is the target pose moved back 40 mm along</w:t>
-      </w:r>
-      <w:r>
-        <w:t xml:space="preserve"> </w:t>
-      </w:r>
-      <w:r>
-        <w:t xml:space="preserve">the board’s own normal (away from the sensor) and turned 3 degrees about the board’s</w:t>
-      </w:r>
-      <w:r>
-        <w:t xml:space="preserve"> </w:t>
-      </w:r>
-      <w:r>
-        <w:t xml:space="preserve">long edge; the final move is therefore the same 40 mm advance and 3 degree turn at</w:t>
-      </w:r>
-      <w:r>
-        <w:t xml:space="preserve"> </w:t>
-      </w:r>
-      <w:r>
-        <w:t xml:space="preserve">every pose. Robot program outline, for each row:</w:t>
-      </w:r>
-    </w:p>
-    <w:p>
-      <w:pPr>
-        <w:pStyle w:val="Compact"/>
-        <w:numPr>
-          <w:ilvl w:val="0"/>
-          <w:numId w:val="1005"/>
-        </w:numPr>
-      </w:pPr>
-      <w:r>
-        <w:t xml:space="preserve">Move to the approach pose with a joint move, from wherever the robot is.</w:t>
-      </w:r>
-    </w:p>
-    <w:p>
-      <w:pPr>
-        <w:pStyle w:val="Compact"/>
-        <w:numPr>
-          <w:ilvl w:val="0"/>
-          <w:numId w:val="1005"/>
-        </w:numPr>
-      </w:pPr>
-      <w:r>
-        <w:t xml:space="preserve">Wait 0.5 seconds.</w:t>
-      </w:r>
-    </w:p>
-    <w:p>
-      <w:pPr>
-        <w:pStyle w:val="Compact"/>
-        <w:numPr>
-          <w:ilvl w:val="0"/>
-          <w:numId w:val="1005"/>
-        </w:numPr>
-      </w:pPr>
-      <w:r>
-        <w:t xml:space="preserve">Make a linear move onto the target pose, at the same speed for every pose, without</w:t>
-      </w:r>
-      <w:r>
-        <w:t xml:space="preserve"> </w:t>
-      </w:r>
-      <w:r>
-        <w:t xml:space="preserve">stopping or reversing on the way. If the controller offers a</w:t>
-      </w:r>
-      <w:r>
-        <w:t xml:space="preserve"> </w:t>
-      </w:r>
-      <w:r>
-        <w:t xml:space="preserve">“fine”</w:t>
-      </w:r>
-      <w:r>
-        <w:t xml:space="preserve"> </w:t>
-      </w:r>
-      <w:r>
-        <w:t xml:space="preserve">or</w:t>
-      </w:r>
-      <w:r>
-        <w:t xml:space="preserve"> </w:t>
-      </w:r>
-      <w:r>
-        <w:t xml:space="preserve">“exact</w:t>
-      </w:r>
-      <w:r>
-        <w:t xml:space="preserve"> </w:t>
-      </w:r>
-      <w:r>
-        <w:t xml:space="preserve">stop”</w:t>
-      </w:r>
-      <w:r>
-        <w:t xml:space="preserve"> </w:t>
-      </w:r>
-      <w:r>
-        <w:t xml:space="preserve">positioning mode for the end of a move, use it here and in sub-procedure A</w:t>
-      </w:r>
-      <w:r>
-        <w:t xml:space="preserve"> </w:t>
-      </w:r>
-      <w:r>
-        <w:t xml:space="preserve">alike.</w:t>
-      </w:r>
-    </w:p>
-    <w:p>
-      <w:pPr>
-        <w:pStyle w:val="Compact"/>
-        <w:numPr>
-          <w:ilvl w:val="0"/>
-          <w:numId w:val="1005"/>
-        </w:numPr>
-      </w:pPr>
-      <w:r>
-        <w:t xml:space="preserve">Wait 1.5 seconds for vibration to settle.</w:t>
-      </w:r>
-    </w:p>
-    <w:p>
-      <w:pPr>
-        <w:pStyle w:val="Compact"/>
-        <w:numPr>
-          <w:ilvl w:val="0"/>
-          <w:numId w:val="1005"/>
-        </w:numPr>
-      </w:pPr>
-      <w:r>
-        <w:t xml:space="preserve">Trigger the capture of 5 frames; file names as above, in the folder</w:t>
-      </w:r>
-      <w:r>
-        <w:t xml:space="preserve"> </w:t>
-      </w:r>
-      <w:r>
-        <w:rPr>
-          <w:rStyle w:val="VerbatimChar"/>
-        </w:rPr>
-        <w:t xml:space="preserve">captures_B/</w:t>
-      </w:r>
-      <w:r>
-        <w:t xml:space="preserve">.</w:t>
-      </w:r>
-    </w:p>
-    <w:p>
-      <w:pPr>
-        <w:pStyle w:val="Compact"/>
-        <w:numPr>
-          <w:ilvl w:val="0"/>
-          <w:numId w:val="1005"/>
-        </w:numPr>
-      </w:pPr>
-      <w:r>
-        <w:t xml:space="preserve">Read the reported tool pose and, if available, the joint angles at the target,</w:t>
-      </w:r>
-      <w:r>
-        <w:t xml:space="preserve"> </w:t>
-      </w:r>
-      <w:r>
-        <w:t xml:space="preserve">and append them to</w:t>
-      </w:r>
-      <w:r>
-        <w:t xml:space="preserve"> </w:t>
-      </w:r>
-      <w:r>
-        <w:rPr>
-          <w:rStyle w:val="VerbatimChar"/>
-        </w:rPr>
-        <w:t xml:space="preserve">pose_log_B.csv</w:t>
-      </w:r>
-      <w:r>
-        <w:t xml:space="preserve">; if the controller can also report the joint</w:t>
-      </w:r>
-      <w:r>
-        <w:t xml:space="preserve"> </w:t>
-      </w:r>
-      <w:r>
-        <w:t xml:space="preserve">angles at the approach pose, log those in the</w:t>
-      </w:r>
-      <w:r>
-        <w:t xml:space="preserve"> </w:t>
-      </w:r>
-      <w:r>
-        <w:rPr>
-          <w:rStyle w:val="VerbatimChar"/>
-        </w:rPr>
-        <w:t xml:space="preserve">approach_j1..approach_j6</w:t>
-      </w:r>
-      <w:r>
-        <w:t xml:space="preserve"> </w:t>
-      </w:r>
-      <w:r>
-        <w:t xml:space="preserve">columns.</w:t>
-      </w:r>
-      <w:r>
-        <w:t xml:space="preserve"> </w:t>
-      </w:r>
-      <w:r>
-        <w:t xml:space="preserve">The check tool uses them to confirm that each joint’s final motion had the same</w:t>
-      </w:r>
-      <w:r>
-        <w:t xml:space="preserve"> </w:t>
-      </w:r>
-      <w:r>
-        <w:t xml:space="preserve">direction at every pose.</w:t>
-      </w:r>
-    </w:p>
-    <w:p>
-      <w:pPr>
-        <w:pStyle w:val="Compact"/>
-        <w:numPr>
-          <w:ilvl w:val="0"/>
-          <w:numId w:val="1005"/>
-        </w:numPr>
-      </w:pPr>
-      <w:r>
-        <w:t xml:space="preserve">Move on.</w:t>
-      </w:r>
-    </w:p>
-    <w:p>
-      <w:pPr>
-        <w:pStyle w:val="FirstParagraph"/>
-      </w:pPr>
-      <w:r>
-        <w:t xml:space="preserve">Use the same speed and acceleration settings in both sub-procedures. Do all of A,</w:t>
-      </w:r>
-      <w:r>
-        <w:t xml:space="preserve"> </w:t>
-      </w:r>
-      <w:r>
-        <w:t xml:space="preserve">then all of B (or the other way round); do not interleave, and do not move the</w:t>
-      </w:r>
-      <w:r>
-        <w:t xml:space="preserve"> </w:t>
-      </w:r>
-      <w:r>
-        <w:t xml:space="preserve">sensor or remount the board between them. At about 8 seconds per pose in A and 12 in</w:t>
-      </w:r>
-      <w:r>
-        <w:t xml:space="preserve"> </w:t>
-      </w:r>
-      <w:r>
-        <w:t xml:space="preserve">B, the robot time for the default plan of about 240 poses is about 80 minutes in</w:t>
-      </w:r>
-      <w:r>
-        <w:t xml:space="preserve"> </w:t>
-      </w:r>
-      <w:r>
-        <w:t xml:space="preserve">all; plan on about three hours including the setup and the checks.</w:t>
-      </w:r>
-    </w:p>
-    <w:bookmarkEnd w:id="20"/>
-    <w:bookmarkStart w:id="21" w:name="Xc279066e6a46f3b5efa771585a0fe6c1009c89c"/>
-    <w:p>
-      <w:pPr>
-        <w:pStyle w:val="Heading2"/>
-      </w:pPr>
-      <w:r>
-        <w:t xml:space="preserve">7. Recording the poses: the pose log and the manifest</w:t>
-      </w:r>
-    </w:p>
-    <w:p>
-      <w:pPr>
-        <w:pStyle w:val="FirstParagraph"/>
-      </w:pPr>
-      <w:r>
-        <w:t xml:space="preserve">The capture software writes the sensor data. The pose must be recorded separately,</w:t>
-      </w:r>
-      <w:r>
-        <w:t xml:space="preserve"> </w:t>
-      </w:r>
-      <w:r>
-        <w:t xml:space="preserve">in one of two ways. Both are supported; use the first if the capture software can do it.</w:t>
-      </w:r>
-    </w:p>
-    <w:p>
-      <w:pPr>
-        <w:pStyle w:val="BodyText"/>
-      </w:pPr>
-      <w:r>
-        <w:t xml:space="preserve">Option A, pose in the file header. If the capture software can be given the robot’s</w:t>
-      </w:r>
-      <w:r>
-        <w:t xml:space="preserve"> </w:t>
-      </w:r>
-      <w:r>
-        <w:t xml:space="preserve">pose at capture time, it writes it into the file’s header under the key</w:t>
-      </w:r>
-      <w:r>
-        <w:t xml:space="preserve"> </w:t>
-      </w:r>
-      <w:r>
-        <w:rPr>
-          <w:rStyle w:val="VerbatimChar"/>
-        </w:rPr>
-        <w:t xml:space="preserve">robotPose</w:t>
-      </w:r>
-      <w:r>
-        <w:t xml:space="preserve"> </w:t>
-      </w:r>
-      <w:r>
-        <w:t xml:space="preserve">as a 4 x 4 matrix (16 numbers, row by row: rotation in the top-left 3 x 3, position</w:t>
-      </w:r>
-      <w:r>
-        <w:t xml:space="preserve"> </w:t>
-      </w:r>
-      <w:r>
-        <w:t xml:space="preserve">in the right column, last row 0 0 0 1), tool frame to base frame. Then the pose log</w:t>
-      </w:r>
-      <w:r>
-        <w:t xml:space="preserve"> </w:t>
-      </w:r>
-      <w:r>
-        <w:t xml:space="preserve">is only needed for the joint angles.</w:t>
-      </w:r>
-    </w:p>
-    <w:p>
-      <w:pPr>
-        <w:pStyle w:val="BodyText"/>
-      </w:pPr>
-      <w:r>
-        <w:t xml:space="preserve">Option B, pose log plus manifest (preferred when option A is not available, and</w:t>
-      </w:r>
-      <w:r>
-        <w:t xml:space="preserve"> </w:t>
-      </w:r>
-      <w:r>
-        <w:t xml:space="preserve">recommended anyway as a backup). The robot program appends one line per pose to a</w:t>
-      </w:r>
-      <w:r>
-        <w:t xml:space="preserve"> </w:t>
-      </w:r>
-      <w:r>
-        <w:t xml:space="preserve">CSV file, the pose log, with these columns:</w:t>
-      </w:r>
-    </w:p>
-    <w:p>
-      <w:pPr>
-        <w:pStyle w:val="SourceCode"/>
-      </w:pPr>
-      <w:r>
-        <w:rPr>
-          <w:rStyle w:val="VerbatimChar"/>
-        </w:rPr>
-        <w:t xml:space="preserve">pose_id, kind, radius_mm, half_width_mm, half_height_mm,</w:t>
-      </w:r>
-      <w:r>
-        <w:br/>
-      </w:r>
-      <w:r>
-        <w:rPr>
-          <w:rStyle w:val="VerbatimChar"/>
-        </w:rPr>
-        <w:t xml:space="preserve">x_mm, y_mm, z_mm, rotation_type, r1, r2, r3, r4,</w:t>
-      </w:r>
-      <w:r>
-        <w:br/>
-      </w:r>
-      <w:r>
-        <w:rPr>
-          <w:rStyle w:val="VerbatimChar"/>
-        </w:rPr>
-        <w:t xml:space="preserve">j1, j2, j3, j4, j5, j6, approach_j1, ..., approach_j6</w:t>
-      </w:r>
-    </w:p>
-    <w:p>
-      <w:pPr>
-        <w:pStyle w:val="FirstParagraph"/>
-      </w:pPr>
-      <w:r>
-        <w:t xml:space="preserve">(one header line in the file; it is broken here only to fit the page)</w:t>
+        <w:t xml:space="preserve">; the approach columns are ignored. Robot program outline, for each row:</w:t>
       </w:r>
     </w:p>
     <w:p>
@@ -3064,25 +4407,7 @@
         </w:numPr>
       </w:pPr>
       <w:r>
-        <w:rPr>
-          <w:rStyle w:val="VerbatimChar"/>
-        </w:rPr>
-        <w:t xml:space="preserve">pose_id</w:t>
-      </w:r>
-      <w:r>
-        <w:t xml:space="preserve">: exactly the id from</w:t>
-      </w:r>
-      <w:r>
-        <w:t xml:space="preserve"> </w:t>
-      </w:r>
-      <w:r>
-        <w:rPr>
-          <w:rStyle w:val="VerbatimChar"/>
-        </w:rPr>
-        <w:t xml:space="preserve">poses.csv</w:t>
-      </w:r>
-      <w:r>
-        <w:t xml:space="preserve">, which is also the start of the file names.</w:t>
+        <w:t xml:space="preserve">Move to the target pose with one joint move, from wherever the robot is.</w:t>
       </w:r>
     </w:p>
     <w:p>
@@ -3094,37 +4419,7 @@
         </w:numPr>
       </w:pPr>
       <w:r>
-        <w:rPr>
-          <w:rStyle w:val="VerbatimChar"/>
-        </w:rPr>
-        <w:t xml:space="preserve">kind</w:t>
-      </w:r>
-      <w:r>
-        <w:t xml:space="preserve">:</w:t>
-      </w:r>
-      <w:r>
-        <w:t xml:space="preserve"> </w:t>
-      </w:r>
-      <w:r>
-        <w:rPr>
-          <w:rStyle w:val="VerbatimChar"/>
-        </w:rPr>
-        <w:t xml:space="preserve">board</w:t>
-      </w:r>
-      <w:r>
-        <w:t xml:space="preserve">.</w:t>
-      </w:r>
-      <w:r>
-        <w:t xml:space="preserve"> </w:t>
-      </w:r>
-      <w:r>
-        <w:rPr>
-          <w:rStyle w:val="VerbatimChar"/>
-        </w:rPr>
-        <w:t xml:space="preserve">radius_mm</w:t>
-      </w:r>
-      <w:r>
-        <w:t xml:space="preserve">: empty.</w:t>
+        <w:t xml:space="preserve">Wait 1.5 seconds for vibration to settle.</w:t>
       </w:r>
     </w:p>
     <w:p>
@@ -3136,25 +4431,46 @@
         </w:numPr>
       </w:pPr>
       <w:r>
-        <w:rPr>
-          <w:rStyle w:val="VerbatimChar"/>
-        </w:rPr>
-        <w:t xml:space="preserve">half_width_mm</w:t>
-      </w:r>
-      <w:r>
-        <w:t xml:space="preserve">,</w:t>
-      </w:r>
-      <w:r>
-        <w:t xml:space="preserve"> </w:t>
-      </w:r>
-      <w:r>
-        <w:rPr>
-          <w:rStyle w:val="VerbatimChar"/>
-        </w:rPr>
-        <w:t xml:space="preserve">half_height_mm</w:t>
-      </w:r>
-      <w:r>
-        <w:t xml:space="preserve">: half the measured board size.</w:t>
+        <w:t xml:space="preserve">Trigger the capture of 5 frames; file names</w:t>
+      </w:r>
+      <w:r>
+        <w:t xml:space="preserve"> </w:t>
+      </w:r>
+      <w:r>
+        <w:rPr>
+          <w:rStyle w:val="VerbatimChar"/>
+        </w:rPr>
+        <w:t xml:space="preserve">&lt;pose_id&gt;_Index00.mc</w:t>
+      </w:r>
+      <w:r>
+        <w:t xml:space="preserve"> </w:t>
+      </w:r>
+      <w:r>
+        <w:t xml:space="preserve">to</w:t>
+      </w:r>
+      <w:r>
+        <w:t xml:space="preserve"> </w:t>
+      </w:r>
+      <w:r>
+        <w:rPr>
+          <w:rStyle w:val="VerbatimChar"/>
+        </w:rPr>
+        <w:t xml:space="preserve">&lt;pose_id&gt;_Index04.mc</w:t>
+      </w:r>
+      <w:r>
+        <w:t xml:space="preserve">, in the folder</w:t>
+      </w:r>
+      <w:r>
+        <w:t xml:space="preserve"> </w:t>
+      </w:r>
+      <w:r>
+        <w:rPr>
+          <w:rStyle w:val="VerbatimChar"/>
+        </w:rPr>
+        <w:t xml:space="preserve">captures_A/</w:t>
+      </w:r>
+      <w:r>
+        <w:t xml:space="preserve">.</w:t>
       </w:r>
     </w:p>
     <w:p>
@@ -3166,37 +4482,34 @@
         </w:numPr>
       </w:pPr>
       <w:r>
-        <w:rPr>
-          <w:rStyle w:val="VerbatimChar"/>
-        </w:rPr>
-        <w:t xml:space="preserve">x_mm</w:t>
-      </w:r>
-      <w:r>
-        <w:t xml:space="preserve">,</w:t>
-      </w:r>
-      <w:r>
-        <w:t xml:space="preserve"> </w:t>
-      </w:r>
-      <w:r>
-        <w:rPr>
-          <w:rStyle w:val="VerbatimChar"/>
-        </w:rPr>
-        <w:t xml:space="preserve">y_mm</w:t>
-      </w:r>
-      <w:r>
-        <w:t xml:space="preserve">,</w:t>
-      </w:r>
-      <w:r>
-        <w:t xml:space="preserve"> </w:t>
-      </w:r>
-      <w:r>
-        <w:rPr>
-          <w:rStyle w:val="VerbatimChar"/>
-        </w:rPr>
-        <w:t xml:space="preserve">z_mm</w:t>
-      </w:r>
-      <w:r>
-        <w:t xml:space="preserve">: the reported tool position in the base frame.</w:t>
+        <w:t xml:space="preserve">Read the robot’s actual reported tool pose (not the commanded one, the reported</w:t>
+      </w:r>
+      <w:r>
+        <w:t xml:space="preserve"> </w:t>
+      </w:r>
+      <w:r>
+        <w:t xml:space="preserve">one) and, if the controller gives them, the six joint angles; append them to the</w:t>
+      </w:r>
+      <w:r>
+        <w:t xml:space="preserve"> </w:t>
+      </w:r>
+      <w:r>
+        <w:t xml:space="preserve">pose log</w:t>
+      </w:r>
+      <w:r>
+        <w:t xml:space="preserve"> </w:t>
+      </w:r>
+      <w:r>
+        <w:rPr>
+          <w:rStyle w:val="VerbatimChar"/>
+        </w:rPr>
+        <w:t xml:space="preserve">pose_log_A.csv</w:t>
+      </w:r>
+      <w:r>
+        <w:t xml:space="preserve"> </w:t>
+      </w:r>
+      <w:r>
+        <w:t xml:space="preserve">(section 7).</w:t>
       </w:r>
     </w:p>
     <w:p>
@@ -3208,151 +4521,7 @@
         </w:numPr>
       </w:pPr>
       <w:r>
-        <w:rPr>
-          <w:rStyle w:val="VerbatimChar"/>
-        </w:rPr>
-        <w:t xml:space="preserve">rotation_type</w:t>
-      </w:r>
-      <w:r>
-        <w:t xml:space="preserve"> </w:t>
-      </w:r>
-      <w:r>
-        <w:t xml:space="preserve">and</w:t>
-      </w:r>
-      <w:r>
-        <w:t xml:space="preserve"> </w:t>
-      </w:r>
-      <w:r>
-        <w:rPr>
-          <w:rStyle w:val="VerbatimChar"/>
-        </w:rPr>
-        <w:t xml:space="preserve">r1..r4</w:t>
-      </w:r>
-      <w:r>
-        <w:t xml:space="preserve">: the reported tool orientation, in whatever form the</w:t>
-      </w:r>
-      <w:r>
-        <w:t xml:space="preserve"> </w:t>
-      </w:r>
-      <w:r>
-        <w:t xml:space="preserve">controller gives, named by one of:</w:t>
-      </w:r>
-      <w:r>
-        <w:t xml:space="preserve"> </w:t>
-      </w:r>
-      <w:r>
-        <w:rPr>
-          <w:rStyle w:val="VerbatimChar"/>
-        </w:rPr>
-        <w:t xml:space="preserve">quaternion_wxyz</w:t>
-      </w:r>
-      <w:r>
-        <w:t xml:space="preserve">,</w:t>
-      </w:r>
-      <w:r>
-        <w:t xml:space="preserve"> </w:t>
-      </w:r>
-      <w:r>
-        <w:rPr>
-          <w:rStyle w:val="VerbatimChar"/>
-        </w:rPr>
-        <w:t xml:space="preserve">quaternion_xyzw</w:t>
-      </w:r>
-      <w:r>
-        <w:t xml:space="preserve">,</w:t>
-      </w:r>
-      <w:r>
-        <w:t xml:space="preserve"> </w:t>
-      </w:r>
-      <w:r>
-        <w:rPr>
-          <w:rStyle w:val="VerbatimChar"/>
-        </w:rPr>
-        <w:t xml:space="preserve">euler_zyx_deg</w:t>
-      </w:r>
-      <w:r>
-        <w:t xml:space="preserve"> </w:t>
-      </w:r>
-      <w:r>
-        <w:t xml:space="preserve">(KUKA A, B, C),</w:t>
-      </w:r>
-      <w:r>
-        <w:t xml:space="preserve"> </w:t>
-      </w:r>
-      <w:r>
-        <w:rPr>
-          <w:rStyle w:val="VerbatimChar"/>
-        </w:rPr>
-        <w:t xml:space="preserve">fixed_xyz_deg</w:t>
-      </w:r>
-      <w:r>
-        <w:t xml:space="preserve"> </w:t>
-      </w:r>
-      <w:r>
-        <w:t xml:space="preserve">(FANUC W, P, R),</w:t>
-      </w:r>
-      <w:r>
-        <w:t xml:space="preserve"> </w:t>
-      </w:r>
-      <w:r>
-        <w:rPr>
-          <w:rStyle w:val="VerbatimChar"/>
-        </w:rPr>
-        <w:t xml:space="preserve">euler_xyz_deg</w:t>
-      </w:r>
-      <w:r>
-        <w:t xml:space="preserve">,</w:t>
-      </w:r>
-      <w:r>
-        <w:t xml:space="preserve"> </w:t>
-      </w:r>
-      <w:r>
-        <w:rPr>
-          <w:rStyle w:val="VerbatimChar"/>
-        </w:rPr>
-        <w:t xml:space="preserve">rotvec_deg</w:t>
-      </w:r>
-      <w:r>
-        <w:t xml:space="preserve">. Fill unused r columns with nothing.</w:t>
-      </w:r>
-    </w:p>
-    <w:p>
-      <w:pPr>
-        <w:pStyle w:val="Compact"/>
-        <w:numPr>
-          <w:ilvl w:val="0"/>
-          <w:numId w:val="1006"/>
-        </w:numPr>
-      </w:pPr>
-      <w:r>
-        <w:rPr>
-          <w:rStyle w:val="VerbatimChar"/>
-        </w:rPr>
-        <w:t xml:space="preserve">j1..j6</w:t>
-      </w:r>
-      <w:r>
-        <w:t xml:space="preserve"> </w:t>
-      </w:r>
-      <w:r>
-        <w:t xml:space="preserve">and</w:t>
-      </w:r>
-      <w:r>
-        <w:t xml:space="preserve"> </w:t>
-      </w:r>
-      <w:r>
-        <w:rPr>
-          <w:rStyle w:val="VerbatimChar"/>
-        </w:rPr>
-        <w:t xml:space="preserve">approach_j1..approach_j6</w:t>
-      </w:r>
-      <w:r>
-        <w:t xml:space="preserve">: the joint angles in degrees, if the</w:t>
-      </w:r>
-      <w:r>
-        <w:t xml:space="preserve"> </w:t>
-      </w:r>
-      <w:r>
-        <w:t xml:space="preserve">controller reports them; otherwise leave the columns out entirely.</w:t>
+        <w:t xml:space="preserve">Move on.</w:t>
       </w:r>
     </w:p>
     <w:p>
@@ -3360,214 +4529,86 @@
         <w:pStyle w:val="FirstParagraph"/>
       </w:pPr>
       <w:r>
-        <w:t xml:space="preserve">Example line, one line in the file, broken here only to fit the page (the first</w:t>
-      </w:r>
-      <w:r>
-        <w:t xml:space="preserve"> </w:t>
-      </w:r>
-      <w:r>
-        <w:t xml:space="preserve">part is the pose, the second the six joint angles at the target and the six at the</w:t>
-      </w:r>
-      <w:r>
-        <w:t xml:space="preserve"> </w:t>
-      </w:r>
-      <w:r>
-        <w:t xml:space="preserve">approach pose):</w:t>
-      </w:r>
-    </w:p>
-    <w:p>
-      <w:pPr>
-        <w:pStyle w:val="SourceCode"/>
-      </w:pPr>
-      <w:r>
-        <w:rPr>
-          <w:rStyle w:val="VerbatimChar"/>
-        </w:rPr>
-        <w:t xml:space="preserve">b_z0650_t24_a090_05,board,,100.0,75.0,850.11,-12.70,470.55,euler_zyx_deg,-91.3,19.8,0.4,,</w:t>
-      </w:r>
-      <w:r>
-        <w:br/>
-      </w:r>
-      <w:r>
-        <w:rPr>
-          <w:rStyle w:val="VerbatimChar"/>
-        </w:rPr>
-        <w:t xml:space="preserve">12.1,-35.6,88.2,3.4,41.0,-8.7,11.9,-36.0,88.9,3.1,40.5,-8.4</w:t>
-      </w:r>
-    </w:p>
-    <w:p>
-      <w:pPr>
-        <w:pStyle w:val="FirstParagraph"/>
-      </w:pPr>
-      <w:r>
-        <w:t xml:space="preserve">After each sub-procedure, the manifest is built from its pose log and its capture folder:</w:t>
-      </w:r>
-    </w:p>
-    <w:p>
-      <w:pPr>
-        <w:pStyle w:val="SourceCode"/>
-      </w:pPr>
-      <w:r>
-        <w:rPr>
-          <w:rStyle w:val="VerbatimChar"/>
-        </w:rPr>
-        <w:t xml:space="preserve">python3 -m sphcal.cli.make_manifest --pose-log pose_log_A.csv \</w:t>
-      </w:r>
-      <w:r>
-        <w:br/>
-      </w:r>
-      <w:r>
-        <w:rPr>
-          <w:rStyle w:val="VerbatimChar"/>
-        </w:rPr>
-        <w:t xml:space="preserve">    --captures captures_A/ --format csv --out captures_A/manifest.csv</w:t>
-      </w:r>
-      <w:r>
-        <w:br/>
-      </w:r>
-      <w:r>
-        <w:rPr>
-          <w:rStyle w:val="VerbatimChar"/>
-        </w:rPr>
-        <w:t xml:space="preserve">python3 -m sphcal.cli.make_manifest --pose-log pose_log_B.csv \</w:t>
-      </w:r>
-      <w:r>
-        <w:br/>
-      </w:r>
-      <w:r>
-        <w:rPr>
-          <w:rStyle w:val="VerbatimChar"/>
-        </w:rPr>
-        <w:t xml:space="preserve">    --captures captures_B/ --format csv --out captures_B/manifest.csv</w:t>
-      </w:r>
-    </w:p>
-    <w:p>
-      <w:pPr>
-        <w:pStyle w:val="FirstParagraph"/>
-      </w:pPr>
-      <w:r>
-        <w:t xml:space="preserve">The tool matches every file to its pose id, converts the orientation to the standard</w:t>
-      </w:r>
-      <w:r>
-        <w:t xml:space="preserve"> </w:t>
-      </w:r>
-      <w:r>
-        <w:t xml:space="preserve">matrix form, and complains, by name, about any pose without files, any file without</w:t>
-      </w:r>
-      <w:r>
-        <w:t xml:space="preserve"> </w:t>
-      </w:r>
-      <w:r>
-        <w:t xml:space="preserve">a pose, and any missing size. A</w:t>
-      </w:r>
-      <w:r>
-        <w:t xml:space="preserve"> </w:t>
-      </w:r>
-      <w:r>
-        <w:rPr>
-          <w:rStyle w:val="VerbatimChar"/>
-        </w:rPr>
-        <w:t xml:space="preserve">poses.csv</w:t>
-      </w:r>
-      <w:r>
-        <w:t xml:space="preserve"> </w:t>
-      </w:r>
-      <w:r>
-        <w:t xml:space="preserve">from the plan tool is also accepted</w:t>
-      </w:r>
-      <w:r>
-        <w:t xml:space="preserve"> </w:t>
-      </w:r>
-      <w:r>
-        <w:t xml:space="preserve">directly as the pose log if your robot program cannot write one; then the commanded</w:t>
-      </w:r>
-      <w:r>
-        <w:t xml:space="preserve"> </w:t>
-      </w:r>
-      <w:r>
-        <w:t xml:space="preserve">poses stand in for the reported ones, which is acceptable only for a robot with</w:t>
-      </w:r>
-      <w:r>
-        <w:t xml:space="preserve"> </w:t>
-      </w:r>
-      <w:r>
-        <w:t xml:space="preserve">absolute accuracy better than 0.1 mm, and it defeats the purpose of sub-procedure B.</w:t>
-      </w:r>
-      <w:r>
-        <w:t xml:space="preserve"> </w:t>
-      </w:r>
-      <w:r>
-        <w:t xml:space="preserve">Extra columns such as the joint angles are carried along unchanged.</w:t>
-      </w:r>
-    </w:p>
-    <w:bookmarkEnd w:id="21"/>
-    <w:bookmarkStart w:id="22" w:name="X5519462675585d0256a3c46cb1261738cf187b2"/>
-    <w:p>
-      <w:pPr>
-        <w:pStyle w:val="Heading2"/>
-      </w:pPr>
-      <w:r>
-        <w:t xml:space="preserve">8. Checking the captures before the analysis</w:t>
-      </w:r>
-    </w:p>
-    <w:p>
-      <w:pPr>
-        <w:pStyle w:val="FirstParagraph"/>
-      </w:pPr>
-      <w:r>
-        <w:t xml:space="preserve">Run the quick check on each folder as soon as its captures are complete, while the</w:t>
-      </w:r>
-      <w:r>
-        <w:t xml:space="preserve"> </w:t>
-      </w:r>
-      <w:r>
-        <w:t xml:space="preserve">robot and the board are still set up:</w:t>
-      </w:r>
-    </w:p>
-    <w:p>
-      <w:pPr>
-        <w:pStyle w:val="SourceCode"/>
-      </w:pPr>
-      <w:r>
-        <w:rPr>
-          <w:rStyle w:val="VerbatimChar"/>
-        </w:rPr>
-        <w:t xml:space="preserve">python3 -m planereg.capture.check_captures --manifest captures_A/manifest.csv \</w:t>
-      </w:r>
-      <w:r>
-        <w:br/>
-      </w:r>
-      <w:r>
-        <w:rPr>
-          <w:rStyle w:val="VerbatimChar"/>
-        </w:rPr>
-        <w:t xml:space="preserve">    --sensor-in-base boot.json --pose-log pose_log_A.csv --out captures_A/check.json</w:t>
-      </w:r>
-      <w:r>
-        <w:br/>
-      </w:r>
-      <w:r>
-        <w:rPr>
-          <w:rStyle w:val="VerbatimChar"/>
-        </w:rPr>
-        <w:t xml:space="preserve">python3 -m planereg.capture.check_captures --manifest captures_B/manifest.csv \</w:t>
-      </w:r>
-      <w:r>
-        <w:br/>
-      </w:r>
-      <w:r>
-        <w:rPr>
-          <w:rStyle w:val="VerbatimChar"/>
-        </w:rPr>
-        <w:t xml:space="preserve">    --sensor-in-base boot.json --pose-log pose_log_B.csv --out captures_B/check.json</w:t>
-      </w:r>
-    </w:p>
-    <w:p>
-      <w:pPr>
-        <w:pStyle w:val="FirstParagraph"/>
-      </w:pPr>
-      <w:r>
-        <w:t xml:space="preserve">It prints one line per pose and a verdict. Things it flags, and what they mean:</w:t>
+        <w:rPr>
+          <w:b/>
+          <w:bCs/>
+        </w:rPr>
+        <w:t xml:space="preserve">Sub-procedure B,</w:t>
+      </w:r>
+      <w:r>
+        <w:rPr>
+          <w:b/>
+          <w:bCs/>
+        </w:rPr>
+        <w:t xml:space="preserve"> </w:t>
+      </w:r>
+      <w:r>
+        <w:rPr>
+          <w:b/>
+          <w:bCs/>
+        </w:rPr>
+        <w:t xml:space="preserve">“minimizing backlash”</w:t>
+      </w:r>
+      <w:r>
+        <w:rPr>
+          <w:b/>
+          <w:bCs/>
+        </w:rPr>
+        <w:t xml:space="preserve">.</w:t>
+      </w:r>
+      <w:r>
+        <w:t xml:space="preserve"> </w:t>
+      </w:r>
+      <w:r>
+        <w:t xml:space="preserve">The idea: gear backlash means the flange</w:t>
+      </w:r>
+      <w:r>
+        <w:t xml:space="preserve"> </w:t>
+      </w:r>
+      <w:r>
+        <w:t xml:space="preserve">can sit on either side of a small dead band after a move, depending on which way each</w:t>
+      </w:r>
+      <w:r>
+        <w:t xml:space="preserve"> </w:t>
+      </w:r>
+      <w:r>
+        <w:t xml:space="preserve">joint last moved. Approaching every target pose with the same final move makes the</w:t>
+      </w:r>
+      <w:r>
+        <w:t xml:space="preserve"> </w:t>
+      </w:r>
+      <w:r>
+        <w:t xml:space="preserve">last motion of each joint the same at every pose, as far as the geometry allows, so</w:t>
+      </w:r>
+      <w:r>
+        <w:t xml:space="preserve"> </w:t>
+      </w:r>
+      <w:r>
+        <w:t xml:space="preserve">the dead band is taken up the same way each time and its effect is constant instead</w:t>
+      </w:r>
+      <w:r>
+        <w:t xml:space="preserve"> </w:t>
+      </w:r>
+      <w:r>
+        <w:t xml:space="preserve">of random. The approach pose in the plan is the target pose moved back 40 mm along</w:t>
+      </w:r>
+      <w:r>
+        <w:t xml:space="preserve"> </w:t>
+      </w:r>
+      <w:r>
+        <w:t xml:space="preserve">the board’s own normal (away from the sensor) and turned 3 degrees about the board’s</w:t>
+      </w:r>
+      <w:r>
+        <w:t xml:space="preserve"> </w:t>
+      </w:r>
+      <w:r>
+        <w:t xml:space="preserve">long edge; the final move is therefore the same 40 mm advance and 3 degree turn at</w:t>
+      </w:r>
+      <w:r>
+        <w:t xml:space="preserve"> </w:t>
+      </w:r>
+      <w:r>
+        <w:t xml:space="preserve">every pose. Robot program outline, for each row:</w:t>
       </w:r>
     </w:p>
     <w:p>
@@ -3579,13 +4620,7 @@
         </w:numPr>
       </w:pPr>
       <w:r>
-        <w:t xml:space="preserve">Low valid fraction (below 50 percent of frames): the board was not read; check</w:t>
-      </w:r>
-      <w:r>
-        <w:t xml:space="preserve"> </w:t>
-      </w:r>
-      <w:r>
-        <w:t xml:space="preserve">exposure, or the board was outside the field.</w:t>
+        <w:t xml:space="preserve">Move to the approach pose with a joint move, from wherever the robot is.</w:t>
       </w:r>
     </w:p>
     <w:p>
@@ -3597,13 +4632,7 @@
         </w:numPr>
       </w:pPr>
       <w:r>
-        <w:t xml:space="preserve">Board touching the image border: the board is partly out of view; the pose is</w:t>
-      </w:r>
-      <w:r>
-        <w:t xml:space="preserve"> </w:t>
-      </w:r>
-      <w:r>
-        <w:t xml:space="preserve">unusable, re-plan it slightly inward.</w:t>
+        <w:t xml:space="preserve">Wait 0.5 seconds.</w:t>
       </w:r>
     </w:p>
     <w:p>
@@ -3615,25 +4644,49 @@
         </w:numPr>
       </w:pPr>
       <w:r>
-        <w:t xml:space="preserve">Segmentation failed: the software could not find a flat surface of the board’s</w:t>
-      </w:r>
-      <w:r>
-        <w:t xml:space="preserve"> </w:t>
-      </w:r>
-      <w:r>
-        <w:t xml:space="preserve">size facing the sensor where the pose says it should be; the pose was copied</w:t>
-      </w:r>
-      <w:r>
-        <w:t xml:space="preserve"> </w:t>
-      </w:r>
-      <w:r>
-        <w:t xml:space="preserve">wrongly, or something flat is closer to the sensor than the board (a cable, a</w:t>
-      </w:r>
-      <w:r>
-        <w:t xml:space="preserve"> </w:t>
-      </w:r>
-      <w:r>
-        <w:t xml:space="preserve">hand, the table), or the board is outside the field.</w:t>
+        <w:t xml:space="preserve">Make a linear move onto the target pose, at the same speed for every pose, without</w:t>
+      </w:r>
+      <w:r>
+        <w:t xml:space="preserve"> </w:t>
+      </w:r>
+      <w:r>
+        <w:t xml:space="preserve">stopping or reversing on the way. If the controller offers a</w:t>
+      </w:r>
+      <w:r>
+        <w:t xml:space="preserve"> </w:t>
+      </w:r>
+      <w:r>
+        <w:t xml:space="preserve">“fine”</w:t>
+      </w:r>
+      <w:r>
+        <w:t xml:space="preserve"> </w:t>
+      </w:r>
+      <w:r>
+        <w:t xml:space="preserve">or</w:t>
+      </w:r>
+      <w:r>
+        <w:t xml:space="preserve"> </w:t>
+      </w:r>
+      <w:r>
+        <w:t xml:space="preserve">“exact</w:t>
+      </w:r>
+      <w:r>
+        <w:t xml:space="preserve"> </w:t>
+      </w:r>
+      <w:r>
+        <w:t xml:space="preserve">stop”</w:t>
+      </w:r>
+      <w:r>
+        <w:t xml:space="preserve"> </w:t>
+      </w:r>
+      <w:r>
+        <w:t xml:space="preserve">positioning mode for the end of a move, use it here and in sub-procedure A</w:t>
+      </w:r>
+      <w:r>
+        <w:t xml:space="preserve"> </w:t>
+      </w:r>
+      <w:r>
+        <w:t xml:space="preserve">alike.</w:t>
       </w:r>
     </w:p>
     <w:p>
@@ -3645,13 +4698,7 @@
         </w:numPr>
       </w:pPr>
       <w:r>
-        <w:t xml:space="preserve">Plane residual above 1 mm: the board surface read by the sensor is not flat to</w:t>
-      </w:r>
-      <w:r>
-        <w:t xml:space="preserve"> </w:t>
-      </w:r>
-      <w:r>
-        <w:t xml:space="preserve">the sensor; a shiny spot or a dirty board, or an exposure problem.</w:t>
+        <w:t xml:space="preserve">Wait 1.5 seconds for vibration to settle.</w:t>
       </w:r>
     </w:p>
     <w:p>
@@ -3663,37 +4710,19 @@
         </w:numPr>
       </w:pPr>
       <w:r>
-        <w:t xml:space="preserve">Normal residual above 1 degree or offset residual above 1 mm against the solved</w:t>
-      </w:r>
-      <w:r>
-        <w:t xml:space="preserve"> </w:t>
-      </w:r>
-      <w:r>
-        <w:t xml:space="preserve">registration: either the robot pose was copied wrongly for that pose, or, if it</w:t>
-      </w:r>
-      <w:r>
-        <w:t xml:space="preserve"> </w:t>
-      </w:r>
-      <w:r>
-        <w:t xml:space="preserve">affects every pose with one tilt direction, the board tool frame’s orientation is</w:t>
-      </w:r>
-      <w:r>
-        <w:t xml:space="preserve"> </w:t>
-      </w:r>
-      <w:r>
-        <w:t xml:space="preserve">wrong (section 3, step 5), or the rotation type in the pose log is misnamed; or,</w:t>
-      </w:r>
-      <w:r>
-        <w:t xml:space="preserve"> </w:t>
-      </w:r>
-      <w:r>
-        <w:t xml:space="preserve">if it grows steadily across the volume, the robot’s base frame or its absolute</w:t>
-      </w:r>
-      <w:r>
-        <w:t xml:space="preserve"> </w:t>
-      </w:r>
-      <w:r>
-        <w:t xml:space="preserve">accuracy is off.</w:t>
+        <w:t xml:space="preserve">Trigger the capture of 5 frames; file names as above, in the folder</w:t>
+      </w:r>
+      <w:r>
+        <w:t xml:space="preserve"> </w:t>
+      </w:r>
+      <w:r>
+        <w:rPr>
+          <w:rStyle w:val="VerbatimChar"/>
+        </w:rPr>
+        <w:t xml:space="preserve">captures_B/</w:t>
+      </w:r>
+      <w:r>
+        <w:t xml:space="preserve">.</w:t>
       </w:r>
     </w:p>
     <w:p>
@@ -3705,13 +4734,58 @@
         </w:numPr>
       </w:pPr>
       <w:r>
-        <w:t xml:space="preserve">Normal spread below 0.05: the tilts were not varied enough (should not happen with</w:t>
-      </w:r>
-      <w:r>
-        <w:t xml:space="preserve"> </w:t>
-      </w:r>
-      <w:r>
-        <w:t xml:space="preserve">the plan’s defaults).</w:t>
+        <w:t xml:space="preserve">Read the reported tool pose and, if available, the joint angles at the target,</w:t>
+      </w:r>
+      <w:r>
+        <w:t xml:space="preserve"> </w:t>
+      </w:r>
+      <w:r>
+        <w:t xml:space="preserve">and append them to</w:t>
+      </w:r>
+      <w:r>
+        <w:t xml:space="preserve"> </w:t>
+      </w:r>
+      <w:r>
+        <w:rPr>
+          <w:rStyle w:val="VerbatimChar"/>
+        </w:rPr>
+        <w:t xml:space="preserve">pose_log_B.csv</w:t>
+      </w:r>
+      <w:r>
+        <w:t xml:space="preserve">; if the controller can also report the joint</w:t>
+      </w:r>
+      <w:r>
+        <w:t xml:space="preserve"> </w:t>
+      </w:r>
+      <w:r>
+        <w:t xml:space="preserve">angles at the approach pose, log those in the</w:t>
+      </w:r>
+      <w:r>
+        <w:t xml:space="preserve"> </w:t>
+      </w:r>
+      <w:r>
+        <w:rPr>
+          <w:rStyle w:val="VerbatimChar"/>
+        </w:rPr>
+        <w:t xml:space="preserve">approach_j1..approach_j6</w:t>
+      </w:r>
+      <w:r>
+        <w:t xml:space="preserve"> </w:t>
+      </w:r>
+      <w:r>
+        <w:t xml:space="preserve">columns.</w:t>
+      </w:r>
+      <w:r>
+        <w:t xml:space="preserve"> </w:t>
+      </w:r>
+      <w:r>
+        <w:t xml:space="preserve">The check tool uses them to confirm that each joint’s final motion had the same</w:t>
+      </w:r>
+      <w:r>
+        <w:t xml:space="preserve"> </w:t>
+      </w:r>
+      <w:r>
+        <w:t xml:space="preserve">direction at every pose.</w:t>
       </w:r>
     </w:p>
     <w:p>
@@ -3723,31 +4797,7 @@
         </w:numPr>
       </w:pPr>
       <w:r>
-        <w:t xml:space="preserve">Joint sign consistency (sub-procedure B, when joint angles were logged): for each</w:t>
-      </w:r>
-      <w:r>
-        <w:t xml:space="preserve"> </w:t>
-      </w:r>
-      <w:r>
-        <w:t xml:space="preserve">joint, the fraction of poses whose final motion had the majority direction. A joint</w:t>
-      </w:r>
-      <w:r>
-        <w:t xml:space="preserve"> </w:t>
-      </w:r>
-      <w:r>
-        <w:t xml:space="preserve">far below 100 percent means the approach move did not standardize that joint’s</w:t>
-      </w:r>
-      <w:r>
-        <w:t xml:space="preserve"> </w:t>
-      </w:r>
-      <w:r>
-        <w:t xml:space="preserve">backlash over part of the workspace; tell the engineer, it affects how the two</w:t>
-      </w:r>
-      <w:r>
-        <w:t xml:space="preserve"> </w:t>
-      </w:r>
-      <w:r>
-        <w:t xml:space="preserve">folders are compared.</w:t>
+        <w:t xml:space="preserve">Move on.</w:t>
       </w:r>
     </w:p>
     <w:p>
@@ -3755,47 +4805,143 @@
         <w:pStyle w:val="FirstParagraph"/>
       </w:pPr>
       <w:r>
-        <w:t xml:space="preserve">Re-capture flagged poses after fixing the cause; do not delete the lines from the</w:t>
-      </w:r>
-      <w:r>
-        <w:t xml:space="preserve"> </w:t>
-      </w:r>
-      <w:r>
-        <w:t xml:space="preserve">log, add corrected lines with a new pose id (for example</w:t>
-      </w:r>
-      <w:r>
-        <w:t xml:space="preserve"> </w:t>
-      </w:r>
-      <w:r>
-        <w:rPr>
-          <w:rStyle w:val="VerbatimChar"/>
-        </w:rPr>
-        <w:t xml:space="preserve">b_z0650_t24_a090_05r</w:t>
-      </w:r>
-      <w:r>
-        <w:t xml:space="preserve">). The</w:t>
-      </w:r>
-      <w:r>
-        <w:t xml:space="preserve"> </w:t>
-      </w:r>
-      <w:r>
-        <w:t xml:space="preserve">check tool’s exit code is 0 when nothing is flagged, 1 when something is, and 2 when</w:t>
-      </w:r>
-      <w:r>
-        <w:t xml:space="preserve"> </w:t>
-      </w:r>
-      <w:r>
-        <w:t xml:space="preserve">it cannot read the manifest.</w:t>
-      </w:r>
-    </w:p>
-    <w:bookmarkEnd w:id="22"/>
-    <w:bookmarkStart w:id="23" w:name="deliverables-checklist"/>
+        <w:t xml:space="preserve">Use the same speed and acceleration settings in both sub-procedures. Do all of A,</w:t>
+      </w:r>
+      <w:r>
+        <w:t xml:space="preserve"> </w:t>
+      </w:r>
+      <w:r>
+        <w:t xml:space="preserve">then all of B (or the other way round); do not interleave, and do not move the</w:t>
+      </w:r>
+      <w:r>
+        <w:t xml:space="preserve"> </w:t>
+      </w:r>
+      <w:r>
+        <w:t xml:space="preserve">sensor or remount the board between them. At about 8 seconds per pose in A and 12 in</w:t>
+      </w:r>
+      <w:r>
+        <w:t xml:space="preserve"> </w:t>
+      </w:r>
+      <w:r>
+        <w:t xml:space="preserve">B, the robot time for the default plan (section 5 gives the exact pose count) is</w:t>
+      </w:r>
+      <w:r>
+        <w:t xml:space="preserve"> </w:t>
+      </w:r>
+      <w:r>
+        <w:t xml:space="preserve">about 80 minutes in all; plan on about three hours including the setup and the</w:t>
+      </w:r>
+      <w:r>
+        <w:t xml:space="preserve"> </w:t>
+      </w:r>
+      <w:r>
+        <w:t xml:space="preserve">checks.</w:t>
+      </w:r>
+    </w:p>
+    <w:bookmarkEnd w:id="23"/>
+    <w:bookmarkStart w:id="24" w:name="recording-the-poses-the-pose-log"/>
     <w:p>
       <w:pPr>
         <w:pStyle w:val="Heading2"/>
       </w:pPr>
       <w:r>
-        <w:t xml:space="preserve">9. Deliverables checklist</w:t>
+        <w:t xml:space="preserve">7. Recording the poses: the pose log</w:t>
+      </w:r>
+    </w:p>
+    <w:p>
+      <w:pPr>
+        <w:pStyle w:val="FirstParagraph"/>
+      </w:pPr>
+      <w:r>
+        <w:t xml:space="preserve">The capture software writes the sensor data; the robot’s pose has to be recorded</w:t>
+      </w:r>
+      <w:r>
+        <w:t xml:space="preserve"> </w:t>
+      </w:r>
+      <w:r>
+        <w:t xml:space="preserve">separately, by the robot program, in a text table called the pose log. There is one</w:t>
+      </w:r>
+      <w:r>
+        <w:t xml:space="preserve"> </w:t>
+      </w:r>
+      <w:r>
+        <w:t xml:space="preserve">pose log per capture folder (</w:t>
+      </w:r>
+      <w:r>
+        <w:rPr>
+          <w:rStyle w:val="VerbatimChar"/>
+        </w:rPr>
+        <w:t xml:space="preserve">boot_pose_log.csv</w:t>
+      </w:r>
+      <w:r>
+        <w:t xml:space="preserve">,</w:t>
+      </w:r>
+      <w:r>
+        <w:t xml:space="preserve"> </w:t>
+      </w:r>
+      <w:r>
+        <w:rPr>
+          <w:rStyle w:val="VerbatimChar"/>
+        </w:rPr>
+        <w:t xml:space="preserve">pose_log_A.csv</w:t>
+      </w:r>
+      <w:r>
+        <w:t xml:space="preserve">,</w:t>
+      </w:r>
+      <w:r>
+        <w:t xml:space="preserve"> </w:t>
+      </w:r>
+      <w:r>
+        <w:rPr>
+          <w:rStyle w:val="VerbatimChar"/>
+        </w:rPr>
+        <w:t xml:space="preserve">pose_log_B.csv</w:t>
+      </w:r>
+      <w:r>
+        <w:t xml:space="preserve">). It is a CSV file (comma-separated values, one header line, then</w:t>
+      </w:r>
+      <w:r>
+        <w:t xml:space="preserve"> </w:t>
+      </w:r>
+      <w:r>
+        <w:t xml:space="preserve">one line per pose) with these columns:</w:t>
+      </w:r>
+    </w:p>
+    <w:p>
+      <w:pPr>
+        <w:pStyle w:val="SourceCode"/>
+      </w:pPr>
+      <w:r>
+        <w:rPr>
+          <w:rStyle w:val="VerbatimChar"/>
+        </w:rPr>
+        <w:t xml:space="preserve">pose_id, kind, radius_mm, half_width_mm, half_height_mm,</w:t>
+      </w:r>
+      <w:r>
+        <w:br/>
+      </w:r>
+      <w:r>
+        <w:rPr>
+          <w:rStyle w:val="VerbatimChar"/>
+        </w:rPr>
+        <w:t xml:space="preserve">x_mm, y_mm, z_mm, rotation_type, r1, r2, r3, r4, ..., r9,</w:t>
+      </w:r>
+      <w:r>
+        <w:br/>
+      </w:r>
+      <w:r>
+        <w:rPr>
+          <w:rStyle w:val="VerbatimChar"/>
+        </w:rPr>
+        <w:t xml:space="preserve">j1, j2, j3, j4, j5, j6, approach_j1, ..., approach_j6</w:t>
+      </w:r>
+    </w:p>
+    <w:p>
+      <w:pPr>
+        <w:pStyle w:val="FirstParagraph"/>
+      </w:pPr>
+      <w:r>
+        <w:t xml:space="preserve">(one header line in the file; it is broken here only to fit the page)</w:t>
       </w:r>
     </w:p>
     <w:p>
@@ -3810,52 +4956,55 @@
         <w:rPr>
           <w:rStyle w:val="VerbatimChar"/>
         </w:rPr>
-        <w:t xml:space="preserve">captures_A/</w:t>
-      </w:r>
-      <w:r>
-        <w:t xml:space="preserve"> </w:t>
-      </w:r>
-      <w:r>
-        <w:t xml:space="preserve">and</w:t>
-      </w:r>
-      <w:r>
-        <w:t xml:space="preserve"> </w:t>
-      </w:r>
-      <w:r>
-        <w:rPr>
-          <w:rStyle w:val="VerbatimChar"/>
-        </w:rPr>
-        <w:t xml:space="preserve">captures_B/</w:t>
-      </w:r>
-      <w:r>
-        <w:t xml:space="preserve"> </w:t>
-      </w:r>
-      <w:r>
-        <w:t xml:space="preserve">with all</w:t>
-      </w:r>
-      <w:r>
-        <w:t xml:space="preserve"> </w:t>
-      </w:r>
-      <w:r>
-        <w:rPr>
-          <w:rStyle w:val="VerbatimChar"/>
-        </w:rPr>
-        <w:t xml:space="preserve">.mc</w:t>
-      </w:r>
-      <w:r>
-        <w:t xml:space="preserve"> </w:t>
-      </w:r>
-      <w:r>
-        <w:t xml:space="preserve">files, named</w:t>
-      </w:r>
-      <w:r>
-        <w:t xml:space="preserve"> </w:t>
-      </w:r>
-      <w:r>
-        <w:rPr>
-          <w:rStyle w:val="VerbatimChar"/>
-        </w:rPr>
-        <w:t xml:space="preserve">&lt;pose_id&gt;_Index&lt;nn&gt;.mc</w:t>
+        <w:t xml:space="preserve">pose_id</w:t>
+      </w:r>
+      <w:r>
+        <w:t xml:space="preserve">: exactly the id from</w:t>
+      </w:r>
+      <w:r>
+        <w:t xml:space="preserve"> </w:t>
+      </w:r>
+      <w:r>
+        <w:rPr>
+          <w:rStyle w:val="VerbatimChar"/>
+        </w:rPr>
+        <w:t xml:space="preserve">poses.csv</w:t>
+      </w:r>
+      <w:r>
+        <w:t xml:space="preserve"> </w:t>
+      </w:r>
+      <w:r>
+        <w:t xml:space="preserve">(or</w:t>
+      </w:r>
+      <w:r>
+        <w:t xml:space="preserve"> </w:t>
+      </w:r>
+      <w:r>
+        <w:rPr>
+          <w:rStyle w:val="VerbatimChar"/>
+        </w:rPr>
+        <w:t xml:space="preserve">boot01</w:t>
+      </w:r>
+      <w:r>
+        <w:t xml:space="preserve">..</w:t>
+      </w:r>
+      <w:r>
+        <w:rPr>
+          <w:rStyle w:val="VerbatimChar"/>
+        </w:rPr>
+        <w:t xml:space="preserve">boot06</w:t>
+      </w:r>
+      <w:r>
+        <w:t xml:space="preserve"> </w:t>
+      </w:r>
+      <w:r>
+        <w:t xml:space="preserve">in section 4),</w:t>
+      </w:r>
+      <w:r>
+        <w:t xml:space="preserve"> </w:t>
+      </w:r>
+      <w:r>
+        <w:t xml:space="preserve">which is also the start of the file names.</w:t>
       </w:r>
     </w:p>
     <w:p>
@@ -3870,43 +5019,34 @@
         <w:rPr>
           <w:rStyle w:val="VerbatimChar"/>
         </w:rPr>
-        <w:t xml:space="preserve">pose_log_A.csv</w:t>
-      </w:r>
-      <w:r>
-        <w:t xml:space="preserve"> </w:t>
-      </w:r>
-      <w:r>
-        <w:t xml:space="preserve">and</w:t>
-      </w:r>
-      <w:r>
-        <w:t xml:space="preserve"> </w:t>
-      </w:r>
-      <w:r>
-        <w:rPr>
-          <w:rStyle w:val="VerbatimChar"/>
-        </w:rPr>
-        <w:t xml:space="preserve">pose_log_B.csv</w:t>
-      </w:r>
-      <w:r>
-        <w:t xml:space="preserve"> </w:t>
-      </w:r>
-      <w:r>
-        <w:t xml:space="preserve">(option B), or confirmation that headers carry</w:t>
-      </w:r>
-      <w:r>
-        <w:t xml:space="preserve"> </w:t>
-      </w:r>
-      <w:r>
-        <w:rPr>
-          <w:rStyle w:val="VerbatimChar"/>
-        </w:rPr>
-        <w:t xml:space="preserve">robotPose</w:t>
-      </w:r>
-      <w:r>
-        <w:t xml:space="preserve"> </w:t>
-      </w:r>
-      <w:r>
-        <w:t xml:space="preserve">(option A) plus the joint-angle logs</w:t>
+        <w:t xml:space="preserve">kind</w:t>
+      </w:r>
+      <w:r>
+        <w:t xml:space="preserve">:</w:t>
+      </w:r>
+      <w:r>
+        <w:t xml:space="preserve"> </w:t>
+      </w:r>
+      <w:r>
+        <w:rPr>
+          <w:rStyle w:val="VerbatimChar"/>
+        </w:rPr>
+        <w:t xml:space="preserve">board</w:t>
+      </w:r>
+      <w:r>
+        <w:t xml:space="preserve">.</w:t>
+      </w:r>
+      <w:r>
+        <w:t xml:space="preserve"> </w:t>
+      </w:r>
+      <w:r>
+        <w:rPr>
+          <w:rStyle w:val="VerbatimChar"/>
+        </w:rPr>
+        <w:t xml:space="preserve">radius_mm</w:t>
+      </w:r>
+      <w:r>
+        <w:t xml:space="preserve">: empty.</w:t>
       </w:r>
     </w:p>
     <w:p>
@@ -3921,43 +5061,22 @@
         <w:rPr>
           <w:rStyle w:val="VerbatimChar"/>
         </w:rPr>
-        <w:t xml:space="preserve">captures_A/manifest.csv</w:t>
-      </w:r>
-      <w:r>
-        <w:t xml:space="preserve"> </w:t>
-      </w:r>
-      <w:r>
-        <w:t xml:space="preserve">and</w:t>
-      </w:r>
-      <w:r>
-        <w:t xml:space="preserve"> </w:t>
-      </w:r>
-      <w:r>
-        <w:rPr>
-          <w:rStyle w:val="VerbatimChar"/>
-        </w:rPr>
-        <w:t xml:space="preserve">captures_B/manifest.csv</w:t>
-      </w:r>
-      <w:r>
-        <w:t xml:space="preserve"> </w:t>
-      </w:r>
-      <w:r>
-        <w:t xml:space="preserve">produced by</w:t>
-      </w:r>
-      <w:r>
-        <w:t xml:space="preserve"> </w:t>
-      </w:r>
-      <w:r>
-        <w:rPr>
-          <w:rStyle w:val="VerbatimChar"/>
-        </w:rPr>
-        <w:t xml:space="preserve">make_manifest</w:t>
-      </w:r>
-      <w:r>
-        <w:t xml:space="preserve"> </w:t>
-      </w:r>
-      <w:r>
-        <w:t xml:space="preserve">without errors</w:t>
+        <w:t xml:space="preserve">half_width_mm</w:t>
+      </w:r>
+      <w:r>
+        <w:t xml:space="preserve">,</w:t>
+      </w:r>
+      <w:r>
+        <w:t xml:space="preserve"> </w:t>
+      </w:r>
+      <w:r>
+        <w:rPr>
+          <w:rStyle w:val="VerbatimChar"/>
+        </w:rPr>
+        <w:t xml:space="preserve">half_height_mm</w:t>
+      </w:r>
+      <w:r>
+        <w:t xml:space="preserve">: half the measured board size.</w:t>
       </w:r>
     </w:p>
     <w:p>
@@ -3972,34 +5091,34 @@
         <w:rPr>
           <w:rStyle w:val="VerbatimChar"/>
         </w:rPr>
-        <w:t xml:space="preserve">captures_A/check.json</w:t>
-      </w:r>
-      <w:r>
-        <w:t xml:space="preserve"> </w:t>
-      </w:r>
-      <w:r>
-        <w:t xml:space="preserve">and</w:t>
-      </w:r>
-      <w:r>
-        <w:t xml:space="preserve"> </w:t>
-      </w:r>
-      <w:r>
-        <w:rPr>
-          <w:rStyle w:val="VerbatimChar"/>
-        </w:rPr>
-        <w:t xml:space="preserve">captures_B/check.json</w:t>
-      </w:r>
-      <w:r>
-        <w:t xml:space="preserve"> </w:t>
-      </w:r>
-      <w:r>
-        <w:t xml:space="preserve">with no flags, or a note</w:t>
-      </w:r>
-      <w:r>
-        <w:t xml:space="preserve"> </w:t>
-      </w:r>
-      <w:r>
-        <w:t xml:space="preserve">explaining each remaining flag</w:t>
+        <w:t xml:space="preserve">x_mm</w:t>
+      </w:r>
+      <w:r>
+        <w:t xml:space="preserve">,</w:t>
+      </w:r>
+      <w:r>
+        <w:t xml:space="preserve"> </w:t>
+      </w:r>
+      <w:r>
+        <w:rPr>
+          <w:rStyle w:val="VerbatimChar"/>
+        </w:rPr>
+        <w:t xml:space="preserve">y_mm</w:t>
+      </w:r>
+      <w:r>
+        <w:t xml:space="preserve">,</w:t>
+      </w:r>
+      <w:r>
+        <w:t xml:space="preserve"> </w:t>
+      </w:r>
+      <w:r>
+        <w:rPr>
+          <w:rStyle w:val="VerbatimChar"/>
+        </w:rPr>
+        <w:t xml:space="preserve">z_mm</w:t>
+      </w:r>
+      <w:r>
+        <w:t xml:space="preserve">: the reported tool position in the base frame.</w:t>
       </w:r>
     </w:p>
     <w:p>
@@ -4014,37 +5133,85 @@
         <w:rPr>
           <w:rStyle w:val="VerbatimChar"/>
         </w:rPr>
-        <w:t xml:space="preserve">plan/poses.csv</w:t>
-      </w:r>
-      <w:r>
-        <w:t xml:space="preserve">,</w:t>
-      </w:r>
-      <w:r>
-        <w:t xml:space="preserve"> </w:t>
-      </w:r>
-      <w:r>
-        <w:rPr>
-          <w:rStyle w:val="VerbatimChar"/>
-        </w:rPr>
-        <w:t xml:space="preserve">plan/plan_summary.txt</w:t>
-      </w:r>
-      <w:r>
-        <w:t xml:space="preserve">,</w:t>
-      </w:r>
-      <w:r>
-        <w:t xml:space="preserve"> </w:t>
-      </w:r>
-      <w:r>
-        <w:rPr>
-          <w:rStyle w:val="VerbatimChar"/>
-        </w:rPr>
-        <w:t xml:space="preserve">plan/plan.png</w:t>
-      </w:r>
-      <w:r>
-        <w:t xml:space="preserve"> </w:t>
-      </w:r>
-      <w:r>
-        <w:t xml:space="preserve">as used</w:t>
+        <w:t xml:space="preserve">rotation_type</w:t>
+      </w:r>
+      <w:r>
+        <w:t xml:space="preserve"> </w:t>
+      </w:r>
+      <w:r>
+        <w:t xml:space="preserve">and</w:t>
+      </w:r>
+      <w:r>
+        <w:t xml:space="preserve"> </w:t>
+      </w:r>
+      <w:r>
+        <w:rPr>
+          <w:rStyle w:val="VerbatimChar"/>
+        </w:rPr>
+        <w:t xml:space="preserve">r1..r9</w:t>
+      </w:r>
+      <w:r>
+        <w:t xml:space="preserve">: the reported tool orientation, in whatever form the</w:t>
+      </w:r>
+      <w:r>
+        <w:t xml:space="preserve"> </w:t>
+      </w:r>
+      <w:r>
+        <w:t xml:space="preserve">controller gives, named by one of the words in the table below. Only as many r</w:t>
+      </w:r>
+      <w:r>
+        <w:t xml:space="preserve"> </w:t>
+      </w:r>
+      <w:r>
+        <w:t xml:space="preserve">columns as the form needs are filled; the header may stop at the last one used</w:t>
+      </w:r>
+      <w:r>
+        <w:t xml:space="preserve"> </w:t>
+      </w:r>
+      <w:r>
+        <w:t xml:space="preserve">(</w:t>
+      </w:r>
+      <w:r>
+        <w:rPr>
+          <w:rStyle w:val="VerbatimChar"/>
+        </w:rPr>
+        <w:t xml:space="preserve">r4</w:t>
+      </w:r>
+      <w:r>
+        <w:t xml:space="preserve"> </w:t>
+      </w:r>
+      <w:r>
+        <w:t xml:space="preserve">for a quaternion,</w:t>
+      </w:r>
+      <w:r>
+        <w:t xml:space="preserve"> </w:t>
+      </w:r>
+      <w:r>
+        <w:rPr>
+          <w:rStyle w:val="VerbatimChar"/>
+        </w:rPr>
+        <w:t xml:space="preserve">r3</w:t>
+      </w:r>
+      <w:r>
+        <w:t xml:space="preserve"> </w:t>
+      </w:r>
+      <w:r>
+        <w:t xml:space="preserve">for angles,</w:t>
+      </w:r>
+      <w:r>
+        <w:t xml:space="preserve"> </w:t>
+      </w:r>
+      <w:r>
+        <w:rPr>
+          <w:rStyle w:val="VerbatimChar"/>
+        </w:rPr>
+        <w:t xml:space="preserve">r9</w:t>
+      </w:r>
+      <w:r>
+        <w:t xml:space="preserve"> </w:t>
+      </w:r>
+      <w:r>
+        <w:t xml:space="preserve">for a matrix).</w:t>
       </w:r>
     </w:p>
     <w:p>
@@ -4059,101 +5226,666 @@
         <w:rPr>
           <w:rStyle w:val="VerbatimChar"/>
         </w:rPr>
-        <w:t xml:space="preserve">boot.json</w:t>
-      </w:r>
-      <w:r>
-        <w:t xml:space="preserve">,</w:t>
-      </w:r>
-      <w:r>
-        <w:t xml:space="preserve"> </w:t>
-      </w:r>
-      <w:r>
-        <w:rPr>
-          <w:rStyle w:val="VerbatimChar"/>
-        </w:rPr>
-        <w:t xml:space="preserve">boot_pose_log.csv</w:t>
-      </w:r>
-      <w:r>
-        <w:t xml:space="preserve"> </w:t>
-      </w:r>
-      <w:r>
-        <w:t xml:space="preserve">and the bootstrap captures in</w:t>
-      </w:r>
-      <w:r>
-        <w:t xml:space="preserve"> </w:t>
-      </w:r>
-      <w:r>
-        <w:rPr>
-          <w:rStyle w:val="VerbatimChar"/>
-        </w:rPr>
-        <w:t xml:space="preserve">boot/</w:t>
-      </w:r>
-    </w:p>
-    <w:p>
-      <w:pPr>
-        <w:pStyle w:val="Compact"/>
-        <w:numPr>
-          <w:ilvl w:val="0"/>
-          <w:numId w:val="1008"/>
-        </w:numPr>
-      </w:pPr>
-      <w:r>
-        <w:rPr>
-          <w:rStyle w:val="VerbatimChar"/>
-        </w:rPr>
-        <w:t xml:space="preserve">session_notes.txt</w:t>
-      </w:r>
-      <w:r>
-        <w:t xml:space="preserve"> </w:t>
-      </w:r>
-      <w:r>
-        <w:t xml:space="preserve">with: sensor serial, warm-up time, exposure and gain, base</w:t>
-      </w:r>
-      <w:r>
-        <w:t xml:space="preserve"> </w:t>
-      </w:r>
-      <w:r>
-        <w:t xml:space="preserve">frame name, backlash compensation setting, board D and runout reading, board</w:t>
-      </w:r>
-      <w:r>
-        <w:t xml:space="preserve"> </w:t>
-      </w:r>
-      <w:r>
-        <w:t xml:space="preserve">dimensions and certificate, TOOL_BOARD values, temperature, robot speed and</w:t>
-      </w:r>
-      <w:r>
-        <w:t xml:space="preserve"> </w:t>
-      </w:r>
-      <w:r>
-        <w:t xml:space="preserve">acceleration settings, the order the sub-procedures were run in and their times</w:t>
-      </w:r>
-    </w:p>
-    <w:p>
-      <w:pPr>
-        <w:pStyle w:val="Compact"/>
-        <w:numPr>
-          <w:ilvl w:val="0"/>
-          <w:numId w:val="1008"/>
-        </w:numPr>
-      </w:pPr>
-      <w:r>
-        <w:t xml:space="preserve">Photos of the setup: sensor mount, the board on the flange, the workspace behind</w:t>
-      </w:r>
-      <w:r>
-        <w:t xml:space="preserve"> </w:t>
-      </w:r>
-      <w:r>
-        <w:t xml:space="preserve">the board as the sensor sees it</w:t>
-      </w:r>
-    </w:p>
-    <w:bookmarkEnd w:id="23"/>
-    <w:bookmarkStart w:id="24" w:name="things-that-spoil-a-session"/>
+        <w:t xml:space="preserve">j1..j6</w:t>
+      </w:r>
+      <w:r>
+        <w:t xml:space="preserve"> </w:t>
+      </w:r>
+      <w:r>
+        <w:t xml:space="preserve">and</w:t>
+      </w:r>
+      <w:r>
+        <w:t xml:space="preserve"> </w:t>
+      </w:r>
+      <w:r>
+        <w:rPr>
+          <w:rStyle w:val="VerbatimChar"/>
+        </w:rPr>
+        <w:t xml:space="preserve">approach_j1..approach_j6</w:t>
+      </w:r>
+      <w:r>
+        <w:t xml:space="preserve">: the joint angles in degrees, if the</w:t>
+      </w:r>
+      <w:r>
+        <w:t xml:space="preserve"> </w:t>
+      </w:r>
+      <w:r>
+        <w:t xml:space="preserve">controller reports them; otherwise leave the columns out entirely.</w:t>
+      </w:r>
+    </w:p>
+    <w:tbl>
+      <w:tblPr>
+        <w:tblStyle w:val="Table"/>
+        <w:tblW w:type="pct" w:w="5000"/>
+        <w:tblLayout w:type="fixed"/>
+        <w:tblLook w:firstRow="1" w:lastRow="0" w:firstColumn="0" w:lastColumn="0" w:noHBand="0" w:noVBand="0" w:val="0020"/>
+      </w:tblPr>
+      <w:tblGrid>
+        <w:gridCol w:w="2640"/>
+        <w:gridCol w:w="2640"/>
+        <w:gridCol w:w="2640"/>
+      </w:tblGrid>
+      <w:tr>
+        <w:trPr>
+          <w:tblHeader w:val="on"/>
+        </w:trPr>
+        <w:tc>
+          <w:tcPr/>
+          <w:p>
+            <w:pPr>
+              <w:pStyle w:val="Compact"/>
+            </w:pPr>
+            <w:r>
+              <w:rPr>
+                <w:rStyle w:val="VerbatimChar"/>
+              </w:rPr>
+              <w:t xml:space="preserve">rotation_type</w:t>
+            </w:r>
+          </w:p>
+        </w:tc>
+        <w:tc>
+          <w:tcPr/>
+          <w:p>
+            <w:pPr>
+              <w:pStyle w:val="Compact"/>
+            </w:pPr>
+            <w:r>
+              <w:rPr>
+                <w:rStyle w:val="VerbatimChar"/>
+              </w:rPr>
+              <w:t xml:space="preserve">r1</w:t>
+            </w:r>
+            <w:r>
+              <w:t xml:space="preserve">,</w:t>
+            </w:r>
+            <w:r>
+              <w:t xml:space="preserve"> </w:t>
+            </w:r>
+            <w:r>
+              <w:rPr>
+                <w:rStyle w:val="VerbatimChar"/>
+              </w:rPr>
+              <w:t xml:space="preserve">r2</w:t>
+            </w:r>
+            <w:r>
+              <w:t xml:space="preserve">,</w:t>
+            </w:r>
+            <w:r>
+              <w:t xml:space="preserve"> </w:t>
+            </w:r>
+            <w:r>
+              <w:rPr>
+                <w:rStyle w:val="VerbatimChar"/>
+              </w:rPr>
+              <w:t xml:space="preserve">r3</w:t>
+            </w:r>
+            <w:r>
+              <w:t xml:space="preserve">, …</w:t>
+            </w:r>
+          </w:p>
+        </w:tc>
+        <w:tc>
+          <w:tcPr/>
+          <w:p>
+            <w:pPr>
+              <w:pStyle w:val="Compact"/>
+            </w:pPr>
+            <w:r>
+              <w:t xml:space="preserve">Typical controller</w:t>
+            </w:r>
+          </w:p>
+        </w:tc>
+      </w:tr>
+      <w:tr>
+        <w:tc>
+          <w:tcPr/>
+          <w:p>
+            <w:pPr>
+              <w:pStyle w:val="Compact"/>
+            </w:pPr>
+            <w:r>
+              <w:rPr>
+                <w:rStyle w:val="VerbatimChar"/>
+              </w:rPr>
+              <w:t xml:space="preserve">quaternion_wxyz</w:t>
+            </w:r>
+          </w:p>
+        </w:tc>
+        <w:tc>
+          <w:tcPr/>
+          <w:p>
+            <w:pPr>
+              <w:pStyle w:val="Compact"/>
+            </w:pPr>
+            <w:r>
+              <w:t xml:space="preserve">w, x, y, z</w:t>
+            </w:r>
+          </w:p>
+        </w:tc>
+        <w:tc>
+          <w:tcPr/>
+          <w:p>
+            <w:pPr>
+              <w:pStyle w:val="Compact"/>
+            </w:pPr>
+            <w:r>
+              <w:t xml:space="preserve">ABB (its quaternion is in this order)</w:t>
+            </w:r>
+          </w:p>
+        </w:tc>
+      </w:tr>
+      <w:tr>
+        <w:tc>
+          <w:tcPr/>
+          <w:p>
+            <w:pPr>
+              <w:pStyle w:val="Compact"/>
+            </w:pPr>
+            <w:r>
+              <w:rPr>
+                <w:rStyle w:val="VerbatimChar"/>
+              </w:rPr>
+              <w:t xml:space="preserve">quaternion_xyzw</w:t>
+            </w:r>
+          </w:p>
+        </w:tc>
+        <w:tc>
+          <w:tcPr/>
+          <w:p>
+            <w:pPr>
+              <w:pStyle w:val="Compact"/>
+            </w:pPr>
+            <w:r>
+              <w:t xml:space="preserve">x, y, z, w</w:t>
+            </w:r>
+          </w:p>
+        </w:tc>
+        <w:tc>
+          <w:tcPr/>
+          <w:p>
+            <w:pPr>
+              <w:pStyle w:val="Compact"/>
+            </w:pPr>
+            <w:r>
+              <w:t xml:space="preserve">some vision and ROS systems</w:t>
+            </w:r>
+          </w:p>
+        </w:tc>
+      </w:tr>
+      <w:tr>
+        <w:tc>
+          <w:tcPr/>
+          <w:p>
+            <w:pPr>
+              <w:pStyle w:val="Compact"/>
+            </w:pPr>
+            <w:r>
+              <w:rPr>
+                <w:rStyle w:val="VerbatimChar"/>
+              </w:rPr>
+              <w:t xml:space="preserve">euler_zyx_deg</w:t>
+            </w:r>
+          </w:p>
+        </w:tc>
+        <w:tc>
+          <w:tcPr/>
+          <w:p>
+            <w:pPr>
+              <w:pStyle w:val="Compact"/>
+            </w:pPr>
+            <w:r>
+              <w:t xml:space="preserve">A, B, C</w:t>
+            </w:r>
+          </w:p>
+        </w:tc>
+        <w:tc>
+          <w:tcPr/>
+          <w:p>
+            <w:pPr>
+              <w:pStyle w:val="Compact"/>
+            </w:pPr>
+            <w:r>
+              <w:t xml:space="preserve">KUKA (A, B, C in degrees)</w:t>
+            </w:r>
+          </w:p>
+        </w:tc>
+      </w:tr>
+      <w:tr>
+        <w:tc>
+          <w:tcPr/>
+          <w:p>
+            <w:pPr>
+              <w:pStyle w:val="Compact"/>
+            </w:pPr>
+            <w:r>
+              <w:rPr>
+                <w:rStyle w:val="VerbatimChar"/>
+              </w:rPr>
+              <w:t xml:space="preserve">fixed_xyz_deg</w:t>
+            </w:r>
+          </w:p>
+        </w:tc>
+        <w:tc>
+          <w:tcPr/>
+          <w:p>
+            <w:pPr>
+              <w:pStyle w:val="Compact"/>
+            </w:pPr>
+            <w:r>
+              <w:t xml:space="preserve">W, P, R</w:t>
+            </w:r>
+          </w:p>
+        </w:tc>
+        <w:tc>
+          <w:tcPr/>
+          <w:p>
+            <w:pPr>
+              <w:pStyle w:val="Compact"/>
+            </w:pPr>
+            <w:r>
+              <w:t xml:space="preserve">FANUC (W, P, R in degrees)</w:t>
+            </w:r>
+          </w:p>
+        </w:tc>
+      </w:tr>
+      <w:tr>
+        <w:tc>
+          <w:tcPr/>
+          <w:p>
+            <w:pPr>
+              <w:pStyle w:val="Compact"/>
+            </w:pPr>
+            <w:r>
+              <w:rPr>
+                <w:rStyle w:val="VerbatimChar"/>
+              </w:rPr>
+              <w:t xml:space="preserve">euler_xyz_deg</w:t>
+            </w:r>
+          </w:p>
+        </w:tc>
+        <w:tc>
+          <w:tcPr/>
+          <w:p>
+            <w:pPr>
+              <w:pStyle w:val="Compact"/>
+            </w:pPr>
+            <w:r>
+              <w:t xml:space="preserve">a, b, c</w:t>
+            </w:r>
+          </w:p>
+        </w:tc>
+        <w:tc>
+          <w:tcPr/>
+          <w:p>
+            <w:pPr>
+              <w:pStyle w:val="Compact"/>
+            </w:pPr>
+            <w:r>
+              <w:t xml:space="preserve">controllers reporting X-Y-Z Euler angles</w:t>
+            </w:r>
+          </w:p>
+        </w:tc>
+      </w:tr>
+      <w:tr>
+        <w:tc>
+          <w:tcPr/>
+          <w:p>
+            <w:pPr>
+              <w:pStyle w:val="Compact"/>
+            </w:pPr>
+            <w:r>
+              <w:rPr>
+                <w:rStyle w:val="VerbatimChar"/>
+              </w:rPr>
+              <w:t xml:space="preserve">rotvec_deg</w:t>
+            </w:r>
+          </w:p>
+        </w:tc>
+        <w:tc>
+          <w:tcPr/>
+          <w:p>
+            <w:pPr>
+              <w:pStyle w:val="Compact"/>
+            </w:pPr>
+            <w:r>
+              <w:t xml:space="preserve">x, y, z (length = angle in degrees)</w:t>
+            </w:r>
+          </w:p>
+        </w:tc>
+        <w:tc>
+          <w:tcPr/>
+          <w:p>
+            <w:pPr>
+              <w:pStyle w:val="Compact"/>
+            </w:pPr>
+            <w:r>
+              <w:t xml:space="preserve">Universal Robots; its rotation vector is in radians, multiply the three numbers by 57.2958</w:t>
+            </w:r>
+          </w:p>
+        </w:tc>
+      </w:tr>
+      <w:tr>
+        <w:tc>
+          <w:tcPr/>
+          <w:p>
+            <w:pPr>
+              <w:pStyle w:val="Compact"/>
+            </w:pPr>
+            <w:r>
+              <w:rPr>
+                <w:rStyle w:val="VerbatimChar"/>
+              </w:rPr>
+              <w:t xml:space="preserve">matrix</w:t>
+            </w:r>
+          </w:p>
+        </w:tc>
+        <w:tc>
+          <w:tcPr/>
+          <w:p>
+            <w:pPr>
+              <w:pStyle w:val="Compact"/>
+            </w:pPr>
+            <w:r>
+              <w:t xml:space="preserve">the 3 x 3 rotation matrix, row by row (9 numbers)</w:t>
+            </w:r>
+          </w:p>
+        </w:tc>
+        <w:tc>
+          <w:tcPr/>
+          <w:p>
+            <w:pPr>
+              <w:pStyle w:val="Compact"/>
+            </w:pPr>
+            <w:r>
+              <w:t xml:space="preserve">any controller that shows a matrix</w:t>
+            </w:r>
+          </w:p>
+        </w:tc>
+      </w:tr>
+    </w:tbl>
+    <w:p>
+      <w:pPr>
+        <w:pStyle w:val="BodyText"/>
+      </w:pPr>
+      <w:r>
+        <w:t xml:space="preserve">If your controller is not in the table, ask the engineer which word applies; naming</w:t>
+      </w:r>
+      <w:r>
+        <w:t xml:space="preserve"> </w:t>
+      </w:r>
+      <w:r>
+        <w:t xml:space="preserve">the form wrongly makes every pose disagree with the solution (section 8).</w:t>
+      </w:r>
+    </w:p>
+    <w:p>
+      <w:pPr>
+        <w:pStyle w:val="BodyText"/>
+      </w:pPr>
+      <w:r>
+        <w:t xml:space="preserve">Example line, one line in the file, broken here only to fit the page (the first</w:t>
+      </w:r>
+      <w:r>
+        <w:t xml:space="preserve"> </w:t>
+      </w:r>
+      <w:r>
+        <w:t xml:space="preserve">part is the pose, the second the six joint angles at the target and the six at the</w:t>
+      </w:r>
+      <w:r>
+        <w:t xml:space="preserve"> </w:t>
+      </w:r>
+      <w:r>
+        <w:t xml:space="preserve">approach pose):</w:t>
+      </w:r>
+    </w:p>
+    <w:p>
+      <w:pPr>
+        <w:pStyle w:val="SourceCode"/>
+      </w:pPr>
+      <w:r>
+        <w:rPr>
+          <w:rStyle w:val="VerbatimChar"/>
+        </w:rPr>
+        <w:t xml:space="preserve">b_z0650_t24_a090_05,board,,100.0,75.0,850.11,-12.70,470.55,euler_zyx_deg,-91.3,19.8,0.4,,</w:t>
+      </w:r>
+      <w:r>
+        <w:br/>
+      </w:r>
+      <w:r>
+        <w:rPr>
+          <w:rStyle w:val="VerbatimChar"/>
+        </w:rPr>
+        <w:t xml:space="preserve">12.1,-35.6,88.2,3.4,41.0,-8.7,11.9,-36.0,88.9,3.1,40.5,-8.4</w:t>
+      </w:r>
+    </w:p>
+    <w:p>
+      <w:pPr>
+        <w:pStyle w:val="FirstParagraph"/>
+      </w:pPr>
+      <w:r>
+        <w:t xml:space="preserve">After each sub-procedure, the manifest is built from its pose log and its capture</w:t>
+      </w:r>
+      <w:r>
+        <w:t xml:space="preserve"> </w:t>
+      </w:r>
+      <w:r>
+        <w:t xml:space="preserve">folder:</w:t>
+      </w:r>
+    </w:p>
+    <w:p>
+      <w:pPr>
+        <w:pStyle w:val="SourceCode"/>
+      </w:pPr>
+      <w:r>
+        <w:rPr>
+          <w:rStyle w:val="VerbatimChar"/>
+        </w:rPr>
+        <w:t xml:space="preserve">python3 -m sphcal.cli.make_manifest --pose-log pose_log_A.csv \</w:t>
+      </w:r>
+      <w:r>
+        <w:br/>
+      </w:r>
+      <w:r>
+        <w:rPr>
+          <w:rStyle w:val="VerbatimChar"/>
+        </w:rPr>
+        <w:t xml:space="preserve">    --captures captures_A/ --format csv --out captures_A/manifest.csv</w:t>
+      </w:r>
+      <w:r>
+        <w:br/>
+      </w:r>
+      <w:r>
+        <w:rPr>
+          <w:rStyle w:val="VerbatimChar"/>
+        </w:rPr>
+        <w:t xml:space="preserve">python3 -m sphcal.cli.make_manifest --pose-log pose_log_B.csv \</w:t>
+      </w:r>
+      <w:r>
+        <w:br/>
+      </w:r>
+      <w:r>
+        <w:rPr>
+          <w:rStyle w:val="VerbatimChar"/>
+        </w:rPr>
+        <w:t xml:space="preserve">    --captures captures_B/ --format csv --out captures_B/manifest.csv</w:t>
+      </w:r>
+    </w:p>
+    <w:p>
+      <w:pPr>
+        <w:pStyle w:val="FirstParagraph"/>
+      </w:pPr>
+      <w:r>
+        <w:t xml:space="preserve">The tool matches every file to its pose id, converts the orientation to the standard</w:t>
+      </w:r>
+      <w:r>
+        <w:t xml:space="preserve"> </w:t>
+      </w:r>
+      <w:r>
+        <w:t xml:space="preserve">matrix form, and complains, by name, about any pose without files, any file without</w:t>
+      </w:r>
+      <w:r>
+        <w:t xml:space="preserve"> </w:t>
+      </w:r>
+      <w:r>
+        <w:t xml:space="preserve">a pose, and any missing size. A</w:t>
+      </w:r>
+      <w:r>
+        <w:t xml:space="preserve"> </w:t>
+      </w:r>
+      <w:r>
+        <w:rPr>
+          <w:rStyle w:val="VerbatimChar"/>
+        </w:rPr>
+        <w:t xml:space="preserve">poses.csv</w:t>
+      </w:r>
+      <w:r>
+        <w:t xml:space="preserve"> </w:t>
+      </w:r>
+      <w:r>
+        <w:t xml:space="preserve">from the plan tool is also accepted</w:t>
+      </w:r>
+      <w:r>
+        <w:t xml:space="preserve"> </w:t>
+      </w:r>
+      <w:r>
+        <w:t xml:space="preserve">directly as the pose log if your robot program cannot write one; then the commanded</w:t>
+      </w:r>
+      <w:r>
+        <w:t xml:space="preserve"> </w:t>
+      </w:r>
+      <w:r>
+        <w:t xml:space="preserve">poses stand in for the reported ones, which is acceptable only for a robot with</w:t>
+      </w:r>
+      <w:r>
+        <w:t xml:space="preserve"> </w:t>
+      </w:r>
+      <w:r>
+        <w:t xml:space="preserve">absolute accuracy better than 0.1 mm, and it defeats the purpose of sub-procedure B.</w:t>
+      </w:r>
+      <w:r>
+        <w:t xml:space="preserve"> </w:t>
+      </w:r>
+      <w:r>
+        <w:t xml:space="preserve">Extra columns such as the joint angles are carried along unchanged.</w:t>
+      </w:r>
+    </w:p>
+    <w:p>
+      <w:pPr>
+        <w:pStyle w:val="BodyText"/>
+      </w:pPr>
+      <w:r>
+        <w:t xml:space="preserve">Optional extra: if the capture software can be given the robot’s pose at capture</w:t>
+      </w:r>
+      <w:r>
+        <w:t xml:space="preserve"> </w:t>
+      </w:r>
+      <w:r>
+        <w:t xml:space="preserve">time, let it write the pose into each file’s header as well, under the key</w:t>
+      </w:r>
+      <w:r>
+        <w:t xml:space="preserve"> </w:t>
+      </w:r>
+      <w:r>
+        <w:rPr>
+          <w:rStyle w:val="VerbatimChar"/>
+        </w:rPr>
+        <w:t xml:space="preserve">robotPose</w:t>
+      </w:r>
+      <w:r>
+        <w:t xml:space="preserve">, as a 4 x 4 matrix (16 numbers, row by row: rotation in the top-left</w:t>
+      </w:r>
+      <w:r>
+        <w:t xml:space="preserve"> </w:t>
+      </w:r>
+      <w:r>
+        <w:t xml:space="preserve">3 x 3, position in the right column, last row 0 0 0 1), tool frame to base frame.</w:t>
+      </w:r>
+      <w:r>
+        <w:t xml:space="preserve"> </w:t>
+      </w:r>
+      <w:r>
+        <w:t xml:space="preserve">The engineer can then cross-check the pose log against the headers. It does not</w:t>
+      </w:r>
+      <w:r>
+        <w:t xml:space="preserve"> </w:t>
+      </w:r>
+      <w:r>
+        <w:t xml:space="preserve">replace the pose log: the tools above read the log.</w:t>
+      </w:r>
+    </w:p>
+    <w:bookmarkEnd w:id="24"/>
+    <w:bookmarkStart w:id="25" w:name="X5519462675585d0256a3c46cb1261738cf187b2"/>
     <w:p>
       <w:pPr>
         <w:pStyle w:val="Heading2"/>
       </w:pPr>
       <w:r>
-        <w:t xml:space="preserve">10. Things that spoil a session</w:t>
+        <w:t xml:space="preserve">8. Checking the captures before the analysis</w:t>
+      </w:r>
+    </w:p>
+    <w:p>
+      <w:pPr>
+        <w:pStyle w:val="FirstParagraph"/>
+      </w:pPr>
+      <w:r>
+        <w:t xml:space="preserve">Run the quick check on each folder as soon as its captures are complete, while the</w:t>
+      </w:r>
+      <w:r>
+        <w:t xml:space="preserve"> </w:t>
+      </w:r>
+      <w:r>
+        <w:t xml:space="preserve">robot and the board are still set up:</w:t>
+      </w:r>
+    </w:p>
+    <w:p>
+      <w:pPr>
+        <w:pStyle w:val="SourceCode"/>
+      </w:pPr>
+      <w:r>
+        <w:rPr>
+          <w:rStyle w:val="VerbatimChar"/>
+        </w:rPr>
+        <w:t xml:space="preserve">python3 -m planereg.capture.check_captures --manifest captures_A/manifest.csv \</w:t>
+      </w:r>
+      <w:r>
+        <w:br/>
+      </w:r>
+      <w:r>
+        <w:rPr>
+          <w:rStyle w:val="VerbatimChar"/>
+        </w:rPr>
+        <w:t xml:space="preserve">    --sensor-in-base boot.json --pose-log pose_log_A.csv --out captures_A/check.json</w:t>
+      </w:r>
+      <w:r>
+        <w:br/>
+      </w:r>
+      <w:r>
+        <w:rPr>
+          <w:rStyle w:val="VerbatimChar"/>
+        </w:rPr>
+        <w:t xml:space="preserve">python3 -m planereg.capture.check_captures --manifest captures_B/manifest.csv \</w:t>
+      </w:r>
+      <w:r>
+        <w:br/>
+      </w:r>
+      <w:r>
+        <w:rPr>
+          <w:rStyle w:val="VerbatimChar"/>
+        </w:rPr>
+        <w:t xml:space="preserve">    --sensor-in-base boot.json --pose-log pose_log_B.csv --out captures_B/check.json</w:t>
+      </w:r>
+    </w:p>
+    <w:p>
+      <w:pPr>
+        <w:pStyle w:val="FirstParagraph"/>
+      </w:pPr>
+      <w:r>
+        <w:t xml:space="preserve">It prints one line per pose and a verdict. Things it flags, and what they mean (the</w:t>
+      </w:r>
+      <w:r>
+        <w:t xml:space="preserve"> </w:t>
+      </w:r>
+      <w:r>
+        <w:t xml:space="preserve">words are those of section 4):</w:t>
       </w:r>
     </w:p>
     <w:p>
@@ -4165,13 +5897,13 @@
         </w:numPr>
       </w:pPr>
       <w:r>
-        <w:t xml:space="preserve">Moving or bumping the sensor. If it happens, everything after it is a new session,</w:t>
-      </w:r>
-      <w:r>
-        <w:t xml:space="preserve"> </w:t>
-      </w:r>
-      <w:r>
-        <w:t xml:space="preserve">and both sub-procedures must be repeated.</w:t>
+        <w:t xml:space="preserve">Low valid fraction (below 50 percent of frames): the board was not read; check</w:t>
+      </w:r>
+      <w:r>
+        <w:t xml:space="preserve"> </w:t>
+      </w:r>
+      <w:r>
+        <w:t xml:space="preserve">exposure, or the board was outside the field.</w:t>
       </w:r>
     </w:p>
     <w:p>
@@ -4183,13 +5915,13 @@
         </w:numPr>
       </w:pPr>
       <w:r>
-        <w:t xml:space="preserve">Changing exposure, gain, the base frame, the speed settings, or the backlash</w:t>
-      </w:r>
-      <w:r>
-        <w:t xml:space="preserve"> </w:t>
-      </w:r>
-      <w:r>
-        <w:t xml:space="preserve">compensation mid-session or between the sub-procedures.</w:t>
+        <w:t xml:space="preserve">Board touching the image border: the board is partly out of view; the pose is</w:t>
+      </w:r>
+      <w:r>
+        <w:t xml:space="preserve"> </w:t>
+      </w:r>
+      <w:r>
+        <w:t xml:space="preserve">unusable, re-plan it slightly inward.</w:t>
       </w:r>
     </w:p>
     <w:p>
@@ -4201,7 +5933,25 @@
         </w:numPr>
       </w:pPr>
       <w:r>
-        <w:t xml:space="preserve">Using the commanded pose instead of the reported pose in the log.</w:t>
+        <w:t xml:space="preserve">Segmentation failed: the software could not find a flat surface of the board’s</w:t>
+      </w:r>
+      <w:r>
+        <w:t xml:space="preserve"> </w:t>
+      </w:r>
+      <w:r>
+        <w:t xml:space="preserve">size facing the sensor where the pose says it should be; the pose was copied</w:t>
+      </w:r>
+      <w:r>
+        <w:t xml:space="preserve"> </w:t>
+      </w:r>
+      <w:r>
+        <w:t xml:space="preserve">wrongly, or something flat is closer to the sensor than the board (a cable, a</w:t>
+      </w:r>
+      <w:r>
+        <w:t xml:space="preserve"> </w:t>
+      </w:r>
+      <w:r>
+        <w:t xml:space="preserve">hand, the table), or the board is outside the field.</w:t>
       </w:r>
     </w:p>
     <w:p>
@@ -4213,13 +5963,13 @@
         </w:numPr>
       </w:pPr>
       <w:r>
-        <w:t xml:space="preserve">A loose adapter: check the dowels are seated and the runout (section 3, step 2)</w:t>
-      </w:r>
-      <w:r>
-        <w:t xml:space="preserve"> </w:t>
-      </w:r>
-      <w:r>
-        <w:t xml:space="preserve">before each sub-procedure.</w:t>
+        <w:t xml:space="preserve">Plane residual above 1 mm: the board surface read by the sensor is not flat to</w:t>
+      </w:r>
+      <w:r>
+        <w:t xml:space="preserve"> </w:t>
+      </w:r>
+      <w:r>
+        <w:t xml:space="preserve">the sensor; a shiny spot or a dirty board, or an exposure problem.</w:t>
       </w:r>
     </w:p>
     <w:p>
@@ -4231,13 +5981,37 @@
         </w:numPr>
       </w:pPr>
       <w:r>
-        <w:t xml:space="preserve">Fingerprints or gloss on the board: wipe with isopropyl alcohol; a shiny spot</w:t>
-      </w:r>
-      <w:r>
-        <w:t xml:space="preserve"> </w:t>
-      </w:r>
-      <w:r>
-        <w:t xml:space="preserve">returns a bright highlight and a bad read.</w:t>
+        <w:t xml:space="preserve">Normal residual above 1 degree or offset residual above 1 mm against the solved</w:t>
+      </w:r>
+      <w:r>
+        <w:t xml:space="preserve"> </w:t>
+      </w:r>
+      <w:r>
+        <w:t xml:space="preserve">registration: either the robot pose was copied wrongly for that pose, or, if it</w:t>
+      </w:r>
+      <w:r>
+        <w:t xml:space="preserve"> </w:t>
+      </w:r>
+      <w:r>
+        <w:t xml:space="preserve">affects every pose with one tilt direction, the board tool frame’s orientation is</w:t>
+      </w:r>
+      <w:r>
+        <w:t xml:space="preserve"> </w:t>
+      </w:r>
+      <w:r>
+        <w:t xml:space="preserve">wrong (section 3, step 5), or the rotation type in the pose log is misnamed; or,</w:t>
+      </w:r>
+      <w:r>
+        <w:t xml:space="preserve"> </w:t>
+      </w:r>
+      <w:r>
+        <w:t xml:space="preserve">if it grows steadily across the volume, the robot’s base frame or its absolute</w:t>
+      </w:r>
+      <w:r>
+        <w:t xml:space="preserve"> </w:t>
+      </w:r>
+      <w:r>
+        <w:t xml:space="preserve">accuracy is off.</w:t>
       </w:r>
     </w:p>
     <w:p>
@@ -4249,19 +6023,13 @@
         </w:numPr>
       </w:pPr>
       <w:r>
-        <w:t xml:space="preserve">Something flat and large closer to the sensor than the board, in the picture. The</w:t>
-      </w:r>
-      <w:r>
-        <w:t xml:space="preserve"> </w:t>
-      </w:r>
-      <w:r>
-        <w:t xml:space="preserve">software looks for the closest large flat surface when it has no better</w:t>
-      </w:r>
-      <w:r>
-        <w:t xml:space="preserve"> </w:t>
-      </w:r>
-      <w:r>
-        <w:t xml:space="preserve">information; keep the foreground clear.</w:t>
+        <w:t xml:space="preserve">Normal spread below 0.05: the tilts were not varied enough (should not happen with</w:t>
+      </w:r>
+      <w:r>
+        <w:t xml:space="preserve"> </w:t>
+      </w:r>
+      <w:r>
+        <w:t xml:space="preserve">the plan’s defaults).</w:t>
       </w:r>
     </w:p>
     <w:p>
@@ -4273,19 +6041,79 @@
         </w:numPr>
       </w:pPr>
       <w:r>
-        <w:t xml:space="preserve">In sub-procedure B, stopping, reversing, or slowing on the final move, or</w:t>
-      </w:r>
-      <w:r>
-        <w:t xml:space="preserve"> </w:t>
-      </w:r>
-      <w:r>
-        <w:t xml:space="preserve">approaching some poses without the approach pose. Every pose must get the same</w:t>
-      </w:r>
-      <w:r>
-        <w:t xml:space="preserve"> </w:t>
-      </w:r>
-      <w:r>
-        <w:t xml:space="preserve">final move.</w:t>
+        <w:t xml:space="preserve">Joint sign consistency (sub-procedure B, when joint angles were logged): for each</w:t>
+      </w:r>
+      <w:r>
+        <w:t xml:space="preserve"> </w:t>
+      </w:r>
+      <w:r>
+        <w:t xml:space="preserve">joint, the fraction of poses whose final motion had the majority direction. A joint</w:t>
+      </w:r>
+      <w:r>
+        <w:t xml:space="preserve"> </w:t>
+      </w:r>
+      <w:r>
+        <w:t xml:space="preserve">far below 100 percent means the approach move did not standardize that joint’s</w:t>
+      </w:r>
+      <w:r>
+        <w:t xml:space="preserve"> </w:t>
+      </w:r>
+      <w:r>
+        <w:t xml:space="preserve">backlash over part of the workspace; tell the engineer, it affects how the two</w:t>
+      </w:r>
+      <w:r>
+        <w:t xml:space="preserve"> </w:t>
+      </w:r>
+      <w:r>
+        <w:t xml:space="preserve">folders are compared.</w:t>
+      </w:r>
+    </w:p>
+    <w:p>
+      <w:pPr>
+        <w:pStyle w:val="FirstParagraph"/>
+      </w:pPr>
+      <w:r>
+        <w:t xml:space="preserve">Re-capture flagged poses after fixing the cause; do not delete the lines from the</w:t>
+      </w:r>
+      <w:r>
+        <w:t xml:space="preserve"> </w:t>
+      </w:r>
+      <w:r>
+        <w:t xml:space="preserve">log, add corrected lines with a new pose id (for example</w:t>
+      </w:r>
+      <w:r>
+        <w:t xml:space="preserve"> </w:t>
+      </w:r>
+      <w:r>
+        <w:rPr>
+          <w:rStyle w:val="VerbatimChar"/>
+        </w:rPr>
+        <w:t xml:space="preserve">b_z0650_t24_a090_05r</w:t>
+      </w:r>
+      <w:r>
+        <w:t xml:space="preserve">). The</w:t>
+      </w:r>
+      <w:r>
+        <w:t xml:space="preserve"> </w:t>
+      </w:r>
+      <w:r>
+        <w:t xml:space="preserve">check tool’s exit code is 0 when nothing is flagged, 1 when something is, and 2 when</w:t>
+      </w:r>
+      <w:r>
+        <w:t xml:space="preserve"> </w:t>
+      </w:r>
+      <w:r>
+        <w:t xml:space="preserve">it cannot read the manifest.</w:t>
+      </w:r>
+    </w:p>
+    <w:bookmarkEnd w:id="25"/>
+    <w:bookmarkStart w:id="26" w:name="deliverables-checklist"/>
+    <w:p>
+      <w:pPr>
+        <w:pStyle w:val="Heading2"/>
+      </w:pPr>
+      <w:r>
+        <w:t xml:space="preserve">9. Deliverables checklist</w:t>
       </w:r>
     </w:p>
     <w:p>
@@ -4293,15 +6121,499 @@
         <w:pStyle w:val="Compact"/>
         <w:numPr>
           <w:ilvl w:val="0"/>
-          <w:numId w:val="1009"/>
+          <w:numId w:val="1010"/>
         </w:numPr>
       </w:pPr>
       <w:r>
+        <w:rPr>
+          <w:rStyle w:val="VerbatimChar"/>
+        </w:rPr>
+        <w:t xml:space="preserve">captures_A/</w:t>
+      </w:r>
+      <w:r>
+        <w:t xml:space="preserve"> </w:t>
+      </w:r>
+      <w:r>
+        <w:t xml:space="preserve">and</w:t>
+      </w:r>
+      <w:r>
+        <w:t xml:space="preserve"> </w:t>
+      </w:r>
+      <w:r>
+        <w:rPr>
+          <w:rStyle w:val="VerbatimChar"/>
+        </w:rPr>
+        <w:t xml:space="preserve">captures_B/</w:t>
+      </w:r>
+      <w:r>
+        <w:t xml:space="preserve"> </w:t>
+      </w:r>
+      <w:r>
+        <w:t xml:space="preserve">with all</w:t>
+      </w:r>
+      <w:r>
+        <w:t xml:space="preserve"> </w:t>
+      </w:r>
+      <w:r>
+        <w:rPr>
+          <w:rStyle w:val="VerbatimChar"/>
+        </w:rPr>
+        <w:t xml:space="preserve">.mc</w:t>
+      </w:r>
+      <w:r>
+        <w:t xml:space="preserve"> </w:t>
+      </w:r>
+      <w:r>
+        <w:t xml:space="preserve">files, named</w:t>
+      </w:r>
+      <w:r>
+        <w:t xml:space="preserve"> </w:t>
+      </w:r>
+      <w:r>
+        <w:rPr>
+          <w:rStyle w:val="VerbatimChar"/>
+        </w:rPr>
+        <w:t xml:space="preserve">&lt;pose_id&gt;_Index&lt;nn&gt;.mc</w:t>
+      </w:r>
+    </w:p>
+    <w:p>
+      <w:pPr>
+        <w:pStyle w:val="Compact"/>
+        <w:numPr>
+          <w:ilvl w:val="0"/>
+          <w:numId w:val="1010"/>
+        </w:numPr>
+      </w:pPr>
+      <w:r>
+        <w:rPr>
+          <w:rStyle w:val="VerbatimChar"/>
+        </w:rPr>
+        <w:t xml:space="preserve">pose_log_A.csv</w:t>
+      </w:r>
+      <w:r>
+        <w:t xml:space="preserve"> </w:t>
+      </w:r>
+      <w:r>
+        <w:t xml:space="preserve">and</w:t>
+      </w:r>
+      <w:r>
+        <w:t xml:space="preserve"> </w:t>
+      </w:r>
+      <w:r>
+        <w:rPr>
+          <w:rStyle w:val="VerbatimChar"/>
+        </w:rPr>
+        <w:t xml:space="preserve">pose_log_B.csv</w:t>
+      </w:r>
+      <w:r>
+        <w:t xml:space="preserve">, with the joint-angle columns when the</w:t>
+      </w:r>
+      <w:r>
+        <w:t xml:space="preserve"> </w:t>
+      </w:r>
+      <w:r>
+        <w:t xml:space="preserve">controller reports them</w:t>
+      </w:r>
+    </w:p>
+    <w:p>
+      <w:pPr>
+        <w:pStyle w:val="Compact"/>
+        <w:numPr>
+          <w:ilvl w:val="0"/>
+          <w:numId w:val="1010"/>
+        </w:numPr>
+      </w:pPr>
+      <w:r>
+        <w:rPr>
+          <w:rStyle w:val="VerbatimChar"/>
+        </w:rPr>
+        <w:t xml:space="preserve">captures_A/manifest.csv</w:t>
+      </w:r>
+      <w:r>
+        <w:t xml:space="preserve"> </w:t>
+      </w:r>
+      <w:r>
+        <w:t xml:space="preserve">and</w:t>
+      </w:r>
+      <w:r>
+        <w:t xml:space="preserve"> </w:t>
+      </w:r>
+      <w:r>
+        <w:rPr>
+          <w:rStyle w:val="VerbatimChar"/>
+        </w:rPr>
+        <w:t xml:space="preserve">captures_B/manifest.csv</w:t>
+      </w:r>
+      <w:r>
+        <w:t xml:space="preserve"> </w:t>
+      </w:r>
+      <w:r>
+        <w:t xml:space="preserve">produced by</w:t>
+      </w:r>
+      <w:r>
+        <w:t xml:space="preserve"> </w:t>
+      </w:r>
+      <w:r>
+        <w:rPr>
+          <w:rStyle w:val="VerbatimChar"/>
+        </w:rPr>
+        <w:t xml:space="preserve">make_manifest</w:t>
+      </w:r>
+      <w:r>
+        <w:t xml:space="preserve"> </w:t>
+      </w:r>
+      <w:r>
+        <w:t xml:space="preserve">without errors</w:t>
+      </w:r>
+    </w:p>
+    <w:p>
+      <w:pPr>
+        <w:pStyle w:val="Compact"/>
+        <w:numPr>
+          <w:ilvl w:val="0"/>
+          <w:numId w:val="1010"/>
+        </w:numPr>
+      </w:pPr>
+      <w:r>
+        <w:rPr>
+          <w:rStyle w:val="VerbatimChar"/>
+        </w:rPr>
+        <w:t xml:space="preserve">captures_A/check.json</w:t>
+      </w:r>
+      <w:r>
+        <w:t xml:space="preserve"> </w:t>
+      </w:r>
+      <w:r>
+        <w:t xml:space="preserve">and</w:t>
+      </w:r>
+      <w:r>
+        <w:t xml:space="preserve"> </w:t>
+      </w:r>
+      <w:r>
+        <w:rPr>
+          <w:rStyle w:val="VerbatimChar"/>
+        </w:rPr>
+        <w:t xml:space="preserve">captures_B/check.json</w:t>
+      </w:r>
+      <w:r>
+        <w:t xml:space="preserve"> </w:t>
+      </w:r>
+      <w:r>
+        <w:t xml:space="preserve">with no flags, or a note</w:t>
+      </w:r>
+      <w:r>
+        <w:t xml:space="preserve"> </w:t>
+      </w:r>
+      <w:r>
+        <w:t xml:space="preserve">explaining each remaining flag</w:t>
+      </w:r>
+    </w:p>
+    <w:p>
+      <w:pPr>
+        <w:pStyle w:val="Compact"/>
+        <w:numPr>
+          <w:ilvl w:val="0"/>
+          <w:numId w:val="1010"/>
+        </w:numPr>
+      </w:pPr>
+      <w:r>
+        <w:rPr>
+          <w:rStyle w:val="VerbatimChar"/>
+        </w:rPr>
+        <w:t xml:space="preserve">plan/poses.csv</w:t>
+      </w:r>
+      <w:r>
+        <w:t xml:space="preserve">,</w:t>
+      </w:r>
+      <w:r>
+        <w:t xml:space="preserve"> </w:t>
+      </w:r>
+      <w:r>
+        <w:rPr>
+          <w:rStyle w:val="VerbatimChar"/>
+        </w:rPr>
+        <w:t xml:space="preserve">plan/plan_summary.txt</w:t>
+      </w:r>
+      <w:r>
+        <w:t xml:space="preserve">,</w:t>
+      </w:r>
+      <w:r>
+        <w:t xml:space="preserve"> </w:t>
+      </w:r>
+      <w:r>
+        <w:rPr>
+          <w:rStyle w:val="VerbatimChar"/>
+        </w:rPr>
+        <w:t xml:space="preserve">plan/plan.png</w:t>
+      </w:r>
+      <w:r>
+        <w:t xml:space="preserve"> </w:t>
+      </w:r>
+      <w:r>
+        <w:t xml:space="preserve">as used</w:t>
+      </w:r>
+    </w:p>
+    <w:p>
+      <w:pPr>
+        <w:pStyle w:val="Compact"/>
+        <w:numPr>
+          <w:ilvl w:val="0"/>
+          <w:numId w:val="1010"/>
+        </w:numPr>
+      </w:pPr>
+      <w:r>
+        <w:rPr>
+          <w:rStyle w:val="VerbatimChar"/>
+        </w:rPr>
+        <w:t xml:space="preserve">boot.json</w:t>
+      </w:r>
+      <w:r>
+        <w:t xml:space="preserve">,</w:t>
+      </w:r>
+      <w:r>
+        <w:t xml:space="preserve"> </w:t>
+      </w:r>
+      <w:r>
+        <w:rPr>
+          <w:rStyle w:val="VerbatimChar"/>
+        </w:rPr>
+        <w:t xml:space="preserve">boot_pose_log.csv</w:t>
+      </w:r>
+      <w:r>
+        <w:t xml:space="preserve"> </w:t>
+      </w:r>
+      <w:r>
+        <w:t xml:space="preserve">and the bootstrap captures in</w:t>
+      </w:r>
+      <w:r>
+        <w:t xml:space="preserve"> </w:t>
+      </w:r>
+      <w:r>
+        <w:rPr>
+          <w:rStyle w:val="VerbatimChar"/>
+        </w:rPr>
+        <w:t xml:space="preserve">boot/</w:t>
+      </w:r>
+    </w:p>
+    <w:p>
+      <w:pPr>
+        <w:pStyle w:val="Compact"/>
+        <w:numPr>
+          <w:ilvl w:val="0"/>
+          <w:numId w:val="1010"/>
+        </w:numPr>
+      </w:pPr>
+      <w:r>
+        <w:rPr>
+          <w:rStyle w:val="VerbatimChar"/>
+        </w:rPr>
+        <w:t xml:space="preserve">session_notes.txt</w:t>
+      </w:r>
+      <w:r>
+        <w:t xml:space="preserve"> </w:t>
+      </w:r>
+      <w:r>
+        <w:t xml:space="preserve">with: sensor serial, warm-up time, exposure and gain, base</w:t>
+      </w:r>
+      <w:r>
+        <w:t xml:space="preserve"> </w:t>
+      </w:r>
+      <w:r>
+        <w:t xml:space="preserve">frame name, backlash compensation setting, board D and runout reading, whether the</w:t>
+      </w:r>
+      <w:r>
+        <w:t xml:space="preserve"> </w:t>
+      </w:r>
+      <w:r>
+        <w:t xml:space="preserve">flange pose was logged instead of TOOL_BOARD (section 3), board dimensions and</w:t>
+      </w:r>
+      <w:r>
+        <w:t xml:space="preserve"> </w:t>
+      </w:r>
+      <w:r>
+        <w:t xml:space="preserve">certificate, TOOL_BOARD values, temperature, robot speed and acceleration</w:t>
+      </w:r>
+      <w:r>
+        <w:t xml:space="preserve"> </w:t>
+      </w:r>
+      <w:r>
+        <w:t xml:space="preserve">settings, the order the sub-procedures were run in and their times</w:t>
+      </w:r>
+    </w:p>
+    <w:p>
+      <w:pPr>
+        <w:pStyle w:val="Compact"/>
+        <w:numPr>
+          <w:ilvl w:val="0"/>
+          <w:numId w:val="1010"/>
+        </w:numPr>
+      </w:pPr>
+      <w:r>
+        <w:t xml:space="preserve">Photos of the setup: sensor mount, the board on the flange, the workspace behind</w:t>
+      </w:r>
+      <w:r>
+        <w:t xml:space="preserve"> </w:t>
+      </w:r>
+      <w:r>
+        <w:t xml:space="preserve">the board as the sensor sees it</w:t>
+      </w:r>
+    </w:p>
+    <w:bookmarkEnd w:id="26"/>
+    <w:bookmarkStart w:id="27" w:name="things-that-spoil-a-session"/>
+    <w:p>
+      <w:pPr>
+        <w:pStyle w:val="Heading2"/>
+      </w:pPr>
+      <w:r>
+        <w:t xml:space="preserve">10. Things that spoil a session</w:t>
+      </w:r>
+    </w:p>
+    <w:p>
+      <w:pPr>
+        <w:pStyle w:val="Compact"/>
+        <w:numPr>
+          <w:ilvl w:val="0"/>
+          <w:numId w:val="1011"/>
+        </w:numPr>
+      </w:pPr>
+      <w:r>
+        <w:t xml:space="preserve">Moving or bumping the sensor. If it happens, everything after it is a new session,</w:t>
+      </w:r>
+      <w:r>
+        <w:t xml:space="preserve"> </w:t>
+      </w:r>
+      <w:r>
+        <w:t xml:space="preserve">and both sub-procedures must be repeated.</w:t>
+      </w:r>
+    </w:p>
+    <w:p>
+      <w:pPr>
+        <w:pStyle w:val="Compact"/>
+        <w:numPr>
+          <w:ilvl w:val="0"/>
+          <w:numId w:val="1011"/>
+        </w:numPr>
+      </w:pPr>
+      <w:r>
+        <w:t xml:space="preserve">Changing exposure, gain, the base frame, the speed settings, or the backlash</w:t>
+      </w:r>
+      <w:r>
+        <w:t xml:space="preserve"> </w:t>
+      </w:r>
+      <w:r>
+        <w:t xml:space="preserve">compensation mid-session or between the sub-procedures.</w:t>
+      </w:r>
+    </w:p>
+    <w:p>
+      <w:pPr>
+        <w:pStyle w:val="Compact"/>
+        <w:numPr>
+          <w:ilvl w:val="0"/>
+          <w:numId w:val="1011"/>
+        </w:numPr>
+      </w:pPr>
+      <w:r>
+        <w:t xml:space="preserve">Using the commanded pose instead of the reported pose in the log.</w:t>
+      </w:r>
+    </w:p>
+    <w:p>
+      <w:pPr>
+        <w:pStyle w:val="Compact"/>
+        <w:numPr>
+          <w:ilvl w:val="0"/>
+          <w:numId w:val="1011"/>
+        </w:numPr>
+      </w:pPr>
+      <w:r>
+        <w:t xml:space="preserve">A loose adapter: check the dowels are seated and the runout (section 3, step 2)</w:t>
+      </w:r>
+      <w:r>
+        <w:t xml:space="preserve"> </w:t>
+      </w:r>
+      <w:r>
+        <w:t xml:space="preserve">before each sub-procedure.</w:t>
+      </w:r>
+    </w:p>
+    <w:p>
+      <w:pPr>
+        <w:pStyle w:val="Compact"/>
+        <w:numPr>
+          <w:ilvl w:val="0"/>
+          <w:numId w:val="1011"/>
+        </w:numPr>
+      </w:pPr>
+      <w:r>
+        <w:t xml:space="preserve">Fingerprints or gloss on the board: wipe with isopropyl alcohol; a shiny spot</w:t>
+      </w:r>
+      <w:r>
+        <w:t xml:space="preserve"> </w:t>
+      </w:r>
+      <w:r>
+        <w:t xml:space="preserve">returns a bright highlight and a bad read.</w:t>
+      </w:r>
+    </w:p>
+    <w:p>
+      <w:pPr>
+        <w:pStyle w:val="Compact"/>
+        <w:numPr>
+          <w:ilvl w:val="0"/>
+          <w:numId w:val="1011"/>
+        </w:numPr>
+      </w:pPr>
+      <w:r>
+        <w:t xml:space="preserve">Something flat and large closer to the sensor than the board, in the picture. The</w:t>
+      </w:r>
+      <w:r>
+        <w:t xml:space="preserve"> </w:t>
+      </w:r>
+      <w:r>
+        <w:t xml:space="preserve">software looks for the closest large flat surface when it has no better</w:t>
+      </w:r>
+      <w:r>
+        <w:t xml:space="preserve"> </w:t>
+      </w:r>
+      <w:r>
+        <w:t xml:space="preserve">information; keep the foreground clear.</w:t>
+      </w:r>
+    </w:p>
+    <w:p>
+      <w:pPr>
+        <w:pStyle w:val="Compact"/>
+        <w:numPr>
+          <w:ilvl w:val="0"/>
+          <w:numId w:val="1011"/>
+        </w:numPr>
+      </w:pPr>
+      <w:r>
+        <w:t xml:space="preserve">In sub-procedure B, stopping, reversing, or slowing on the final move, or</w:t>
+      </w:r>
+      <w:r>
+        <w:t xml:space="preserve"> </w:t>
+      </w:r>
+      <w:r>
+        <w:t xml:space="preserve">approaching some poses without the approach pose. Every pose must get the same</w:t>
+      </w:r>
+      <w:r>
+        <w:t xml:space="preserve"> </w:t>
+      </w:r>
+      <w:r>
+        <w:t xml:space="preserve">final move.</w:t>
+      </w:r>
+    </w:p>
+    <w:p>
+      <w:pPr>
+        <w:pStyle w:val="Compact"/>
+        <w:numPr>
+          <w:ilvl w:val="0"/>
+          <w:numId w:val="1011"/>
+        </w:numPr>
+      </w:pPr>
+      <w:r>
         <w:t xml:space="preserve">Mixing up the two pose logs, or capturing B into the A folder.</w:t>
       </w:r>
     </w:p>
-    <w:bookmarkEnd w:id="24"/>
-    <w:bookmarkStart w:id="25" w:name="appendix-a.-software-reference"/>
+    <w:bookmarkEnd w:id="27"/>
+    <w:bookmarkStart w:id="28" w:name="appendix-a.-software-reference"/>
     <w:p>
       <w:pPr>
         <w:pStyle w:val="Heading2"/>
@@ -5178,6 +7490,15 @@
         <w:rPr>
           <w:rStyle w:val="VerbatimChar"/>
         </w:rPr>
+        <w:t xml:space="preserve">                    [--target-offset-mm TARGET_OFFSET_MM]</w:t>
+      </w:r>
+      <w:r>
+        <w:br/>
+      </w:r>
+      <w:r>
+        <w:rPr>
+          <w:rStyle w:val="VerbatimChar"/>
+        </w:rPr>
         <w:t xml:space="preserve">                    [--min-pose-count MIN_POSE_COUNT]</w:t>
       </w:r>
       <w:r>
@@ -5364,6 +7685,60 @@
         <w:rPr>
           <w:rStyle w:val="VerbatimChar"/>
         </w:rPr>
+        <w:t xml:space="preserve">  --target-offset-mm TARGET_OFFSET_MM</w:t>
+      </w:r>
+      <w:r>
+        <w:br/>
+      </w:r>
+      <w:r>
+        <w:rPr>
+          <w:rStyle w:val="VerbatimChar"/>
+        </w:rPr>
+        <w:t xml:space="preserve">                        distance from the logged frame's origin to the</w:t>
+      </w:r>
+      <w:r>
+        <w:br/>
+      </w:r>
+      <w:r>
+        <w:rPr>
+          <w:rStyle w:val="VerbatimChar"/>
+        </w:rPr>
+        <w:t xml:space="preserve">                        board's front face along its +z, in mm; 0 when the</w:t>
+      </w:r>
+      <w:r>
+        <w:br/>
+      </w:r>
+      <w:r>
+        <w:rPr>
+          <w:rStyle w:val="VerbatimChar"/>
+        </w:rPr>
+        <w:t xml:space="preserve">                        logged frame is the board tool frame, the plate</w:t>
+      </w:r>
+      <w:r>
+        <w:br/>
+      </w:r>
+      <w:r>
+        <w:rPr>
+          <w:rStyle w:val="VerbatimChar"/>
+        </w:rPr>
+        <w:t xml:space="preserve">                        thickness D when the flange pose was logged</w:t>
+      </w:r>
+      <w:r>
+        <w:br/>
+      </w:r>
+      <w:r>
+        <w:rPr>
+          <w:rStyle w:val="VerbatimChar"/>
+        </w:rPr>
+        <w:t xml:space="preserve">                        (default 0.0)</w:t>
+      </w:r>
+      <w:r>
+        <w:br/>
+      </w:r>
+      <w:r>
+        <w:rPr>
+          <w:rStyle w:val="VerbatimChar"/>
+        </w:rPr>
         <w:t xml:space="preserve">  --min-pose-count MIN_POSE_COUNT</w:t>
       </w:r>
       <w:r>
@@ -5575,6 +7950,15 @@
         <w:rPr>
           <w:rStyle w:val="VerbatimChar"/>
         </w:rPr>
+        <w:t xml:space="preserve">                         [--target-offset-mm TARGET_OFFSET_MM]</w:t>
+      </w:r>
+      <w:r>
+        <w:br/>
+      </w:r>
+      <w:r>
+        <w:rPr>
+          <w:rStyle w:val="VerbatimChar"/>
+        </w:rPr>
         <w:t xml:space="preserve">                         [--normal-residual-warn-deg NORMAL_RESIDUAL_WARN_DEG]</w:t>
       </w:r>
       <w:r>
@@ -5815,6 +8199,60 @@
         <w:rPr>
           <w:rStyle w:val="VerbatimChar"/>
         </w:rPr>
+        <w:t xml:space="preserve">  --target-offset-mm TARGET_OFFSET_MM</w:t>
+      </w:r>
+      <w:r>
+        <w:br/>
+      </w:r>
+      <w:r>
+        <w:rPr>
+          <w:rStyle w:val="VerbatimChar"/>
+        </w:rPr>
+        <w:t xml:space="preserve">                        distance from the logged frame's origin to the</w:t>
+      </w:r>
+      <w:r>
+        <w:br/>
+      </w:r>
+      <w:r>
+        <w:rPr>
+          <w:rStyle w:val="VerbatimChar"/>
+        </w:rPr>
+        <w:t xml:space="preserve">                        board's front face along its +z, in mm; 0 when the</w:t>
+      </w:r>
+      <w:r>
+        <w:br/>
+      </w:r>
+      <w:r>
+        <w:rPr>
+          <w:rStyle w:val="VerbatimChar"/>
+        </w:rPr>
+        <w:t xml:space="preserve">                        logged frame is the board tool frame, the plate</w:t>
+      </w:r>
+      <w:r>
+        <w:br/>
+      </w:r>
+      <w:r>
+        <w:rPr>
+          <w:rStyle w:val="VerbatimChar"/>
+        </w:rPr>
+        <w:t xml:space="preserve">                        thickness D when the flange pose was logged</w:t>
+      </w:r>
+      <w:r>
+        <w:br/>
+      </w:r>
+      <w:r>
+        <w:rPr>
+          <w:rStyle w:val="VerbatimChar"/>
+        </w:rPr>
+        <w:t xml:space="preserve">                        (default 0.0)</w:t>
+      </w:r>
+      <w:r>
+        <w:br/>
+      </w:r>
+      <w:r>
+        <w:rPr>
+          <w:rStyle w:val="VerbatimChar"/>
+        </w:rPr>
         <w:t xml:space="preserve">  --normal-residual-warn-deg NORMAL_RESIDUAL_WARN_DEG</w:t>
       </w:r>
       <w:r>
@@ -5961,20 +8399,181 @@
         <w:t xml:space="preserve">python3 -m sphcal.cli.make_manifest --help</w:t>
       </w:r>
       <w:r>
-        <w:t xml:space="preserve"> </w:t>
-      </w:r>
-      <w:r>
-        <w:t xml:space="preserve">is in the stage-1 procedure,</w:t>
-      </w:r>
-      <w:r>
-        <w:t xml:space="preserve"> </w:t>
-      </w:r>
-      <w:r>
-        <w:t xml:space="preserve">appendix B.</w:t>
-      </w:r>
-    </w:p>
-    <w:bookmarkEnd w:id="25"/>
-    <w:bookmarkStart w:id="26" w:name="X3b77f225bf0e3dd8541e4ee02fd4c1c557d291a"/>
+        <w:t xml:space="preserve">:</w:t>
+      </w:r>
+    </w:p>
+    <w:p>
+      <w:pPr>
+        <w:pStyle w:val="SourceCode"/>
+      </w:pPr>
+      <w:r>
+        <w:rPr>
+          <w:rStyle w:val="VerbatimChar"/>
+        </w:rPr>
+        <w:t xml:space="preserve">usage: make_manifest.py [-h] --pose-log PATH --captures DIR</w:t>
+      </w:r>
+      <w:r>
+        <w:br/>
+      </w:r>
+      <w:r>
+        <w:rPr>
+          <w:rStyle w:val="VerbatimChar"/>
+        </w:rPr>
+        <w:t xml:space="preserve">                        [--format {csv,json}] --out PATH [--strict]</w:t>
+      </w:r>
+      <w:r>
+        <w:br/>
+      </w:r>
+      <w:r>
+        <w:br/>
+      </w:r>
+      <w:r>
+        <w:rPr>
+          <w:rStyle w:val="VerbatimChar"/>
+        </w:rPr>
+        <w:t xml:space="preserve">Build the capture manifest from a pose log (CSV) and a directory of .mc</w:t>
+      </w:r>
+      <w:r>
+        <w:br/>
+      </w:r>
+      <w:r>
+        <w:rPr>
+          <w:rStyle w:val="VerbatimChar"/>
+        </w:rPr>
+        <w:t xml:space="preserve">capture files. The poses.csv written by plan_poses is accepted as a pose</w:t>
+      </w:r>
+      <w:r>
+        <w:br/>
+      </w:r>
+      <w:r>
+        <w:rPr>
+          <w:rStyle w:val="VerbatimChar"/>
+        </w:rPr>
+        <w:t xml:space="preserve">log.</w:t>
+      </w:r>
+      <w:r>
+        <w:br/>
+      </w:r>
+      <w:r>
+        <w:br/>
+      </w:r>
+      <w:r>
+        <w:rPr>
+          <w:rStyle w:val="VerbatimChar"/>
+        </w:rPr>
+        <w:t xml:space="preserve">options:</w:t>
+      </w:r>
+      <w:r>
+        <w:br/>
+      </w:r>
+      <w:r>
+        <w:rPr>
+          <w:rStyle w:val="VerbatimChar"/>
+        </w:rPr>
+        <w:t xml:space="preserve">  -h, --help           show this help message and exit</w:t>
+      </w:r>
+      <w:r>
+        <w:br/>
+      </w:r>
+      <w:r>
+        <w:rPr>
+          <w:rStyle w:val="VerbatimChar"/>
+        </w:rPr>
+        <w:t xml:space="preserve">  --pose-log PATH      CSV with pose_id, kind, radius_mm, half_width_mm,</w:t>
+      </w:r>
+      <w:r>
+        <w:br/>
+      </w:r>
+      <w:r>
+        <w:rPr>
+          <w:rStyle w:val="VerbatimChar"/>
+        </w:rPr>
+        <w:t xml:space="preserve">                       half_height_mm, x_mm, y_mm, z_mm, rotation_type,</w:t>
+      </w:r>
+      <w:r>
+        <w:br/>
+      </w:r>
+      <w:r>
+        <w:rPr>
+          <w:rStyle w:val="VerbatimChar"/>
+        </w:rPr>
+        <w:t xml:space="preserve">                       r1..r4 (rotation_type: none, quaternion_wxyz,</w:t>
+      </w:r>
+      <w:r>
+        <w:br/>
+      </w:r>
+      <w:r>
+        <w:rPr>
+          <w:rStyle w:val="VerbatimChar"/>
+        </w:rPr>
+        <w:t xml:space="preserve">                       quaternion_xyzw, euler_zyx_deg, euler_xyz_deg,</w:t>
+      </w:r>
+      <w:r>
+        <w:br/>
+      </w:r>
+      <w:r>
+        <w:rPr>
+          <w:rStyle w:val="VerbatimChar"/>
+        </w:rPr>
+        <w:t xml:space="preserve">                       fixed_xyz_deg, rotvec_deg, matrix)</w:t>
+      </w:r>
+      <w:r>
+        <w:br/>
+      </w:r>
+      <w:r>
+        <w:rPr>
+          <w:rStyle w:val="VerbatimChar"/>
+        </w:rPr>
+        <w:t xml:space="preserve">  --captures DIR       directory of .mc files named</w:t>
+      </w:r>
+      <w:r>
+        <w:br/>
+      </w:r>
+      <w:r>
+        <w:rPr>
+          <w:rStyle w:val="VerbatimChar"/>
+        </w:rPr>
+        <w:t xml:space="preserve">                       &lt;pose_id&gt;_Index&lt;frame&gt;.mc</w:t>
+      </w:r>
+      <w:r>
+        <w:br/>
+      </w:r>
+      <w:r>
+        <w:rPr>
+          <w:rStyle w:val="VerbatimChar"/>
+        </w:rPr>
+        <w:t xml:space="preserve">  --format {csv,json}  manifest format</w:t>
+      </w:r>
+      <w:r>
+        <w:br/>
+      </w:r>
+      <w:r>
+        <w:rPr>
+          <w:rStyle w:val="VerbatimChar"/>
+        </w:rPr>
+        <w:t xml:space="preserve">  --out PATH           manifest file to write</w:t>
+      </w:r>
+      <w:r>
+        <w:br/>
+      </w:r>
+      <w:r>
+        <w:rPr>
+          <w:rStyle w:val="VerbatimChar"/>
+        </w:rPr>
+        <w:t xml:space="preserve">  --strict             treat warnings (missing or unmatched captures, non-</w:t>
+      </w:r>
+      <w:r>
+        <w:br/>
+      </w:r>
+      <w:r>
+        <w:rPr>
+          <w:rStyle w:val="VerbatimChar"/>
+        </w:rPr>
+        <w:t xml:space="preserve">                       unit quaternions) as errors</w:t>
+      </w:r>
+    </w:p>
+    <w:bookmarkEnd w:id="28"/>
+    <w:bookmarkStart w:id="29" w:name="X3b77f225bf0e3dd8541e4ee02fd4c1c557d291a"/>
     <w:p>
       <w:pPr>
         <w:pStyle w:val="Heading2"/>
@@ -6076,7 +8675,7 @@
         <w:rPr>
           <w:rStyle w:val="VerbatimChar"/>
         </w:rPr>
-        <w:t xml:space="preserve">C:\cal\flexible_plane_fit</w:t>
+        <w:t xml:space="preserve">C:\cal\plane_plane_registration</w:t>
       </w:r>
       <w:r>
         <w:t xml:space="preserve"> </w:t>
@@ -6106,7 +8705,7 @@
         <w:rPr>
           <w:rStyle w:val="VerbatimChar"/>
         </w:rPr>
-        <w:t xml:space="preserve">~/cal/flexible_plane_fit</w:t>
+        <w:t xml:space="preserve">~/cal/plane_plane_registration</w:t>
       </w:r>
       <w:r>
         <w:t xml:space="preserve"> </w:t>
@@ -6129,19 +8728,19 @@
         <w:rPr>
           <w:rStyle w:val="VerbatimChar"/>
         </w:rPr>
-        <w:t xml:space="preserve">flexible_plane_fit/python</w:t>
-      </w:r>
-      <w:r>
-        <w:t xml:space="preserve"> </w:t>
-      </w:r>
-      <w:r>
-        <w:t xml:space="preserve">(stage-1 procedure, appendix</w:t>
-      </w:r>
-      <w:r>
-        <w:t xml:space="preserve"> </w:t>
-      </w:r>
-      <w:r>
-        <w:t xml:space="preserve">C.3). Check with</w:t>
+        <w:t xml:space="preserve">plane_plane_registration/python</w:t>
+      </w:r>
+      <w:r>
+        <w:t xml:space="preserve"> </w:t>
+      </w:r>
+      <w:r>
+        <w:t xml:space="preserve">(stage-1 procedure,</w:t>
+      </w:r>
+      <w:r>
+        <w:t xml:space="preserve"> </w:t>
+      </w:r>
+      <w:r>
+        <w:t xml:space="preserve">appendix C.3). Check with</w:t>
       </w:r>
       <w:r>
         <w:t xml:space="preserve"> </w:t>
@@ -6186,7 +8785,13 @@
         <w:t xml:space="preserve"> </w:t>
       </w:r>
       <w:r>
-        <w:t xml:space="preserve">is listed.</w:t>
+        <w:t xml:space="preserve">is</w:t>
+      </w:r>
+      <w:r>
+        <w:t xml:space="preserve"> </w:t>
+      </w:r>
+      <w:r>
+        <w:t xml:space="preserve">listed.</w:t>
       </w:r>
     </w:p>
     <w:p>
@@ -6278,7 +8883,7 @@
         <w:rPr>
           <w:rStyle w:val="VerbatimChar"/>
         </w:rPr>
-        <w:t xml:space="preserve">flexible_plane_fit/python</w:t>
+        <w:t xml:space="preserve">plane_plane_registration/python</w:t>
       </w:r>
       <w:r>
         <w:t xml:space="preserve">:</w:t>
@@ -6389,76 +8994,19 @@
         <w:t xml:space="preserve"> </w:t>
       </w:r>
       <w:r>
-        <w:t xml:space="preserve">to 8. With the environment active this works from any folder, so keep a working</w:t>
-      </w:r>
-      <w:r>
-        <w:t xml:space="preserve"> </w:t>
-      </w:r>
-      <w:r>
-        <w:t xml:space="preserve">folder for the session with</w:t>
-      </w:r>
-      <w:r>
-        <w:t xml:space="preserve"> </w:t>
-      </w:r>
-      <w:r>
-        <w:rPr>
-          <w:rStyle w:val="VerbatimChar"/>
-        </w:rPr>
-        <w:t xml:space="preserve">boot/</w:t>
-      </w:r>
-      <w:r>
-        <w:t xml:space="preserve">,</w:t>
-      </w:r>
-      <w:r>
-        <w:t xml:space="preserve"> </w:t>
-      </w:r>
-      <w:r>
-        <w:rPr>
-          <w:rStyle w:val="VerbatimChar"/>
-        </w:rPr>
-        <w:t xml:space="preserve">plan/</w:t>
-      </w:r>
-      <w:r>
-        <w:t xml:space="preserve">,</w:t>
-      </w:r>
-      <w:r>
-        <w:t xml:space="preserve"> </w:t>
-      </w:r>
-      <w:r>
-        <w:rPr>
-          <w:rStyle w:val="VerbatimChar"/>
-        </w:rPr>
-        <w:t xml:space="preserve">captures_A/</w:t>
-      </w:r>
-      <w:r>
-        <w:t xml:space="preserve">,</w:t>
-      </w:r>
-      <w:r>
-        <w:t xml:space="preserve"> </w:t>
-      </w:r>
-      <w:r>
-        <w:rPr>
-          <w:rStyle w:val="VerbatimChar"/>
-        </w:rPr>
-        <w:t xml:space="preserve">captures_B/</w:t>
-      </w:r>
-      <w:r>
-        <w:t xml:space="preserve"> </w:t>
-      </w:r>
-      <w:r>
-        <w:t xml:space="preserve">and the</w:t>
-      </w:r>
-      <w:r>
-        <w:t xml:space="preserve"> </w:t>
-      </w:r>
-      <w:r>
-        <w:t xml:space="preserve">pose logs in it, open the terminal there, and give file names relative to it. A</w:t>
-      </w:r>
-      <w:r>
-        <w:t xml:space="preserve"> </w:t>
-      </w:r>
-      <w:r>
-        <w:t xml:space="preserve">message starting with</w:t>
+        <w:t xml:space="preserve">to 8. With the environment active this works from any folder, so open the terminal</w:t>
+      </w:r>
+      <w:r>
+        <w:t xml:space="preserve"> </w:t>
+      </w:r>
+      <w:r>
+        <w:t xml:space="preserve">in the session folder of section 2 and give file names relative to it, as the</w:t>
+      </w:r>
+      <w:r>
+        <w:t xml:space="preserve"> </w:t>
+      </w:r>
+      <w:r>
+        <w:t xml:space="preserve">commands in this document do. A message starting with</w:t>
       </w:r>
       <w:r>
         <w:t xml:space="preserve"> </w:t>
@@ -6473,13 +9021,19 @@
         <w:t xml:space="preserve"> </w:t>
       </w:r>
       <w:r>
-        <w:t xml:space="preserve">means the tool stopped and wrote nothing; it says what</w:t>
-      </w:r>
-      <w:r>
-        <w:t xml:space="preserve"> </w:t>
-      </w:r>
-      <w:r>
-        <w:t xml:space="preserve">is wrong and which pose or file it concerns. A message starting with</w:t>
+        <w:t xml:space="preserve">means the tool</w:t>
+      </w:r>
+      <w:r>
+        <w:t xml:space="preserve"> </w:t>
+      </w:r>
+      <w:r>
+        <w:t xml:space="preserve">stopped and wrote nothing; it says what is wrong and which pose or file it concerns.</w:t>
+      </w:r>
+      <w:r>
+        <w:t xml:space="preserve"> </w:t>
+      </w:r>
+      <w:r>
+        <w:t xml:space="preserve">A message starting with</w:t>
       </w:r>
       <w:r>
         <w:t xml:space="preserve"> </w:t>
@@ -6494,13 +9048,13 @@
         <w:t xml:space="preserve"> </w:t>
       </w:r>
       <w:r>
-        <w:t xml:space="preserve">means</w:t>
-      </w:r>
-      <w:r>
-        <w:t xml:space="preserve"> </w:t>
-      </w:r>
-      <w:r>
-        <w:t xml:space="preserve">the tool finished but something should be looked at.</w:t>
+        <w:t xml:space="preserve">means the tool finished but something should be</w:t>
+      </w:r>
+      <w:r>
+        <w:t xml:space="preserve"> </w:t>
+      </w:r>
+      <w:r>
+        <w:t xml:space="preserve">looked at.</w:t>
       </w:r>
     </w:p>
     <w:p>
@@ -6550,8 +9104,8 @@
         <w:t xml:space="preserve">active or the install step was skipped).</w:t>
       </w:r>
     </w:p>
-    <w:bookmarkEnd w:id="26"/>
-    <w:bookmarkEnd w:id="27"/>
+    <w:bookmarkEnd w:id="29"/>
+    <w:bookmarkEnd w:id="30"/>
     <w:sectPr>
       <w:footnotePr>
         <w:numRestart w:val="eachSect"/>
@@ -6662,6 +9216,109 @@
       </w:pPr>
     </w:lvl>
   </w:abstractNum>
+  <w:abstractNum w:abstractNumId="991">
+    <w:nsid w:val="0000A991"/>
+    <w:multiLevelType w:val="multilevel"/>
+    <w:lvl w:ilvl="0">
+      <w:numFmt w:val="bullet"/>
+      <w:lvlText w:val=""/>
+      <w:lvlJc w:val="left"/>
+      <w:pPr>
+        <w:ind w:left="720" w:hanging="360"/>
+      </w:pPr>
+      <w:rPr>
+        <w:rFonts w:ascii="Symbol" w:hAnsi="Symbol" w:cs="Symbol" w:hint="default"/>
+      </w:rPr>
+    </w:lvl>
+    <w:lvl w:ilvl="1">
+      <w:numFmt w:val="bullet"/>
+      <w:lvlText w:val="o"/>
+      <w:lvlJc w:val="left"/>
+      <w:pPr>
+        <w:ind w:left="1440" w:hanging="360"/>
+      </w:pPr>
+      <w:rPr>
+        <w:rFonts w:ascii="Courier New" w:hAnsi="Courier New" w:cs="Courier New" w:hint="default"/>
+      </w:rPr>
+    </w:lvl>
+    <w:lvl w:ilvl="2">
+      <w:numFmt w:val="bullet"/>
+      <w:lvlText w:val=""/>
+      <w:lvlJc w:val="left"/>
+      <w:pPr>
+        <w:ind w:left="2160" w:hanging="360"/>
+      </w:pPr>
+      <w:rPr>
+        <w:rFonts w:ascii="Wingdings" w:hAnsi="Wingdings" w:cs="Wingdings" w:hint="default"/>
+      </w:rPr>
+    </w:lvl>
+    <w:lvl w:ilvl="3">
+      <w:numFmt w:val="bullet"/>
+      <w:lvlText w:val=""/>
+      <w:lvlJc w:val="left"/>
+      <w:pPr>
+        <w:ind w:left="2880" w:hanging="360"/>
+      </w:pPr>
+      <w:rPr>
+        <w:rFonts w:ascii="Symbol" w:hAnsi="Symbol" w:cs="Symbol" w:hint="default"/>
+      </w:rPr>
+    </w:lvl>
+    <w:lvl w:ilvl="4">
+      <w:numFmt w:val="bullet"/>
+      <w:lvlText w:val="o"/>
+      <w:lvlJc w:val="left"/>
+      <w:pPr>
+        <w:ind w:left="3600" w:hanging="360"/>
+      </w:pPr>
+      <w:rPr>
+        <w:rFonts w:ascii="Courier New" w:hAnsi="Courier New" w:cs="Courier New" w:hint="default"/>
+      </w:rPr>
+    </w:lvl>
+    <w:lvl w:ilvl="5">
+      <w:numFmt w:val="bullet"/>
+      <w:lvlText w:val=""/>
+      <w:lvlJc w:val="left"/>
+      <w:pPr>
+        <w:ind w:left="4320" w:hanging="360"/>
+      </w:pPr>
+      <w:rPr>
+        <w:rFonts w:ascii="Wingdings" w:hAnsi="Wingdings" w:cs="Wingdings" w:hint="default"/>
+      </w:rPr>
+    </w:lvl>
+    <w:lvl w:ilvl="6">
+      <w:numFmt w:val="bullet"/>
+      <w:lvlText w:val=""/>
+      <w:lvlJc w:val="left"/>
+      <w:pPr>
+        <w:ind w:left="5040" w:hanging="360"/>
+      </w:pPr>
+      <w:rPr>
+        <w:rFonts w:ascii="Symbol" w:hAnsi="Symbol" w:cs="Symbol" w:hint="default"/>
+      </w:rPr>
+    </w:lvl>
+    <w:lvl w:ilvl="7">
+      <w:numFmt w:val="bullet"/>
+      <w:lvlText w:val="o"/>
+      <w:lvlJc w:val="left"/>
+      <w:pPr>
+        <w:ind w:left="5760" w:hanging="360"/>
+      </w:pPr>
+      <w:rPr>
+        <w:rFonts w:ascii="Courier New" w:hAnsi="Courier New" w:cs="Courier New" w:hint="default"/>
+      </w:rPr>
+    </w:lvl>
+    <w:lvl w:ilvl="8">
+      <w:numFmt w:val="bullet"/>
+      <w:lvlText w:val=""/>
+      <w:lvlJc w:val="left"/>
+      <w:pPr>
+        <w:ind w:left="6480" w:hanging="360"/>
+      </w:pPr>
+      <w:rPr>
+        <w:rFonts w:ascii="Wingdings" w:hAnsi="Wingdings" w:cs="Wingdings" w:hint="default"/>
+      </w:rPr>
+    </w:lvl>
+  </w:abstractNum>
   <w:abstractNum w:abstractNumId="99411">
     <w:nsid w:val="00A99411"/>
     <w:multiLevelType w:val="multilevel"/>
@@ -6747,141 +9404,11 @@
       </w:pPr>
     </w:lvl>
   </w:abstractNum>
-  <w:abstractNum w:abstractNumId="991">
-    <w:nsid w:val="0000A991"/>
-    <w:multiLevelType w:val="multilevel"/>
-    <w:lvl w:ilvl="0">
-      <w:numFmt w:val="bullet"/>
-      <w:lvlText w:val=""/>
-      <w:lvlJc w:val="left"/>
-      <w:pPr>
-        <w:ind w:left="720" w:hanging="360"/>
-      </w:pPr>
-      <w:rPr>
-        <w:rFonts w:ascii="Symbol" w:hAnsi="Symbol" w:cs="Symbol" w:hint="default"/>
-      </w:rPr>
-    </w:lvl>
-    <w:lvl w:ilvl="1">
-      <w:numFmt w:val="bullet"/>
-      <w:lvlText w:val="o"/>
-      <w:lvlJc w:val="left"/>
-      <w:pPr>
-        <w:ind w:left="1440" w:hanging="360"/>
-      </w:pPr>
-      <w:rPr>
-        <w:rFonts w:ascii="Courier New" w:hAnsi="Courier New" w:cs="Courier New" w:hint="default"/>
-      </w:rPr>
-    </w:lvl>
-    <w:lvl w:ilvl="2">
-      <w:numFmt w:val="bullet"/>
-      <w:lvlText w:val=""/>
-      <w:lvlJc w:val="left"/>
-      <w:pPr>
-        <w:ind w:left="2160" w:hanging="360"/>
-      </w:pPr>
-      <w:rPr>
-        <w:rFonts w:ascii="Wingdings" w:hAnsi="Wingdings" w:cs="Wingdings" w:hint="default"/>
-      </w:rPr>
-    </w:lvl>
-    <w:lvl w:ilvl="3">
-      <w:numFmt w:val="bullet"/>
-      <w:lvlText w:val=""/>
-      <w:lvlJc w:val="left"/>
-      <w:pPr>
-        <w:ind w:left="2880" w:hanging="360"/>
-      </w:pPr>
-      <w:rPr>
-        <w:rFonts w:ascii="Symbol" w:hAnsi="Symbol" w:cs="Symbol" w:hint="default"/>
-      </w:rPr>
-    </w:lvl>
-    <w:lvl w:ilvl="4">
-      <w:numFmt w:val="bullet"/>
-      <w:lvlText w:val="o"/>
-      <w:lvlJc w:val="left"/>
-      <w:pPr>
-        <w:ind w:left="3600" w:hanging="360"/>
-      </w:pPr>
-      <w:rPr>
-        <w:rFonts w:ascii="Courier New" w:hAnsi="Courier New" w:cs="Courier New" w:hint="default"/>
-      </w:rPr>
-    </w:lvl>
-    <w:lvl w:ilvl="5">
-      <w:numFmt w:val="bullet"/>
-      <w:lvlText w:val=""/>
-      <w:lvlJc w:val="left"/>
-      <w:pPr>
-        <w:ind w:left="4320" w:hanging="360"/>
-      </w:pPr>
-      <w:rPr>
-        <w:rFonts w:ascii="Wingdings" w:hAnsi="Wingdings" w:cs="Wingdings" w:hint="default"/>
-      </w:rPr>
-    </w:lvl>
-    <w:lvl w:ilvl="6">
-      <w:numFmt w:val="bullet"/>
-      <w:lvlText w:val=""/>
-      <w:lvlJc w:val="left"/>
-      <w:pPr>
-        <w:ind w:left="5040" w:hanging="360"/>
-      </w:pPr>
-      <w:rPr>
-        <w:rFonts w:ascii="Symbol" w:hAnsi="Symbol" w:cs="Symbol" w:hint="default"/>
-      </w:rPr>
-    </w:lvl>
-    <w:lvl w:ilvl="7">
-      <w:numFmt w:val="bullet"/>
-      <w:lvlText w:val="o"/>
-      <w:lvlJc w:val="left"/>
-      <w:pPr>
-        <w:ind w:left="5760" w:hanging="360"/>
-      </w:pPr>
-      <w:rPr>
-        <w:rFonts w:ascii="Courier New" w:hAnsi="Courier New" w:cs="Courier New" w:hint="default"/>
-      </w:rPr>
-    </w:lvl>
-    <w:lvl w:ilvl="8">
-      <w:numFmt w:val="bullet"/>
-      <w:lvlText w:val=""/>
-      <w:lvlJc w:val="left"/>
-      <w:pPr>
-        <w:ind w:left="6480" w:hanging="360"/>
-      </w:pPr>
-      <w:rPr>
-        <w:rFonts w:ascii="Wingdings" w:hAnsi="Wingdings" w:cs="Wingdings" w:hint="default"/>
-      </w:rPr>
-    </w:lvl>
-  </w:abstractNum>
   <w:num w:numId="1000">
     <w:abstractNumId w:val="990"/>
   </w:num>
   <w:num w:numId="1001">
-    <w:abstractNumId w:val="99411"/>
-    <w:lvlOverride w:ilvl="0">
-      <w:startOverride w:val="1"/>
-    </w:lvlOverride>
-    <w:lvlOverride w:ilvl="1">
-      <w:startOverride w:val="1"/>
-    </w:lvlOverride>
-    <w:lvlOverride w:ilvl="2">
-      <w:startOverride w:val="1"/>
-    </w:lvlOverride>
-    <w:lvlOverride w:ilvl="3">
-      <w:startOverride w:val="1"/>
-    </w:lvlOverride>
-    <w:lvlOverride w:ilvl="4">
-      <w:startOverride w:val="1"/>
-    </w:lvlOverride>
-    <w:lvlOverride w:ilvl="5">
-      <w:startOverride w:val="1"/>
-    </w:lvlOverride>
-    <w:lvlOverride w:ilvl="6">
-      <w:startOverride w:val="1"/>
-    </w:lvlOverride>
-    <w:lvlOverride w:ilvl="7">
-      <w:startOverride w:val="1"/>
-    </w:lvlOverride>
-    <w:lvlOverride w:ilvl="8">
-      <w:startOverride w:val="1"/>
-    </w:lvlOverride>
+    <w:abstractNumId w:val="991"/>
   </w:num>
   <w:num w:numId="1002">
     <w:abstractNumId w:val="99411"/>
@@ -6914,9 +9441,6 @@
     </w:lvlOverride>
   </w:num>
   <w:num w:numId="1003">
-    <w:abstractNumId w:val="991"/>
-  </w:num>
-  <w:num w:numId="1004">
     <w:abstractNumId w:val="99411"/>
     <w:lvlOverride w:ilvl="0">
       <w:startOverride w:val="1"/>
@@ -6946,7 +9470,13 @@
       <w:startOverride w:val="1"/>
     </w:lvlOverride>
   </w:num>
+  <w:num w:numId="1004">
+    <w:abstractNumId w:val="991"/>
+  </w:num>
   <w:num w:numId="1005">
+    <w:abstractNumId w:val="991"/>
+  </w:num>
+  <w:num w:numId="1006">
     <w:abstractNumId w:val="99411"/>
     <w:lvlOverride w:ilvl="0">
       <w:startOverride w:val="1"/>
@@ -6976,16 +9506,46 @@
       <w:startOverride w:val="1"/>
     </w:lvlOverride>
   </w:num>
-  <w:num w:numId="1006">
-    <w:abstractNumId w:val="991"/>
-  </w:num>
   <w:num w:numId="1007">
-    <w:abstractNumId w:val="991"/>
+    <w:abstractNumId w:val="99411"/>
+    <w:lvlOverride w:ilvl="0">
+      <w:startOverride w:val="1"/>
+    </w:lvlOverride>
+    <w:lvlOverride w:ilvl="1">
+      <w:startOverride w:val="1"/>
+    </w:lvlOverride>
+    <w:lvlOverride w:ilvl="2">
+      <w:startOverride w:val="1"/>
+    </w:lvlOverride>
+    <w:lvlOverride w:ilvl="3">
+      <w:startOverride w:val="1"/>
+    </w:lvlOverride>
+    <w:lvlOverride w:ilvl="4">
+      <w:startOverride w:val="1"/>
+    </w:lvlOverride>
+    <w:lvlOverride w:ilvl="5">
+      <w:startOverride w:val="1"/>
+    </w:lvlOverride>
+    <w:lvlOverride w:ilvl="6">
+      <w:startOverride w:val="1"/>
+    </w:lvlOverride>
+    <w:lvlOverride w:ilvl="7">
+      <w:startOverride w:val="1"/>
+    </w:lvlOverride>
+    <w:lvlOverride w:ilvl="8">
+      <w:startOverride w:val="1"/>
+    </w:lvlOverride>
   </w:num>
   <w:num w:numId="1008">
     <w:abstractNumId w:val="991"/>
   </w:num>
   <w:num w:numId="1009">
+    <w:abstractNumId w:val="991"/>
+  </w:num>
+  <w:num w:numId="1010">
+    <w:abstractNumId w:val="991"/>
+  </w:num>
+  <w:num w:numId="1011">
     <w:abstractNumId w:val="991"/>
   </w:num>
 </w:numbering>

--- a/docs/procedures/registration_capture_procedure.docx
+++ b/docs/procedures/registration_capture_procedure.docx
@@ -210,25 +210,19 @@
         <w:t xml:space="preserve"> </w:t>
       </w:r>
       <w:r>
-        <w:t xml:space="preserve">its layout and its tools; the board, its adapter and its tool frame are the same,</w:t>
-      </w:r>
-      <w:r>
-        <w:t xml:space="preserve"> </w:t>
-      </w:r>
-      <w:r>
-        <w:t xml:space="preserve">except that the board may be thinner (6 mm instead of 15 mm; section 1 says why). A</w:t>
-      </w:r>
-      <w:r>
-        <w:t xml:space="preserve"> </w:t>
-      </w:r>
-      <w:r>
-        <w:t xml:space="preserve">stage-1 board can be used as it is. The spheres and the three-ball nest are not</w:t>
-      </w:r>
-      <w:r>
-        <w:t xml:space="preserve"> </w:t>
-      </w:r>
-      <w:r>
-        <w:t xml:space="preserve">needed here. You do not need to have read the stage-1 procedure; where this</w:t>
+        <w:t xml:space="preserve">its layout and its tools; the board, its adapter and its tool frame are the same</w:t>
+      </w:r>
+      <w:r>
+        <w:t xml:space="preserve"> </w:t>
+      </w:r>
+      <w:r>
+        <w:t xml:space="preserve">(section 1 repeats the board specification). A stage-1 board can be used as it is.</w:t>
+      </w:r>
+      <w:r>
+        <w:t xml:space="preserve"> </w:t>
+      </w:r>
+      <w:r>
+        <w:t xml:space="preserve">The spheres and the three-ball nest are not needed here. You do not need to have read the stage-1 procedure; where this</w:t>
       </w:r>
       <w:r>
         <w:t xml:space="preserve"> </w:t>

--- a/docs/procedures/registration_capture_procedure.docx
+++ b/docs/procedures/registration_capture_procedure.docx
@@ -36,7 +36,7 @@
         </w:p>
       </w:sdtContent>
     </w:sdt>
-    <w:bookmarkStart w:id="30" w:name="X3598e64a88c823a5f341feeb99141bc42344d3c"/>
+    <w:bookmarkStart w:id="33" w:name="X3598e64a88c823a5f341feeb99141bc42344d3c"/>
     <w:p>
       <w:pPr>
         <w:pStyle w:val="Heading1"/>
@@ -280,19 +280,25 @@
         <w:pStyle w:val="BodyText"/>
       </w:pPr>
       <w:r>
-        <w:t xml:space="preserve">Figures: figure 1 (section 6) shows the two ways of driving to a pose; figure 2</w:t>
-      </w:r>
-      <w:r>
-        <w:t xml:space="preserve"> </w:t>
-      </w:r>
-      <w:r>
-        <w:t xml:space="preserve">(section 5) shows an example pose plan; figure 3 (section 4) shows the two numbers</w:t>
-      </w:r>
-      <w:r>
-        <w:t xml:space="preserve"> </w:t>
-      </w:r>
-      <w:r>
-        <w:t xml:space="preserve">the software reports for every pose.</w:t>
+        <w:t xml:space="preserve">Figures: figure 1 (section 3) shows the board on the flange and its tool frame;</w:t>
+      </w:r>
+      <w:r>
+        <w:t xml:space="preserve"> </w:t>
+      </w:r>
+      <w:r>
+        <w:t xml:space="preserve">figure 2 (section 4) shows the two numbers the software reports for every pose;</w:t>
+      </w:r>
+      <w:r>
+        <w:t xml:space="preserve"> </w:t>
+      </w:r>
+      <w:r>
+        <w:t xml:space="preserve">figure 3 (section 5) shows an example pose plan; figure 4 (section 6) shows the two</w:t>
+      </w:r>
+      <w:r>
+        <w:t xml:space="preserve"> </w:t>
+      </w:r>
+      <w:r>
+        <w:t xml:space="preserve">ways of driving to a pose.</w:t>
       </w:r>
     </w:p>
     <w:p>
@@ -1340,7 +1346,7 @@
       </w:r>
     </w:p>
     <w:bookmarkEnd w:id="10"/>
-    <w:bookmarkStart w:id="11" w:name="mounting-the-board-and-its-tool-frame"/>
+    <w:bookmarkStart w:id="14" w:name="mounting-the-board-and-its-tool-frame"/>
     <w:p>
       <w:pPr>
         <w:pStyle w:val="Heading2"/>
@@ -1396,7 +1402,106 @@
         <w:t xml:space="preserve"> </w:t>
       </w:r>
       <w:r>
-        <w:t xml:space="preserve">this board and adapter, check it (steps 2 and 3) and reuse it.</w:t>
+        <w:t xml:space="preserve">this board and adapter, check it (steps 2 and 3) and reuse it. Figure 1 shows the</w:t>
+      </w:r>
+      <w:r>
+        <w:t xml:space="preserve"> </w:t>
+      </w:r>
+      <w:r>
+        <w:t xml:space="preserve">parts, the measurements of steps 2 and 3, and the tool frame.</w:t>
+      </w:r>
+    </w:p>
+    <w:p>
+      <w:pPr>
+        <w:pStyle w:val="CaptionedFigure"/>
+      </w:pPr>
+      <w:r>
+        <w:drawing>
+          <wp:inline>
+            <wp:extent cx="5334000" cy="1555750"/>
+            <wp:effectExtent b="0" l="0" r="0" t="0"/>
+            <wp:docPr descr="mounting" title="" id="12" name="Picture"/>
+            <a:graphic>
+              <a:graphicData uri="http://schemas.openxmlformats.org/drawingml/2006/picture">
+                <pic:pic>
+                  <pic:nvPicPr>
+                    <pic:cNvPr descr="figures/fig_mounting.png" id="13" name="Picture"/>
+                    <pic:cNvPicPr>
+                      <a:picLocks noChangeArrowheads="1" noChangeAspect="1"/>
+                    </pic:cNvPicPr>
+                  </pic:nvPicPr>
+                  <pic:blipFill>
+                    <a:blip r:embed="rId11"/>
+                    <a:stretch>
+                      <a:fillRect/>
+                    </a:stretch>
+                  </pic:blipFill>
+                  <pic:spPr bwMode="auto">
+                    <a:xfrm>
+                      <a:off x="0" y="0"/>
+                      <a:ext cx="5334000" cy="1555750"/>
+                    </a:xfrm>
+                    <a:prstGeom prst="rect">
+                      <a:avLst/>
+                    </a:prstGeom>
+                    <a:noFill/>
+                    <a:ln w="9525">
+                      <a:noFill/>
+                      <a:headEnd/>
+                      <a:tailEnd/>
+                    </a:ln>
+                  </pic:spPr>
+                </pic:pic>
+              </a:graphicData>
+            </a:graphic>
+          </wp:inline>
+        </w:drawing>
+      </w:r>
+    </w:p>
+    <w:p>
+      <w:pPr>
+        <w:pStyle w:val="ImageCaption"/>
+      </w:pPr>
+      <w:r>
+        <w:t xml:space="preserve">mounting</w:t>
+      </w:r>
+    </w:p>
+    <w:p>
+      <w:pPr>
+        <w:pStyle w:val="BodyText"/>
+      </w:pPr>
+      <w:r>
+        <w:t xml:space="preserve">Figure 1. (a) The flange, the doweled adapter plate and the board in section, with</w:t>
+      </w:r>
+      <w:r>
+        <w:t xml:space="preserve"> </w:t>
+      </w:r>
+      <w:r>
+        <w:t xml:space="preserve">the distance D from the flange face to the board’s front face, the tool frame at the</w:t>
+      </w:r>
+      <w:r>
+        <w:t xml:space="preserve"> </w:t>
+      </w:r>
+      <w:r>
+        <w:t xml:space="preserve">center of the front face (z out of the face toward the sensor, x along the long edge)</w:t>
+      </w:r>
+      <w:r>
+        <w:t xml:space="preserve"> </w:t>
+      </w:r>
+      <w:r>
+        <w:t xml:space="preserve">and the dial indicator of the runout check. (b) The front face as the sensor sees it:</w:t>
+      </w:r>
+      <w:r>
+        <w:t xml:space="preserve"> </w:t>
+      </w:r>
+      <w:r>
+        <w:t xml:space="preserve">the tool frame axes, the path of the indicator tip while joint 6 turns, the four</w:t>
+      </w:r>
+      <w:r>
+        <w:t xml:space="preserve"> </w:t>
+      </w:r>
+      <w:r>
+        <w:t xml:space="preserve">places where D is measured, and the three-point mounting hidden behind the board.</w:t>
       </w:r>
     </w:p>
     <w:p>
@@ -1420,7 +1525,7 @@
         </w:numPr>
       </w:pPr>
       <w:r>
-        <w:t xml:space="preserve">Runout check: fix the dial indicator to the table with its tip on the board’s</w:t>
+        <w:t xml:space="preserve">Runout check (figure 1a): fix the dial indicator to the table with its tip on the board’s</w:t>
       </w:r>
       <w:r>
         <w:t xml:space="preserve"> </w:t>
@@ -1462,13 +1567,13 @@
         <w:t xml:space="preserve"> </w:t>
       </w:r>
       <w:r>
-        <w:t xml:space="preserve">gauge or calipers at four places around the board; they should agree within</w:t>
-      </w:r>
-      <w:r>
-        <w:t xml:space="preserve"> </w:t>
-      </w:r>
-      <w:r>
-        <w:t xml:space="preserve">0.05 mm. Record the average as D.</w:t>
+        <w:t xml:space="preserve">gauge or calipers at four places around the board (figure 1b); they should agree</w:t>
+      </w:r>
+      <w:r>
+        <w:t xml:space="preserve"> </w:t>
+      </w:r>
+      <w:r>
+        <w:t xml:space="preserve">within 0.05 mm. Record the average as D.</w:t>
       </w:r>
     </w:p>
     <w:p>
@@ -1498,19 +1603,19 @@
         </w:numPr>
       </w:pPr>
       <w:r>
-        <w:t xml:space="preserve">Define the tool frame in the robot: position (0, 0, D) from the flange,</w:t>
-      </w:r>
-      <w:r>
-        <w:t xml:space="preserve"> </w:t>
-      </w:r>
-      <w:r>
-        <w:t xml:space="preserve">orientation: z along the flange axis pointing out of the board, x along the board’s</w:t>
-      </w:r>
-      <w:r>
-        <w:t xml:space="preserve"> </w:t>
-      </w:r>
-      <w:r>
-        <w:t xml:space="preserve">long edge. How to set x: with the robot’s</w:t>
+        <w:t xml:space="preserve">Define the tool frame in the robot (figure 1): position (0, 0, D) from the</w:t>
+      </w:r>
+      <w:r>
+        <w:t xml:space="preserve"> </w:t>
+      </w:r>
+      <w:r>
+        <w:t xml:space="preserve">flange, orientation: z along the flange axis pointing out of the board, x along</w:t>
+      </w:r>
+      <w:r>
+        <w:t xml:space="preserve"> </w:t>
+      </w:r>
+      <w:r>
+        <w:t xml:space="preserve">the board’s long edge. How to set x: with the robot’s</w:t>
       </w:r>
       <w:r>
         <w:t xml:space="preserve"> </w:t>
@@ -1626,8 +1731,8 @@
         <w:t xml:space="preserve">mix the two kinds of pose in one session.</w:t>
       </w:r>
     </w:p>
-    <w:bookmarkEnd w:id="11"/>
-    <w:bookmarkStart w:id="15" w:name="finding-where-the-sensor-is-rough"/>
+    <w:bookmarkEnd w:id="14"/>
+    <w:bookmarkStart w:id="18" w:name="finding-where-the-sensor-is-rough"/>
     <w:p>
       <w:pPr>
         <w:pStyle w:val="Heading2"/>
@@ -1761,7 +1866,7 @@
         <w:t xml:space="preserve"> </w:t>
       </w:r>
       <w:r>
-        <w:t xml:space="preserve">reported as two numbers (figure 3): the</w:t>
+        <w:t xml:space="preserve">reported as two numbers (figure 2): the</w:t>
       </w:r>
       <w:r>
         <w:t xml:space="preserve"> </w:t>
@@ -1851,18 +1956,18 @@
           <wp:inline>
             <wp:extent cx="5334000" cy="3692769"/>
             <wp:effectExtent b="0" l="0" r="0" t="0"/>
-            <wp:docPr descr="residuals" title="" id="13" name="Picture"/>
+            <wp:docPr descr="residuals" title="" id="16" name="Picture"/>
             <a:graphic>
               <a:graphicData uri="http://schemas.openxmlformats.org/drawingml/2006/picture">
                 <pic:pic>
                   <pic:nvPicPr>
-                    <pic:cNvPr descr="figures/fig_residuals.png" id="14" name="Picture"/>
+                    <pic:cNvPr descr="figures/fig_residuals.png" id="17" name="Picture"/>
                     <pic:cNvPicPr>
                       <a:picLocks noChangeArrowheads="1" noChangeAspect="1"/>
                     </pic:cNvPicPr>
                   </pic:nvPicPr>
                   <pic:blipFill>
-                    <a:blip r:embed="rId12"/>
+                    <a:blip r:embed="rId15"/>
                     <a:stretch>
                       <a:fillRect/>
                     </a:stretch>
@@ -1902,7 +2007,7 @@
         <w:pStyle w:val="BodyText"/>
       </w:pPr>
       <w:r>
-        <w:t xml:space="preserve">Figure 3. The two residuals reported for every pose: the angle between the board as</w:t>
+        <w:t xml:space="preserve">Figure 2. The two residuals reported for every pose: the angle between the board as</w:t>
       </w:r>
       <w:r>
         <w:t xml:space="preserve"> </w:t>
@@ -2352,8 +2457,8 @@
         <w:t xml:space="preserve">is the rough sensor position; the next steps read it.</w:t>
       </w:r>
     </w:p>
-    <w:bookmarkEnd w:id="15"/>
-    <w:bookmarkStart w:id="19" w:name="the-pose-plan"/>
+    <w:bookmarkEnd w:id="18"/>
+    <w:bookmarkStart w:id="22" w:name="the-pose-plan"/>
     <w:p>
       <w:pPr>
         <w:pStyle w:val="Heading2"/>
@@ -2598,7 +2703,7 @@
         <w:t xml:space="preserve"> </w:t>
       </w:r>
       <w:r>
-        <w:t xml:space="preserve">(figure 2 shows the picture for the</w:t>
+        <w:t xml:space="preserve">(figure 3 shows the picture for the</w:t>
       </w:r>
       <w:r>
         <w:t xml:space="preserve"> </w:t>
@@ -3341,18 +3446,18 @@
           <wp:inline>
             <wp:extent cx="5334000" cy="2667000"/>
             <wp:effectExtent b="0" l="0" r="0" t="0"/>
-            <wp:docPr descr="plan" title="" id="17" name="Picture"/>
+            <wp:docPr descr="plan" title="" id="20" name="Picture"/>
             <a:graphic>
               <a:graphicData uri="http://schemas.openxmlformats.org/drawingml/2006/picture">
                 <pic:pic>
                   <pic:nvPicPr>
-                    <pic:cNvPr descr="figures/fig_plan_example.png" id="18" name="Picture"/>
+                    <pic:cNvPr descr="figures/fig_plan_example.png" id="21" name="Picture"/>
                     <pic:cNvPicPr>
                       <a:picLocks noChangeArrowheads="1" noChangeAspect="1"/>
                     </pic:cNvPicPr>
                   </pic:nvPicPr>
                   <pic:blipFill>
-                    <a:blip r:embed="rId16"/>
+                    <a:blip r:embed="rId19"/>
                     <a:stretch>
                       <a:fillRect/>
                     </a:stretch>
@@ -3392,7 +3497,7 @@
         <w:pStyle w:val="BodyText"/>
       </w:pPr>
       <w:r>
-        <w:t xml:space="preserve">Figure 2. The planned board centers for the default settings, in the sensor’s frame:</w:t>
+        <w:t xml:space="preserve">Figure 3. The planned board centers for the default settings, in the sensor’s frame:</w:t>
       </w:r>
       <w:r>
         <w:t xml:space="preserve"> </w:t>
@@ -4161,8 +4266,8 @@
         <w:t xml:space="preserve">program, or import it directly if the controller can read CSV.</w:t>
       </w:r>
     </w:p>
-    <w:bookmarkEnd w:id="19"/>
-    <w:bookmarkStart w:id="23" w:name="the-two-sub-procedures"/>
+    <w:bookmarkEnd w:id="22"/>
+    <w:bookmarkStart w:id="26" w:name="the-two-sub-procedures"/>
     <w:p>
       <w:pPr>
         <w:pStyle w:val="Heading2"/>
@@ -4182,7 +4287,7 @@
         <w:t xml:space="preserve"> </w:t>
       </w:r>
       <w:r>
-        <w:t xml:space="preserve">sensor and the board untouched between them. Figure 1 shows the difference. Read</w:t>
+        <w:t xml:space="preserve">sensor and the board untouched between them. Figure 4 shows the difference. Read</w:t>
       </w:r>
       <w:r>
         <w:t xml:space="preserve"> </w:t>
@@ -4275,18 +4380,18 @@
           <wp:inline>
             <wp:extent cx="5334000" cy="2370666"/>
             <wp:effectExtent b="0" l="0" r="0" t="0"/>
-            <wp:docPr descr="approach" title="" id="21" name="Picture"/>
+            <wp:docPr descr="approach" title="" id="24" name="Picture"/>
             <a:graphic>
               <a:graphicData uri="http://schemas.openxmlformats.org/drawingml/2006/picture">
                 <pic:pic>
                   <pic:nvPicPr>
-                    <pic:cNvPr descr="figures/fig_approach.png" id="22" name="Picture"/>
+                    <pic:cNvPr descr="figures/fig_approach.png" id="25" name="Picture"/>
                     <pic:cNvPicPr>
                       <a:picLocks noChangeArrowheads="1" noChangeAspect="1"/>
                     </pic:cNvPicPr>
                   </pic:nvPicPr>
                   <pic:blipFill>
-                    <a:blip r:embed="rId20"/>
+                    <a:blip r:embed="rId23"/>
                     <a:stretch>
                       <a:fillRect/>
                     </a:stretch>
@@ -4326,7 +4431,7 @@
         <w:pStyle w:val="BodyText"/>
       </w:pPr>
       <w:r>
-        <w:t xml:space="preserve">Figure 1. Left: sub-procedure A drives straight onto each target pose. Right:</w:t>
+        <w:t xml:space="preserve">Figure 4. Left: sub-procedure A drives straight onto each target pose. Right:</w:t>
       </w:r>
       <w:r>
         <w:t xml:space="preserve"> </w:t>
@@ -4832,8 +4937,8 @@
         <w:t xml:space="preserve">checks.</w:t>
       </w:r>
     </w:p>
-    <w:bookmarkEnd w:id="23"/>
-    <w:bookmarkStart w:id="24" w:name="recording-the-poses-the-pose-log"/>
+    <w:bookmarkEnd w:id="26"/>
+    <w:bookmarkStart w:id="27" w:name="recording-the-poses-the-pose-log"/>
     <w:p>
       <w:pPr>
         <w:pStyle w:val="Heading2"/>
@@ -5806,8 +5911,8 @@
         <w:t xml:space="preserve">replace the pose log: the tools above read the log.</w:t>
       </w:r>
     </w:p>
-    <w:bookmarkEnd w:id="24"/>
-    <w:bookmarkStart w:id="25" w:name="X5519462675585d0256a3c46cb1261738cf187b2"/>
+    <w:bookmarkEnd w:id="27"/>
+    <w:bookmarkStart w:id="28" w:name="X5519462675585d0256a3c46cb1261738cf187b2"/>
     <w:p>
       <w:pPr>
         <w:pStyle w:val="Heading2"/>
@@ -6100,8 +6205,8 @@
         <w:t xml:space="preserve">it cannot read the manifest.</w:t>
       </w:r>
     </w:p>
-    <w:bookmarkEnd w:id="25"/>
-    <w:bookmarkStart w:id="26" w:name="deliverables-checklist"/>
+    <w:bookmarkEnd w:id="28"/>
+    <w:bookmarkStart w:id="29" w:name="deliverables-checklist"/>
     <w:p>
       <w:pPr>
         <w:pStyle w:val="Heading2"/>
@@ -6452,8 +6557,8 @@
         <w:t xml:space="preserve">the board as the sensor sees it</w:t>
       </w:r>
     </w:p>
-    <w:bookmarkEnd w:id="26"/>
-    <w:bookmarkStart w:id="27" w:name="things-that-spoil-a-session"/>
+    <w:bookmarkEnd w:id="29"/>
+    <w:bookmarkStart w:id="30" w:name="things-that-spoil-a-session"/>
     <w:p>
       <w:pPr>
         <w:pStyle w:val="Heading2"/>
@@ -6606,8 +6711,8 @@
         <w:t xml:space="preserve">Mixing up the two pose logs, or capturing B into the A folder.</w:t>
       </w:r>
     </w:p>
-    <w:bookmarkEnd w:id="27"/>
-    <w:bookmarkStart w:id="28" w:name="appendix-a.-software-reference"/>
+    <w:bookmarkEnd w:id="30"/>
+    <w:bookmarkStart w:id="31" w:name="appendix-a.-software-reference"/>
     <w:p>
       <w:pPr>
         <w:pStyle w:val="Heading2"/>
@@ -8566,8 +8671,8 @@
         <w:t xml:space="preserve">                       unit quaternions) as errors</w:t>
       </w:r>
     </w:p>
-    <w:bookmarkEnd w:id="28"/>
-    <w:bookmarkStart w:id="29" w:name="X3b77f225bf0e3dd8541e4ee02fd4c1c557d291a"/>
+    <w:bookmarkEnd w:id="31"/>
+    <w:bookmarkStart w:id="32" w:name="X3b77f225bf0e3dd8541e4ee02fd4c1c557d291a"/>
     <w:p>
       <w:pPr>
         <w:pStyle w:val="Heading2"/>
@@ -9098,8 +9203,8 @@
         <w:t xml:space="preserve">active or the install step was skipped).</w:t>
       </w:r>
     </w:p>
-    <w:bookmarkEnd w:id="29"/>
-    <w:bookmarkEnd w:id="30"/>
+    <w:bookmarkEnd w:id="32"/>
+    <w:bookmarkEnd w:id="33"/>
     <w:sectPr>
       <w:footnotePr>
         <w:numRestart w:val="eachSect"/>

--- a/docs/procedures/registration_capture_procedure.docx
+++ b/docs/procedures/registration_capture_procedure.docx
@@ -1343,6 +1343,641 @@
       </w:r>
       <w:r>
         <w:t xml:space="preserve">room temperature, and anything unusual.</w:t>
+      </w:r>
+    </w:p>
+    <w:p>
+      <w:pPr>
+        <w:pStyle w:val="BodyText"/>
+      </w:pPr>
+      <w:r>
+        <w:rPr>
+          <w:b/>
+          <w:bCs/>
+        </w:rPr>
+        <w:t xml:space="preserve">Software.</w:t>
+      </w:r>
+      <w:r>
+        <w:t xml:space="preserve"> </w:t>
+      </w:r>
+      <w:r>
+        <w:t xml:space="preserve">Before the first command of section 4, do appendix B once on the</w:t>
+      </w:r>
+      <w:r>
+        <w:t xml:space="preserve"> </w:t>
+      </w:r>
+      <w:r>
+        <w:t xml:space="preserve">computer that will run the tools: install the two packages and run the self-test.</w:t>
+      </w:r>
+      <w:r>
+        <w:t xml:space="preserve"> </w:t>
+      </w:r>
+      <w:r>
+        <w:t xml:space="preserve">Every command in this document is then typed in a terminal opened in the session</w:t>
+      </w:r>
+      <w:r>
+        <w:t xml:space="preserve"> </w:t>
+      </w:r>
+      <w:r>
+        <w:t xml:space="preserve">folder, with the environment of appendix B.4 active (the prompt starts with</w:t>
+      </w:r>
+      <w:r>
+        <w:t xml:space="preserve"> </w:t>
+      </w:r>
+      <w:r>
+        <w:rPr>
+          <w:rStyle w:val="VerbatimChar"/>
+        </w:rPr>
+        <w:t xml:space="preserve">(.venv)</w:t>
+      </w:r>
+      <w:r>
+        <w:t xml:space="preserve">). The table below is the whole of what gets run, in order; each row points</w:t>
+      </w:r>
+      <w:r>
+        <w:t xml:space="preserve"> </w:t>
+      </w:r>
+      <w:r>
+        <w:t xml:space="preserve">to the section that gives the full command and explains its output. Any row can be</w:t>
+      </w:r>
+      <w:r>
+        <w:t xml:space="preserve"> </w:t>
+      </w:r>
+      <w:r>
+        <w:t xml:space="preserve">run by the engineer instead, if you send the files it reads.</w:t>
+      </w:r>
+    </w:p>
+    <w:tbl>
+      <w:tblPr>
+        <w:tblStyle w:val="Table"/>
+        <w:tblW w:type="pct" w:w="5000"/>
+        <w:tblLayout w:type="fixed"/>
+        <w:tblLook w:firstRow="1" w:lastRow="0" w:firstColumn="0" w:lastColumn="0" w:noHBand="0" w:noVBand="0" w:val="0020"/>
+      </w:tblPr>
+      <w:tblGrid>
+        <w:gridCol w:w="1584"/>
+        <w:gridCol w:w="1584"/>
+        <w:gridCol w:w="1584"/>
+        <w:gridCol w:w="1584"/>
+        <w:gridCol w:w="1584"/>
+      </w:tblGrid>
+      <w:tr>
+        <w:trPr>
+          <w:tblHeader w:val="on"/>
+        </w:trPr>
+        <w:tc>
+          <w:tcPr/>
+          <w:p>
+            <w:pPr>
+              <w:pStyle w:val="Compact"/>
+            </w:pPr>
+            <w:r>
+              <w:t xml:space="preserve">When</w:t>
+            </w:r>
+          </w:p>
+        </w:tc>
+        <w:tc>
+          <w:tcPr/>
+          <w:p>
+            <w:pPr>
+              <w:pStyle w:val="Compact"/>
+            </w:pPr>
+            <w:r>
+              <w:t xml:space="preserve">Command</w:t>
+            </w:r>
+          </w:p>
+        </w:tc>
+        <w:tc>
+          <w:tcPr/>
+          <w:p>
+            <w:pPr>
+              <w:pStyle w:val="Compact"/>
+            </w:pPr>
+            <w:r>
+              <w:t xml:space="preserve">Reads</w:t>
+            </w:r>
+          </w:p>
+        </w:tc>
+        <w:tc>
+          <w:tcPr/>
+          <w:p>
+            <w:pPr>
+              <w:pStyle w:val="Compact"/>
+            </w:pPr>
+            <w:r>
+              <w:t xml:space="preserve">Writes</w:t>
+            </w:r>
+          </w:p>
+        </w:tc>
+        <w:tc>
+          <w:tcPr/>
+          <w:p>
+            <w:pPr>
+              <w:pStyle w:val="Compact"/>
+            </w:pPr>
+            <w:r>
+              <w:t xml:space="preserve">Section</w:t>
+            </w:r>
+          </w:p>
+        </w:tc>
+      </w:tr>
+      <w:tr>
+        <w:tc>
+          <w:tcPr/>
+          <w:p>
+            <w:pPr>
+              <w:pStyle w:val="Compact"/>
+            </w:pPr>
+            <w:r>
+              <w:t xml:space="preserve">Once, before section 4</w:t>
+            </w:r>
+          </w:p>
+        </w:tc>
+        <w:tc>
+          <w:tcPr/>
+          <w:p>
+            <w:pPr>
+              <w:pStyle w:val="Compact"/>
+            </w:pPr>
+            <w:r>
+              <w:t xml:space="preserve">install and self-test</w:t>
+            </w:r>
+          </w:p>
+        </w:tc>
+        <w:tc>
+          <w:tcPr/>
+          <w:p>
+            <w:pPr>
+              <w:pStyle w:val="Compact"/>
+            </w:pPr>
+            <w:r>
+              <w:t xml:space="preserve">the two repositories</w:t>
+            </w:r>
+          </w:p>
+        </w:tc>
+        <w:tc>
+          <w:tcPr/>
+          <w:p>
+            <w:pPr>
+              <w:pStyle w:val="Compact"/>
+            </w:pPr>
+            <w:r>
+              <w:t xml:space="preserve">the environment</w:t>
+            </w:r>
+            <w:r>
+              <w:t xml:space="preserve"> </w:t>
+            </w:r>
+            <w:r>
+              <w:rPr>
+                <w:rStyle w:val="VerbatimChar"/>
+              </w:rPr>
+              <w:t xml:space="preserve">.venv</w:t>
+            </w:r>
+          </w:p>
+        </w:tc>
+        <w:tc>
+          <w:tcPr/>
+          <w:p>
+            <w:pPr>
+              <w:pStyle w:val="Compact"/>
+            </w:pPr>
+            <w:r>
+              <w:t xml:space="preserve">appendix B</w:t>
+            </w:r>
+          </w:p>
+        </w:tc>
+      </w:tr>
+      <w:tr>
+        <w:tc>
+          <w:tcPr/>
+          <w:p>
+            <w:pPr>
+              <w:pStyle w:val="Compact"/>
+            </w:pPr>
+            <w:r>
+              <w:t xml:space="preserve">After the six boot captures</w:t>
+            </w:r>
+          </w:p>
+        </w:tc>
+        <w:tc>
+          <w:tcPr/>
+          <w:p>
+            <w:pPr>
+              <w:pStyle w:val="Compact"/>
+            </w:pPr>
+            <w:r>
+              <w:rPr>
+                <w:rStyle w:val="VerbatimChar"/>
+              </w:rPr>
+              <w:t xml:space="preserve">sphcal.cli.make_manifest</w:t>
+            </w:r>
+          </w:p>
+        </w:tc>
+        <w:tc>
+          <w:tcPr/>
+          <w:p>
+            <w:pPr>
+              <w:pStyle w:val="Compact"/>
+            </w:pPr>
+            <w:r>
+              <w:rPr>
+                <w:rStyle w:val="VerbatimChar"/>
+              </w:rPr>
+              <w:t xml:space="preserve">boot_pose_log.csv</w:t>
+            </w:r>
+            <w:r>
+              <w:t xml:space="preserve">,</w:t>
+            </w:r>
+            <w:r>
+              <w:t xml:space="preserve"> </w:t>
+            </w:r>
+            <w:r>
+              <w:rPr>
+                <w:rStyle w:val="VerbatimChar"/>
+              </w:rPr>
+              <w:t xml:space="preserve">boot/</w:t>
+            </w:r>
+          </w:p>
+        </w:tc>
+        <w:tc>
+          <w:tcPr/>
+          <w:p>
+            <w:pPr>
+              <w:pStyle w:val="Compact"/>
+            </w:pPr>
+            <w:r>
+              <w:rPr>
+                <w:rStyle w:val="VerbatimChar"/>
+              </w:rPr>
+              <w:t xml:space="preserve">boot/manifest.csv</w:t>
+            </w:r>
+          </w:p>
+        </w:tc>
+        <w:tc>
+          <w:tcPr/>
+          <w:p>
+            <w:pPr>
+              <w:pStyle w:val="Compact"/>
+            </w:pPr>
+            <w:r>
+              <w:t xml:space="preserve">4, step 4</w:t>
+            </w:r>
+          </w:p>
+        </w:tc>
+      </w:tr>
+      <w:tr>
+        <w:tc>
+          <w:tcPr/>
+          <w:p>
+            <w:pPr>
+              <w:pStyle w:val="Compact"/>
+            </w:pPr>
+            <w:r>
+              <w:t xml:space="preserve">Right after that</w:t>
+            </w:r>
+          </w:p>
+        </w:tc>
+        <w:tc>
+          <w:tcPr/>
+          <w:p>
+            <w:pPr>
+              <w:pStyle w:val="Compact"/>
+            </w:pPr>
+            <w:r>
+              <w:rPr>
+                <w:rStyle w:val="VerbatimChar"/>
+              </w:rPr>
+              <w:t xml:space="preserve">planereg.capture.bootstrap</w:t>
+            </w:r>
+          </w:p>
+        </w:tc>
+        <w:tc>
+          <w:tcPr/>
+          <w:p>
+            <w:pPr>
+              <w:pStyle w:val="Compact"/>
+            </w:pPr>
+            <w:r>
+              <w:rPr>
+                <w:rStyle w:val="VerbatimChar"/>
+              </w:rPr>
+              <w:t xml:space="preserve">boot/manifest.csv</w:t>
+            </w:r>
+          </w:p>
+        </w:tc>
+        <w:tc>
+          <w:tcPr/>
+          <w:p>
+            <w:pPr>
+              <w:pStyle w:val="Compact"/>
+            </w:pPr>
+            <w:r>
+              <w:rPr>
+                <w:rStyle w:val="VerbatimChar"/>
+              </w:rPr>
+              <w:t xml:space="preserve">boot.json</w:t>
+            </w:r>
+            <w:r>
+              <w:t xml:space="preserve"> </w:t>
+            </w:r>
+            <w:r>
+              <w:t xml:space="preserve">(rough sensor position)</w:t>
+            </w:r>
+          </w:p>
+        </w:tc>
+        <w:tc>
+          <w:tcPr/>
+          <w:p>
+            <w:pPr>
+              <w:pStyle w:val="Compact"/>
+            </w:pPr>
+            <w:r>
+              <w:t xml:space="preserve">4, step 4</w:t>
+            </w:r>
+          </w:p>
+        </w:tc>
+      </w:tr>
+      <w:tr>
+        <w:tc>
+          <w:tcPr/>
+          <w:p>
+            <w:pPr>
+              <w:pStyle w:val="Compact"/>
+            </w:pPr>
+            <w:r>
+              <w:t xml:space="preserve">Before programming the robot</w:t>
+            </w:r>
+          </w:p>
+        </w:tc>
+        <w:tc>
+          <w:tcPr/>
+          <w:p>
+            <w:pPr>
+              <w:pStyle w:val="Compact"/>
+            </w:pPr>
+            <w:r>
+              <w:rPr>
+                <w:rStyle w:val="VerbatimChar"/>
+              </w:rPr>
+              <w:t xml:space="preserve">planereg.capture.plan_poses</w:t>
+            </w:r>
+          </w:p>
+        </w:tc>
+        <w:tc>
+          <w:tcPr/>
+          <w:p>
+            <w:pPr>
+              <w:pStyle w:val="Compact"/>
+            </w:pPr>
+            <w:r>
+              <w:rPr>
+                <w:rStyle w:val="VerbatimChar"/>
+              </w:rPr>
+              <w:t xml:space="preserve">boot.json</w:t>
+            </w:r>
+            <w:r>
+              <w:t xml:space="preserve">, one boot capture</w:t>
+            </w:r>
+          </w:p>
+        </w:tc>
+        <w:tc>
+          <w:tcPr/>
+          <w:p>
+            <w:pPr>
+              <w:pStyle w:val="Compact"/>
+            </w:pPr>
+            <w:r>
+              <w:rPr>
+                <w:rStyle w:val="VerbatimChar"/>
+              </w:rPr>
+              <w:t xml:space="preserve">plan/poses.csv</w:t>
+            </w:r>
+            <w:r>
+              <w:t xml:space="preserve">,</w:t>
+            </w:r>
+            <w:r>
+              <w:t xml:space="preserve"> </w:t>
+            </w:r>
+            <w:r>
+              <w:rPr>
+                <w:rStyle w:val="VerbatimChar"/>
+              </w:rPr>
+              <w:t xml:space="preserve">plan_summary.txt</w:t>
+            </w:r>
+            <w:r>
+              <w:t xml:space="preserve">,</w:t>
+            </w:r>
+            <w:r>
+              <w:t xml:space="preserve"> </w:t>
+            </w:r>
+            <w:r>
+              <w:rPr>
+                <w:rStyle w:val="VerbatimChar"/>
+              </w:rPr>
+              <w:t xml:space="preserve">plan.png</w:t>
+            </w:r>
+          </w:p>
+        </w:tc>
+        <w:tc>
+          <w:tcPr/>
+          <w:p>
+            <w:pPr>
+              <w:pStyle w:val="Compact"/>
+            </w:pPr>
+            <w:r>
+              <w:t xml:space="preserve">5</w:t>
+            </w:r>
+          </w:p>
+        </w:tc>
+      </w:tr>
+      <w:tr>
+        <w:tc>
+          <w:tcPr/>
+          <w:p>
+            <w:pPr>
+              <w:pStyle w:val="Compact"/>
+            </w:pPr>
+            <w:r>
+              <w:t xml:space="preserve">After each sub-procedure (A, then B)</w:t>
+            </w:r>
+          </w:p>
+        </w:tc>
+        <w:tc>
+          <w:tcPr/>
+          <w:p>
+            <w:pPr>
+              <w:pStyle w:val="Compact"/>
+            </w:pPr>
+            <w:r>
+              <w:rPr>
+                <w:rStyle w:val="VerbatimChar"/>
+              </w:rPr>
+              <w:t xml:space="preserve">sphcal.cli.make_manifest</w:t>
+            </w:r>
+          </w:p>
+        </w:tc>
+        <w:tc>
+          <w:tcPr/>
+          <w:p>
+            <w:pPr>
+              <w:pStyle w:val="Compact"/>
+            </w:pPr>
+            <w:r>
+              <w:rPr>
+                <w:rStyle w:val="VerbatimChar"/>
+              </w:rPr>
+              <w:t xml:space="preserve">pose_log_A.csv</w:t>
+            </w:r>
+            <w:r>
+              <w:t xml:space="preserve">,</w:t>
+            </w:r>
+            <w:r>
+              <w:t xml:space="preserve"> </w:t>
+            </w:r>
+            <w:r>
+              <w:rPr>
+                <w:rStyle w:val="VerbatimChar"/>
+              </w:rPr>
+              <w:t xml:space="preserve">captures_A/</w:t>
+            </w:r>
+            <w:r>
+              <w:t xml:space="preserve"> </w:t>
+            </w:r>
+            <w:r>
+              <w:t xml:space="preserve">(same for B)</w:t>
+            </w:r>
+          </w:p>
+        </w:tc>
+        <w:tc>
+          <w:tcPr/>
+          <w:p>
+            <w:pPr>
+              <w:pStyle w:val="Compact"/>
+            </w:pPr>
+            <w:r>
+              <w:rPr>
+                <w:rStyle w:val="VerbatimChar"/>
+              </w:rPr>
+              <w:t xml:space="preserve">captures_A/manifest.csv</w:t>
+            </w:r>
+          </w:p>
+        </w:tc>
+        <w:tc>
+          <w:tcPr/>
+          <w:p>
+            <w:pPr>
+              <w:pStyle w:val="Compact"/>
+            </w:pPr>
+            <w:r>
+              <w:t xml:space="preserve">7</w:t>
+            </w:r>
+          </w:p>
+        </w:tc>
+      </w:tr>
+      <w:tr>
+        <w:tc>
+          <w:tcPr/>
+          <w:p>
+            <w:pPr>
+              <w:pStyle w:val="Compact"/>
+            </w:pPr>
+            <w:r>
+              <w:t xml:space="preserve">Right after that, board still mounted</w:t>
+            </w:r>
+          </w:p>
+        </w:tc>
+        <w:tc>
+          <w:tcPr/>
+          <w:p>
+            <w:pPr>
+              <w:pStyle w:val="Compact"/>
+            </w:pPr>
+            <w:r>
+              <w:rPr>
+                <w:rStyle w:val="VerbatimChar"/>
+              </w:rPr>
+              <w:t xml:space="preserve">planereg.capture.check_captures</w:t>
+            </w:r>
+          </w:p>
+        </w:tc>
+        <w:tc>
+          <w:tcPr/>
+          <w:p>
+            <w:pPr>
+              <w:pStyle w:val="Compact"/>
+            </w:pPr>
+            <w:r>
+              <w:t xml:space="preserve">the manifest,</w:t>
+            </w:r>
+            <w:r>
+              <w:t xml:space="preserve"> </w:t>
+            </w:r>
+            <w:r>
+              <w:rPr>
+                <w:rStyle w:val="VerbatimChar"/>
+              </w:rPr>
+              <w:t xml:space="preserve">boot.json</w:t>
+            </w:r>
+            <w:r>
+              <w:t xml:space="preserve">, the pose log</w:t>
+            </w:r>
+          </w:p>
+        </w:tc>
+        <w:tc>
+          <w:tcPr/>
+          <w:p>
+            <w:pPr>
+              <w:pStyle w:val="Compact"/>
+            </w:pPr>
+            <w:r>
+              <w:rPr>
+                <w:rStyle w:val="VerbatimChar"/>
+              </w:rPr>
+              <w:t xml:space="preserve">captures_A/check.json</w:t>
+            </w:r>
+            <w:r>
+              <w:t xml:space="preserve"> </w:t>
+            </w:r>
+            <w:r>
+              <w:t xml:space="preserve">and a verdict</w:t>
+            </w:r>
+          </w:p>
+        </w:tc>
+        <w:tc>
+          <w:tcPr/>
+          <w:p>
+            <w:pPr>
+              <w:pStyle w:val="Compact"/>
+            </w:pPr>
+            <w:r>
+              <w:t xml:space="preserve">8</w:t>
+            </w:r>
+          </w:p>
+        </w:tc>
+      </w:tr>
+    </w:tbl>
+    <w:p>
+      <w:pPr>
+        <w:pStyle w:val="BodyText"/>
+      </w:pPr>
+      <w:r>
+        <w:t xml:space="preserve">Each command is run as</w:t>
+      </w:r>
+      <w:r>
+        <w:t xml:space="preserve"> </w:t>
+      </w:r>
+      <w:r>
+        <w:rPr>
+          <w:rStyle w:val="VerbatimChar"/>
+        </w:rPr>
+        <w:t xml:space="preserve">python3 -m &lt;command&gt; &lt;options&gt;</w:t>
+      </w:r>
+      <w:r>
+        <w:t xml:space="preserve">; the sections give the</w:t>
+      </w:r>
+      <w:r>
+        <w:t xml:space="preserve"> </w:t>
+      </w:r>
+      <w:r>
+        <w:t xml:space="preserve">options.</w:t>
       </w:r>
     </w:p>
     <w:bookmarkEnd w:id="10"/>
@@ -2333,7 +2968,7 @@
         </w:numPr>
       </w:pPr>
       <w:r>
-        <w:t xml:space="preserve">Build the manifest and run the bootstrap (the engineer can do this):</w:t>
+        <w:t xml:space="preserve">Build the manifest and run the bootstrap (section 2 says where to type this):</w:t>
       </w:r>
     </w:p>
     <w:p>
@@ -4628,6 +5263,35 @@
         <w:pStyle w:val="FirstParagraph"/>
       </w:pPr>
       <w:r>
+        <w:t xml:space="preserve">When the last pose of A is done, and before starting B, build the manifest of</w:t>
+      </w:r>
+      <w:r>
+        <w:t xml:space="preserve"> </w:t>
+      </w:r>
+      <w:r>
+        <w:rPr>
+          <w:rStyle w:val="VerbatimChar"/>
+        </w:rPr>
+        <w:t xml:space="preserve">captures_A/</w:t>
+      </w:r>
+      <w:r>
+        <w:t xml:space="preserve"> </w:t>
+      </w:r>
+      <w:r>
+        <w:t xml:space="preserve">(section 7) and run the check on it (section 8), while the board is</w:t>
+      </w:r>
+      <w:r>
+        <w:t xml:space="preserve"> </w:t>
+      </w:r>
+      <w:r>
+        <w:t xml:space="preserve">still mounted and flagged poses can be re-captured cheaply.</w:t>
+      </w:r>
+    </w:p>
+    <w:p>
+      <w:pPr>
+        <w:pStyle w:val="BodyText"/>
+      </w:pPr>
+      <w:r>
         <w:rPr>
           <w:b/>
           <w:bCs/>
@@ -4902,6 +5566,35 @@
     <w:p>
       <w:pPr>
         <w:pStyle w:val="FirstParagraph"/>
+      </w:pPr>
+      <w:r>
+        <w:t xml:space="preserve">When the last pose of B is done, build the manifest of</w:t>
+      </w:r>
+      <w:r>
+        <w:t xml:space="preserve"> </w:t>
+      </w:r>
+      <w:r>
+        <w:rPr>
+          <w:rStyle w:val="VerbatimChar"/>
+        </w:rPr>
+        <w:t xml:space="preserve">captures_B/</w:t>
+      </w:r>
+      <w:r>
+        <w:t xml:space="preserve"> </w:t>
+      </w:r>
+      <w:r>
+        <w:t xml:space="preserve">and run the</w:t>
+      </w:r>
+      <w:r>
+        <w:t xml:space="preserve"> </w:t>
+      </w:r>
+      <w:r>
+        <w:t xml:space="preserve">check on it, as after A.</w:t>
+      </w:r>
+    </w:p>
+    <w:p>
+      <w:pPr>
+        <w:pStyle w:val="BodyText"/>
       </w:pPr>
       <w:r>
         <w:t xml:space="preserve">Use the same speed and acceleration settings in both sub-procedures. Do all of A,</w:t>

--- a/docs/procedures/registration_capture_procedure.docx
+++ b/docs/procedures/registration_capture_procedure.docx
@@ -36,7 +36,7 @@
         </w:p>
       </w:sdtContent>
     </w:sdt>
-    <w:bookmarkStart w:id="33" w:name="X3598e64a88c823a5f341feeb99141bc42344d3c"/>
+    <w:bookmarkStart w:id="44" w:name="X3598e64a88c823a5f341feeb99141bc42344d3c"/>
     <w:p>
       <w:pPr>
         <w:pStyle w:val="Heading1"/>
@@ -89,7 +89,7 @@
         <w:t xml:space="preserve"> </w:t>
       </w:r>
       <w:r>
-        <w:t xml:space="preserve">repository is needed (appendix B says how to set it up); the engineer can run those</w:t>
+        <w:t xml:space="preserve">repository is needed (appendix C says how to set it up); the engineer can run those</w:t>
       </w:r>
       <w:r>
         <w:t xml:space="preserve"> </w:t>
@@ -210,25 +210,37 @@
         <w:t xml:space="preserve"> </w:t>
       </w:r>
       <w:r>
-        <w:t xml:space="preserve">its layout and its tools; the board, its adapter and its tool frame are the same</w:t>
-      </w:r>
-      <w:r>
-        <w:t xml:space="preserve"> </w:t>
-      </w:r>
-      <w:r>
-        <w:t xml:space="preserve">(section 1 repeats the board specification). A stage-1 board can be used as it is.</w:t>
-      </w:r>
-      <w:r>
-        <w:t xml:space="preserve"> </w:t>
-      </w:r>
-      <w:r>
-        <w:t xml:space="preserve">The spheres and the three-ball nest are not needed here. You do not need to have read the stage-1 procedure; where this</w:t>
-      </w:r>
-      <w:r>
-        <w:t xml:space="preserve"> </w:t>
-      </w:r>
-      <w:r>
-        <w:t xml:space="preserve">document points to it, it is for extra detail only.</w:t>
+        <w:t xml:space="preserve">its layout and its tools. The board, its adapter, its tool frame and the run-out</w:t>
+      </w:r>
+      <w:r>
+        <w:t xml:space="preserve"> </w:t>
+      </w:r>
+      <w:r>
+        <w:t xml:space="preserve">fixture are the stage-1 ones, reused; section 1 lists them, and carries their</w:t>
+      </w:r>
+      <w:r>
+        <w:t xml:space="preserve"> </w:t>
+      </w:r>
+      <w:r>
+        <w:t xml:space="preserve">specification, drawing and suppliers so that they can be made if the stage-1 session</w:t>
+      </w:r>
+      <w:r>
+        <w:t xml:space="preserve"> </w:t>
+      </w:r>
+      <w:r>
+        <w:t xml:space="preserve">has not been run. The spheres and the three-ball nest are not needed here. You do</w:t>
+      </w:r>
+      <w:r>
+        <w:t xml:space="preserve"> </w:t>
+      </w:r>
+      <w:r>
+        <w:t xml:space="preserve">not need to have read the stage-1 procedure; where this document points to it, it is</w:t>
+      </w:r>
+      <w:r>
+        <w:t xml:space="preserve"> </w:t>
+      </w:r>
+      <w:r>
+        <w:t xml:space="preserve">for extra detail only.</w:t>
       </w:r>
     </w:p>
     <w:p>
@@ -308,13 +320,60 @@
         </w:pict>
       </w:r>
     </w:p>
-    <w:bookmarkStart w:id="9" w:name="equipment"/>
+    <w:bookmarkStart w:id="15" w:name="scope-of-work-and-equipment"/>
     <w:p>
       <w:pPr>
         <w:pStyle w:val="Heading2"/>
       </w:pPr>
       <w:r>
-        <w:t xml:space="preserve">1. Equipment</w:t>
+        <w:t xml:space="preserve">1. Scope of work and equipment</w:t>
+      </w:r>
+    </w:p>
+    <w:p>
+      <w:pPr>
+        <w:pStyle w:val="FirstParagraph"/>
+      </w:pPr>
+      <w:r>
+        <w:t xml:space="preserve">This section is the complete list of what must exist before the first session: what</w:t>
+      </w:r>
+      <w:r>
+        <w:t xml:space="preserve"> </w:t>
+      </w:r>
+      <w:r>
+        <w:t xml:space="preserve">is already in hand, what must be built, what must be bought, and what must be</w:t>
+      </w:r>
+      <w:r>
+        <w:t xml:space="preserve"> </w:t>
+      </w:r>
+      <w:r>
+        <w:t xml:space="preserve">prepared. Nothing outside this list is needed. The board, its adapter and the run-out</w:t>
+      </w:r>
+      <w:r>
+        <w:t xml:space="preserve"> </w:t>
+      </w:r>
+      <w:r>
+        <w:t xml:space="preserve">fixture come from the stage-1 session; 1b to 1e say what they are, so that they can</w:t>
+      </w:r>
+      <w:r>
+        <w:t xml:space="preserve"> </w:t>
+      </w:r>
+      <w:r>
+        <w:t xml:space="preserve">be made for this procedure alone if stage 1 has not been run. Appendix D holds the</w:t>
+      </w:r>
+      <w:r>
+        <w:t xml:space="preserve"> </w:t>
+      </w:r>
+      <w:r>
+        <w:t xml:space="preserve">shop drawing; appendix A lists suppliers.</w:t>
+      </w:r>
+    </w:p>
+    <w:bookmarkStart w:id="9" w:name="a.-already-in-hand"/>
+    <w:p>
+      <w:pPr>
+        <w:pStyle w:val="Heading3"/>
+      </w:pPr>
+      <w:r>
+        <w:t xml:space="preserve">1a. Already in hand</w:t>
       </w:r>
     </w:p>
     <w:tbl>
@@ -325,9 +384,8 @@
         <w:tblLook w:firstRow="1" w:lastRow="0" w:firstColumn="0" w:lastColumn="0" w:noHBand="0" w:noVBand="0" w:val="0020"/>
       </w:tblPr>
       <w:tblGrid>
-        <w:gridCol w:w="2640"/>
-        <w:gridCol w:w="2640"/>
-        <w:gridCol w:w="2640"/>
+        <w:gridCol w:w="3960"/>
+        <w:gridCol w:w="3960"/>
       </w:tblGrid>
       <w:tr>
         <w:trPr>
@@ -355,17 +413,6 @@
             </w:r>
           </w:p>
         </w:tc>
-        <w:tc>
-          <w:tcPr/>
-          <w:p>
-            <w:pPr>
-              <w:pStyle w:val="Compact"/>
-            </w:pPr>
-            <w:r>
-              <w:t xml:space="preserve">Notes</w:t>
-            </w:r>
-          </w:p>
-        </w:tc>
       </w:tr>
       <w:tr>
         <w:tc>
@@ -386,18 +433,7 @@
               <w:pStyle w:val="Compact"/>
             </w:pPr>
             <w:r>
-              <w:t xml:space="preserve">The 3D sensor to be registered, rigidly mounted; it must not move during the whole session</w:t>
-            </w:r>
-          </w:p>
-        </w:tc>
-        <w:tc>
-          <w:tcPr/>
-          <w:p>
-            <w:pPr>
-              <w:pStyle w:val="Compact"/>
-            </w:pPr>
-            <w:r>
-              <w:t xml:space="preserve">Mount on a stiff bracket, not a tripod; mark its position so a bump is noticed</w:t>
+              <w:t xml:space="preserve">The 3D sensor to be registered: the same depth sensor as in stage 1, with the same processing settings (1f)</w:t>
             </w:r>
           </w:p>
         </w:tc>
@@ -421,27 +457,7 @@
               <w:pStyle w:val="Compact"/>
             </w:pPr>
             <w:r>
-              <w:t xml:space="preserve">Six-axis industrial robot, absolute positioning accuracy 0.1 mm or better over the working volume, with a 50 mm or larger ISO flange</w:t>
-            </w:r>
-          </w:p>
-        </w:tc>
-        <w:tc>
-          <w:tcPr/>
-          <w:p>
-            <w:pPr>
-              <w:pStyle w:val="Compact"/>
-            </w:pPr>
-            <w:r>
-              <w:t xml:space="preserve">A robot calibrated by its maker (</w:t>
-            </w:r>
-            <w:r>
-              <w:t xml:space="preserve">“absolute accuracy”</w:t>
-            </w:r>
-            <w:r>
-              <w:t xml:space="preserve"> </w:t>
-            </w:r>
-            <w:r>
-              <w:t xml:space="preserve">option) is needed; repeatability alone is not enough</w:t>
+              <w:t xml:space="preserve">Six-axis industrial robot with an ISO 9409-1-50-4-M6 tool flange; its documented absolute positioning accuracy must be 0.1 mm or better over the working volume (check the maker’s specification sheet; repeatability alone is not enough)</w:t>
             </w:r>
           </w:p>
         </w:tc>
@@ -454,158 +470,18 @@
               <w:pStyle w:val="Compact"/>
             </w:pPr>
             <w:r>
-              <w:t xml:space="preserve">Board</w:t>
-            </w:r>
-          </w:p>
-        </w:tc>
-        <w:tc>
-          <w:tcPr/>
-          <w:p>
-            <w:pPr>
-              <w:pStyle w:val="Compact"/>
-            </w:pPr>
-            <w:r>
-              <w:t xml:space="preserve">Flat plate 200 mm x 150 mm, at least 6 mm thick, front face matte and light gray, flat to 0.05 mm after finishing</w:t>
-            </w:r>
-          </w:p>
-        </w:tc>
-        <w:tc>
-          <w:tcPr/>
-          <w:p>
-            <w:pPr>
-              <w:pStyle w:val="Compact"/>
-            </w:pPr>
-            <w:r>
-              <w:t xml:space="preserve">Ground aluminum tooling plate or float glass, matte-painted; ask the supplier for a flatness report (stage-1 procedure, appendix A, lists suppliers). Thickness is not a stiffness matter (a 6 mm plate sags about 0.002 mm under its own weight); it only has to survive the finish and the mounting flat. Do not bead-blast a plate thinner than about 10 mm: peening one face bows it. Paint over the ground or glass surface instead, and check the flatness after painting and mounting, not before</w:t>
-            </w:r>
-          </w:p>
-        </w:tc>
-      </w:tr>
-      <w:tr>
-        <w:tc>
-          <w:tcPr/>
-          <w:p>
-            <w:pPr>
-              <w:pStyle w:val="Compact"/>
-            </w:pPr>
-            <w:r>
-              <w:t xml:space="preserve">Board adapter</w:t>
-            </w:r>
-          </w:p>
-        </w:tc>
-        <w:tc>
-          <w:tcPr/>
-          <w:p>
-            <w:pPr>
-              <w:pStyle w:val="Compact"/>
-            </w:pPr>
-            <w:r>
-              <w:t xml:space="preserve">Plate that bolts to the flange with the dowel pins and holds the board with its front face perpendicular to the flange axis and its center on the flange axis</w:t>
-            </w:r>
-          </w:p>
-        </w:tc>
-        <w:tc>
-          <w:tcPr/>
-          <w:p>
-            <w:pPr>
-              <w:pStyle w:val="Compact"/>
-            </w:pPr>
-            <w:r>
-              <w:t xml:space="preserve">Three-point mounting (two dowels and a clamp) so the board goes back in the same place</w:t>
-            </w:r>
-          </w:p>
-        </w:tc>
-      </w:tr>
-      <w:tr>
-        <w:tc>
-          <w:tcPr/>
-          <w:p>
-            <w:pPr>
-              <w:pStyle w:val="Compact"/>
-            </w:pPr>
-            <w:r>
-              <w:t xml:space="preserve">Dial indicator with magnetic base</w:t>
-            </w:r>
-          </w:p>
-        </w:tc>
-        <w:tc>
-          <w:tcPr/>
-          <w:p>
-            <w:pPr>
-              <w:pStyle w:val="Compact"/>
-            </w:pPr>
-            <w:r>
-              <w:t xml:space="preserve">0.01 mm resolution</w:t>
-            </w:r>
-          </w:p>
-        </w:tc>
-        <w:tc>
-          <w:tcPr/>
-          <w:p>
-            <w:pPr>
-              <w:pStyle w:val="Compact"/>
-            </w:pPr>
-            <w:r>
-              <w:t xml:space="preserve">Board runout check</w:t>
-            </w:r>
-          </w:p>
-        </w:tc>
-      </w:tr>
-      <w:tr>
-        <w:tc>
-          <w:tcPr/>
-          <w:p>
-            <w:pPr>
-              <w:pStyle w:val="Compact"/>
-            </w:pPr>
-            <w:r>
-              <w:t xml:space="preserve">Depth gauge or calipers</w:t>
-            </w:r>
-          </w:p>
-        </w:tc>
-        <w:tc>
-          <w:tcPr/>
-          <w:p>
-            <w:pPr>
-              <w:pStyle w:val="Compact"/>
-            </w:pPr>
-            <w:r>
-              <w:t xml:space="preserve">0.02 mm resolution</w:t>
-            </w:r>
-          </w:p>
-        </w:tc>
-        <w:tc>
-          <w:tcPr/>
-          <w:p>
-            <w:pPr>
-              <w:pStyle w:val="Compact"/>
-            </w:pPr>
-            <w:r>
-              <w:t xml:space="preserve">Board offset D</w:t>
-            </w:r>
-          </w:p>
-        </w:tc>
-      </w:tr>
-      <w:tr>
-        <w:tc>
-          <w:tcPr/>
-          <w:p>
-            <w:pPr>
-              <w:pStyle w:val="Compact"/>
-            </w:pPr>
-            <w:r>
-              <w:t xml:space="preserve">Capture computer</w:t>
-            </w:r>
-          </w:p>
-        </w:tc>
-        <w:tc>
-          <w:tcPr/>
-          <w:p>
-            <w:pPr>
-              <w:pStyle w:val="Compact"/>
-            </w:pPr>
-            <w:r>
-              <w:t xml:space="preserve">Runs the sensor’s capture software and writes one</w:t>
+              <w:t xml:space="preserve">Capture computer and software</w:t>
+            </w:r>
+          </w:p>
+        </w:tc>
+        <w:tc>
+          <w:tcPr/>
+          <w:p>
+            <w:pPr>
+              <w:pStyle w:val="Compact"/>
+            </w:pPr>
+            <w:r>
+              <w:t xml:space="preserve">Runs the sensor’s capture and communication software, which accepts the capture trigger from the robot program and writes one</w:t>
             </w:r>
             <w:r>
               <w:t xml:space="preserve"> </w:t>
@@ -620,45 +496,1019 @@
               <w:t xml:space="preserve"> </w:t>
             </w:r>
             <w:r>
-              <w:t xml:space="preserve">file per capture; the files must be named by pose id (section 2 says how)</w:t>
-            </w:r>
-          </w:p>
-        </w:tc>
-        <w:tc>
-          <w:tcPr/>
-          <w:p>
-            <w:pPr>
-              <w:pStyle w:val="Compact"/>
-            </w:pPr>
-            <w:r>
-              <w:t xml:space="preserve">At least 10 GB free per 1,000 frames</w:t>
+              <w:t xml:space="preserve">file per capture, named by pose id (section 2); at least 10 GB free per 1,000 frames, about 25 GB for the default plan</w:t>
+            </w:r>
+          </w:p>
+        </w:tc>
+      </w:tr>
+      <w:tr>
+        <w:tc>
+          <w:tcPr/>
+          <w:p>
+            <w:pPr>
+              <w:pStyle w:val="Compact"/>
+            </w:pPr>
+            <w:r>
+              <w:t xml:space="preserve">Analysis computer</w:t>
+            </w:r>
+          </w:p>
+        </w:tc>
+        <w:tc>
+          <w:tcPr/>
+          <w:p>
+            <w:pPr>
+              <w:pStyle w:val="Compact"/>
+            </w:pPr>
+            <w:r>
+              <w:t xml:space="preserve">Any computer with Python 3.10 or later and the two software packages installed, their self-test passed (appendix C)</w:t>
+            </w:r>
+          </w:p>
+        </w:tc>
+      </w:tr>
+      <w:tr>
+        <w:tc>
+          <w:tcPr/>
+          <w:p>
+            <w:pPr>
+              <w:pStyle w:val="Compact"/>
+            </w:pPr>
+            <w:r>
+              <w:t xml:space="preserve">Flat target (board)</w:t>
+            </w:r>
+          </w:p>
+        </w:tc>
+        <w:tc>
+          <w:tcPr/>
+          <w:p>
+            <w:pPr>
+              <w:pStyle w:val="Compact"/>
+            </w:pPr>
+            <w:r>
+              <w:t xml:space="preserve">From stage 1: 200 x 150 mm plate, at least 6 mm thick, matte light-gray front face flat to 0.05 mm; specification in 1d</w:t>
+            </w:r>
+          </w:p>
+        </w:tc>
+      </w:tr>
+      <w:tr>
+        <w:tc>
+          <w:tcPr/>
+          <w:p>
+            <w:pPr>
+              <w:pStyle w:val="Compact"/>
+            </w:pPr>
+            <w:r>
+              <w:t xml:space="preserve">Board adapter</w:t>
+            </w:r>
+          </w:p>
+        </w:tc>
+        <w:tc>
+          <w:tcPr/>
+          <w:p>
+            <w:pPr>
+              <w:pStyle w:val="Compact"/>
+            </w:pPr>
+            <w:r>
+              <w:t xml:space="preserve">From stage 1: plate on the ISO flange with three support pads, three edge pins and three clamp fingers, holding the board square to the flange axis and centered on it; drawing SC1-05 (appendix D)</w:t>
+            </w:r>
+          </w:p>
+        </w:tc>
+      </w:tr>
+      <w:tr>
+        <w:tc>
+          <w:tcPr/>
+          <w:p>
+            <w:pPr>
+              <w:pStyle w:val="Compact"/>
+            </w:pPr>
+            <w:r>
+              <w:t xml:space="preserve">Run-out fixture</w:t>
+            </w:r>
+          </w:p>
+        </w:tc>
+        <w:tc>
+          <w:tcPr/>
+          <w:p>
+            <w:pPr>
+              <w:pStyle w:val="Compact"/>
+            </w:pPr>
+            <w:r>
+              <w:t xml:space="preserve">From stage 1: dial indicator on a magnetic base on a steel plate bolted to the cell table; section 1e</w:t>
+            </w:r>
+          </w:p>
+        </w:tc>
+      </w:tr>
+      <w:tr>
+        <w:tc>
+          <w:tcPr/>
+          <w:p>
+            <w:pPr>
+              <w:pStyle w:val="Compact"/>
+            </w:pPr>
+            <w:r>
+              <w:t xml:space="preserve">Rigid sensor mount</w:t>
+            </w:r>
+          </w:p>
+        </w:tc>
+        <w:tc>
+          <w:tcPr/>
+          <w:p>
+            <w:pPr>
+              <w:pStyle w:val="Compact"/>
+            </w:pPr>
+            <w:r>
+              <w:t xml:space="preserve">From stage 1, built from the existing drawing from previous work: a stiff bracket, not a tripod, with the sensor’s position marked so a bump is noticed</w:t>
             </w:r>
           </w:p>
         </w:tc>
       </w:tr>
     </w:tbl>
+    <w:bookmarkEnd w:id="9"/>
+    <w:bookmarkStart w:id="10" w:name="b.-what-must-be-built"/>
+    <w:p>
+      <w:pPr>
+        <w:pStyle w:val="Heading3"/>
+      </w:pPr>
+      <w:r>
+        <w:t xml:space="preserve">1b. What must be built</w:t>
+      </w:r>
+    </w:p>
+    <w:p>
+      <w:pPr>
+        <w:pStyle w:val="FirstParagraph"/>
+      </w:pPr>
+      <w:r>
+        <w:t xml:space="preserve">Nothing, if the stage-1 session has been run: the three items below exist. Otherwise</w:t>
+      </w:r>
+      <w:r>
+        <w:t xml:space="preserve"> </w:t>
+      </w:r>
+      <w:r>
+        <w:t xml:space="preserve">they are built as in the stage-1 procedure, to the same drawing and specification.</w:t>
+      </w:r>
+    </w:p>
+    <w:tbl>
+      <w:tblPr>
+        <w:tblStyle w:val="Table"/>
+        <w:tblW w:type="pct" w:w="5000"/>
+        <w:tblLayout w:type="fixed"/>
+        <w:tblLook w:firstRow="1" w:lastRow="0" w:firstColumn="0" w:lastColumn="0" w:noHBand="0" w:noVBand="0" w:val="0020"/>
+      </w:tblPr>
+      <w:tblGrid>
+        <w:gridCol w:w="1320"/>
+        <w:gridCol w:w="1320"/>
+        <w:gridCol w:w="1320"/>
+        <w:gridCol w:w="1320"/>
+        <w:gridCol w:w="1320"/>
+        <w:gridCol w:w="1320"/>
+      </w:tblGrid>
+      <w:tr>
+        <w:trPr>
+          <w:tblHeader w:val="on"/>
+        </w:trPr>
+        <w:tc>
+          <w:tcPr/>
+          <w:p>
+            <w:pPr>
+              <w:pStyle w:val="Compact"/>
+            </w:pPr>
+            <w:r>
+              <w:t xml:space="preserve">Item</w:t>
+            </w:r>
+          </w:p>
+        </w:tc>
+        <w:tc>
+          <w:tcPr/>
+          <w:p>
+            <w:pPr>
+              <w:pStyle w:val="Compact"/>
+            </w:pPr>
+            <w:r>
+              <w:t xml:space="preserve">Quantity</w:t>
+            </w:r>
+          </w:p>
+        </w:tc>
+        <w:tc>
+          <w:tcPr/>
+          <w:p>
+            <w:pPr>
+              <w:pStyle w:val="Compact"/>
+            </w:pPr>
+            <w:r>
+              <w:t xml:space="preserve">Description</w:t>
+            </w:r>
+          </w:p>
+        </w:tc>
+        <w:tc>
+          <w:tcPr/>
+          <w:p>
+            <w:pPr>
+              <w:pStyle w:val="Compact"/>
+            </w:pPr>
+            <w:r>
+              <w:t xml:space="preserve">Drawing</w:t>
+            </w:r>
+          </w:p>
+        </w:tc>
+        <w:tc>
+          <w:tcPr/>
+          <w:p>
+            <w:pPr>
+              <w:pStyle w:val="Compact"/>
+            </w:pPr>
+            <w:r>
+              <w:t xml:space="preserve">Estimated cost (USD)</w:t>
+            </w:r>
+          </w:p>
+        </w:tc>
+        <w:tc>
+          <w:tcPr/>
+          <w:p>
+            <w:pPr>
+              <w:pStyle w:val="Compact"/>
+            </w:pPr>
+            <w:r>
+              <w:t xml:space="preserve">From stage 1</w:t>
+            </w:r>
+          </w:p>
+        </w:tc>
+      </w:tr>
+      <w:tr>
+        <w:tc>
+          <w:tcPr/>
+          <w:p>
+            <w:pPr>
+              <w:pStyle w:val="Compact"/>
+            </w:pPr>
+            <w:r>
+              <w:t xml:space="preserve">Flat target (board)</w:t>
+            </w:r>
+          </w:p>
+        </w:tc>
+        <w:tc>
+          <w:tcPr/>
+          <w:p>
+            <w:pPr>
+              <w:pStyle w:val="Compact"/>
+            </w:pPr>
+            <w:r>
+              <w:t xml:space="preserve">1</w:t>
+            </w:r>
+          </w:p>
+        </w:tc>
+        <w:tc>
+          <w:tcPr/>
+          <w:p>
+            <w:pPr>
+              <w:pStyle w:val="Compact"/>
+            </w:pPr>
+            <w:r>
+              <w:t xml:space="preserve">200 x 150 mm plate, specification in 1d</w:t>
+            </w:r>
+          </w:p>
+        </w:tc>
+        <w:tc>
+          <w:tcPr/>
+          <w:p>
+            <w:pPr>
+              <w:pStyle w:val="Compact"/>
+            </w:pPr>
+            <w:r>
+              <w:t xml:space="preserve">SC1-05 (outline)</w:t>
+            </w:r>
+          </w:p>
+        </w:tc>
+        <w:tc>
+          <w:tcPr/>
+          <w:p>
+            <w:pPr>
+              <w:pStyle w:val="Compact"/>
+            </w:pPr>
+            <w:r>
+              <w:t xml:space="preserve">$50 to $400</w:t>
+            </w:r>
+          </w:p>
+        </w:tc>
+        <w:tc>
+          <w:tcPr/>
+          <w:p>
+            <w:pPr>
+              <w:pStyle w:val="Compact"/>
+            </w:pPr>
+            <w:r>
+              <w:t xml:space="preserve">yes</w:t>
+            </w:r>
+          </w:p>
+        </w:tc>
+      </w:tr>
+      <w:tr>
+        <w:tc>
+          <w:tcPr/>
+          <w:p>
+            <w:pPr>
+              <w:pStyle w:val="Compact"/>
+            </w:pPr>
+            <w:r>
+              <w:t xml:space="preserve">Board adapter</w:t>
+            </w:r>
+          </w:p>
+        </w:tc>
+        <w:tc>
+          <w:tcPr/>
+          <w:p>
+            <w:pPr>
+              <w:pStyle w:val="Compact"/>
+            </w:pPr>
+            <w:r>
+              <w:t xml:space="preserve">1</w:t>
+            </w:r>
+          </w:p>
+        </w:tc>
+        <w:tc>
+          <w:tcPr/>
+          <w:p>
+            <w:pPr>
+              <w:pStyle w:val="Compact"/>
+            </w:pPr>
+            <w:r>
+              <w:t xml:space="preserve">Flange plate with pads, edge pins and clamp fingers, drawing SC1-05</w:t>
+            </w:r>
+          </w:p>
+        </w:tc>
+        <w:tc>
+          <w:tcPr/>
+          <w:p>
+            <w:pPr>
+              <w:pStyle w:val="Compact"/>
+            </w:pPr>
+            <w:r>
+              <w:t xml:space="preserve">SC1-05</w:t>
+            </w:r>
+          </w:p>
+        </w:tc>
+        <w:tc>
+          <w:tcPr/>
+          <w:p>
+            <w:pPr>
+              <w:pStyle w:val="Compact"/>
+            </w:pPr>
+            <w:r>
+              <w:t xml:space="preserve">$250 to $600</w:t>
+            </w:r>
+          </w:p>
+        </w:tc>
+        <w:tc>
+          <w:tcPr/>
+          <w:p>
+            <w:pPr>
+              <w:pStyle w:val="Compact"/>
+            </w:pPr>
+            <w:r>
+              <w:t xml:space="preserve">yes</w:t>
+            </w:r>
+          </w:p>
+        </w:tc>
+      </w:tr>
+      <w:tr>
+        <w:tc>
+          <w:tcPr/>
+          <w:p>
+            <w:pPr>
+              <w:pStyle w:val="Compact"/>
+            </w:pPr>
+            <w:r>
+              <w:t xml:space="preserve">Run-out fixture</w:t>
+            </w:r>
+          </w:p>
+        </w:tc>
+        <w:tc>
+          <w:tcPr/>
+          <w:p>
+            <w:pPr>
+              <w:pStyle w:val="Compact"/>
+            </w:pPr>
+            <w:r>
+              <w:t xml:space="preserve">1</w:t>
+            </w:r>
+          </w:p>
+        </w:tc>
+        <w:tc>
+          <w:tcPr/>
+          <w:p>
+            <w:pPr>
+              <w:pStyle w:val="Compact"/>
+            </w:pPr>
+            <w:r>
+              <w:t xml:space="preserve">Dial indicator on a magnetic base on a bolted steel plate, section 1e</w:t>
+            </w:r>
+          </w:p>
+        </w:tc>
+        <w:tc>
+          <w:tcPr/>
+          <w:p>
+            <w:pPr>
+              <w:pStyle w:val="Compact"/>
+            </w:pPr>
+            <w:r>
+              <w:t xml:space="preserve">none needed</w:t>
+            </w:r>
+          </w:p>
+        </w:tc>
+        <w:tc>
+          <w:tcPr/>
+          <w:p>
+            <w:pPr>
+              <w:pStyle w:val="Compact"/>
+            </w:pPr>
+            <w:r>
+              <w:t xml:space="preserve">$240 to $570</w:t>
+            </w:r>
+          </w:p>
+        </w:tc>
+        <w:tc>
+          <w:tcPr/>
+          <w:p>
+            <w:pPr>
+              <w:pStyle w:val="Compact"/>
+            </w:pPr>
+            <w:r>
+              <w:t xml:space="preserve">yes</w:t>
+            </w:r>
+          </w:p>
+        </w:tc>
+      </w:tr>
+    </w:tbl>
     <w:p>
       <w:pPr>
         <w:pStyle w:val="BodyText"/>
       </w:pPr>
       <w:r>
-        <w:t xml:space="preserve">Appendix A lists the software tools used in sections 4 to 8 and their options;</w:t>
-      </w:r>
-      <w:r>
-        <w:t xml:space="preserve"> </w:t>
-      </w:r>
-      <w:r>
-        <w:t xml:space="preserve">appendix B says how to install them.</w:t>
-      </w:r>
-    </w:p>
-    <w:bookmarkEnd w:id="9"/>
-    <w:bookmarkStart w:id="10" w:name="before-anything-else"/>
-    <w:p>
-      <w:pPr>
-        <w:pStyle w:val="Heading2"/>
-      </w:pPr>
-      <w:r>
-        <w:t xml:space="preserve">2. Before anything else</w:t>
+        <w:t xml:space="preserve">The rigid sensor mount is built from the existing drawing from previous work and is</w:t>
+      </w:r>
+      <w:r>
+        <w:t xml:space="preserve"> </w:t>
+      </w:r>
+      <w:r>
+        <w:t xml:space="preserve">not estimated here.</w:t>
+      </w:r>
+    </w:p>
+    <w:bookmarkEnd w:id="10"/>
+    <w:bookmarkStart w:id="11" w:name="c.-what-must-be-bought"/>
+    <w:p>
+      <w:pPr>
+        <w:pStyle w:val="Heading3"/>
+      </w:pPr>
+      <w:r>
+        <w:t xml:space="preserve">1c. What must be bought</w:t>
+      </w:r>
+    </w:p>
+    <w:tbl>
+      <w:tblPr>
+        <w:tblStyle w:val="Table"/>
+        <w:tblW w:type="pct" w:w="5000"/>
+        <w:tblLayout w:type="fixed"/>
+        <w:tblLook w:firstRow="1" w:lastRow="0" w:firstColumn="0" w:lastColumn="0" w:noHBand="0" w:noVBand="0" w:val="0020"/>
+      </w:tblPr>
+      <w:tblGrid>
+        <w:gridCol w:w="1980"/>
+        <w:gridCol w:w="1980"/>
+        <w:gridCol w:w="1980"/>
+        <w:gridCol w:w="1980"/>
+      </w:tblGrid>
+      <w:tr>
+        <w:trPr>
+          <w:tblHeader w:val="on"/>
+        </w:trPr>
+        <w:tc>
+          <w:tcPr/>
+          <w:p>
+            <w:pPr>
+              <w:pStyle w:val="Compact"/>
+            </w:pPr>
+            <w:r>
+              <w:t xml:space="preserve">Item</w:t>
+            </w:r>
+          </w:p>
+        </w:tc>
+        <w:tc>
+          <w:tcPr/>
+          <w:p>
+            <w:pPr>
+              <w:pStyle w:val="Compact"/>
+            </w:pPr>
+            <w:r>
+              <w:t xml:space="preserve">Purpose</w:t>
+            </w:r>
+          </w:p>
+        </w:tc>
+        <w:tc>
+          <w:tcPr/>
+          <w:p>
+            <w:pPr>
+              <w:pStyle w:val="Compact"/>
+            </w:pPr>
+            <w:r>
+              <w:t xml:space="preserve">Estimated cost (USD)</w:t>
+            </w:r>
+          </w:p>
+        </w:tc>
+        <w:tc>
+          <w:tcPr/>
+          <w:p>
+            <w:pPr>
+              <w:pStyle w:val="Compact"/>
+            </w:pPr>
+            <w:r>
+              <w:t xml:space="preserve">From stage 1</w:t>
+            </w:r>
+          </w:p>
+        </w:tc>
+      </w:tr>
+      <w:tr>
+        <w:tc>
+          <w:tcPr/>
+          <w:p>
+            <w:pPr>
+              <w:pStyle w:val="Compact"/>
+            </w:pPr>
+            <w:r>
+              <w:t xml:space="preserve">Calipers with depth rod, 150 mm</w:t>
+            </w:r>
+          </w:p>
+        </w:tc>
+        <w:tc>
+          <w:tcPr/>
+          <w:p>
+            <w:pPr>
+              <w:pStyle w:val="Compact"/>
+            </w:pPr>
+            <w:r>
+              <w:t xml:space="preserve">Board distance D; board size</w:t>
+            </w:r>
+          </w:p>
+        </w:tc>
+        <w:tc>
+          <w:tcPr/>
+          <w:p>
+            <w:pPr>
+              <w:pStyle w:val="Compact"/>
+            </w:pPr>
+            <w:r>
+              <w:t xml:space="preserve">$30 to $150</w:t>
+            </w:r>
+          </w:p>
+        </w:tc>
+        <w:tc>
+          <w:tcPr/>
+          <w:p>
+            <w:pPr>
+              <w:pStyle w:val="Compact"/>
+            </w:pPr>
+            <w:r>
+              <w:t xml:space="preserve">yes</w:t>
+            </w:r>
+          </w:p>
+        </w:tc>
+      </w:tr>
+      <w:tr>
+        <w:tc>
+          <w:tcPr/>
+          <w:p>
+            <w:pPr>
+              <w:pStyle w:val="Compact"/>
+            </w:pPr>
+            <w:r>
+              <w:t xml:space="preserve">Precision straightedge, 300 mm, and feeler gauges</w:t>
+            </w:r>
+          </w:p>
+        </w:tc>
+        <w:tc>
+          <w:tcPr/>
+          <w:p>
+            <w:pPr>
+              <w:pStyle w:val="Compact"/>
+            </w:pPr>
+            <w:r>
+              <w:t xml:space="preserve">Board flatness after painting and mounting</w:t>
+            </w:r>
+          </w:p>
+        </w:tc>
+        <w:tc>
+          <w:tcPr/>
+          <w:p>
+            <w:pPr>
+              <w:pStyle w:val="Compact"/>
+            </w:pPr>
+            <w:r>
+              <w:t xml:space="preserve">$75 to $240</w:t>
+            </w:r>
+          </w:p>
+        </w:tc>
+        <w:tc>
+          <w:tcPr/>
+          <w:p>
+            <w:pPr>
+              <w:pStyle w:val="Compact"/>
+            </w:pPr>
+            <w:r>
+              <w:t xml:space="preserve">yes</w:t>
+            </w:r>
+          </w:p>
+        </w:tc>
+      </w:tr>
+      <w:tr>
+        <w:tc>
+          <w:tcPr/>
+          <w:p>
+            <w:pPr>
+              <w:pStyle w:val="Compact"/>
+            </w:pPr>
+            <w:r>
+              <w:t xml:space="preserve">Thermometer</w:t>
+            </w:r>
+          </w:p>
+        </w:tc>
+        <w:tc>
+          <w:tcPr/>
+          <w:p>
+            <w:pPr>
+              <w:pStyle w:val="Compact"/>
+            </w:pPr>
+            <w:r>
+              <w:t xml:space="preserve">Room temperature in the session notes</w:t>
+            </w:r>
+          </w:p>
+        </w:tc>
+        <w:tc>
+          <w:tcPr/>
+          <w:p>
+            <w:pPr>
+              <w:pStyle w:val="Compact"/>
+            </w:pPr>
+            <w:r>
+              <w:t xml:space="preserve">$15 to $40</w:t>
+            </w:r>
+          </w:p>
+        </w:tc>
+        <w:tc>
+          <w:tcPr/>
+          <w:p>
+            <w:pPr>
+              <w:pStyle w:val="Compact"/>
+            </w:pPr>
+            <w:r>
+              <w:t xml:space="preserve">yes</w:t>
+            </w:r>
+          </w:p>
+        </w:tc>
+      </w:tr>
+      <w:tr>
+        <w:tc>
+          <w:tcPr/>
+          <w:p>
+            <w:pPr>
+              <w:pStyle w:val="Compact"/>
+            </w:pPr>
+            <w:r>
+              <w:t xml:space="preserve">Machinist’s square</w:t>
+            </w:r>
+          </w:p>
+        </w:tc>
+        <w:tc>
+          <w:tcPr/>
+          <w:p>
+            <w:pPr>
+              <w:pStyle w:val="Compact"/>
+            </w:pPr>
+            <w:r>
+              <w:t xml:space="preserve">Board x axis against the adapter when the tool frame is set</w:t>
+            </w:r>
+          </w:p>
+        </w:tc>
+        <w:tc>
+          <w:tcPr/>
+          <w:p>
+            <w:pPr>
+              <w:pStyle w:val="Compact"/>
+            </w:pPr>
+            <w:r>
+              <w:t xml:space="preserve">$30 to $80</w:t>
+            </w:r>
+          </w:p>
+        </w:tc>
+        <w:tc>
+          <w:tcPr/>
+          <w:p>
+            <w:pPr>
+              <w:pStyle w:val="Compact"/>
+            </w:pPr>
+            <w:r>
+              <w:t xml:space="preserve">yes</w:t>
+            </w:r>
+          </w:p>
+        </w:tc>
+      </w:tr>
+      <w:tr>
+        <w:tc>
+          <w:tcPr/>
+          <w:p>
+            <w:pPr>
+              <w:pStyle w:val="Compact"/>
+            </w:pPr>
+            <w:r>
+              <w:t xml:space="preserve">Consumables</w:t>
+            </w:r>
+          </w:p>
+        </w:tc>
+        <w:tc>
+          <w:tcPr/>
+          <w:p>
+            <w:pPr>
+              <w:pStyle w:val="Compact"/>
+            </w:pPr>
+            <w:r>
+              <w:t xml:space="preserve">Isopropyl alcohol and wipes, shim stock for the adapter</w:t>
+            </w:r>
+          </w:p>
+        </w:tc>
+        <w:tc>
+          <w:tcPr/>
+          <w:p>
+            <w:pPr>
+              <w:pStyle w:val="Compact"/>
+            </w:pPr>
+            <w:r>
+              <w:t xml:space="preserve">$20 to $60</w:t>
+            </w:r>
+          </w:p>
+        </w:tc>
+        <w:tc>
+          <w:tcPr/>
+          <w:p>
+            <w:pPr>
+              <w:pStyle w:val="Compact"/>
+            </w:pPr>
+            <w:r>
+              <w:t xml:space="preserve">no</w:t>
+            </w:r>
+          </w:p>
+        </w:tc>
+      </w:tr>
+      <w:tr>
+        <w:tc>
+          <w:tcPr/>
+          <w:p>
+            <w:pPr>
+              <w:pStyle w:val="Compact"/>
+            </w:pPr>
+            <w:r>
+              <w:t xml:space="preserve">Phone camera</w:t>
+            </w:r>
+          </w:p>
+        </w:tc>
+        <w:tc>
+          <w:tcPr/>
+          <w:p>
+            <w:pPr>
+              <w:pStyle w:val="Compact"/>
+            </w:pPr>
+            <w:r>
+              <w:t xml:space="preserve">Setup photos for the deliverables (section 9)</w:t>
+            </w:r>
+          </w:p>
+        </w:tc>
+        <w:tc>
+          <w:tcPr/>
+          <w:p>
+            <w:pPr>
+              <w:pStyle w:val="Compact"/>
+            </w:pPr>
+            <w:r>
+              <w:t xml:space="preserve">in hand</w:t>
+            </w:r>
+          </w:p>
+        </w:tc>
+        <w:tc>
+          <w:tcPr/>
+          <w:p>
+            <w:pPr>
+              <w:pStyle w:val="Compact"/>
+            </w:pPr>
+            <w:r>
+              <w:t xml:space="preserve">yes</w:t>
+            </w:r>
+          </w:p>
+        </w:tc>
+      </w:tr>
+    </w:tbl>
+    <w:p>
+      <w:pPr>
+        <w:pStyle w:val="BodyText"/>
+      </w:pPr>
+      <w:r>
+        <w:t xml:space="preserve">Cost estimates (October 2026): if the stage-1 session has been run, everything above is in hand and the new spending is $20 to $60 for consumables. Built from nothing, the items come to $540 to $1,570 to build and $170 to $570 to buy, $710 to $2,140 in all. The figures are the stage-1 procedure’s, from suppliers’ list prices where these exist (appendix A) and otherwise from typical United States job-shop rates of about $80 to $150 per hour. Treat them as plus or minus 50 percent and get quotes; the board adapter is the least certain figure.</w:t>
+      </w:r>
+    </w:p>
+    <w:bookmarkEnd w:id="11"/>
+    <w:bookmarkStart w:id="12" w:name="X019e8fbd185fb056ebd01e57421e0fb1812dcb4"/>
+    <w:p>
+      <w:pPr>
+        <w:pStyle w:val="Heading3"/>
+      </w:pPr>
+      <w:r>
+        <w:t xml:space="preserve">1d. Purchase specification for the flat plate</w:t>
+      </w:r>
+    </w:p>
+    <w:tbl>
+      <w:tblPr>
+        <w:tblStyle w:val="Table"/>
+        <w:tblW w:type="pct" w:w="5000"/>
+        <w:tblLayout w:type="fixed"/>
+        <w:tblLook w:firstRow="1" w:lastRow="0" w:firstColumn="0" w:lastColumn="0" w:noHBand="0" w:noVBand="0" w:val="0020"/>
+      </w:tblPr>
+      <w:tblGrid>
+        <w:gridCol w:w="3960"/>
+        <w:gridCol w:w="3960"/>
+      </w:tblGrid>
+      <w:tr>
+        <w:trPr>
+          <w:tblHeader w:val="on"/>
+        </w:trPr>
+        <w:tc>
+          <w:tcPr/>
+          <w:p>
+            <w:pPr>
+              <w:pStyle w:val="Compact"/>
+            </w:pPr>
+            <w:r>
+              <w:t xml:space="preserve">Requirement</w:t>
+            </w:r>
+          </w:p>
+        </w:tc>
+        <w:tc>
+          <w:tcPr/>
+          <w:p>
+            <w:pPr>
+              <w:pStyle w:val="Compact"/>
+            </w:pPr>
+            <w:r>
+              <w:t xml:space="preserve">Flat plate (board)</w:t>
+            </w:r>
+          </w:p>
+        </w:tc>
+      </w:tr>
+      <w:tr>
+        <w:tc>
+          <w:tcPr/>
+          <w:p>
+            <w:pPr>
+              <w:pStyle w:val="Compact"/>
+            </w:pPr>
+            <w:r>
+              <w:t xml:space="preserve">Size</w:t>
+            </w:r>
+          </w:p>
+        </w:tc>
+        <w:tc>
+          <w:tcPr/>
+          <w:p>
+            <w:pPr>
+              <w:pStyle w:val="Compact"/>
+            </w:pPr>
+            <w:r>
+              <w:t xml:space="preserve">200 x 150 mm, at least 6 mm thick</w:t>
+            </w:r>
+          </w:p>
+        </w:tc>
+      </w:tr>
+      <w:tr>
+        <w:tc>
+          <w:tcPr/>
+          <w:p>
+            <w:pPr>
+              <w:pStyle w:val="Compact"/>
+            </w:pPr>
+            <w:r>
+              <w:t xml:space="preserve">Material</w:t>
+            </w:r>
+          </w:p>
+        </w:tc>
+        <w:tc>
+          <w:tcPr/>
+          <w:p>
+            <w:pPr>
+              <w:pStyle w:val="Compact"/>
+            </w:pPr>
+            <w:r>
+              <w:t xml:space="preserve">Ground aluminum tooling plate (for example MIC-6, finish-ground) or float glass</w:t>
+            </w:r>
+          </w:p>
+        </w:tc>
+      </w:tr>
+      <w:tr>
+        <w:tc>
+          <w:tcPr/>
+          <w:p>
+            <w:pPr>
+              <w:pStyle w:val="Compact"/>
+            </w:pPr>
+            <w:r>
+              <w:t xml:space="preserve">Flatness</w:t>
+            </w:r>
+          </w:p>
+        </w:tc>
+        <w:tc>
+          <w:tcPr/>
+          <w:p>
+            <w:pPr>
+              <w:pStyle w:val="Compact"/>
+            </w:pPr>
+            <w:r>
+              <w:t xml:space="preserve">0.05 mm over the front face, checked with the straightedge and a 0.05 mm feeler leaf after painting and after mounting on the board adapter</w:t>
+            </w:r>
+          </w:p>
+        </w:tc>
+      </w:tr>
+      <w:tr>
+        <w:tc>
+          <w:tcPr/>
+          <w:p>
+            <w:pPr>
+              <w:pStyle w:val="Compact"/>
+            </w:pPr>
+            <w:r>
+              <w:t xml:space="preserve">Front face</w:t>
+            </w:r>
+          </w:p>
+        </w:tc>
+        <w:tc>
+          <w:tcPr/>
+          <w:p>
+            <w:pPr>
+              <w:pStyle w:val="Compact"/>
+            </w:pPr>
+            <w:r>
+              <w:t xml:space="preserve">Matte light-gray paint, thin and even; do not bead-blast a plate thinner than about 10 mm, since peening one face bows it. Thickness is not a stiffness matter (a 6 mm plate sags about 0.002 mm under its own weight); it only has to survive the finish and the mounting flat</w:t>
+            </w:r>
+          </w:p>
+        </w:tc>
+      </w:tr>
+      <w:tr>
+        <w:tc>
+          <w:tcPr/>
+          <w:p>
+            <w:pPr>
+              <w:pStyle w:val="Compact"/>
+            </w:pPr>
+            <w:r>
+              <w:t xml:space="preserve">Edges</w:t>
+            </w:r>
+          </w:p>
+        </w:tc>
+        <w:tc>
+          <w:tcPr/>
+          <w:p>
+            <w:pPr>
+              <w:pStyle w:val="Compact"/>
+            </w:pPr>
+            <w:r>
+              <w:t xml:space="preserve">Square and clean on the bottom long edge and the left short edge, which rest against the board adapter’s edge pins</w:t>
+            </w:r>
+          </w:p>
+        </w:tc>
+      </w:tr>
+      <w:tr>
+        <w:tc>
+          <w:tcPr/>
+          <w:p>
+            <w:pPr>
+              <w:pStyle w:val="Compact"/>
+            </w:pPr>
+            <w:r>
+              <w:t xml:space="preserve">Documents</w:t>
+            </w:r>
+          </w:p>
+        </w:tc>
+        <w:tc>
+          <w:tcPr/>
+          <w:p>
+            <w:pPr>
+              <w:pStyle w:val="Compact"/>
+            </w:pPr>
+            <w:r>
+              <w:t xml:space="preserve">Supplier’s flatness report, kept with the session notes</w:t>
+            </w:r>
+          </w:p>
+        </w:tc>
+      </w:tr>
+    </w:tbl>
+    <w:bookmarkEnd w:id="12"/>
+    <w:bookmarkStart w:id="13" w:name="X26fbebb3a0176b944eeefc2cd1106ade37b86a0"/>
+    <w:p>
+      <w:pPr>
+        <w:pStyle w:val="Heading3"/>
+      </w:pPr>
+      <w:r>
+        <w:t xml:space="preserve">1e. Run-out fixture: dial indicator and its mounting</w:t>
       </w:r>
     </w:p>
     <w:p>
@@ -666,237 +1516,73 @@
         <w:pStyle w:val="FirstParagraph"/>
       </w:pPr>
       <w:r>
-        <w:rPr>
-          <w:b/>
-          <w:bCs/>
-        </w:rPr>
-        <w:t xml:space="preserve">Words used throughout.</w:t>
-      </w:r>
-      <w:r>
-        <w:t xml:space="preserve"> </w:t>
-      </w:r>
-      <w:r>
-        <w:t xml:space="preserve">A</w:t>
-      </w:r>
-      <w:r>
-        <w:t xml:space="preserve"> </w:t>
-      </w:r>
-      <w:r>
-        <w:rPr>
-          <w:i/>
-          <w:iCs/>
-        </w:rPr>
-        <w:t xml:space="preserve">capture</w:t>
-      </w:r>
-      <w:r>
-        <w:t xml:space="preserve"> </w:t>
-      </w:r>
-      <w:r>
-        <w:t xml:space="preserve">is one shot of the sensor; it produces one</w:t>
-      </w:r>
-      <w:r>
-        <w:t xml:space="preserve"> </w:t>
-      </w:r>
-      <w:r>
-        <w:rPr>
-          <w:i/>
-          <w:iCs/>
-        </w:rPr>
-        <w:t xml:space="preserve">frame</w:t>
-      </w:r>
-      <w:r>
-        <w:t xml:space="preserve"> </w:t>
-      </w:r>
-      <w:r>
-        <w:t xml:space="preserve">of 3D points, stored as one</w:t>
-      </w:r>
-      <w:r>
-        <w:t xml:space="preserve"> </w:t>
-      </w:r>
-      <w:r>
-        <w:rPr>
-          <w:rStyle w:val="VerbatimChar"/>
-        </w:rPr>
-        <w:t xml:space="preserve">.mc</w:t>
-      </w:r>
-      <w:r>
-        <w:t xml:space="preserve"> </w:t>
-      </w:r>
-      <w:r>
-        <w:t xml:space="preserve">file. Several captures are taken at each</w:t>
-      </w:r>
-      <w:r>
-        <w:t xml:space="preserve"> </w:t>
-      </w:r>
-      <w:r>
-        <w:t xml:space="preserve">robot position without moving the robot (five per pose in the plan of section 5),</w:t>
-      </w:r>
-      <w:r>
-        <w:t xml:space="preserve"> </w:t>
-      </w:r>
-      <w:r>
-        <w:t xml:space="preserve">so one pose gives several files. A</w:t>
-      </w:r>
-      <w:r>
-        <w:t xml:space="preserve"> </w:t>
-      </w:r>
-      <w:r>
-        <w:rPr>
-          <w:i/>
-          <w:iCs/>
-        </w:rPr>
-        <w:t xml:space="preserve">pose</w:t>
-      </w:r>
-      <w:r>
-        <w:t xml:space="preserve"> </w:t>
-      </w:r>
-      <w:r>
-        <w:t xml:space="preserve">is one position and orientation of the</w:t>
-      </w:r>
-      <w:r>
-        <w:t xml:space="preserve"> </w:t>
-      </w:r>
-      <w:r>
-        <w:t xml:space="preserve">board; every pose has a short name, its</w:t>
-      </w:r>
-      <w:r>
-        <w:t xml:space="preserve"> </w:t>
-      </w:r>
-      <w:r>
-        <w:rPr>
-          <w:i/>
-          <w:iCs/>
-        </w:rPr>
-        <w:t xml:space="preserve">pose id</w:t>
-      </w:r>
-      <w:r>
-        <w:t xml:space="preserve"> </w:t>
-      </w:r>
-      <w:r>
-        <w:t xml:space="preserve">(for example</w:t>
-      </w:r>
-      <w:r>
-        <w:t xml:space="preserve"> </w:t>
-      </w:r>
-      <w:r>
-        <w:rPr>
-          <w:rStyle w:val="VerbatimChar"/>
-        </w:rPr>
-        <w:t xml:space="preserve">boot01</w:t>
-      </w:r>
-      <w:r>
-        <w:t xml:space="preserve"> </w:t>
-      </w:r>
-      <w:r>
-        <w:t xml:space="preserve">or</w:t>
-      </w:r>
-      <w:r>
-        <w:t xml:space="preserve"> </w:t>
-      </w:r>
-      <w:r>
-        <w:rPr>
-          <w:rStyle w:val="VerbatimChar"/>
-        </w:rPr>
-        <w:t xml:space="preserve">b_z0650_t24_a090_05</w:t>
-      </w:r>
-      <w:r>
-        <w:t xml:space="preserve">), which appears in the robot program, in the pose log and in</w:t>
-      </w:r>
-      <w:r>
-        <w:t xml:space="preserve"> </w:t>
-      </w:r>
-      <w:r>
-        <w:t xml:space="preserve">the file names. The board’s</w:t>
-      </w:r>
-      <w:r>
-        <w:t xml:space="preserve"> </w:t>
-      </w:r>
-      <w:r>
-        <w:rPr>
-          <w:i/>
-          <w:iCs/>
-        </w:rPr>
-        <w:t xml:space="preserve">normal</w:t>
-      </w:r>
-      <w:r>
-        <w:t xml:space="preserve"> </w:t>
-      </w:r>
-      <w:r>
-        <w:t xml:space="preserve">is the direction perpendicular to its front</w:t>
-      </w:r>
-      <w:r>
-        <w:t xml:space="preserve"> </w:t>
-      </w:r>
-      <w:r>
-        <w:t xml:space="preserve">face, pointing out of the face toward the sensor. The</w:t>
-      </w:r>
-      <w:r>
-        <w:t xml:space="preserve"> </w:t>
-      </w:r>
-      <w:r>
-        <w:rPr>
-          <w:i/>
-          <w:iCs/>
-        </w:rPr>
-        <w:t xml:space="preserve">pose log</w:t>
-      </w:r>
-      <w:r>
-        <w:t xml:space="preserve"> </w:t>
-      </w:r>
-      <w:r>
-        <w:t xml:space="preserve">is the text table in</w:t>
-      </w:r>
-      <w:r>
-        <w:t xml:space="preserve"> </w:t>
-      </w:r>
-      <w:r>
-        <w:t xml:space="preserve">which the robot program records the pose it reached (section 7), and the</w:t>
-      </w:r>
-      <w:r>
-        <w:t xml:space="preserve"> </w:t>
-      </w:r>
-      <w:r>
-        <w:rPr>
-          <w:i/>
-          <w:iCs/>
-        </w:rPr>
-        <w:t xml:space="preserve">manifest</w:t>
-      </w:r>
-      <w:r>
-        <w:t xml:space="preserve"> </w:t>
-      </w:r>
-      <w:r>
-        <w:t xml:space="preserve">is the table the software builds from the pose log and the capture files.</w:t>
-      </w:r>
-    </w:p>
-    <w:p>
-      <w:pPr>
-        <w:pStyle w:val="BodyText"/>
-      </w:pPr>
-      <w:r>
-        <w:rPr>
-          <w:b/>
-          <w:bCs/>
-        </w:rPr>
-        <w:t xml:space="preserve">The session folder.</w:t>
-      </w:r>
-      <w:r>
-        <w:t xml:space="preserve"> </w:t>
-      </w:r>
-      <w:r>
-        <w:t xml:space="preserve">Make one working folder for the session (for example</w:t>
-      </w:r>
-      <w:r>
-        <w:t xml:space="preserve"> </w:t>
-      </w:r>
-      <w:r>
-        <w:rPr>
-          <w:rStyle w:val="VerbatimChar"/>
-        </w:rPr>
-        <w:t xml:space="preserve">reg_2026-10-05/</w:t>
-      </w:r>
-      <w:r>
-        <w:t xml:space="preserve">) and keep everything in it:</w:t>
+        <w:t xml:space="preserve">The run-out check of section 3 needs the dial indicator held still while the robot</w:t>
+      </w:r>
+      <w:r>
+        <w:t xml:space="preserve"> </w:t>
+      </w:r>
+      <w:r>
+        <w:t xml:space="preserve">turns the board (figure 1). Use a dial indicator with 0.01 mm graduation and about</w:t>
+      </w:r>
+      <w:r>
+        <w:t xml:space="preserve"> </w:t>
+      </w:r>
+      <w:r>
+        <w:t xml:space="preserve">10 mm travel (for example Mitutoyo 2046 series, about $50 to $150) on an articulating</w:t>
+      </w:r>
+      <w:r>
+        <w:t xml:space="preserve"> </w:t>
+      </w:r>
+      <w:r>
+        <w:t xml:space="preserve">magnetic base with fine adjustment (for example Noga MG71003 or DG-61003, about $140</w:t>
+      </w:r>
+      <w:r>
+        <w:t xml:space="preserve"> </w:t>
+      </w:r>
+      <w:r>
+        <w:t xml:space="preserve">to $320). Stand the magnetic base on a steel base plate about 150 x 100 x 12 mm bolted</w:t>
+      </w:r>
+      <w:r>
+        <w:t xml:space="preserve"> </w:t>
+      </w:r>
+      <w:r>
+        <w:t xml:space="preserve">to the cell table with two M8 screws, so the base holds on a non-magnetic table and</w:t>
+      </w:r>
+      <w:r>
+        <w:t xml:space="preserve"> </w:t>
+      </w:r>
+      <w:r>
+        <w:t xml:space="preserve">does not creep. Place the plate where the indicator tip reaches the board’s front</w:t>
+      </w:r>
+      <w:r>
+        <w:t xml:space="preserve"> </w:t>
+      </w:r>
+      <w:r>
+        <w:t xml:space="preserve">face about 20 mm from an edge with the robot in its run-out pose. McMaster-Carr and</w:t>
+      </w:r>
+      <w:r>
+        <w:t xml:space="preserve"> </w:t>
+      </w:r>
+      <w:r>
+        <w:t xml:space="preserve">the usual tool suppliers stock all three items. The stage-1 fixture serves as it is.</w:t>
+      </w:r>
+    </w:p>
+    <w:bookmarkEnd w:id="13"/>
+    <w:bookmarkStart w:id="14" w:name="f.-preparation-before-the-first-session"/>
+    <w:p>
+      <w:pPr>
+        <w:pStyle w:val="Heading3"/>
+      </w:pPr>
+      <w:r>
+        <w:t xml:space="preserve">1f. Preparation before the first session</w:t>
+      </w:r>
+    </w:p>
+    <w:p>
+      <w:pPr>
+        <w:pStyle w:val="FirstParagraph"/>
+      </w:pPr>
+      <w:r>
+        <w:t xml:space="preserve">Robot:</w:t>
       </w:r>
     </w:p>
     <w:p>
@@ -908,16 +1594,13 @@
         </w:numPr>
       </w:pPr>
       <w:r>
-        <w:rPr>
-          <w:rStyle w:val="VerbatimChar"/>
-        </w:rPr>
-        <w:t xml:space="preserve">session_notes.txt</w:t>
-      </w:r>
-      <w:r>
-        <w:t xml:space="preserve"> </w:t>
-      </w:r>
-      <w:r>
-        <w:t xml:space="preserve">(below);</w:t>
+        <w:t xml:space="preserve">Check the robot’s documented absolute-accuracy specification: 0.1 mm or better</w:t>
+      </w:r>
+      <w:r>
+        <w:t xml:space="preserve"> </w:t>
+      </w:r>
+      <w:r>
+        <w:t xml:space="preserve">over the working volume.</w:t>
       </w:r>
     </w:p>
     <w:p>
@@ -929,46 +1612,13 @@
         </w:numPr>
       </w:pPr>
       <w:r>
-        <w:rPr>
-          <w:rStyle w:val="VerbatimChar"/>
-        </w:rPr>
-        <w:t xml:space="preserve">boot/</w:t>
-      </w:r>
-      <w:r>
-        <w:t xml:space="preserve"> </w:t>
-      </w:r>
-      <w:r>
-        <w:t xml:space="preserve">for the six captures of section 4, with</w:t>
-      </w:r>
-      <w:r>
-        <w:t xml:space="preserve"> </w:t>
-      </w:r>
-      <w:r>
-        <w:rPr>
-          <w:rStyle w:val="VerbatimChar"/>
-        </w:rPr>
-        <w:t xml:space="preserve">boot_pose_log.csv</w:t>
-      </w:r>
-      <w:r>
-        <w:t xml:space="preserve"> </w:t>
-      </w:r>
-      <w:r>
-        <w:t xml:space="preserve">and</w:t>
-      </w:r>
-      <w:r>
-        <w:t xml:space="preserve"> </w:t>
-      </w:r>
-      <w:r>
-        <w:rPr>
-          <w:rStyle w:val="VerbatimChar"/>
-        </w:rPr>
-        <w:t xml:space="preserve">boot.json</w:t>
-      </w:r>
-      <w:r>
-        <w:t xml:space="preserve"> </w:t>
-      </w:r>
-      <w:r>
-        <w:t xml:space="preserve">next to it;</w:t>
+        <w:t xml:space="preserve">Weigh the board with its adapter and enter its tool load data (mass and center of</w:t>
+      </w:r>
+      <w:r>
+        <w:t xml:space="preserve"> </w:t>
+      </w:r>
+      <w:r>
+        <w:t xml:space="preserve">gravity) in the controller; wrong load data shifts every pose.</w:t>
       </w:r>
     </w:p>
     <w:p>
@@ -980,16 +1630,70 @@
         </w:numPr>
       </w:pPr>
       <w:r>
-        <w:rPr>
-          <w:rStyle w:val="VerbatimChar"/>
-        </w:rPr>
-        <w:t xml:space="preserve">plan/</w:t>
-      </w:r>
-      <w:r>
-        <w:t xml:space="preserve"> </w:t>
-      </w:r>
-      <w:r>
-        <w:t xml:space="preserve">for the pose plan of section 5;</w:t>
+        <w:t xml:space="preserve">Write the robot program to the interface of sections 6 and 7: it reads</w:t>
+      </w:r>
+      <w:r>
+        <w:t xml:space="preserve"> </w:t>
+      </w:r>
+      <w:r>
+        <w:rPr>
+          <w:rStyle w:val="VerbatimChar"/>
+        </w:rPr>
+        <w:t xml:space="preserve">plan/poses.csv</w:t>
+      </w:r>
+      <w:r>
+        <w:t xml:space="preserve">, drives each pose in the way its sub-procedure requires, triggers</w:t>
+      </w:r>
+      <w:r>
+        <w:t xml:space="preserve"> </w:t>
+      </w:r>
+      <w:r>
+        <w:t xml:space="preserve">the captures through the capture computer’s communication software, and writes</w:t>
+      </w:r>
+      <w:r>
+        <w:t xml:space="preserve"> </w:t>
+      </w:r>
+      <w:r>
+        <w:rPr>
+          <w:rStyle w:val="VerbatimChar"/>
+        </w:rPr>
+        <w:t xml:space="preserve">pose_log_A.csv</w:t>
+      </w:r>
+      <w:r>
+        <w:t xml:space="preserve"> </w:t>
+      </w:r>
+      <w:r>
+        <w:t xml:space="preserve">and</w:t>
+      </w:r>
+      <w:r>
+        <w:t xml:space="preserve"> </w:t>
+      </w:r>
+      <w:r>
+        <w:rPr>
+          <w:rStyle w:val="VerbatimChar"/>
+        </w:rPr>
+        <w:t xml:space="preserve">pose_log_B.csv</w:t>
+      </w:r>
+      <w:r>
+        <w:t xml:space="preserve">. Note where the program writes the pose logs</w:t>
+      </w:r>
+      <w:r>
+        <w:t xml:space="preserve"> </w:t>
+      </w:r>
+      <w:r>
+        <w:t xml:space="preserve">(controller storage or a network location) so they can be collected after the</w:t>
+      </w:r>
+      <w:r>
+        <w:t xml:space="preserve"> </w:t>
+      </w:r>
+      <w:r>
+        <w:t xml:space="preserve">session. Once the robot model and controller are settled, the program can be</w:t>
+      </w:r>
+      <w:r>
+        <w:t xml:space="preserve"> </w:t>
+      </w:r>
+      <w:r>
+        <w:t xml:space="preserve">written with Claude Code.</w:t>
       </w:r>
     </w:p>
     <w:p>
@@ -1001,61 +1705,31 @@
         </w:numPr>
       </w:pPr>
       <w:r>
-        <w:rPr>
-          <w:rStyle w:val="VerbatimChar"/>
-        </w:rPr>
-        <w:t xml:space="preserve">captures_A/</w:t>
-      </w:r>
-      <w:r>
-        <w:t xml:space="preserve"> </w:t>
-      </w:r>
-      <w:r>
-        <w:t xml:space="preserve">and</w:t>
-      </w:r>
-      <w:r>
-        <w:t xml:space="preserve"> </w:t>
-      </w:r>
-      <w:r>
-        <w:rPr>
-          <w:rStyle w:val="VerbatimChar"/>
-        </w:rPr>
-        <w:t xml:space="preserve">captures_B/</w:t>
-      </w:r>
-      <w:r>
-        <w:t xml:space="preserve"> </w:t>
-      </w:r>
-      <w:r>
-        <w:t xml:space="preserve">for the two capture runs of section 6, with</w:t>
-      </w:r>
-      <w:r>
-        <w:t xml:space="preserve"> </w:t>
-      </w:r>
-      <w:r>
-        <w:rPr>
-          <w:rStyle w:val="VerbatimChar"/>
-        </w:rPr>
-        <w:t xml:space="preserve">pose_log_A.csv</w:t>
-      </w:r>
-      <w:r>
-        <w:t xml:space="preserve"> </w:t>
-      </w:r>
-      <w:r>
-        <w:t xml:space="preserve">and</w:t>
-      </w:r>
-      <w:r>
-        <w:t xml:space="preserve"> </w:t>
-      </w:r>
-      <w:r>
-        <w:rPr>
-          <w:rStyle w:val="VerbatimChar"/>
-        </w:rPr>
-        <w:t xml:space="preserve">pose_log_B.csv</w:t>
-      </w:r>
-      <w:r>
-        <w:t xml:space="preserve"> </w:t>
-      </w:r>
-      <w:r>
-        <w:t xml:space="preserve">next to them.</w:t>
+        <w:t xml:space="preserve">Dry-run every planned pose at reduced speed, without capturing, in both</w:t>
+      </w:r>
+      <w:r>
+        <w:t xml:space="preserve"> </w:t>
+      </w:r>
+      <w:r>
+        <w:t xml:space="preserve">sub-procedures: the straight moves of A and the approach-then-final moves of B. Each</w:t>
+      </w:r>
+      <w:r>
+        <w:t xml:space="preserve"> </w:t>
+      </w:r>
+      <w:r>
+        <w:t xml:space="preserve">pose must be reachable and must clear the sensor, its mount and its cables.</w:t>
+      </w:r>
+    </w:p>
+    <w:p>
+      <w:pPr>
+        <w:pStyle w:val="Compact"/>
+        <w:numPr>
+          <w:ilvl w:val="0"/>
+          <w:numId w:val="1001"/>
+        </w:numPr>
+      </w:pPr>
+      <w:r>
+        <w:t xml:space="preserve">Review the new program under the cell’s safety rules.</w:t>
       </w:r>
     </w:p>
     <w:p>
@@ -1063,133 +1737,401 @@
         <w:pStyle w:val="FirstParagraph"/>
       </w:pPr>
       <w:r>
-        <w:t xml:space="preserve">Every command in this document is typed in that folder and names files relative to</w:t>
-      </w:r>
-      <w:r>
-        <w:t xml:space="preserve"> </w:t>
-      </w:r>
-      <w:r>
-        <w:t xml:space="preserve">it.</w:t>
-      </w:r>
-    </w:p>
-    <w:p>
-      <w:pPr>
-        <w:pStyle w:val="BodyText"/>
+        <w:t xml:space="preserve">Sensor and computers:</w:t>
+      </w:r>
+    </w:p>
+    <w:p>
+      <w:pPr>
+        <w:pStyle w:val="Compact"/>
+        <w:numPr>
+          <w:ilvl w:val="0"/>
+          <w:numId w:val="1002"/>
+        </w:numPr>
+      </w:pPr>
+      <w:r>
+        <w:t xml:space="preserve">Set up the capture software for the robot’s trigger and the</w:t>
+      </w:r>
+      <w:r>
+        <w:t xml:space="preserve"> </w:t>
+      </w:r>
+      <w:r>
+        <w:rPr>
+          <w:rStyle w:val="VerbatimChar"/>
+        </w:rPr>
+        <w:t xml:space="preserve">&lt;pose_id&gt;_Index&lt;nn&gt;</w:t>
+      </w:r>
+      <w:r>
+        <w:t xml:space="preserve"> </w:t>
+      </w:r>
+      <w:r>
+        <w:t xml:space="preserve">file names (section 2); writing the robot pose into the file header is optional</w:t>
+      </w:r>
+      <w:r>
+        <w:t xml:space="preserve"> </w:t>
+      </w:r>
+      <w:r>
+        <w:t xml:space="preserve">(section 7).</w:t>
+      </w:r>
+    </w:p>
+    <w:p>
+      <w:pPr>
+        <w:pStyle w:val="Compact"/>
+        <w:numPr>
+          <w:ilvl w:val="0"/>
+          <w:numId w:val="1002"/>
+        </w:numPr>
+      </w:pPr>
+      <w:r>
+        <w:t xml:space="preserve">Choose and record the production exposure and gain, and the SGM (semi-global</w:t>
+      </w:r>
+      <w:r>
+        <w:t xml:space="preserve"> </w:t>
+      </w:r>
+      <w:r>
+        <w:t xml:space="preserve">matching) parameters: all smoothing filters off, and the patch size the same as in</w:t>
+      </w:r>
+      <w:r>
+        <w:t xml:space="preserve"> </w:t>
+      </w:r>
+      <w:r>
+        <w:t xml:space="preserve">installations. These are the stage-1 settings.</w:t>
+      </w:r>
+    </w:p>
+    <w:p>
+      <w:pPr>
+        <w:pStyle w:val="Compact"/>
+        <w:numPr>
+          <w:ilvl w:val="0"/>
+          <w:numId w:val="1002"/>
+        </w:numPr>
+      </w:pPr>
+      <w:r>
+        <w:t xml:space="preserve">Free at least 25 GB on the capture computer: the default plan is about 2,350</w:t>
+      </w:r>
+      <w:r>
+        <w:t xml:space="preserve"> </w:t>
+      </w:r>
+      <w:r>
+        <w:t xml:space="preserve">frames, at 10 GB per 1,000 frames.</w:t>
+      </w:r>
+    </w:p>
+    <w:p>
+      <w:pPr>
+        <w:pStyle w:val="Compact"/>
+        <w:numPr>
+          <w:ilvl w:val="0"/>
+          <w:numId w:val="1002"/>
+        </w:numPr>
+      </w:pPr>
+      <w:r>
+        <w:t xml:space="preserve">Install the two software packages on the analysis computer and pass the self-test</w:t>
+      </w:r>
+      <w:r>
+        <w:t xml:space="preserve"> </w:t>
+      </w:r>
+      <w:r>
+        <w:t xml:space="preserve">(appendix C).</w:t>
+      </w:r>
+    </w:p>
+    <w:p>
+      <w:pPr>
+        <w:pStyle w:val="FirstParagraph"/>
+      </w:pPr>
+      <w:r>
+        <w:t xml:space="preserve">Cell:</w:t>
+      </w:r>
+    </w:p>
+    <w:p>
+      <w:pPr>
+        <w:pStyle w:val="Compact"/>
+        <w:numPr>
+          <w:ilvl w:val="0"/>
+          <w:numId w:val="1003"/>
+        </w:numPr>
+      </w:pPr>
+      <w:r>
+        <w:t xml:space="preserve">Layout study: place the sensor so that board centers at 550 to 950 mm from it, over</w:t>
+      </w:r>
+      <w:r>
+        <w:t xml:space="preserve"> </w:t>
+      </w:r>
+      <w:r>
+        <w:t xml:space="preserve">half of its field of view and tilted up to 30 degrees in four directions (section</w:t>
+      </w:r>
+      <w:r>
+        <w:t xml:space="preserve"> </w:t>
+      </w:r>
+      <w:r>
+        <w:t xml:space="preserve">5), lie inside the robot’s reach, and so that the 40 mm approach retreat of</w:t>
+      </w:r>
+      <w:r>
+        <w:t xml:space="preserve"> </w:t>
+      </w:r>
+      <w:r>
+        <w:t xml:space="preserve">sub-procedure B stays clear of the sensor; do this before the sensor mount is</w:t>
+      </w:r>
+      <w:r>
+        <w:t xml:space="preserve"> </w:t>
+      </w:r>
+      <w:r>
+        <w:t xml:space="preserve">fixed.</w:t>
+      </w:r>
+    </w:p>
+    <w:p>
+      <w:pPr>
+        <w:pStyle w:val="Compact"/>
+        <w:numPr>
+          <w:ilvl w:val="0"/>
+          <w:numId w:val="1003"/>
+        </w:numPr>
+      </w:pPr>
+      <w:r>
+        <w:t xml:space="preserve">Bolt the run-out base plate to the cell table (two M8) where section 1e says.</w:t>
+      </w:r>
+    </w:p>
+    <w:p>
+      <w:pPr>
+        <w:pStyle w:val="Compact"/>
+        <w:numPr>
+          <w:ilvl w:val="0"/>
+          <w:numId w:val="1003"/>
+        </w:numPr>
+      </w:pPr>
+      <w:r>
+        <w:t xml:space="preserve">Identify and record the robot base frame used for the session.</w:t>
+      </w:r>
+    </w:p>
+    <w:p>
+      <w:pPr>
+        <w:pStyle w:val="FirstParagraph"/>
+      </w:pPr>
+      <w:r>
+        <w:t xml:space="preserve">Appendix B lists the software tools used in sections 4 to 8 and their options;</w:t>
+      </w:r>
+      <w:r>
+        <w:t xml:space="preserve"> </w:t>
+      </w:r>
+      <w:r>
+        <w:t xml:space="preserve">appendix C says how to install them.</w:t>
+      </w:r>
+    </w:p>
+    <w:bookmarkEnd w:id="14"/>
+    <w:bookmarkEnd w:id="15"/>
+    <w:bookmarkStart w:id="16" w:name="before-anything-else"/>
+    <w:p>
+      <w:pPr>
+        <w:pStyle w:val="Heading2"/>
+      </w:pPr>
+      <w:r>
+        <w:t xml:space="preserve">2. Before anything else</w:t>
+      </w:r>
+    </w:p>
+    <w:p>
+      <w:pPr>
+        <w:pStyle w:val="FirstParagraph"/>
       </w:pPr>
       <w:r>
         <w:rPr>
           <w:b/>
           <w:bCs/>
         </w:rPr>
-        <w:t xml:space="preserve">File names.</w:t>
-      </w:r>
-      <w:r>
-        <w:t xml:space="preserve"> </w:t>
-      </w:r>
-      <w:r>
-        <w:t xml:space="preserve">Each capture file must be named</w:t>
-      </w:r>
-      <w:r>
-        <w:t xml:space="preserve"> </w:t>
-      </w:r>
-      <w:r>
-        <w:rPr>
-          <w:rStyle w:val="VerbatimChar"/>
-        </w:rPr>
-        <w:t xml:space="preserve">&lt;pose_id&gt;_Index&lt;nn&gt;.mc</w:t>
-      </w:r>
-      <w:r>
-        <w:t xml:space="preserve">, where</w:t>
-      </w:r>
-      <w:r>
-        <w:t xml:space="preserve"> </w:t>
-      </w:r>
-      <w:r>
-        <w:rPr>
-          <w:rStyle w:val="VerbatimChar"/>
-        </w:rPr>
-        <w:t xml:space="preserve">pose_id</w:t>
-      </w:r>
-      <w:r>
-        <w:t xml:space="preserve"> </w:t>
-      </w:r>
-      <w:r>
-        <w:t xml:space="preserve">is the id of the pose it was taken at and</w:t>
-      </w:r>
-      <w:r>
-        <w:t xml:space="preserve"> </w:t>
-      </w:r>
-      <w:r>
-        <w:rPr>
-          <w:rStyle w:val="VerbatimChar"/>
-        </w:rPr>
-        <w:t xml:space="preserve">nn</w:t>
-      </w:r>
-      <w:r>
-        <w:t xml:space="preserve"> </w:t>
-      </w:r>
-      <w:r>
-        <w:t xml:space="preserve">counts the frames of that</w:t>
-      </w:r>
-      <w:r>
-        <w:t xml:space="preserve"> </w:t>
-      </w:r>
-      <w:r>
-        <w:t xml:space="preserve">pose from 00 (</w:t>
-      </w:r>
-      <w:r>
-        <w:rPr>
-          <w:rStyle w:val="VerbatimChar"/>
-        </w:rPr>
-        <w:t xml:space="preserve">boot01_Index00.mc</w:t>
-      </w:r>
-      <w:r>
-        <w:t xml:space="preserve">;</w:t>
-      </w:r>
-      <w:r>
-        <w:t xml:space="preserve"> </w:t>
-      </w:r>
-      <w:r>
-        <w:rPr>
-          <w:rStyle w:val="VerbatimChar"/>
-        </w:rPr>
-        <w:t xml:space="preserve">b_z0650_t24_a090_05_Index00.mc</w:t>
-      </w:r>
-      <w:r>
-        <w:t xml:space="preserve"> </w:t>
-      </w:r>
-      <w:r>
-        <w:t xml:space="preserve">to</w:t>
-      </w:r>
-      <w:r>
-        <w:t xml:space="preserve"> </w:t>
-      </w:r>
-      <w:r>
-        <w:rPr>
-          <w:rStyle w:val="VerbatimChar"/>
-        </w:rPr>
-        <w:t xml:space="preserve">..._Index04.mc</w:t>
-      </w:r>
-      <w:r>
-        <w:t xml:space="preserve">). Set the capture software’s file-name prefix to the pose id</w:t>
-      </w:r>
-      <w:r>
-        <w:t xml:space="preserve"> </w:t>
-      </w:r>
-      <w:r>
-        <w:t xml:space="preserve">before each pose, or, if the software insists on its own names, rename the files</w:t>
-      </w:r>
-      <w:r>
-        <w:t xml:space="preserve"> </w:t>
-      </w:r>
-      <w:r>
-        <w:t xml:space="preserve">afterwards, before building the manifest. A file that is not named this way cannot</w:t>
-      </w:r>
-      <w:r>
-        <w:t xml:space="preserve"> </w:t>
-      </w:r>
-      <w:r>
-        <w:t xml:space="preserve">be matched to a pose and is left out.</w:t>
+        <w:t xml:space="preserve">Words used throughout.</w:t>
+      </w:r>
+      <w:r>
+        <w:t xml:space="preserve"> </w:t>
+      </w:r>
+      <w:r>
+        <w:t xml:space="preserve">A</w:t>
+      </w:r>
+      <w:r>
+        <w:t xml:space="preserve"> </w:t>
+      </w:r>
+      <w:r>
+        <w:rPr>
+          <w:i/>
+          <w:iCs/>
+        </w:rPr>
+        <w:t xml:space="preserve">capture</w:t>
+      </w:r>
+      <w:r>
+        <w:t xml:space="preserve"> </w:t>
+      </w:r>
+      <w:r>
+        <w:t xml:space="preserve">is one shot of the sensor; it produces one</w:t>
+      </w:r>
+      <w:r>
+        <w:t xml:space="preserve"> </w:t>
+      </w:r>
+      <w:r>
+        <w:rPr>
+          <w:i/>
+          <w:iCs/>
+        </w:rPr>
+        <w:t xml:space="preserve">frame</w:t>
+      </w:r>
+      <w:r>
+        <w:t xml:space="preserve"> </w:t>
+      </w:r>
+      <w:r>
+        <w:t xml:space="preserve">of 3D points, stored as one</w:t>
+      </w:r>
+      <w:r>
+        <w:t xml:space="preserve"> </w:t>
+      </w:r>
+      <w:r>
+        <w:rPr>
+          <w:rStyle w:val="VerbatimChar"/>
+        </w:rPr>
+        <w:t xml:space="preserve">.mc</w:t>
+      </w:r>
+      <w:r>
+        <w:t xml:space="preserve"> </w:t>
+      </w:r>
+      <w:r>
+        <w:t xml:space="preserve">file. Several captures are taken at each</w:t>
+      </w:r>
+      <w:r>
+        <w:t xml:space="preserve"> </w:t>
+      </w:r>
+      <w:r>
+        <w:t xml:space="preserve">robot position without moving the robot (five per pose in the plan of section 5),</w:t>
+      </w:r>
+      <w:r>
+        <w:t xml:space="preserve"> </w:t>
+      </w:r>
+      <w:r>
+        <w:t xml:space="preserve">so one pose gives several files. A</w:t>
+      </w:r>
+      <w:r>
+        <w:t xml:space="preserve"> </w:t>
+      </w:r>
+      <w:r>
+        <w:rPr>
+          <w:i/>
+          <w:iCs/>
+        </w:rPr>
+        <w:t xml:space="preserve">pose</w:t>
+      </w:r>
+      <w:r>
+        <w:t xml:space="preserve"> </w:t>
+      </w:r>
+      <w:r>
+        <w:t xml:space="preserve">is one position and orientation of the</w:t>
+      </w:r>
+      <w:r>
+        <w:t xml:space="preserve"> </w:t>
+      </w:r>
+      <w:r>
+        <w:t xml:space="preserve">board; every pose has a short name, its</w:t>
+      </w:r>
+      <w:r>
+        <w:t xml:space="preserve"> </w:t>
+      </w:r>
+      <w:r>
+        <w:rPr>
+          <w:i/>
+          <w:iCs/>
+        </w:rPr>
+        <w:t xml:space="preserve">pose id</w:t>
+      </w:r>
+      <w:r>
+        <w:t xml:space="preserve"> </w:t>
+      </w:r>
+      <w:r>
+        <w:t xml:space="preserve">(for example</w:t>
+      </w:r>
+      <w:r>
+        <w:t xml:space="preserve"> </w:t>
+      </w:r>
+      <w:r>
+        <w:rPr>
+          <w:rStyle w:val="VerbatimChar"/>
+        </w:rPr>
+        <w:t xml:space="preserve">boot01</w:t>
+      </w:r>
+      <w:r>
+        <w:t xml:space="preserve"> </w:t>
+      </w:r>
+      <w:r>
+        <w:t xml:space="preserve">or</w:t>
+      </w:r>
+      <w:r>
+        <w:t xml:space="preserve"> </w:t>
+      </w:r>
+      <w:r>
+        <w:rPr>
+          <w:rStyle w:val="VerbatimChar"/>
+        </w:rPr>
+        <w:t xml:space="preserve">b_z0650_t24_a090_05</w:t>
+      </w:r>
+      <w:r>
+        <w:t xml:space="preserve">), which appears in the robot program, in the pose log and in</w:t>
+      </w:r>
+      <w:r>
+        <w:t xml:space="preserve"> </w:t>
+      </w:r>
+      <w:r>
+        <w:t xml:space="preserve">the file names. The board’s</w:t>
+      </w:r>
+      <w:r>
+        <w:t xml:space="preserve"> </w:t>
+      </w:r>
+      <w:r>
+        <w:rPr>
+          <w:i/>
+          <w:iCs/>
+        </w:rPr>
+        <w:t xml:space="preserve">normal</w:t>
+      </w:r>
+      <w:r>
+        <w:t xml:space="preserve"> </w:t>
+      </w:r>
+      <w:r>
+        <w:t xml:space="preserve">is the direction perpendicular to its front</w:t>
+      </w:r>
+      <w:r>
+        <w:t xml:space="preserve"> </w:t>
+      </w:r>
+      <w:r>
+        <w:t xml:space="preserve">face, pointing out of the face toward the sensor. The</w:t>
+      </w:r>
+      <w:r>
+        <w:t xml:space="preserve"> </w:t>
+      </w:r>
+      <w:r>
+        <w:rPr>
+          <w:i/>
+          <w:iCs/>
+        </w:rPr>
+        <w:t xml:space="preserve">pose log</w:t>
+      </w:r>
+      <w:r>
+        <w:t xml:space="preserve"> </w:t>
+      </w:r>
+      <w:r>
+        <w:t xml:space="preserve">is the text table in</w:t>
+      </w:r>
+      <w:r>
+        <w:t xml:space="preserve"> </w:t>
+      </w:r>
+      <w:r>
+        <w:t xml:space="preserve">which the robot program records the pose it reached (section 7), and the</w:t>
+      </w:r>
+      <w:r>
+        <w:t xml:space="preserve"> </w:t>
+      </w:r>
+      <w:r>
+        <w:rPr>
+          <w:i/>
+          <w:iCs/>
+        </w:rPr>
+        <w:t xml:space="preserve">manifest</w:t>
+      </w:r>
+      <w:r>
+        <w:t xml:space="preserve"> </w:t>
+      </w:r>
+      <w:r>
+        <w:t xml:space="preserve">is the table the software builds from the pose log and the capture files.</w:t>
       </w:r>
     </w:p>
     <w:p>
@@ -1201,53 +2143,198 @@
           <w:b/>
           <w:bCs/>
         </w:rPr>
-        <w:t xml:space="preserve">Sensor.</w:t>
-      </w:r>
-      <w:r>
-        <w:t xml:space="preserve"> </w:t>
-      </w:r>
-      <w:r>
-        <w:t xml:space="preserve">Switch the sensor on and leave it running for at least 30 minutes before</w:t>
-      </w:r>
-      <w:r>
-        <w:t xml:space="preserve"> </w:t>
-      </w:r>
-      <w:r>
-        <w:t xml:space="preserve">the first capture, and leave it running for the whole session. Note the time it was</w:t>
-      </w:r>
-      <w:r>
-        <w:t xml:space="preserve"> </w:t>
-      </w:r>
-      <w:r>
-        <w:t xml:space="preserve">switched on.</w:t>
-      </w:r>
-    </w:p>
-    <w:p>
-      <w:pPr>
-        <w:pStyle w:val="BodyText"/>
-      </w:pPr>
-      <w:r>
-        <w:t xml:space="preserve">Fix the sensor’s exposure and gain to the values that will be used in production.</w:t>
-      </w:r>
-      <w:r>
-        <w:t xml:space="preserve"> </w:t>
-      </w:r>
-      <w:r>
-        <w:t xml:space="preserve">Write them down. Do not use automatic exposure.</w:t>
-      </w:r>
-    </w:p>
-    <w:p>
-      <w:pPr>
-        <w:pStyle w:val="BodyText"/>
-      </w:pPr>
-      <w:r>
-        <w:t xml:space="preserve">Switch off or block any sunlight or lamps that fall on the board. Room light is fine</w:t>
-      </w:r>
-      <w:r>
-        <w:t xml:space="preserve"> </w:t>
-      </w:r>
-      <w:r>
-        <w:t xml:space="preserve">if it is constant.</w:t>
+        <w:t xml:space="preserve">The session folder.</w:t>
+      </w:r>
+      <w:r>
+        <w:t xml:space="preserve"> </w:t>
+      </w:r>
+      <w:r>
+        <w:t xml:space="preserve">Make one working folder for the session (for example</w:t>
+      </w:r>
+      <w:r>
+        <w:t xml:space="preserve"> </w:t>
+      </w:r>
+      <w:r>
+        <w:rPr>
+          <w:rStyle w:val="VerbatimChar"/>
+        </w:rPr>
+        <w:t xml:space="preserve">reg_2026-10-05/</w:t>
+      </w:r>
+      <w:r>
+        <w:t xml:space="preserve">) and keep everything in it:</w:t>
+      </w:r>
+    </w:p>
+    <w:p>
+      <w:pPr>
+        <w:pStyle w:val="Compact"/>
+        <w:numPr>
+          <w:ilvl w:val="0"/>
+          <w:numId w:val="1004"/>
+        </w:numPr>
+      </w:pPr>
+      <w:r>
+        <w:rPr>
+          <w:rStyle w:val="VerbatimChar"/>
+        </w:rPr>
+        <w:t xml:space="preserve">session_notes.txt</w:t>
+      </w:r>
+      <w:r>
+        <w:t xml:space="preserve"> </w:t>
+      </w:r>
+      <w:r>
+        <w:t xml:space="preserve">(below);</w:t>
+      </w:r>
+    </w:p>
+    <w:p>
+      <w:pPr>
+        <w:pStyle w:val="Compact"/>
+        <w:numPr>
+          <w:ilvl w:val="0"/>
+          <w:numId w:val="1004"/>
+        </w:numPr>
+      </w:pPr>
+      <w:r>
+        <w:rPr>
+          <w:rStyle w:val="VerbatimChar"/>
+        </w:rPr>
+        <w:t xml:space="preserve">boot/</w:t>
+      </w:r>
+      <w:r>
+        <w:t xml:space="preserve"> </w:t>
+      </w:r>
+      <w:r>
+        <w:t xml:space="preserve">for the six captures of section 4, with</w:t>
+      </w:r>
+      <w:r>
+        <w:t xml:space="preserve"> </w:t>
+      </w:r>
+      <w:r>
+        <w:rPr>
+          <w:rStyle w:val="VerbatimChar"/>
+        </w:rPr>
+        <w:t xml:space="preserve">boot_pose_log.csv</w:t>
+      </w:r>
+      <w:r>
+        <w:t xml:space="preserve"> </w:t>
+      </w:r>
+      <w:r>
+        <w:t xml:space="preserve">and</w:t>
+      </w:r>
+      <w:r>
+        <w:t xml:space="preserve"> </w:t>
+      </w:r>
+      <w:r>
+        <w:rPr>
+          <w:rStyle w:val="VerbatimChar"/>
+        </w:rPr>
+        <w:t xml:space="preserve">boot.json</w:t>
+      </w:r>
+      <w:r>
+        <w:t xml:space="preserve"> </w:t>
+      </w:r>
+      <w:r>
+        <w:t xml:space="preserve">next to it;</w:t>
+      </w:r>
+    </w:p>
+    <w:p>
+      <w:pPr>
+        <w:pStyle w:val="Compact"/>
+        <w:numPr>
+          <w:ilvl w:val="0"/>
+          <w:numId w:val="1004"/>
+        </w:numPr>
+      </w:pPr>
+      <w:r>
+        <w:rPr>
+          <w:rStyle w:val="VerbatimChar"/>
+        </w:rPr>
+        <w:t xml:space="preserve">plan/</w:t>
+      </w:r>
+      <w:r>
+        <w:t xml:space="preserve"> </w:t>
+      </w:r>
+      <w:r>
+        <w:t xml:space="preserve">for the pose plan of section 5;</w:t>
+      </w:r>
+    </w:p>
+    <w:p>
+      <w:pPr>
+        <w:pStyle w:val="Compact"/>
+        <w:numPr>
+          <w:ilvl w:val="0"/>
+          <w:numId w:val="1004"/>
+        </w:numPr>
+      </w:pPr>
+      <w:r>
+        <w:rPr>
+          <w:rStyle w:val="VerbatimChar"/>
+        </w:rPr>
+        <w:t xml:space="preserve">captures_A/</w:t>
+      </w:r>
+      <w:r>
+        <w:t xml:space="preserve"> </w:t>
+      </w:r>
+      <w:r>
+        <w:t xml:space="preserve">and</w:t>
+      </w:r>
+      <w:r>
+        <w:t xml:space="preserve"> </w:t>
+      </w:r>
+      <w:r>
+        <w:rPr>
+          <w:rStyle w:val="VerbatimChar"/>
+        </w:rPr>
+        <w:t xml:space="preserve">captures_B/</w:t>
+      </w:r>
+      <w:r>
+        <w:t xml:space="preserve"> </w:t>
+      </w:r>
+      <w:r>
+        <w:t xml:space="preserve">for the two capture runs of section 6, with</w:t>
+      </w:r>
+      <w:r>
+        <w:t xml:space="preserve"> </w:t>
+      </w:r>
+      <w:r>
+        <w:rPr>
+          <w:rStyle w:val="VerbatimChar"/>
+        </w:rPr>
+        <w:t xml:space="preserve">pose_log_A.csv</w:t>
+      </w:r>
+      <w:r>
+        <w:t xml:space="preserve"> </w:t>
+      </w:r>
+      <w:r>
+        <w:t xml:space="preserve">and</w:t>
+      </w:r>
+      <w:r>
+        <w:t xml:space="preserve"> </w:t>
+      </w:r>
+      <w:r>
+        <w:rPr>
+          <w:rStyle w:val="VerbatimChar"/>
+        </w:rPr>
+        <w:t xml:space="preserve">pose_log_B.csv</w:t>
+      </w:r>
+      <w:r>
+        <w:t xml:space="preserve"> </w:t>
+      </w:r>
+      <w:r>
+        <w:t xml:space="preserve">next to them.</w:t>
+      </w:r>
+    </w:p>
+    <w:p>
+      <w:pPr>
+        <w:pStyle w:val="FirstParagraph"/>
+      </w:pPr>
+      <w:r>
+        <w:t xml:space="preserve">Every command in this document is typed in that folder and names files relative to</w:t>
+      </w:r>
+      <w:r>
+        <w:t xml:space="preserve"> </w:t>
+      </w:r>
+      <w:r>
+        <w:t xml:space="preserve">it.</w:t>
       </w:r>
     </w:p>
     <w:p>
@@ -1259,45 +2346,115 @@
           <w:b/>
           <w:bCs/>
         </w:rPr>
-        <w:t xml:space="preserve">Robot.</w:t>
-      </w:r>
-      <w:r>
-        <w:t xml:space="preserve"> </w:t>
-      </w:r>
-      <w:r>
-        <w:t xml:space="preserve">Confirm with the engineer what the robot base frame is (which frame the</w:t>
-      </w:r>
-      <w:r>
-        <w:t xml:space="preserve"> </w:t>
-      </w:r>
-      <w:r>
-        <w:t xml:space="preserve">robot’s position readout is in). Every pose in this procedure is recorded in that</w:t>
-      </w:r>
-      <w:r>
-        <w:t xml:space="preserve"> </w:t>
-      </w:r>
-      <w:r>
-        <w:t xml:space="preserve">frame. Do not change the active base frame during the session.</w:t>
-      </w:r>
-    </w:p>
-    <w:p>
-      <w:pPr>
-        <w:pStyle w:val="BodyText"/>
-      </w:pPr>
-      <w:r>
-        <w:t xml:space="preserve">Leave the controller’s backlash compensation (if it has such a setting) exactly as it</w:t>
-      </w:r>
-      <w:r>
-        <w:t xml:space="preserve"> </w:t>
-      </w:r>
-      <w:r>
-        <w:t xml:space="preserve">is in production, and write down what it is set to. Do not change it between the two</w:t>
-      </w:r>
-      <w:r>
-        <w:t xml:space="preserve"> </w:t>
-      </w:r>
-      <w:r>
-        <w:t xml:space="preserve">sub-procedures of section 6.</w:t>
+        <w:t xml:space="preserve">File names.</w:t>
+      </w:r>
+      <w:r>
+        <w:t xml:space="preserve"> </w:t>
+      </w:r>
+      <w:r>
+        <w:t xml:space="preserve">Each capture file must be named</w:t>
+      </w:r>
+      <w:r>
+        <w:t xml:space="preserve"> </w:t>
+      </w:r>
+      <w:r>
+        <w:rPr>
+          <w:rStyle w:val="VerbatimChar"/>
+        </w:rPr>
+        <w:t xml:space="preserve">&lt;pose_id&gt;_Index&lt;nn&gt;.mc</w:t>
+      </w:r>
+      <w:r>
+        <w:t xml:space="preserve">, where</w:t>
+      </w:r>
+      <w:r>
+        <w:t xml:space="preserve"> </w:t>
+      </w:r>
+      <w:r>
+        <w:rPr>
+          <w:rStyle w:val="VerbatimChar"/>
+        </w:rPr>
+        <w:t xml:space="preserve">pose_id</w:t>
+      </w:r>
+      <w:r>
+        <w:t xml:space="preserve"> </w:t>
+      </w:r>
+      <w:r>
+        <w:t xml:space="preserve">is the id of the pose it was taken at and</w:t>
+      </w:r>
+      <w:r>
+        <w:t xml:space="preserve"> </w:t>
+      </w:r>
+      <w:r>
+        <w:rPr>
+          <w:rStyle w:val="VerbatimChar"/>
+        </w:rPr>
+        <w:t xml:space="preserve">nn</w:t>
+      </w:r>
+      <w:r>
+        <w:t xml:space="preserve"> </w:t>
+      </w:r>
+      <w:r>
+        <w:t xml:space="preserve">counts the frames of that</w:t>
+      </w:r>
+      <w:r>
+        <w:t xml:space="preserve"> </w:t>
+      </w:r>
+      <w:r>
+        <w:t xml:space="preserve">pose from 00 (</w:t>
+      </w:r>
+      <w:r>
+        <w:rPr>
+          <w:rStyle w:val="VerbatimChar"/>
+        </w:rPr>
+        <w:t xml:space="preserve">boot01_Index00.mc</w:t>
+      </w:r>
+      <w:r>
+        <w:t xml:space="preserve">;</w:t>
+      </w:r>
+      <w:r>
+        <w:t xml:space="preserve"> </w:t>
+      </w:r>
+      <w:r>
+        <w:rPr>
+          <w:rStyle w:val="VerbatimChar"/>
+        </w:rPr>
+        <w:t xml:space="preserve">b_z0650_t24_a090_05_Index00.mc</w:t>
+      </w:r>
+      <w:r>
+        <w:t xml:space="preserve"> </w:t>
+      </w:r>
+      <w:r>
+        <w:t xml:space="preserve">to</w:t>
+      </w:r>
+      <w:r>
+        <w:t xml:space="preserve"> </w:t>
+      </w:r>
+      <w:r>
+        <w:rPr>
+          <w:rStyle w:val="VerbatimChar"/>
+        </w:rPr>
+        <w:t xml:space="preserve">..._Index04.mc</w:t>
+      </w:r>
+      <w:r>
+        <w:t xml:space="preserve">). Set the capture software’s file-name prefix to the pose id</w:t>
+      </w:r>
+      <w:r>
+        <w:t xml:space="preserve"> </w:t>
+      </w:r>
+      <w:r>
+        <w:t xml:space="preserve">before each pose, or, if the software insists on its own names, rename the files</w:t>
+      </w:r>
+      <w:r>
+        <w:t xml:space="preserve"> </w:t>
+      </w:r>
+      <w:r>
+        <w:t xml:space="preserve">afterwards, before building the manifest. A file that is not named this way cannot</w:t>
+      </w:r>
+      <w:r>
+        <w:t xml:space="preserve"> </w:t>
+      </w:r>
+      <w:r>
+        <w:t xml:space="preserve">be matched to a pose and is left out.</w:t>
       </w:r>
     </w:p>
     <w:p>
@@ -1309,40 +2466,65 @@
           <w:b/>
           <w:bCs/>
         </w:rPr>
-        <w:t xml:space="preserve">Session notes.</w:t>
-      </w:r>
-      <w:r>
-        <w:t xml:space="preserve"> </w:t>
-      </w:r>
-      <w:r>
-        <w:t xml:space="preserve">Record in a text file (</w:t>
-      </w:r>
-      <w:r>
-        <w:rPr>
-          <w:rStyle w:val="VerbatimChar"/>
-        </w:rPr>
-        <w:t xml:space="preserve">session_notes.txt</w:t>
-      </w:r>
-      <w:r>
-        <w:t xml:space="preserve">): date, sensor serial</w:t>
-      </w:r>
-      <w:r>
-        <w:t xml:space="preserve"> </w:t>
-      </w:r>
-      <w:r>
-        <w:t xml:space="preserve">number, exposure and gain, robot model and controller software version, the active</w:t>
-      </w:r>
-      <w:r>
-        <w:t xml:space="preserve"> </w:t>
-      </w:r>
-      <w:r>
-        <w:t xml:space="preserve">base frame name, the backlash compensation setting, the board certificate (flatness),</w:t>
-      </w:r>
-      <w:r>
-        <w:t xml:space="preserve"> </w:t>
-      </w:r>
-      <w:r>
-        <w:t xml:space="preserve">room temperature, and anything unusual.</w:t>
+        <w:t xml:space="preserve">Sensor.</w:t>
+      </w:r>
+      <w:r>
+        <w:t xml:space="preserve"> </w:t>
+      </w:r>
+      <w:r>
+        <w:t xml:space="preserve">Switch the sensor on and leave it running for at least 30 minutes before</w:t>
+      </w:r>
+      <w:r>
+        <w:t xml:space="preserve"> </w:t>
+      </w:r>
+      <w:r>
+        <w:t xml:space="preserve">the first capture, and leave it running for the whole session. Note the time it was</w:t>
+      </w:r>
+      <w:r>
+        <w:t xml:space="preserve"> </w:t>
+      </w:r>
+      <w:r>
+        <w:t xml:space="preserve">switched on.</w:t>
+      </w:r>
+    </w:p>
+    <w:p>
+      <w:pPr>
+        <w:pStyle w:val="BodyText"/>
+      </w:pPr>
+      <w:r>
+        <w:t xml:space="preserve">Fix the sensor’s exposure and gain to the values that will be used in production,</w:t>
+      </w:r>
+      <w:r>
+        <w:t xml:space="preserve"> </w:t>
+      </w:r>
+      <w:r>
+        <w:t xml:space="preserve">and set the SGM (semi-global matching) parameters as in stage 1: all smoothing filters</w:t>
+      </w:r>
+      <w:r>
+        <w:t xml:space="preserve"> </w:t>
+      </w:r>
+      <w:r>
+        <w:t xml:space="preserve">off, and the patch size the same as in installations. Write them down. Do not use</w:t>
+      </w:r>
+      <w:r>
+        <w:t xml:space="preserve"> </w:t>
+      </w:r>
+      <w:r>
+        <w:t xml:space="preserve">automatic exposure.</w:t>
+      </w:r>
+    </w:p>
+    <w:p>
+      <w:pPr>
+        <w:pStyle w:val="BodyText"/>
+      </w:pPr>
+      <w:r>
+        <w:t xml:space="preserve">Switch off or block any sunlight or lamps that fall on the board. Room light is fine</w:t>
+      </w:r>
+      <w:r>
+        <w:t xml:space="preserve"> </w:t>
+      </w:r>
+      <w:r>
+        <w:t xml:space="preserve">if it is constant.</w:t>
       </w:r>
     </w:p>
     <w:p>
@@ -1354,13 +2536,114 @@
           <w:b/>
           <w:bCs/>
         </w:rPr>
+        <w:t xml:space="preserve">Robot.</w:t>
+      </w:r>
+      <w:r>
+        <w:t xml:space="preserve"> </w:t>
+      </w:r>
+      <w:r>
+        <w:t xml:space="preserve">Confirm with the engineer what the robot base frame is (which frame the</w:t>
+      </w:r>
+      <w:r>
+        <w:t xml:space="preserve"> </w:t>
+      </w:r>
+      <w:r>
+        <w:t xml:space="preserve">robot’s position readout is in). Every pose in this procedure is recorded in that</w:t>
+      </w:r>
+      <w:r>
+        <w:t xml:space="preserve"> </w:t>
+      </w:r>
+      <w:r>
+        <w:t xml:space="preserve">frame. Do not change the active base frame during the session.</w:t>
+      </w:r>
+    </w:p>
+    <w:p>
+      <w:pPr>
+        <w:pStyle w:val="BodyText"/>
+      </w:pPr>
+      <w:r>
+        <w:t xml:space="preserve">Leave the controller’s backlash compensation (if it has such a setting) exactly as it</w:t>
+      </w:r>
+      <w:r>
+        <w:t xml:space="preserve"> </w:t>
+      </w:r>
+      <w:r>
+        <w:t xml:space="preserve">is in production, and write down what it is set to. Do not change it between the two</w:t>
+      </w:r>
+      <w:r>
+        <w:t xml:space="preserve"> </w:t>
+      </w:r>
+      <w:r>
+        <w:t xml:space="preserve">sub-procedures of section 6.</w:t>
+      </w:r>
+    </w:p>
+    <w:p>
+      <w:pPr>
+        <w:pStyle w:val="BodyText"/>
+      </w:pPr>
+      <w:r>
+        <w:rPr>
+          <w:b/>
+          <w:bCs/>
+        </w:rPr>
+        <w:t xml:space="preserve">Session notes.</w:t>
+      </w:r>
+      <w:r>
+        <w:t xml:space="preserve"> </w:t>
+      </w:r>
+      <w:r>
+        <w:t xml:space="preserve">Record in a text file (</w:t>
+      </w:r>
+      <w:r>
+        <w:rPr>
+          <w:rStyle w:val="VerbatimChar"/>
+        </w:rPr>
+        <w:t xml:space="preserve">session_notes.txt</w:t>
+      </w:r>
+      <w:r>
+        <w:t xml:space="preserve">): date, sensor serial</w:t>
+      </w:r>
+      <w:r>
+        <w:t xml:space="preserve"> </w:t>
+      </w:r>
+      <w:r>
+        <w:t xml:space="preserve">number, exposure, gain and SGM parameters, robot model and controller software</w:t>
+      </w:r>
+      <w:r>
+        <w:t xml:space="preserve"> </w:t>
+      </w:r>
+      <w:r>
+        <w:t xml:space="preserve">version, the active base frame name, where the robot program writes the pose logs,</w:t>
+      </w:r>
+      <w:r>
+        <w:t xml:space="preserve"> </w:t>
+      </w:r>
+      <w:r>
+        <w:t xml:space="preserve">the backlash compensation setting, the board certificate (flatness), room</w:t>
+      </w:r>
+      <w:r>
+        <w:t xml:space="preserve"> </w:t>
+      </w:r>
+      <w:r>
+        <w:t xml:space="preserve">temperature, and anything unusual.</w:t>
+      </w:r>
+    </w:p>
+    <w:p>
+      <w:pPr>
+        <w:pStyle w:val="BodyText"/>
+      </w:pPr>
+      <w:r>
+        <w:rPr>
+          <w:b/>
+          <w:bCs/>
+        </w:rPr>
         <w:t xml:space="preserve">Software.</w:t>
       </w:r>
       <w:r>
         <w:t xml:space="preserve"> </w:t>
       </w:r>
       <w:r>
-        <w:t xml:space="preserve">Before the first command of section 4, do appendix B once on the</w:t>
+        <w:t xml:space="preserve">Before the first command of section 4, do appendix C once on the</w:t>
       </w:r>
       <w:r>
         <w:t xml:space="preserve"> </w:t>
@@ -1378,7 +2661,7 @@
         <w:t xml:space="preserve"> </w:t>
       </w:r>
       <w:r>
-        <w:t xml:space="preserve">folder, with the environment of appendix B.4 active (the prompt starts with</w:t>
+        <w:t xml:space="preserve">folder, with the environment of appendix C.4 active (the prompt starts with</w:t>
       </w:r>
       <w:r>
         <w:t xml:space="preserve"> </w:t>
@@ -1540,7 +2823,7 @@
               <w:pStyle w:val="Compact"/>
             </w:pPr>
             <w:r>
-              <w:t xml:space="preserve">appendix B</w:t>
+              <w:t xml:space="preserve">appendix C</w:t>
             </w:r>
           </w:p>
         </w:tc>
@@ -1980,8 +3263,8 @@
         <w:t xml:space="preserve">options.</w:t>
       </w:r>
     </w:p>
-    <w:bookmarkEnd w:id="10"/>
-    <w:bookmarkStart w:id="14" w:name="mounting-the-board-and-its-tool-frame"/>
+    <w:bookmarkEnd w:id="16"/>
+    <w:bookmarkStart w:id="20" w:name="mounting-the-board-and-its-tool-frame"/>
     <w:p>
       <w:pPr>
         <w:pStyle w:val="Heading2"/>
@@ -2055,18 +3338,18 @@
           <wp:inline>
             <wp:extent cx="5334000" cy="1555750"/>
             <wp:effectExtent b="0" l="0" r="0" t="0"/>
-            <wp:docPr descr="mounting" title="" id="12" name="Picture"/>
+            <wp:docPr descr="mounting" title="" id="18" name="Picture"/>
             <a:graphic>
               <a:graphicData uri="http://schemas.openxmlformats.org/drawingml/2006/picture">
                 <pic:pic>
                   <pic:nvPicPr>
-                    <pic:cNvPr descr="figures/fig_mounting.png" id="13" name="Picture"/>
+                    <pic:cNvPr descr="figures/fig_mounting.png" id="19" name="Picture"/>
                     <pic:cNvPicPr>
                       <a:picLocks noChangeArrowheads="1" noChangeAspect="1"/>
                     </pic:cNvPicPr>
                   </pic:nvPicPr>
                   <pic:blipFill>
-                    <a:blip r:embed="rId11"/>
+                    <a:blip r:embed="rId17"/>
                     <a:stretch>
                       <a:fillRect/>
                     </a:stretch>
@@ -2144,7 +3427,7 @@
         <w:pStyle w:val="Compact"/>
         <w:numPr>
           <w:ilvl w:val="0"/>
-          <w:numId w:val="1002"/>
+          <w:numId w:val="1005"/>
         </w:numPr>
       </w:pPr>
       <w:r>
@@ -2156,7 +3439,7 @@
         <w:pStyle w:val="Compact"/>
         <w:numPr>
           <w:ilvl w:val="0"/>
-          <w:numId w:val="1002"/>
+          <w:numId w:val="1005"/>
         </w:numPr>
       </w:pPr>
       <w:r>
@@ -2192,7 +3475,7 @@
         <w:pStyle w:val="Compact"/>
         <w:numPr>
           <w:ilvl w:val="0"/>
-          <w:numId w:val="1002"/>
+          <w:numId w:val="1005"/>
         </w:numPr>
       </w:pPr>
       <w:r>
@@ -2216,7 +3499,7 @@
         <w:pStyle w:val="Compact"/>
         <w:numPr>
           <w:ilvl w:val="0"/>
-          <w:numId w:val="1002"/>
+          <w:numId w:val="1005"/>
         </w:numPr>
       </w:pPr>
       <w:r>
@@ -2234,7 +3517,7 @@
         <w:pStyle w:val="Compact"/>
         <w:numPr>
           <w:ilvl w:val="0"/>
-          <w:numId w:val="1002"/>
+          <w:numId w:val="1005"/>
         </w:numPr>
       </w:pPr>
       <w:r>
@@ -2294,7 +3577,7 @@
         <w:pStyle w:val="Compact"/>
         <w:numPr>
           <w:ilvl w:val="0"/>
-          <w:numId w:val="1002"/>
+          <w:numId w:val="1005"/>
         </w:numPr>
       </w:pPr>
       <w:r>
@@ -2366,8 +3649,8 @@
         <w:t xml:space="preserve">mix the two kinds of pose in one session.</w:t>
       </w:r>
     </w:p>
-    <w:bookmarkEnd w:id="14"/>
-    <w:bookmarkStart w:id="18" w:name="finding-where-the-sensor-is-rough"/>
+    <w:bookmarkEnd w:id="20"/>
+    <w:bookmarkStart w:id="24" w:name="finding-where-the-sensor-is-rough"/>
     <w:p>
       <w:pPr>
         <w:pStyle w:val="Heading2"/>
@@ -2591,18 +3874,18 @@
           <wp:inline>
             <wp:extent cx="5334000" cy="3692769"/>
             <wp:effectExtent b="0" l="0" r="0" t="0"/>
-            <wp:docPr descr="residuals" title="" id="16" name="Picture"/>
+            <wp:docPr descr="residuals" title="" id="22" name="Picture"/>
             <a:graphic>
               <a:graphicData uri="http://schemas.openxmlformats.org/drawingml/2006/picture">
                 <pic:pic>
                   <pic:nvPicPr>
-                    <pic:cNvPr descr="figures/fig_residuals.png" id="17" name="Picture"/>
+                    <pic:cNvPr descr="figures/fig_residuals.png" id="23" name="Picture"/>
                     <pic:cNvPicPr>
                       <a:picLocks noChangeArrowheads="1" noChangeAspect="1"/>
                     </pic:cNvPicPr>
                   </pic:nvPicPr>
                   <pic:blipFill>
-                    <a:blip r:embed="rId15"/>
+                    <a:blip r:embed="rId21"/>
                     <a:stretch>
                       <a:fillRect/>
                     </a:stretch>
@@ -2712,7 +3995,7 @@
         <w:pStyle w:val="Compact"/>
         <w:numPr>
           <w:ilvl w:val="0"/>
-          <w:numId w:val="1003"/>
+          <w:numId w:val="1006"/>
         </w:numPr>
       </w:pPr>
       <w:r>
@@ -2766,7 +4049,7 @@
         <w:pStyle w:val="Compact"/>
         <w:numPr>
           <w:ilvl w:val="0"/>
-          <w:numId w:val="1003"/>
+          <w:numId w:val="1006"/>
         </w:numPr>
       </w:pPr>
       <w:r>
@@ -2865,7 +4148,7 @@
         <w:pStyle w:val="Compact"/>
         <w:numPr>
           <w:ilvl w:val="0"/>
-          <w:numId w:val="1003"/>
+          <w:numId w:val="1006"/>
         </w:numPr>
       </w:pPr>
       <w:r>
@@ -2964,7 +4247,7 @@
         <w:pStyle w:val="Compact"/>
         <w:numPr>
           <w:ilvl w:val="0"/>
-          <w:numId w:val="1003"/>
+          <w:numId w:val="1006"/>
         </w:numPr>
       </w:pPr>
       <w:r>
@@ -3092,8 +4375,8 @@
         <w:t xml:space="preserve">is the rough sensor position; the next steps read it.</w:t>
       </w:r>
     </w:p>
-    <w:bookmarkEnd w:id="18"/>
-    <w:bookmarkStart w:id="22" w:name="the-pose-plan"/>
+    <w:bookmarkEnd w:id="24"/>
+    <w:bookmarkStart w:id="28" w:name="the-pose-plan"/>
     <w:p>
       <w:pPr>
         <w:pStyle w:val="Heading2"/>
@@ -3133,7 +4416,7 @@
         <w:pStyle w:val="Compact"/>
         <w:numPr>
           <w:ilvl w:val="0"/>
-          <w:numId w:val="1004"/>
+          <w:numId w:val="1007"/>
         </w:numPr>
       </w:pPr>
       <w:r>
@@ -3164,7 +4447,7 @@
         <w:pStyle w:val="Compact"/>
         <w:numPr>
           <w:ilvl w:val="0"/>
-          <w:numId w:val="1004"/>
+          <w:numId w:val="1007"/>
         </w:numPr>
       </w:pPr>
       <w:r>
@@ -3195,7 +4478,7 @@
         <w:pStyle w:val="Compact"/>
         <w:numPr>
           <w:ilvl w:val="0"/>
-          <w:numId w:val="1004"/>
+          <w:numId w:val="1007"/>
         </w:numPr>
       </w:pPr>
       <w:r>
@@ -3489,7 +4772,7 @@
         <w:pStyle w:val="Compact"/>
         <w:numPr>
           <w:ilvl w:val="0"/>
-          <w:numId w:val="1005"/>
+          <w:numId w:val="1008"/>
         </w:numPr>
       </w:pPr>
       <w:r>
@@ -3525,7 +4808,7 @@
         <w:pStyle w:val="Compact"/>
         <w:numPr>
           <w:ilvl w:val="0"/>
-          <w:numId w:val="1005"/>
+          <w:numId w:val="1008"/>
         </w:numPr>
       </w:pPr>
       <w:r>
@@ -3567,7 +4850,7 @@
         <w:pStyle w:val="Compact"/>
         <w:numPr>
           <w:ilvl w:val="0"/>
-          <w:numId w:val="1005"/>
+          <w:numId w:val="1008"/>
         </w:numPr>
       </w:pPr>
       <w:r>
@@ -3612,7 +4895,7 @@
         <w:pStyle w:val="Compact"/>
         <w:numPr>
           <w:ilvl w:val="0"/>
-          <w:numId w:val="1005"/>
+          <w:numId w:val="1008"/>
         </w:numPr>
       </w:pPr>
       <w:r>
@@ -4081,18 +5364,18 @@
           <wp:inline>
             <wp:extent cx="5334000" cy="2667000"/>
             <wp:effectExtent b="0" l="0" r="0" t="0"/>
-            <wp:docPr descr="plan" title="" id="20" name="Picture"/>
+            <wp:docPr descr="plan" title="" id="26" name="Picture"/>
             <a:graphic>
               <a:graphicData uri="http://schemas.openxmlformats.org/drawingml/2006/picture">
                 <pic:pic>
                   <pic:nvPicPr>
-                    <pic:cNvPr descr="figures/fig_plan_example.png" id="21" name="Picture"/>
+                    <pic:cNvPr descr="figures/fig_plan_example.png" id="27" name="Picture"/>
                     <pic:cNvPicPr>
                       <a:picLocks noChangeArrowheads="1" noChangeAspect="1"/>
                     </pic:cNvPicPr>
                   </pic:nvPicPr>
                   <pic:blipFill>
-                    <a:blip r:embed="rId19"/>
+                    <a:blip r:embed="rId25"/>
                     <a:stretch>
                       <a:fillRect/>
                     </a:stretch>
@@ -4901,8 +6184,8 @@
         <w:t xml:space="preserve">program, or import it directly if the controller can read CSV.</w:t>
       </w:r>
     </w:p>
-    <w:bookmarkEnd w:id="22"/>
-    <w:bookmarkStart w:id="26" w:name="the-two-sub-procedures"/>
+    <w:bookmarkEnd w:id="28"/>
+    <w:bookmarkStart w:id="32" w:name="the-two-sub-procedures"/>
     <w:p>
       <w:pPr>
         <w:pStyle w:val="Heading2"/>
@@ -4967,43 +6250,64 @@
         <w:t xml:space="preserve">the capture of 5 frames”</w:t>
       </w:r>
       <w:r>
-        <w:t xml:space="preserve">. How this is done depends on the capture software: by a</w:t>
-      </w:r>
-      <w:r>
-        <w:t xml:space="preserve"> </w:t>
-      </w:r>
-      <w:r>
-        <w:t xml:space="preserve">digital output of the robot wired to the capture computer, by a network command, or</w:t>
-      </w:r>
-      <w:r>
-        <w:t xml:space="preserve"> </w:t>
-      </w:r>
-      <w:r>
-        <w:t xml:space="preserve">by the operator pressing a key when the robot program shows a prompt and waits.</w:t>
-      </w:r>
-      <w:r>
-        <w:t xml:space="preserve"> </w:t>
-      </w:r>
-      <w:r>
-        <w:t xml:space="preserve">Any of the three is fine; what matters is that the capture is taken after the</w:t>
-      </w:r>
-      <w:r>
-        <w:t xml:space="preserve"> </w:t>
-      </w:r>
-      <w:r>
-        <w:t xml:space="preserve">settling wait, before the robot moves on, and that the file-name prefix for the</w:t>
-      </w:r>
-      <w:r>
-        <w:t xml:space="preserve"> </w:t>
-      </w:r>
-      <w:r>
-        <w:t xml:space="preserve">captures of that pose is the pose id (section 2). If the operator triggers by hand,</w:t>
-      </w:r>
-      <w:r>
-        <w:t xml:space="preserve"> </w:t>
-      </w:r>
-      <w:r>
-        <w:t xml:space="preserve">the program should wait for a confirmation before moving on.</w:t>
+        <w:t xml:space="preserve">. The robot program sends that trigger through the capture</w:t>
+      </w:r>
+      <w:r>
+        <w:t xml:space="preserve"> </w:t>
+      </w:r>
+      <w:r>
+        <w:t xml:space="preserve">computer’s communication software, the same path as in stage 1 (section 1f). The</w:t>
+      </w:r>
+      <w:r>
+        <w:t xml:space="preserve"> </w:t>
+      </w:r>
+      <w:r>
+        <w:t xml:space="preserve">capture is taken after the settling wait and before the robot moves on, and the</w:t>
+      </w:r>
+      <w:r>
+        <w:t xml:space="preserve"> </w:t>
+      </w:r>
+      <w:r>
+        <w:t xml:space="preserve">file-name prefix for the captures of that pose is the pose id (section 2). The</w:t>
+      </w:r>
+      <w:r>
+        <w:t xml:space="preserve"> </w:t>
+      </w:r>
+      <w:r>
+        <w:t xml:space="preserve">program is written before the first session (section 1f), once the robot model and</w:t>
+      </w:r>
+      <w:r>
+        <w:t xml:space="preserve"> </w:t>
+      </w:r>
+      <w:r>
+        <w:t xml:space="preserve">controller are settled; it can be written with Claude Code, because both sides of</w:t>
+      </w:r>
+      <w:r>
+        <w:t xml:space="preserve"> </w:t>
+      </w:r>
+      <w:r>
+        <w:t xml:space="preserve">its interface are fixed:</w:t>
+      </w:r>
+      <w:r>
+        <w:t xml:space="preserve"> </w:t>
+      </w:r>
+      <w:r>
+        <w:rPr>
+          <w:rStyle w:val="VerbatimChar"/>
+        </w:rPr>
+        <w:t xml:space="preserve">poses.csv</w:t>
+      </w:r>
+      <w:r>
+        <w:t xml:space="preserve"> </w:t>
+      </w:r>
+      <w:r>
+        <w:t xml:space="preserve">coming in (section 5), the trigger, and the pose</w:t>
+      </w:r>
+      <w:r>
+        <w:t xml:space="preserve"> </w:t>
+      </w:r>
+      <w:r>
+        <w:t xml:space="preserve">log going out (section 7).</w:t>
       </w:r>
     </w:p>
     <w:p>
@@ -5015,18 +6319,18 @@
           <wp:inline>
             <wp:extent cx="5334000" cy="2370666"/>
             <wp:effectExtent b="0" l="0" r="0" t="0"/>
-            <wp:docPr descr="approach" title="" id="24" name="Picture"/>
+            <wp:docPr descr="approach" title="" id="30" name="Picture"/>
             <a:graphic>
               <a:graphicData uri="http://schemas.openxmlformats.org/drawingml/2006/picture">
                 <pic:pic>
                   <pic:nvPicPr>
-                    <pic:cNvPr descr="figures/fig_approach.png" id="25" name="Picture"/>
+                    <pic:cNvPr descr="figures/fig_approach.png" id="31" name="Picture"/>
                     <pic:cNvPicPr>
                       <a:picLocks noChangeArrowheads="1" noChangeAspect="1"/>
                     </pic:cNvPicPr>
                   </pic:nvPicPr>
                   <pic:blipFill>
-                    <a:blip r:embed="rId23"/>
+                    <a:blip r:embed="rId29"/>
                     <a:stretch>
                       <a:fillRect/>
                     </a:stretch>
@@ -5137,7 +6441,7 @@
         <w:pStyle w:val="Compact"/>
         <w:numPr>
           <w:ilvl w:val="0"/>
-          <w:numId w:val="1006"/>
+          <w:numId w:val="1009"/>
         </w:numPr>
       </w:pPr>
       <w:r>
@@ -5149,7 +6453,7 @@
         <w:pStyle w:val="Compact"/>
         <w:numPr>
           <w:ilvl w:val="0"/>
-          <w:numId w:val="1006"/>
+          <w:numId w:val="1009"/>
         </w:numPr>
       </w:pPr>
       <w:r>
@@ -5161,11 +6465,11 @@
         <w:pStyle w:val="Compact"/>
         <w:numPr>
           <w:ilvl w:val="0"/>
-          <w:numId w:val="1006"/>
+          <w:numId w:val="1009"/>
         </w:numPr>
       </w:pPr>
       <w:r>
-        <w:t xml:space="preserve">Trigger the capture of 5 frames; file names</w:t>
+        <w:t xml:space="preserve">Trigger the capture of 5 frames through the communication software; file names</w:t>
       </w:r>
       <w:r>
         <w:t xml:space="preserve"> </w:t>
@@ -5212,7 +6516,7 @@
         <w:pStyle w:val="Compact"/>
         <w:numPr>
           <w:ilvl w:val="0"/>
-          <w:numId w:val="1006"/>
+          <w:numId w:val="1009"/>
         </w:numPr>
       </w:pPr>
       <w:r>
@@ -5251,7 +6555,7 @@
         <w:pStyle w:val="Compact"/>
         <w:numPr>
           <w:ilvl w:val="0"/>
-          <w:numId w:val="1006"/>
+          <w:numId w:val="1009"/>
         </w:numPr>
       </w:pPr>
       <w:r>
@@ -5379,7 +6683,7 @@
         <w:pStyle w:val="Compact"/>
         <w:numPr>
           <w:ilvl w:val="0"/>
-          <w:numId w:val="1007"/>
+          <w:numId w:val="1010"/>
         </w:numPr>
       </w:pPr>
       <w:r>
@@ -5391,7 +6695,7 @@
         <w:pStyle w:val="Compact"/>
         <w:numPr>
           <w:ilvl w:val="0"/>
-          <w:numId w:val="1007"/>
+          <w:numId w:val="1010"/>
         </w:numPr>
       </w:pPr>
       <w:r>
@@ -5403,7 +6707,7 @@
         <w:pStyle w:val="Compact"/>
         <w:numPr>
           <w:ilvl w:val="0"/>
-          <w:numId w:val="1007"/>
+          <w:numId w:val="1010"/>
         </w:numPr>
       </w:pPr>
       <w:r>
@@ -5457,7 +6761,7 @@
         <w:pStyle w:val="Compact"/>
         <w:numPr>
           <w:ilvl w:val="0"/>
-          <w:numId w:val="1007"/>
+          <w:numId w:val="1010"/>
         </w:numPr>
       </w:pPr>
       <w:r>
@@ -5469,11 +6773,17 @@
         <w:pStyle w:val="Compact"/>
         <w:numPr>
           <w:ilvl w:val="0"/>
-          <w:numId w:val="1007"/>
+          <w:numId w:val="1010"/>
         </w:numPr>
       </w:pPr>
       <w:r>
-        <w:t xml:space="preserve">Trigger the capture of 5 frames; file names as above, in the folder</w:t>
+        <w:t xml:space="preserve">Trigger the capture of 5 frames through the communication software; file names</w:t>
+      </w:r>
+      <w:r>
+        <w:t xml:space="preserve"> </w:t>
+      </w:r>
+      <w:r>
+        <w:t xml:space="preserve">as above, in the folder</w:t>
       </w:r>
       <w:r>
         <w:t xml:space="preserve"> </w:t>
@@ -5493,7 +6803,7 @@
         <w:pStyle w:val="Compact"/>
         <w:numPr>
           <w:ilvl w:val="0"/>
-          <w:numId w:val="1007"/>
+          <w:numId w:val="1010"/>
         </w:numPr>
       </w:pPr>
       <w:r>
@@ -5556,7 +6866,7 @@
         <w:pStyle w:val="Compact"/>
         <w:numPr>
           <w:ilvl w:val="0"/>
-          <w:numId w:val="1007"/>
+          <w:numId w:val="1010"/>
         </w:numPr>
       </w:pPr>
       <w:r>
@@ -5630,8 +6940,8 @@
         <w:t xml:space="preserve">checks.</w:t>
       </w:r>
     </w:p>
-    <w:bookmarkEnd w:id="26"/>
-    <w:bookmarkStart w:id="27" w:name="recording-the-poses-the-pose-log"/>
+    <w:bookmarkEnd w:id="32"/>
+    <w:bookmarkStart w:id="33" w:name="recording-the-poses-the-pose-log"/>
     <w:p>
       <w:pPr>
         <w:pStyle w:val="Heading2"/>
@@ -5741,7 +7051,7 @@
         <w:pStyle w:val="Compact"/>
         <w:numPr>
           <w:ilvl w:val="0"/>
-          <w:numId w:val="1008"/>
+          <w:numId w:val="1011"/>
         </w:numPr>
       </w:pPr>
       <w:r>
@@ -5804,7 +7114,7 @@
         <w:pStyle w:val="Compact"/>
         <w:numPr>
           <w:ilvl w:val="0"/>
-          <w:numId w:val="1008"/>
+          <w:numId w:val="1011"/>
         </w:numPr>
       </w:pPr>
       <w:r>
@@ -5846,7 +7156,7 @@
         <w:pStyle w:val="Compact"/>
         <w:numPr>
           <w:ilvl w:val="0"/>
-          <w:numId w:val="1008"/>
+          <w:numId w:val="1011"/>
         </w:numPr>
       </w:pPr>
       <w:r>
@@ -5876,7 +7186,7 @@
         <w:pStyle w:val="Compact"/>
         <w:numPr>
           <w:ilvl w:val="0"/>
-          <w:numId w:val="1008"/>
+          <w:numId w:val="1011"/>
         </w:numPr>
       </w:pPr>
       <w:r>
@@ -5918,7 +7228,7 @@
         <w:pStyle w:val="Compact"/>
         <w:numPr>
           <w:ilvl w:val="0"/>
-          <w:numId w:val="1008"/>
+          <w:numId w:val="1011"/>
         </w:numPr>
       </w:pPr>
       <w:r>
@@ -6011,7 +7321,7 @@
         <w:pStyle w:val="Compact"/>
         <w:numPr>
           <w:ilvl w:val="0"/>
-          <w:numId w:val="1008"/>
+          <w:numId w:val="1011"/>
         </w:numPr>
       </w:pPr>
       <w:r>
@@ -6604,8 +7914,8 @@
         <w:t xml:space="preserve">replace the pose log: the tools above read the log.</w:t>
       </w:r>
     </w:p>
-    <w:bookmarkEnd w:id="27"/>
-    <w:bookmarkStart w:id="28" w:name="X5519462675585d0256a3c46cb1261738cf187b2"/>
+    <w:bookmarkEnd w:id="33"/>
+    <w:bookmarkStart w:id="34" w:name="X5519462675585d0256a3c46cb1261738cf187b2"/>
     <w:p>
       <w:pPr>
         <w:pStyle w:val="Heading2"/>
@@ -6685,7 +7995,7 @@
         <w:pStyle w:val="Compact"/>
         <w:numPr>
           <w:ilvl w:val="0"/>
-          <w:numId w:val="1009"/>
+          <w:numId w:val="1012"/>
         </w:numPr>
       </w:pPr>
       <w:r>
@@ -6703,7 +8013,7 @@
         <w:pStyle w:val="Compact"/>
         <w:numPr>
           <w:ilvl w:val="0"/>
-          <w:numId w:val="1009"/>
+          <w:numId w:val="1012"/>
         </w:numPr>
       </w:pPr>
       <w:r>
@@ -6721,7 +8031,7 @@
         <w:pStyle w:val="Compact"/>
         <w:numPr>
           <w:ilvl w:val="0"/>
-          <w:numId w:val="1009"/>
+          <w:numId w:val="1012"/>
         </w:numPr>
       </w:pPr>
       <w:r>
@@ -6751,7 +8061,7 @@
         <w:pStyle w:val="Compact"/>
         <w:numPr>
           <w:ilvl w:val="0"/>
-          <w:numId w:val="1009"/>
+          <w:numId w:val="1012"/>
         </w:numPr>
       </w:pPr>
       <w:r>
@@ -6769,7 +8079,7 @@
         <w:pStyle w:val="Compact"/>
         <w:numPr>
           <w:ilvl w:val="0"/>
-          <w:numId w:val="1009"/>
+          <w:numId w:val="1012"/>
         </w:numPr>
       </w:pPr>
       <w:r>
@@ -6811,7 +8121,7 @@
         <w:pStyle w:val="Compact"/>
         <w:numPr>
           <w:ilvl w:val="0"/>
-          <w:numId w:val="1009"/>
+          <w:numId w:val="1012"/>
         </w:numPr>
       </w:pPr>
       <w:r>
@@ -6829,7 +8139,7 @@
         <w:pStyle w:val="Compact"/>
         <w:numPr>
           <w:ilvl w:val="0"/>
-          <w:numId w:val="1009"/>
+          <w:numId w:val="1012"/>
         </w:numPr>
       </w:pPr>
       <w:r>
@@ -6898,8 +8208,8 @@
         <w:t xml:space="preserve">it cannot read the manifest.</w:t>
       </w:r>
     </w:p>
-    <w:bookmarkEnd w:id="28"/>
-    <w:bookmarkStart w:id="29" w:name="deliverables-checklist"/>
+    <w:bookmarkEnd w:id="34"/>
+    <w:bookmarkStart w:id="35" w:name="deliverables-checklist"/>
     <w:p>
       <w:pPr>
         <w:pStyle w:val="Heading2"/>
@@ -6913,7 +8223,7 @@
         <w:pStyle w:val="Compact"/>
         <w:numPr>
           <w:ilvl w:val="0"/>
-          <w:numId w:val="1010"/>
+          <w:numId w:val="1013"/>
         </w:numPr>
       </w:pPr>
       <w:r>
@@ -6973,7 +8283,7 @@
         <w:pStyle w:val="Compact"/>
         <w:numPr>
           <w:ilvl w:val="0"/>
-          <w:numId w:val="1010"/>
+          <w:numId w:val="1013"/>
         </w:numPr>
       </w:pPr>
       <w:r>
@@ -7012,7 +8322,7 @@
         <w:pStyle w:val="Compact"/>
         <w:numPr>
           <w:ilvl w:val="0"/>
-          <w:numId w:val="1010"/>
+          <w:numId w:val="1013"/>
         </w:numPr>
       </w:pPr>
       <w:r>
@@ -7063,7 +8373,7 @@
         <w:pStyle w:val="Compact"/>
         <w:numPr>
           <w:ilvl w:val="0"/>
-          <w:numId w:val="1010"/>
+          <w:numId w:val="1013"/>
         </w:numPr>
       </w:pPr>
       <w:r>
@@ -7105,7 +8415,7 @@
         <w:pStyle w:val="Compact"/>
         <w:numPr>
           <w:ilvl w:val="0"/>
-          <w:numId w:val="1010"/>
+          <w:numId w:val="1013"/>
         </w:numPr>
       </w:pPr>
       <w:r>
@@ -7150,7 +8460,7 @@
         <w:pStyle w:val="Compact"/>
         <w:numPr>
           <w:ilvl w:val="0"/>
-          <w:numId w:val="1010"/>
+          <w:numId w:val="1013"/>
         </w:numPr>
       </w:pPr>
       <w:r>
@@ -7192,7 +8502,7 @@
         <w:pStyle w:val="Compact"/>
         <w:numPr>
           <w:ilvl w:val="0"/>
-          <w:numId w:val="1010"/>
+          <w:numId w:val="1013"/>
         </w:numPr>
       </w:pPr>
       <w:r>
@@ -7205,13 +8515,19 @@
         <w:t xml:space="preserve"> </w:t>
       </w:r>
       <w:r>
-        <w:t xml:space="preserve">with: sensor serial, warm-up time, exposure and gain, base</w:t>
-      </w:r>
-      <w:r>
-        <w:t xml:space="preserve"> </w:t>
-      </w:r>
-      <w:r>
-        <w:t xml:space="preserve">frame name, backlash compensation setting, board D and runout reading, whether the</w:t>
+        <w:t xml:space="preserve">with: sensor serial, warm-up time, exposure, gain and SGM</w:t>
+      </w:r>
+      <w:r>
+        <w:t xml:space="preserve"> </w:t>
+      </w:r>
+      <w:r>
+        <w:t xml:space="preserve">parameters, where the pose logs were written, base frame name, backlash</w:t>
+      </w:r>
+      <w:r>
+        <w:t xml:space="preserve"> </w:t>
+      </w:r>
+      <w:r>
+        <w:t xml:space="preserve">compensation setting, board D and runout reading, whether the</w:t>
       </w:r>
       <w:r>
         <w:t xml:space="preserve"> </w:t>
@@ -7237,7 +8553,7 @@
         <w:pStyle w:val="Compact"/>
         <w:numPr>
           <w:ilvl w:val="0"/>
-          <w:numId w:val="1010"/>
+          <w:numId w:val="1013"/>
         </w:numPr>
       </w:pPr>
       <w:r>
@@ -7250,8 +8566,8 @@
         <w:t xml:space="preserve">the board as the sensor sees it</w:t>
       </w:r>
     </w:p>
-    <w:bookmarkEnd w:id="29"/>
-    <w:bookmarkStart w:id="30" w:name="things-that-spoil-a-session"/>
+    <w:bookmarkEnd w:id="35"/>
+    <w:bookmarkStart w:id="36" w:name="things-that-spoil-a-session"/>
     <w:p>
       <w:pPr>
         <w:pStyle w:val="Heading2"/>
@@ -7265,7 +8581,7 @@
         <w:pStyle w:val="Compact"/>
         <w:numPr>
           <w:ilvl w:val="0"/>
-          <w:numId w:val="1011"/>
+          <w:numId w:val="1014"/>
         </w:numPr>
       </w:pPr>
       <w:r>
@@ -7283,7 +8599,7 @@
         <w:pStyle w:val="Compact"/>
         <w:numPr>
           <w:ilvl w:val="0"/>
-          <w:numId w:val="1011"/>
+          <w:numId w:val="1014"/>
         </w:numPr>
       </w:pPr>
       <w:r>
@@ -7301,7 +8617,7 @@
         <w:pStyle w:val="Compact"/>
         <w:numPr>
           <w:ilvl w:val="0"/>
-          <w:numId w:val="1011"/>
+          <w:numId w:val="1014"/>
         </w:numPr>
       </w:pPr>
       <w:r>
@@ -7313,7 +8629,7 @@
         <w:pStyle w:val="Compact"/>
         <w:numPr>
           <w:ilvl w:val="0"/>
-          <w:numId w:val="1011"/>
+          <w:numId w:val="1014"/>
         </w:numPr>
       </w:pPr>
       <w:r>
@@ -7331,7 +8647,7 @@
         <w:pStyle w:val="Compact"/>
         <w:numPr>
           <w:ilvl w:val="0"/>
-          <w:numId w:val="1011"/>
+          <w:numId w:val="1014"/>
         </w:numPr>
       </w:pPr>
       <w:r>
@@ -7349,7 +8665,7 @@
         <w:pStyle w:val="Compact"/>
         <w:numPr>
           <w:ilvl w:val="0"/>
-          <w:numId w:val="1011"/>
+          <w:numId w:val="1014"/>
         </w:numPr>
       </w:pPr>
       <w:r>
@@ -7373,7 +8689,7 @@
         <w:pStyle w:val="Compact"/>
         <w:numPr>
           <w:ilvl w:val="0"/>
-          <w:numId w:val="1011"/>
+          <w:numId w:val="1014"/>
         </w:numPr>
       </w:pPr>
       <w:r>
@@ -7397,21 +8713,21 @@
         <w:pStyle w:val="Compact"/>
         <w:numPr>
           <w:ilvl w:val="0"/>
-          <w:numId w:val="1011"/>
+          <w:numId w:val="1014"/>
         </w:numPr>
       </w:pPr>
       <w:r>
         <w:t xml:space="preserve">Mixing up the two pose logs, or capturing B into the A folder.</w:t>
       </w:r>
     </w:p>
-    <w:bookmarkEnd w:id="30"/>
-    <w:bookmarkStart w:id="31" w:name="appendix-a.-software-reference"/>
+    <w:bookmarkEnd w:id="36"/>
+    <w:bookmarkStart w:id="37" w:name="appendix-a.-suppliers"/>
     <w:p>
       <w:pPr>
         <w:pStyle w:val="Heading2"/>
       </w:pPr>
       <w:r>
-        <w:t xml:space="preserve">Appendix A. Software reference</w:t>
+        <w:t xml:space="preserve">Appendix A. Suppliers</w:t>
       </w:r>
     </w:p>
     <w:p>
@@ -7419,6 +8735,240 @@
         <w:pStyle w:val="FirstParagraph"/>
       </w:pPr>
       <w:r>
+        <w:t xml:space="preserve">This list was assembled from the suppliers’ web pages in October 2026, for the</w:t>
+      </w:r>
+      <w:r>
+        <w:t xml:space="preserve"> </w:t>
+      </w:r>
+      <w:r>
+        <w:t xml:space="preserve">stage-1 procedure, and is repeated here for the items this procedure uses. It is a</w:t>
+      </w:r>
+      <w:r>
+        <w:t xml:space="preserve"> </w:t>
+      </w:r>
+      <w:r>
+        <w:t xml:space="preserve">starting point, not an endorsement: confirm the flatness, the finish and the price</w:t>
+      </w:r>
+      <w:r>
+        <w:t xml:space="preserve"> </w:t>
+      </w:r>
+      <w:r>
+        <w:t xml:space="preserve">with the supplier before ordering, because catalogs change.</w:t>
+      </w:r>
+    </w:p>
+    <w:p>
+      <w:pPr>
+        <w:pStyle w:val="BodyText"/>
+      </w:pPr>
+      <w:r>
+        <w:t xml:space="preserve">Board:</w:t>
+      </w:r>
+    </w:p>
+    <w:p>
+      <w:pPr>
+        <w:pStyle w:val="Compact"/>
+        <w:numPr>
+          <w:ilvl w:val="0"/>
+          <w:numId w:val="1015"/>
+        </w:numPr>
+      </w:pPr>
+      <w:r>
+        <w:t xml:space="preserve">McMaster-Carr: MIC-6 cast aluminum tooling plate, sold with mill certificates and</w:t>
+      </w:r>
+      <w:r>
+        <w:t xml:space="preserve"> </w:t>
+      </w:r>
+      <w:r>
+        <w:t xml:space="preserve">a stated flatness (about 0.13 mm over the sheet for the thicknesses of interest).</w:t>
+      </w:r>
+      <w:r>
+        <w:t xml:space="preserve"> </w:t>
+      </w:r>
+      <w:r>
+        <w:t xml:space="preserve">That is coarser than the 0.05 mm asked for here, so order the plate oversize and</w:t>
+      </w:r>
+      <w:r>
+        <w:t xml:space="preserve"> </w:t>
+      </w:r>
+      <w:r>
+        <w:t xml:space="preserve">have a local grinding shop finish-grind the front face flat to 0.05 mm, then</w:t>
+      </w:r>
+      <w:r>
+        <w:t xml:space="preserve"> </w:t>
+      </w:r>
+      <w:r>
+        <w:t xml:space="preserve">matte-paint it (bead-blast only a plate 10 mm or thicker; peening one face of a</w:t>
+      </w:r>
+      <w:r>
+        <w:t xml:space="preserve"> </w:t>
+      </w:r>
+      <w:r>
+        <w:t xml:space="preserve">thinner plate bows it). Alternatively, ask the grinding shop for a flatness report</w:t>
+      </w:r>
+      <w:r>
+        <w:t xml:space="preserve"> </w:t>
+      </w:r>
+      <w:r>
+        <w:t xml:space="preserve">directly.</w:t>
+      </w:r>
+    </w:p>
+    <w:p>
+      <w:pPr>
+        <w:pStyle w:val="Compact"/>
+        <w:numPr>
+          <w:ilvl w:val="0"/>
+          <w:numId w:val="1015"/>
+        </w:numPr>
+      </w:pPr>
+      <w:r>
+        <w:t xml:space="preserve">Any float-glass or optical-flat supplier (Edmund Optics sells ground and polished</w:t>
+      </w:r>
+      <w:r>
+        <w:t xml:space="preserve"> </w:t>
+      </w:r>
+      <w:r>
+        <w:t xml:space="preserve">flats): a 6 to 10 mm float glass plate is flat to better than 0.05 mm over 200 mm</w:t>
+      </w:r>
+      <w:r>
+        <w:t xml:space="preserve"> </w:t>
+      </w:r>
+      <w:r>
+        <w:t xml:space="preserve">as delivered; it must be matte-painted on the front face and bonded or clamped to</w:t>
+      </w:r>
+      <w:r>
+        <w:t xml:space="preserve"> </w:t>
+      </w:r>
+      <w:r>
+        <w:t xml:space="preserve">the board adapter. Glass is the better choice when no grinding shop is at hand.</w:t>
+      </w:r>
+    </w:p>
+    <w:p>
+      <w:pPr>
+        <w:pStyle w:val="Compact"/>
+        <w:numPr>
+          <w:ilvl w:val="0"/>
+          <w:numId w:val="1015"/>
+        </w:numPr>
+      </w:pPr>
+      <w:r>
+        <w:t xml:space="preserve">A small granite surface plate (Starrett or Mitutoyo, grade A or AA) is flat to a</w:t>
+      </w:r>
+      <w:r>
+        <w:t xml:space="preserve"> </w:t>
+      </w:r>
+      <w:r>
+        <w:t xml:space="preserve">few micrometers but black and heavy; it works if the front is painted matte light</w:t>
+      </w:r>
+      <w:r>
+        <w:t xml:space="preserve"> </w:t>
+      </w:r>
+      <w:r>
+        <w:t xml:space="preserve">gray and the robot carries the weight (a 200 x 150 x 50 mm plate is about 4 kg).</w:t>
+      </w:r>
+    </w:p>
+    <w:p>
+      <w:pPr>
+        <w:pStyle w:val="FirstParagraph"/>
+      </w:pPr>
+      <w:r>
+        <w:t xml:space="preserve">Measuring instruments (section 1c), all stocked by McMaster-Carr, Transcat,</w:t>
+      </w:r>
+      <w:r>
+        <w:t xml:space="preserve"> </w:t>
+      </w:r>
+      <w:r>
+        <w:t xml:space="preserve">MSI-Viking and the usual tool suppliers:</w:t>
+      </w:r>
+    </w:p>
+    <w:p>
+      <w:pPr>
+        <w:pStyle w:val="Compact"/>
+        <w:numPr>
+          <w:ilvl w:val="0"/>
+          <w:numId w:val="1016"/>
+        </w:numPr>
+      </w:pPr>
+      <w:r>
+        <w:t xml:space="preserve">Dial indicator: Mitutoyo 2046 series, 0.01 mm graduation, 10 mm travel, about $50</w:t>
+      </w:r>
+      <w:r>
+        <w:t xml:space="preserve"> </w:t>
+      </w:r>
+      <w:r>
+        <w:t xml:space="preserve">to $150.</w:t>
+      </w:r>
+    </w:p>
+    <w:p>
+      <w:pPr>
+        <w:pStyle w:val="Compact"/>
+        <w:numPr>
+          <w:ilvl w:val="0"/>
+          <w:numId w:val="1016"/>
+        </w:numPr>
+      </w:pPr>
+      <w:r>
+        <w:t xml:space="preserve">Magnetic base: Noga MG71003 or DG-61003 with fine adjustment, about $140 to $320.</w:t>
+      </w:r>
+    </w:p>
+    <w:p>
+      <w:pPr>
+        <w:pStyle w:val="Compact"/>
+        <w:numPr>
+          <w:ilvl w:val="0"/>
+          <w:numId w:val="1016"/>
+        </w:numPr>
+      </w:pPr>
+      <w:r>
+        <w:t xml:space="preserve">Calipers with depth rod, 150 mm: Mitutoyo or Starrett, about $30 to $150.</w:t>
+      </w:r>
+    </w:p>
+    <w:p>
+      <w:pPr>
+        <w:pStyle w:val="Compact"/>
+        <w:numPr>
+          <w:ilvl w:val="0"/>
+          <w:numId w:val="1016"/>
+        </w:numPr>
+      </w:pPr>
+      <w:r>
+        <w:t xml:space="preserve">Straightedge: 300 mm, DIN 874 grade 0 or better, about $60 to $200; feeler gauge</w:t>
+      </w:r>
+      <w:r>
+        <w:t xml:space="preserve"> </w:t>
+      </w:r>
+      <w:r>
+        <w:t xml:space="preserve">set with a 0.05 mm leaf.</w:t>
+      </w:r>
+    </w:p>
+    <w:p>
+      <w:pPr>
+        <w:pStyle w:val="FirstParagraph"/>
+      </w:pPr>
+      <w:r>
+        <w:t xml:space="preserve">Machine shop: the board adapter and the run-out base plate (drawing SC1-05 in</w:t>
+      </w:r>
+      <w:r>
+        <w:t xml:space="preserve"> </w:t>
+      </w:r>
+      <w:r>
+        <w:t xml:space="preserve">appendix D for the adapter; the base plate is a plain drilled plate, section 1e).</w:t>
+      </w:r>
+    </w:p>
+    <w:bookmarkEnd w:id="37"/>
+    <w:bookmarkStart w:id="38" w:name="appendix-b.-software-reference"/>
+    <w:p>
+      <w:pPr>
+        <w:pStyle w:val="Heading2"/>
+      </w:pPr>
+      <w:r>
+        <w:t xml:space="preserve">Appendix B. Software reference</w:t>
+      </w:r>
+    </w:p>
+    <w:p>
+      <w:pPr>
+        <w:pStyle w:val="FirstParagraph"/>
+      </w:pPr>
+      <w:r>
         <w:t xml:space="preserve">The tools live in this repository under</w:t>
       </w:r>
       <w:r>
@@ -9364,14 +10914,14 @@
         <w:t xml:space="preserve">                       unit quaternions) as errors</w:t>
       </w:r>
     </w:p>
-    <w:bookmarkEnd w:id="31"/>
-    <w:bookmarkStart w:id="32" w:name="X3b77f225bf0e3dd8541e4ee02fd4c1c557d291a"/>
+    <w:bookmarkEnd w:id="38"/>
+    <w:bookmarkStart w:id="39" w:name="X55fa07073be7fe8e5902a88f1870747c627c989"/>
     <w:p>
       <w:pPr>
         <w:pStyle w:val="Heading2"/>
       </w:pPr>
       <w:r>
-        <w:t xml:space="preserve">Appendix B. Installing and running the software, step by step</w:t>
+        <w:t xml:space="preserve">Appendix C. Installing and running the software, step by step</w:t>
       </w:r>
     </w:p>
     <w:p>
@@ -9429,7 +10979,7 @@
         <w:pStyle w:val="BodyText"/>
       </w:pPr>
       <w:r>
-        <w:t xml:space="preserve">B.1 Install Python 3.10 or newer (stage-1 procedure, appendix C.1).</w:t>
+        <w:t xml:space="preserve">C.1 Install Python 3.10 or newer (stage-1 procedure, appendix C.1).</w:t>
       </w:r>
     </w:p>
     <w:p>
@@ -9437,7 +10987,7 @@
         <w:pStyle w:val="BodyText"/>
       </w:pPr>
       <w:r>
-        <w:t xml:space="preserve">B.2 Get the code: unzip the two archives the engineer sent, or clone the two</w:t>
+        <w:t xml:space="preserve">C.2 Get the code: unzip the two archives the engineer sent, or clone the two</w:t>
       </w:r>
       <w:r>
         <w:t xml:space="preserve"> </w:t>
@@ -9511,7 +11061,7 @@
         <w:pStyle w:val="BodyText"/>
       </w:pPr>
       <w:r>
-        <w:t xml:space="preserve">B.3 Open a terminal in</w:t>
+        <w:t xml:space="preserve">C.3 Open a terminal in</w:t>
       </w:r>
       <w:r>
         <w:t xml:space="preserve"> </w:t>
@@ -9591,7 +11141,7 @@
         <w:pStyle w:val="BodyText"/>
       </w:pPr>
       <w:r>
-        <w:t xml:space="preserve">B.4 Make a private Python environment and install both packages into it:</w:t>
+        <w:t xml:space="preserve">C.4 Make a private Python environment and install both packages into it:</w:t>
       </w:r>
     </w:p>
     <w:p>
@@ -9666,7 +11216,7 @@
         <w:pStyle w:val="BodyText"/>
       </w:pPr>
       <w:r>
-        <w:t xml:space="preserve">B.5 Run the self-test, still in</w:t>
+        <w:t xml:space="preserve">C.5 Run the self-test, still in</w:t>
       </w:r>
       <w:r>
         <w:t xml:space="preserve"> </w:t>
@@ -9753,7 +11303,7 @@
         <w:pStyle w:val="BodyText"/>
       </w:pPr>
       <w:r>
-        <w:t xml:space="preserve">B.6 Run the tools as</w:t>
+        <w:t xml:space="preserve">C.6 Run the tools as</w:t>
       </w:r>
       <w:r>
         <w:t xml:space="preserve"> </w:t>
@@ -9854,7 +11404,7 @@
         <w:pStyle w:val="BodyText"/>
       </w:pPr>
       <w:r>
-        <w:t xml:space="preserve">B.7 If something goes wrong: the stage-1 procedure’s appendix C.7 applies unchanged</w:t>
+        <w:t xml:space="preserve">C.7 If something goes wrong: the stage-1 procedure’s appendix C.7 applies unchanged</w:t>
       </w:r>
       <w:r>
         <w:t xml:space="preserve"> </w:t>
@@ -9896,8 +11446,361 @@
         <w:t xml:space="preserve">active or the install step was skipped).</w:t>
       </w:r>
     </w:p>
-    <w:bookmarkEnd w:id="32"/>
-    <w:bookmarkEnd w:id="33"/>
+    <w:bookmarkEnd w:id="39"/>
+    <w:bookmarkStart w:id="43" w:name="appendix-d.-shop-drawing"/>
+    <w:p>
+      <w:pPr>
+        <w:pStyle w:val="Heading2"/>
+      </w:pPr>
+      <w:r>
+        <w:t xml:space="preserve">Appendix D. Shop drawing</w:t>
+      </w:r>
+    </w:p>
+    <w:p>
+      <w:pPr>
+        <w:pStyle w:val="FirstParagraph"/>
+      </w:pPr>
+      <w:r>
+        <w:t xml:space="preserve">One drawing applies to this procedure: SC1-05, the board adapter, from the stage-1</w:t>
+      </w:r>
+      <w:r>
+        <w:t xml:space="preserve"> </w:t>
+      </w:r>
+      <w:r>
+        <w:t xml:space="preserve">procedure. It shows a plan view and an elevation in section, with every feature</w:t>
+      </w:r>
+      <w:r>
+        <w:t xml:space="preserve"> </w:t>
+      </w:r>
+      <w:r>
+        <w:t xml:space="preserve">dimensioned and toleranced, the material, the finish and the quantity. Its flange</w:t>
+      </w:r>
+      <w:r>
+        <w:t xml:space="preserve"> </w:t>
+      </w:r>
+      <w:r>
+        <w:t xml:space="preserve">interface follows ISO 9409-1-50-4-M6 (ISO 9409-1:1996, table 1: 50 mm pitch circle,</w:t>
+      </w:r>
+      <w:r>
+        <w:t xml:space="preserve"> </w:t>
+      </w:r>
+      <w:r>
+        <w:t xml:space="preserve">31.5 mm H7 centering recess, four M6, one 6 mm H7 pin hole on the pitch circle at</w:t>
+      </w:r>
+      <w:r>
+        <w:t xml:space="preserve"> </w:t>
+      </w:r>
+      <w:r>
+        <w:t xml:space="preserve">+Xm); confirm it against the chosen robot’s flange drawing before machining. The</w:t>
+      </w:r>
+      <w:r>
+        <w:t xml:space="preserve"> </w:t>
+      </w:r>
+      <w:r>
+        <w:t xml:space="preserve">rigid sensor mount is built from the existing drawing from previous work and is not</w:t>
+      </w:r>
+      <w:r>
+        <w:t xml:space="preserve"> </w:t>
+      </w:r>
+      <w:r>
+        <w:t xml:space="preserve">repeated here. The run-out fixture needs no drawing (section 1e).</w:t>
+      </w:r>
+    </w:p>
+    <w:p>
+      <w:pPr>
+        <w:pStyle w:val="BodyText"/>
+      </w:pPr>
+      <w:r>
+        <w:t xml:space="preserve">The drawing is generated by a script in the stage-1 repository</w:t>
+      </w:r>
+      <w:r>
+        <w:t xml:space="preserve"> </w:t>
+      </w:r>
+      <w:r>
+        <w:t xml:space="preserve">(</w:t>
+      </w:r>
+      <w:r>
+        <w:rPr>
+          <w:rStyle w:val="VerbatimChar"/>
+        </w:rPr>
+        <w:t xml:space="preserve">depth_calibration_from_spherical_target</w:t>
+      </w:r>
+      <w:r>
+        <w:t xml:space="preserve">, folder</w:t>
+      </w:r>
+      <w:r>
+        <w:t xml:space="preserve"> </w:t>
+      </w:r>
+      <w:r>
+        <w:rPr>
+          <w:rStyle w:val="VerbatimChar"/>
+        </w:rPr>
+        <w:t xml:space="preserve">docs/procedures/drawings/</w:t>
+      </w:r>
+      <w:r>
+        <w:t xml:space="preserve">;</w:t>
+      </w:r>
+      <w:r>
+        <w:t xml:space="preserve"> </w:t>
+      </w:r>
+      <w:r>
+        <w:t xml:space="preserve">regenerate with</w:t>
+      </w:r>
+      <w:r>
+        <w:t xml:space="preserve"> </w:t>
+      </w:r>
+      <w:r>
+        <w:rPr>
+          <w:rStyle w:val="VerbatimChar"/>
+        </w:rPr>
+        <w:t xml:space="preserve">python3 docs/procedures/drawings/make_all.py</w:t>
+      </w:r>
+      <w:r>
+        <w:t xml:space="preserve"> </w:t>
+      </w:r>
+      <w:r>
+        <w:t xml:space="preserve">there). The copy in</w:t>
+      </w:r>
+      <w:r>
+        <w:t xml:space="preserve"> </w:t>
+      </w:r>
+      <w:r>
+        <w:t xml:space="preserve">this repository,</w:t>
+      </w:r>
+      <w:r>
+        <w:t xml:space="preserve"> </w:t>
+      </w:r>
+      <w:r>
+        <w:rPr>
+          <w:rStyle w:val="VerbatimChar"/>
+        </w:rPr>
+        <w:t xml:space="preserve">docs/procedures/drawings/SC1-05_board_adapter.png</w:t>
+      </w:r>
+      <w:r>
+        <w:t xml:space="preserve">, is that output</w:t>
+      </w:r>
+      <w:r>
+        <w:t xml:space="preserve"> </w:t>
+      </w:r>
+      <w:r>
+        <w:t xml:space="preserve">and prints at full size; it is the copy to send to the shop. When the stage-1</w:t>
+      </w:r>
+      <w:r>
+        <w:t xml:space="preserve"> </w:t>
+      </w:r>
+      <w:r>
+        <w:t xml:space="preserve">drawing changes, copy the regenerated file here.</w:t>
+      </w:r>
+    </w:p>
+    <w:tbl>
+      <w:tblPr>
+        <w:tblStyle w:val="Table"/>
+        <w:tblW w:type="pct" w:w="5000"/>
+        <w:tblLayout w:type="fixed"/>
+        <w:tblLook w:firstRow="1" w:lastRow="0" w:firstColumn="0" w:lastColumn="0" w:noHBand="0" w:noVBand="0" w:val="0020"/>
+      </w:tblPr>
+      <w:tblGrid>
+        <w:gridCol w:w="1980"/>
+        <w:gridCol w:w="1980"/>
+        <w:gridCol w:w="1980"/>
+        <w:gridCol w:w="1980"/>
+      </w:tblGrid>
+      <w:tr>
+        <w:trPr>
+          <w:tblHeader w:val="on"/>
+        </w:trPr>
+        <w:tc>
+          <w:tcPr/>
+          <w:p>
+            <w:pPr>
+              <w:pStyle w:val="Compact"/>
+            </w:pPr>
+            <w:r>
+              <w:t xml:space="preserve">Drawing</w:t>
+            </w:r>
+          </w:p>
+        </w:tc>
+        <w:tc>
+          <w:tcPr/>
+          <w:p>
+            <w:pPr>
+              <w:pStyle w:val="Compact"/>
+            </w:pPr>
+            <w:r>
+              <w:t xml:space="preserve">Part</w:t>
+            </w:r>
+          </w:p>
+        </w:tc>
+        <w:tc>
+          <w:tcPr/>
+          <w:p>
+            <w:pPr>
+              <w:pStyle w:val="Compact"/>
+            </w:pPr>
+            <w:r>
+              <w:t xml:space="preserve">Quantity</w:t>
+            </w:r>
+          </w:p>
+        </w:tc>
+        <w:tc>
+          <w:tcPr/>
+          <w:p>
+            <w:pPr>
+              <w:pStyle w:val="Compact"/>
+            </w:pPr>
+            <w:r>
+              <w:t xml:space="preserve">File</w:t>
+            </w:r>
+          </w:p>
+        </w:tc>
+      </w:tr>
+      <w:tr>
+        <w:tc>
+          <w:tcPr/>
+          <w:p>
+            <w:pPr>
+              <w:pStyle w:val="Compact"/>
+            </w:pPr>
+            <w:r>
+              <w:t xml:space="preserve">SC1-05</w:t>
+            </w:r>
+          </w:p>
+        </w:tc>
+        <w:tc>
+          <w:tcPr/>
+          <w:p>
+            <w:pPr>
+              <w:pStyle w:val="Compact"/>
+            </w:pPr>
+            <w:r>
+              <w:t xml:space="preserve">Board adapter, with the board outline</w:t>
+            </w:r>
+          </w:p>
+        </w:tc>
+        <w:tc>
+          <w:tcPr/>
+          <w:p>
+            <w:pPr>
+              <w:pStyle w:val="Compact"/>
+            </w:pPr>
+            <w:r>
+              <w:t xml:space="preserve">1</w:t>
+            </w:r>
+          </w:p>
+        </w:tc>
+        <w:tc>
+          <w:tcPr/>
+          <w:p>
+            <w:pPr>
+              <w:pStyle w:val="Compact"/>
+            </w:pPr>
+            <w:r>
+              <w:rPr>
+                <w:rStyle w:val="VerbatimChar"/>
+              </w:rPr>
+              <w:t xml:space="preserve">drawings/SC1-05_board_adapter.png</w:t>
+            </w:r>
+          </w:p>
+        </w:tc>
+      </w:tr>
+    </w:tbl>
+    <w:p>
+      <w:pPr>
+        <w:pStyle w:val="BodyText"/>
+      </w:pPr>
+      <w:r>
+        <w:t xml:space="preserve">Points for the machine shop to confirm: the pin and pad positions carry the general</w:t>
+      </w:r>
+      <w:r>
+        <w:t xml:space="preserve"> </w:t>
+      </w:r>
+      <w:r>
+        <w:t xml:space="preserve">tolerance ISO 2768-mK, which is enough because the board’s position within its own</w:t>
+      </w:r>
+      <w:r>
+        <w:t xml:space="preserve"> </w:t>
+      </w:r>
+      <w:r>
+        <w:t xml:space="preserve">plane does not affect the registration; the flange-face-to-board-face distance D is</w:t>
+      </w:r>
+      <w:r>
+        <w:t xml:space="preserve"> </w:t>
+      </w:r>
+      <w:r>
+        <w:t xml:space="preserve">a formula of the board thickness, so the measured D of section 3 is what the robot</w:t>
+      </w:r>
+      <w:r>
+        <w:t xml:space="preserve"> </w:t>
+      </w:r>
+      <w:r>
+        <w:t xml:space="preserve">uses, not the drawing’s nominal.</w:t>
+      </w:r>
+    </w:p>
+    <w:p>
+      <w:pPr>
+        <w:pStyle w:val="CaptionedFigure"/>
+      </w:pPr>
+      <w:r>
+        <w:drawing>
+          <wp:inline>
+            <wp:extent cx="5334000" cy="3394363"/>
+            <wp:effectExtent b="0" l="0" r="0" t="0"/>
+            <wp:docPr descr="SC1-05" title="" id="41" name="Picture"/>
+            <a:graphic>
+              <a:graphicData uri="http://schemas.openxmlformats.org/drawingml/2006/picture">
+                <pic:pic>
+                  <pic:nvPicPr>
+                    <pic:cNvPr descr="drawings/SC1-05_board_adapter.png" id="42" name="Picture"/>
+                    <pic:cNvPicPr>
+                      <a:picLocks noChangeArrowheads="1" noChangeAspect="1"/>
+                    </pic:cNvPicPr>
+                  </pic:nvPicPr>
+                  <pic:blipFill>
+                    <a:blip r:embed="rId40"/>
+                    <a:stretch>
+                      <a:fillRect/>
+                    </a:stretch>
+                  </pic:blipFill>
+                  <pic:spPr bwMode="auto">
+                    <a:xfrm>
+                      <a:off x="0" y="0"/>
+                      <a:ext cx="5334000" cy="3394363"/>
+                    </a:xfrm>
+                    <a:prstGeom prst="rect">
+                      <a:avLst/>
+                    </a:prstGeom>
+                    <a:noFill/>
+                    <a:ln w="9525">
+                      <a:noFill/>
+                      <a:headEnd/>
+                      <a:tailEnd/>
+                    </a:ln>
+                  </pic:spPr>
+                </pic:pic>
+              </a:graphicData>
+            </a:graphic>
+          </wp:inline>
+        </w:drawing>
+      </w:r>
+    </w:p>
+    <w:p>
+      <w:pPr>
+        <w:pStyle w:val="ImageCaption"/>
+      </w:pPr>
+      <w:r>
+        <w:t xml:space="preserve">SC1-05</w:t>
+      </w:r>
+    </w:p>
+    <w:p>
+      <w:pPr>
+        <w:pStyle w:val="BodyText"/>
+      </w:pPr>
+      <w:r>
+        <w:t xml:space="preserve">Drawing SC1-05. Board adapter.</w:t>
+      </w:r>
+    </w:p>
+    <w:bookmarkEnd w:id="43"/>
+    <w:bookmarkEnd w:id="44"/>
     <w:sectPr>
       <w:footnotePr>
         <w:numRestart w:val="eachSect"/>
@@ -10203,6 +12106,15 @@
     <w:abstractNumId w:val="991"/>
   </w:num>
   <w:num w:numId="1002">
+    <w:abstractNumId w:val="991"/>
+  </w:num>
+  <w:num w:numId="1003">
+    <w:abstractNumId w:val="991"/>
+  </w:num>
+  <w:num w:numId="1004">
+    <w:abstractNumId w:val="991"/>
+  </w:num>
+  <w:num w:numId="1005">
     <w:abstractNumId w:val="99411"/>
     <w:lvlOverride w:ilvl="0">
       <w:startOverride w:val="1"/>
@@ -10231,42 +12143,6 @@
     <w:lvlOverride w:ilvl="8">
       <w:startOverride w:val="1"/>
     </w:lvlOverride>
-  </w:num>
-  <w:num w:numId="1003">
-    <w:abstractNumId w:val="99411"/>
-    <w:lvlOverride w:ilvl="0">
-      <w:startOverride w:val="1"/>
-    </w:lvlOverride>
-    <w:lvlOverride w:ilvl="1">
-      <w:startOverride w:val="1"/>
-    </w:lvlOverride>
-    <w:lvlOverride w:ilvl="2">
-      <w:startOverride w:val="1"/>
-    </w:lvlOverride>
-    <w:lvlOverride w:ilvl="3">
-      <w:startOverride w:val="1"/>
-    </w:lvlOverride>
-    <w:lvlOverride w:ilvl="4">
-      <w:startOverride w:val="1"/>
-    </w:lvlOverride>
-    <w:lvlOverride w:ilvl="5">
-      <w:startOverride w:val="1"/>
-    </w:lvlOverride>
-    <w:lvlOverride w:ilvl="6">
-      <w:startOverride w:val="1"/>
-    </w:lvlOverride>
-    <w:lvlOverride w:ilvl="7">
-      <w:startOverride w:val="1"/>
-    </w:lvlOverride>
-    <w:lvlOverride w:ilvl="8">
-      <w:startOverride w:val="1"/>
-    </w:lvlOverride>
-  </w:num>
-  <w:num w:numId="1004">
-    <w:abstractNumId w:val="991"/>
-  </w:num>
-  <w:num w:numId="1005">
-    <w:abstractNumId w:val="991"/>
   </w:num>
   <w:num w:numId="1006">
     <w:abstractNumId w:val="99411"/>
@@ -10299,6 +12175,12 @@
     </w:lvlOverride>
   </w:num>
   <w:num w:numId="1007">
+    <w:abstractNumId w:val="991"/>
+  </w:num>
+  <w:num w:numId="1008">
+    <w:abstractNumId w:val="991"/>
+  </w:num>
+  <w:num w:numId="1009">
     <w:abstractNumId w:val="99411"/>
     <w:lvlOverride w:ilvl="0">
       <w:startOverride w:val="1"/>
@@ -10328,16 +12210,52 @@
       <w:startOverride w:val="1"/>
     </w:lvlOverride>
   </w:num>
-  <w:num w:numId="1008">
+  <w:num w:numId="1010">
+    <w:abstractNumId w:val="99411"/>
+    <w:lvlOverride w:ilvl="0">
+      <w:startOverride w:val="1"/>
+    </w:lvlOverride>
+    <w:lvlOverride w:ilvl="1">
+      <w:startOverride w:val="1"/>
+    </w:lvlOverride>
+    <w:lvlOverride w:ilvl="2">
+      <w:startOverride w:val="1"/>
+    </w:lvlOverride>
+    <w:lvlOverride w:ilvl="3">
+      <w:startOverride w:val="1"/>
+    </w:lvlOverride>
+    <w:lvlOverride w:ilvl="4">
+      <w:startOverride w:val="1"/>
+    </w:lvlOverride>
+    <w:lvlOverride w:ilvl="5">
+      <w:startOverride w:val="1"/>
+    </w:lvlOverride>
+    <w:lvlOverride w:ilvl="6">
+      <w:startOverride w:val="1"/>
+    </w:lvlOverride>
+    <w:lvlOverride w:ilvl="7">
+      <w:startOverride w:val="1"/>
+    </w:lvlOverride>
+    <w:lvlOverride w:ilvl="8">
+      <w:startOverride w:val="1"/>
+    </w:lvlOverride>
+  </w:num>
+  <w:num w:numId="1011">
     <w:abstractNumId w:val="991"/>
   </w:num>
-  <w:num w:numId="1009">
+  <w:num w:numId="1012">
     <w:abstractNumId w:val="991"/>
   </w:num>
-  <w:num w:numId="1010">
+  <w:num w:numId="1013">
     <w:abstractNumId w:val="991"/>
   </w:num>
-  <w:num w:numId="1011">
+  <w:num w:numId="1014">
+    <w:abstractNumId w:val="991"/>
+  </w:num>
+  <w:num w:numId="1015">
+    <w:abstractNumId w:val="991"/>
+  </w:num>
+  <w:num w:numId="1016">
     <w:abstractNumId w:val="991"/>
   </w:num>
 </w:numbering>

--- a/docs/procedures/registration_capture_procedure.docx
+++ b/docs/procedures/registration_capture_procedure.docx
@@ -649,17 +649,15 @@
     <w:tbl>
       <w:tblPr>
         <w:tblStyle w:val="Table"/>
-        <w:tblW w:type="pct" w:w="5000"/>
-        <w:tblLayout w:type="fixed"/>
+        <w:tblW w:type="auto" w:w="0"/>
         <w:tblLook w:firstRow="1" w:lastRow="0" w:firstColumn="0" w:lastColumn="0" w:noHBand="0" w:noVBand="0" w:val="0020"/>
       </w:tblPr>
       <w:tblGrid>
-        <w:gridCol w:w="1320"/>
-        <w:gridCol w:w="1320"/>
-        <w:gridCol w:w="1320"/>
-        <w:gridCol w:w="1320"/>
-        <w:gridCol w:w="1320"/>
-        <w:gridCol w:w="1320"/>
+        <w:gridCol w:w="1584"/>
+        <w:gridCol w:w="1584"/>
+        <w:gridCol w:w="1584"/>
+        <w:gridCol w:w="1584"/>
+        <w:gridCol w:w="1584"/>
       </w:tblGrid>
       <w:tr>
         <w:trPr>
@@ -694,17 +692,6 @@
               <w:pStyle w:val="Compact"/>
             </w:pPr>
             <w:r>
-              <w:t xml:space="preserve">Description</w:t>
-            </w:r>
-          </w:p>
-        </w:tc>
-        <w:tc>
-          <w:tcPr/>
-          <w:p>
-            <w:pPr>
-              <w:pStyle w:val="Compact"/>
-            </w:pPr>
-            <w:r>
               <w:t xml:space="preserve">Drawing</w:t>
             </w:r>
           </w:p>
@@ -762,17 +749,6 @@
               <w:pStyle w:val="Compact"/>
             </w:pPr>
             <w:r>
-              <w:t xml:space="preserve">200 x 150 mm plate, specification in 1d</w:t>
-            </w:r>
-          </w:p>
-        </w:tc>
-        <w:tc>
-          <w:tcPr/>
-          <w:p>
-            <w:pPr>
-              <w:pStyle w:val="Compact"/>
-            </w:pPr>
-            <w:r>
               <w:t xml:space="preserve">SC1-05 (outline)</w:t>
             </w:r>
           </w:p>
@@ -830,17 +806,6 @@
               <w:pStyle w:val="Compact"/>
             </w:pPr>
             <w:r>
-              <w:t xml:space="preserve">Flange plate with pads, edge pins and clamp fingers, drawing SC1-05</w:t>
-            </w:r>
-          </w:p>
-        </w:tc>
-        <w:tc>
-          <w:tcPr/>
-          <w:p>
-            <w:pPr>
-              <w:pStyle w:val="Compact"/>
-            </w:pPr>
-            <w:r>
               <w:t xml:space="preserve">SC1-05</w:t>
             </w:r>
           </w:p>
@@ -888,17 +853,6 @@
             </w:pPr>
             <w:r>
               <w:t xml:space="preserve">1</w:t>
-            </w:r>
-          </w:p>
-        </w:tc>
-        <w:tc>
-          <w:tcPr/>
-          <w:p>
-            <w:pPr>
-              <w:pStyle w:val="Compact"/>
-            </w:pPr>
-            <w:r>
-              <w:t xml:space="preserve">Dial indicator on a magnetic base on a bolted steel plate, section 1e</w:t>
             </w:r>
           </w:p>
         </w:tc>

--- a/docs/procedures/registration_capture_procedure.docx
+++ b/docs/procedures/registration_capture_procedure.docx
@@ -8798,31 +8798,33 @@
     </w:p>
     <w:p>
       <w:pPr>
-        <w:pStyle w:val="Compact"/>
-        <w:numPr>
-          <w:ilvl w:val="0"/>
-          <w:numId w:val="1015"/>
-        </w:numPr>
-      </w:pPr>
-      <w:r>
-        <w:t xml:space="preserve">A small granite surface plate (Starrett or Mitutoyo, grade A or AA) is flat to a</w:t>
-      </w:r>
-      <w:r>
-        <w:t xml:space="preserve"> </w:t>
-      </w:r>
-      <w:r>
-        <w:t xml:space="preserve">few micrometers but black and heavy; it works if the front is painted matte light</w:t>
-      </w:r>
-      <w:r>
-        <w:t xml:space="preserve"> </w:t>
-      </w:r>
-      <w:r>
-        <w:t xml:space="preserve">gray and the robot carries the weight (a 200 x 150 x 50 mm plate is about 4 kg).</w:t>
-      </w:r>
-    </w:p>
-    <w:p>
-      <w:pPr>
         <w:pStyle w:val="FirstParagraph"/>
+      </w:pPr>
+      <w:r>
+        <w:t xml:space="preserve">Either way the supplier’s or the grinding shop’s flatness report is the starting</w:t>
+      </w:r>
+      <w:r>
+        <w:t xml:space="preserve"> </w:t>
+      </w:r>
+      <w:r>
+        <w:t xml:space="preserve">document (1d), and the 0.05 mm is confirmed in-house with the straightedge and</w:t>
+      </w:r>
+      <w:r>
+        <w:t xml:space="preserve"> </w:t>
+      </w:r>
+      <w:r>
+        <w:t xml:space="preserve">feeler leaf after painting and after mounting, because that is the state the sensor</w:t>
+      </w:r>
+      <w:r>
+        <w:t xml:space="preserve"> </w:t>
+      </w:r>
+      <w:r>
+        <w:t xml:space="preserve">sees; only the two materials of 1d are specified.</w:t>
+      </w:r>
+    </w:p>
+    <w:p>
+      <w:pPr>
+        <w:pStyle w:val="BodyText"/>
       </w:pPr>
       <w:r>
         <w:t xml:space="preserve">Measuring instruments (section 1c), all stocked by McMaster-Carr, Transcat,</w:t>

--- a/docs/procedures/registration_capture_procedure.docx
+++ b/docs/procedures/registration_capture_procedure.docx
@@ -3603,6 +3603,270 @@
         <w:t xml:space="preserve">mix the two kinds of pose in one session.</w:t>
       </w:r>
     </w:p>
+    <w:p>
+      <w:pPr>
+        <w:pStyle w:val="BodyText"/>
+      </w:pPr>
+      <w:r>
+        <w:rPr>
+          <w:b/>
+          <w:bCs/>
+        </w:rPr>
+        <w:t xml:space="preserve">Remount check.</w:t>
+      </w:r>
+      <w:r>
+        <w:t xml:space="preserve"> </w:t>
+      </w:r>
+      <w:r>
+        <w:t xml:space="preserve">The three-point mounting is meant to put the board back in the</w:t>
+      </w:r>
+      <w:r>
+        <w:t xml:space="preserve"> </w:t>
+      </w:r>
+      <w:r>
+        <w:t xml:space="preserve">same place, but that is verified, not assumed. What a remount can change, and what</w:t>
+      </w:r>
+      <w:r>
+        <w:t xml:space="preserve"> </w:t>
+      </w:r>
+      <w:r>
+        <w:t xml:space="preserve">it does to the registration: a tilt of the face relative to the flange axis shifts</w:t>
+      </w:r>
+      <w:r>
+        <w:t xml:space="preserve"> </w:t>
+      </w:r>
+      <w:r>
+        <w:t xml:space="preserve">the normal of every pose; a change of D shifts every plane and is absorbed into the</w:t>
+      </w:r>
+      <w:r>
+        <w:t xml:space="preserve"> </w:t>
+      </w:r>
+      <w:r>
+        <w:t xml:space="preserve">registered translation, where it goes unnoticed unless D is measured again; a shift</w:t>
+      </w:r>
+      <w:r>
+        <w:t xml:space="preserve"> </w:t>
+      </w:r>
+      <w:r>
+        <w:t xml:space="preserve">or rotation of the board within its own plane changes nothing, because the plane is</w:t>
+      </w:r>
+      <w:r>
+        <w:t xml:space="preserve"> </w:t>
+      </w:r>
+      <w:r>
+        <w:t xml:space="preserve">the same plane. After any remount of the board or the adapter, therefore:</w:t>
+      </w:r>
+    </w:p>
+    <w:p>
+      <w:pPr>
+        <w:pStyle w:val="Compact"/>
+        <w:numPr>
+          <w:ilvl w:val="0"/>
+          <w:numId w:val="1006"/>
+        </w:numPr>
+      </w:pPr>
+      <w:r>
+        <w:t xml:space="preserve">Repeat the run-out check (step 2) and the four D measurements (step 3). Accept</w:t>
+      </w:r>
+      <w:r>
+        <w:t xml:space="preserve"> </w:t>
+      </w:r>
+      <w:r>
+        <w:t xml:space="preserve">when the run-out stays within 0.05 mm and the mean D is within 0.05 mm of the</w:t>
+      </w:r>
+      <w:r>
+        <w:t xml:space="preserve"> </w:t>
+      </w:r>
+      <w:r>
+        <w:t xml:space="preserve">recorded value. If D has moved by more, find out why (a chip under a pad, an</w:t>
+      </w:r>
+      <w:r>
+        <w:t xml:space="preserve"> </w:t>
+      </w:r>
+      <w:r>
+        <w:t xml:space="preserve">unseated dowel) before going on; if the new value is right, update TOOL_BOARD and</w:t>
+      </w:r>
+      <w:r>
+        <w:t xml:space="preserve"> </w:t>
+      </w:r>
+      <w:r>
+        <w:t xml:space="preserve">write both values and the time in the session notes, because pose logs written</w:t>
+      </w:r>
+      <w:r>
+        <w:t xml:space="preserve"> </w:t>
+      </w:r>
+      <w:r>
+        <w:t xml:space="preserve">before and after refer to different frames otherwise.</w:t>
+      </w:r>
+    </w:p>
+    <w:p>
+      <w:pPr>
+        <w:pStyle w:val="Compact"/>
+        <w:numPr>
+          <w:ilvl w:val="0"/>
+          <w:numId w:val="1006"/>
+        </w:numPr>
+      </w:pPr>
+      <w:r>
+        <w:t xml:space="preserve">Repeat the reference capture: the first bootstrap pose of section 4,</w:t>
+      </w:r>
+      <w:r>
+        <w:t xml:space="preserve"> </w:t>
+      </w:r>
+      <w:r>
+        <w:rPr>
+          <w:rStyle w:val="VerbatimChar"/>
+        </w:rPr>
+        <w:t xml:space="preserve">boot01</w:t>
+      </w:r>
+      <w:r>
+        <w:t xml:space="preserve">, is</w:t>
+      </w:r>
+      <w:r>
+        <w:t xml:space="preserve"> </w:t>
+      </w:r>
+      <w:r>
+        <w:t xml:space="preserve">saved on the controller as a named position for this purpose. Drive to it again,</w:t>
+      </w:r>
+      <w:r>
+        <w:t xml:space="preserve"> </w:t>
+      </w:r>
+      <w:r>
+        <w:t xml:space="preserve">capture once as</w:t>
+      </w:r>
+      <w:r>
+        <w:t xml:space="preserve"> </w:t>
+      </w:r>
+      <w:r>
+        <w:rPr>
+          <w:rStyle w:val="VerbatimChar"/>
+        </w:rPr>
+        <w:t xml:space="preserve">boot01r</w:t>
+      </w:r>
+      <w:r>
+        <w:t xml:space="preserve"> </w:t>
+      </w:r>
+      <w:r>
+        <w:t xml:space="preserve">(or</w:t>
+      </w:r>
+      <w:r>
+        <w:t xml:space="preserve"> </w:t>
+      </w:r>
+      <w:r>
+        <w:rPr>
+          <w:rStyle w:val="VerbatimChar"/>
+        </w:rPr>
+        <w:t xml:space="preserve">boot01r2</w:t>
+      </w:r>
+      <w:r>
+        <w:t xml:space="preserve"> </w:t>
+      </w:r>
+      <w:r>
+        <w:t xml:space="preserve">for a second remount) with the same</w:t>
+      </w:r>
+      <w:r>
+        <w:t xml:space="preserve"> </w:t>
+      </w:r>
+      <w:r>
+        <w:t xml:space="preserve">logged pose, rebuild the boot manifest and run the bootstrap again (section 4,</w:t>
+      </w:r>
+      <w:r>
+        <w:t xml:space="preserve"> </w:t>
+      </w:r>
+      <w:r>
+        <w:t xml:space="preserve">step 4). The two rows</w:t>
+      </w:r>
+      <w:r>
+        <w:t xml:space="preserve"> </w:t>
+      </w:r>
+      <w:r>
+        <w:rPr>
+          <w:rStyle w:val="VerbatimChar"/>
+        </w:rPr>
+        <w:t xml:space="preserve">boot01</w:t>
+      </w:r>
+      <w:r>
+        <w:t xml:space="preserve"> </w:t>
+      </w:r>
+      <w:r>
+        <w:t xml:space="preserve">and</w:t>
+      </w:r>
+      <w:r>
+        <w:t xml:space="preserve"> </w:t>
+      </w:r>
+      <w:r>
+        <w:rPr>
+          <w:rStyle w:val="VerbatimChar"/>
+        </w:rPr>
+        <w:t xml:space="preserve">boot01r</w:t>
+      </w:r>
+      <w:r>
+        <w:t xml:space="preserve"> </w:t>
+      </w:r>
+      <w:r>
+        <w:t xml:space="preserve">were taken at the same robot pose,</w:t>
+      </w:r>
+      <w:r>
+        <w:t xml:space="preserve"> </w:t>
+      </w:r>
+      <w:r>
+        <w:t xml:space="preserve">so any difference between their normal and offset residuals is the remount. Accept</w:t>
+      </w:r>
+      <w:r>
+        <w:t xml:space="preserve"> </w:t>
+      </w:r>
+      <w:r>
+        <w:t xml:space="preserve">when they agree within 0.2 degrees and 0.2 mm, the plane-noise figures the plan</w:t>
+      </w:r>
+      <w:r>
+        <w:t xml:space="preserve"> </w:t>
+      </w:r>
+      <w:r>
+        <w:t xml:space="preserve">assumes (section 5); a difference of a degree or a millimeter means the board did</w:t>
+      </w:r>
+      <w:r>
+        <w:t xml:space="preserve"> </w:t>
+      </w:r>
+      <w:r>
+        <w:t xml:space="preserve">not go back. These limits are placeholders until the first session gives real</w:t>
+      </w:r>
+      <w:r>
+        <w:t xml:space="preserve"> </w:t>
+      </w:r>
+      <w:r>
+        <w:t xml:space="preserve">figures.</w:t>
+      </w:r>
+    </w:p>
+    <w:p>
+      <w:pPr>
+        <w:pStyle w:val="Compact"/>
+        <w:numPr>
+          <w:ilvl w:val="0"/>
+          <w:numId w:val="1006"/>
+        </w:numPr>
+      </w:pPr>
+      <w:r>
+        <w:t xml:space="preserve">Record the remount in the session notes: when, why, the run-out reading, the new</w:t>
+      </w:r>
+      <w:r>
+        <w:t xml:space="preserve"> </w:t>
+      </w:r>
+      <w:r>
+        <w:t xml:space="preserve">D, and the two residual rows. A remount between sub-procedures A and B must be</w:t>
+      </w:r>
+      <w:r>
+        <w:t xml:space="preserve"> </w:t>
+      </w:r>
+      <w:r>
+        <w:t xml:space="preserve">recorded in any case, because the comparison of the two folders assumes an</w:t>
+      </w:r>
+      <w:r>
+        <w:t xml:space="preserve"> </w:t>
+      </w:r>
+      <w:r>
+        <w:t xml:space="preserve">unchanged board.</w:t>
+      </w:r>
+    </w:p>
     <w:bookmarkEnd w:id="20"/>
     <w:bookmarkStart w:id="24" w:name="finding-where-the-sensor-is-rough"/>
     <w:p>
@@ -3949,7 +4213,7 @@
         <w:pStyle w:val="Compact"/>
         <w:numPr>
           <w:ilvl w:val="0"/>
-          <w:numId w:val="1006"/>
+          <w:numId w:val="1007"/>
         </w:numPr>
       </w:pPr>
       <w:r>
@@ -3996,373 +4260,6 @@
       </w:r>
       <w:r>
         <w:t xml:space="preserve">instance, must be out of the picture or farther away than the board).</w:t>
-      </w:r>
-    </w:p>
-    <w:p>
-      <w:pPr>
-        <w:pStyle w:val="Compact"/>
-        <w:numPr>
-          <w:ilvl w:val="0"/>
-          <w:numId w:val="1006"/>
-        </w:numPr>
-      </w:pPr>
-      <w:r>
-        <w:t xml:space="preserve">Record one capture into</w:t>
-      </w:r>
-      <w:r>
-        <w:t xml:space="preserve"> </w:t>
-      </w:r>
-      <w:r>
-        <w:rPr>
-          <w:rStyle w:val="VerbatimChar"/>
-        </w:rPr>
-        <w:t xml:space="preserve">boot/</w:t>
-      </w:r>
-      <w:r>
-        <w:t xml:space="preserve"> </w:t>
-      </w:r>
-      <w:r>
-        <w:t xml:space="preserve">as</w:t>
-      </w:r>
-      <w:r>
-        <w:t xml:space="preserve"> </w:t>
-      </w:r>
-      <w:r>
-        <w:rPr>
-          <w:rStyle w:val="VerbatimChar"/>
-        </w:rPr>
-        <w:t xml:space="preserve">boot01_Index00.mc</w:t>
-      </w:r>
-      <w:r>
-        <w:t xml:space="preserve">. Read the robot’s reported</w:t>
-      </w:r>
-      <w:r>
-        <w:t xml:space="preserve"> </w:t>
-      </w:r>
-      <w:r>
-        <w:t xml:space="preserve">tool pose (position and orientation, in the base frame) from the pendant and</w:t>
-      </w:r>
-      <w:r>
-        <w:t xml:space="preserve"> </w:t>
-      </w:r>
-      <w:r>
-        <w:t xml:space="preserve">write it as the first pose line of</w:t>
-      </w:r>
-      <w:r>
-        <w:t xml:space="preserve"> </w:t>
-      </w:r>
-      <w:r>
-        <w:rPr>
-          <w:rStyle w:val="VerbatimChar"/>
-        </w:rPr>
-        <w:t xml:space="preserve">boot_pose_log.csv</w:t>
-      </w:r>
-      <w:r>
-        <w:t xml:space="preserve">, in the format of</w:t>
-      </w:r>
-      <w:r>
-        <w:t xml:space="preserve"> </w:t>
-      </w:r>
-      <w:r>
-        <w:t xml:space="preserve">section 7 (read section 7 now: the file needs a header line, and one line per</w:t>
-      </w:r>
-      <w:r>
-        <w:t xml:space="preserve"> </w:t>
-      </w:r>
-      <w:r>
-        <w:t xml:space="preserve">pose with the pose id</w:t>
-      </w:r>
-      <w:r>
-        <w:t xml:space="preserve"> </w:t>
-      </w:r>
-      <w:r>
-        <w:rPr>
-          <w:rStyle w:val="VerbatimChar"/>
-        </w:rPr>
-        <w:t xml:space="preserve">boot01</w:t>
-      </w:r>
-      <w:r>
-        <w:t xml:space="preserve">, the board half-sizes, the position and the</w:t>
-      </w:r>
-      <w:r>
-        <w:t xml:space="preserve"> </w:t>
-      </w:r>
-      <w:r>
-        <w:t xml:space="preserve">orientation in the form your controller shows). The joint-angle columns are not</w:t>
-      </w:r>
-      <w:r>
-        <w:t xml:space="preserve"> </w:t>
-      </w:r>
-      <w:r>
-        <w:t xml:space="preserve">needed for these six poses.</w:t>
-      </w:r>
-    </w:p>
-    <w:p>
-      <w:pPr>
-        <w:pStyle w:val="Compact"/>
-        <w:numPr>
-          <w:ilvl w:val="0"/>
-          <w:numId w:val="1006"/>
-        </w:numPr>
-      </w:pPr>
-      <w:r>
-        <w:t xml:space="preserve">Tilt the board about 20 degrees so that its top edge comes toward the sensor,</w:t>
-      </w:r>
-      <w:r>
-        <w:t xml:space="preserve"> </w:t>
-      </w:r>
-      <w:r>
-        <w:t xml:space="preserve">keeping its center near the middle of the picture; capture</w:t>
-      </w:r>
-      <w:r>
-        <w:t xml:space="preserve"> </w:t>
-      </w:r>
-      <w:r>
-        <w:rPr>
-          <w:rStyle w:val="VerbatimChar"/>
-        </w:rPr>
-        <w:t xml:space="preserve">boot02</w:t>
-      </w:r>
-      <w:r>
-        <w:t xml:space="preserve"> </w:t>
-      </w:r>
-      <w:r>
-        <w:t xml:space="preserve">and log the</w:t>
-      </w:r>
-      <w:r>
-        <w:t xml:space="preserve"> </w:t>
-      </w:r>
-      <w:r>
-        <w:t xml:space="preserve">pose. Then about 20 degrees the other way, bottom edge toward the sensor</w:t>
-      </w:r>
-      <w:r>
-        <w:t xml:space="preserve"> </w:t>
-      </w:r>
-      <w:r>
-        <w:t xml:space="preserve">(</w:t>
-      </w:r>
-      <w:r>
-        <w:rPr>
-          <w:rStyle w:val="VerbatimChar"/>
-        </w:rPr>
-        <w:t xml:space="preserve">boot03</w:t>
-      </w:r>
-      <w:r>
-        <w:t xml:space="preserve">); then 20 degrees with the left edge toward the sensor (</w:t>
-      </w:r>
-      <w:r>
-        <w:rPr>
-          <w:rStyle w:val="VerbatimChar"/>
-        </w:rPr>
-        <w:t xml:space="preserve">boot04</w:t>
-      </w:r>
-      <w:r>
-        <w:t xml:space="preserve">); then</w:t>
-      </w:r>
-      <w:r>
-        <w:t xml:space="preserve"> </w:t>
-      </w:r>
-      <w:r>
-        <w:t xml:space="preserve">the right edge (</w:t>
-      </w:r>
-      <w:r>
-        <w:rPr>
-          <w:rStyle w:val="VerbatimChar"/>
-        </w:rPr>
-        <w:t xml:space="preserve">boot05</w:t>
-      </w:r>
-      <w:r>
-        <w:t xml:space="preserve">). Finally move the board about 250 mm farther from the</w:t>
-      </w:r>
-      <w:r>
-        <w:t xml:space="preserve"> </w:t>
-      </w:r>
-      <w:r>
-        <w:t xml:space="preserve">sensor, facing it squarely (</w:t>
-      </w:r>
-      <w:r>
-        <w:rPr>
-          <w:rStyle w:val="VerbatimChar"/>
-        </w:rPr>
-        <w:t xml:space="preserve">boot06</w:t>
-      </w:r>
-      <w:r>
-        <w:t xml:space="preserve">). Six poses, tilted in four directions and</w:t>
-      </w:r>
-      <w:r>
-        <w:t xml:space="preserve"> </w:t>
-      </w:r>
-      <w:r>
-        <w:t xml:space="preserve">at two distances, one capture each.</w:t>
-      </w:r>
-    </w:p>
-    <w:p>
-      <w:pPr>
-        <w:pStyle w:val="Compact"/>
-        <w:numPr>
-          <w:ilvl w:val="0"/>
-          <w:numId w:val="1006"/>
-        </w:numPr>
-      </w:pPr>
-      <w:r>
-        <w:t xml:space="preserve">Build the manifest and run the bootstrap (section 2 says where to type this):</w:t>
-      </w:r>
-    </w:p>
-    <w:p>
-      <w:pPr>
-        <w:pStyle w:val="SourceCode"/>
-      </w:pPr>
-      <w:r>
-        <w:rPr>
-          <w:rStyle w:val="VerbatimChar"/>
-        </w:rPr>
-        <w:t xml:space="preserve">python3 -m sphcal.cli.make_manifest --pose-log boot_pose_log.csv \</w:t>
-      </w:r>
-      <w:r>
-        <w:br/>
-      </w:r>
-      <w:r>
-        <w:rPr>
-          <w:rStyle w:val="VerbatimChar"/>
-        </w:rPr>
-        <w:t xml:space="preserve">    --captures boot/ --format csv --out boot/manifest.csv</w:t>
-      </w:r>
-      <w:r>
-        <w:br/>
-      </w:r>
-      <w:r>
-        <w:rPr>
-          <w:rStyle w:val="VerbatimChar"/>
-        </w:rPr>
-        <w:t xml:space="preserve">python3 -m planereg.capture.bootstrap --manifest boot/manifest.csv \</w:t>
-      </w:r>
-      <w:r>
-        <w:br/>
-      </w:r>
-      <w:r>
-        <w:rPr>
-          <w:rStyle w:val="VerbatimChar"/>
-        </w:rPr>
-        <w:t xml:space="preserve">    --out boot.json</w:t>
-      </w:r>
-    </w:p>
-    <w:p>
-      <w:pPr>
-        <w:pStyle w:val="FirstParagraph"/>
-      </w:pPr>
-      <w:r>
-        <w:t xml:space="preserve">The bootstrap prints one line per pose with the board it found (how many pixels,</w:t>
-      </w:r>
-      <w:r>
-        <w:t xml:space="preserve"> </w:t>
-      </w:r>
-      <w:r>
-        <w:t xml:space="preserve">how flat), and after solving, each pose’s normal and offset residual against the</w:t>
-      </w:r>
-      <w:r>
-        <w:t xml:space="preserve"> </w:t>
-      </w:r>
-      <w:r>
-        <w:t xml:space="preserve">solution. They should be a fraction of a degree and a millimeter or two at most; a</w:t>
-      </w:r>
-      <w:r>
-        <w:t xml:space="preserve"> </w:t>
-      </w:r>
-      <w:r>
-        <w:t xml:space="preserve">disagreement of several degrees or tens of millimeters means a pose was copied</w:t>
-      </w:r>
-      <w:r>
-        <w:t xml:space="preserve"> </w:t>
-      </w:r>
-      <w:r>
-        <w:t xml:space="preserve">wrongly, the tool frame’s z axis is wrong (section 3, step 5), or the board was not</w:t>
-      </w:r>
-      <w:r>
-        <w:t xml:space="preserve"> </w:t>
-      </w:r>
-      <w:r>
-        <w:t xml:space="preserve">the closest flat surface in that capture. It also prints the</w:t>
-      </w:r>
-      <w:r>
-        <w:t xml:space="preserve"> </w:t>
-      </w:r>
-      <w:r>
-        <w:t xml:space="preserve">“normal spread”</w:t>
-      </w:r>
-      <w:r>
-        <w:t xml:space="preserve"> </w:t>
-      </w:r>
-      <w:r>
-        <w:t xml:space="preserve">of the</w:t>
-      </w:r>
-      <w:r>
-        <w:t xml:space="preserve"> </w:t>
-      </w:r>
-      <w:r>
-        <w:t xml:space="preserve">six poses, a number between 0 and 0.58 that says how differently the board was</w:t>
-      </w:r>
-      <w:r>
-        <w:t xml:space="preserve"> </w:t>
-      </w:r>
-      <w:r>
-        <w:t xml:space="preserve">tilted from pose to pose: it must be at least 0.05 (the tilts above give about</w:t>
-      </w:r>
-      <w:r>
-        <w:t xml:space="preserve"> </w:t>
-      </w:r>
-      <w:r>
-        <w:t xml:space="preserve">0.15).</w:t>
-      </w:r>
-      <w:r>
-        <w:t xml:space="preserve"> </w:t>
-      </w:r>
-      <w:r>
-        <w:rPr>
-          <w:rStyle w:val="VerbatimChar"/>
-        </w:rPr>
-        <w:t xml:space="preserve">boot.json</w:t>
-      </w:r>
-      <w:r>
-        <w:t xml:space="preserve"> </w:t>
-      </w:r>
-      <w:r>
-        <w:t xml:space="preserve">is the rough sensor position; the next steps read it.</w:t>
-      </w:r>
-    </w:p>
-    <w:bookmarkEnd w:id="24"/>
-    <w:bookmarkStart w:id="28" w:name="the-pose-plan"/>
-    <w:p>
-      <w:pPr>
-        <w:pStyle w:val="Heading2"/>
-      </w:pPr>
-      <w:r>
-        <w:t xml:space="preserve">5. The pose plan</w:t>
-      </w:r>
-    </w:p>
-    <w:p>
-      <w:pPr>
-        <w:pStyle w:val="FirstParagraph"/>
-      </w:pPr>
-      <w:r>
-        <w:t xml:space="preserve">The plan is the list of board poses the robot will visit. It is made by a program,</w:t>
-      </w:r>
-      <w:r>
-        <w:t xml:space="preserve"> </w:t>
-      </w:r>
-      <w:r>
-        <w:t xml:space="preserve">the plan tool, from the rough sensor position of section 4, the sensor’s field of</w:t>
-      </w:r>
-      <w:r>
-        <w:t xml:space="preserve"> </w:t>
-      </w:r>
-      <w:r>
-        <w:t xml:space="preserve">view (read from one of the bootstrap captures) and the measured board half-sizes.</w:t>
-      </w:r>
-      <w:r>
-        <w:t xml:space="preserve"> </w:t>
-      </w:r>
-      <w:r>
-        <w:t xml:space="preserve">Three words describe each planned pose:</w:t>
       </w:r>
     </w:p>
     <w:p>
@@ -4374,26 +4271,118 @@
         </w:numPr>
       </w:pPr>
       <w:r>
-        <w:t xml:space="preserve">the</w:t>
-      </w:r>
-      <w:r>
-        <w:t xml:space="preserve"> </w:t>
-      </w:r>
-      <w:r>
-        <w:rPr>
-          <w:i/>
-          <w:iCs/>
-        </w:rPr>
-        <w:t xml:space="preserve">standoff</w:t>
-      </w:r>
-      <w:r>
-        <w:t xml:space="preserve">: the distance from the sensor to the board’s center, measured along</w:t>
-      </w:r>
-      <w:r>
-        <w:t xml:space="preserve"> </w:t>
-      </w:r>
-      <w:r>
-        <w:t xml:space="preserve">the sensor’s viewing axis (the line out of the middle of the picture);</w:t>
+        <w:t xml:space="preserve">Record one capture into</w:t>
+      </w:r>
+      <w:r>
+        <w:t xml:space="preserve"> </w:t>
+      </w:r>
+      <w:r>
+        <w:rPr>
+          <w:rStyle w:val="VerbatimChar"/>
+        </w:rPr>
+        <w:t xml:space="preserve">boot/</w:t>
+      </w:r>
+      <w:r>
+        <w:t xml:space="preserve"> </w:t>
+      </w:r>
+      <w:r>
+        <w:t xml:space="preserve">as</w:t>
+      </w:r>
+      <w:r>
+        <w:t xml:space="preserve"> </w:t>
+      </w:r>
+      <w:r>
+        <w:rPr>
+          <w:rStyle w:val="VerbatimChar"/>
+        </w:rPr>
+        <w:t xml:space="preserve">boot01_Index00.mc</w:t>
+      </w:r>
+      <w:r>
+        <w:t xml:space="preserve">. Read the robot’s reported</w:t>
+      </w:r>
+      <w:r>
+        <w:t xml:space="preserve"> </w:t>
+      </w:r>
+      <w:r>
+        <w:t xml:space="preserve">tool pose (position and orientation, in the base frame) from the pendant and</w:t>
+      </w:r>
+      <w:r>
+        <w:t xml:space="preserve"> </w:t>
+      </w:r>
+      <w:r>
+        <w:t xml:space="preserve">write it as the first pose line of</w:t>
+      </w:r>
+      <w:r>
+        <w:t xml:space="preserve"> </w:t>
+      </w:r>
+      <w:r>
+        <w:rPr>
+          <w:rStyle w:val="VerbatimChar"/>
+        </w:rPr>
+        <w:t xml:space="preserve">boot_pose_log.csv</w:t>
+      </w:r>
+      <w:r>
+        <w:t xml:space="preserve">, in the format of</w:t>
+      </w:r>
+      <w:r>
+        <w:t xml:space="preserve"> </w:t>
+      </w:r>
+      <w:r>
+        <w:t xml:space="preserve">section 7 (read section 7 now: the file needs a header line, and one line per</w:t>
+      </w:r>
+      <w:r>
+        <w:t xml:space="preserve"> </w:t>
+      </w:r>
+      <w:r>
+        <w:t xml:space="preserve">pose with the pose id</w:t>
+      </w:r>
+      <w:r>
+        <w:t xml:space="preserve"> </w:t>
+      </w:r>
+      <w:r>
+        <w:rPr>
+          <w:rStyle w:val="VerbatimChar"/>
+        </w:rPr>
+        <w:t xml:space="preserve">boot01</w:t>
+      </w:r>
+      <w:r>
+        <w:t xml:space="preserve">, the board half-sizes, the position and the</w:t>
+      </w:r>
+      <w:r>
+        <w:t xml:space="preserve"> </w:t>
+      </w:r>
+      <w:r>
+        <w:t xml:space="preserve">orientation in the form your controller shows). The joint-angle columns are not</w:t>
+      </w:r>
+      <w:r>
+        <w:t xml:space="preserve"> </w:t>
+      </w:r>
+      <w:r>
+        <w:t xml:space="preserve">needed for these six poses. Save this robot position on the controller under a</w:t>
+      </w:r>
+      <w:r>
+        <w:t xml:space="preserve"> </w:t>
+      </w:r>
+      <w:r>
+        <w:t xml:space="preserve">name such as</w:t>
+      </w:r>
+      <w:r>
+        <w:t xml:space="preserve"> </w:t>
+      </w:r>
+      <w:r>
+        <w:rPr>
+          <w:rStyle w:val="VerbatimChar"/>
+        </w:rPr>
+        <w:t xml:space="preserve">REF_BOARD</w:t>
+      </w:r>
+      <w:r>
+        <w:t xml:space="preserve">: it is the reference pose of the remount check (section</w:t>
+      </w:r>
+      <w:r>
+        <w:t xml:space="preserve"> </w:t>
+      </w:r>
+      <w:r>
+        <w:t xml:space="preserve">3), to be driven to again after any remount.</w:t>
       </w:r>
     </w:p>
     <w:p>
@@ -4405,26 +4394,94 @@
         </w:numPr>
       </w:pPr>
       <w:r>
-        <w:t xml:space="preserve">the</w:t>
-      </w:r>
-      <w:r>
-        <w:t xml:space="preserve"> </w:t>
-      </w:r>
-      <w:r>
-        <w:rPr>
-          <w:i/>
-          <w:iCs/>
-        </w:rPr>
-        <w:t xml:space="preserve">tilt</w:t>
-      </w:r>
-      <w:r>
-        <w:t xml:space="preserve">: the angle between the board’s normal and the sensor’s viewing axis; 0</w:t>
-      </w:r>
-      <w:r>
-        <w:t xml:space="preserve"> </w:t>
-      </w:r>
-      <w:r>
-        <w:t xml:space="preserve">means the board faces the sensor squarely;</w:t>
+        <w:t xml:space="preserve">Tilt the board about 20 degrees so that its top edge comes toward the sensor,</w:t>
+      </w:r>
+      <w:r>
+        <w:t xml:space="preserve"> </w:t>
+      </w:r>
+      <w:r>
+        <w:t xml:space="preserve">keeping its center near the middle of the picture; capture</w:t>
+      </w:r>
+      <w:r>
+        <w:t xml:space="preserve"> </w:t>
+      </w:r>
+      <w:r>
+        <w:rPr>
+          <w:rStyle w:val="VerbatimChar"/>
+        </w:rPr>
+        <w:t xml:space="preserve">boot02</w:t>
+      </w:r>
+      <w:r>
+        <w:t xml:space="preserve"> </w:t>
+      </w:r>
+      <w:r>
+        <w:t xml:space="preserve">and log the</w:t>
+      </w:r>
+      <w:r>
+        <w:t xml:space="preserve"> </w:t>
+      </w:r>
+      <w:r>
+        <w:t xml:space="preserve">pose. Then about 20 degrees the other way, bottom edge toward the sensor</w:t>
+      </w:r>
+      <w:r>
+        <w:t xml:space="preserve"> </w:t>
+      </w:r>
+      <w:r>
+        <w:t xml:space="preserve">(</w:t>
+      </w:r>
+      <w:r>
+        <w:rPr>
+          <w:rStyle w:val="VerbatimChar"/>
+        </w:rPr>
+        <w:t xml:space="preserve">boot03</w:t>
+      </w:r>
+      <w:r>
+        <w:t xml:space="preserve">); then 20 degrees with the left edge toward the sensor (</w:t>
+      </w:r>
+      <w:r>
+        <w:rPr>
+          <w:rStyle w:val="VerbatimChar"/>
+        </w:rPr>
+        <w:t xml:space="preserve">boot04</w:t>
+      </w:r>
+      <w:r>
+        <w:t xml:space="preserve">); then</w:t>
+      </w:r>
+      <w:r>
+        <w:t xml:space="preserve"> </w:t>
+      </w:r>
+      <w:r>
+        <w:t xml:space="preserve">the right edge (</w:t>
+      </w:r>
+      <w:r>
+        <w:rPr>
+          <w:rStyle w:val="VerbatimChar"/>
+        </w:rPr>
+        <w:t xml:space="preserve">boot05</w:t>
+      </w:r>
+      <w:r>
+        <w:t xml:space="preserve">). Finally move the board about 250 mm farther from the</w:t>
+      </w:r>
+      <w:r>
+        <w:t xml:space="preserve"> </w:t>
+      </w:r>
+      <w:r>
+        <w:t xml:space="preserve">sensor, facing it squarely (</w:t>
+      </w:r>
+      <w:r>
+        <w:rPr>
+          <w:rStyle w:val="VerbatimChar"/>
+        </w:rPr>
+        <w:t xml:space="preserve">boot06</w:t>
+      </w:r>
+      <w:r>
+        <w:t xml:space="preserve">). Six poses, tilted in four directions and</w:t>
+      </w:r>
+      <w:r>
+        <w:t xml:space="preserve"> </w:t>
+      </w:r>
+      <w:r>
+        <w:t xml:space="preserve">at two distances, one capture each.</w:t>
       </w:r>
     </w:p>
     <w:p>
@@ -4436,59 +4493,45 @@
         </w:numPr>
       </w:pPr>
       <w:r>
-        <w:t xml:space="preserve">the</w:t>
-      </w:r>
-      <w:r>
-        <w:t xml:space="preserve"> </w:t>
-      </w:r>
-      <w:r>
-        <w:rPr>
-          <w:i/>
-          <w:iCs/>
-        </w:rPr>
-        <w:t xml:space="preserve">azimuth</w:t>
-      </w:r>
-      <w:r>
-        <w:t xml:space="preserve">: for a tilted board, which edge leans toward the sensor, as an angle</w:t>
-      </w:r>
-      <w:r>
-        <w:t xml:space="preserve"> </w:t>
-      </w:r>
-      <w:r>
-        <w:t xml:space="preserve">in the board’s own plane: 0 is the top edge toward the sensor, 90 the right edge,</w:t>
-      </w:r>
-      <w:r>
-        <w:t xml:space="preserve"> </w:t>
-      </w:r>
-      <w:r>
-        <w:t xml:space="preserve">180 the bottom edge, 270 the left edge (</w:t>
-      </w:r>
-      <w:r>
-        <w:t xml:space="preserve">“top”</w:t>
-      </w:r>
-      <w:r>
-        <w:t xml:space="preserve"> </w:t>
-      </w:r>
-      <w:r>
-        <w:t xml:space="preserve">and</w:t>
-      </w:r>
-      <w:r>
-        <w:t xml:space="preserve"> </w:t>
-      </w:r>
-      <w:r>
-        <w:t xml:space="preserve">“left”</w:t>
-      </w:r>
-      <w:r>
-        <w:t xml:space="preserve"> </w:t>
-      </w:r>
-      <w:r>
-        <w:t xml:space="preserve">as in the sensor’s</w:t>
-      </w:r>
-      <w:r>
-        <w:t xml:space="preserve"> </w:t>
-      </w:r>
-      <w:r>
-        <w:t xml:space="preserve">picture, section 4).</w:t>
+        <w:t xml:space="preserve">Build the manifest and run the bootstrap (section 2 says where to type this):</w:t>
+      </w:r>
+    </w:p>
+    <w:p>
+      <w:pPr>
+        <w:pStyle w:val="SourceCode"/>
+      </w:pPr>
+      <w:r>
+        <w:rPr>
+          <w:rStyle w:val="VerbatimChar"/>
+        </w:rPr>
+        <w:t xml:space="preserve">python3 -m sphcal.cli.make_manifest --pose-log boot_pose_log.csv \</w:t>
+      </w:r>
+      <w:r>
+        <w:br/>
+      </w:r>
+      <w:r>
+        <w:rPr>
+          <w:rStyle w:val="VerbatimChar"/>
+        </w:rPr>
+        <w:t xml:space="preserve">    --captures boot/ --format csv --out boot/manifest.csv</w:t>
+      </w:r>
+      <w:r>
+        <w:br/>
+      </w:r>
+      <w:r>
+        <w:rPr>
+          <w:rStyle w:val="VerbatimChar"/>
+        </w:rPr>
+        <w:t xml:space="preserve">python3 -m planereg.capture.bootstrap --manifest boot/manifest.csv \</w:t>
+      </w:r>
+      <w:r>
+        <w:br/>
+      </w:r>
+      <w:r>
+        <w:rPr>
+          <w:rStyle w:val="VerbatimChar"/>
+        </w:rPr>
+        <w:t xml:space="preserve">    --out boot.json</w:t>
       </w:r>
     </w:p>
     <w:p>
@@ -4496,27 +4539,92 @@
         <w:pStyle w:val="FirstParagraph"/>
       </w:pPr>
       <w:r>
-        <w:t xml:space="preserve">Run the plan tool:</w:t>
-      </w:r>
-    </w:p>
-    <w:p>
-      <w:pPr>
-        <w:pStyle w:val="SourceCode"/>
-      </w:pPr>
-      <w:r>
-        <w:rPr>
-          <w:rStyle w:val="VerbatimChar"/>
-        </w:rPr>
-        <w:t xml:space="preserve">python3 -m planereg.capture.plan_poses --sensor-in-base boot.json \</w:t>
-      </w:r>
-      <w:r>
-        <w:br/>
-      </w:r>
-      <w:r>
-        <w:rPr>
-          <w:rStyle w:val="VerbatimChar"/>
-        </w:rPr>
-        <w:t xml:space="preserve">    --camera boot/boot01_Index00.mc --board-half-size-mm 100 75 --out plan/</w:t>
+        <w:t xml:space="preserve">The bootstrap prints one line per pose with the board it found (how many pixels,</w:t>
+      </w:r>
+      <w:r>
+        <w:t xml:space="preserve"> </w:t>
+      </w:r>
+      <w:r>
+        <w:t xml:space="preserve">how flat), and after solving, each pose’s normal and offset residual against the</w:t>
+      </w:r>
+      <w:r>
+        <w:t xml:space="preserve"> </w:t>
+      </w:r>
+      <w:r>
+        <w:t xml:space="preserve">solution. They should be a fraction of a degree and a millimeter or two at most; a</w:t>
+      </w:r>
+      <w:r>
+        <w:t xml:space="preserve"> </w:t>
+      </w:r>
+      <w:r>
+        <w:t xml:space="preserve">disagreement of several degrees or tens of millimeters means a pose was copied</w:t>
+      </w:r>
+      <w:r>
+        <w:t xml:space="preserve"> </w:t>
+      </w:r>
+      <w:r>
+        <w:t xml:space="preserve">wrongly, the tool frame’s z axis is wrong (section 3, step 5), or the board was not</w:t>
+      </w:r>
+      <w:r>
+        <w:t xml:space="preserve"> </w:t>
+      </w:r>
+      <w:r>
+        <w:t xml:space="preserve">the closest flat surface in that capture. It also prints the</w:t>
+      </w:r>
+      <w:r>
+        <w:t xml:space="preserve"> </w:t>
+      </w:r>
+      <w:r>
+        <w:t xml:space="preserve">“normal spread”</w:t>
+      </w:r>
+      <w:r>
+        <w:t xml:space="preserve"> </w:t>
+      </w:r>
+      <w:r>
+        <w:t xml:space="preserve">of the</w:t>
+      </w:r>
+      <w:r>
+        <w:t xml:space="preserve"> </w:t>
+      </w:r>
+      <w:r>
+        <w:t xml:space="preserve">six poses, a number between 0 and 0.58 that says how differently the board was</w:t>
+      </w:r>
+      <w:r>
+        <w:t xml:space="preserve"> </w:t>
+      </w:r>
+      <w:r>
+        <w:t xml:space="preserve">tilted from pose to pose: it must be at least 0.05 (the tilts above give about</w:t>
+      </w:r>
+      <w:r>
+        <w:t xml:space="preserve"> </w:t>
+      </w:r>
+      <w:r>
+        <w:t xml:space="preserve">0.15).</w:t>
+      </w:r>
+      <w:r>
+        <w:t xml:space="preserve"> </w:t>
+      </w:r>
+      <w:r>
+        <w:rPr>
+          <w:rStyle w:val="VerbatimChar"/>
+        </w:rPr>
+        <w:t xml:space="preserve">boot.json</w:t>
+      </w:r>
+      <w:r>
+        <w:t xml:space="preserve"> </w:t>
+      </w:r>
+      <w:r>
+        <w:t xml:space="preserve">is the rough sensor position; the next steps read it.</w:t>
+      </w:r>
+    </w:p>
+    <w:bookmarkEnd w:id="24"/>
+    <w:bookmarkStart w:id="28" w:name="the-pose-plan"/>
+    <w:p>
+      <w:pPr>
+        <w:pStyle w:val="Heading2"/>
+      </w:pPr>
+      <w:r>
+        <w:t xml:space="preserve">5. The pose plan</w:t>
       </w:r>
     </w:p>
     <w:p>
@@ -4524,201 +4632,25 @@
         <w:pStyle w:val="FirstParagraph"/>
       </w:pPr>
       <w:r>
-        <w:t xml:space="preserve">(Use your board’s half-sizes in place of 100 75.) It writes three files: the pose</w:t>
-      </w:r>
-      <w:r>
-        <w:t xml:space="preserve"> </w:t>
-      </w:r>
-      <w:r>
-        <w:t xml:space="preserve">list</w:t>
-      </w:r>
-      <w:r>
-        <w:t xml:space="preserve"> </w:t>
-      </w:r>
-      <w:r>
-        <w:rPr>
-          <w:rStyle w:val="VerbatimChar"/>
-        </w:rPr>
-        <w:t xml:space="preserve">plan/poses.csv</w:t>
-      </w:r>
-      <w:r>
-        <w:t xml:space="preserve"> </w:t>
-      </w:r>
-      <w:r>
-        <w:t xml:space="preserve">for the robot program, a report</w:t>
-      </w:r>
-      <w:r>
-        <w:t xml:space="preserve"> </w:t>
-      </w:r>
-      <w:r>
-        <w:rPr>
-          <w:rStyle w:val="VerbatimChar"/>
-        </w:rPr>
-        <w:t xml:space="preserve">plan/plan_summary.txt</w:t>
-      </w:r>
-      <w:r>
-        <w:t xml:space="preserve"> </w:t>
-      </w:r>
-      <w:r>
-        <w:t xml:space="preserve">(explained below), and a picture</w:t>
-      </w:r>
-      <w:r>
-        <w:t xml:space="preserve"> </w:t>
-      </w:r>
-      <w:r>
-        <w:rPr>
-          <w:rStyle w:val="VerbatimChar"/>
-        </w:rPr>
-        <w:t xml:space="preserve">plan/plan.png</w:t>
-      </w:r>
-      <w:r>
-        <w:t xml:space="preserve"> </w:t>
-      </w:r>
-      <w:r>
-        <w:t xml:space="preserve">(figure 3 shows the picture for the</w:t>
-      </w:r>
-      <w:r>
-        <w:t xml:space="preserve"> </w:t>
-      </w:r>
-      <w:r>
-        <w:t xml:space="preserve">default settings). The plan with the default settings is:</w:t>
-      </w:r>
-    </w:p>
-    <w:p>
-      <w:pPr>
-        <w:pStyle w:val="BodyText"/>
-      </w:pPr>
-      <w:r>
-        <w:t xml:space="preserve">The board at three standoffs from the sensor (550, 750 and 950 mm), at a 3 x 3 grid</w:t>
-      </w:r>
-      <w:r>
-        <w:t xml:space="preserve"> </w:t>
-      </w:r>
-      <w:r>
-        <w:t xml:space="preserve">of lateral positions covering 50 percent of the field at each standoff, facing the</w:t>
-      </w:r>
-      <w:r>
-        <w:t xml:space="preserve"> </w:t>
-      </w:r>
-      <w:r>
-        <w:t xml:space="preserve">sensor and tilted by 0, 15 and 30 degrees, the tilted poses at the four azimuths</w:t>
-      </w:r>
-      <w:r>
-        <w:t xml:space="preserve"> </w:t>
-      </w:r>
-      <w:r>
-        <w:t xml:space="preserve">(top, right, bottom and left edge toward the sensor): 9 orientations at each of 27</w:t>
-      </w:r>
-      <w:r>
-        <w:t xml:space="preserve"> </w:t>
-      </w:r>
-      <w:r>
-        <w:t xml:space="preserve">positions. Tilted boards that would leave the field of view are dropped</w:t>
-      </w:r>
-      <w:r>
-        <w:t xml:space="preserve"> </w:t>
-      </w:r>
-      <w:r>
-        <w:t xml:space="preserve">automatically. About 20 percent of the poses are marked as</w:t>
-      </w:r>
-      <w:r>
-        <w:t xml:space="preserve"> </w:t>
-      </w:r>
-      <w:r>
-        <w:rPr>
-          <w:i/>
-          <w:iCs/>
-        </w:rPr>
-        <w:t xml:space="preserve">held out</w:t>
-      </w:r>
-      <w:r>
-        <w:t xml:space="preserve"> </w:t>
-      </w:r>
-      <w:r>
-        <w:t xml:space="preserve">in</w:t>
-      </w:r>
-      <w:r>
-        <w:t xml:space="preserve"> </w:t>
-      </w:r>
-      <w:r>
-        <w:rPr>
-          <w:rStyle w:val="VerbatimChar"/>
-        </w:rPr>
-        <w:t xml:space="preserve">poses.csv</w:t>
-      </w:r>
-      <w:r>
-        <w:t xml:space="preserve"> </w:t>
-      </w:r>
-      <w:r>
-        <w:t xml:space="preserve">(column</w:t>
-      </w:r>
-      <w:r>
-        <w:t xml:space="preserve"> </w:t>
-      </w:r>
-      <w:r>
-        <w:rPr>
-          <w:rStyle w:val="VerbatimChar"/>
-        </w:rPr>
-        <w:t xml:space="preserve">holdout</w:t>
-      </w:r>
-      <w:r>
-        <w:t xml:space="preserve">, value 1): capture them like all the others; the</w:t>
-      </w:r>
-      <w:r>
-        <w:t xml:space="preserve"> </w:t>
-      </w:r>
-      <w:r>
-        <w:t xml:space="preserve">software keeps them aside for checking the result instead of fitting with them.</w:t>
-      </w:r>
-    </w:p>
-    <w:p>
-      <w:pPr>
-        <w:pStyle w:val="BodyText"/>
-      </w:pPr>
-      <w:r>
-        <w:t xml:space="preserve">What the plan tool prints. Besides the three files, the tool prints a plain-text</w:t>
-      </w:r>
-      <w:r>
-        <w:t xml:space="preserve"> </w:t>
-      </w:r>
-      <w:r>
-        <w:t xml:space="preserve">summary to the screen and saves the same text as</w:t>
-      </w:r>
-      <w:r>
-        <w:t xml:space="preserve"> </w:t>
-      </w:r>
-      <w:r>
-        <w:rPr>
-          <w:rStyle w:val="VerbatimChar"/>
-        </w:rPr>
-        <w:t xml:space="preserve">plan/plan_summary.txt</w:t>
-      </w:r>
-      <w:r>
-        <w:t xml:space="preserve">. It is not</w:t>
-      </w:r>
-      <w:r>
-        <w:t xml:space="preserve"> </w:t>
-      </w:r>
-      <w:r>
-        <w:t xml:space="preserve">something you fill in; it is the tool’s report on the plan it just made. The block</w:t>
-      </w:r>
-      <w:r>
-        <w:t xml:space="preserve"> </w:t>
-      </w:r>
-      <w:r>
-        <w:t xml:space="preserve">below is that report for the default settings, a 640 x 480 sensor and a nominal</w:t>
-      </w:r>
-      <w:r>
-        <w:t xml:space="preserve"> </w:t>
-      </w:r>
-      <w:r>
-        <w:t xml:space="preserve">sensor position (your own run shows the same layout with your numbers). Read it</w:t>
-      </w:r>
-      <w:r>
-        <w:t xml:space="preserve"> </w:t>
-      </w:r>
-      <w:r>
-        <w:t xml:space="preserve">before handing the plan to the robot programmer:</w:t>
+        <w:t xml:space="preserve">The plan is the list of board poses the robot will visit. It is made by a program,</w:t>
+      </w:r>
+      <w:r>
+        <w:t xml:space="preserve"> </w:t>
+      </w:r>
+      <w:r>
+        <w:t xml:space="preserve">the plan tool, from the rough sensor position of section 4, the sensor’s field of</w:t>
+      </w:r>
+      <w:r>
+        <w:t xml:space="preserve"> </w:t>
+      </w:r>
+      <w:r>
+        <w:t xml:space="preserve">view (read from one of the bootstrap captures) and the measured board half-sizes.</w:t>
+      </w:r>
+      <w:r>
+        <w:t xml:space="preserve"> </w:t>
+      </w:r>
+      <w:r>
+        <w:t xml:space="preserve">Three words describe each planned pose:</w:t>
       </w:r>
     </w:p>
     <w:p>
@@ -4730,31 +4662,26 @@
         </w:numPr>
       </w:pPr>
       <w:r>
-        <w:t xml:space="preserve">The table gives, for every standoff and tilt, how many poses were planned, how</w:t>
-      </w:r>
-      <w:r>
-        <w:t xml:space="preserve"> </w:t>
-      </w:r>
-      <w:r>
-        <w:t xml:space="preserve">many were dropped because a board corner would fall too near the image edge, how</w:t>
-      </w:r>
-      <w:r>
-        <w:t xml:space="preserve"> </w:t>
-      </w:r>
-      <w:r>
-        <w:t xml:space="preserve">many are kept, and how many of those are tagged held out. A few dropped poses are</w:t>
-      </w:r>
-      <w:r>
-        <w:t xml:space="preserve"> </w:t>
-      </w:r>
-      <w:r>
-        <w:t xml:space="preserve">normal; if a whole row is dropped, the board is too large for that standoff in</w:t>
-      </w:r>
-      <w:r>
-        <w:t xml:space="preserve"> </w:t>
-      </w:r>
-      <w:r>
-        <w:t xml:space="preserve">this sensor’s field, and the line after the table says which option to change.</w:t>
+        <w:t xml:space="preserve">the</w:t>
+      </w:r>
+      <w:r>
+        <w:t xml:space="preserve"> </w:t>
+      </w:r>
+      <w:r>
+        <w:rPr>
+          <w:i/>
+          <w:iCs/>
+        </w:rPr>
+        <w:t xml:space="preserve">standoff</w:t>
+      </w:r>
+      <w:r>
+        <w:t xml:space="preserve">: the distance from the sensor to the board’s center, measured along</w:t>
+      </w:r>
+      <w:r>
+        <w:t xml:space="preserve"> </w:t>
+      </w:r>
+      <w:r>
+        <w:t xml:space="preserve">the sensor’s viewing axis (the line out of the middle of the picture);</w:t>
       </w:r>
     </w:p>
     <w:p>
@@ -4766,37 +4693,26 @@
         </w:numPr>
       </w:pPr>
       <w:r>
-        <w:rPr>
-          <w:rStyle w:val="VerbatimChar"/>
-        </w:rPr>
-        <w:t xml:space="preserve">normal spread</w:t>
-      </w:r>
-      <w:r>
-        <w:t xml:space="preserve"> </w:t>
-      </w:r>
-      <w:r>
-        <w:t xml:space="preserve">says how well the tilts cover all directions; the registration</w:t>
-      </w:r>
-      <w:r>
-        <w:t xml:space="preserve"> </w:t>
-      </w:r>
-      <w:r>
-        <w:t xml:space="preserve">refuses a set below 0.05. The default plan gives about 0.28.</w:t>
-      </w:r>
-      <w:r>
-        <w:t xml:space="preserve"> </w:t>
-      </w:r>
-      <w:r>
-        <w:rPr>
-          <w:rStyle w:val="VerbatimChar"/>
-        </w:rPr>
-        <w:t xml:space="preserve">similarity spread</w:t>
-      </w:r>
-      <w:r>
-        <w:t xml:space="preserve"> </w:t>
-      </w:r>
-      <w:r>
-        <w:t xml:space="preserve">matters only for the optional scale analysis and must exceed 0.01.</w:t>
+        <w:t xml:space="preserve">the</w:t>
+      </w:r>
+      <w:r>
+        <w:t xml:space="preserve"> </w:t>
+      </w:r>
+      <w:r>
+        <w:rPr>
+          <w:i/>
+          <w:iCs/>
+        </w:rPr>
+        <w:t xml:space="preserve">tilt</w:t>
+      </w:r>
+      <w:r>
+        <w:t xml:space="preserve">: the angle between the board’s normal and the sensor’s viewing axis; 0</w:t>
+      </w:r>
+      <w:r>
+        <w:t xml:space="preserve"> </w:t>
+      </w:r>
+      <w:r>
+        <w:t xml:space="preserve">means the board faces the sensor squarely;</w:t>
       </w:r>
     </w:p>
     <w:p>
@@ -4808,40 +4724,289 @@
         </w:numPr>
       </w:pPr>
       <w:r>
-        <w:t xml:space="preserve">The</w:t>
-      </w:r>
-      <w:r>
-        <w:t xml:space="preserve"> </w:t>
-      </w:r>
-      <w:r>
-        <w:rPr>
-          <w:rStyle w:val="VerbatimChar"/>
-        </w:rPr>
-        <w:t xml:space="preserve">predicted ... RMS error</w:t>
-      </w:r>
-      <w:r>
-        <w:t xml:space="preserve"> </w:t>
-      </w:r>
-      <w:r>
-        <w:t xml:space="preserve">lines are the registration error to expect if the</w:t>
-      </w:r>
-      <w:r>
-        <w:t xml:space="preserve"> </w:t>
-      </w:r>
-      <w:r>
-        <w:t xml:space="preserve">sensor’s planes are good to 0.2 degrees and 0.2 mm; they are an order of</w:t>
-      </w:r>
-      <w:r>
-        <w:t xml:space="preserve"> </w:t>
-      </w:r>
-      <w:r>
-        <w:t xml:space="preserve">magnitude, not a promise. The second quality block repeats the numbers for the</w:t>
-      </w:r>
-      <w:r>
-        <w:t xml:space="preserve"> </w:t>
-      </w:r>
-      <w:r>
-        <w:t xml:space="preserve">poses that are not held out, which is the set the engineer fits.</w:t>
+        <w:t xml:space="preserve">the</w:t>
+      </w:r>
+      <w:r>
+        <w:t xml:space="preserve"> </w:t>
+      </w:r>
+      <w:r>
+        <w:rPr>
+          <w:i/>
+          <w:iCs/>
+        </w:rPr>
+        <w:t xml:space="preserve">azimuth</w:t>
+      </w:r>
+      <w:r>
+        <w:t xml:space="preserve">: for a tilted board, which edge leans toward the sensor, as an angle</w:t>
+      </w:r>
+      <w:r>
+        <w:t xml:space="preserve"> </w:t>
+      </w:r>
+      <w:r>
+        <w:t xml:space="preserve">in the board’s own plane: 0 is the top edge toward the sensor, 90 the right edge,</w:t>
+      </w:r>
+      <w:r>
+        <w:t xml:space="preserve"> </w:t>
+      </w:r>
+      <w:r>
+        <w:t xml:space="preserve">180 the bottom edge, 270 the left edge (</w:t>
+      </w:r>
+      <w:r>
+        <w:t xml:space="preserve">“top”</w:t>
+      </w:r>
+      <w:r>
+        <w:t xml:space="preserve"> </w:t>
+      </w:r>
+      <w:r>
+        <w:t xml:space="preserve">and</w:t>
+      </w:r>
+      <w:r>
+        <w:t xml:space="preserve"> </w:t>
+      </w:r>
+      <w:r>
+        <w:t xml:space="preserve">“left”</w:t>
+      </w:r>
+      <w:r>
+        <w:t xml:space="preserve"> </w:t>
+      </w:r>
+      <w:r>
+        <w:t xml:space="preserve">as in the sensor’s</w:t>
+      </w:r>
+      <w:r>
+        <w:t xml:space="preserve"> </w:t>
+      </w:r>
+      <w:r>
+        <w:t xml:space="preserve">picture, section 4).</w:t>
+      </w:r>
+    </w:p>
+    <w:p>
+      <w:pPr>
+        <w:pStyle w:val="FirstParagraph"/>
+      </w:pPr>
+      <w:r>
+        <w:t xml:space="preserve">Run the plan tool:</w:t>
+      </w:r>
+    </w:p>
+    <w:p>
+      <w:pPr>
+        <w:pStyle w:val="SourceCode"/>
+      </w:pPr>
+      <w:r>
+        <w:rPr>
+          <w:rStyle w:val="VerbatimChar"/>
+        </w:rPr>
+        <w:t xml:space="preserve">python3 -m planereg.capture.plan_poses --sensor-in-base boot.json \</w:t>
+      </w:r>
+      <w:r>
+        <w:br/>
+      </w:r>
+      <w:r>
+        <w:rPr>
+          <w:rStyle w:val="VerbatimChar"/>
+        </w:rPr>
+        <w:t xml:space="preserve">    --camera boot/boot01_Index00.mc --board-half-size-mm 100 75 --out plan/</w:t>
+      </w:r>
+    </w:p>
+    <w:p>
+      <w:pPr>
+        <w:pStyle w:val="FirstParagraph"/>
+      </w:pPr>
+      <w:r>
+        <w:t xml:space="preserve">(Use your board’s half-sizes in place of 100 75.) It writes three files: the pose</w:t>
+      </w:r>
+      <w:r>
+        <w:t xml:space="preserve"> </w:t>
+      </w:r>
+      <w:r>
+        <w:t xml:space="preserve">list</w:t>
+      </w:r>
+      <w:r>
+        <w:t xml:space="preserve"> </w:t>
+      </w:r>
+      <w:r>
+        <w:rPr>
+          <w:rStyle w:val="VerbatimChar"/>
+        </w:rPr>
+        <w:t xml:space="preserve">plan/poses.csv</w:t>
+      </w:r>
+      <w:r>
+        <w:t xml:space="preserve"> </w:t>
+      </w:r>
+      <w:r>
+        <w:t xml:space="preserve">for the robot program, a report</w:t>
+      </w:r>
+      <w:r>
+        <w:t xml:space="preserve"> </w:t>
+      </w:r>
+      <w:r>
+        <w:rPr>
+          <w:rStyle w:val="VerbatimChar"/>
+        </w:rPr>
+        <w:t xml:space="preserve">plan/plan_summary.txt</w:t>
+      </w:r>
+      <w:r>
+        <w:t xml:space="preserve"> </w:t>
+      </w:r>
+      <w:r>
+        <w:t xml:space="preserve">(explained below), and a picture</w:t>
+      </w:r>
+      <w:r>
+        <w:t xml:space="preserve"> </w:t>
+      </w:r>
+      <w:r>
+        <w:rPr>
+          <w:rStyle w:val="VerbatimChar"/>
+        </w:rPr>
+        <w:t xml:space="preserve">plan/plan.png</w:t>
+      </w:r>
+      <w:r>
+        <w:t xml:space="preserve"> </w:t>
+      </w:r>
+      <w:r>
+        <w:t xml:space="preserve">(figure 3 shows the picture for the</w:t>
+      </w:r>
+      <w:r>
+        <w:t xml:space="preserve"> </w:t>
+      </w:r>
+      <w:r>
+        <w:t xml:space="preserve">default settings). The plan with the default settings is:</w:t>
+      </w:r>
+    </w:p>
+    <w:p>
+      <w:pPr>
+        <w:pStyle w:val="BodyText"/>
+      </w:pPr>
+      <w:r>
+        <w:t xml:space="preserve">The board at three standoffs from the sensor (550, 750 and 950 mm), at a 3 x 3 grid</w:t>
+      </w:r>
+      <w:r>
+        <w:t xml:space="preserve"> </w:t>
+      </w:r>
+      <w:r>
+        <w:t xml:space="preserve">of lateral positions covering 50 percent of the field at each standoff, facing the</w:t>
+      </w:r>
+      <w:r>
+        <w:t xml:space="preserve"> </w:t>
+      </w:r>
+      <w:r>
+        <w:t xml:space="preserve">sensor and tilted by 0, 15 and 30 degrees, the tilted poses at the four azimuths</w:t>
+      </w:r>
+      <w:r>
+        <w:t xml:space="preserve"> </w:t>
+      </w:r>
+      <w:r>
+        <w:t xml:space="preserve">(top, right, bottom and left edge toward the sensor): 9 orientations at each of 27</w:t>
+      </w:r>
+      <w:r>
+        <w:t xml:space="preserve"> </w:t>
+      </w:r>
+      <w:r>
+        <w:t xml:space="preserve">positions. Tilted boards that would leave the field of view are dropped</w:t>
+      </w:r>
+      <w:r>
+        <w:t xml:space="preserve"> </w:t>
+      </w:r>
+      <w:r>
+        <w:t xml:space="preserve">automatically. About 20 percent of the poses are marked as</w:t>
+      </w:r>
+      <w:r>
+        <w:t xml:space="preserve"> </w:t>
+      </w:r>
+      <w:r>
+        <w:rPr>
+          <w:i/>
+          <w:iCs/>
+        </w:rPr>
+        <w:t xml:space="preserve">held out</w:t>
+      </w:r>
+      <w:r>
+        <w:t xml:space="preserve"> </w:t>
+      </w:r>
+      <w:r>
+        <w:t xml:space="preserve">in</w:t>
+      </w:r>
+      <w:r>
+        <w:t xml:space="preserve"> </w:t>
+      </w:r>
+      <w:r>
+        <w:rPr>
+          <w:rStyle w:val="VerbatimChar"/>
+        </w:rPr>
+        <w:t xml:space="preserve">poses.csv</w:t>
+      </w:r>
+      <w:r>
+        <w:t xml:space="preserve"> </w:t>
+      </w:r>
+      <w:r>
+        <w:t xml:space="preserve">(column</w:t>
+      </w:r>
+      <w:r>
+        <w:t xml:space="preserve"> </w:t>
+      </w:r>
+      <w:r>
+        <w:rPr>
+          <w:rStyle w:val="VerbatimChar"/>
+        </w:rPr>
+        <w:t xml:space="preserve">holdout</w:t>
+      </w:r>
+      <w:r>
+        <w:t xml:space="preserve">, value 1): capture them like all the others; the</w:t>
+      </w:r>
+      <w:r>
+        <w:t xml:space="preserve"> </w:t>
+      </w:r>
+      <w:r>
+        <w:t xml:space="preserve">software keeps them aside for checking the result instead of fitting with them.</w:t>
+      </w:r>
+    </w:p>
+    <w:p>
+      <w:pPr>
+        <w:pStyle w:val="BodyText"/>
+      </w:pPr>
+      <w:r>
+        <w:t xml:space="preserve">What the plan tool prints. Besides the three files, the tool prints a plain-text</w:t>
+      </w:r>
+      <w:r>
+        <w:t xml:space="preserve"> </w:t>
+      </w:r>
+      <w:r>
+        <w:t xml:space="preserve">summary to the screen and saves the same text as</w:t>
+      </w:r>
+      <w:r>
+        <w:t xml:space="preserve"> </w:t>
+      </w:r>
+      <w:r>
+        <w:rPr>
+          <w:rStyle w:val="VerbatimChar"/>
+        </w:rPr>
+        <w:t xml:space="preserve">plan/plan_summary.txt</w:t>
+      </w:r>
+      <w:r>
+        <w:t xml:space="preserve">. It is not</w:t>
+      </w:r>
+      <w:r>
+        <w:t xml:space="preserve"> </w:t>
+      </w:r>
+      <w:r>
+        <w:t xml:space="preserve">something you fill in; it is the tool’s report on the plan it just made. The block</w:t>
+      </w:r>
+      <w:r>
+        <w:t xml:space="preserve"> </w:t>
+      </w:r>
+      <w:r>
+        <w:t xml:space="preserve">below is that report for the default settings, a 640 x 480 sensor and a nominal</w:t>
+      </w:r>
+      <w:r>
+        <w:t xml:space="preserve"> </w:t>
+      </w:r>
+      <w:r>
+        <w:t xml:space="preserve">sensor position (your own run shows the same layout with your numbers). Read it</w:t>
+      </w:r>
+      <w:r>
+        <w:t xml:space="preserve"> </w:t>
+      </w:r>
+      <w:r>
+        <w:t xml:space="preserve">before handing the plan to the robot programmer:</w:t>
       </w:r>
     </w:p>
     <w:p>
@@ -4849,7 +5014,130 @@
         <w:pStyle w:val="Compact"/>
         <w:numPr>
           <w:ilvl w:val="0"/>
-          <w:numId w:val="1008"/>
+          <w:numId w:val="1009"/>
+        </w:numPr>
+      </w:pPr>
+      <w:r>
+        <w:t xml:space="preserve">The table gives, for every standoff and tilt, how many poses were planned, how</w:t>
+      </w:r>
+      <w:r>
+        <w:t xml:space="preserve"> </w:t>
+      </w:r>
+      <w:r>
+        <w:t xml:space="preserve">many were dropped because a board corner would fall too near the image edge, how</w:t>
+      </w:r>
+      <w:r>
+        <w:t xml:space="preserve"> </w:t>
+      </w:r>
+      <w:r>
+        <w:t xml:space="preserve">many are kept, and how many of those are tagged held out. A few dropped poses are</w:t>
+      </w:r>
+      <w:r>
+        <w:t xml:space="preserve"> </w:t>
+      </w:r>
+      <w:r>
+        <w:t xml:space="preserve">normal; if a whole row is dropped, the board is too large for that standoff in</w:t>
+      </w:r>
+      <w:r>
+        <w:t xml:space="preserve"> </w:t>
+      </w:r>
+      <w:r>
+        <w:t xml:space="preserve">this sensor’s field, and the line after the table says which option to change.</w:t>
+      </w:r>
+    </w:p>
+    <w:p>
+      <w:pPr>
+        <w:pStyle w:val="Compact"/>
+        <w:numPr>
+          <w:ilvl w:val="0"/>
+          <w:numId w:val="1009"/>
+        </w:numPr>
+      </w:pPr>
+      <w:r>
+        <w:rPr>
+          <w:rStyle w:val="VerbatimChar"/>
+        </w:rPr>
+        <w:t xml:space="preserve">normal spread</w:t>
+      </w:r>
+      <w:r>
+        <w:t xml:space="preserve"> </w:t>
+      </w:r>
+      <w:r>
+        <w:t xml:space="preserve">says how well the tilts cover all directions; the registration</w:t>
+      </w:r>
+      <w:r>
+        <w:t xml:space="preserve"> </w:t>
+      </w:r>
+      <w:r>
+        <w:t xml:space="preserve">refuses a set below 0.05. The default plan gives about 0.28.</w:t>
+      </w:r>
+      <w:r>
+        <w:t xml:space="preserve"> </w:t>
+      </w:r>
+      <w:r>
+        <w:rPr>
+          <w:rStyle w:val="VerbatimChar"/>
+        </w:rPr>
+        <w:t xml:space="preserve">similarity spread</w:t>
+      </w:r>
+      <w:r>
+        <w:t xml:space="preserve"> </w:t>
+      </w:r>
+      <w:r>
+        <w:t xml:space="preserve">matters only for the optional scale analysis and must exceed 0.01.</w:t>
+      </w:r>
+    </w:p>
+    <w:p>
+      <w:pPr>
+        <w:pStyle w:val="Compact"/>
+        <w:numPr>
+          <w:ilvl w:val="0"/>
+          <w:numId w:val="1009"/>
+        </w:numPr>
+      </w:pPr>
+      <w:r>
+        <w:t xml:space="preserve">The</w:t>
+      </w:r>
+      <w:r>
+        <w:t xml:space="preserve"> </w:t>
+      </w:r>
+      <w:r>
+        <w:rPr>
+          <w:rStyle w:val="VerbatimChar"/>
+        </w:rPr>
+        <w:t xml:space="preserve">predicted ... RMS error</w:t>
+      </w:r>
+      <w:r>
+        <w:t xml:space="preserve"> </w:t>
+      </w:r>
+      <w:r>
+        <w:t xml:space="preserve">lines are the registration error to expect if the</w:t>
+      </w:r>
+      <w:r>
+        <w:t xml:space="preserve"> </w:t>
+      </w:r>
+      <w:r>
+        <w:t xml:space="preserve">sensor’s planes are good to 0.2 degrees and 0.2 mm; they are an order of</w:t>
+      </w:r>
+      <w:r>
+        <w:t xml:space="preserve"> </w:t>
+      </w:r>
+      <w:r>
+        <w:t xml:space="preserve">magnitude, not a promise. The second quality block repeats the numbers for the</w:t>
+      </w:r>
+      <w:r>
+        <w:t xml:space="preserve"> </w:t>
+      </w:r>
+      <w:r>
+        <w:t xml:space="preserve">poses that are not held out, which is the set the engineer fits.</w:t>
+      </w:r>
+    </w:p>
+    <w:p>
+      <w:pPr>
+        <w:pStyle w:val="Compact"/>
+        <w:numPr>
+          <w:ilvl w:val="0"/>
+          <w:numId w:val="1009"/>
         </w:numPr>
       </w:pPr>
       <w:r>
@@ -6395,241 +6683,11 @@
         <w:pStyle w:val="Compact"/>
         <w:numPr>
           <w:ilvl w:val="0"/>
-          <w:numId w:val="1009"/>
+          <w:numId w:val="1010"/>
         </w:numPr>
       </w:pPr>
       <w:r>
         <w:t xml:space="preserve">Move to the target pose with one joint move, from wherever the robot is.</w:t>
-      </w:r>
-    </w:p>
-    <w:p>
-      <w:pPr>
-        <w:pStyle w:val="Compact"/>
-        <w:numPr>
-          <w:ilvl w:val="0"/>
-          <w:numId w:val="1009"/>
-        </w:numPr>
-      </w:pPr>
-      <w:r>
-        <w:t xml:space="preserve">Wait 1.5 seconds for vibration to settle.</w:t>
-      </w:r>
-    </w:p>
-    <w:p>
-      <w:pPr>
-        <w:pStyle w:val="Compact"/>
-        <w:numPr>
-          <w:ilvl w:val="0"/>
-          <w:numId w:val="1009"/>
-        </w:numPr>
-      </w:pPr>
-      <w:r>
-        <w:t xml:space="preserve">Trigger the capture of 5 frames through the communication software; file names</w:t>
-      </w:r>
-      <w:r>
-        <w:t xml:space="preserve"> </w:t>
-      </w:r>
-      <w:r>
-        <w:rPr>
-          <w:rStyle w:val="VerbatimChar"/>
-        </w:rPr>
-        <w:t xml:space="preserve">&lt;pose_id&gt;_Index00.mc</w:t>
-      </w:r>
-      <w:r>
-        <w:t xml:space="preserve"> </w:t>
-      </w:r>
-      <w:r>
-        <w:t xml:space="preserve">to</w:t>
-      </w:r>
-      <w:r>
-        <w:t xml:space="preserve"> </w:t>
-      </w:r>
-      <w:r>
-        <w:rPr>
-          <w:rStyle w:val="VerbatimChar"/>
-        </w:rPr>
-        <w:t xml:space="preserve">&lt;pose_id&gt;_Index04.mc</w:t>
-      </w:r>
-      <w:r>
-        <w:t xml:space="preserve">, in the folder</w:t>
-      </w:r>
-      <w:r>
-        <w:t xml:space="preserve"> </w:t>
-      </w:r>
-      <w:r>
-        <w:rPr>
-          <w:rStyle w:val="VerbatimChar"/>
-        </w:rPr>
-        <w:t xml:space="preserve">captures_A/</w:t>
-      </w:r>
-      <w:r>
-        <w:t xml:space="preserve">.</w:t>
-      </w:r>
-    </w:p>
-    <w:p>
-      <w:pPr>
-        <w:pStyle w:val="Compact"/>
-        <w:numPr>
-          <w:ilvl w:val="0"/>
-          <w:numId w:val="1009"/>
-        </w:numPr>
-      </w:pPr>
-      <w:r>
-        <w:t xml:space="preserve">Read the robot’s actual reported tool pose (not the commanded one, the reported</w:t>
-      </w:r>
-      <w:r>
-        <w:t xml:space="preserve"> </w:t>
-      </w:r>
-      <w:r>
-        <w:t xml:space="preserve">one) and, if the controller gives them, the six joint angles; append them to the</w:t>
-      </w:r>
-      <w:r>
-        <w:t xml:space="preserve"> </w:t>
-      </w:r>
-      <w:r>
-        <w:t xml:space="preserve">pose log</w:t>
-      </w:r>
-      <w:r>
-        <w:t xml:space="preserve"> </w:t>
-      </w:r>
-      <w:r>
-        <w:rPr>
-          <w:rStyle w:val="VerbatimChar"/>
-        </w:rPr>
-        <w:t xml:space="preserve">pose_log_A.csv</w:t>
-      </w:r>
-      <w:r>
-        <w:t xml:space="preserve"> </w:t>
-      </w:r>
-      <w:r>
-        <w:t xml:space="preserve">(section 7).</w:t>
-      </w:r>
-    </w:p>
-    <w:p>
-      <w:pPr>
-        <w:pStyle w:val="Compact"/>
-        <w:numPr>
-          <w:ilvl w:val="0"/>
-          <w:numId w:val="1009"/>
-        </w:numPr>
-      </w:pPr>
-      <w:r>
-        <w:t xml:space="preserve">Move on.</w:t>
-      </w:r>
-    </w:p>
-    <w:p>
-      <w:pPr>
-        <w:pStyle w:val="FirstParagraph"/>
-      </w:pPr>
-      <w:r>
-        <w:t xml:space="preserve">When the last pose of A is done, and before starting B, build the manifest of</w:t>
-      </w:r>
-      <w:r>
-        <w:t xml:space="preserve"> </w:t>
-      </w:r>
-      <w:r>
-        <w:rPr>
-          <w:rStyle w:val="VerbatimChar"/>
-        </w:rPr>
-        <w:t xml:space="preserve">captures_A/</w:t>
-      </w:r>
-      <w:r>
-        <w:t xml:space="preserve"> </w:t>
-      </w:r>
-      <w:r>
-        <w:t xml:space="preserve">(section 7) and run the check on it (section 8), while the board is</w:t>
-      </w:r>
-      <w:r>
-        <w:t xml:space="preserve"> </w:t>
-      </w:r>
-      <w:r>
-        <w:t xml:space="preserve">still mounted and flagged poses can be re-captured cheaply.</w:t>
-      </w:r>
-    </w:p>
-    <w:p>
-      <w:pPr>
-        <w:pStyle w:val="BodyText"/>
-      </w:pPr>
-      <w:r>
-        <w:rPr>
-          <w:b/>
-          <w:bCs/>
-        </w:rPr>
-        <w:t xml:space="preserve">Sub-procedure B,</w:t>
-      </w:r>
-      <w:r>
-        <w:rPr>
-          <w:b/>
-          <w:bCs/>
-        </w:rPr>
-        <w:t xml:space="preserve"> </w:t>
-      </w:r>
-      <w:r>
-        <w:rPr>
-          <w:b/>
-          <w:bCs/>
-        </w:rPr>
-        <w:t xml:space="preserve">“minimizing backlash”</w:t>
-      </w:r>
-      <w:r>
-        <w:rPr>
-          <w:b/>
-          <w:bCs/>
-        </w:rPr>
-        <w:t xml:space="preserve">.</w:t>
-      </w:r>
-      <w:r>
-        <w:t xml:space="preserve"> </w:t>
-      </w:r>
-      <w:r>
-        <w:t xml:space="preserve">The idea: gear backlash means the flange</w:t>
-      </w:r>
-      <w:r>
-        <w:t xml:space="preserve"> </w:t>
-      </w:r>
-      <w:r>
-        <w:t xml:space="preserve">can sit on either side of a small dead band after a move, depending on which way each</w:t>
-      </w:r>
-      <w:r>
-        <w:t xml:space="preserve"> </w:t>
-      </w:r>
-      <w:r>
-        <w:t xml:space="preserve">joint last moved. Approaching every target pose with the same final move makes the</w:t>
-      </w:r>
-      <w:r>
-        <w:t xml:space="preserve"> </w:t>
-      </w:r>
-      <w:r>
-        <w:t xml:space="preserve">last motion of each joint the same at every pose, as far as the geometry allows, so</w:t>
-      </w:r>
-      <w:r>
-        <w:t xml:space="preserve"> </w:t>
-      </w:r>
-      <w:r>
-        <w:t xml:space="preserve">the dead band is taken up the same way each time and its effect is constant instead</w:t>
-      </w:r>
-      <w:r>
-        <w:t xml:space="preserve"> </w:t>
-      </w:r>
-      <w:r>
-        <w:t xml:space="preserve">of random. The approach pose in the plan is the target pose moved back 40 mm along</w:t>
-      </w:r>
-      <w:r>
-        <w:t xml:space="preserve"> </w:t>
-      </w:r>
-      <w:r>
-        <w:t xml:space="preserve">the board’s own normal (away from the sensor) and turned 3 degrees about the board’s</w:t>
-      </w:r>
-      <w:r>
-        <w:t xml:space="preserve"> </w:t>
-      </w:r>
-      <w:r>
-        <w:t xml:space="preserve">long edge; the final move is therefore the same 40 mm advance and 3 degree turn at</w:t>
-      </w:r>
-      <w:r>
-        <w:t xml:space="preserve"> </w:t>
-      </w:r>
-      <w:r>
-        <w:t xml:space="preserve">every pose. Robot program outline, for each row:</w:t>
       </w:r>
     </w:p>
     <w:p>
@@ -6641,7 +6699,7 @@
         </w:numPr>
       </w:pPr>
       <w:r>
-        <w:t xml:space="preserve">Move to the approach pose with a joint move, from wherever the robot is.</w:t>
+        <w:t xml:space="preserve">Wait 1.5 seconds for vibration to settle.</w:t>
       </w:r>
     </w:p>
     <w:p>
@@ -6653,7 +6711,46 @@
         </w:numPr>
       </w:pPr>
       <w:r>
-        <w:t xml:space="preserve">Wait 0.5 seconds.</w:t>
+        <w:t xml:space="preserve">Trigger the capture of 5 frames through the communication software; file names</w:t>
+      </w:r>
+      <w:r>
+        <w:t xml:space="preserve"> </w:t>
+      </w:r>
+      <w:r>
+        <w:rPr>
+          <w:rStyle w:val="VerbatimChar"/>
+        </w:rPr>
+        <w:t xml:space="preserve">&lt;pose_id&gt;_Index00.mc</w:t>
+      </w:r>
+      <w:r>
+        <w:t xml:space="preserve"> </w:t>
+      </w:r>
+      <w:r>
+        <w:t xml:space="preserve">to</w:t>
+      </w:r>
+      <w:r>
+        <w:t xml:space="preserve"> </w:t>
+      </w:r>
+      <w:r>
+        <w:rPr>
+          <w:rStyle w:val="VerbatimChar"/>
+        </w:rPr>
+        <w:t xml:space="preserve">&lt;pose_id&gt;_Index04.mc</w:t>
+      </w:r>
+      <w:r>
+        <w:t xml:space="preserve">, in the folder</w:t>
+      </w:r>
+      <w:r>
+        <w:t xml:space="preserve"> </w:t>
+      </w:r>
+      <w:r>
+        <w:rPr>
+          <w:rStyle w:val="VerbatimChar"/>
+        </w:rPr>
+        <w:t xml:space="preserve">captures_A/</w:t>
+      </w:r>
+      <w:r>
+        <w:t xml:space="preserve">.</w:t>
       </w:r>
     </w:p>
     <w:p>
@@ -6665,49 +6762,34 @@
         </w:numPr>
       </w:pPr>
       <w:r>
-        <w:t xml:space="preserve">Make a linear move onto the target pose, at the same speed for every pose, without</w:t>
-      </w:r>
-      <w:r>
-        <w:t xml:space="preserve"> </w:t>
-      </w:r>
-      <w:r>
-        <w:t xml:space="preserve">stopping or reversing on the way. If the controller offers a</w:t>
-      </w:r>
-      <w:r>
-        <w:t xml:space="preserve"> </w:t>
-      </w:r>
-      <w:r>
-        <w:t xml:space="preserve">“fine”</w:t>
-      </w:r>
-      <w:r>
-        <w:t xml:space="preserve"> </w:t>
-      </w:r>
-      <w:r>
-        <w:t xml:space="preserve">or</w:t>
-      </w:r>
-      <w:r>
-        <w:t xml:space="preserve"> </w:t>
-      </w:r>
-      <w:r>
-        <w:t xml:space="preserve">“exact</w:t>
-      </w:r>
-      <w:r>
-        <w:t xml:space="preserve"> </w:t>
-      </w:r>
-      <w:r>
-        <w:t xml:space="preserve">stop”</w:t>
-      </w:r>
-      <w:r>
-        <w:t xml:space="preserve"> </w:t>
-      </w:r>
-      <w:r>
-        <w:t xml:space="preserve">positioning mode for the end of a move, use it here and in sub-procedure A</w:t>
-      </w:r>
-      <w:r>
-        <w:t xml:space="preserve"> </w:t>
-      </w:r>
-      <w:r>
-        <w:t xml:space="preserve">alike.</w:t>
+        <w:t xml:space="preserve">Read the robot’s actual reported tool pose (not the commanded one, the reported</w:t>
+      </w:r>
+      <w:r>
+        <w:t xml:space="preserve"> </w:t>
+      </w:r>
+      <w:r>
+        <w:t xml:space="preserve">one) and, if the controller gives them, the six joint angles; append them to the</w:t>
+      </w:r>
+      <w:r>
+        <w:t xml:space="preserve"> </w:t>
+      </w:r>
+      <w:r>
+        <w:t xml:space="preserve">pose log</w:t>
+      </w:r>
+      <w:r>
+        <w:t xml:space="preserve"> </w:t>
+      </w:r>
+      <w:r>
+        <w:rPr>
+          <w:rStyle w:val="VerbatimChar"/>
+        </w:rPr>
+        <w:t xml:space="preserve">pose_log_A.csv</w:t>
+      </w:r>
+      <w:r>
+        <w:t xml:space="preserve"> </w:t>
+      </w:r>
+      <w:r>
+        <w:t xml:space="preserve">(section 7).</w:t>
       </w:r>
     </w:p>
     <w:p>
@@ -6719,285 +6801,123 @@
         </w:numPr>
       </w:pPr>
       <w:r>
-        <w:t xml:space="preserve">Wait 1.5 seconds for vibration to settle.</w:t>
-      </w:r>
-    </w:p>
-    <w:p>
-      <w:pPr>
-        <w:pStyle w:val="Compact"/>
-        <w:numPr>
-          <w:ilvl w:val="0"/>
-          <w:numId w:val="1010"/>
-        </w:numPr>
-      </w:pPr>
-      <w:r>
-        <w:t xml:space="preserve">Trigger the capture of 5 frames through the communication software; file names</w:t>
-      </w:r>
-      <w:r>
-        <w:t xml:space="preserve"> </w:t>
-      </w:r>
-      <w:r>
-        <w:t xml:space="preserve">as above, in the folder</w:t>
-      </w:r>
-      <w:r>
-        <w:t xml:space="preserve"> </w:t>
-      </w:r>
-      <w:r>
-        <w:rPr>
-          <w:rStyle w:val="VerbatimChar"/>
-        </w:rPr>
-        <w:t xml:space="preserve">captures_B/</w:t>
-      </w:r>
-      <w:r>
+        <w:t xml:space="preserve">Move on.</w:t>
+      </w:r>
+    </w:p>
+    <w:p>
+      <w:pPr>
+        <w:pStyle w:val="FirstParagraph"/>
+      </w:pPr>
+      <w:r>
+        <w:t xml:space="preserve">When the last pose of A is done, and before starting B, build the manifest of</w:t>
+      </w:r>
+      <w:r>
+        <w:t xml:space="preserve"> </w:t>
+      </w:r>
+      <w:r>
+        <w:rPr>
+          <w:rStyle w:val="VerbatimChar"/>
+        </w:rPr>
+        <w:t xml:space="preserve">captures_A/</w:t>
+      </w:r>
+      <w:r>
+        <w:t xml:space="preserve"> </w:t>
+      </w:r>
+      <w:r>
+        <w:t xml:space="preserve">(section 7) and run the check on it (section 8), while the board is</w:t>
+      </w:r>
+      <w:r>
+        <w:t xml:space="preserve"> </w:t>
+      </w:r>
+      <w:r>
+        <w:t xml:space="preserve">still mounted and flagged poses can be re-captured cheaply.</w:t>
+      </w:r>
+    </w:p>
+    <w:p>
+      <w:pPr>
+        <w:pStyle w:val="BodyText"/>
+      </w:pPr>
+      <w:r>
+        <w:rPr>
+          <w:b/>
+          <w:bCs/>
+        </w:rPr>
+        <w:t xml:space="preserve">Sub-procedure B,</w:t>
+      </w:r>
+      <w:r>
+        <w:rPr>
+          <w:b/>
+          <w:bCs/>
+        </w:rPr>
+        <w:t xml:space="preserve"> </w:t>
+      </w:r>
+      <w:r>
+        <w:rPr>
+          <w:b/>
+          <w:bCs/>
+        </w:rPr>
+        <w:t xml:space="preserve">“minimizing backlash”</w:t>
+      </w:r>
+      <w:r>
+        <w:rPr>
+          <w:b/>
+          <w:bCs/>
+        </w:rPr>
         <w:t xml:space="preserve">.</w:t>
       </w:r>
-    </w:p>
-    <w:p>
-      <w:pPr>
-        <w:pStyle w:val="Compact"/>
-        <w:numPr>
-          <w:ilvl w:val="0"/>
-          <w:numId w:val="1010"/>
-        </w:numPr>
-      </w:pPr>
-      <w:r>
-        <w:t xml:space="preserve">Read the reported tool pose and, if available, the joint angles at the target,</w:t>
-      </w:r>
-      <w:r>
-        <w:t xml:space="preserve"> </w:t>
-      </w:r>
-      <w:r>
-        <w:t xml:space="preserve">and append them to</w:t>
-      </w:r>
-      <w:r>
-        <w:t xml:space="preserve"> </w:t>
-      </w:r>
-      <w:r>
-        <w:rPr>
-          <w:rStyle w:val="VerbatimChar"/>
-        </w:rPr>
-        <w:t xml:space="preserve">pose_log_B.csv</w:t>
-      </w:r>
-      <w:r>
-        <w:t xml:space="preserve">; if the controller can also report the joint</w:t>
-      </w:r>
-      <w:r>
-        <w:t xml:space="preserve"> </w:t>
-      </w:r>
-      <w:r>
-        <w:t xml:space="preserve">angles at the approach pose, log those in the</w:t>
-      </w:r>
-      <w:r>
-        <w:t xml:space="preserve"> </w:t>
-      </w:r>
-      <w:r>
-        <w:rPr>
-          <w:rStyle w:val="VerbatimChar"/>
-        </w:rPr>
-        <w:t xml:space="preserve">approach_j1..approach_j6</w:t>
-      </w:r>
-      <w:r>
-        <w:t xml:space="preserve"> </w:t>
-      </w:r>
-      <w:r>
-        <w:t xml:space="preserve">columns.</w:t>
-      </w:r>
-      <w:r>
-        <w:t xml:space="preserve"> </w:t>
-      </w:r>
-      <w:r>
-        <w:t xml:space="preserve">The check tool uses them to confirm that each joint’s final motion had the same</w:t>
-      </w:r>
-      <w:r>
-        <w:t xml:space="preserve"> </w:t>
-      </w:r>
-      <w:r>
-        <w:t xml:space="preserve">direction at every pose.</w:t>
-      </w:r>
-    </w:p>
-    <w:p>
-      <w:pPr>
-        <w:pStyle w:val="Compact"/>
-        <w:numPr>
-          <w:ilvl w:val="0"/>
-          <w:numId w:val="1010"/>
-        </w:numPr>
-      </w:pPr>
-      <w:r>
-        <w:t xml:space="preserve">Move on.</w:t>
-      </w:r>
-    </w:p>
-    <w:p>
-      <w:pPr>
-        <w:pStyle w:val="FirstParagraph"/>
-      </w:pPr>
-      <w:r>
-        <w:t xml:space="preserve">When the last pose of B is done, build the manifest of</w:t>
-      </w:r>
-      <w:r>
-        <w:t xml:space="preserve"> </w:t>
-      </w:r>
-      <w:r>
-        <w:rPr>
-          <w:rStyle w:val="VerbatimChar"/>
-        </w:rPr>
-        <w:t xml:space="preserve">captures_B/</w:t>
-      </w:r>
-      <w:r>
-        <w:t xml:space="preserve"> </w:t>
-      </w:r>
-      <w:r>
-        <w:t xml:space="preserve">and run the</w:t>
-      </w:r>
-      <w:r>
-        <w:t xml:space="preserve"> </w:t>
-      </w:r>
-      <w:r>
-        <w:t xml:space="preserve">check on it, as after A.</w:t>
-      </w:r>
-    </w:p>
-    <w:p>
-      <w:pPr>
-        <w:pStyle w:val="BodyText"/>
-      </w:pPr>
-      <w:r>
-        <w:t xml:space="preserve">Use the same speed and acceleration settings in both sub-procedures. Do all of A,</w:t>
-      </w:r>
-      <w:r>
-        <w:t xml:space="preserve"> </w:t>
-      </w:r>
-      <w:r>
-        <w:t xml:space="preserve">then all of B (or the other way round); do not interleave, and do not move the</w:t>
-      </w:r>
-      <w:r>
-        <w:t xml:space="preserve"> </w:t>
-      </w:r>
-      <w:r>
-        <w:t xml:space="preserve">sensor or remount the board between them. At about 8 seconds per pose in A and 12 in</w:t>
-      </w:r>
-      <w:r>
-        <w:t xml:space="preserve"> </w:t>
-      </w:r>
-      <w:r>
-        <w:t xml:space="preserve">B, the robot time for the default plan (section 5 gives the exact pose count) is</w:t>
-      </w:r>
-      <w:r>
-        <w:t xml:space="preserve"> </w:t>
-      </w:r>
-      <w:r>
-        <w:t xml:space="preserve">about 80 minutes in all; plan on about three hours including the setup and the</w:t>
-      </w:r>
-      <w:r>
-        <w:t xml:space="preserve"> </w:t>
-      </w:r>
-      <w:r>
-        <w:t xml:space="preserve">checks.</w:t>
-      </w:r>
-    </w:p>
-    <w:bookmarkEnd w:id="32"/>
-    <w:bookmarkStart w:id="33" w:name="recording-the-poses-the-pose-log"/>
-    <w:p>
-      <w:pPr>
-        <w:pStyle w:val="Heading2"/>
-      </w:pPr>
-      <w:r>
-        <w:t xml:space="preserve">7. Recording the poses: the pose log</w:t>
-      </w:r>
-    </w:p>
-    <w:p>
-      <w:pPr>
-        <w:pStyle w:val="FirstParagraph"/>
-      </w:pPr>
-      <w:r>
-        <w:t xml:space="preserve">The capture software writes the sensor data; the robot’s pose has to be recorded</w:t>
-      </w:r>
-      <w:r>
-        <w:t xml:space="preserve"> </w:t>
-      </w:r>
-      <w:r>
-        <w:t xml:space="preserve">separately, by the robot program, in a text table called the pose log. There is one</w:t>
-      </w:r>
-      <w:r>
-        <w:t xml:space="preserve"> </w:t>
-      </w:r>
-      <w:r>
-        <w:t xml:space="preserve">pose log per capture folder (</w:t>
-      </w:r>
-      <w:r>
-        <w:rPr>
-          <w:rStyle w:val="VerbatimChar"/>
-        </w:rPr>
-        <w:t xml:space="preserve">boot_pose_log.csv</w:t>
-      </w:r>
-      <w:r>
-        <w:t xml:space="preserve">,</w:t>
-      </w:r>
-      <w:r>
-        <w:t xml:space="preserve"> </w:t>
-      </w:r>
-      <w:r>
-        <w:rPr>
-          <w:rStyle w:val="VerbatimChar"/>
-        </w:rPr>
-        <w:t xml:space="preserve">pose_log_A.csv</w:t>
-      </w:r>
-      <w:r>
-        <w:t xml:space="preserve">,</w:t>
-      </w:r>
-      <w:r>
-        <w:t xml:space="preserve"> </w:t>
-      </w:r>
-      <w:r>
-        <w:rPr>
-          <w:rStyle w:val="VerbatimChar"/>
-        </w:rPr>
-        <w:t xml:space="preserve">pose_log_B.csv</w:t>
-      </w:r>
-      <w:r>
-        <w:t xml:space="preserve">). It is a CSV file (comma-separated values, one header line, then</w:t>
-      </w:r>
-      <w:r>
-        <w:t xml:space="preserve"> </w:t>
-      </w:r>
-      <w:r>
-        <w:t xml:space="preserve">one line per pose) with these columns:</w:t>
-      </w:r>
-    </w:p>
-    <w:p>
-      <w:pPr>
-        <w:pStyle w:val="SourceCode"/>
-      </w:pPr>
-      <w:r>
-        <w:rPr>
-          <w:rStyle w:val="VerbatimChar"/>
-        </w:rPr>
-        <w:t xml:space="preserve">pose_id, kind, radius_mm, half_width_mm, half_height_mm,</w:t>
-      </w:r>
-      <w:r>
-        <w:br/>
-      </w:r>
-      <w:r>
-        <w:rPr>
-          <w:rStyle w:val="VerbatimChar"/>
-        </w:rPr>
-        <w:t xml:space="preserve">x_mm, y_mm, z_mm, rotation_type, r1, r2, r3, r4, ..., r9,</w:t>
-      </w:r>
-      <w:r>
-        <w:br/>
-      </w:r>
-      <w:r>
-        <w:rPr>
-          <w:rStyle w:val="VerbatimChar"/>
-        </w:rPr>
-        <w:t xml:space="preserve">j1, j2, j3, j4, j5, j6, approach_j1, ..., approach_j6</w:t>
-      </w:r>
-    </w:p>
-    <w:p>
-      <w:pPr>
-        <w:pStyle w:val="FirstParagraph"/>
-      </w:pPr>
-      <w:r>
-        <w:t xml:space="preserve">(one header line in the file; it is broken here only to fit the page)</w:t>
+      <w:r>
+        <w:t xml:space="preserve"> </w:t>
+      </w:r>
+      <w:r>
+        <w:t xml:space="preserve">The idea: gear backlash means the flange</w:t>
+      </w:r>
+      <w:r>
+        <w:t xml:space="preserve"> </w:t>
+      </w:r>
+      <w:r>
+        <w:t xml:space="preserve">can sit on either side of a small dead band after a move, depending on which way each</w:t>
+      </w:r>
+      <w:r>
+        <w:t xml:space="preserve"> </w:t>
+      </w:r>
+      <w:r>
+        <w:t xml:space="preserve">joint last moved. Approaching every target pose with the same final move makes the</w:t>
+      </w:r>
+      <w:r>
+        <w:t xml:space="preserve"> </w:t>
+      </w:r>
+      <w:r>
+        <w:t xml:space="preserve">last motion of each joint the same at every pose, as far as the geometry allows, so</w:t>
+      </w:r>
+      <w:r>
+        <w:t xml:space="preserve"> </w:t>
+      </w:r>
+      <w:r>
+        <w:t xml:space="preserve">the dead band is taken up the same way each time and its effect is constant instead</w:t>
+      </w:r>
+      <w:r>
+        <w:t xml:space="preserve"> </w:t>
+      </w:r>
+      <w:r>
+        <w:t xml:space="preserve">of random. The approach pose in the plan is the target pose moved back 40 mm along</w:t>
+      </w:r>
+      <w:r>
+        <w:t xml:space="preserve"> </w:t>
+      </w:r>
+      <w:r>
+        <w:t xml:space="preserve">the board’s own normal (away from the sensor) and turned 3 degrees about the board’s</w:t>
+      </w:r>
+      <w:r>
+        <w:t xml:space="preserve"> </w:t>
+      </w:r>
+      <w:r>
+        <w:t xml:space="preserve">long edge; the final move is therefore the same 40 mm advance and 3 degree turn at</w:t>
+      </w:r>
+      <w:r>
+        <w:t xml:space="preserve"> </w:t>
+      </w:r>
+      <w:r>
+        <w:t xml:space="preserve">every pose. Robot program outline, for each row:</w:t>
       </w:r>
     </w:p>
     <w:p>
@@ -7009,58 +6929,7 @@
         </w:numPr>
       </w:pPr>
       <w:r>
-        <w:rPr>
-          <w:rStyle w:val="VerbatimChar"/>
-        </w:rPr>
-        <w:t xml:space="preserve">pose_id</w:t>
-      </w:r>
-      <w:r>
-        <w:t xml:space="preserve">: exactly the id from</w:t>
-      </w:r>
-      <w:r>
-        <w:t xml:space="preserve"> </w:t>
-      </w:r>
-      <w:r>
-        <w:rPr>
-          <w:rStyle w:val="VerbatimChar"/>
-        </w:rPr>
-        <w:t xml:space="preserve">poses.csv</w:t>
-      </w:r>
-      <w:r>
-        <w:t xml:space="preserve"> </w:t>
-      </w:r>
-      <w:r>
-        <w:t xml:space="preserve">(or</w:t>
-      </w:r>
-      <w:r>
-        <w:t xml:space="preserve"> </w:t>
-      </w:r>
-      <w:r>
-        <w:rPr>
-          <w:rStyle w:val="VerbatimChar"/>
-        </w:rPr>
-        <w:t xml:space="preserve">boot01</w:t>
-      </w:r>
-      <w:r>
-        <w:t xml:space="preserve">..</w:t>
-      </w:r>
-      <w:r>
-        <w:rPr>
-          <w:rStyle w:val="VerbatimChar"/>
-        </w:rPr>
-        <w:t xml:space="preserve">boot06</w:t>
-      </w:r>
-      <w:r>
-        <w:t xml:space="preserve"> </w:t>
-      </w:r>
-      <w:r>
-        <w:t xml:space="preserve">in section 4),</w:t>
-      </w:r>
-      <w:r>
-        <w:t xml:space="preserve"> </w:t>
-      </w:r>
-      <w:r>
-        <w:t xml:space="preserve">which is also the start of the file names.</w:t>
+        <w:t xml:space="preserve">Move to the approach pose with a joint move, from wherever the robot is.</w:t>
       </w:r>
     </w:p>
     <w:p>
@@ -7072,37 +6941,7 @@
         </w:numPr>
       </w:pPr>
       <w:r>
-        <w:rPr>
-          <w:rStyle w:val="VerbatimChar"/>
-        </w:rPr>
-        <w:t xml:space="preserve">kind</w:t>
-      </w:r>
-      <w:r>
-        <w:t xml:space="preserve">:</w:t>
-      </w:r>
-      <w:r>
-        <w:t xml:space="preserve"> </w:t>
-      </w:r>
-      <w:r>
-        <w:rPr>
-          <w:rStyle w:val="VerbatimChar"/>
-        </w:rPr>
-        <w:t xml:space="preserve">board</w:t>
-      </w:r>
-      <w:r>
-        <w:t xml:space="preserve">.</w:t>
-      </w:r>
-      <w:r>
-        <w:t xml:space="preserve"> </w:t>
-      </w:r>
-      <w:r>
-        <w:rPr>
-          <w:rStyle w:val="VerbatimChar"/>
-        </w:rPr>
-        <w:t xml:space="preserve">radius_mm</w:t>
-      </w:r>
-      <w:r>
-        <w:t xml:space="preserve">: empty.</w:t>
+        <w:t xml:space="preserve">Wait 0.5 seconds.</w:t>
       </w:r>
     </w:p>
     <w:p>
@@ -7114,25 +6953,49 @@
         </w:numPr>
       </w:pPr>
       <w:r>
-        <w:rPr>
-          <w:rStyle w:val="VerbatimChar"/>
-        </w:rPr>
-        <w:t xml:space="preserve">half_width_mm</w:t>
-      </w:r>
-      <w:r>
-        <w:t xml:space="preserve">,</w:t>
-      </w:r>
-      <w:r>
-        <w:t xml:space="preserve"> </w:t>
-      </w:r>
-      <w:r>
-        <w:rPr>
-          <w:rStyle w:val="VerbatimChar"/>
-        </w:rPr>
-        <w:t xml:space="preserve">half_height_mm</w:t>
-      </w:r>
-      <w:r>
-        <w:t xml:space="preserve">: half the measured board size.</w:t>
+        <w:t xml:space="preserve">Make a linear move onto the target pose, at the same speed for every pose, without</w:t>
+      </w:r>
+      <w:r>
+        <w:t xml:space="preserve"> </w:t>
+      </w:r>
+      <w:r>
+        <w:t xml:space="preserve">stopping or reversing on the way. If the controller offers a</w:t>
+      </w:r>
+      <w:r>
+        <w:t xml:space="preserve"> </w:t>
+      </w:r>
+      <w:r>
+        <w:t xml:space="preserve">“fine”</w:t>
+      </w:r>
+      <w:r>
+        <w:t xml:space="preserve"> </w:t>
+      </w:r>
+      <w:r>
+        <w:t xml:space="preserve">or</w:t>
+      </w:r>
+      <w:r>
+        <w:t xml:space="preserve"> </w:t>
+      </w:r>
+      <w:r>
+        <w:t xml:space="preserve">“exact</w:t>
+      </w:r>
+      <w:r>
+        <w:t xml:space="preserve"> </w:t>
+      </w:r>
+      <w:r>
+        <w:t xml:space="preserve">stop”</w:t>
+      </w:r>
+      <w:r>
+        <w:t xml:space="preserve"> </w:t>
+      </w:r>
+      <w:r>
+        <w:t xml:space="preserve">positioning mode for the end of a move, use it here and in sub-procedure A</w:t>
+      </w:r>
+      <w:r>
+        <w:t xml:space="preserve"> </w:t>
+      </w:r>
+      <w:r>
+        <w:t xml:space="preserve">alike.</w:t>
       </w:r>
     </w:p>
     <w:p>
@@ -7144,37 +7007,7 @@
         </w:numPr>
       </w:pPr>
       <w:r>
-        <w:rPr>
-          <w:rStyle w:val="VerbatimChar"/>
-        </w:rPr>
-        <w:t xml:space="preserve">x_mm</w:t>
-      </w:r>
-      <w:r>
-        <w:t xml:space="preserve">,</w:t>
-      </w:r>
-      <w:r>
-        <w:t xml:space="preserve"> </w:t>
-      </w:r>
-      <w:r>
-        <w:rPr>
-          <w:rStyle w:val="VerbatimChar"/>
-        </w:rPr>
-        <w:t xml:space="preserve">y_mm</w:t>
-      </w:r>
-      <w:r>
-        <w:t xml:space="preserve">,</w:t>
-      </w:r>
-      <w:r>
-        <w:t xml:space="preserve"> </w:t>
-      </w:r>
-      <w:r>
-        <w:rPr>
-          <w:rStyle w:val="VerbatimChar"/>
-        </w:rPr>
-        <w:t xml:space="preserve">z_mm</w:t>
-      </w:r>
-      <w:r>
-        <w:t xml:space="preserve">: the reported tool position in the base frame.</w:t>
+        <w:t xml:space="preserve">Wait 1.5 seconds for vibration to settle.</w:t>
       </w:r>
     </w:p>
     <w:p>
@@ -7186,88 +7019,25 @@
         </w:numPr>
       </w:pPr>
       <w:r>
-        <w:rPr>
-          <w:rStyle w:val="VerbatimChar"/>
-        </w:rPr>
-        <w:t xml:space="preserve">rotation_type</w:t>
-      </w:r>
-      <w:r>
-        <w:t xml:space="preserve"> </w:t>
-      </w:r>
-      <w:r>
-        <w:t xml:space="preserve">and</w:t>
-      </w:r>
-      <w:r>
-        <w:t xml:space="preserve"> </w:t>
-      </w:r>
-      <w:r>
-        <w:rPr>
-          <w:rStyle w:val="VerbatimChar"/>
-        </w:rPr>
-        <w:t xml:space="preserve">r1..r9</w:t>
-      </w:r>
-      <w:r>
-        <w:t xml:space="preserve">: the reported tool orientation, in whatever form the</w:t>
-      </w:r>
-      <w:r>
-        <w:t xml:space="preserve"> </w:t>
-      </w:r>
-      <w:r>
-        <w:t xml:space="preserve">controller gives, named by one of the words in the table below. Only as many r</w:t>
-      </w:r>
-      <w:r>
-        <w:t xml:space="preserve"> </w:t>
-      </w:r>
-      <w:r>
-        <w:t xml:space="preserve">columns as the form needs are filled; the header may stop at the last one used</w:t>
-      </w:r>
-      <w:r>
-        <w:t xml:space="preserve"> </w:t>
-      </w:r>
-      <w:r>
-        <w:t xml:space="preserve">(</w:t>
-      </w:r>
-      <w:r>
-        <w:rPr>
-          <w:rStyle w:val="VerbatimChar"/>
-        </w:rPr>
-        <w:t xml:space="preserve">r4</w:t>
-      </w:r>
-      <w:r>
-        <w:t xml:space="preserve"> </w:t>
-      </w:r>
-      <w:r>
-        <w:t xml:space="preserve">for a quaternion,</w:t>
-      </w:r>
-      <w:r>
-        <w:t xml:space="preserve"> </w:t>
-      </w:r>
-      <w:r>
-        <w:rPr>
-          <w:rStyle w:val="VerbatimChar"/>
-        </w:rPr>
-        <w:t xml:space="preserve">r3</w:t>
-      </w:r>
-      <w:r>
-        <w:t xml:space="preserve"> </w:t>
-      </w:r>
-      <w:r>
-        <w:t xml:space="preserve">for angles,</w:t>
-      </w:r>
-      <w:r>
-        <w:t xml:space="preserve"> </w:t>
-      </w:r>
-      <w:r>
-        <w:rPr>
-          <w:rStyle w:val="VerbatimChar"/>
-        </w:rPr>
-        <w:t xml:space="preserve">r9</w:t>
-      </w:r>
-      <w:r>
-        <w:t xml:space="preserve"> </w:t>
-      </w:r>
-      <w:r>
-        <w:t xml:space="preserve">for a matrix).</w:t>
+        <w:t xml:space="preserve">Trigger the capture of 5 frames through the communication software; file names</w:t>
+      </w:r>
+      <w:r>
+        <w:t xml:space="preserve"> </w:t>
+      </w:r>
+      <w:r>
+        <w:t xml:space="preserve">as above, in the folder</w:t>
+      </w:r>
+      <w:r>
+        <w:t xml:space="preserve"> </w:t>
+      </w:r>
+      <w:r>
+        <w:rPr>
+          <w:rStyle w:val="VerbatimChar"/>
+        </w:rPr>
+        <w:t xml:space="preserve">captures_B/</w:t>
+      </w:r>
+      <w:r>
+        <w:t xml:space="preserve">.</w:t>
       </w:r>
     </w:p>
     <w:p>
@@ -7276,6 +7046,530 @@
         <w:numPr>
           <w:ilvl w:val="0"/>
           <w:numId w:val="1011"/>
+        </w:numPr>
+      </w:pPr>
+      <w:r>
+        <w:t xml:space="preserve">Read the reported tool pose and, if available, the joint angles at the target,</w:t>
+      </w:r>
+      <w:r>
+        <w:t xml:space="preserve"> </w:t>
+      </w:r>
+      <w:r>
+        <w:t xml:space="preserve">and append them to</w:t>
+      </w:r>
+      <w:r>
+        <w:t xml:space="preserve"> </w:t>
+      </w:r>
+      <w:r>
+        <w:rPr>
+          <w:rStyle w:val="VerbatimChar"/>
+        </w:rPr>
+        <w:t xml:space="preserve">pose_log_B.csv</w:t>
+      </w:r>
+      <w:r>
+        <w:t xml:space="preserve">; if the controller can also report the joint</w:t>
+      </w:r>
+      <w:r>
+        <w:t xml:space="preserve"> </w:t>
+      </w:r>
+      <w:r>
+        <w:t xml:space="preserve">angles at the approach pose, log those in the</w:t>
+      </w:r>
+      <w:r>
+        <w:t xml:space="preserve"> </w:t>
+      </w:r>
+      <w:r>
+        <w:rPr>
+          <w:rStyle w:val="VerbatimChar"/>
+        </w:rPr>
+        <w:t xml:space="preserve">approach_j1..approach_j6</w:t>
+      </w:r>
+      <w:r>
+        <w:t xml:space="preserve"> </w:t>
+      </w:r>
+      <w:r>
+        <w:t xml:space="preserve">columns.</w:t>
+      </w:r>
+      <w:r>
+        <w:t xml:space="preserve"> </w:t>
+      </w:r>
+      <w:r>
+        <w:t xml:space="preserve">The check tool uses them to confirm that each joint’s final motion had the same</w:t>
+      </w:r>
+      <w:r>
+        <w:t xml:space="preserve"> </w:t>
+      </w:r>
+      <w:r>
+        <w:t xml:space="preserve">direction at every pose.</w:t>
+      </w:r>
+    </w:p>
+    <w:p>
+      <w:pPr>
+        <w:pStyle w:val="Compact"/>
+        <w:numPr>
+          <w:ilvl w:val="0"/>
+          <w:numId w:val="1011"/>
+        </w:numPr>
+      </w:pPr>
+      <w:r>
+        <w:t xml:space="preserve">Move on.</w:t>
+      </w:r>
+    </w:p>
+    <w:p>
+      <w:pPr>
+        <w:pStyle w:val="FirstParagraph"/>
+      </w:pPr>
+      <w:r>
+        <w:t xml:space="preserve">When the last pose of B is done, build the manifest of</w:t>
+      </w:r>
+      <w:r>
+        <w:t xml:space="preserve"> </w:t>
+      </w:r>
+      <w:r>
+        <w:rPr>
+          <w:rStyle w:val="VerbatimChar"/>
+        </w:rPr>
+        <w:t xml:space="preserve">captures_B/</w:t>
+      </w:r>
+      <w:r>
+        <w:t xml:space="preserve"> </w:t>
+      </w:r>
+      <w:r>
+        <w:t xml:space="preserve">and run the</w:t>
+      </w:r>
+      <w:r>
+        <w:t xml:space="preserve"> </w:t>
+      </w:r>
+      <w:r>
+        <w:t xml:space="preserve">check on it, as after A.</w:t>
+      </w:r>
+    </w:p>
+    <w:p>
+      <w:pPr>
+        <w:pStyle w:val="BodyText"/>
+      </w:pPr>
+      <w:r>
+        <w:t xml:space="preserve">Use the same speed and acceleration settings in both sub-procedures. Do all of A,</w:t>
+      </w:r>
+      <w:r>
+        <w:t xml:space="preserve"> </w:t>
+      </w:r>
+      <w:r>
+        <w:t xml:space="preserve">then all of B (or the other way round); do not interleave, and do not move the</w:t>
+      </w:r>
+      <w:r>
+        <w:t xml:space="preserve"> </w:t>
+      </w:r>
+      <w:r>
+        <w:t xml:space="preserve">sensor or remount the board between them. If a remount cannot be avoided, do the</w:t>
+      </w:r>
+      <w:r>
+        <w:t xml:space="preserve"> </w:t>
+      </w:r>
+      <w:r>
+        <w:t xml:space="preserve">remount check of section 3 and record it before the second run starts. At about 8 seconds per pose in A and 12 in</w:t>
+      </w:r>
+      <w:r>
+        <w:t xml:space="preserve"> </w:t>
+      </w:r>
+      <w:r>
+        <w:t xml:space="preserve">B, the robot time for the default plan (section 5 gives the exact pose count) is</w:t>
+      </w:r>
+      <w:r>
+        <w:t xml:space="preserve"> </w:t>
+      </w:r>
+      <w:r>
+        <w:t xml:space="preserve">about 80 minutes in all; plan on about three hours including the setup and the</w:t>
+      </w:r>
+      <w:r>
+        <w:t xml:space="preserve"> </w:t>
+      </w:r>
+      <w:r>
+        <w:t xml:space="preserve">checks.</w:t>
+      </w:r>
+    </w:p>
+    <w:bookmarkEnd w:id="32"/>
+    <w:bookmarkStart w:id="33" w:name="recording-the-poses-the-pose-log"/>
+    <w:p>
+      <w:pPr>
+        <w:pStyle w:val="Heading2"/>
+      </w:pPr>
+      <w:r>
+        <w:t xml:space="preserve">7. Recording the poses: the pose log</w:t>
+      </w:r>
+    </w:p>
+    <w:p>
+      <w:pPr>
+        <w:pStyle w:val="FirstParagraph"/>
+      </w:pPr>
+      <w:r>
+        <w:t xml:space="preserve">The capture software writes the sensor data; the robot’s pose has to be recorded</w:t>
+      </w:r>
+      <w:r>
+        <w:t xml:space="preserve"> </w:t>
+      </w:r>
+      <w:r>
+        <w:t xml:space="preserve">separately, by the robot program, in a text table called the pose log. There is one</w:t>
+      </w:r>
+      <w:r>
+        <w:t xml:space="preserve"> </w:t>
+      </w:r>
+      <w:r>
+        <w:t xml:space="preserve">pose log per capture folder (</w:t>
+      </w:r>
+      <w:r>
+        <w:rPr>
+          <w:rStyle w:val="VerbatimChar"/>
+        </w:rPr>
+        <w:t xml:space="preserve">boot_pose_log.csv</w:t>
+      </w:r>
+      <w:r>
+        <w:t xml:space="preserve">,</w:t>
+      </w:r>
+      <w:r>
+        <w:t xml:space="preserve"> </w:t>
+      </w:r>
+      <w:r>
+        <w:rPr>
+          <w:rStyle w:val="VerbatimChar"/>
+        </w:rPr>
+        <w:t xml:space="preserve">pose_log_A.csv</w:t>
+      </w:r>
+      <w:r>
+        <w:t xml:space="preserve">,</w:t>
+      </w:r>
+      <w:r>
+        <w:t xml:space="preserve"> </w:t>
+      </w:r>
+      <w:r>
+        <w:rPr>
+          <w:rStyle w:val="VerbatimChar"/>
+        </w:rPr>
+        <w:t xml:space="preserve">pose_log_B.csv</w:t>
+      </w:r>
+      <w:r>
+        <w:t xml:space="preserve">). It is a CSV file (comma-separated values, one header line, then</w:t>
+      </w:r>
+      <w:r>
+        <w:t xml:space="preserve"> </w:t>
+      </w:r>
+      <w:r>
+        <w:t xml:space="preserve">one line per pose) with these columns:</w:t>
+      </w:r>
+    </w:p>
+    <w:p>
+      <w:pPr>
+        <w:pStyle w:val="SourceCode"/>
+      </w:pPr>
+      <w:r>
+        <w:rPr>
+          <w:rStyle w:val="VerbatimChar"/>
+        </w:rPr>
+        <w:t xml:space="preserve">pose_id, kind, radius_mm, half_width_mm, half_height_mm,</w:t>
+      </w:r>
+      <w:r>
+        <w:br/>
+      </w:r>
+      <w:r>
+        <w:rPr>
+          <w:rStyle w:val="VerbatimChar"/>
+        </w:rPr>
+        <w:t xml:space="preserve">x_mm, y_mm, z_mm, rotation_type, r1, r2, r3, r4, ..., r9,</w:t>
+      </w:r>
+      <w:r>
+        <w:br/>
+      </w:r>
+      <w:r>
+        <w:rPr>
+          <w:rStyle w:val="VerbatimChar"/>
+        </w:rPr>
+        <w:t xml:space="preserve">j1, j2, j3, j4, j5, j6, approach_j1, ..., approach_j6</w:t>
+      </w:r>
+    </w:p>
+    <w:p>
+      <w:pPr>
+        <w:pStyle w:val="FirstParagraph"/>
+      </w:pPr>
+      <w:r>
+        <w:t xml:space="preserve">(one header line in the file; it is broken here only to fit the page)</w:t>
+      </w:r>
+    </w:p>
+    <w:p>
+      <w:pPr>
+        <w:pStyle w:val="Compact"/>
+        <w:numPr>
+          <w:ilvl w:val="0"/>
+          <w:numId w:val="1012"/>
+        </w:numPr>
+      </w:pPr>
+      <w:r>
+        <w:rPr>
+          <w:rStyle w:val="VerbatimChar"/>
+        </w:rPr>
+        <w:t xml:space="preserve">pose_id</w:t>
+      </w:r>
+      <w:r>
+        <w:t xml:space="preserve">: exactly the id from</w:t>
+      </w:r>
+      <w:r>
+        <w:t xml:space="preserve"> </w:t>
+      </w:r>
+      <w:r>
+        <w:rPr>
+          <w:rStyle w:val="VerbatimChar"/>
+        </w:rPr>
+        <w:t xml:space="preserve">poses.csv</w:t>
+      </w:r>
+      <w:r>
+        <w:t xml:space="preserve"> </w:t>
+      </w:r>
+      <w:r>
+        <w:t xml:space="preserve">(or</w:t>
+      </w:r>
+      <w:r>
+        <w:t xml:space="preserve"> </w:t>
+      </w:r>
+      <w:r>
+        <w:rPr>
+          <w:rStyle w:val="VerbatimChar"/>
+        </w:rPr>
+        <w:t xml:space="preserve">boot01</w:t>
+      </w:r>
+      <w:r>
+        <w:t xml:space="preserve">..</w:t>
+      </w:r>
+      <w:r>
+        <w:rPr>
+          <w:rStyle w:val="VerbatimChar"/>
+        </w:rPr>
+        <w:t xml:space="preserve">boot06</w:t>
+      </w:r>
+      <w:r>
+        <w:t xml:space="preserve"> </w:t>
+      </w:r>
+      <w:r>
+        <w:t xml:space="preserve">in section 4),</w:t>
+      </w:r>
+      <w:r>
+        <w:t xml:space="preserve"> </w:t>
+      </w:r>
+      <w:r>
+        <w:t xml:space="preserve">which is also the start of the file names.</w:t>
+      </w:r>
+    </w:p>
+    <w:p>
+      <w:pPr>
+        <w:pStyle w:val="Compact"/>
+        <w:numPr>
+          <w:ilvl w:val="0"/>
+          <w:numId w:val="1012"/>
+        </w:numPr>
+      </w:pPr>
+      <w:r>
+        <w:rPr>
+          <w:rStyle w:val="VerbatimChar"/>
+        </w:rPr>
+        <w:t xml:space="preserve">kind</w:t>
+      </w:r>
+      <w:r>
+        <w:t xml:space="preserve">:</w:t>
+      </w:r>
+      <w:r>
+        <w:t xml:space="preserve"> </w:t>
+      </w:r>
+      <w:r>
+        <w:rPr>
+          <w:rStyle w:val="VerbatimChar"/>
+        </w:rPr>
+        <w:t xml:space="preserve">board</w:t>
+      </w:r>
+      <w:r>
+        <w:t xml:space="preserve">.</w:t>
+      </w:r>
+      <w:r>
+        <w:t xml:space="preserve"> </w:t>
+      </w:r>
+      <w:r>
+        <w:rPr>
+          <w:rStyle w:val="VerbatimChar"/>
+        </w:rPr>
+        <w:t xml:space="preserve">radius_mm</w:t>
+      </w:r>
+      <w:r>
+        <w:t xml:space="preserve">: empty.</w:t>
+      </w:r>
+    </w:p>
+    <w:p>
+      <w:pPr>
+        <w:pStyle w:val="Compact"/>
+        <w:numPr>
+          <w:ilvl w:val="0"/>
+          <w:numId w:val="1012"/>
+        </w:numPr>
+      </w:pPr>
+      <w:r>
+        <w:rPr>
+          <w:rStyle w:val="VerbatimChar"/>
+        </w:rPr>
+        <w:t xml:space="preserve">half_width_mm</w:t>
+      </w:r>
+      <w:r>
+        <w:t xml:space="preserve">,</w:t>
+      </w:r>
+      <w:r>
+        <w:t xml:space="preserve"> </w:t>
+      </w:r>
+      <w:r>
+        <w:rPr>
+          <w:rStyle w:val="VerbatimChar"/>
+        </w:rPr>
+        <w:t xml:space="preserve">half_height_mm</w:t>
+      </w:r>
+      <w:r>
+        <w:t xml:space="preserve">: half the measured board size.</w:t>
+      </w:r>
+    </w:p>
+    <w:p>
+      <w:pPr>
+        <w:pStyle w:val="Compact"/>
+        <w:numPr>
+          <w:ilvl w:val="0"/>
+          <w:numId w:val="1012"/>
+        </w:numPr>
+      </w:pPr>
+      <w:r>
+        <w:rPr>
+          <w:rStyle w:val="VerbatimChar"/>
+        </w:rPr>
+        <w:t xml:space="preserve">x_mm</w:t>
+      </w:r>
+      <w:r>
+        <w:t xml:space="preserve">,</w:t>
+      </w:r>
+      <w:r>
+        <w:t xml:space="preserve"> </w:t>
+      </w:r>
+      <w:r>
+        <w:rPr>
+          <w:rStyle w:val="VerbatimChar"/>
+        </w:rPr>
+        <w:t xml:space="preserve">y_mm</w:t>
+      </w:r>
+      <w:r>
+        <w:t xml:space="preserve">,</w:t>
+      </w:r>
+      <w:r>
+        <w:t xml:space="preserve"> </w:t>
+      </w:r>
+      <w:r>
+        <w:rPr>
+          <w:rStyle w:val="VerbatimChar"/>
+        </w:rPr>
+        <w:t xml:space="preserve">z_mm</w:t>
+      </w:r>
+      <w:r>
+        <w:t xml:space="preserve">: the reported tool position in the base frame.</w:t>
+      </w:r>
+    </w:p>
+    <w:p>
+      <w:pPr>
+        <w:pStyle w:val="Compact"/>
+        <w:numPr>
+          <w:ilvl w:val="0"/>
+          <w:numId w:val="1012"/>
+        </w:numPr>
+      </w:pPr>
+      <w:r>
+        <w:rPr>
+          <w:rStyle w:val="VerbatimChar"/>
+        </w:rPr>
+        <w:t xml:space="preserve">rotation_type</w:t>
+      </w:r>
+      <w:r>
+        <w:t xml:space="preserve"> </w:t>
+      </w:r>
+      <w:r>
+        <w:t xml:space="preserve">and</w:t>
+      </w:r>
+      <w:r>
+        <w:t xml:space="preserve"> </w:t>
+      </w:r>
+      <w:r>
+        <w:rPr>
+          <w:rStyle w:val="VerbatimChar"/>
+        </w:rPr>
+        <w:t xml:space="preserve">r1..r9</w:t>
+      </w:r>
+      <w:r>
+        <w:t xml:space="preserve">: the reported tool orientation, in whatever form the</w:t>
+      </w:r>
+      <w:r>
+        <w:t xml:space="preserve"> </w:t>
+      </w:r>
+      <w:r>
+        <w:t xml:space="preserve">controller gives, named by one of the words in the table below. Only as many r</w:t>
+      </w:r>
+      <w:r>
+        <w:t xml:space="preserve"> </w:t>
+      </w:r>
+      <w:r>
+        <w:t xml:space="preserve">columns as the form needs are filled; the header may stop at the last one used</w:t>
+      </w:r>
+      <w:r>
+        <w:t xml:space="preserve"> </w:t>
+      </w:r>
+      <w:r>
+        <w:t xml:space="preserve">(</w:t>
+      </w:r>
+      <w:r>
+        <w:rPr>
+          <w:rStyle w:val="VerbatimChar"/>
+        </w:rPr>
+        <w:t xml:space="preserve">r4</w:t>
+      </w:r>
+      <w:r>
+        <w:t xml:space="preserve"> </w:t>
+      </w:r>
+      <w:r>
+        <w:t xml:space="preserve">for a quaternion,</w:t>
+      </w:r>
+      <w:r>
+        <w:t xml:space="preserve"> </w:t>
+      </w:r>
+      <w:r>
+        <w:rPr>
+          <w:rStyle w:val="VerbatimChar"/>
+        </w:rPr>
+        <w:t xml:space="preserve">r3</w:t>
+      </w:r>
+      <w:r>
+        <w:t xml:space="preserve"> </w:t>
+      </w:r>
+      <w:r>
+        <w:t xml:space="preserve">for angles,</w:t>
+      </w:r>
+      <w:r>
+        <w:t xml:space="preserve"> </w:t>
+      </w:r>
+      <w:r>
+        <w:rPr>
+          <w:rStyle w:val="VerbatimChar"/>
+        </w:rPr>
+        <w:t xml:space="preserve">r9</w:t>
+      </w:r>
+      <w:r>
+        <w:t xml:space="preserve"> </w:t>
+      </w:r>
+      <w:r>
+        <w:t xml:space="preserve">for a matrix).</w:t>
+      </w:r>
+    </w:p>
+    <w:p>
+      <w:pPr>
+        <w:pStyle w:val="Compact"/>
+        <w:numPr>
+          <w:ilvl w:val="0"/>
+          <w:numId w:val="1012"/>
         </w:numPr>
       </w:pPr>
       <w:r>
@@ -7949,7 +8243,7 @@
         <w:pStyle w:val="Compact"/>
         <w:numPr>
           <w:ilvl w:val="0"/>
-          <w:numId w:val="1012"/>
+          <w:numId w:val="1013"/>
         </w:numPr>
       </w:pPr>
       <w:r>
@@ -7960,216 +8254,6 @@
       </w:r>
       <w:r>
         <w:t xml:space="preserve">exposure, or the board was outside the field.</w:t>
-      </w:r>
-    </w:p>
-    <w:p>
-      <w:pPr>
-        <w:pStyle w:val="Compact"/>
-        <w:numPr>
-          <w:ilvl w:val="0"/>
-          <w:numId w:val="1012"/>
-        </w:numPr>
-      </w:pPr>
-      <w:r>
-        <w:t xml:space="preserve">Board touching the image border: the board is partly out of view; the pose is</w:t>
-      </w:r>
-      <w:r>
-        <w:t xml:space="preserve"> </w:t>
-      </w:r>
-      <w:r>
-        <w:t xml:space="preserve">unusable, re-plan it slightly inward.</w:t>
-      </w:r>
-    </w:p>
-    <w:p>
-      <w:pPr>
-        <w:pStyle w:val="Compact"/>
-        <w:numPr>
-          <w:ilvl w:val="0"/>
-          <w:numId w:val="1012"/>
-        </w:numPr>
-      </w:pPr>
-      <w:r>
-        <w:t xml:space="preserve">Segmentation failed: the software could not find a flat surface of the board’s</w:t>
-      </w:r>
-      <w:r>
-        <w:t xml:space="preserve"> </w:t>
-      </w:r>
-      <w:r>
-        <w:t xml:space="preserve">size facing the sensor where the pose says it should be; the pose was copied</w:t>
-      </w:r>
-      <w:r>
-        <w:t xml:space="preserve"> </w:t>
-      </w:r>
-      <w:r>
-        <w:t xml:space="preserve">wrongly, or something flat is closer to the sensor than the board (a cable, a</w:t>
-      </w:r>
-      <w:r>
-        <w:t xml:space="preserve"> </w:t>
-      </w:r>
-      <w:r>
-        <w:t xml:space="preserve">hand, the table), or the board is outside the field.</w:t>
-      </w:r>
-    </w:p>
-    <w:p>
-      <w:pPr>
-        <w:pStyle w:val="Compact"/>
-        <w:numPr>
-          <w:ilvl w:val="0"/>
-          <w:numId w:val="1012"/>
-        </w:numPr>
-      </w:pPr>
-      <w:r>
-        <w:t xml:space="preserve">Plane residual above 1 mm: the board surface read by the sensor is not flat to</w:t>
-      </w:r>
-      <w:r>
-        <w:t xml:space="preserve"> </w:t>
-      </w:r>
-      <w:r>
-        <w:t xml:space="preserve">the sensor; a shiny spot or a dirty board, or an exposure problem.</w:t>
-      </w:r>
-    </w:p>
-    <w:p>
-      <w:pPr>
-        <w:pStyle w:val="Compact"/>
-        <w:numPr>
-          <w:ilvl w:val="0"/>
-          <w:numId w:val="1012"/>
-        </w:numPr>
-      </w:pPr>
-      <w:r>
-        <w:t xml:space="preserve">Normal residual above 1 degree or offset residual above 1 mm against the solved</w:t>
-      </w:r>
-      <w:r>
-        <w:t xml:space="preserve"> </w:t>
-      </w:r>
-      <w:r>
-        <w:t xml:space="preserve">registration: either the robot pose was copied wrongly for that pose, or, if it</w:t>
-      </w:r>
-      <w:r>
-        <w:t xml:space="preserve"> </w:t>
-      </w:r>
-      <w:r>
-        <w:t xml:space="preserve">affects every pose with one tilt direction, the board tool frame’s orientation is</w:t>
-      </w:r>
-      <w:r>
-        <w:t xml:space="preserve"> </w:t>
-      </w:r>
-      <w:r>
-        <w:t xml:space="preserve">wrong (section 3, step 5), or the rotation type in the pose log is misnamed; or,</w:t>
-      </w:r>
-      <w:r>
-        <w:t xml:space="preserve"> </w:t>
-      </w:r>
-      <w:r>
-        <w:t xml:space="preserve">if it grows steadily across the volume, the robot’s base frame or its absolute</w:t>
-      </w:r>
-      <w:r>
-        <w:t xml:space="preserve"> </w:t>
-      </w:r>
-      <w:r>
-        <w:t xml:space="preserve">accuracy is off.</w:t>
-      </w:r>
-    </w:p>
-    <w:p>
-      <w:pPr>
-        <w:pStyle w:val="Compact"/>
-        <w:numPr>
-          <w:ilvl w:val="0"/>
-          <w:numId w:val="1012"/>
-        </w:numPr>
-      </w:pPr>
-      <w:r>
-        <w:t xml:space="preserve">Normal spread below 0.05: the tilts were not varied enough (should not happen with</w:t>
-      </w:r>
-      <w:r>
-        <w:t xml:space="preserve"> </w:t>
-      </w:r>
-      <w:r>
-        <w:t xml:space="preserve">the plan’s defaults).</w:t>
-      </w:r>
-    </w:p>
-    <w:p>
-      <w:pPr>
-        <w:pStyle w:val="Compact"/>
-        <w:numPr>
-          <w:ilvl w:val="0"/>
-          <w:numId w:val="1012"/>
-        </w:numPr>
-      </w:pPr>
-      <w:r>
-        <w:t xml:space="preserve">Joint sign consistency (sub-procedure B, when joint angles were logged): for each</w:t>
-      </w:r>
-      <w:r>
-        <w:t xml:space="preserve"> </w:t>
-      </w:r>
-      <w:r>
-        <w:t xml:space="preserve">joint, the fraction of poses whose final motion had the majority direction. A joint</w:t>
-      </w:r>
-      <w:r>
-        <w:t xml:space="preserve"> </w:t>
-      </w:r>
-      <w:r>
-        <w:t xml:space="preserve">far below 100 percent means the approach move did not standardize that joint’s</w:t>
-      </w:r>
-      <w:r>
-        <w:t xml:space="preserve"> </w:t>
-      </w:r>
-      <w:r>
-        <w:t xml:space="preserve">backlash over part of the workspace; tell the engineer, it affects how the two</w:t>
-      </w:r>
-      <w:r>
-        <w:t xml:space="preserve"> </w:t>
-      </w:r>
-      <w:r>
-        <w:t xml:space="preserve">folders are compared.</w:t>
-      </w:r>
-    </w:p>
-    <w:p>
-      <w:pPr>
-        <w:pStyle w:val="FirstParagraph"/>
-      </w:pPr>
-      <w:r>
-        <w:t xml:space="preserve">Re-capture flagged poses after fixing the cause; do not delete the lines from the</w:t>
-      </w:r>
-      <w:r>
-        <w:t xml:space="preserve"> </w:t>
-      </w:r>
-      <w:r>
-        <w:t xml:space="preserve">log, add corrected lines with a new pose id (for example</w:t>
-      </w:r>
-      <w:r>
-        <w:t xml:space="preserve"> </w:t>
-      </w:r>
-      <w:r>
-        <w:rPr>
-          <w:rStyle w:val="VerbatimChar"/>
-        </w:rPr>
-        <w:t xml:space="preserve">b_z0650_t24_a090_05r</w:t>
-      </w:r>
-      <w:r>
-        <w:t xml:space="preserve">). The</w:t>
-      </w:r>
-      <w:r>
-        <w:t xml:space="preserve"> </w:t>
-      </w:r>
-      <w:r>
-        <w:t xml:space="preserve">check tool’s exit code is 0 when nothing is flagged, 1 when something is, and 2 when</w:t>
-      </w:r>
-      <w:r>
-        <w:t xml:space="preserve"> </w:t>
-      </w:r>
-      <w:r>
-        <w:t xml:space="preserve">it cannot read the manifest.</w:t>
-      </w:r>
-    </w:p>
-    <w:bookmarkEnd w:id="34"/>
-    <w:bookmarkStart w:id="35" w:name="deliverables-checklist"/>
-    <w:p>
-      <w:pPr>
-        <w:pStyle w:val="Heading2"/>
-      </w:pPr>
-      <w:r>
-        <w:t xml:space="preserve">9. Deliverables checklist</w:t>
       </w:r>
     </w:p>
     <w:p>
@@ -8181,55 +8265,13 @@
         </w:numPr>
       </w:pPr>
       <w:r>
-        <w:rPr>
-          <w:rStyle w:val="VerbatimChar"/>
-        </w:rPr>
-        <w:t xml:space="preserve">captures_A/</w:t>
-      </w:r>
-      <w:r>
-        <w:t xml:space="preserve"> </w:t>
-      </w:r>
-      <w:r>
-        <w:t xml:space="preserve">and</w:t>
-      </w:r>
-      <w:r>
-        <w:t xml:space="preserve"> </w:t>
-      </w:r>
-      <w:r>
-        <w:rPr>
-          <w:rStyle w:val="VerbatimChar"/>
-        </w:rPr>
-        <w:t xml:space="preserve">captures_B/</w:t>
-      </w:r>
-      <w:r>
-        <w:t xml:space="preserve"> </w:t>
-      </w:r>
-      <w:r>
-        <w:t xml:space="preserve">with all</w:t>
-      </w:r>
-      <w:r>
-        <w:t xml:space="preserve"> </w:t>
-      </w:r>
-      <w:r>
-        <w:rPr>
-          <w:rStyle w:val="VerbatimChar"/>
-        </w:rPr>
-        <w:t xml:space="preserve">.mc</w:t>
-      </w:r>
-      <w:r>
-        <w:t xml:space="preserve"> </w:t>
-      </w:r>
-      <w:r>
-        <w:t xml:space="preserve">files, named</w:t>
-      </w:r>
-      <w:r>
-        <w:t xml:space="preserve"> </w:t>
-      </w:r>
-      <w:r>
-        <w:rPr>
-          <w:rStyle w:val="VerbatimChar"/>
-        </w:rPr>
-        <w:t xml:space="preserve">&lt;pose_id&gt;_Index&lt;nn&gt;.mc</w:t>
+        <w:t xml:space="preserve">Board touching the image border: the board is partly out of view; the pose is</w:t>
+      </w:r>
+      <w:r>
+        <w:t xml:space="preserve"> </w:t>
+      </w:r>
+      <w:r>
+        <w:t xml:space="preserve">unusable, re-plan it slightly inward.</w:t>
       </w:r>
     </w:p>
     <w:p>
@@ -8241,34 +8283,25 @@
         </w:numPr>
       </w:pPr>
       <w:r>
-        <w:rPr>
-          <w:rStyle w:val="VerbatimChar"/>
-        </w:rPr>
-        <w:t xml:space="preserve">pose_log_A.csv</w:t>
-      </w:r>
-      <w:r>
-        <w:t xml:space="preserve"> </w:t>
-      </w:r>
-      <w:r>
-        <w:t xml:space="preserve">and</w:t>
-      </w:r>
-      <w:r>
-        <w:t xml:space="preserve"> </w:t>
-      </w:r>
-      <w:r>
-        <w:rPr>
-          <w:rStyle w:val="VerbatimChar"/>
-        </w:rPr>
-        <w:t xml:space="preserve">pose_log_B.csv</w:t>
-      </w:r>
-      <w:r>
-        <w:t xml:space="preserve">, with the joint-angle columns when the</w:t>
-      </w:r>
-      <w:r>
-        <w:t xml:space="preserve"> </w:t>
-      </w:r>
-      <w:r>
-        <w:t xml:space="preserve">controller reports them</w:t>
+        <w:t xml:space="preserve">Segmentation failed: the software could not find a flat surface of the board’s</w:t>
+      </w:r>
+      <w:r>
+        <w:t xml:space="preserve"> </w:t>
+      </w:r>
+      <w:r>
+        <w:t xml:space="preserve">size facing the sensor where the pose says it should be; the pose was copied</w:t>
+      </w:r>
+      <w:r>
+        <w:t xml:space="preserve"> </w:t>
+      </w:r>
+      <w:r>
+        <w:t xml:space="preserve">wrongly, or something flat is closer to the sensor than the board (a cable, a</w:t>
+      </w:r>
+      <w:r>
+        <w:t xml:space="preserve"> </w:t>
+      </w:r>
+      <w:r>
+        <w:t xml:space="preserve">hand, the table), or the board is outside the field.</w:t>
       </w:r>
     </w:p>
     <w:p>
@@ -8280,46 +8313,13 @@
         </w:numPr>
       </w:pPr>
       <w:r>
-        <w:rPr>
-          <w:rStyle w:val="VerbatimChar"/>
-        </w:rPr>
-        <w:t xml:space="preserve">captures_A/manifest.csv</w:t>
-      </w:r>
-      <w:r>
-        <w:t xml:space="preserve"> </w:t>
-      </w:r>
-      <w:r>
-        <w:t xml:space="preserve">and</w:t>
-      </w:r>
-      <w:r>
-        <w:t xml:space="preserve"> </w:t>
-      </w:r>
-      <w:r>
-        <w:rPr>
-          <w:rStyle w:val="VerbatimChar"/>
-        </w:rPr>
-        <w:t xml:space="preserve">captures_B/manifest.csv</w:t>
-      </w:r>
-      <w:r>
-        <w:t xml:space="preserve"> </w:t>
-      </w:r>
-      <w:r>
-        <w:t xml:space="preserve">produced by</w:t>
-      </w:r>
-      <w:r>
-        <w:t xml:space="preserve"> </w:t>
-      </w:r>
-      <w:r>
-        <w:rPr>
-          <w:rStyle w:val="VerbatimChar"/>
-        </w:rPr>
-        <w:t xml:space="preserve">make_manifest</w:t>
-      </w:r>
-      <w:r>
-        <w:t xml:space="preserve"> </w:t>
-      </w:r>
-      <w:r>
-        <w:t xml:space="preserve">without errors</w:t>
+        <w:t xml:space="preserve">Plane residual above 1 mm: the board surface read by the sensor is not flat to</w:t>
+      </w:r>
+      <w:r>
+        <w:t xml:space="preserve"> </w:t>
+      </w:r>
+      <w:r>
+        <w:t xml:space="preserve">the sensor; a shiny spot or a dirty board, or an exposure problem.</w:t>
       </w:r>
     </w:p>
     <w:p>
@@ -8331,37 +8331,37 @@
         </w:numPr>
       </w:pPr>
       <w:r>
-        <w:rPr>
-          <w:rStyle w:val="VerbatimChar"/>
-        </w:rPr>
-        <w:t xml:space="preserve">captures_A/check.json</w:t>
-      </w:r>
-      <w:r>
-        <w:t xml:space="preserve"> </w:t>
-      </w:r>
-      <w:r>
-        <w:t xml:space="preserve">and</w:t>
-      </w:r>
-      <w:r>
-        <w:t xml:space="preserve"> </w:t>
-      </w:r>
-      <w:r>
-        <w:rPr>
-          <w:rStyle w:val="VerbatimChar"/>
-        </w:rPr>
-        <w:t xml:space="preserve">captures_B/check.json</w:t>
-      </w:r>
-      <w:r>
-        <w:t xml:space="preserve"> </w:t>
-      </w:r>
-      <w:r>
-        <w:t xml:space="preserve">with no flags, or a note</w:t>
-      </w:r>
-      <w:r>
-        <w:t xml:space="preserve"> </w:t>
-      </w:r>
-      <w:r>
-        <w:t xml:space="preserve">explaining each remaining flag</w:t>
+        <w:t xml:space="preserve">Normal residual above 1 degree or offset residual above 1 mm against the solved</w:t>
+      </w:r>
+      <w:r>
+        <w:t xml:space="preserve"> </w:t>
+      </w:r>
+      <w:r>
+        <w:t xml:space="preserve">registration: either the robot pose was copied wrongly for that pose, or, if it</w:t>
+      </w:r>
+      <w:r>
+        <w:t xml:space="preserve"> </w:t>
+      </w:r>
+      <w:r>
+        <w:t xml:space="preserve">affects every pose with one tilt direction, the board tool frame’s orientation is</w:t>
+      </w:r>
+      <w:r>
+        <w:t xml:space="preserve"> </w:t>
+      </w:r>
+      <w:r>
+        <w:t xml:space="preserve">wrong (section 3, step 5), or the rotation type in the pose log is misnamed; or,</w:t>
+      </w:r>
+      <w:r>
+        <w:t xml:space="preserve"> </w:t>
+      </w:r>
+      <w:r>
+        <w:t xml:space="preserve">if it grows steadily across the volume, the robot’s base frame or its absolute</w:t>
+      </w:r>
+      <w:r>
+        <w:t xml:space="preserve"> </w:t>
+      </w:r>
+      <w:r>
+        <w:t xml:space="preserve">accuracy is off.</w:t>
       </w:r>
     </w:p>
     <w:p>
@@ -8373,40 +8373,13 @@
         </w:numPr>
       </w:pPr>
       <w:r>
-        <w:rPr>
-          <w:rStyle w:val="VerbatimChar"/>
-        </w:rPr>
-        <w:t xml:space="preserve">plan/poses.csv</w:t>
-      </w:r>
-      <w:r>
-        <w:t xml:space="preserve">,</w:t>
-      </w:r>
-      <w:r>
-        <w:t xml:space="preserve"> </w:t>
-      </w:r>
-      <w:r>
-        <w:rPr>
-          <w:rStyle w:val="VerbatimChar"/>
-        </w:rPr>
-        <w:t xml:space="preserve">plan/plan_summary.txt</w:t>
-      </w:r>
-      <w:r>
-        <w:t xml:space="preserve">,</w:t>
-      </w:r>
-      <w:r>
-        <w:t xml:space="preserve"> </w:t>
-      </w:r>
-      <w:r>
-        <w:rPr>
-          <w:rStyle w:val="VerbatimChar"/>
-        </w:rPr>
-        <w:t xml:space="preserve">plan/plan.png</w:t>
-      </w:r>
-      <w:r>
-        <w:t xml:space="preserve"> </w:t>
-      </w:r>
-      <w:r>
-        <w:t xml:space="preserve">as used</w:t>
+        <w:t xml:space="preserve">Normal spread below 0.05: the tilts were not varied enough (should not happen with</w:t>
+      </w:r>
+      <w:r>
+        <w:t xml:space="preserve"> </w:t>
+      </w:r>
+      <w:r>
+        <w:t xml:space="preserve">the plan’s defaults).</w:t>
       </w:r>
     </w:p>
     <w:p>
@@ -8418,116 +8391,79 @@
         </w:numPr>
       </w:pPr>
       <w:r>
-        <w:rPr>
-          <w:rStyle w:val="VerbatimChar"/>
-        </w:rPr>
-        <w:t xml:space="preserve">boot.json</w:t>
-      </w:r>
-      <w:r>
-        <w:t xml:space="preserve">,</w:t>
-      </w:r>
-      <w:r>
-        <w:t xml:space="preserve"> </w:t>
-      </w:r>
-      <w:r>
-        <w:rPr>
-          <w:rStyle w:val="VerbatimChar"/>
-        </w:rPr>
-        <w:t xml:space="preserve">boot_pose_log.csv</w:t>
-      </w:r>
-      <w:r>
-        <w:t xml:space="preserve"> </w:t>
-      </w:r>
-      <w:r>
-        <w:t xml:space="preserve">and the bootstrap captures in</w:t>
-      </w:r>
-      <w:r>
-        <w:t xml:space="preserve"> </w:t>
-      </w:r>
-      <w:r>
-        <w:rPr>
-          <w:rStyle w:val="VerbatimChar"/>
-        </w:rPr>
-        <w:t xml:space="preserve">boot/</w:t>
-      </w:r>
-    </w:p>
-    <w:p>
-      <w:pPr>
-        <w:pStyle w:val="Compact"/>
-        <w:numPr>
-          <w:ilvl w:val="0"/>
-          <w:numId w:val="1013"/>
-        </w:numPr>
-      </w:pPr>
-      <w:r>
-        <w:rPr>
-          <w:rStyle w:val="VerbatimChar"/>
-        </w:rPr>
-        <w:t xml:space="preserve">session_notes.txt</w:t>
-      </w:r>
-      <w:r>
-        <w:t xml:space="preserve"> </w:t>
-      </w:r>
-      <w:r>
-        <w:t xml:space="preserve">with: sensor serial, warm-up time, exposure, gain and SGM</w:t>
-      </w:r>
-      <w:r>
-        <w:t xml:space="preserve"> </w:t>
-      </w:r>
-      <w:r>
-        <w:t xml:space="preserve">parameters, where the pose logs were written, base frame name, backlash</w:t>
-      </w:r>
-      <w:r>
-        <w:t xml:space="preserve"> </w:t>
-      </w:r>
-      <w:r>
-        <w:t xml:space="preserve">compensation setting, board D and runout reading, whether the</w:t>
-      </w:r>
-      <w:r>
-        <w:t xml:space="preserve"> </w:t>
-      </w:r>
-      <w:r>
-        <w:t xml:space="preserve">flange pose was logged instead of TOOL_BOARD (section 3), board dimensions and</w:t>
-      </w:r>
-      <w:r>
-        <w:t xml:space="preserve"> </w:t>
-      </w:r>
-      <w:r>
-        <w:t xml:space="preserve">certificate, TOOL_BOARD values, temperature, robot speed and acceleration</w:t>
-      </w:r>
-      <w:r>
-        <w:t xml:space="preserve"> </w:t>
-      </w:r>
-      <w:r>
-        <w:t xml:space="preserve">settings, the order the sub-procedures were run in and their times</w:t>
-      </w:r>
-    </w:p>
-    <w:p>
-      <w:pPr>
-        <w:pStyle w:val="Compact"/>
-        <w:numPr>
-          <w:ilvl w:val="0"/>
-          <w:numId w:val="1013"/>
-        </w:numPr>
-      </w:pPr>
-      <w:r>
-        <w:t xml:space="preserve">Photos of the setup: sensor mount, the board on the flange, the workspace behind</w:t>
-      </w:r>
-      <w:r>
-        <w:t xml:space="preserve"> </w:t>
-      </w:r>
-      <w:r>
-        <w:t xml:space="preserve">the board as the sensor sees it</w:t>
-      </w:r>
-    </w:p>
-    <w:bookmarkEnd w:id="35"/>
-    <w:bookmarkStart w:id="36" w:name="things-that-spoil-a-session"/>
+        <w:t xml:space="preserve">Joint sign consistency (sub-procedure B, when joint angles were logged): for each</w:t>
+      </w:r>
+      <w:r>
+        <w:t xml:space="preserve"> </w:t>
+      </w:r>
+      <w:r>
+        <w:t xml:space="preserve">joint, the fraction of poses whose final motion had the majority direction. A joint</w:t>
+      </w:r>
+      <w:r>
+        <w:t xml:space="preserve"> </w:t>
+      </w:r>
+      <w:r>
+        <w:t xml:space="preserve">far below 100 percent means the approach move did not standardize that joint’s</w:t>
+      </w:r>
+      <w:r>
+        <w:t xml:space="preserve"> </w:t>
+      </w:r>
+      <w:r>
+        <w:t xml:space="preserve">backlash over part of the workspace; tell the engineer, it affects how the two</w:t>
+      </w:r>
+      <w:r>
+        <w:t xml:space="preserve"> </w:t>
+      </w:r>
+      <w:r>
+        <w:t xml:space="preserve">folders are compared.</w:t>
+      </w:r>
+    </w:p>
+    <w:p>
+      <w:pPr>
+        <w:pStyle w:val="FirstParagraph"/>
+      </w:pPr>
+      <w:r>
+        <w:t xml:space="preserve">Re-capture flagged poses after fixing the cause; do not delete the lines from the</w:t>
+      </w:r>
+      <w:r>
+        <w:t xml:space="preserve"> </w:t>
+      </w:r>
+      <w:r>
+        <w:t xml:space="preserve">log, add corrected lines with a new pose id (for example</w:t>
+      </w:r>
+      <w:r>
+        <w:t xml:space="preserve"> </w:t>
+      </w:r>
+      <w:r>
+        <w:rPr>
+          <w:rStyle w:val="VerbatimChar"/>
+        </w:rPr>
+        <w:t xml:space="preserve">b_z0650_t24_a090_05r</w:t>
+      </w:r>
+      <w:r>
+        <w:t xml:space="preserve">). The</w:t>
+      </w:r>
+      <w:r>
+        <w:t xml:space="preserve"> </w:t>
+      </w:r>
+      <w:r>
+        <w:t xml:space="preserve">check tool’s exit code is 0 when nothing is flagged, 1 when something is, and 2 when</w:t>
+      </w:r>
+      <w:r>
+        <w:t xml:space="preserve"> </w:t>
+      </w:r>
+      <w:r>
+        <w:t xml:space="preserve">it cannot read the manifest.</w:t>
+      </w:r>
+    </w:p>
+    <w:bookmarkEnd w:id="34"/>
+    <w:bookmarkStart w:id="35" w:name="deliverables-checklist"/>
     <w:p>
       <w:pPr>
         <w:pStyle w:val="Heading2"/>
       </w:pPr>
       <w:r>
-        <w:t xml:space="preserve">10. Things that spoil a session</w:t>
+        <w:t xml:space="preserve">9. Deliverables checklist</w:t>
       </w:r>
     </w:p>
     <w:p>
@@ -8539,13 +8475,55 @@
         </w:numPr>
       </w:pPr>
       <w:r>
-        <w:t xml:space="preserve">Moving or bumping the sensor. If it happens, everything after it is a new session,</w:t>
-      </w:r>
-      <w:r>
-        <w:t xml:space="preserve"> </w:t>
-      </w:r>
-      <w:r>
-        <w:t xml:space="preserve">and both sub-procedures must be repeated.</w:t>
+        <w:rPr>
+          <w:rStyle w:val="VerbatimChar"/>
+        </w:rPr>
+        <w:t xml:space="preserve">captures_A/</w:t>
+      </w:r>
+      <w:r>
+        <w:t xml:space="preserve"> </w:t>
+      </w:r>
+      <w:r>
+        <w:t xml:space="preserve">and</w:t>
+      </w:r>
+      <w:r>
+        <w:t xml:space="preserve"> </w:t>
+      </w:r>
+      <w:r>
+        <w:rPr>
+          <w:rStyle w:val="VerbatimChar"/>
+        </w:rPr>
+        <w:t xml:space="preserve">captures_B/</w:t>
+      </w:r>
+      <w:r>
+        <w:t xml:space="preserve"> </w:t>
+      </w:r>
+      <w:r>
+        <w:t xml:space="preserve">with all</w:t>
+      </w:r>
+      <w:r>
+        <w:t xml:space="preserve"> </w:t>
+      </w:r>
+      <w:r>
+        <w:rPr>
+          <w:rStyle w:val="VerbatimChar"/>
+        </w:rPr>
+        <w:t xml:space="preserve">.mc</w:t>
+      </w:r>
+      <w:r>
+        <w:t xml:space="preserve"> </w:t>
+      </w:r>
+      <w:r>
+        <w:t xml:space="preserve">files, named</w:t>
+      </w:r>
+      <w:r>
+        <w:t xml:space="preserve"> </w:t>
+      </w:r>
+      <w:r>
+        <w:rPr>
+          <w:rStyle w:val="VerbatimChar"/>
+        </w:rPr>
+        <w:t xml:space="preserve">&lt;pose_id&gt;_Index&lt;nn&gt;.mc</w:t>
       </w:r>
     </w:p>
     <w:p>
@@ -8557,13 +8535,34 @@
         </w:numPr>
       </w:pPr>
       <w:r>
-        <w:t xml:space="preserve">Changing exposure, gain, the base frame, the speed settings, or the backlash</w:t>
-      </w:r>
-      <w:r>
-        <w:t xml:space="preserve"> </w:t>
-      </w:r>
-      <w:r>
-        <w:t xml:space="preserve">compensation mid-session or between the sub-procedures.</w:t>
+        <w:rPr>
+          <w:rStyle w:val="VerbatimChar"/>
+        </w:rPr>
+        <w:t xml:space="preserve">pose_log_A.csv</w:t>
+      </w:r>
+      <w:r>
+        <w:t xml:space="preserve"> </w:t>
+      </w:r>
+      <w:r>
+        <w:t xml:space="preserve">and</w:t>
+      </w:r>
+      <w:r>
+        <w:t xml:space="preserve"> </w:t>
+      </w:r>
+      <w:r>
+        <w:rPr>
+          <w:rStyle w:val="VerbatimChar"/>
+        </w:rPr>
+        <w:t xml:space="preserve">pose_log_B.csv</w:t>
+      </w:r>
+      <w:r>
+        <w:t xml:space="preserve">, with the joint-angle columns when the</w:t>
+      </w:r>
+      <w:r>
+        <w:t xml:space="preserve"> </w:t>
+      </w:r>
+      <w:r>
+        <w:t xml:space="preserve">controller reports them</w:t>
       </w:r>
     </w:p>
     <w:p>
@@ -8575,7 +8574,46 @@
         </w:numPr>
       </w:pPr>
       <w:r>
-        <w:t xml:space="preserve">Using the commanded pose instead of the reported pose in the log.</w:t>
+        <w:rPr>
+          <w:rStyle w:val="VerbatimChar"/>
+        </w:rPr>
+        <w:t xml:space="preserve">captures_A/manifest.csv</w:t>
+      </w:r>
+      <w:r>
+        <w:t xml:space="preserve"> </w:t>
+      </w:r>
+      <w:r>
+        <w:t xml:space="preserve">and</w:t>
+      </w:r>
+      <w:r>
+        <w:t xml:space="preserve"> </w:t>
+      </w:r>
+      <w:r>
+        <w:rPr>
+          <w:rStyle w:val="VerbatimChar"/>
+        </w:rPr>
+        <w:t xml:space="preserve">captures_B/manifest.csv</w:t>
+      </w:r>
+      <w:r>
+        <w:t xml:space="preserve"> </w:t>
+      </w:r>
+      <w:r>
+        <w:t xml:space="preserve">produced by</w:t>
+      </w:r>
+      <w:r>
+        <w:t xml:space="preserve"> </w:t>
+      </w:r>
+      <w:r>
+        <w:rPr>
+          <w:rStyle w:val="VerbatimChar"/>
+        </w:rPr>
+        <w:t xml:space="preserve">make_manifest</w:t>
+      </w:r>
+      <w:r>
+        <w:t xml:space="preserve"> </w:t>
+      </w:r>
+      <w:r>
+        <w:t xml:space="preserve">without errors</w:t>
       </w:r>
     </w:p>
     <w:p>
@@ -8587,13 +8625,37 @@
         </w:numPr>
       </w:pPr>
       <w:r>
-        <w:t xml:space="preserve">A loose adapter: check the dowels are seated and the runout (section 3, step 2)</w:t>
-      </w:r>
-      <w:r>
-        <w:t xml:space="preserve"> </w:t>
-      </w:r>
-      <w:r>
-        <w:t xml:space="preserve">before each sub-procedure.</w:t>
+        <w:rPr>
+          <w:rStyle w:val="VerbatimChar"/>
+        </w:rPr>
+        <w:t xml:space="preserve">captures_A/check.json</w:t>
+      </w:r>
+      <w:r>
+        <w:t xml:space="preserve"> </w:t>
+      </w:r>
+      <w:r>
+        <w:t xml:space="preserve">and</w:t>
+      </w:r>
+      <w:r>
+        <w:t xml:space="preserve"> </w:t>
+      </w:r>
+      <w:r>
+        <w:rPr>
+          <w:rStyle w:val="VerbatimChar"/>
+        </w:rPr>
+        <w:t xml:space="preserve">captures_B/check.json</w:t>
+      </w:r>
+      <w:r>
+        <w:t xml:space="preserve"> </w:t>
+      </w:r>
+      <w:r>
+        <w:t xml:space="preserve">with no flags, or a note</w:t>
+      </w:r>
+      <w:r>
+        <w:t xml:space="preserve"> </w:t>
+      </w:r>
+      <w:r>
+        <w:t xml:space="preserve">explaining each remaining flag</w:t>
       </w:r>
     </w:p>
     <w:p>
@@ -8605,13 +8667,40 @@
         </w:numPr>
       </w:pPr>
       <w:r>
-        <w:t xml:space="preserve">Fingerprints or gloss on the board: wipe with isopropyl alcohol; a shiny spot</w:t>
-      </w:r>
-      <w:r>
-        <w:t xml:space="preserve"> </w:t>
-      </w:r>
-      <w:r>
-        <w:t xml:space="preserve">returns a bright highlight and a bad read.</w:t>
+        <w:rPr>
+          <w:rStyle w:val="VerbatimChar"/>
+        </w:rPr>
+        <w:t xml:space="preserve">plan/poses.csv</w:t>
+      </w:r>
+      <w:r>
+        <w:t xml:space="preserve">,</w:t>
+      </w:r>
+      <w:r>
+        <w:t xml:space="preserve"> </w:t>
+      </w:r>
+      <w:r>
+        <w:rPr>
+          <w:rStyle w:val="VerbatimChar"/>
+        </w:rPr>
+        <w:t xml:space="preserve">plan/plan_summary.txt</w:t>
+      </w:r>
+      <w:r>
+        <w:t xml:space="preserve">,</w:t>
+      </w:r>
+      <w:r>
+        <w:t xml:space="preserve"> </w:t>
+      </w:r>
+      <w:r>
+        <w:rPr>
+          <w:rStyle w:val="VerbatimChar"/>
+        </w:rPr>
+        <w:t xml:space="preserve">plan/plan.png</w:t>
+      </w:r>
+      <w:r>
+        <w:t xml:space="preserve"> </w:t>
+      </w:r>
+      <w:r>
+        <w:t xml:space="preserve">as used</w:t>
       </w:r>
     </w:p>
     <w:p>
@@ -8623,19 +8712,37 @@
         </w:numPr>
       </w:pPr>
       <w:r>
-        <w:t xml:space="preserve">Something flat and large closer to the sensor than the board, in the picture. The</w:t>
-      </w:r>
-      <w:r>
-        <w:t xml:space="preserve"> </w:t>
-      </w:r>
-      <w:r>
-        <w:t xml:space="preserve">software looks for the closest large flat surface when it has no better</w:t>
-      </w:r>
-      <w:r>
-        <w:t xml:space="preserve"> </w:t>
-      </w:r>
-      <w:r>
-        <w:t xml:space="preserve">information; keep the foreground clear.</w:t>
+        <w:rPr>
+          <w:rStyle w:val="VerbatimChar"/>
+        </w:rPr>
+        <w:t xml:space="preserve">boot.json</w:t>
+      </w:r>
+      <w:r>
+        <w:t xml:space="preserve">,</w:t>
+      </w:r>
+      <w:r>
+        <w:t xml:space="preserve"> </w:t>
+      </w:r>
+      <w:r>
+        <w:rPr>
+          <w:rStyle w:val="VerbatimChar"/>
+        </w:rPr>
+        <w:t xml:space="preserve">boot_pose_log.csv</w:t>
+      </w:r>
+      <w:r>
+        <w:t xml:space="preserve"> </w:t>
+      </w:r>
+      <w:r>
+        <w:t xml:space="preserve">and the bootstrap captures in</w:t>
+      </w:r>
+      <w:r>
+        <w:t xml:space="preserve"> </w:t>
+      </w:r>
+      <w:r>
+        <w:rPr>
+          <w:rStyle w:val="VerbatimChar"/>
+        </w:rPr>
+        <w:t xml:space="preserve">boot/</w:t>
       </w:r>
     </w:p>
     <w:p>
@@ -8647,19 +8754,52 @@
         </w:numPr>
       </w:pPr>
       <w:r>
-        <w:t xml:space="preserve">In sub-procedure B, stopping, reversing, or slowing on the final move, or</w:t>
-      </w:r>
-      <w:r>
-        <w:t xml:space="preserve"> </w:t>
-      </w:r>
-      <w:r>
-        <w:t xml:space="preserve">approaching some poses without the approach pose. Every pose must get the same</w:t>
-      </w:r>
-      <w:r>
-        <w:t xml:space="preserve"> </w:t>
-      </w:r>
-      <w:r>
-        <w:t xml:space="preserve">final move.</w:t>
+        <w:rPr>
+          <w:rStyle w:val="VerbatimChar"/>
+        </w:rPr>
+        <w:t xml:space="preserve">session_notes.txt</w:t>
+      </w:r>
+      <w:r>
+        <w:t xml:space="preserve"> </w:t>
+      </w:r>
+      <w:r>
+        <w:t xml:space="preserve">with: sensor serial, warm-up time, exposure, gain and SGM</w:t>
+      </w:r>
+      <w:r>
+        <w:t xml:space="preserve"> </w:t>
+      </w:r>
+      <w:r>
+        <w:t xml:space="preserve">parameters, where the pose logs were written, base frame name, backlash</w:t>
+      </w:r>
+      <w:r>
+        <w:t xml:space="preserve"> </w:t>
+      </w:r>
+      <w:r>
+        <w:t xml:space="preserve">compensation setting, board D and runout reading, whether the</w:t>
+      </w:r>
+      <w:r>
+        <w:t xml:space="preserve"> </w:t>
+      </w:r>
+      <w:r>
+        <w:t xml:space="preserve">flange pose was logged instead of TOOL_BOARD (section 3), board dimensions and</w:t>
+      </w:r>
+      <w:r>
+        <w:t xml:space="preserve"> </w:t>
+      </w:r>
+      <w:r>
+        <w:t xml:space="preserve">certificate, TOOL_BOARD values, temperature, robot speed and acceleration</w:t>
+      </w:r>
+      <w:r>
+        <w:t xml:space="preserve"> </w:t>
+      </w:r>
+      <w:r>
+        <w:t xml:space="preserve">settings, the order the sub-procedures were run in and their times, and any</w:t>
+      </w:r>
+      <w:r>
+        <w:t xml:space="preserve"> </w:t>
+      </w:r>
+      <w:r>
+        <w:t xml:space="preserve">remount with its check (section 3)</w:t>
       </w:r>
     </w:p>
     <w:p>
@@ -8671,51 +8811,23 @@
         </w:numPr>
       </w:pPr>
       <w:r>
-        <w:t xml:space="preserve">Mixing up the two pose logs, or capturing B into the A folder.</w:t>
-      </w:r>
-    </w:p>
-    <w:bookmarkEnd w:id="36"/>
-    <w:bookmarkStart w:id="37" w:name="appendix-a.-suppliers"/>
+        <w:t xml:space="preserve">Photos of the setup: sensor mount, the board on the flange, the workspace behind</w:t>
+      </w:r>
+      <w:r>
+        <w:t xml:space="preserve"> </w:t>
+      </w:r>
+      <w:r>
+        <w:t xml:space="preserve">the board as the sensor sees it</w:t>
+      </w:r>
+    </w:p>
+    <w:bookmarkEnd w:id="35"/>
+    <w:bookmarkStart w:id="36" w:name="things-that-spoil-a-session"/>
     <w:p>
       <w:pPr>
         <w:pStyle w:val="Heading2"/>
       </w:pPr>
       <w:r>
-        <w:t xml:space="preserve">Appendix A. Suppliers</w:t>
-      </w:r>
-    </w:p>
-    <w:p>
-      <w:pPr>
-        <w:pStyle w:val="FirstParagraph"/>
-      </w:pPr>
-      <w:r>
-        <w:t xml:space="preserve">This list was assembled from the suppliers’ web pages in October 2026, for the</w:t>
-      </w:r>
-      <w:r>
-        <w:t xml:space="preserve"> </w:t>
-      </w:r>
-      <w:r>
-        <w:t xml:space="preserve">stage-1 procedure, and is repeated here for the items this procedure uses. It is a</w:t>
-      </w:r>
-      <w:r>
-        <w:t xml:space="preserve"> </w:t>
-      </w:r>
-      <w:r>
-        <w:t xml:space="preserve">starting point, not an endorsement: confirm the flatness, the finish and the price</w:t>
-      </w:r>
-      <w:r>
-        <w:t xml:space="preserve"> </w:t>
-      </w:r>
-      <w:r>
-        <w:t xml:space="preserve">with the supplier before ordering, because catalogs change.</w:t>
-      </w:r>
-    </w:p>
-    <w:p>
-      <w:pPr>
-        <w:pStyle w:val="BodyText"/>
-      </w:pPr>
-      <w:r>
-        <w:t xml:space="preserve">Board:</w:t>
+        <w:t xml:space="preserve">10. Things that spoil a session</w:t>
       </w:r>
     </w:p>
     <w:p>
@@ -8727,43 +8839,13 @@
         </w:numPr>
       </w:pPr>
       <w:r>
-        <w:t xml:space="preserve">McMaster-Carr: MIC-6 cast aluminum tooling plate, sold with mill certificates and</w:t>
-      </w:r>
-      <w:r>
-        <w:t xml:space="preserve"> </w:t>
-      </w:r>
-      <w:r>
-        <w:t xml:space="preserve">a stated flatness (about 0.13 mm over the sheet for the thicknesses of interest).</w:t>
-      </w:r>
-      <w:r>
-        <w:t xml:space="preserve"> </w:t>
-      </w:r>
-      <w:r>
-        <w:t xml:space="preserve">That is coarser than the 0.05 mm asked for here, so order the plate oversize and</w:t>
-      </w:r>
-      <w:r>
-        <w:t xml:space="preserve"> </w:t>
-      </w:r>
-      <w:r>
-        <w:t xml:space="preserve">have a local grinding shop finish-grind the front face flat to 0.05 mm, then</w:t>
-      </w:r>
-      <w:r>
-        <w:t xml:space="preserve"> </w:t>
-      </w:r>
-      <w:r>
-        <w:t xml:space="preserve">matte-paint it (bead-blast only a plate 10 mm or thicker; peening one face of a</w:t>
-      </w:r>
-      <w:r>
-        <w:t xml:space="preserve"> </w:t>
-      </w:r>
-      <w:r>
-        <w:t xml:space="preserve">thinner plate bows it). Alternatively, ask the grinding shop for a flatness report</w:t>
-      </w:r>
-      <w:r>
-        <w:t xml:space="preserve"> </w:t>
-      </w:r>
-      <w:r>
-        <w:t xml:space="preserve">directly.</w:t>
+        <w:t xml:space="preserve">Moving or bumping the sensor. If it happens, everything after it is a new session,</w:t>
+      </w:r>
+      <w:r>
+        <w:t xml:space="preserve"> </w:t>
+      </w:r>
+      <w:r>
+        <w:t xml:space="preserve">and both sub-procedures must be repeated.</w:t>
       </w:r>
     </w:p>
     <w:p>
@@ -8775,25 +8857,137 @@
         </w:numPr>
       </w:pPr>
       <w:r>
-        <w:t xml:space="preserve">Any float-glass or optical-flat supplier (Edmund Optics sells ground and polished</w:t>
-      </w:r>
-      <w:r>
-        <w:t xml:space="preserve"> </w:t>
-      </w:r>
-      <w:r>
-        <w:t xml:space="preserve">flats): a 6 to 10 mm float glass plate is flat to better than 0.05 mm over 200 mm</w:t>
-      </w:r>
-      <w:r>
-        <w:t xml:space="preserve"> </w:t>
-      </w:r>
-      <w:r>
-        <w:t xml:space="preserve">as delivered; it must be matte-painted on the front face and bonded or clamped to</w:t>
-      </w:r>
-      <w:r>
-        <w:t xml:space="preserve"> </w:t>
-      </w:r>
-      <w:r>
-        <w:t xml:space="preserve">the board adapter. Glass is the better choice when no grinding shop is at hand.</w:t>
+        <w:t xml:space="preserve">Changing exposure, gain, the base frame, the speed settings, or the backlash</w:t>
+      </w:r>
+      <w:r>
+        <w:t xml:space="preserve"> </w:t>
+      </w:r>
+      <w:r>
+        <w:t xml:space="preserve">compensation mid-session or between the sub-procedures.</w:t>
+      </w:r>
+    </w:p>
+    <w:p>
+      <w:pPr>
+        <w:pStyle w:val="Compact"/>
+        <w:numPr>
+          <w:ilvl w:val="0"/>
+          <w:numId w:val="1015"/>
+        </w:numPr>
+      </w:pPr>
+      <w:r>
+        <w:t xml:space="preserve">Using the commanded pose instead of the reported pose in the log.</w:t>
+      </w:r>
+    </w:p>
+    <w:p>
+      <w:pPr>
+        <w:pStyle w:val="Compact"/>
+        <w:numPr>
+          <w:ilvl w:val="0"/>
+          <w:numId w:val="1015"/>
+        </w:numPr>
+      </w:pPr>
+      <w:r>
+        <w:t xml:space="preserve">A loose adapter, or a remount that did not go back: check the dowels are seated</w:t>
+      </w:r>
+      <w:r>
+        <w:t xml:space="preserve"> </w:t>
+      </w:r>
+      <w:r>
+        <w:t xml:space="preserve">and the runout (section 3, step 2) before each sub-procedure, and do the remount</w:t>
+      </w:r>
+      <w:r>
+        <w:t xml:space="preserve"> </w:t>
+      </w:r>
+      <w:r>
+        <w:t xml:space="preserve">check of section 3 after any remount.</w:t>
+      </w:r>
+    </w:p>
+    <w:p>
+      <w:pPr>
+        <w:pStyle w:val="Compact"/>
+        <w:numPr>
+          <w:ilvl w:val="0"/>
+          <w:numId w:val="1015"/>
+        </w:numPr>
+      </w:pPr>
+      <w:r>
+        <w:t xml:space="preserve">Fingerprints or gloss on the board: wipe with isopropyl alcohol; a shiny spot</w:t>
+      </w:r>
+      <w:r>
+        <w:t xml:space="preserve"> </w:t>
+      </w:r>
+      <w:r>
+        <w:t xml:space="preserve">returns a bright highlight and a bad read.</w:t>
+      </w:r>
+    </w:p>
+    <w:p>
+      <w:pPr>
+        <w:pStyle w:val="Compact"/>
+        <w:numPr>
+          <w:ilvl w:val="0"/>
+          <w:numId w:val="1015"/>
+        </w:numPr>
+      </w:pPr>
+      <w:r>
+        <w:t xml:space="preserve">Something flat and large closer to the sensor than the board, in the picture. The</w:t>
+      </w:r>
+      <w:r>
+        <w:t xml:space="preserve"> </w:t>
+      </w:r>
+      <w:r>
+        <w:t xml:space="preserve">software looks for the closest large flat surface when it has no better</w:t>
+      </w:r>
+      <w:r>
+        <w:t xml:space="preserve"> </w:t>
+      </w:r>
+      <w:r>
+        <w:t xml:space="preserve">information; keep the foreground clear.</w:t>
+      </w:r>
+    </w:p>
+    <w:p>
+      <w:pPr>
+        <w:pStyle w:val="Compact"/>
+        <w:numPr>
+          <w:ilvl w:val="0"/>
+          <w:numId w:val="1015"/>
+        </w:numPr>
+      </w:pPr>
+      <w:r>
+        <w:t xml:space="preserve">In sub-procedure B, stopping, reversing, or slowing on the final move, or</w:t>
+      </w:r>
+      <w:r>
+        <w:t xml:space="preserve"> </w:t>
+      </w:r>
+      <w:r>
+        <w:t xml:space="preserve">approaching some poses without the approach pose. Every pose must get the same</w:t>
+      </w:r>
+      <w:r>
+        <w:t xml:space="preserve"> </w:t>
+      </w:r>
+      <w:r>
+        <w:t xml:space="preserve">final move.</w:t>
+      </w:r>
+    </w:p>
+    <w:p>
+      <w:pPr>
+        <w:pStyle w:val="Compact"/>
+        <w:numPr>
+          <w:ilvl w:val="0"/>
+          <w:numId w:val="1015"/>
+        </w:numPr>
+      </w:pPr>
+      <w:r>
+        <w:t xml:space="preserve">Mixing up the two pose logs, or capturing B into the A folder.</w:t>
+      </w:r>
+    </w:p>
+    <w:bookmarkEnd w:id="36"/>
+    <w:bookmarkStart w:id="37" w:name="appendix-a.-suppliers"/>
+    <w:p>
+      <w:pPr>
+        <w:pStyle w:val="Heading2"/>
+      </w:pPr>
+      <w:r>
+        <w:t xml:space="preserve">Appendix A. Suppliers</w:t>
       </w:r>
     </w:p>
     <w:p>
@@ -8801,25 +8995,25 @@
         <w:pStyle w:val="FirstParagraph"/>
       </w:pPr>
       <w:r>
-        <w:t xml:space="preserve">Either way the supplier’s or the grinding shop’s flatness report is the starting</w:t>
-      </w:r>
-      <w:r>
-        <w:t xml:space="preserve"> </w:t>
-      </w:r>
-      <w:r>
-        <w:t xml:space="preserve">document (1d), and the 0.05 mm is confirmed in-house with the straightedge and</w:t>
-      </w:r>
-      <w:r>
-        <w:t xml:space="preserve"> </w:t>
-      </w:r>
-      <w:r>
-        <w:t xml:space="preserve">feeler leaf after painting and after mounting, because that is the state the sensor</w:t>
-      </w:r>
-      <w:r>
-        <w:t xml:space="preserve"> </w:t>
-      </w:r>
-      <w:r>
-        <w:t xml:space="preserve">sees; only the two materials of 1d are specified.</w:t>
+        <w:t xml:space="preserve">This list was assembled from the suppliers’ web pages in October 2026, for the</w:t>
+      </w:r>
+      <w:r>
+        <w:t xml:space="preserve"> </w:t>
+      </w:r>
+      <w:r>
+        <w:t xml:space="preserve">stage-1 procedure, and is repeated here for the items this procedure uses. It is a</w:t>
+      </w:r>
+      <w:r>
+        <w:t xml:space="preserve"> </w:t>
+      </w:r>
+      <w:r>
+        <w:t xml:space="preserve">starting point, not an endorsement: confirm the flatness, the finish and the price</w:t>
+      </w:r>
+      <w:r>
+        <w:t xml:space="preserve"> </w:t>
+      </w:r>
+      <w:r>
+        <w:t xml:space="preserve">with the supplier before ordering, because catalogs change.</w:t>
       </w:r>
     </w:p>
     <w:p>
@@ -8827,13 +9021,7 @@
         <w:pStyle w:val="BodyText"/>
       </w:pPr>
       <w:r>
-        <w:t xml:space="preserve">Measuring instruments (section 1c), all stocked by McMaster-Carr, Transcat,</w:t>
-      </w:r>
-      <w:r>
-        <w:t xml:space="preserve"> </w:t>
-      </w:r>
-      <w:r>
-        <w:t xml:space="preserve">MSI-Viking and the usual tool suppliers:</w:t>
+        <w:t xml:space="preserve">Board:</w:t>
       </w:r>
     </w:p>
     <w:p>
@@ -8845,13 +9033,43 @@
         </w:numPr>
       </w:pPr>
       <w:r>
-        <w:t xml:space="preserve">Dial indicator: Mitutoyo 2046 series, 0.01 mm graduation, 10 mm travel, about $50</w:t>
-      </w:r>
-      <w:r>
-        <w:t xml:space="preserve"> </w:t>
-      </w:r>
-      <w:r>
-        <w:t xml:space="preserve">to $150.</w:t>
+        <w:t xml:space="preserve">McMaster-Carr: MIC-6 cast aluminum tooling plate, sold with mill certificates and</w:t>
+      </w:r>
+      <w:r>
+        <w:t xml:space="preserve"> </w:t>
+      </w:r>
+      <w:r>
+        <w:t xml:space="preserve">a stated flatness (about 0.13 mm over the sheet for the thicknesses of interest).</w:t>
+      </w:r>
+      <w:r>
+        <w:t xml:space="preserve"> </w:t>
+      </w:r>
+      <w:r>
+        <w:t xml:space="preserve">That is coarser than the 0.05 mm asked for here, so order the plate oversize and</w:t>
+      </w:r>
+      <w:r>
+        <w:t xml:space="preserve"> </w:t>
+      </w:r>
+      <w:r>
+        <w:t xml:space="preserve">have a local grinding shop finish-grind the front face flat to 0.05 mm, then</w:t>
+      </w:r>
+      <w:r>
+        <w:t xml:space="preserve"> </w:t>
+      </w:r>
+      <w:r>
+        <w:t xml:space="preserve">matte-paint it (bead-blast only a plate 10 mm or thicker; peening one face of a</w:t>
+      </w:r>
+      <w:r>
+        <w:t xml:space="preserve"> </w:t>
+      </w:r>
+      <w:r>
+        <w:t xml:space="preserve">thinner plate bows it). Alternatively, ask the grinding shop for a flatness report</w:t>
+      </w:r>
+      <w:r>
+        <w:t xml:space="preserve"> </w:t>
+      </w:r>
+      <w:r>
+        <w:t xml:space="preserve">directly.</w:t>
       </w:r>
     </w:p>
     <w:p>
@@ -8863,7 +9081,65 @@
         </w:numPr>
       </w:pPr>
       <w:r>
-        <w:t xml:space="preserve">Magnetic base: Noga MG71003 or DG-61003 with fine adjustment, about $140 to $320.</w:t>
+        <w:t xml:space="preserve">Any float-glass or optical-flat supplier (Edmund Optics sells ground and polished</w:t>
+      </w:r>
+      <w:r>
+        <w:t xml:space="preserve"> </w:t>
+      </w:r>
+      <w:r>
+        <w:t xml:space="preserve">flats): a 6 to 10 mm float glass plate is flat to better than 0.05 mm over 200 mm</w:t>
+      </w:r>
+      <w:r>
+        <w:t xml:space="preserve"> </w:t>
+      </w:r>
+      <w:r>
+        <w:t xml:space="preserve">as delivered; it must be matte-painted on the front face and bonded or clamped to</w:t>
+      </w:r>
+      <w:r>
+        <w:t xml:space="preserve"> </w:t>
+      </w:r>
+      <w:r>
+        <w:t xml:space="preserve">the board adapter. Glass is the better choice when no grinding shop is at hand.</w:t>
+      </w:r>
+    </w:p>
+    <w:p>
+      <w:pPr>
+        <w:pStyle w:val="FirstParagraph"/>
+      </w:pPr>
+      <w:r>
+        <w:t xml:space="preserve">Either way the supplier’s or the grinding shop’s flatness report is the starting</w:t>
+      </w:r>
+      <w:r>
+        <w:t xml:space="preserve"> </w:t>
+      </w:r>
+      <w:r>
+        <w:t xml:space="preserve">document (1d), and the 0.05 mm is confirmed in-house with the straightedge and</w:t>
+      </w:r>
+      <w:r>
+        <w:t xml:space="preserve"> </w:t>
+      </w:r>
+      <w:r>
+        <w:t xml:space="preserve">feeler leaf after painting and after mounting, because that is the state the sensor</w:t>
+      </w:r>
+      <w:r>
+        <w:t xml:space="preserve"> </w:t>
+      </w:r>
+      <w:r>
+        <w:t xml:space="preserve">sees; only the two materials of 1d are specified.</w:t>
+      </w:r>
+    </w:p>
+    <w:p>
+      <w:pPr>
+        <w:pStyle w:val="BodyText"/>
+      </w:pPr>
+      <w:r>
+        <w:t xml:space="preserve">Measuring instruments (section 1c), all stocked by McMaster-Carr, Transcat,</w:t>
+      </w:r>
+      <w:r>
+        <w:t xml:space="preserve"> </w:t>
+      </w:r>
+      <w:r>
+        <w:t xml:space="preserve">MSI-Viking and the usual tool suppliers:</w:t>
       </w:r>
     </w:p>
     <w:p>
@@ -8871,11 +9147,17 @@
         <w:pStyle w:val="Compact"/>
         <w:numPr>
           <w:ilvl w:val="0"/>
-          <w:numId w:val="1016"/>
+          <w:numId w:val="1017"/>
         </w:numPr>
       </w:pPr>
       <w:r>
-        <w:t xml:space="preserve">Calipers with depth rod, 150 mm: Mitutoyo or Starrett, about $30 to $150.</w:t>
+        <w:t xml:space="preserve">Dial indicator: Mitutoyo 2046 series, 0.01 mm graduation, 10 mm travel, about $50</w:t>
+      </w:r>
+      <w:r>
+        <w:t xml:space="preserve"> </w:t>
+      </w:r>
+      <w:r>
+        <w:t xml:space="preserve">to $150.</w:t>
       </w:r>
     </w:p>
     <w:p>
@@ -8883,7 +9165,31 @@
         <w:pStyle w:val="Compact"/>
         <w:numPr>
           <w:ilvl w:val="0"/>
-          <w:numId w:val="1016"/>
+          <w:numId w:val="1017"/>
+        </w:numPr>
+      </w:pPr>
+      <w:r>
+        <w:t xml:space="preserve">Magnetic base: Noga MG71003 or DG-61003 with fine adjustment, about $140 to $320.</w:t>
+      </w:r>
+    </w:p>
+    <w:p>
+      <w:pPr>
+        <w:pStyle w:val="Compact"/>
+        <w:numPr>
+          <w:ilvl w:val="0"/>
+          <w:numId w:val="1017"/>
+        </w:numPr>
+      </w:pPr>
+      <w:r>
+        <w:t xml:space="preserve">Calipers with depth rod, 150 mm: Mitutoyo or Starrett, about $30 to $150.</w:t>
+      </w:r>
+    </w:p>
+    <w:p>
+      <w:pPr>
+        <w:pStyle w:val="Compact"/>
+        <w:numPr>
+          <w:ilvl w:val="0"/>
+          <w:numId w:val="1017"/>
         </w:numPr>
       </w:pPr>
       <w:r>
@@ -12131,12 +12437,6 @@
     </w:lvlOverride>
   </w:num>
   <w:num w:numId="1007">
-    <w:abstractNumId w:val="991"/>
-  </w:num>
-  <w:num w:numId="1008">
-    <w:abstractNumId w:val="991"/>
-  </w:num>
-  <w:num w:numId="1009">
     <w:abstractNumId w:val="99411"/>
     <w:lvlOverride w:ilvl="0">
       <w:startOverride w:val="1"/>
@@ -12165,6 +12465,12 @@
     <w:lvlOverride w:ilvl="8">
       <w:startOverride w:val="1"/>
     </w:lvlOverride>
+  </w:num>
+  <w:num w:numId="1008">
+    <w:abstractNumId w:val="991"/>
+  </w:num>
+  <w:num w:numId="1009">
+    <w:abstractNumId w:val="991"/>
   </w:num>
   <w:num w:numId="1010">
     <w:abstractNumId w:val="99411"/>
@@ -12197,7 +12503,34 @@
     </w:lvlOverride>
   </w:num>
   <w:num w:numId="1011">
-    <w:abstractNumId w:val="991"/>
+    <w:abstractNumId w:val="99411"/>
+    <w:lvlOverride w:ilvl="0">
+      <w:startOverride w:val="1"/>
+    </w:lvlOverride>
+    <w:lvlOverride w:ilvl="1">
+      <w:startOverride w:val="1"/>
+    </w:lvlOverride>
+    <w:lvlOverride w:ilvl="2">
+      <w:startOverride w:val="1"/>
+    </w:lvlOverride>
+    <w:lvlOverride w:ilvl="3">
+      <w:startOverride w:val="1"/>
+    </w:lvlOverride>
+    <w:lvlOverride w:ilvl="4">
+      <w:startOverride w:val="1"/>
+    </w:lvlOverride>
+    <w:lvlOverride w:ilvl="5">
+      <w:startOverride w:val="1"/>
+    </w:lvlOverride>
+    <w:lvlOverride w:ilvl="6">
+      <w:startOverride w:val="1"/>
+    </w:lvlOverride>
+    <w:lvlOverride w:ilvl="7">
+      <w:startOverride w:val="1"/>
+    </w:lvlOverride>
+    <w:lvlOverride w:ilvl="8">
+      <w:startOverride w:val="1"/>
+    </w:lvlOverride>
   </w:num>
   <w:num w:numId="1012">
     <w:abstractNumId w:val="991"/>
@@ -12212,6 +12545,9 @@
     <w:abstractNumId w:val="991"/>
   </w:num>
   <w:num w:numId="1016">
+    <w:abstractNumId w:val="991"/>
+  </w:num>
+  <w:num w:numId="1017">
     <w:abstractNumId w:val="991"/>
   </w:num>
 </w:numbering>

--- a/docs/procedures/registration_capture_procedure.docx
+++ b/docs/procedures/registration_capture_procedure.docx
@@ -9193,13 +9193,13 @@
         </w:numPr>
       </w:pPr>
       <w:r>
-        <w:t xml:space="preserve">Straightedge: 300 mm, DIN 874 grade 0 or better, about $60 to $200; feeler gauge</w:t>
-      </w:r>
-      <w:r>
-        <w:t xml:space="preserve"> </w:t>
-      </w:r>
-      <w:r>
-        <w:t xml:space="preserve">set with a 0.05 mm leaf.</w:t>
+        <w:t xml:space="preserve">Straightedge: 300 mm, DIN 874 grade 0 or better, about $60 to $200, and a feeler</w:t>
+      </w:r>
+      <w:r>
+        <w:t xml:space="preserve"> </w:t>
+      </w:r>
+      <w:r>
+        <w:t xml:space="preserve">gauge set with a 0.05 mm leaf, about $15 to $40 (together the $75 to $240 of 1c).</w:t>
       </w:r>
     </w:p>
     <w:p>
@@ -9739,16 +9739,34 @@
         <w:rPr>
           <w:rStyle w:val="VerbatimChar"/>
         </w:rPr>
-        <w:t xml:space="preserve">                        azimuths of the tilt axis in the board plane, 0 =</w:t>
-      </w:r>
-      <w:r>
-        <w:br/>
-      </w:r>
-      <w:r>
-        <w:rPr>
-          <w:rStyle w:val="VerbatimChar"/>
-        </w:rPr>
-        <w:t xml:space="preserve">                        board x axis (default (0.0, 90.0, 180.0, 270.0))</w:t>
+        <w:t xml:space="preserve">                        azimuths of the tilt axis in the board plane: 0</w:t>
+      </w:r>
+      <w:r>
+        <w:br/>
+      </w:r>
+      <w:r>
+        <w:rPr>
+          <w:rStyle w:val="VerbatimChar"/>
+        </w:rPr>
+        <w:t xml:space="preserve">                        tilts the top edge toward the sensor, 90 the right</w:t>
+      </w:r>
+      <w:r>
+        <w:br/>
+      </w:r>
+      <w:r>
+        <w:rPr>
+          <w:rStyle w:val="VerbatimChar"/>
+        </w:rPr>
+        <w:t xml:space="preserve">                        edge, 180 the bottom edge, 270 the left edge</w:t>
+      </w:r>
+      <w:r>
+        <w:br/>
+      </w:r>
+      <w:r>
+        <w:rPr>
+          <w:rStyle w:val="VerbatimChar"/>
+        </w:rPr>
+        <w:t xml:space="preserve">                        (default (0.0, 90.0, 180.0, 270.0))</w:t>
       </w:r>
       <w:r>
         <w:br/>
@@ -10316,25 +10334,25 @@
         <w:rPr>
           <w:rStyle w:val="VerbatimChar"/>
         </w:rPr>
-        <w:t xml:space="preserve">                        logged frame is the board tool frame, the plate</w:t>
-      </w:r>
-      <w:r>
-        <w:br/>
-      </w:r>
-      <w:r>
-        <w:rPr>
-          <w:rStyle w:val="VerbatimChar"/>
-        </w:rPr>
-        <w:t xml:space="preserve">                        thickness D when the flange pose was logged</w:t>
-      </w:r>
-      <w:r>
-        <w:br/>
-      </w:r>
-      <w:r>
-        <w:rPr>
-          <w:rStyle w:val="VerbatimChar"/>
-        </w:rPr>
-        <w:t xml:space="preserve">                        (default 0.0)</w:t>
+        <w:t xml:space="preserve">                        logged frame is the board tool frame, the flange-</w:t>
+      </w:r>
+      <w:r>
+        <w:br/>
+      </w:r>
+      <w:r>
+        <w:rPr>
+          <w:rStyle w:val="VerbatimChar"/>
+        </w:rPr>
+        <w:t xml:space="preserve">                        face-to-front-face distance D of the procedure</w:t>
+      </w:r>
+      <w:r>
+        <w:br/>
+      </w:r>
+      <w:r>
+        <w:rPr>
+          <w:rStyle w:val="VerbatimChar"/>
+        </w:rPr>
+        <w:t xml:space="preserve">                        when the flange pose was logged (default 0.0)</w:t>
       </w:r>
       <w:r>
         <w:br/>
@@ -10830,25 +10848,25 @@
         <w:rPr>
           <w:rStyle w:val="VerbatimChar"/>
         </w:rPr>
-        <w:t xml:space="preserve">                        logged frame is the board tool frame, the plate</w:t>
-      </w:r>
-      <w:r>
-        <w:br/>
-      </w:r>
-      <w:r>
-        <w:rPr>
-          <w:rStyle w:val="VerbatimChar"/>
-        </w:rPr>
-        <w:t xml:space="preserve">                        thickness D when the flange pose was logged</w:t>
-      </w:r>
-      <w:r>
-        <w:br/>
-      </w:r>
-      <w:r>
-        <w:rPr>
-          <w:rStyle w:val="VerbatimChar"/>
-        </w:rPr>
-        <w:t xml:space="preserve">                        (default 0.0)</w:t>
+        <w:t xml:space="preserve">                        logged frame is the board tool frame, the flange-</w:t>
+      </w:r>
+      <w:r>
+        <w:br/>
+      </w:r>
+      <w:r>
+        <w:rPr>
+          <w:rStyle w:val="VerbatimChar"/>
+        </w:rPr>
+        <w:t xml:space="preserve">                        face-to-front-face distance D of the procedure</w:t>
+      </w:r>
+      <w:r>
+        <w:br/>
+      </w:r>
+      <w:r>
+        <w:rPr>
+          <w:rStyle w:val="VerbatimChar"/>
+        </w:rPr>
+        <w:t xml:space="preserve">                        when the flange pose was logged (default 0.0)</w:t>
       </w:r>
       <w:r>
         <w:br/>

--- a/docs/procedures/registration_capture_procedure.docx
+++ b/docs/procedures/registration_capture_procedure.docx
@@ -4599,7 +4599,7 @@
         <w:t xml:space="preserve"> </w:t>
       </w:r>
       <w:r>
-        <w:t xml:space="preserve">0.15).</w:t>
+        <w:t xml:space="preserve">0.2).</w:t>
       </w:r>
       <w:r>
         <w:t xml:space="preserve"> </w:t>

--- a/docs/procedures/registration_capture_procedure.docx
+++ b/docs/procedures/registration_capture_procedure.docx
@@ -4950,13 +4950,55 @@
         <w:t xml:space="preserve">holdout</w:t>
       </w:r>
       <w:r>
-        <w:t xml:space="preserve">, value 1): capture them like all the others; the</w:t>
-      </w:r>
-      <w:r>
-        <w:t xml:space="preserve"> </w:t>
-      </w:r>
-      <w:r>
-        <w:t xml:space="preserve">software keeps them aside for checking the result instead of fitting with them.</w:t>
+        <w:t xml:space="preserve">, value 1): capture them like all the others. The</w:t>
+      </w:r>
+      <w:r>
+        <w:t xml:space="preserve"> </w:t>
+      </w:r>
+      <w:r>
+        <w:t xml:space="preserve">analysis reads</w:t>
+      </w:r>
+      <w:r>
+        <w:t xml:space="preserve"> </w:t>
+      </w:r>
+      <w:r>
+        <w:rPr>
+          <w:rStyle w:val="VerbatimChar"/>
+        </w:rPr>
+        <w:t xml:space="preserve">poses.csv</w:t>
+      </w:r>
+      <w:r>
+        <w:t xml:space="preserve"> </w:t>
+      </w:r>
+      <w:r>
+        <w:t xml:space="preserve">to know which they are, fits the registration without</w:t>
+      </w:r>
+      <w:r>
+        <w:t xml:space="preserve"> </w:t>
+      </w:r>
+      <w:r>
+        <w:t xml:space="preserve">them, and reports their residuals as an independent check of the result; that is</w:t>
+      </w:r>
+      <w:r>
+        <w:t xml:space="preserve"> </w:t>
+      </w:r>
+      <w:r>
+        <w:t xml:space="preserve">why</w:t>
+      </w:r>
+      <w:r>
+        <w:t xml:space="preserve"> </w:t>
+      </w:r>
+      <w:r>
+        <w:rPr>
+          <w:rStyle w:val="VerbatimChar"/>
+        </w:rPr>
+        <w:t xml:space="preserve">plan/poses.csv</w:t>
+      </w:r>
+      <w:r>
+        <w:t xml:space="preserve"> </w:t>
+      </w:r>
+      <w:r>
+        <w:t xml:space="preserve">is a deliverable (section 9).</w:t>
       </w:r>
     </w:p>
     <w:p>
@@ -8272,6 +8314,36 @@
       </w:r>
       <w:r>
         <w:t xml:space="preserve">unusable, re-plan it slightly inward.</w:t>
+      </w:r>
+    </w:p>
+    <w:p>
+      <w:pPr>
+        <w:pStyle w:val="Compact"/>
+        <w:numPr>
+          <w:ilvl w:val="0"/>
+          <w:numId w:val="1013"/>
+        </w:numPr>
+      </w:pPr>
+      <w:r>
+        <w:t xml:space="preserve">Board image too small (fewer than 1,000 pixels found): the pose is at the limit</w:t>
+      </w:r>
+      <w:r>
+        <w:t xml:space="preserve"> </w:t>
+      </w:r>
+      <w:r>
+        <w:t xml:space="preserve">of what the sensor can read, usually the far standoff at the largest tilt. Its</w:t>
+      </w:r>
+      <w:r>
+        <w:t xml:space="preserve"> </w:t>
+      </w:r>
+      <w:r>
+        <w:t xml:space="preserve">plane is noisy, so the residual flags are not raised for it. Do not re-capture it;</w:t>
+      </w:r>
+      <w:r>
+        <w:t xml:space="preserve"> </w:t>
+      </w:r>
+      <w:r>
+        <w:t xml:space="preserve">drop it from the plan. The 1,000 is a placeholder until real sessions set it.</w:t>
       </w:r>
     </w:p>
     <w:p>

--- a/docs/procedures/registration_capture_procedure.docx
+++ b/docs/procedures/registration_capture_procedure.docx
@@ -10653,6 +10653,15 @@
         <w:rPr>
           <w:rStyle w:val="VerbatimChar"/>
         </w:rPr>
+        <w:t xml:space="preserve">                         [--min-mask-pixels MIN_MASK_PIXELS]</w:t>
+      </w:r>
+      <w:r>
+        <w:br/>
+      </w:r>
+      <w:r>
+        <w:rPr>
+          <w:rStyle w:val="VerbatimChar"/>
+        </w:rPr>
         <w:t xml:space="preserve">                         [--normal-residual-warn-deg NORMAL_RESIDUAL_WARN_DEG]</w:t>
       </w:r>
       <w:r>
@@ -10939,6 +10948,42 @@
           <w:rStyle w:val="VerbatimChar"/>
         </w:rPr>
         <w:t xml:space="preserve">                        when the flange pose was logged (default 0.0)</w:t>
+      </w:r>
+      <w:r>
+        <w:br/>
+      </w:r>
+      <w:r>
+        <w:rPr>
+          <w:rStyle w:val="VerbatimChar"/>
+        </w:rPr>
+        <w:t xml:space="preserve">  --min-mask-pixels MIN_MASK_PIXELS</w:t>
+      </w:r>
+      <w:r>
+        <w:br/>
+      </w:r>
+      <w:r>
+        <w:rPr>
+          <w:rStyle w:val="VerbatimChar"/>
+        </w:rPr>
+        <w:t xml:space="preserve">                        flag a board image with fewer segmented pixels</w:t>
+      </w:r>
+      <w:r>
+        <w:br/>
+      </w:r>
+      <w:r>
+        <w:rPr>
+          <w:rStyle w:val="VerbatimChar"/>
+        </w:rPr>
+        <w:t xml:space="preserve">                        than this as too small for a reliable plane; its</w:t>
+      </w:r>
+      <w:r>
+        <w:br/>
+      </w:r>
+      <w:r>
+        <w:rPr>
+          <w:rStyle w:val="VerbatimChar"/>
+        </w:rPr>
+        <w:t xml:space="preserve">                        residual flags are then suppressed (default 1000)</w:t>
       </w:r>
       <w:r>
         <w:br/>

--- a/docs/procedures/registration_capture_procedure.docx
+++ b/docs/procedures/registration_capture_procedure.docx
@@ -8337,13 +8337,37 @@
         <w:t xml:space="preserve"> </w:t>
       </w:r>
       <w:r>
-        <w:t xml:space="preserve">plane is noisy, so the residual flags are not raised for it. Do not re-capture it;</w:t>
-      </w:r>
-      <w:r>
-        <w:t xml:space="preserve"> </w:t>
-      </w:r>
-      <w:r>
-        <w:t xml:space="preserve">drop it from the plan. The 1,000 is a placeholder until real sessions set it.</w:t>
+        <w:t xml:space="preserve">plane is noisy, so the residual flags are not raised for it, and the analysis</w:t>
+      </w:r>
+      <w:r>
+        <w:t xml:space="preserve"> </w:t>
+      </w:r>
+      <w:r>
+        <w:t xml:space="preserve">leaves it out of the fit. Do not re-capture it; drop it from the plan. The 1,000</w:t>
+      </w:r>
+      <w:r>
+        <w:t xml:space="preserve"> </w:t>
+      </w:r>
+      <w:r>
+        <w:t xml:space="preserve">is a placeholder until real sessions set it. In a full-scale synthetic rehearsal</w:t>
+      </w:r>
+      <w:r>
+        <w:t xml:space="preserve"> </w:t>
+      </w:r>
+      <w:r>
+        <w:t xml:space="preserve">of this procedure, 11 of 235 poses were flagged this way, all but one at the</w:t>
+      </w:r>
+      <w:r>
+        <w:t xml:space="preserve"> </w:t>
+      </w:r>
+      <w:r>
+        <w:t xml:space="preserve">950 mm standoff with 30 degrees of tilt; whether the real sensor reads those</w:t>
+      </w:r>
+      <w:r>
+        <w:t xml:space="preserve"> </w:t>
+      </w:r>
+      <w:r>
+        <w:t xml:space="preserve">poses is one of the things the first session will show.</w:t>
       </w:r>
     </w:p>
     <w:p>
